--- a/docs/Technical Documentation.docx
+++ b/docs/Technical Documentation.docx
@@ -19760,22 +19760,7 @@
         <w:t xml:space="preserve">fictitious </w:t>
       </w:r>
       <w:r>
-        <w:t>information about an exam (by default, scheduled for today from 18:00 till 21:00, 4 students attending) into the message from</w:t>
-      </w:r>
-      <w:r>
-        <w:t xml:space="preserve"> the</w:t>
-      </w:r>
-      <w:r>
-        <w:t xml:space="preserve"> Intra</w:t>
-      </w:r>
-      <w:r>
-        <w:t xml:space="preserve"> server</w:t>
-      </w:r>
-      <w:r>
-        <w:t>, which causes the Sign to believe that there is an actual exam that day.</w:t>
-      </w:r>
-      <w:r>
-        <w:t xml:space="preserve"> </w:t>
+        <w:t xml:space="preserve">information about an exam (by default, scheduled for today from 18:00 till 21:00, 4 students attending) into the message from the Intra server, which causes the Sign to believe that there is an actual exam that day. </w:t>
       </w:r>
       <w:r>
         <w:rPr>
@@ -23684,21 +23669,1562 @@
     </w:p>
     <w:p>
       <w:pPr>
-        <w:spacing w:line="276" w:lineRule="auto"/>
-        <w:rPr>
-          <w:rFonts w:asciiTheme="majorHAnsi" w:eastAsiaTheme="majorEastAsia" w:hAnsiTheme="majorHAnsi" w:cstheme="majorBidi"/>
-          <w:caps/>
-          <w:color w:val="000000" w:themeColor="text1"/>
-          <w:spacing w:val="-20"/>
-          <w:kern w:val="28"/>
-          <w:sz w:val="56"/>
-          <w:szCs w:val="48"/>
-        </w:rPr>
-      </w:pPr>
-      <w:r>
-        <w:rPr>
-          <w:sz w:val="56"/>
-          <w:szCs w:val="48"/>
+        <w:rPr>
+          <w:rFonts w:asciiTheme="minorHAnsi" w:hAnsiTheme="minorHAnsi" w:cstheme="minorHAnsi"/>
+          <w:sz w:val="22"/>
+          <w:szCs w:val="22"/>
+        </w:rPr>
+      </w:pPr>
+    </w:p>
+    <w:p>
+      <w:pPr>
+        <w:rPr>
+          <w:rFonts w:asciiTheme="minorHAnsi" w:hAnsiTheme="minorHAnsi" w:cstheme="minorHAnsi"/>
+          <w:sz w:val="22"/>
+          <w:szCs w:val="22"/>
+          <w:lang w:val="en-GB"/>
+        </w:rPr>
+      </w:pPr>
+      <w:r>
+        <w:rPr>
+          <w:rFonts w:asciiTheme="minorHAnsi" w:hAnsiTheme="minorHAnsi" w:cstheme="minorHAnsi"/>
+          <w:sz w:val="22"/>
+          <w:szCs w:val="22"/>
+          <w:lang w:val="en-GB"/>
+        </w:rPr>
+        <w:t xml:space="preserve">During its operation, there are some messages that the Sign may output. Some of those messages apear on the display as well as in the Telegram chat, but some apear only in the chat. </w:t>
+      </w:r>
+      <w:r>
+        <w:rPr>
+          <w:rFonts w:asciiTheme="minorHAnsi" w:hAnsiTheme="minorHAnsi" w:cstheme="minorHAnsi"/>
+          <w:sz w:val="22"/>
+          <w:szCs w:val="22"/>
+          <w:lang w:val="en-GB"/>
+        </w:rPr>
+        <w:t xml:space="preserve">The messages are designed to be naturally understandable on their own. </w:t>
+      </w:r>
+      <w:r>
+        <w:rPr>
+          <w:rFonts w:asciiTheme="minorHAnsi" w:hAnsiTheme="minorHAnsi" w:cstheme="minorHAnsi"/>
+          <w:sz w:val="22"/>
+          <w:szCs w:val="22"/>
+          <w:lang w:val="en-GB"/>
+        </w:rPr>
+        <w:t>In this article</w:t>
+      </w:r>
+      <w:r>
+        <w:rPr>
+          <w:rFonts w:asciiTheme="minorHAnsi" w:hAnsiTheme="minorHAnsi" w:cstheme="minorHAnsi"/>
+          <w:sz w:val="22"/>
+          <w:szCs w:val="22"/>
+          <w:lang w:val="en-GB"/>
+        </w:rPr>
+        <w:t xml:space="preserve"> you may find all such messages, when they occure, and additional explanation to their meaning.</w:t>
+      </w:r>
+    </w:p>
+    <w:p>
+      <w:pPr>
+        <w:rPr>
+          <w:rFonts w:asciiTheme="minorHAnsi" w:hAnsiTheme="minorHAnsi" w:cstheme="minorHAnsi"/>
+          <w:sz w:val="22"/>
+          <w:szCs w:val="22"/>
+          <w:lang w:val="en-GB"/>
+        </w:rPr>
+      </w:pPr>
+    </w:p>
+    <w:p>
+      <w:pPr>
+        <w:rPr>
+          <w:rFonts w:asciiTheme="minorHAnsi" w:hAnsiTheme="minorHAnsi" w:cstheme="minorHAnsi"/>
+          <w:sz w:val="22"/>
+          <w:szCs w:val="22"/>
+          <w:lang w:val="en-GB"/>
+        </w:rPr>
+      </w:pPr>
+    </w:p>
+    <w:p>
+      <w:pPr>
+        <w:rPr>
+          <w:rFonts w:asciiTheme="minorHAnsi" w:hAnsiTheme="minorHAnsi" w:cstheme="minorHAnsi"/>
+          <w:sz w:val="22"/>
+          <w:szCs w:val="22"/>
+          <w:lang w:val="en-GB"/>
+        </w:rPr>
+      </w:pPr>
+    </w:p>
+    <w:p>
+      <w:pPr>
+        <w:rPr>
+          <w:rFonts w:asciiTheme="minorHAnsi" w:hAnsiTheme="minorHAnsi" w:cstheme="minorHAnsi"/>
+          <w:sz w:val="22"/>
+          <w:szCs w:val="22"/>
+          <w:lang w:val="en-GB"/>
+        </w:rPr>
+      </w:pPr>
+    </w:p>
+    <w:p>
+      <w:pPr>
+        <w:rPr>
+          <w:rFonts w:asciiTheme="minorHAnsi" w:hAnsiTheme="minorHAnsi" w:cstheme="minorHAnsi"/>
+          <w:sz w:val="22"/>
+          <w:szCs w:val="22"/>
+        </w:rPr>
+      </w:pPr>
+      <w:r>
+        <w:rPr>
+          <w:rFonts w:asciiTheme="minorHAnsi" w:hAnsiTheme="minorHAnsi" w:cstheme="minorHAnsi"/>
+          <w:sz w:val="22"/>
+          <w:szCs w:val="22"/>
+        </w:rPr>
+        <w:t>intra_error_img</w:t>
+      </w:r>
+      <w:r>
+        <w:rPr>
+          <w:rFonts w:asciiTheme="minorHAnsi" w:hAnsiTheme="minorHAnsi" w:cstheme="minorHAnsi"/>
+          <w:sz w:val="22"/>
+          <w:szCs w:val="22"/>
+        </w:rPr>
+        <w:t xml:space="preserve"> </w:t>
+      </w:r>
+      <w:r>
+        <w:rPr>
+          <w:rFonts w:asciiTheme="minorHAnsi" w:hAnsiTheme="minorHAnsi" w:cstheme="minorHAnsi"/>
+          <w:sz w:val="22"/>
+          <w:szCs w:val="22"/>
+        </w:rPr>
+        <w:tab/>
+      </w:r>
+      <w:r>
+        <w:rPr>
+          <w:rFonts w:asciiTheme="minorHAnsi" w:hAnsiTheme="minorHAnsi" w:cstheme="minorHAnsi"/>
+          <w:sz w:val="22"/>
+          <w:szCs w:val="22"/>
+        </w:rPr>
+        <w:t>170x480</w:t>
+      </w:r>
+      <w:r>
+        <w:rPr>
+          <w:rFonts w:asciiTheme="minorHAnsi" w:hAnsiTheme="minorHAnsi" w:cstheme="minorHAnsi"/>
+          <w:sz w:val="22"/>
+          <w:szCs w:val="22"/>
+        </w:rPr>
+        <w:tab/>
+      </w:r>
+      <w:r>
+        <w:rPr>
+          <w:rFonts w:asciiTheme="minorHAnsi" w:hAnsiTheme="minorHAnsi" w:cstheme="minorHAnsi"/>
+          <w:sz w:val="22"/>
+          <w:szCs w:val="22"/>
+        </w:rPr>
+        <w:tab/>
+      </w:r>
+      <w:r>
+        <w:rPr>
+          <w:rFonts w:asciiTheme="minorHAnsi" w:hAnsiTheme="minorHAnsi" w:cstheme="minorHAnsi"/>
+          <w:sz w:val="22"/>
+          <w:szCs w:val="22"/>
+        </w:rPr>
+        <w:tab/>
+        <w:t>on display</w:t>
+      </w:r>
+    </w:p>
+    <w:p>
+      <w:pPr>
+        <w:rPr>
+          <w:rFonts w:asciiTheme="minorHAnsi" w:hAnsiTheme="minorHAnsi" w:cstheme="minorHAnsi"/>
+          <w:sz w:val="22"/>
+          <w:szCs w:val="22"/>
+        </w:rPr>
+      </w:pPr>
+      <w:r>
+        <w:rPr>
+          <w:rFonts w:asciiTheme="minorHAnsi" w:hAnsiTheme="minorHAnsi" w:cstheme="minorHAnsi"/>
+          <w:sz w:val="22"/>
+          <w:szCs w:val="22"/>
+        </w:rPr>
+        <w:t>secret_expire_img</w:t>
+      </w:r>
+      <w:r>
+        <w:rPr>
+          <w:rFonts w:asciiTheme="minorHAnsi" w:hAnsiTheme="minorHAnsi" w:cstheme="minorHAnsi"/>
+          <w:sz w:val="22"/>
+          <w:szCs w:val="22"/>
+        </w:rPr>
+        <w:t xml:space="preserve"> </w:t>
+      </w:r>
+      <w:r>
+        <w:rPr>
+          <w:rFonts w:asciiTheme="minorHAnsi" w:hAnsiTheme="minorHAnsi" w:cstheme="minorHAnsi"/>
+          <w:sz w:val="22"/>
+          <w:szCs w:val="22"/>
+        </w:rPr>
+        <w:tab/>
+      </w:r>
+      <w:r>
+        <w:rPr>
+          <w:rFonts w:asciiTheme="minorHAnsi" w:hAnsiTheme="minorHAnsi" w:cstheme="minorHAnsi"/>
+          <w:sz w:val="22"/>
+          <w:szCs w:val="22"/>
+        </w:rPr>
+        <w:t>170x480</w:t>
+      </w:r>
+      <w:r>
+        <w:rPr>
+          <w:rFonts w:asciiTheme="minorHAnsi" w:hAnsiTheme="minorHAnsi" w:cstheme="minorHAnsi"/>
+          <w:sz w:val="22"/>
+          <w:szCs w:val="22"/>
+        </w:rPr>
+        <w:t xml:space="preserve"> </w:t>
+      </w:r>
+      <w:r>
+        <w:rPr>
+          <w:rFonts w:asciiTheme="minorHAnsi" w:hAnsiTheme="minorHAnsi" w:cstheme="minorHAnsi"/>
+          <w:sz w:val="22"/>
+          <w:szCs w:val="22"/>
+        </w:rPr>
+        <w:tab/>
+      </w:r>
+      <w:r>
+        <w:rPr>
+          <w:rFonts w:asciiTheme="minorHAnsi" w:hAnsiTheme="minorHAnsi" w:cstheme="minorHAnsi"/>
+          <w:sz w:val="22"/>
+          <w:szCs w:val="22"/>
+        </w:rPr>
+        <w:tab/>
+      </w:r>
+      <w:r>
+        <w:rPr>
+          <w:rFonts w:asciiTheme="minorHAnsi" w:hAnsiTheme="minorHAnsi" w:cstheme="minorHAnsi"/>
+          <w:sz w:val="22"/>
+          <w:szCs w:val="22"/>
+        </w:rPr>
+        <w:tab/>
+      </w:r>
+      <w:r>
+        <w:rPr>
+          <w:rFonts w:asciiTheme="minorHAnsi" w:hAnsiTheme="minorHAnsi" w:cstheme="minorHAnsi"/>
+          <w:sz w:val="22"/>
+          <w:szCs w:val="22"/>
+        </w:rPr>
+        <w:t>on display</w:t>
+      </w:r>
+    </w:p>
+    <w:p>
+      <w:pPr>
+        <w:rPr>
+          <w:rFonts w:asciiTheme="minorHAnsi" w:hAnsiTheme="minorHAnsi" w:cstheme="minorHAnsi"/>
+          <w:sz w:val="22"/>
+          <w:szCs w:val="22"/>
+        </w:rPr>
+      </w:pPr>
+      <w:r>
+        <w:rPr>
+          <w:rFonts w:asciiTheme="minorHAnsi" w:hAnsiTheme="minorHAnsi" w:cstheme="minorHAnsi"/>
+          <w:sz w:val="22"/>
+          <w:szCs w:val="22"/>
+        </w:rPr>
+        <w:t>low_battery_img</w:t>
+      </w:r>
+      <w:r>
+        <w:rPr>
+          <w:rFonts w:asciiTheme="minorHAnsi" w:hAnsiTheme="minorHAnsi" w:cstheme="minorHAnsi"/>
+          <w:sz w:val="22"/>
+          <w:szCs w:val="22"/>
+        </w:rPr>
+        <w:t xml:space="preserve"> </w:t>
+      </w:r>
+      <w:r>
+        <w:rPr>
+          <w:rFonts w:asciiTheme="minorHAnsi" w:hAnsiTheme="minorHAnsi" w:cstheme="minorHAnsi"/>
+          <w:sz w:val="22"/>
+          <w:szCs w:val="22"/>
+        </w:rPr>
+        <w:tab/>
+      </w:r>
+      <w:r>
+        <w:rPr>
+          <w:rFonts w:asciiTheme="minorHAnsi" w:hAnsiTheme="minorHAnsi" w:cstheme="minorHAnsi"/>
+          <w:sz w:val="22"/>
+          <w:szCs w:val="22"/>
+        </w:rPr>
+        <w:t>170x480</w:t>
+      </w:r>
+      <w:r>
+        <w:rPr>
+          <w:rFonts w:asciiTheme="minorHAnsi" w:hAnsiTheme="minorHAnsi" w:cstheme="minorHAnsi"/>
+          <w:sz w:val="22"/>
+          <w:szCs w:val="22"/>
+        </w:rPr>
+        <w:t xml:space="preserve"> </w:t>
+      </w:r>
+      <w:r>
+        <w:rPr>
+          <w:rFonts w:asciiTheme="minorHAnsi" w:hAnsiTheme="minorHAnsi" w:cstheme="minorHAnsi"/>
+          <w:sz w:val="22"/>
+          <w:szCs w:val="22"/>
+        </w:rPr>
+        <w:tab/>
+      </w:r>
+      <w:r>
+        <w:rPr>
+          <w:rFonts w:asciiTheme="minorHAnsi" w:hAnsiTheme="minorHAnsi" w:cstheme="minorHAnsi"/>
+          <w:sz w:val="22"/>
+          <w:szCs w:val="22"/>
+        </w:rPr>
+        <w:tab/>
+      </w:r>
+      <w:r>
+        <w:rPr>
+          <w:rFonts w:asciiTheme="minorHAnsi" w:hAnsiTheme="minorHAnsi" w:cstheme="minorHAnsi"/>
+          <w:sz w:val="22"/>
+          <w:szCs w:val="22"/>
+        </w:rPr>
+        <w:tab/>
+      </w:r>
+      <w:r>
+        <w:rPr>
+          <w:rFonts w:asciiTheme="minorHAnsi" w:hAnsiTheme="minorHAnsi" w:cstheme="minorHAnsi"/>
+          <w:sz w:val="22"/>
+          <w:szCs w:val="22"/>
+        </w:rPr>
+        <w:t>on display</w:t>
+      </w:r>
+    </w:p>
+    <w:p>
+      <w:pPr>
+        <w:rPr>
+          <w:rFonts w:asciiTheme="minorHAnsi" w:hAnsiTheme="minorHAnsi" w:cstheme="minorHAnsi"/>
+          <w:sz w:val="22"/>
+          <w:szCs w:val="22"/>
+        </w:rPr>
+      </w:pPr>
+    </w:p>
+    <w:p>
+      <w:pPr>
+        <w:rPr>
+          <w:rFonts w:asciiTheme="minorHAnsi" w:hAnsiTheme="minorHAnsi" w:cstheme="minorHAnsi"/>
+          <w:sz w:val="22"/>
+          <w:szCs w:val="22"/>
+        </w:rPr>
+      </w:pPr>
+      <w:r>
+        <w:rPr>
+          <w:rFonts w:asciiTheme="minorHAnsi" w:hAnsiTheme="minorHAnsi" w:cstheme="minorHAnsi"/>
+          <w:sz w:val="22"/>
+          <w:szCs w:val="22"/>
+        </w:rPr>
+        <w:t>…</w:t>
+      </w:r>
+      <w:r>
+        <w:rPr>
+          <w:rFonts w:asciiTheme="minorHAnsi" w:hAnsiTheme="minorHAnsi" w:cstheme="minorHAnsi"/>
+          <w:sz w:val="22"/>
+          <w:szCs w:val="22"/>
+        </w:rPr>
+        <w:t>the Intra error warning</w:t>
+      </w:r>
+      <w:r>
+        <w:rPr>
+          <w:rFonts w:asciiTheme="minorHAnsi" w:hAnsiTheme="minorHAnsi" w:cstheme="minorHAnsi"/>
+          <w:sz w:val="22"/>
+          <w:szCs w:val="22"/>
+        </w:rPr>
+        <w:t xml:space="preserve"> </w:t>
+      </w:r>
+      <w:r>
+        <w:rPr>
+          <w:rFonts w:asciiTheme="minorHAnsi" w:hAnsiTheme="minorHAnsi" w:cstheme="minorHAnsi"/>
+          <w:sz w:val="22"/>
+          <w:szCs w:val="22"/>
+        </w:rPr>
+        <w:tab/>
+      </w:r>
+      <w:r>
+        <w:rPr>
+          <w:rFonts w:asciiTheme="minorHAnsi" w:hAnsiTheme="minorHAnsi" w:cstheme="minorHAnsi"/>
+          <w:sz w:val="22"/>
+          <w:szCs w:val="22"/>
+        </w:rPr>
+        <w:tab/>
+      </w:r>
+      <w:r>
+        <w:rPr>
+          <w:rFonts w:asciiTheme="minorHAnsi" w:hAnsiTheme="minorHAnsi" w:cstheme="minorHAnsi"/>
+          <w:sz w:val="22"/>
+          <w:szCs w:val="22"/>
+        </w:rPr>
+        <w:tab/>
+      </w:r>
+      <w:r>
+        <w:rPr>
+          <w:rFonts w:asciiTheme="minorHAnsi" w:hAnsiTheme="minorHAnsi" w:cstheme="minorHAnsi"/>
+          <w:sz w:val="22"/>
+          <w:szCs w:val="22"/>
+        </w:rPr>
+        <w:tab/>
+      </w:r>
+      <w:r>
+        <w:rPr>
+          <w:rFonts w:asciiTheme="minorHAnsi" w:hAnsiTheme="minorHAnsi" w:cstheme="minorHAnsi"/>
+          <w:sz w:val="22"/>
+          <w:szCs w:val="22"/>
+        </w:rPr>
+        <w:t>on display</w:t>
+      </w:r>
+    </w:p>
+    <w:p>
+      <w:pPr>
+        <w:rPr>
+          <w:rFonts w:asciiTheme="minorHAnsi" w:hAnsiTheme="minorHAnsi" w:cstheme="minorHAnsi"/>
+          <w:sz w:val="22"/>
+          <w:szCs w:val="22"/>
+        </w:rPr>
+      </w:pPr>
+      <w:r>
+        <w:rPr>
+          <w:rFonts w:asciiTheme="minorHAnsi" w:hAnsiTheme="minorHAnsi" w:cstheme="minorHAnsi"/>
+          <w:sz w:val="22"/>
+          <w:szCs w:val="22"/>
+        </w:rPr>
+        <w:t>…</w:t>
+      </w:r>
+      <w:r>
+        <w:rPr>
+          <w:rFonts w:asciiTheme="minorHAnsi" w:hAnsiTheme="minorHAnsi" w:cstheme="minorHAnsi"/>
+          <w:sz w:val="22"/>
+          <w:szCs w:val="22"/>
+        </w:rPr>
+        <w:t>the Secret expiration warning</w:t>
+      </w:r>
+      <w:r>
+        <w:rPr>
+          <w:rFonts w:asciiTheme="minorHAnsi" w:hAnsiTheme="minorHAnsi" w:cstheme="minorHAnsi"/>
+          <w:sz w:val="22"/>
+          <w:szCs w:val="22"/>
+        </w:rPr>
+        <w:t xml:space="preserve"> </w:t>
+      </w:r>
+      <w:r>
+        <w:rPr>
+          <w:rFonts w:asciiTheme="minorHAnsi" w:hAnsiTheme="minorHAnsi" w:cstheme="minorHAnsi"/>
+          <w:sz w:val="22"/>
+          <w:szCs w:val="22"/>
+        </w:rPr>
+        <w:tab/>
+      </w:r>
+      <w:r>
+        <w:rPr>
+          <w:rFonts w:asciiTheme="minorHAnsi" w:hAnsiTheme="minorHAnsi" w:cstheme="minorHAnsi"/>
+          <w:sz w:val="22"/>
+          <w:szCs w:val="22"/>
+        </w:rPr>
+        <w:tab/>
+      </w:r>
+      <w:r>
+        <w:rPr>
+          <w:rFonts w:asciiTheme="minorHAnsi" w:hAnsiTheme="minorHAnsi" w:cstheme="minorHAnsi"/>
+          <w:sz w:val="22"/>
+          <w:szCs w:val="22"/>
+        </w:rPr>
+        <w:tab/>
+      </w:r>
+      <w:r>
+        <w:rPr>
+          <w:rFonts w:asciiTheme="minorHAnsi" w:hAnsiTheme="minorHAnsi" w:cstheme="minorHAnsi"/>
+          <w:sz w:val="22"/>
+          <w:szCs w:val="22"/>
+        </w:rPr>
+        <w:t>on display</w:t>
+      </w:r>
+    </w:p>
+    <w:p>
+      <w:pPr>
+        <w:rPr>
+          <w:rFonts w:asciiTheme="minorHAnsi" w:hAnsiTheme="minorHAnsi" w:cstheme="minorHAnsi"/>
+          <w:sz w:val="22"/>
+          <w:szCs w:val="22"/>
+        </w:rPr>
+      </w:pPr>
+      <w:r>
+        <w:rPr>
+          <w:rFonts w:asciiTheme="minorHAnsi" w:hAnsiTheme="minorHAnsi" w:cstheme="minorHAnsi"/>
+          <w:sz w:val="22"/>
+          <w:szCs w:val="22"/>
+        </w:rPr>
+        <w:t>...the low battery warning</w:t>
+      </w:r>
+      <w:r>
+        <w:rPr>
+          <w:rFonts w:asciiTheme="minorHAnsi" w:hAnsiTheme="minorHAnsi" w:cstheme="minorHAnsi"/>
+          <w:sz w:val="22"/>
+          <w:szCs w:val="22"/>
+        </w:rPr>
+        <w:t xml:space="preserve"> </w:t>
+      </w:r>
+      <w:r>
+        <w:rPr>
+          <w:rFonts w:asciiTheme="minorHAnsi" w:hAnsiTheme="minorHAnsi" w:cstheme="minorHAnsi"/>
+          <w:sz w:val="22"/>
+          <w:szCs w:val="22"/>
+        </w:rPr>
+        <w:tab/>
+      </w:r>
+      <w:r>
+        <w:rPr>
+          <w:rFonts w:asciiTheme="minorHAnsi" w:hAnsiTheme="minorHAnsi" w:cstheme="minorHAnsi"/>
+          <w:sz w:val="22"/>
+          <w:szCs w:val="22"/>
+        </w:rPr>
+        <w:tab/>
+      </w:r>
+      <w:r>
+        <w:rPr>
+          <w:rFonts w:asciiTheme="minorHAnsi" w:hAnsiTheme="minorHAnsi" w:cstheme="minorHAnsi"/>
+          <w:sz w:val="22"/>
+          <w:szCs w:val="22"/>
+        </w:rPr>
+        <w:tab/>
+      </w:r>
+      <w:r>
+        <w:rPr>
+          <w:rFonts w:asciiTheme="minorHAnsi" w:hAnsiTheme="minorHAnsi" w:cstheme="minorHAnsi"/>
+          <w:sz w:val="22"/>
+          <w:szCs w:val="22"/>
+        </w:rPr>
+        <w:tab/>
+      </w:r>
+      <w:r>
+        <w:rPr>
+          <w:rFonts w:asciiTheme="minorHAnsi" w:hAnsiTheme="minorHAnsi" w:cstheme="minorHAnsi"/>
+          <w:sz w:val="22"/>
+          <w:szCs w:val="22"/>
+        </w:rPr>
+        <w:t>on display</w:t>
+      </w:r>
+    </w:p>
+    <w:p>
+      <w:pPr>
+        <w:rPr>
+          <w:rFonts w:asciiTheme="minorHAnsi" w:hAnsiTheme="minorHAnsi" w:cstheme="minorHAnsi"/>
+          <w:sz w:val="22"/>
+          <w:szCs w:val="22"/>
+        </w:rPr>
+      </w:pPr>
+      <w:r>
+        <w:rPr>
+          <w:rFonts w:asciiTheme="minorHAnsi" w:hAnsiTheme="minorHAnsi" w:cstheme="minorHAnsi"/>
+          <w:sz w:val="22"/>
+          <w:szCs w:val="22"/>
+        </w:rPr>
+        <w:t>...the WAITING FOR</w:t>
+      </w:r>
+      <w:r>
+        <w:rPr>
+          <w:rFonts w:asciiTheme="minorHAnsi" w:hAnsiTheme="minorHAnsi" w:cstheme="minorHAnsi"/>
+          <w:sz w:val="22"/>
+          <w:szCs w:val="22"/>
+        </w:rPr>
+        <w:t xml:space="preserve"> </w:t>
+      </w:r>
+      <w:r>
+        <w:rPr>
+          <w:rFonts w:asciiTheme="minorHAnsi" w:hAnsiTheme="minorHAnsi" w:cstheme="minorHAnsi"/>
+          <w:sz w:val="22"/>
+          <w:szCs w:val="22"/>
+        </w:rPr>
+        <w:t>OTA UPDATE</w:t>
+      </w:r>
+      <w:r>
+        <w:rPr>
+          <w:rFonts w:asciiTheme="minorHAnsi" w:hAnsiTheme="minorHAnsi" w:cstheme="minorHAnsi"/>
+          <w:sz w:val="22"/>
+          <w:szCs w:val="22"/>
+        </w:rPr>
+        <w:t xml:space="preserve"> </w:t>
+      </w:r>
+      <w:r>
+        <w:rPr>
+          <w:rFonts w:asciiTheme="minorHAnsi" w:hAnsiTheme="minorHAnsi" w:cstheme="minorHAnsi"/>
+          <w:sz w:val="22"/>
+          <w:szCs w:val="22"/>
+        </w:rPr>
+        <w:t>notification</w:t>
+      </w:r>
+      <w:r>
+        <w:rPr>
+          <w:rFonts w:asciiTheme="minorHAnsi" w:hAnsiTheme="minorHAnsi" w:cstheme="minorHAnsi"/>
+          <w:sz w:val="22"/>
+          <w:szCs w:val="22"/>
+        </w:rPr>
+        <w:t xml:space="preserve"> </w:t>
+      </w:r>
+      <w:r>
+        <w:rPr>
+          <w:rFonts w:asciiTheme="minorHAnsi" w:hAnsiTheme="minorHAnsi" w:cstheme="minorHAnsi"/>
+          <w:sz w:val="22"/>
+          <w:szCs w:val="22"/>
+        </w:rPr>
+        <w:tab/>
+        <w:t>on display</w:t>
+      </w:r>
+    </w:p>
+    <w:p>
+      <w:pPr>
+        <w:rPr>
+          <w:rFonts w:asciiTheme="minorHAnsi" w:hAnsiTheme="minorHAnsi" w:cstheme="minorHAnsi"/>
+          <w:sz w:val="22"/>
+          <w:szCs w:val="22"/>
+        </w:rPr>
+      </w:pPr>
+      <w:r>
+        <w:rPr>
+          <w:rFonts w:asciiTheme="minorHAnsi" w:hAnsiTheme="minorHAnsi" w:cstheme="minorHAnsi"/>
+          <w:sz w:val="22"/>
+          <w:szCs w:val="22"/>
+        </w:rPr>
+        <w:t>...the OTA UPDATE</w:t>
+      </w:r>
+      <w:r>
+        <w:rPr>
+          <w:rFonts w:asciiTheme="minorHAnsi" w:hAnsiTheme="minorHAnsi" w:cstheme="minorHAnsi"/>
+          <w:sz w:val="22"/>
+          <w:szCs w:val="22"/>
+        </w:rPr>
+        <w:t xml:space="preserve"> </w:t>
+      </w:r>
+      <w:r>
+        <w:rPr>
+          <w:rFonts w:asciiTheme="minorHAnsi" w:hAnsiTheme="minorHAnsi" w:cstheme="minorHAnsi"/>
+          <w:sz w:val="22"/>
+          <w:szCs w:val="22"/>
+        </w:rPr>
+        <w:t>SUCCESS</w:t>
+      </w:r>
+      <w:r>
+        <w:rPr>
+          <w:rFonts w:asciiTheme="minorHAnsi" w:hAnsiTheme="minorHAnsi" w:cstheme="minorHAnsi"/>
+          <w:sz w:val="22"/>
+          <w:szCs w:val="22"/>
+        </w:rPr>
+        <w:t xml:space="preserve"> </w:t>
+      </w:r>
+      <w:r>
+        <w:rPr>
+          <w:rFonts w:asciiTheme="minorHAnsi" w:hAnsiTheme="minorHAnsi" w:cstheme="minorHAnsi"/>
+          <w:sz w:val="22"/>
+          <w:szCs w:val="22"/>
+        </w:rPr>
+        <w:t>notification</w:t>
+      </w:r>
+      <w:r>
+        <w:rPr>
+          <w:rFonts w:asciiTheme="minorHAnsi" w:hAnsiTheme="minorHAnsi" w:cstheme="minorHAnsi"/>
+          <w:sz w:val="22"/>
+          <w:szCs w:val="22"/>
+        </w:rPr>
+        <w:t xml:space="preserve"> </w:t>
+      </w:r>
+      <w:r>
+        <w:rPr>
+          <w:rFonts w:asciiTheme="minorHAnsi" w:hAnsiTheme="minorHAnsi" w:cstheme="minorHAnsi"/>
+          <w:sz w:val="22"/>
+          <w:szCs w:val="22"/>
+        </w:rPr>
+        <w:tab/>
+      </w:r>
+      <w:r>
+        <w:rPr>
+          <w:rFonts w:asciiTheme="minorHAnsi" w:hAnsiTheme="minorHAnsi" w:cstheme="minorHAnsi"/>
+          <w:sz w:val="22"/>
+          <w:szCs w:val="22"/>
+        </w:rPr>
+        <w:tab/>
+      </w:r>
+      <w:r>
+        <w:rPr>
+          <w:rFonts w:asciiTheme="minorHAnsi" w:hAnsiTheme="minorHAnsi" w:cstheme="minorHAnsi"/>
+          <w:sz w:val="22"/>
+          <w:szCs w:val="22"/>
+        </w:rPr>
+        <w:t>on display</w:t>
+      </w:r>
+    </w:p>
+    <w:p>
+      <w:pPr>
+        <w:rPr>
+          <w:rFonts w:asciiTheme="minorHAnsi" w:hAnsiTheme="minorHAnsi" w:cstheme="minorHAnsi"/>
+          <w:sz w:val="22"/>
+          <w:szCs w:val="22"/>
+        </w:rPr>
+      </w:pPr>
+      <w:r>
+        <w:rPr>
+          <w:rFonts w:asciiTheme="minorHAnsi" w:hAnsiTheme="minorHAnsi" w:cstheme="minorHAnsi"/>
+          <w:sz w:val="22"/>
+          <w:szCs w:val="22"/>
+        </w:rPr>
+        <w:t>...the OTA UPDATE</w:t>
+      </w:r>
+      <w:r>
+        <w:rPr>
+          <w:rFonts w:asciiTheme="minorHAnsi" w:hAnsiTheme="minorHAnsi" w:cstheme="minorHAnsi"/>
+          <w:sz w:val="22"/>
+          <w:szCs w:val="22"/>
+        </w:rPr>
+        <w:t xml:space="preserve"> </w:t>
+      </w:r>
+      <w:r>
+        <w:rPr>
+          <w:rFonts w:asciiTheme="minorHAnsi" w:hAnsiTheme="minorHAnsi" w:cstheme="minorHAnsi"/>
+          <w:sz w:val="22"/>
+          <w:szCs w:val="22"/>
+        </w:rPr>
+        <w:t>FAIL</w:t>
+      </w:r>
+      <w:r>
+        <w:rPr>
+          <w:rFonts w:asciiTheme="minorHAnsi" w:hAnsiTheme="minorHAnsi" w:cstheme="minorHAnsi"/>
+          <w:sz w:val="22"/>
+          <w:szCs w:val="22"/>
+        </w:rPr>
+        <w:t xml:space="preserve"> </w:t>
+      </w:r>
+      <w:r>
+        <w:rPr>
+          <w:rFonts w:asciiTheme="minorHAnsi" w:hAnsiTheme="minorHAnsi" w:cstheme="minorHAnsi"/>
+          <w:sz w:val="22"/>
+          <w:szCs w:val="22"/>
+        </w:rPr>
+        <w:t>notification</w:t>
+      </w:r>
+      <w:r>
+        <w:rPr>
+          <w:rFonts w:asciiTheme="minorHAnsi" w:hAnsiTheme="minorHAnsi" w:cstheme="minorHAnsi"/>
+          <w:sz w:val="22"/>
+          <w:szCs w:val="22"/>
+        </w:rPr>
+        <w:t xml:space="preserve"> </w:t>
+      </w:r>
+      <w:r>
+        <w:rPr>
+          <w:rFonts w:asciiTheme="minorHAnsi" w:hAnsiTheme="minorHAnsi" w:cstheme="minorHAnsi"/>
+          <w:sz w:val="22"/>
+          <w:szCs w:val="22"/>
+        </w:rPr>
+        <w:tab/>
+      </w:r>
+      <w:r>
+        <w:rPr>
+          <w:rFonts w:asciiTheme="minorHAnsi" w:hAnsiTheme="minorHAnsi" w:cstheme="minorHAnsi"/>
+          <w:sz w:val="22"/>
+          <w:szCs w:val="22"/>
+        </w:rPr>
+        <w:tab/>
+      </w:r>
+      <w:r>
+        <w:rPr>
+          <w:rFonts w:asciiTheme="minorHAnsi" w:hAnsiTheme="minorHAnsi" w:cstheme="minorHAnsi"/>
+          <w:sz w:val="22"/>
+          <w:szCs w:val="22"/>
+        </w:rPr>
+        <w:t>on display</w:t>
+      </w:r>
+      <w:r>
+        <w:rPr>
+          <w:rFonts w:asciiTheme="minorHAnsi" w:hAnsiTheme="minorHAnsi" w:cstheme="minorHAnsi"/>
+          <w:sz w:val="22"/>
+          <w:szCs w:val="22"/>
+        </w:rPr>
+        <w:t xml:space="preserve"> </w:t>
+      </w:r>
+    </w:p>
+    <w:p>
+      <w:pPr>
+        <w:rPr>
+          <w:rFonts w:asciiTheme="minorHAnsi" w:hAnsiTheme="minorHAnsi" w:cstheme="minorHAnsi"/>
+          <w:sz w:val="22"/>
+          <w:szCs w:val="22"/>
+        </w:rPr>
+      </w:pPr>
+      <w:r>
+        <w:rPr>
+          <w:rFonts w:asciiTheme="minorHAnsi" w:hAnsiTheme="minorHAnsi" w:cstheme="minorHAnsi"/>
+          <w:sz w:val="22"/>
+          <w:szCs w:val="22"/>
+        </w:rPr>
+        <w:t>...the OTA UPDATE</w:t>
+      </w:r>
+      <w:r>
+        <w:rPr>
+          <w:rFonts w:asciiTheme="minorHAnsi" w:hAnsiTheme="minorHAnsi" w:cstheme="minorHAnsi"/>
+          <w:sz w:val="22"/>
+          <w:szCs w:val="22"/>
+        </w:rPr>
+        <w:t xml:space="preserve"> </w:t>
+      </w:r>
+      <w:r>
+        <w:rPr>
+          <w:rFonts w:asciiTheme="minorHAnsi" w:hAnsiTheme="minorHAnsi" w:cstheme="minorHAnsi"/>
+          <w:sz w:val="22"/>
+          <w:szCs w:val="22"/>
+        </w:rPr>
+        <w:t>WAS CANCELED</w:t>
+      </w:r>
+      <w:r>
+        <w:rPr>
+          <w:rFonts w:asciiTheme="minorHAnsi" w:hAnsiTheme="minorHAnsi" w:cstheme="minorHAnsi"/>
+          <w:sz w:val="22"/>
+          <w:szCs w:val="22"/>
+        </w:rPr>
+        <w:t xml:space="preserve"> </w:t>
+      </w:r>
+      <w:r>
+        <w:rPr>
+          <w:rFonts w:asciiTheme="minorHAnsi" w:hAnsiTheme="minorHAnsi" w:cstheme="minorHAnsi"/>
+          <w:sz w:val="22"/>
+          <w:szCs w:val="22"/>
+        </w:rPr>
+        <w:t>notification</w:t>
+      </w:r>
+      <w:r>
+        <w:rPr>
+          <w:rFonts w:asciiTheme="minorHAnsi" w:hAnsiTheme="minorHAnsi" w:cstheme="minorHAnsi"/>
+          <w:sz w:val="22"/>
+          <w:szCs w:val="22"/>
+        </w:rPr>
+        <w:t xml:space="preserve"> </w:t>
+      </w:r>
+      <w:r>
+        <w:rPr>
+          <w:rFonts w:asciiTheme="minorHAnsi" w:hAnsiTheme="minorHAnsi" w:cstheme="minorHAnsi"/>
+          <w:sz w:val="22"/>
+          <w:szCs w:val="22"/>
+        </w:rPr>
+        <w:tab/>
+        <w:t>on display</w:t>
+      </w:r>
+    </w:p>
+    <w:p>
+      <w:pPr>
+        <w:rPr>
+          <w:rFonts w:asciiTheme="minorHAnsi" w:hAnsiTheme="minorHAnsi" w:cstheme="minorHAnsi"/>
+          <w:sz w:val="22"/>
+          <w:szCs w:val="22"/>
+        </w:rPr>
+      </w:pPr>
+      <w:r>
+        <w:rPr>
+          <w:rFonts w:asciiTheme="minorHAnsi" w:hAnsiTheme="minorHAnsi" w:cstheme="minorHAnsi"/>
+          <w:sz w:val="22"/>
+          <w:szCs w:val="22"/>
+        </w:rPr>
+        <w:t>...the Telegram error warning</w:t>
+      </w:r>
+      <w:r>
+        <w:rPr>
+          <w:rFonts w:asciiTheme="minorHAnsi" w:hAnsiTheme="minorHAnsi" w:cstheme="minorHAnsi"/>
+          <w:sz w:val="22"/>
+          <w:szCs w:val="22"/>
+        </w:rPr>
+        <w:t xml:space="preserve"> </w:t>
+      </w:r>
+      <w:r>
+        <w:rPr>
+          <w:rFonts w:asciiTheme="minorHAnsi" w:hAnsiTheme="minorHAnsi" w:cstheme="minorHAnsi"/>
+          <w:sz w:val="22"/>
+          <w:szCs w:val="22"/>
+        </w:rPr>
+        <w:tab/>
+      </w:r>
+      <w:r>
+        <w:rPr>
+          <w:rFonts w:asciiTheme="minorHAnsi" w:hAnsiTheme="minorHAnsi" w:cstheme="minorHAnsi"/>
+          <w:sz w:val="22"/>
+          <w:szCs w:val="22"/>
+        </w:rPr>
+        <w:tab/>
+      </w:r>
+      <w:r>
+        <w:rPr>
+          <w:rFonts w:asciiTheme="minorHAnsi" w:hAnsiTheme="minorHAnsi" w:cstheme="minorHAnsi"/>
+          <w:sz w:val="22"/>
+          <w:szCs w:val="22"/>
+        </w:rPr>
+        <w:tab/>
+      </w:r>
+      <w:r>
+        <w:rPr>
+          <w:rFonts w:asciiTheme="minorHAnsi" w:hAnsiTheme="minorHAnsi" w:cstheme="minorHAnsi"/>
+          <w:sz w:val="22"/>
+          <w:szCs w:val="22"/>
+        </w:rPr>
+        <w:t>on display</w:t>
+      </w:r>
+    </w:p>
+    <w:p>
+      <w:pPr>
+        <w:rPr>
+          <w:rFonts w:asciiTheme="minorHAnsi" w:hAnsiTheme="minorHAnsi" w:cstheme="minorHAnsi"/>
+          <w:sz w:val="22"/>
+          <w:szCs w:val="22"/>
+        </w:rPr>
+      </w:pPr>
+    </w:p>
+    <w:p>
+      <w:pPr>
+        <w:rPr>
+          <w:rFonts w:asciiTheme="minorHAnsi" w:hAnsiTheme="minorHAnsi" w:cstheme="minorHAnsi"/>
+          <w:sz w:val="22"/>
+          <w:szCs w:val="22"/>
+        </w:rPr>
+      </w:pPr>
+      <w:r>
+        <w:rPr>
+          <w:rFonts w:asciiTheme="minorHAnsi" w:hAnsiTheme="minorHAnsi" w:cstheme="minorHAnsi"/>
+          <w:sz w:val="22"/>
+          <w:szCs w:val="22"/>
+        </w:rPr>
+        <w:t>TELEGRAM_STATUS</w:t>
+      </w:r>
+      <w:r>
+        <w:rPr>
+          <w:rFonts w:asciiTheme="minorHAnsi" w:hAnsiTheme="minorHAnsi" w:cstheme="minorHAnsi"/>
+          <w:sz w:val="22"/>
+          <w:szCs w:val="22"/>
+        </w:rPr>
+        <w:tab/>
+      </w:r>
+      <w:r>
+        <w:rPr>
+          <w:rFonts w:asciiTheme="minorHAnsi" w:hAnsiTheme="minorHAnsi" w:cstheme="minorHAnsi"/>
+          <w:sz w:val="22"/>
+          <w:szCs w:val="22"/>
+        </w:rPr>
+        <w:tab/>
+      </w:r>
+      <w:r>
+        <w:rPr>
+          <w:rFonts w:asciiTheme="minorHAnsi" w:hAnsiTheme="minorHAnsi" w:cstheme="minorHAnsi"/>
+          <w:sz w:val="22"/>
+          <w:szCs w:val="22"/>
+        </w:rPr>
+        <w:tab/>
+      </w:r>
+      <w:r>
+        <w:rPr>
+          <w:rFonts w:asciiTheme="minorHAnsi" w:hAnsiTheme="minorHAnsi" w:cstheme="minorHAnsi"/>
+          <w:sz w:val="22"/>
+          <w:szCs w:val="22"/>
+        </w:rPr>
+        <w:tab/>
+        <w:t>in Telegram chat</w:t>
+      </w:r>
+    </w:p>
+    <w:p>
+      <w:pPr>
+        <w:rPr>
+          <w:rFonts w:asciiTheme="minorHAnsi" w:hAnsiTheme="minorHAnsi" w:cstheme="minorHAnsi"/>
+          <w:sz w:val="22"/>
+          <w:szCs w:val="22"/>
+        </w:rPr>
+      </w:pPr>
+      <w:r>
+        <w:rPr>
+          <w:rFonts w:asciiTheme="minorHAnsi" w:hAnsiTheme="minorHAnsi" w:cstheme="minorHAnsi"/>
+          <w:sz w:val="22"/>
+          <w:szCs w:val="22"/>
+        </w:rPr>
+        <w:t>SECRET_EXPIRED</w:t>
+      </w:r>
+      <w:r>
+        <w:rPr>
+          <w:rFonts w:asciiTheme="minorHAnsi" w:hAnsiTheme="minorHAnsi" w:cstheme="minorHAnsi"/>
+          <w:sz w:val="22"/>
+          <w:szCs w:val="22"/>
+        </w:rPr>
+        <w:tab/>
+      </w:r>
+      <w:r>
+        <w:rPr>
+          <w:rFonts w:asciiTheme="minorHAnsi" w:hAnsiTheme="minorHAnsi" w:cstheme="minorHAnsi"/>
+          <w:sz w:val="22"/>
+          <w:szCs w:val="22"/>
+        </w:rPr>
+        <w:tab/>
+      </w:r>
+      <w:r>
+        <w:rPr>
+          <w:rFonts w:asciiTheme="minorHAnsi" w:hAnsiTheme="minorHAnsi" w:cstheme="minorHAnsi"/>
+          <w:sz w:val="22"/>
+          <w:szCs w:val="22"/>
+        </w:rPr>
+        <w:tab/>
+      </w:r>
+      <w:r>
+        <w:rPr>
+          <w:rFonts w:asciiTheme="minorHAnsi" w:hAnsiTheme="minorHAnsi" w:cstheme="minorHAnsi"/>
+          <w:sz w:val="22"/>
+          <w:szCs w:val="22"/>
+        </w:rPr>
+        <w:tab/>
+      </w:r>
+      <w:r>
+        <w:rPr>
+          <w:rFonts w:asciiTheme="minorHAnsi" w:hAnsiTheme="minorHAnsi" w:cstheme="minorHAnsi"/>
+          <w:sz w:val="22"/>
+          <w:szCs w:val="22"/>
+        </w:rPr>
+        <w:tab/>
+      </w:r>
+      <w:r>
+        <w:rPr>
+          <w:rFonts w:asciiTheme="minorHAnsi" w:hAnsiTheme="minorHAnsi" w:cstheme="minorHAnsi"/>
+          <w:sz w:val="22"/>
+          <w:szCs w:val="22"/>
+        </w:rPr>
+        <w:t>in Telegram chat</w:t>
+      </w:r>
+    </w:p>
+    <w:p>
+      <w:pPr>
+        <w:rPr>
+          <w:rFonts w:asciiTheme="minorHAnsi" w:hAnsiTheme="minorHAnsi" w:cstheme="minorHAnsi"/>
+          <w:sz w:val="22"/>
+          <w:szCs w:val="22"/>
+        </w:rPr>
+      </w:pPr>
+      <w:r>
+        <w:rPr>
+          <w:rFonts w:asciiTheme="minorHAnsi" w:hAnsiTheme="minorHAnsi" w:cstheme="minorHAnsi"/>
+          <w:sz w:val="22"/>
+          <w:szCs w:val="22"/>
+        </w:rPr>
+        <w:t>LOW_BATTERY</w:t>
+      </w:r>
+      <w:r>
+        <w:rPr>
+          <w:rFonts w:asciiTheme="minorHAnsi" w:hAnsiTheme="minorHAnsi" w:cstheme="minorHAnsi"/>
+          <w:sz w:val="22"/>
+          <w:szCs w:val="22"/>
+        </w:rPr>
+        <w:tab/>
+      </w:r>
+      <w:r>
+        <w:rPr>
+          <w:rFonts w:asciiTheme="minorHAnsi" w:hAnsiTheme="minorHAnsi" w:cstheme="minorHAnsi"/>
+          <w:sz w:val="22"/>
+          <w:szCs w:val="22"/>
+        </w:rPr>
+        <w:tab/>
+      </w:r>
+      <w:r>
+        <w:rPr>
+          <w:rFonts w:asciiTheme="minorHAnsi" w:hAnsiTheme="minorHAnsi" w:cstheme="minorHAnsi"/>
+          <w:sz w:val="22"/>
+          <w:szCs w:val="22"/>
+        </w:rPr>
+        <w:tab/>
+      </w:r>
+      <w:r>
+        <w:rPr>
+          <w:rFonts w:asciiTheme="minorHAnsi" w:hAnsiTheme="minorHAnsi" w:cstheme="minorHAnsi"/>
+          <w:sz w:val="22"/>
+          <w:szCs w:val="22"/>
+        </w:rPr>
+        <w:tab/>
+      </w:r>
+      <w:r>
+        <w:rPr>
+          <w:rFonts w:asciiTheme="minorHAnsi" w:hAnsiTheme="minorHAnsi" w:cstheme="minorHAnsi"/>
+          <w:sz w:val="22"/>
+          <w:szCs w:val="22"/>
+        </w:rPr>
+        <w:tab/>
+      </w:r>
+      <w:r>
+        <w:rPr>
+          <w:rFonts w:asciiTheme="minorHAnsi" w:hAnsiTheme="minorHAnsi" w:cstheme="minorHAnsi"/>
+          <w:sz w:val="22"/>
+          <w:szCs w:val="22"/>
+        </w:rPr>
+        <w:t>in Telegram chat</w:t>
+      </w:r>
+    </w:p>
+    <w:p>
+      <w:pPr>
+        <w:rPr>
+          <w:rFonts w:asciiTheme="minorHAnsi" w:hAnsiTheme="minorHAnsi" w:cstheme="minorHAnsi"/>
+          <w:sz w:val="22"/>
+          <w:szCs w:val="22"/>
+        </w:rPr>
+      </w:pPr>
+      <w:r>
+        <w:rPr>
+          <w:rFonts w:asciiTheme="minorHAnsi" w:hAnsiTheme="minorHAnsi" w:cstheme="minorHAnsi"/>
+          <w:sz w:val="22"/>
+          <w:szCs w:val="22"/>
+        </w:rPr>
+        <w:t>DEAD_BATTERY</w:t>
+      </w:r>
+      <w:r>
+        <w:rPr>
+          <w:rFonts w:asciiTheme="minorHAnsi" w:hAnsiTheme="minorHAnsi" w:cstheme="minorHAnsi"/>
+          <w:sz w:val="22"/>
+          <w:szCs w:val="22"/>
+        </w:rPr>
+        <w:tab/>
+      </w:r>
+      <w:r>
+        <w:rPr>
+          <w:rFonts w:asciiTheme="minorHAnsi" w:hAnsiTheme="minorHAnsi" w:cstheme="minorHAnsi"/>
+          <w:sz w:val="22"/>
+          <w:szCs w:val="22"/>
+        </w:rPr>
+        <w:tab/>
+      </w:r>
+      <w:r>
+        <w:rPr>
+          <w:rFonts w:asciiTheme="minorHAnsi" w:hAnsiTheme="minorHAnsi" w:cstheme="minorHAnsi"/>
+          <w:sz w:val="22"/>
+          <w:szCs w:val="22"/>
+        </w:rPr>
+        <w:tab/>
+      </w:r>
+      <w:r>
+        <w:rPr>
+          <w:rFonts w:asciiTheme="minorHAnsi" w:hAnsiTheme="minorHAnsi" w:cstheme="minorHAnsi"/>
+          <w:sz w:val="22"/>
+          <w:szCs w:val="22"/>
+        </w:rPr>
+        <w:tab/>
+      </w:r>
+      <w:r>
+        <w:rPr>
+          <w:rFonts w:asciiTheme="minorHAnsi" w:hAnsiTheme="minorHAnsi" w:cstheme="minorHAnsi"/>
+          <w:sz w:val="22"/>
+          <w:szCs w:val="22"/>
+        </w:rPr>
+        <w:tab/>
+      </w:r>
+      <w:r>
+        <w:rPr>
+          <w:rFonts w:asciiTheme="minorHAnsi" w:hAnsiTheme="minorHAnsi" w:cstheme="minorHAnsi"/>
+          <w:sz w:val="22"/>
+          <w:szCs w:val="22"/>
+        </w:rPr>
+        <w:t>in Telegram chat</w:t>
+      </w:r>
+    </w:p>
+    <w:p>
+      <w:pPr>
+        <w:rPr>
+          <w:rFonts w:asciiTheme="minorHAnsi" w:hAnsiTheme="minorHAnsi" w:cstheme="minorHAnsi"/>
+          <w:sz w:val="22"/>
+          <w:szCs w:val="22"/>
+        </w:rPr>
+      </w:pPr>
+      <w:r>
+        <w:rPr>
+          <w:rFonts w:asciiTheme="minorHAnsi" w:hAnsiTheme="minorHAnsi" w:cstheme="minorHAnsi"/>
+          <w:sz w:val="22"/>
+          <w:szCs w:val="22"/>
+        </w:rPr>
+        <w:t>TIME_NO_WIFI</w:t>
+      </w:r>
+      <w:r>
+        <w:rPr>
+          <w:rFonts w:asciiTheme="minorHAnsi" w:hAnsiTheme="minorHAnsi" w:cstheme="minorHAnsi"/>
+          <w:sz w:val="22"/>
+          <w:szCs w:val="22"/>
+        </w:rPr>
+        <w:tab/>
+      </w:r>
+      <w:r>
+        <w:rPr>
+          <w:rFonts w:asciiTheme="minorHAnsi" w:hAnsiTheme="minorHAnsi" w:cstheme="minorHAnsi"/>
+          <w:sz w:val="22"/>
+          <w:szCs w:val="22"/>
+        </w:rPr>
+        <w:tab/>
+      </w:r>
+      <w:r>
+        <w:rPr>
+          <w:rFonts w:asciiTheme="minorHAnsi" w:hAnsiTheme="minorHAnsi" w:cstheme="minorHAnsi"/>
+          <w:sz w:val="22"/>
+          <w:szCs w:val="22"/>
+        </w:rPr>
+        <w:tab/>
+      </w:r>
+      <w:r>
+        <w:rPr>
+          <w:rFonts w:asciiTheme="minorHAnsi" w:hAnsiTheme="minorHAnsi" w:cstheme="minorHAnsi"/>
+          <w:sz w:val="22"/>
+          <w:szCs w:val="22"/>
+        </w:rPr>
+        <w:tab/>
+      </w:r>
+      <w:r>
+        <w:rPr>
+          <w:rFonts w:asciiTheme="minorHAnsi" w:hAnsiTheme="minorHAnsi" w:cstheme="minorHAnsi"/>
+          <w:sz w:val="22"/>
+          <w:szCs w:val="22"/>
+        </w:rPr>
+        <w:tab/>
+      </w:r>
+      <w:r>
+        <w:rPr>
+          <w:rFonts w:asciiTheme="minorHAnsi" w:hAnsiTheme="minorHAnsi" w:cstheme="minorHAnsi"/>
+          <w:sz w:val="22"/>
+          <w:szCs w:val="22"/>
+        </w:rPr>
+        <w:t>in Telegram chat</w:t>
+      </w:r>
+    </w:p>
+    <w:p>
+      <w:pPr>
+        <w:rPr>
+          <w:rFonts w:asciiTheme="minorHAnsi" w:hAnsiTheme="minorHAnsi" w:cstheme="minorHAnsi"/>
+          <w:sz w:val="22"/>
+          <w:szCs w:val="22"/>
+        </w:rPr>
+      </w:pPr>
+      <w:r>
+        <w:rPr>
+          <w:rFonts w:asciiTheme="minorHAnsi" w:hAnsiTheme="minorHAnsi" w:cstheme="minorHAnsi"/>
+          <w:sz w:val="22"/>
+          <w:szCs w:val="22"/>
+        </w:rPr>
+        <w:t>TIME_NO_SERVER</w:t>
+      </w:r>
+      <w:r>
+        <w:rPr>
+          <w:rFonts w:asciiTheme="minorHAnsi" w:hAnsiTheme="minorHAnsi" w:cstheme="minorHAnsi"/>
+          <w:sz w:val="22"/>
+          <w:szCs w:val="22"/>
+        </w:rPr>
+        <w:tab/>
+      </w:r>
+      <w:r>
+        <w:rPr>
+          <w:rFonts w:asciiTheme="minorHAnsi" w:hAnsiTheme="minorHAnsi" w:cstheme="minorHAnsi"/>
+          <w:sz w:val="22"/>
+          <w:szCs w:val="22"/>
+        </w:rPr>
+        <w:tab/>
+      </w:r>
+      <w:r>
+        <w:rPr>
+          <w:rFonts w:asciiTheme="minorHAnsi" w:hAnsiTheme="minorHAnsi" w:cstheme="minorHAnsi"/>
+          <w:sz w:val="22"/>
+          <w:szCs w:val="22"/>
+        </w:rPr>
+        <w:tab/>
+      </w:r>
+      <w:r>
+        <w:rPr>
+          <w:rFonts w:asciiTheme="minorHAnsi" w:hAnsiTheme="minorHAnsi" w:cstheme="minorHAnsi"/>
+          <w:sz w:val="22"/>
+          <w:szCs w:val="22"/>
+        </w:rPr>
+        <w:tab/>
+      </w:r>
+      <w:r>
+        <w:rPr>
+          <w:rFonts w:asciiTheme="minorHAnsi" w:hAnsiTheme="minorHAnsi" w:cstheme="minorHAnsi"/>
+          <w:sz w:val="22"/>
+          <w:szCs w:val="22"/>
+        </w:rPr>
+        <w:tab/>
+      </w:r>
+      <w:r>
+        <w:rPr>
+          <w:rFonts w:asciiTheme="minorHAnsi" w:hAnsiTheme="minorHAnsi" w:cstheme="minorHAnsi"/>
+          <w:sz w:val="22"/>
+          <w:szCs w:val="22"/>
+        </w:rPr>
+        <w:t>in Telegram chat</w:t>
+      </w:r>
+    </w:p>
+    <w:p>
+      <w:pPr>
+        <w:rPr>
+          <w:rFonts w:asciiTheme="minorHAnsi" w:hAnsiTheme="minorHAnsi" w:cstheme="minorHAnsi"/>
+          <w:sz w:val="22"/>
+          <w:szCs w:val="22"/>
+        </w:rPr>
+      </w:pPr>
+      <w:r>
+        <w:rPr>
+          <w:rFonts w:asciiTheme="minorHAnsi" w:hAnsiTheme="minorHAnsi" w:cstheme="minorHAnsi"/>
+          <w:sz w:val="22"/>
+          <w:szCs w:val="22"/>
+        </w:rPr>
+        <w:t>TIME_NO_DST</w:t>
+      </w:r>
+      <w:r>
+        <w:rPr>
+          <w:rFonts w:asciiTheme="minorHAnsi" w:hAnsiTheme="minorHAnsi" w:cstheme="minorHAnsi"/>
+          <w:sz w:val="22"/>
+          <w:szCs w:val="22"/>
+        </w:rPr>
+        <w:tab/>
+      </w:r>
+      <w:r>
+        <w:rPr>
+          <w:rFonts w:asciiTheme="minorHAnsi" w:hAnsiTheme="minorHAnsi" w:cstheme="minorHAnsi"/>
+          <w:sz w:val="22"/>
+          <w:szCs w:val="22"/>
+        </w:rPr>
+        <w:tab/>
+      </w:r>
+      <w:r>
+        <w:rPr>
+          <w:rFonts w:asciiTheme="minorHAnsi" w:hAnsiTheme="minorHAnsi" w:cstheme="minorHAnsi"/>
+          <w:sz w:val="22"/>
+          <w:szCs w:val="22"/>
+        </w:rPr>
+        <w:tab/>
+      </w:r>
+      <w:r>
+        <w:rPr>
+          <w:rFonts w:asciiTheme="minorHAnsi" w:hAnsiTheme="minorHAnsi" w:cstheme="minorHAnsi"/>
+          <w:sz w:val="22"/>
+          <w:szCs w:val="22"/>
+        </w:rPr>
+        <w:tab/>
+      </w:r>
+      <w:r>
+        <w:rPr>
+          <w:rFonts w:asciiTheme="minorHAnsi" w:hAnsiTheme="minorHAnsi" w:cstheme="minorHAnsi"/>
+          <w:sz w:val="22"/>
+          <w:szCs w:val="22"/>
+        </w:rPr>
+        <w:tab/>
+      </w:r>
+      <w:r>
+        <w:rPr>
+          <w:rFonts w:asciiTheme="minorHAnsi" w:hAnsiTheme="minorHAnsi" w:cstheme="minorHAnsi"/>
+          <w:sz w:val="22"/>
+          <w:szCs w:val="22"/>
+        </w:rPr>
+        <w:t>in Telegram chat</w:t>
+      </w:r>
+    </w:p>
+    <w:p>
+      <w:pPr>
+        <w:rPr>
+          <w:rFonts w:asciiTheme="minorHAnsi" w:hAnsiTheme="minorHAnsi" w:cstheme="minorHAnsi"/>
+          <w:sz w:val="22"/>
+          <w:szCs w:val="22"/>
+        </w:rPr>
+      </w:pPr>
+      <w:r>
+        <w:rPr>
+          <w:rFonts w:asciiTheme="minorHAnsi" w:hAnsiTheme="minorHAnsi" w:cstheme="minorHAnsi"/>
+          <w:sz w:val="22"/>
+          <w:szCs w:val="22"/>
+        </w:rPr>
+        <w:t>INTRA_NO_SERVER</w:t>
+      </w:r>
+      <w:r>
+        <w:rPr>
+          <w:rFonts w:asciiTheme="minorHAnsi" w:hAnsiTheme="minorHAnsi" w:cstheme="minorHAnsi"/>
+          <w:sz w:val="22"/>
+          <w:szCs w:val="22"/>
+        </w:rPr>
+        <w:tab/>
+      </w:r>
+      <w:r>
+        <w:rPr>
+          <w:rFonts w:asciiTheme="minorHAnsi" w:hAnsiTheme="minorHAnsi" w:cstheme="minorHAnsi"/>
+          <w:sz w:val="22"/>
+          <w:szCs w:val="22"/>
+        </w:rPr>
+        <w:tab/>
+      </w:r>
+      <w:r>
+        <w:rPr>
+          <w:rFonts w:asciiTheme="minorHAnsi" w:hAnsiTheme="minorHAnsi" w:cstheme="minorHAnsi"/>
+          <w:sz w:val="22"/>
+          <w:szCs w:val="22"/>
+        </w:rPr>
+        <w:tab/>
+      </w:r>
+      <w:r>
+        <w:rPr>
+          <w:rFonts w:asciiTheme="minorHAnsi" w:hAnsiTheme="minorHAnsi" w:cstheme="minorHAnsi"/>
+          <w:sz w:val="22"/>
+          <w:szCs w:val="22"/>
+        </w:rPr>
+        <w:tab/>
+      </w:r>
+      <w:r>
+        <w:rPr>
+          <w:rFonts w:asciiTheme="minorHAnsi" w:hAnsiTheme="minorHAnsi" w:cstheme="minorHAnsi"/>
+          <w:sz w:val="22"/>
+          <w:szCs w:val="22"/>
+        </w:rPr>
+        <w:tab/>
+      </w:r>
+      <w:r>
+        <w:rPr>
+          <w:rFonts w:asciiTheme="minorHAnsi" w:hAnsiTheme="minorHAnsi" w:cstheme="minorHAnsi"/>
+          <w:sz w:val="22"/>
+          <w:szCs w:val="22"/>
+        </w:rPr>
+        <w:t>in Telegram chat</w:t>
+      </w:r>
+    </w:p>
+    <w:p>
+      <w:pPr>
+        <w:rPr>
+          <w:rFonts w:asciiTheme="minorHAnsi" w:hAnsiTheme="minorHAnsi" w:cstheme="minorHAnsi"/>
+          <w:sz w:val="22"/>
+          <w:szCs w:val="22"/>
+        </w:rPr>
+      </w:pPr>
+      <w:r>
+        <w:rPr>
+          <w:rFonts w:asciiTheme="minorHAnsi" w:hAnsiTheme="minorHAnsi" w:cstheme="minorHAnsi"/>
+          <w:sz w:val="22"/>
+          <w:szCs w:val="22"/>
+        </w:rPr>
+        <w:t>INTRA_NO_TOKEN</w:t>
+      </w:r>
+      <w:r>
+        <w:rPr>
+          <w:rFonts w:asciiTheme="minorHAnsi" w:hAnsiTheme="minorHAnsi" w:cstheme="minorHAnsi"/>
+          <w:sz w:val="22"/>
+          <w:szCs w:val="22"/>
+        </w:rPr>
+        <w:tab/>
+      </w:r>
+      <w:r>
+        <w:rPr>
+          <w:rFonts w:asciiTheme="minorHAnsi" w:hAnsiTheme="minorHAnsi" w:cstheme="minorHAnsi"/>
+          <w:sz w:val="22"/>
+          <w:szCs w:val="22"/>
+        </w:rPr>
+        <w:tab/>
+      </w:r>
+      <w:r>
+        <w:rPr>
+          <w:rFonts w:asciiTheme="minorHAnsi" w:hAnsiTheme="minorHAnsi" w:cstheme="minorHAnsi"/>
+          <w:sz w:val="22"/>
+          <w:szCs w:val="22"/>
+        </w:rPr>
+        <w:tab/>
+      </w:r>
+      <w:r>
+        <w:rPr>
+          <w:rFonts w:asciiTheme="minorHAnsi" w:hAnsiTheme="minorHAnsi" w:cstheme="minorHAnsi"/>
+          <w:sz w:val="22"/>
+          <w:szCs w:val="22"/>
+        </w:rPr>
+        <w:tab/>
+      </w:r>
+      <w:r>
+        <w:rPr>
+          <w:rFonts w:asciiTheme="minorHAnsi" w:hAnsiTheme="minorHAnsi" w:cstheme="minorHAnsi"/>
+          <w:sz w:val="22"/>
+          <w:szCs w:val="22"/>
+        </w:rPr>
+        <w:tab/>
+      </w:r>
+      <w:r>
+        <w:rPr>
+          <w:rFonts w:asciiTheme="minorHAnsi" w:hAnsiTheme="minorHAnsi" w:cstheme="minorHAnsi"/>
+          <w:sz w:val="22"/>
+          <w:szCs w:val="22"/>
+        </w:rPr>
+        <w:t>in Telegram chat</w:t>
+      </w:r>
+    </w:p>
+    <w:p>
+      <w:pPr>
+        <w:rPr>
+          <w:rFonts w:asciiTheme="minorHAnsi" w:hAnsiTheme="minorHAnsi" w:cstheme="minorHAnsi"/>
+          <w:sz w:val="22"/>
+          <w:szCs w:val="22"/>
+        </w:rPr>
+      </w:pPr>
+      <w:r>
+        <w:rPr>
+          <w:rFonts w:asciiTheme="minorHAnsi" w:hAnsiTheme="minorHAnsi" w:cstheme="minorHAnsi"/>
+          <w:sz w:val="22"/>
+          <w:szCs w:val="22"/>
+        </w:rPr>
+        <w:t>INTRA_NO_INFO</w:t>
+      </w:r>
+      <w:r>
+        <w:rPr>
+          <w:rFonts w:asciiTheme="minorHAnsi" w:hAnsiTheme="minorHAnsi" w:cstheme="minorHAnsi"/>
+          <w:sz w:val="22"/>
+          <w:szCs w:val="22"/>
+        </w:rPr>
+        <w:t xml:space="preserve"> </w:t>
+      </w:r>
+      <w:r>
+        <w:rPr>
+          <w:rFonts w:asciiTheme="minorHAnsi" w:hAnsiTheme="minorHAnsi" w:cstheme="minorHAnsi"/>
+          <w:sz w:val="22"/>
+          <w:szCs w:val="22"/>
+        </w:rPr>
+        <w:tab/>
+      </w:r>
+      <w:r>
+        <w:rPr>
+          <w:rFonts w:asciiTheme="minorHAnsi" w:hAnsiTheme="minorHAnsi" w:cstheme="minorHAnsi"/>
+          <w:sz w:val="22"/>
+          <w:szCs w:val="22"/>
+        </w:rPr>
+        <w:tab/>
+      </w:r>
+      <w:r>
+        <w:rPr>
+          <w:rFonts w:asciiTheme="minorHAnsi" w:hAnsiTheme="minorHAnsi" w:cstheme="minorHAnsi"/>
+          <w:sz w:val="22"/>
+          <w:szCs w:val="22"/>
+        </w:rPr>
+        <w:tab/>
+      </w:r>
+      <w:r>
+        <w:rPr>
+          <w:rFonts w:asciiTheme="minorHAnsi" w:hAnsiTheme="minorHAnsi" w:cstheme="minorHAnsi"/>
+          <w:sz w:val="22"/>
+          <w:szCs w:val="22"/>
+        </w:rPr>
+        <w:tab/>
+      </w:r>
+      <w:r>
+        <w:rPr>
+          <w:rFonts w:asciiTheme="minorHAnsi" w:hAnsiTheme="minorHAnsi" w:cstheme="minorHAnsi"/>
+          <w:sz w:val="22"/>
+          <w:szCs w:val="22"/>
+        </w:rPr>
+        <w:tab/>
+      </w:r>
+      <w:r>
+        <w:rPr>
+          <w:rFonts w:asciiTheme="minorHAnsi" w:hAnsiTheme="minorHAnsi" w:cstheme="minorHAnsi"/>
+          <w:sz w:val="22"/>
+          <w:szCs w:val="22"/>
+        </w:rPr>
+        <w:t>in Telegram chat</w:t>
+      </w:r>
+      <w:r>
+        <w:rPr>
+          <w:rFonts w:asciiTheme="minorHAnsi" w:hAnsiTheme="minorHAnsi" w:cstheme="minorHAnsi"/>
+          <w:sz w:val="22"/>
+          <w:szCs w:val="22"/>
+        </w:rPr>
+        <w:t xml:space="preserve"> </w:t>
+      </w:r>
+      <w:r>
+        <w:rPr>
+          <w:rFonts w:asciiTheme="minorHAnsi" w:hAnsiTheme="minorHAnsi" w:cstheme="minorHAnsi"/>
+          <w:sz w:val="22"/>
+          <w:szCs w:val="22"/>
         </w:rPr>
         <w:br w:type="page"/>
       </w:r>
@@ -36871,6 +38397,15 @@
 </file>
 
 <file path=customXml/item1.xml><?xml version="1.0" encoding="utf-8"?>
+<?mso-contentType ?>
+<FormTemplates xmlns="http://schemas.microsoft.com/sharepoint/v3/contenttype/forms">
+  <Display>DocumentLibraryForm</Display>
+  <Edit>AssetEditForm</Edit>
+  <New>DocumentLibraryForm</New>
+</FormTemplates>
+</file>
+
+<file path=customXml/item2.xml><?xml version="1.0" encoding="utf-8"?>
 <p:properties xmlns:p="http://schemas.microsoft.com/office/2006/metadata/properties" xmlns:xsi="http://www.w3.org/2001/XMLSchema-instance" xmlns:pc="http://schemas.microsoft.com/office/infopath/2007/PartnerControls">
   <documentManagement>
     <TPExecutable xmlns="4eb71313-1cf6-4961-b6ce-0c29fc5284b9" xsi:nil="true"/>
@@ -36997,16 +38532,11 @@
 </p:properties>
 </file>
 
-<file path=customXml/item2.xml><?xml version="1.0" encoding="utf-8"?>
-<?mso-contentType ?>
-<FormTemplates xmlns="http://schemas.microsoft.com/sharepoint/v3/contenttype/forms">
-  <Display>DocumentLibraryForm</Display>
-  <Edit>AssetEditForm</Edit>
-  <New>DocumentLibraryForm</New>
-</FormTemplates>
+<file path=customXml/item3.xml><?xml version="1.0" encoding="utf-8"?>
+<b:Sources xmlns:b="http://schemas.openxmlformats.org/officeDocument/2006/bibliography" xmlns="http://schemas.openxmlformats.org/officeDocument/2006/bibliography" SelectedStyle="/APASixthEditionOfficeOnline.xsl" StyleName="APA" Version="6"/>
 </file>
 
-<file path=customXml/item3.xml><?xml version="1.0" encoding="utf-8"?>
+<file path=customXml/item4.xml><?xml version="1.0" encoding="utf-8"?>
 <ct:contentTypeSchema xmlns:ct="http://schemas.microsoft.com/office/2006/metadata/contentType" xmlns:ma="http://schemas.microsoft.com/office/2006/metadata/properties/metaAttributes" ct:_="" ma:_="" ma:contentTypeName="TemplateFile" ma:contentTypeID="0x010100AC6DD24B17643A43B5911557F59D23340400899CD97D2199F748BA22A48D93649A64" ma:contentTypeVersion="58" ma:contentTypeDescription="Create a new document." ma:contentTypeScope="" ma:versionID="cb85242d804791fa63a999220e43a0bf">
   <xsd:schema xmlns:xsd="http://www.w3.org/2001/XMLSchema" xmlns:xs="http://www.w3.org/2001/XMLSchema" xmlns:p="http://schemas.microsoft.com/office/2006/metadata/properties" xmlns:ns2="4eb71313-1cf6-4961-b6ce-0c29fc5284b9" targetNamespace="http://schemas.microsoft.com/office/2006/metadata/properties" ma:root="true" ma:fieldsID="2e13631c6b34a2889e7ce7c8f1efd12b" ns2:_="">
     <xsd:import namespace="4eb71313-1cf6-4961-b6ce-0c29fc5284b9"/>
@@ -38040,11 +39570,15 @@
 </ct:contentTypeSchema>
 </file>
 
-<file path=customXml/item4.xml><?xml version="1.0" encoding="utf-8"?>
-<b:Sources xmlns:b="http://schemas.openxmlformats.org/officeDocument/2006/bibliography" xmlns="http://schemas.openxmlformats.org/officeDocument/2006/bibliography" SelectedStyle="/APASixthEditionOfficeOnline.xsl" StyleName="APA" Version="6"/>
+<file path=customXml/itemProps1.xml><?xml version="1.0" encoding="utf-8"?>
+<ds:datastoreItem xmlns:ds="http://schemas.openxmlformats.org/officeDocument/2006/customXml" ds:itemID="{42AF3EE1-17D6-4994-8D19-1C5A21673D61}">
+  <ds:schemaRefs>
+    <ds:schemaRef ds:uri="http://schemas.microsoft.com/sharepoint/v3/contenttype/forms"/>
+  </ds:schemaRefs>
+</ds:datastoreItem>
 </file>
 
-<file path=customXml/itemProps1.xml><?xml version="1.0" encoding="utf-8"?>
+<file path=customXml/itemProps2.xml><?xml version="1.0" encoding="utf-8"?>
 <ds:datastoreItem xmlns:ds="http://schemas.openxmlformats.org/officeDocument/2006/customXml" ds:itemID="{63E3A13E-B3BC-4A1C-88E3-0C4AF2AB6AEE}">
   <ds:schemaRefs>
     <ds:schemaRef ds:uri="http://schemas.microsoft.com/office/2006/metadata/properties"/>
@@ -38054,15 +39588,15 @@
 </ds:datastoreItem>
 </file>
 
-<file path=customXml/itemProps2.xml><?xml version="1.0" encoding="utf-8"?>
-<ds:datastoreItem xmlns:ds="http://schemas.openxmlformats.org/officeDocument/2006/customXml" ds:itemID="{42AF3EE1-17D6-4994-8D19-1C5A21673D61}">
+<file path=customXml/itemProps3.xml><?xml version="1.0" encoding="utf-8"?>
+<ds:datastoreItem xmlns:ds="http://schemas.openxmlformats.org/officeDocument/2006/customXml" ds:itemID="{A9C8C408-4E5E-524B-A672-45D328F6189D}">
   <ds:schemaRefs>
-    <ds:schemaRef ds:uri="http://schemas.microsoft.com/sharepoint/v3/contenttype/forms"/>
+    <ds:schemaRef ds:uri="http://schemas.openxmlformats.org/officeDocument/2006/bibliography"/>
   </ds:schemaRefs>
 </ds:datastoreItem>
 </file>
 
-<file path=customXml/itemProps3.xml><?xml version="1.0" encoding="utf-8"?>
+<file path=customXml/itemProps4.xml><?xml version="1.0" encoding="utf-8"?>
 <ds:datastoreItem xmlns:ds="http://schemas.openxmlformats.org/officeDocument/2006/customXml" ds:itemID="{3D5BC34A-A158-4DE6-9D48-EADCE6F2EC60}">
   <ds:schemaRefs>
     <ds:schemaRef ds:uri="http://schemas.microsoft.com/office/2006/metadata/contentType"/>
@@ -38078,12 +39612,4 @@
     <ds:schemaRef ds:uri="http://schemas.microsoft.com/internal/obd"/>
   </ds:schemaRefs>
 </ds:datastoreItem>
-</file>
-
-<file path=customXml/itemProps4.xml><?xml version="1.0" encoding="utf-8"?>
-<ds:datastoreItem xmlns:ds="http://schemas.openxmlformats.org/officeDocument/2006/customXml" ds:itemID="{A9C8C408-4E5E-524B-A672-45D328F6189D}">
-  <ds:schemaRefs>
-    <ds:schemaRef ds:uri="http://schemas.openxmlformats.org/officeDocument/2006/bibliography"/>
-  </ds:schemaRefs>
-</ds:datastoreItem>
 </file>
--- a/docs/Technical Documentation.docx
+++ b/docs/Technical Documentation.docx
@@ -23685,13 +23685,23 @@
           <w:lang w:val="en-GB"/>
         </w:rPr>
       </w:pPr>
-      <w:r>
+    </w:p>
+    <w:p>
+      <w:pPr>
         <w:rPr>
           <w:rFonts w:asciiTheme="minorHAnsi" w:hAnsiTheme="minorHAnsi" w:cstheme="minorHAnsi"/>
           <w:sz w:val="22"/>
           <w:szCs w:val="22"/>
           <w:lang w:val="en-GB"/>
         </w:rPr>
+      </w:pPr>
+      <w:r>
+        <w:rPr>
+          <w:rFonts w:asciiTheme="minorHAnsi" w:hAnsiTheme="minorHAnsi" w:cstheme="minorHAnsi"/>
+          <w:sz w:val="22"/>
+          <w:szCs w:val="22"/>
+          <w:lang w:val="en-GB"/>
+        </w:rPr>
         <w:t xml:space="preserve">During its operation, there are some messages that the Sign may output. Some of those messages apear on the display as well as in the Telegram chat, but some apear only in the chat. </w:t>
       </w:r>
       <w:r>
@@ -23732,6 +23742,2147 @@
         </w:rPr>
       </w:pPr>
     </w:p>
+    <w:p>
+      <w:pPr>
+        <w:rPr>
+          <w:rFonts w:asciiTheme="minorHAnsi" w:hAnsiTheme="minorHAnsi" w:cstheme="minorHAnsi"/>
+          <w:sz w:val="22"/>
+          <w:szCs w:val="22"/>
+          <w:lang w:val="en-GB"/>
+        </w:rPr>
+      </w:pPr>
+      <w:r>
+        <w:rPr>
+          <w:rFonts w:asciiTheme="minorHAnsi" w:hAnsiTheme="minorHAnsi" w:cstheme="minorHAnsi"/>
+          <w:sz w:val="22"/>
+          <w:szCs w:val="22"/>
+          <w:lang w:val="en-GB"/>
+        </w:rPr>
+        <w:t xml:space="preserve">You may notice that for quite a handful of issues the Sign simply says that it could not check the exam time and suggests students to check </w:t>
+      </w:r>
+      <w:r>
+        <w:rPr>
+          <w:rFonts w:asciiTheme="minorHAnsi" w:hAnsiTheme="minorHAnsi" w:cstheme="minorHAnsi"/>
+          <w:sz w:val="22"/>
+          <w:szCs w:val="22"/>
+          <w:lang w:val="en-GB"/>
+        </w:rPr>
+        <w:t xml:space="preserve">whether the classroom is reserved themselves. However, it is often possible to find out exactly what happened from the message the Sign sends to the Telegram chat or from the debugging output the Sign transmits into the Serial Monitor (if the </w:t>
+      </w:r>
+      <w:r>
+        <w:rPr>
+          <w:rFonts w:asciiTheme="minorHAnsi" w:hAnsiTheme="minorHAnsi" w:cstheme="minorHAnsi"/>
+          <w:sz w:val="22"/>
+          <w:szCs w:val="22"/>
+          <w:lang w:val="en-GB"/>
+        </w:rPr>
+        <w:t>DEBUG</w:t>
+      </w:r>
+      <w:r>
+        <w:rPr>
+          <w:rFonts w:asciiTheme="minorHAnsi" w:hAnsiTheme="minorHAnsi" w:cstheme="minorHAnsi"/>
+          <w:sz w:val="22"/>
+          <w:szCs w:val="22"/>
+          <w:lang w:val="en-GB"/>
+        </w:rPr>
+        <w:t xml:space="preserve"> macro was not deactivated).</w:t>
+      </w:r>
+    </w:p>
+    <w:p>
+      <w:pPr>
+        <w:rPr>
+          <w:rFonts w:asciiTheme="minorHAnsi" w:hAnsiTheme="minorHAnsi" w:cstheme="minorHAnsi"/>
+          <w:sz w:val="22"/>
+          <w:szCs w:val="22"/>
+          <w:lang w:val="en-GB"/>
+        </w:rPr>
+      </w:pPr>
+    </w:p>
+    <w:p>
+      <w:pPr>
+        <w:rPr>
+          <w:rFonts w:asciiTheme="minorHAnsi" w:hAnsiTheme="minorHAnsi" w:cstheme="minorHAnsi"/>
+          <w:sz w:val="22"/>
+          <w:szCs w:val="22"/>
+          <w:lang w:val="en-GB"/>
+        </w:rPr>
+      </w:pPr>
+    </w:p>
+    <w:tbl>
+      <w:tblPr>
+        <w:tblStyle w:val="Tabulkaseznamu3zvraznn3"/>
+        <w:tblW w:w="0" w:type="auto"/>
+        <w:tblLayout w:type="fixed"/>
+        <w:tblLook w:val="04A0" w:firstRow="1" w:lastRow="0" w:firstColumn="1" w:lastColumn="0" w:noHBand="0" w:noVBand="1"/>
+      </w:tblPr>
+      <w:tblGrid>
+        <w:gridCol w:w="3539"/>
+        <w:gridCol w:w="2552"/>
+        <w:gridCol w:w="3979"/>
+      </w:tblGrid>
+      <w:tr>
+        <w:trPr>
+          <w:cnfStyle w:val="100000000000" w:firstRow="1" w:lastRow="0" w:firstColumn="0" w:lastColumn="0" w:oddVBand="0" w:evenVBand="0" w:oddHBand="0" w:evenHBand="0" w:firstRowFirstColumn="0" w:firstRowLastColumn="0" w:lastRowFirstColumn="0" w:lastRowLastColumn="0"/>
+        </w:trPr>
+        <w:tc>
+          <w:tcPr>
+            <w:cnfStyle w:val="001000000100" w:firstRow="0" w:lastRow="0" w:firstColumn="1" w:lastColumn="0" w:oddVBand="0" w:evenVBand="0" w:oddHBand="0" w:evenHBand="0" w:firstRowFirstColumn="1" w:firstRowLastColumn="0" w:lastRowFirstColumn="0" w:lastRowLastColumn="0"/>
+            <w:tcW w:w="3539" w:type="dxa"/>
+            <w:vAlign w:val="center"/>
+          </w:tcPr>
+          <w:p>
+            <w:pPr>
+              <w:jc w:val="center"/>
+              <w:rPr>
+                <w:rFonts w:asciiTheme="minorHAnsi" w:hAnsiTheme="minorHAnsi" w:cstheme="minorHAnsi"/>
+                <w:sz w:val="22"/>
+                <w:szCs w:val="22"/>
+                <w:lang w:val="en-GB"/>
+              </w:rPr>
+            </w:pPr>
+            <w:r>
+              <w:rPr>
+                <w:rFonts w:asciiTheme="minorHAnsi" w:hAnsiTheme="minorHAnsi" w:cstheme="minorHAnsi"/>
+                <w:sz w:val="22"/>
+                <w:szCs w:val="22"/>
+                <w:lang w:val="en-GB"/>
+              </w:rPr>
+              <w:t>What You Receive in the Telegram Chat</w:t>
+            </w:r>
+          </w:p>
+        </w:tc>
+        <w:tc>
+          <w:tcPr>
+            <w:tcW w:w="2552" w:type="dxa"/>
+            <w:vAlign w:val="center"/>
+          </w:tcPr>
+          <w:p>
+            <w:pPr>
+              <w:jc w:val="center"/>
+              <w:cnfStyle w:val="100000000000" w:firstRow="1" w:lastRow="0" w:firstColumn="0" w:lastColumn="0" w:oddVBand="0" w:evenVBand="0" w:oddHBand="0" w:evenHBand="0" w:firstRowFirstColumn="0" w:firstRowLastColumn="0" w:lastRowFirstColumn="0" w:lastRowLastColumn="0"/>
+              <w:rPr>
+                <w:rFonts w:asciiTheme="minorHAnsi" w:hAnsiTheme="minorHAnsi" w:cstheme="minorHAnsi"/>
+                <w:sz w:val="22"/>
+                <w:szCs w:val="22"/>
+                <w:lang w:val="en-GB"/>
+              </w:rPr>
+            </w:pPr>
+            <w:r>
+              <w:rPr>
+                <w:rFonts w:asciiTheme="minorHAnsi" w:hAnsiTheme="minorHAnsi" w:cstheme="minorHAnsi"/>
+                <w:sz w:val="22"/>
+                <w:szCs w:val="22"/>
+                <w:lang w:val="en-GB"/>
+              </w:rPr>
+              <w:t>What You See on the Display</w:t>
+            </w:r>
+          </w:p>
+        </w:tc>
+        <w:tc>
+          <w:tcPr>
+            <w:tcW w:w="3979" w:type="dxa"/>
+            <w:vAlign w:val="center"/>
+          </w:tcPr>
+          <w:p>
+            <w:pPr>
+              <w:jc w:val="center"/>
+              <w:cnfStyle w:val="100000000000" w:firstRow="1" w:lastRow="0" w:firstColumn="0" w:lastColumn="0" w:oddVBand="0" w:evenVBand="0" w:oddHBand="0" w:evenHBand="0" w:firstRowFirstColumn="0" w:firstRowLastColumn="0" w:lastRowFirstColumn="0" w:lastRowLastColumn="0"/>
+              <w:rPr>
+                <w:rFonts w:asciiTheme="minorHAnsi" w:hAnsiTheme="minorHAnsi" w:cstheme="minorHAnsi"/>
+                <w:sz w:val="22"/>
+                <w:szCs w:val="22"/>
+                <w:lang w:val="en-GB"/>
+              </w:rPr>
+            </w:pPr>
+            <w:r>
+              <w:rPr>
+                <w:rFonts w:asciiTheme="minorHAnsi" w:hAnsiTheme="minorHAnsi" w:cstheme="minorHAnsi"/>
+                <w:sz w:val="22"/>
+                <w:szCs w:val="22"/>
+                <w:lang w:val="en-GB"/>
+              </w:rPr>
+              <w:t>What to Do about It</w:t>
+            </w:r>
+          </w:p>
+        </w:tc>
+      </w:tr>
+      <w:tr>
+        <w:trPr>
+          <w:cnfStyle w:val="000000100000" w:firstRow="0" w:lastRow="0" w:firstColumn="0" w:lastColumn="0" w:oddVBand="0" w:evenVBand="0" w:oddHBand="1" w:evenHBand="0" w:firstRowFirstColumn="0" w:firstRowLastColumn="0" w:lastRowFirstColumn="0" w:lastRowLastColumn="0"/>
+        </w:trPr>
+        <w:tc>
+          <w:tcPr>
+            <w:cnfStyle w:val="001000000000" w:firstRow="0" w:lastRow="0" w:firstColumn="1" w:lastColumn="0" w:oddVBand="0" w:evenVBand="0" w:oddHBand="0" w:evenHBand="0" w:firstRowFirstColumn="0" w:firstRowLastColumn="0" w:lastRowFirstColumn="0" w:lastRowLastColumn="0"/>
+            <w:tcW w:w="3539" w:type="dxa"/>
+          </w:tcPr>
+          <w:p>
+            <w:pPr>
+              <w:rPr>
+                <w:rFonts w:asciiTheme="minorHAnsi" w:hAnsiTheme="minorHAnsi" w:cstheme="minorHAnsi"/>
+                <w:sz w:val="20"/>
+                <w:szCs w:val="20"/>
+                <w:lang w:val="en-GB"/>
+              </w:rPr>
+            </w:pPr>
+          </w:p>
+          <w:p>
+            <w:pPr>
+              <w:rPr>
+                <w:rFonts w:asciiTheme="minorHAnsi" w:hAnsiTheme="minorHAnsi" w:cstheme="minorHAnsi"/>
+                <w:b w:val="0"/>
+                <w:bCs w:val="0"/>
+                <w:sz w:val="20"/>
+                <w:szCs w:val="20"/>
+                <w:lang w:val="en-GB"/>
+              </w:rPr>
+            </w:pPr>
+            <w:r>
+              <w:rPr>
+                <w:rFonts w:asciiTheme="minorHAnsi" w:hAnsiTheme="minorHAnsi" w:cstheme="minorHAnsi"/>
+                <w:b w:val="0"/>
+                <w:bCs w:val="0"/>
+                <w:sz w:val="20"/>
+                <w:szCs w:val="20"/>
+                <w:lang w:val="en-GB"/>
+              </w:rPr>
+              <w:t xml:space="preserve">Dear User, </w:t>
+            </w:r>
+            <w:r>
+              <w:rPr>
+                <w:rFonts w:asciiTheme="minorHAnsi" w:hAnsiTheme="minorHAnsi" w:cstheme="minorHAnsi"/>
+                <w:b w:val="0"/>
+                <w:bCs w:val="0"/>
+                <w:sz w:val="20"/>
+                <w:szCs w:val="20"/>
+                <w:lang w:val="en-GB"/>
+              </w:rPr>
+              <w:t>I need your assistance!</w:t>
+            </w:r>
+            <w:r>
+              <w:rPr>
+                <w:b w:val="0"/>
+                <w:bCs w:val="0"/>
+                <w:sz w:val="20"/>
+                <w:szCs w:val="20"/>
+              </w:rPr>
+              <w:t xml:space="preserve"> </w:t>
+            </w:r>
+            <w:r>
+              <w:rPr>
+                <w:rFonts w:asciiTheme="minorHAnsi" w:hAnsiTheme="minorHAnsi" w:cstheme="minorHAnsi"/>
+                <w:b w:val="0"/>
+                <w:bCs w:val="0"/>
+                <w:sz w:val="20"/>
+                <w:szCs w:val="20"/>
+                <w:lang w:val="en-GB"/>
+              </w:rPr>
+              <w:t>My battery is low. I am currently sitting on 3%</w:t>
+            </w:r>
+            <w:r>
+              <w:rPr>
+                <w:b w:val="0"/>
+                <w:bCs w:val="0"/>
+                <w:sz w:val="20"/>
+                <w:szCs w:val="20"/>
+              </w:rPr>
+              <w:t xml:space="preserve"> </w:t>
+            </w:r>
+            <w:r>
+              <w:rPr>
+                <w:rFonts w:asciiTheme="minorHAnsi" w:hAnsiTheme="minorHAnsi" w:cstheme="minorHAnsi"/>
+                <w:b w:val="0"/>
+                <w:bCs w:val="0"/>
+                <w:sz w:val="20"/>
+                <w:szCs w:val="20"/>
+                <w:lang w:val="en-GB"/>
+              </w:rPr>
+              <w:t>and it keeps on draining! Please, charge me as soon as possible.</w:t>
+            </w:r>
+          </w:p>
+        </w:tc>
+        <w:tc>
+          <w:tcPr>
+            <w:tcW w:w="2552" w:type="dxa"/>
+          </w:tcPr>
+          <w:p>
+            <w:pPr>
+              <w:cnfStyle w:val="000000100000" w:firstRow="0" w:lastRow="0" w:firstColumn="0" w:lastColumn="0" w:oddVBand="0" w:evenVBand="0" w:oddHBand="1" w:evenHBand="0" w:firstRowFirstColumn="0" w:firstRowLastColumn="0" w:lastRowFirstColumn="0" w:lastRowLastColumn="0"/>
+              <w:rPr>
+                <w:rFonts w:asciiTheme="minorHAnsi" w:hAnsiTheme="minorHAnsi" w:cstheme="minorHAnsi"/>
+                <w:sz w:val="20"/>
+                <w:szCs w:val="20"/>
+                <w:lang w:val="en-GB"/>
+              </w:rPr>
+            </w:pPr>
+          </w:p>
+          <w:p>
+            <w:pPr>
+              <w:cnfStyle w:val="000000100000" w:firstRow="0" w:lastRow="0" w:firstColumn="0" w:lastColumn="0" w:oddVBand="0" w:evenVBand="0" w:oddHBand="1" w:evenHBand="0" w:firstRowFirstColumn="0" w:firstRowLastColumn="0" w:lastRowFirstColumn="0" w:lastRowLastColumn="0"/>
+              <w:rPr>
+                <w:rFonts w:asciiTheme="minorHAnsi" w:hAnsiTheme="minorHAnsi" w:cstheme="minorHAnsi"/>
+                <w:sz w:val="20"/>
+                <w:szCs w:val="20"/>
+                <w:lang w:val="en-GB"/>
+              </w:rPr>
+            </w:pPr>
+            <w:r>
+              <w:rPr>
+                <w:rFonts w:asciiTheme="minorHAnsi" w:hAnsiTheme="minorHAnsi" w:cstheme="minorHAnsi"/>
+                <w:sz w:val="20"/>
+                <w:szCs w:val="20"/>
+                <w:lang w:val="en-GB"/>
+              </w:rPr>
+              <w:t>It says “</w:t>
+            </w:r>
+            <w:r>
+              <w:rPr>
+                <w:rFonts w:asciiTheme="minorHAnsi" w:hAnsiTheme="minorHAnsi" w:cstheme="minorHAnsi"/>
+                <w:sz w:val="20"/>
+                <w:szCs w:val="20"/>
+                <w:lang w:val="en-GB"/>
+              </w:rPr>
+              <w:t>Low Battery</w:t>
+            </w:r>
+            <w:r>
+              <w:rPr>
+                <w:rFonts w:asciiTheme="minorHAnsi" w:hAnsiTheme="minorHAnsi" w:cstheme="minorHAnsi"/>
+                <w:sz w:val="20"/>
+                <w:szCs w:val="20"/>
+                <w:lang w:val="en-GB"/>
+              </w:rPr>
+              <w:t>!” on the right side</w:t>
+            </w:r>
+            <w:r>
+              <w:rPr>
+                <w:rFonts w:asciiTheme="minorHAnsi" w:hAnsiTheme="minorHAnsi" w:cstheme="minorHAnsi"/>
+                <w:sz w:val="20"/>
+                <w:szCs w:val="20"/>
+                <w:lang w:val="en-GB"/>
+              </w:rPr>
+              <w:t xml:space="preserve"> with a pictogram of an almost empty battery on top</w:t>
+            </w:r>
+          </w:p>
+        </w:tc>
+        <w:tc>
+          <w:tcPr>
+            <w:tcW w:w="3979" w:type="dxa"/>
+          </w:tcPr>
+          <w:p>
+            <w:pPr>
+              <w:cnfStyle w:val="000000100000" w:firstRow="0" w:lastRow="0" w:firstColumn="0" w:lastColumn="0" w:oddVBand="0" w:evenVBand="0" w:oddHBand="1" w:evenHBand="0" w:firstRowFirstColumn="0" w:firstRowLastColumn="0" w:lastRowFirstColumn="0" w:lastRowLastColumn="0"/>
+              <w:rPr>
+                <w:rFonts w:asciiTheme="minorHAnsi" w:hAnsiTheme="minorHAnsi" w:cstheme="minorHAnsi"/>
+                <w:sz w:val="20"/>
+                <w:szCs w:val="20"/>
+                <w:lang w:val="en-GB"/>
+              </w:rPr>
+            </w:pPr>
+          </w:p>
+          <w:p>
+            <w:pPr>
+              <w:cnfStyle w:val="000000100000" w:firstRow="0" w:lastRow="0" w:firstColumn="0" w:lastColumn="0" w:oddVBand="0" w:evenVBand="0" w:oddHBand="1" w:evenHBand="0" w:firstRowFirstColumn="0" w:firstRowLastColumn="0" w:lastRowFirstColumn="0" w:lastRowLastColumn="0"/>
+              <w:rPr>
+                <w:rFonts w:asciiTheme="minorHAnsi" w:hAnsiTheme="minorHAnsi" w:cstheme="minorHAnsi"/>
+                <w:sz w:val="20"/>
+                <w:szCs w:val="20"/>
+                <w:lang w:val="en-GB"/>
+              </w:rPr>
+            </w:pPr>
+            <w:r>
+              <w:rPr>
+                <w:rFonts w:asciiTheme="minorHAnsi" w:hAnsiTheme="minorHAnsi" w:cstheme="minorHAnsi"/>
+                <w:sz w:val="20"/>
+                <w:szCs w:val="20"/>
+                <w:lang w:val="en-GB"/>
+              </w:rPr>
+              <w:t xml:space="preserve">You need to charge the Sign as soon as possible. It may probably run for 3-4 more days, but then it will become </w:t>
+            </w:r>
+            <w:r>
+              <w:rPr>
+                <w:rFonts w:asciiTheme="minorHAnsi" w:hAnsiTheme="minorHAnsi" w:cstheme="minorHAnsi"/>
+                <w:sz w:val="20"/>
+                <w:szCs w:val="20"/>
+                <w:lang w:val="en-GB"/>
+              </w:rPr>
+              <w:t>non-</w:t>
+            </w:r>
+            <w:r>
+              <w:rPr>
+                <w:rFonts w:asciiTheme="minorHAnsi" w:hAnsiTheme="minorHAnsi" w:cstheme="minorHAnsi"/>
+                <w:sz w:val="20"/>
+                <w:szCs w:val="20"/>
+                <w:lang w:val="en-GB"/>
+              </w:rPr>
+              <w:t>operational.</w:t>
+            </w:r>
+            <w:r>
+              <w:rPr>
+                <w:rFonts w:asciiTheme="minorHAnsi" w:hAnsiTheme="minorHAnsi" w:cstheme="minorHAnsi"/>
+                <w:sz w:val="20"/>
+                <w:szCs w:val="20"/>
+                <w:lang w:val="en-GB"/>
+              </w:rPr>
+              <w:br/>
+              <w:t xml:space="preserve">Everything about charging the Sign can be found in the article </w:t>
+            </w:r>
+            <w:r>
+              <w:rPr>
+                <w:rStyle w:val="TitleChar"/>
+                <w:sz w:val="20"/>
+                <w:szCs w:val="20"/>
+              </w:rPr>
+              <w:t>[hardware MAINTENance.]</w:t>
+            </w:r>
+            <w:r>
+              <w:rPr>
+                <w:rStyle w:val="TitleChar"/>
+                <w:sz w:val="20"/>
+                <w:szCs w:val="20"/>
+              </w:rPr>
+              <w:t xml:space="preserve"> </w:t>
+            </w:r>
+            <w:r>
+              <w:rPr>
+                <w:rStyle w:val="TitleChar"/>
+                <w:sz w:val="20"/>
+                <w:szCs w:val="20"/>
+              </w:rPr>
+              <w:t xml:space="preserve"> </w:t>
+            </w:r>
+            <w:r>
+              <w:rPr>
+                <w:rFonts w:asciiTheme="minorHAnsi" w:hAnsiTheme="minorHAnsi" w:cstheme="minorHAnsi"/>
+                <w:sz w:val="20"/>
+                <w:szCs w:val="20"/>
+                <w:lang w:val="en-GB"/>
+              </w:rPr>
+              <w:t>here in the document.</w:t>
+            </w:r>
+          </w:p>
+          <w:p>
+            <w:pPr>
+              <w:cnfStyle w:val="000000100000" w:firstRow="0" w:lastRow="0" w:firstColumn="0" w:lastColumn="0" w:oddVBand="0" w:evenVBand="0" w:oddHBand="1" w:evenHBand="0" w:firstRowFirstColumn="0" w:firstRowLastColumn="0" w:lastRowFirstColumn="0" w:lastRowLastColumn="0"/>
+              <w:rPr>
+                <w:rFonts w:asciiTheme="minorHAnsi" w:hAnsiTheme="minorHAnsi" w:cstheme="minorHAnsi"/>
+                <w:sz w:val="20"/>
+                <w:szCs w:val="20"/>
+                <w:lang w:val="en-GB"/>
+              </w:rPr>
+            </w:pPr>
+          </w:p>
+        </w:tc>
+      </w:tr>
+      <w:tr>
+        <w:tc>
+          <w:tcPr>
+            <w:cnfStyle w:val="001000000000" w:firstRow="0" w:lastRow="0" w:firstColumn="1" w:lastColumn="0" w:oddVBand="0" w:evenVBand="0" w:oddHBand="0" w:evenHBand="0" w:firstRowFirstColumn="0" w:firstRowLastColumn="0" w:lastRowFirstColumn="0" w:lastRowLastColumn="0"/>
+            <w:tcW w:w="3539" w:type="dxa"/>
+          </w:tcPr>
+          <w:p>
+            <w:pPr>
+              <w:rPr>
+                <w:rFonts w:asciiTheme="minorHAnsi" w:hAnsiTheme="minorHAnsi" w:cstheme="minorHAnsi"/>
+                <w:sz w:val="20"/>
+                <w:szCs w:val="20"/>
+                <w:lang w:val="en-GB"/>
+              </w:rPr>
+            </w:pPr>
+          </w:p>
+          <w:p>
+            <w:pPr>
+              <w:rPr>
+                <w:rFonts w:asciiTheme="minorHAnsi" w:hAnsiTheme="minorHAnsi" w:cstheme="minorHAnsi"/>
+                <w:b w:val="0"/>
+                <w:bCs w:val="0"/>
+                <w:sz w:val="20"/>
+                <w:szCs w:val="20"/>
+                <w:lang w:val="en-GB"/>
+              </w:rPr>
+            </w:pPr>
+            <w:r>
+              <w:rPr>
+                <w:rFonts w:asciiTheme="minorHAnsi" w:hAnsiTheme="minorHAnsi" w:cstheme="minorHAnsi"/>
+                <w:b w:val="0"/>
+                <w:bCs w:val="0"/>
+                <w:sz w:val="20"/>
+                <w:szCs w:val="20"/>
+                <w:lang w:val="en-GB"/>
+              </w:rPr>
+              <w:t>Dear User, I need your assistance!</w:t>
+            </w:r>
+            <w:r>
+              <w:rPr>
+                <w:b w:val="0"/>
+                <w:bCs w:val="0"/>
+                <w:sz w:val="20"/>
+                <w:szCs w:val="20"/>
+              </w:rPr>
+              <w:t xml:space="preserve"> </w:t>
+            </w:r>
+            <w:r>
+              <w:rPr>
+                <w:rFonts w:asciiTheme="minorHAnsi" w:hAnsiTheme="minorHAnsi" w:cstheme="minorHAnsi"/>
+                <w:b w:val="0"/>
+                <w:bCs w:val="0"/>
+                <w:sz w:val="20"/>
+                <w:szCs w:val="20"/>
+                <w:lang w:val="en-GB"/>
+              </w:rPr>
+              <w:t>My battery is dead, so I am stopping all the processes and turning off. Please, charge me and I will turn back on again.</w:t>
+            </w:r>
+          </w:p>
+        </w:tc>
+        <w:tc>
+          <w:tcPr>
+            <w:tcW w:w="2552" w:type="dxa"/>
+          </w:tcPr>
+          <w:p>
+            <w:pPr>
+              <w:cnfStyle w:val="000000000000" w:firstRow="0" w:lastRow="0" w:firstColumn="0" w:lastColumn="0" w:oddVBand="0" w:evenVBand="0" w:oddHBand="0" w:evenHBand="0" w:firstRowFirstColumn="0" w:firstRowLastColumn="0" w:lastRowFirstColumn="0" w:lastRowLastColumn="0"/>
+              <w:rPr>
+                <w:rFonts w:asciiTheme="minorHAnsi" w:hAnsiTheme="minorHAnsi" w:cstheme="minorHAnsi"/>
+                <w:sz w:val="20"/>
+                <w:szCs w:val="20"/>
+                <w:lang w:val="en-GB"/>
+              </w:rPr>
+            </w:pPr>
+          </w:p>
+          <w:p>
+            <w:pPr>
+              <w:cnfStyle w:val="000000000000" w:firstRow="0" w:lastRow="0" w:firstColumn="0" w:lastColumn="0" w:oddVBand="0" w:evenVBand="0" w:oddHBand="0" w:evenHBand="0" w:firstRowFirstColumn="0" w:firstRowLastColumn="0" w:lastRowFirstColumn="0" w:lastRowLastColumn="0"/>
+              <w:rPr>
+                <w:rFonts w:asciiTheme="minorHAnsi" w:hAnsiTheme="minorHAnsi" w:cstheme="minorHAnsi"/>
+                <w:sz w:val="20"/>
+                <w:szCs w:val="20"/>
+                <w:lang w:val="en-GB"/>
+              </w:rPr>
+            </w:pPr>
+            <w:r>
+              <w:rPr>
+                <w:rFonts w:asciiTheme="minorHAnsi" w:hAnsiTheme="minorHAnsi" w:cstheme="minorHAnsi"/>
+                <w:sz w:val="20"/>
+                <w:szCs w:val="20"/>
+                <w:lang w:val="en-GB"/>
+              </w:rPr>
+              <w:t>The display shows a big sig</w:t>
+            </w:r>
+            <w:r>
+              <w:rPr>
+                <w:rFonts w:asciiTheme="minorHAnsi" w:hAnsiTheme="minorHAnsi" w:cstheme="minorHAnsi"/>
+                <w:sz w:val="20"/>
+                <w:szCs w:val="20"/>
+                <w:lang w:val="en-GB"/>
+              </w:rPr>
+              <w:t>n</w:t>
+            </w:r>
+            <w:r>
+              <w:rPr>
+                <w:rFonts w:asciiTheme="minorHAnsi" w:hAnsiTheme="minorHAnsi" w:cstheme="minorHAnsi"/>
+                <w:sz w:val="20"/>
+                <w:szCs w:val="20"/>
+                <w:lang w:val="en-GB"/>
+              </w:rPr>
+              <w:t xml:space="preserve"> saying “Battery 0%” with a pictogram of a completely empty battery in the middle</w:t>
+            </w:r>
+          </w:p>
+        </w:tc>
+        <w:tc>
+          <w:tcPr>
+            <w:tcW w:w="3979" w:type="dxa"/>
+          </w:tcPr>
+          <w:p>
+            <w:pPr>
+              <w:cnfStyle w:val="000000000000" w:firstRow="0" w:lastRow="0" w:firstColumn="0" w:lastColumn="0" w:oddVBand="0" w:evenVBand="0" w:oddHBand="0" w:evenHBand="0" w:firstRowFirstColumn="0" w:firstRowLastColumn="0" w:lastRowFirstColumn="0" w:lastRowLastColumn="0"/>
+              <w:rPr>
+                <w:rFonts w:asciiTheme="minorHAnsi" w:hAnsiTheme="minorHAnsi" w:cstheme="minorHAnsi"/>
+                <w:sz w:val="20"/>
+                <w:szCs w:val="20"/>
+                <w:lang w:val="en-GB"/>
+              </w:rPr>
+            </w:pPr>
+          </w:p>
+          <w:p>
+            <w:pPr>
+              <w:cnfStyle w:val="000000000000" w:firstRow="0" w:lastRow="0" w:firstColumn="0" w:lastColumn="0" w:oddVBand="0" w:evenVBand="0" w:oddHBand="0" w:evenHBand="0" w:firstRowFirstColumn="0" w:firstRowLastColumn="0" w:lastRowFirstColumn="0" w:lastRowLastColumn="0"/>
+              <w:rPr>
+                <w:rFonts w:asciiTheme="minorHAnsi" w:hAnsiTheme="minorHAnsi" w:cstheme="minorHAnsi"/>
+                <w:sz w:val="20"/>
+                <w:szCs w:val="20"/>
+                <w:lang w:val="en-GB"/>
+              </w:rPr>
+            </w:pPr>
+            <w:r>
+              <w:rPr>
+                <w:rFonts w:asciiTheme="minorHAnsi" w:hAnsiTheme="minorHAnsi" w:cstheme="minorHAnsi"/>
+                <w:sz w:val="20"/>
+                <w:szCs w:val="20"/>
+                <w:lang w:val="en-GB"/>
+              </w:rPr>
+              <w:t xml:space="preserve">The Sign is now completely off. It will not work again untill you charge its battery. </w:t>
+            </w:r>
+            <w:r>
+              <w:rPr>
+                <w:rFonts w:asciiTheme="minorHAnsi" w:hAnsiTheme="minorHAnsi" w:cstheme="minorHAnsi"/>
+                <w:sz w:val="20"/>
+                <w:szCs w:val="20"/>
+                <w:lang w:val="en-GB"/>
+              </w:rPr>
+              <w:br/>
+              <w:t xml:space="preserve">Everything about charging the Sign can be found in the article </w:t>
+            </w:r>
+            <w:r>
+              <w:rPr>
+                <w:rStyle w:val="TitleChar"/>
+                <w:sz w:val="20"/>
+                <w:szCs w:val="20"/>
+              </w:rPr>
+              <w:t xml:space="preserve">[hardware MAINTENance.] </w:t>
+            </w:r>
+            <w:r>
+              <w:rPr>
+                <w:rStyle w:val="TitleChar"/>
+                <w:sz w:val="20"/>
+                <w:szCs w:val="20"/>
+              </w:rPr>
+              <w:t xml:space="preserve"> </w:t>
+            </w:r>
+            <w:r>
+              <w:rPr>
+                <w:rFonts w:asciiTheme="minorHAnsi" w:hAnsiTheme="minorHAnsi" w:cstheme="minorHAnsi"/>
+                <w:sz w:val="20"/>
+                <w:szCs w:val="20"/>
+                <w:lang w:val="en-GB"/>
+              </w:rPr>
+              <w:t>here in the document.</w:t>
+            </w:r>
+          </w:p>
+          <w:p>
+            <w:pPr>
+              <w:cnfStyle w:val="000000000000" w:firstRow="0" w:lastRow="0" w:firstColumn="0" w:lastColumn="0" w:oddVBand="0" w:evenVBand="0" w:oddHBand="0" w:evenHBand="0" w:firstRowFirstColumn="0" w:firstRowLastColumn="0" w:lastRowFirstColumn="0" w:lastRowLastColumn="0"/>
+              <w:rPr>
+                <w:rFonts w:asciiTheme="minorHAnsi" w:hAnsiTheme="minorHAnsi" w:cstheme="minorHAnsi"/>
+                <w:sz w:val="20"/>
+                <w:szCs w:val="20"/>
+                <w:lang w:val="en-GB"/>
+              </w:rPr>
+            </w:pPr>
+          </w:p>
+        </w:tc>
+      </w:tr>
+      <w:tr>
+        <w:trPr>
+          <w:cnfStyle w:val="000000100000" w:firstRow="0" w:lastRow="0" w:firstColumn="0" w:lastColumn="0" w:oddVBand="0" w:evenVBand="0" w:oddHBand="1" w:evenHBand="0" w:firstRowFirstColumn="0" w:firstRowLastColumn="0" w:lastRowFirstColumn="0" w:lastRowLastColumn="0"/>
+        </w:trPr>
+        <w:tc>
+          <w:tcPr>
+            <w:cnfStyle w:val="001000000000" w:firstRow="0" w:lastRow="0" w:firstColumn="1" w:lastColumn="0" w:oddVBand="0" w:evenVBand="0" w:oddHBand="0" w:evenHBand="0" w:firstRowFirstColumn="0" w:firstRowLastColumn="0" w:lastRowFirstColumn="0" w:lastRowLastColumn="0"/>
+            <w:tcW w:w="3539" w:type="dxa"/>
+          </w:tcPr>
+          <w:p>
+            <w:pPr>
+              <w:rPr>
+                <w:rFonts w:asciiTheme="minorHAnsi" w:hAnsiTheme="minorHAnsi" w:cstheme="minorHAnsi"/>
+                <w:sz w:val="20"/>
+                <w:szCs w:val="20"/>
+                <w:lang w:val="en-GB"/>
+              </w:rPr>
+            </w:pPr>
+          </w:p>
+          <w:p>
+            <w:pPr>
+              <w:rPr>
+                <w:rFonts w:asciiTheme="minorHAnsi" w:hAnsiTheme="minorHAnsi" w:cstheme="minorHAnsi"/>
+                <w:sz w:val="20"/>
+                <w:szCs w:val="20"/>
+                <w:lang w:val="en-GB"/>
+              </w:rPr>
+            </w:pPr>
+            <w:r>
+              <w:rPr>
+                <w:rFonts w:asciiTheme="minorHAnsi" w:hAnsiTheme="minorHAnsi" w:cstheme="minorHAnsi"/>
+                <w:b w:val="0"/>
+                <w:bCs w:val="0"/>
+                <w:sz w:val="20"/>
+                <w:szCs w:val="20"/>
+                <w:lang w:val="en-GB"/>
+              </w:rPr>
+              <w:t>Dear User,</w:t>
+            </w:r>
+            <w:r>
+              <w:rPr>
+                <w:rFonts w:asciiTheme="minorHAnsi" w:hAnsiTheme="minorHAnsi" w:cstheme="minorHAnsi"/>
+                <w:b w:val="0"/>
+                <w:bCs w:val="0"/>
+                <w:sz w:val="20"/>
+                <w:szCs w:val="20"/>
+                <w:lang w:val="en-GB"/>
+              </w:rPr>
+              <w:t xml:space="preserve"> </w:t>
+            </w:r>
+            <w:r>
+              <w:rPr>
+                <w:rFonts w:asciiTheme="minorHAnsi" w:hAnsiTheme="minorHAnsi" w:cstheme="minorHAnsi"/>
+                <w:b w:val="0"/>
+                <w:bCs w:val="0"/>
+                <w:sz w:val="20"/>
+                <w:szCs w:val="20"/>
+                <w:lang w:val="en-GB"/>
+              </w:rPr>
+              <w:t>I need your assistance!</w:t>
+            </w:r>
+            <w:r>
+              <w:rPr>
+                <w:rFonts w:asciiTheme="minorHAnsi" w:hAnsiTheme="minorHAnsi" w:cstheme="minorHAnsi"/>
+                <w:b w:val="0"/>
+                <w:bCs w:val="0"/>
+                <w:sz w:val="20"/>
+                <w:szCs w:val="20"/>
+                <w:lang w:val="en-GB"/>
+              </w:rPr>
+              <w:t xml:space="preserve"> </w:t>
+            </w:r>
+            <w:r>
+              <w:rPr>
+                <w:rFonts w:asciiTheme="minorHAnsi" w:hAnsiTheme="minorHAnsi" w:cstheme="minorHAnsi"/>
+                <w:b w:val="0"/>
+                <w:bCs w:val="0"/>
+                <w:sz w:val="20"/>
+                <w:szCs w:val="20"/>
+                <w:lang w:val="en-GB"/>
+              </w:rPr>
+              <w:t>My SECRET token</w:t>
+            </w:r>
+            <w:r>
+              <w:rPr>
+                <w:rFonts w:asciiTheme="minorHAnsi" w:hAnsiTheme="minorHAnsi" w:cstheme="minorHAnsi"/>
+                <w:b w:val="0"/>
+                <w:bCs w:val="0"/>
+                <w:sz w:val="20"/>
+                <w:szCs w:val="20"/>
+                <w:lang w:val="en-GB"/>
+              </w:rPr>
+              <w:t xml:space="preserve"> </w:t>
+            </w:r>
+            <w:r>
+              <w:rPr>
+                <w:rFonts w:asciiTheme="minorHAnsi" w:hAnsiTheme="minorHAnsi" w:cstheme="minorHAnsi"/>
+                <w:b w:val="0"/>
+                <w:bCs w:val="0"/>
+                <w:sz w:val="20"/>
+                <w:szCs w:val="20"/>
+                <w:lang w:val="en-GB"/>
+              </w:rPr>
+              <w:t>expires in</w:t>
+            </w:r>
+            <w:r>
+              <w:rPr>
+                <w:rFonts w:asciiTheme="minorHAnsi" w:hAnsiTheme="minorHAnsi" w:cstheme="minorHAnsi"/>
+                <w:b w:val="0"/>
+                <w:bCs w:val="0"/>
+                <w:sz w:val="20"/>
+                <w:szCs w:val="20"/>
+                <w:lang w:val="en-GB"/>
+              </w:rPr>
+              <w:t xml:space="preserve"> X days / expires tomorrow! / </w:t>
+            </w:r>
+            <w:r>
+              <w:rPr>
+                <w:rFonts w:asciiTheme="minorHAnsi" w:hAnsiTheme="minorHAnsi" w:cstheme="minorHAnsi"/>
+                <w:b w:val="0"/>
+                <w:bCs w:val="0"/>
+                <w:sz w:val="20"/>
+                <w:szCs w:val="20"/>
+                <w:lang w:val="en-GB"/>
+              </w:rPr>
+              <w:t>has already expired!!!</w:t>
+            </w:r>
+            <w:r>
+              <w:rPr>
+                <w:rFonts w:asciiTheme="minorHAnsi" w:hAnsiTheme="minorHAnsi" w:cstheme="minorHAnsi"/>
+                <w:b w:val="0"/>
+                <w:bCs w:val="0"/>
+                <w:sz w:val="20"/>
+                <w:szCs w:val="20"/>
+                <w:lang w:val="en-GB"/>
+              </w:rPr>
+              <w:t xml:space="preserve"> </w:t>
+            </w:r>
+            <w:r>
+              <w:rPr>
+                <w:rFonts w:asciiTheme="minorHAnsi" w:hAnsiTheme="minorHAnsi" w:cstheme="minorHAnsi"/>
+                <w:b w:val="0"/>
+                <w:bCs w:val="0"/>
+                <w:sz w:val="20"/>
+                <w:szCs w:val="20"/>
+                <w:lang w:val="en-GB"/>
+              </w:rPr>
+              <w:t>And without it I would not be able to do my job.</w:t>
+            </w:r>
+            <w:r>
+              <w:rPr>
+                <w:rFonts w:asciiTheme="minorHAnsi" w:hAnsiTheme="minorHAnsi" w:cstheme="minorHAnsi"/>
+                <w:b w:val="0"/>
+                <w:bCs w:val="0"/>
+                <w:sz w:val="20"/>
+                <w:szCs w:val="20"/>
+                <w:lang w:val="en-GB"/>
+              </w:rPr>
+              <w:t xml:space="preserve"> </w:t>
+            </w:r>
+            <w:r>
+              <w:rPr>
+                <w:rFonts w:asciiTheme="minorHAnsi" w:hAnsiTheme="minorHAnsi" w:cstheme="minorHAnsi"/>
+                <w:b w:val="0"/>
+                <w:bCs w:val="0"/>
+                <w:sz w:val="20"/>
+                <w:szCs w:val="20"/>
+                <w:lang w:val="en-GB"/>
+              </w:rPr>
+              <w:t>Please, retreive a new SECRET token from the Intra API page</w:t>
+            </w:r>
+            <w:r>
+              <w:rPr>
+                <w:rFonts w:asciiTheme="minorHAnsi" w:hAnsiTheme="minorHAnsi" w:cstheme="minorHAnsi"/>
+                <w:b w:val="0"/>
+                <w:bCs w:val="0"/>
+                <w:sz w:val="20"/>
+                <w:szCs w:val="20"/>
+                <w:lang w:val="en-GB"/>
+              </w:rPr>
+              <w:t xml:space="preserve"> </w:t>
+            </w:r>
+            <w:r>
+              <w:rPr>
+                <w:rFonts w:asciiTheme="minorHAnsi" w:hAnsiTheme="minorHAnsi" w:cstheme="minorHAnsi"/>
+                <w:b w:val="0"/>
+                <w:bCs w:val="0"/>
+                <w:sz w:val="20"/>
+                <w:szCs w:val="20"/>
+                <w:lang w:val="en-GB"/>
+              </w:rPr>
+              <w:t>and send it to me in this chat.</w:t>
+            </w:r>
+            <w:r>
+              <w:rPr>
+                <w:sz w:val="20"/>
+                <w:szCs w:val="20"/>
+              </w:rPr>
+              <w:t xml:space="preserve"> </w:t>
+            </w:r>
+            <w:r>
+              <w:rPr>
+                <w:rFonts w:asciiTheme="minorHAnsi" w:hAnsiTheme="minorHAnsi" w:cstheme="minorHAnsi"/>
+                <w:b w:val="0"/>
+                <w:bCs w:val="0"/>
+                <w:sz w:val="20"/>
+                <w:szCs w:val="20"/>
+                <w:lang w:val="en-GB"/>
+              </w:rPr>
+              <w:t>Your message should start with a forward slash (/),</w:t>
+            </w:r>
+            <w:r>
+              <w:rPr>
+                <w:rFonts w:asciiTheme="minorHAnsi" w:hAnsiTheme="minorHAnsi" w:cstheme="minorHAnsi"/>
+                <w:b w:val="0"/>
+                <w:bCs w:val="0"/>
+                <w:sz w:val="20"/>
+                <w:szCs w:val="20"/>
+                <w:lang w:val="en-GB"/>
+              </w:rPr>
+              <w:t xml:space="preserve"> </w:t>
+            </w:r>
+            <w:r>
+              <w:rPr>
+                <w:rFonts w:asciiTheme="minorHAnsi" w:hAnsiTheme="minorHAnsi" w:cstheme="minorHAnsi"/>
+                <w:b w:val="0"/>
+                <w:bCs w:val="0"/>
+                <w:sz w:val="20"/>
+                <w:szCs w:val="20"/>
+                <w:lang w:val="en-GB"/>
+              </w:rPr>
+              <w:t>so I could recognise it.</w:t>
+            </w:r>
+            <w:r>
+              <w:rPr>
+                <w:rFonts w:asciiTheme="minorHAnsi" w:hAnsiTheme="minorHAnsi" w:cstheme="minorHAnsi"/>
+                <w:b w:val="0"/>
+                <w:bCs w:val="0"/>
+                <w:sz w:val="20"/>
+                <w:szCs w:val="20"/>
+                <w:lang w:val="en-GB"/>
+              </w:rPr>
+              <w:br/>
+            </w:r>
+            <w:r>
+              <w:rPr>
+                <w:rFonts w:asciiTheme="minorHAnsi" w:hAnsiTheme="minorHAnsi" w:cstheme="minorHAnsi"/>
+                <w:b w:val="0"/>
+                <w:bCs w:val="0"/>
+                <w:sz w:val="20"/>
+                <w:szCs w:val="20"/>
+                <w:lang w:val="en-GB"/>
+              </w:rPr>
+              <w:br/>
+            </w:r>
+            <w:r>
+              <w:rPr>
+                <w:rFonts w:asciiTheme="minorHAnsi" w:hAnsiTheme="minorHAnsi" w:cstheme="minorHAnsi"/>
+                <w:b w:val="0"/>
+                <w:bCs w:val="0"/>
+                <w:sz w:val="20"/>
+                <w:szCs w:val="20"/>
+                <w:lang w:val="en-GB"/>
+              </w:rPr>
+              <w:t>Here is an example:</w:t>
+            </w:r>
+            <w:r>
+              <w:rPr>
+                <w:rFonts w:asciiTheme="minorHAnsi" w:hAnsiTheme="minorHAnsi" w:cstheme="minorHAnsi"/>
+                <w:b w:val="0"/>
+                <w:bCs w:val="0"/>
+                <w:sz w:val="20"/>
+                <w:szCs w:val="20"/>
+                <w:lang w:val="en-GB"/>
+              </w:rPr>
+              <w:br/>
+            </w:r>
+            <w:r>
+              <w:rPr>
+                <w:rFonts w:asciiTheme="minorHAnsi" w:hAnsiTheme="minorHAnsi" w:cstheme="minorHAnsi"/>
+                <w:b w:val="0"/>
+                <w:bCs w:val="0"/>
+                <w:sz w:val="20"/>
+                <w:szCs w:val="20"/>
+                <w:lang w:val="en-GB"/>
+              </w:rPr>
+              <w:t>/s-xxxxxx-xxxxxxxxxxxxxxxxxxxxxxxxxxxxxxxxxxxxxxxxxxxxxxxxxxxxxxxxxxxxxxxx</w:t>
+            </w:r>
+            <w:r>
+              <w:rPr>
+                <w:rFonts w:asciiTheme="minorHAnsi" w:hAnsiTheme="minorHAnsi" w:cstheme="minorHAnsi"/>
+                <w:b w:val="0"/>
+                <w:bCs w:val="0"/>
+                <w:sz w:val="20"/>
+                <w:szCs w:val="20"/>
+                <w:lang w:val="en-GB"/>
+              </w:rPr>
+              <w:br/>
+            </w:r>
+            <w:r>
+              <w:rPr>
+                <w:rFonts w:asciiTheme="minorHAnsi" w:hAnsiTheme="minorHAnsi" w:cstheme="minorHAnsi"/>
+                <w:b w:val="0"/>
+                <w:bCs w:val="0"/>
+                <w:sz w:val="20"/>
+                <w:szCs w:val="20"/>
+                <w:lang w:val="en-GB"/>
+              </w:rPr>
+              <w:br/>
+            </w:r>
+            <w:r>
+              <w:rPr>
+                <w:rFonts w:asciiTheme="minorHAnsi" w:hAnsiTheme="minorHAnsi" w:cstheme="minorHAnsi"/>
+                <w:b w:val="0"/>
+                <w:bCs w:val="0"/>
+                <w:sz w:val="20"/>
+                <w:szCs w:val="20"/>
+                <w:lang w:val="en-GB"/>
+              </w:rPr>
+              <w:t>After it is done, I will leave you in pease for another month =)</w:t>
+            </w:r>
+          </w:p>
+          <w:p>
+            <w:pPr>
+              <w:rPr>
+                <w:rFonts w:asciiTheme="minorHAnsi" w:hAnsiTheme="minorHAnsi" w:cstheme="minorHAnsi"/>
+                <w:b w:val="0"/>
+                <w:bCs w:val="0"/>
+                <w:sz w:val="20"/>
+                <w:szCs w:val="20"/>
+                <w:lang w:val="en-GB"/>
+              </w:rPr>
+            </w:pPr>
+          </w:p>
+        </w:tc>
+        <w:tc>
+          <w:tcPr>
+            <w:tcW w:w="2552" w:type="dxa"/>
+          </w:tcPr>
+          <w:p>
+            <w:pPr>
+              <w:cnfStyle w:val="000000100000" w:firstRow="0" w:lastRow="0" w:firstColumn="0" w:lastColumn="0" w:oddVBand="0" w:evenVBand="0" w:oddHBand="1" w:evenHBand="0" w:firstRowFirstColumn="0" w:firstRowLastColumn="0" w:lastRowFirstColumn="0" w:lastRowLastColumn="0"/>
+              <w:rPr>
+                <w:rFonts w:asciiTheme="minorHAnsi" w:hAnsiTheme="minorHAnsi" w:cstheme="minorHAnsi"/>
+                <w:sz w:val="20"/>
+                <w:szCs w:val="20"/>
+                <w:lang w:val="en-GB"/>
+              </w:rPr>
+            </w:pPr>
+          </w:p>
+          <w:p>
+            <w:pPr>
+              <w:cnfStyle w:val="000000100000" w:firstRow="0" w:lastRow="0" w:firstColumn="0" w:lastColumn="0" w:oddVBand="0" w:evenVBand="0" w:oddHBand="1" w:evenHBand="0" w:firstRowFirstColumn="0" w:firstRowLastColumn="0" w:lastRowFirstColumn="0" w:lastRowLastColumn="0"/>
+              <w:rPr>
+                <w:rFonts w:asciiTheme="minorHAnsi" w:hAnsiTheme="minorHAnsi" w:cstheme="minorHAnsi"/>
+                <w:sz w:val="20"/>
+                <w:szCs w:val="20"/>
+                <w:lang w:val="en-GB"/>
+              </w:rPr>
+            </w:pPr>
+            <w:r>
+              <w:rPr>
+                <w:rFonts w:asciiTheme="minorHAnsi" w:hAnsiTheme="minorHAnsi" w:cstheme="minorHAnsi"/>
+                <w:sz w:val="20"/>
+                <w:szCs w:val="20"/>
+                <w:lang w:val="en-GB"/>
+              </w:rPr>
+              <w:t>It says “</w:t>
+            </w:r>
+            <w:r>
+              <w:rPr>
+                <w:rFonts w:asciiTheme="minorHAnsi" w:hAnsiTheme="minorHAnsi" w:cstheme="minorHAnsi"/>
+                <w:sz w:val="20"/>
+                <w:szCs w:val="20"/>
+                <w:lang w:val="en-GB"/>
+              </w:rPr>
+              <w:t>My</w:t>
+            </w:r>
+            <w:r>
+              <w:rPr>
+                <w:rFonts w:asciiTheme="minorHAnsi" w:hAnsiTheme="minorHAnsi" w:cstheme="minorHAnsi"/>
+                <w:sz w:val="20"/>
+                <w:szCs w:val="20"/>
+                <w:lang w:val="en-GB"/>
+              </w:rPr>
+              <w:t xml:space="preserve"> Intra</w:t>
+            </w:r>
+            <w:r>
+              <w:rPr>
+                <w:rFonts w:asciiTheme="minorHAnsi" w:hAnsiTheme="minorHAnsi" w:cstheme="minorHAnsi"/>
+                <w:sz w:val="20"/>
+                <w:szCs w:val="20"/>
+                <w:lang w:val="en-GB"/>
+              </w:rPr>
+              <w:t xml:space="preserve"> token expires soon! Send me new one</w:t>
+            </w:r>
+            <w:r>
+              <w:rPr>
+                <w:rFonts w:asciiTheme="minorHAnsi" w:hAnsiTheme="minorHAnsi" w:cstheme="minorHAnsi"/>
+                <w:sz w:val="20"/>
+                <w:szCs w:val="20"/>
+                <w:lang w:val="en-GB"/>
+              </w:rPr>
+              <w:t>” on the right side with a pictogram of an exclamation mark on top</w:t>
+            </w:r>
+          </w:p>
+        </w:tc>
+        <w:tc>
+          <w:tcPr>
+            <w:tcW w:w="3979" w:type="dxa"/>
+          </w:tcPr>
+          <w:p>
+            <w:pPr>
+              <w:cnfStyle w:val="000000100000" w:firstRow="0" w:lastRow="0" w:firstColumn="0" w:lastColumn="0" w:oddVBand="0" w:evenVBand="0" w:oddHBand="1" w:evenHBand="0" w:firstRowFirstColumn="0" w:firstRowLastColumn="0" w:lastRowFirstColumn="0" w:lastRowLastColumn="0"/>
+              <w:rPr>
+                <w:rFonts w:asciiTheme="minorHAnsi" w:hAnsiTheme="minorHAnsi" w:cstheme="minorHAnsi"/>
+                <w:sz w:val="20"/>
+                <w:szCs w:val="20"/>
+                <w:lang w:val="en-GB"/>
+              </w:rPr>
+            </w:pPr>
+          </w:p>
+        </w:tc>
+      </w:tr>
+      <w:tr>
+        <w:tc>
+          <w:tcPr>
+            <w:cnfStyle w:val="001000000000" w:firstRow="0" w:lastRow="0" w:firstColumn="1" w:lastColumn="0" w:oddVBand="0" w:evenVBand="0" w:oddHBand="0" w:evenHBand="0" w:firstRowFirstColumn="0" w:firstRowLastColumn="0" w:lastRowFirstColumn="0" w:lastRowLastColumn="0"/>
+            <w:tcW w:w="3539" w:type="dxa"/>
+          </w:tcPr>
+          <w:p>
+            <w:pPr>
+              <w:rPr>
+                <w:rFonts w:asciiTheme="minorHAnsi" w:hAnsiTheme="minorHAnsi" w:cstheme="minorHAnsi"/>
+                <w:b w:val="0"/>
+                <w:bCs w:val="0"/>
+                <w:sz w:val="20"/>
+                <w:szCs w:val="20"/>
+                <w:lang w:val="en-GB"/>
+              </w:rPr>
+            </w:pPr>
+          </w:p>
+          <w:p>
+            <w:pPr>
+              <w:rPr>
+                <w:rFonts w:asciiTheme="minorHAnsi" w:hAnsiTheme="minorHAnsi" w:cstheme="minorHAnsi"/>
+                <w:sz w:val="20"/>
+                <w:szCs w:val="20"/>
+                <w:lang w:val="en-GB"/>
+              </w:rPr>
+            </w:pPr>
+            <w:r>
+              <w:rPr>
+                <w:rFonts w:asciiTheme="minorHAnsi" w:hAnsiTheme="minorHAnsi" w:cstheme="minorHAnsi"/>
+                <w:b w:val="0"/>
+                <w:bCs w:val="0"/>
+                <w:sz w:val="20"/>
+                <w:szCs w:val="20"/>
+                <w:lang w:val="en-GB"/>
+              </w:rPr>
+              <w:lastRenderedPageBreak/>
+              <w:t>Dear User,</w:t>
+            </w:r>
+            <w:r>
+              <w:rPr>
+                <w:rFonts w:asciiTheme="minorHAnsi" w:hAnsiTheme="minorHAnsi" w:cstheme="minorHAnsi"/>
+                <w:b w:val="0"/>
+                <w:bCs w:val="0"/>
+                <w:sz w:val="20"/>
+                <w:szCs w:val="20"/>
+                <w:lang w:val="en-GB"/>
+              </w:rPr>
+              <w:t xml:space="preserve"> </w:t>
+            </w:r>
+            <w:r>
+              <w:rPr>
+                <w:rFonts w:asciiTheme="minorHAnsi" w:hAnsiTheme="minorHAnsi" w:cstheme="minorHAnsi"/>
+                <w:b w:val="0"/>
+                <w:bCs w:val="0"/>
+                <w:sz w:val="20"/>
+                <w:szCs w:val="20"/>
+                <w:lang w:val="en-GB"/>
+              </w:rPr>
+              <w:t>I am writing to report an exceptional situation! Code: GET_TIME 102</w:t>
+            </w:r>
+          </w:p>
+          <w:p>
+            <w:pPr>
+              <w:rPr>
+                <w:rFonts w:asciiTheme="minorHAnsi" w:hAnsiTheme="minorHAnsi" w:cstheme="minorHAnsi"/>
+                <w:b/>
+                <w:bCs/>
+                <w:sz w:val="20"/>
+                <w:szCs w:val="20"/>
+                <w:lang w:val="en-GB"/>
+              </w:rPr>
+            </w:pPr>
+            <w:r>
+              <w:rPr>
+                <w:rFonts w:asciiTheme="minorHAnsi" w:hAnsiTheme="minorHAnsi" w:cstheme="minorHAnsi"/>
+                <w:sz w:val="20"/>
+                <w:szCs w:val="20"/>
+                <w:lang w:val="en-GB"/>
+              </w:rPr>
+              <w:br/>
+            </w:r>
+            <w:r>
+              <w:rPr>
+                <w:rFonts w:asciiTheme="minorHAnsi" w:hAnsiTheme="minorHAnsi" w:cstheme="minorHAnsi"/>
+                <w:sz w:val="20"/>
+                <w:szCs w:val="20"/>
+                <w:lang w:val="en-GB"/>
+              </w:rPr>
+              <w:t>After several retries, I was unable to connect to Wi-Fi to get current time.</w:t>
+            </w:r>
+            <w:r>
+              <w:rPr>
+                <w:rFonts w:asciiTheme="minorHAnsi" w:hAnsiTheme="minorHAnsi" w:cstheme="minorHAnsi"/>
+                <w:sz w:val="20"/>
+                <w:szCs w:val="20"/>
+                <w:lang w:val="en-GB"/>
+              </w:rPr>
+              <w:t xml:space="preserve"> </w:t>
+            </w:r>
+            <w:r>
+              <w:rPr>
+                <w:rFonts w:asciiTheme="minorHAnsi" w:hAnsiTheme="minorHAnsi" w:cstheme="minorHAnsi"/>
+                <w:sz w:val="20"/>
+                <w:szCs w:val="20"/>
+                <w:lang w:val="en-GB"/>
+              </w:rPr>
+              <w:t>If you see this message, the problem has been probably solved already.</w:t>
+            </w:r>
+            <w:r>
+              <w:rPr>
+                <w:rFonts w:asciiTheme="minorHAnsi" w:hAnsiTheme="minorHAnsi" w:cstheme="minorHAnsi"/>
+                <w:sz w:val="20"/>
+                <w:szCs w:val="20"/>
+                <w:lang w:val="en-GB"/>
+              </w:rPr>
+              <w:t xml:space="preserve"> </w:t>
+            </w:r>
+            <w:r>
+              <w:rPr>
+                <w:rFonts w:asciiTheme="minorHAnsi" w:hAnsiTheme="minorHAnsi" w:cstheme="minorHAnsi"/>
+                <w:sz w:val="20"/>
+                <w:szCs w:val="20"/>
+                <w:lang w:val="en-GB"/>
+              </w:rPr>
+              <w:t>Unfortunatelly, because of this issue I am displaying an Intra error and I cannot inform students about exams.</w:t>
+            </w:r>
+            <w:r>
+              <w:rPr>
+                <w:rFonts w:asciiTheme="minorHAnsi" w:hAnsiTheme="minorHAnsi" w:cstheme="minorHAnsi"/>
+                <w:sz w:val="20"/>
+                <w:szCs w:val="20"/>
+                <w:lang w:val="en-GB"/>
+              </w:rPr>
+              <w:t xml:space="preserve"> </w:t>
+            </w:r>
+            <w:r>
+              <w:rPr>
+                <w:rFonts w:asciiTheme="minorHAnsi" w:hAnsiTheme="minorHAnsi" w:cstheme="minorHAnsi"/>
+                <w:sz w:val="20"/>
+                <w:szCs w:val="20"/>
+                <w:lang w:val="en-GB"/>
+              </w:rPr>
+              <w:t>So, if there is one today,</w:t>
+            </w:r>
+            <w:r>
+              <w:rPr>
+                <w:rFonts w:asciiTheme="minorHAnsi" w:hAnsiTheme="minorHAnsi" w:cstheme="minorHAnsi"/>
+                <w:sz w:val="20"/>
+                <w:szCs w:val="20"/>
+                <w:lang w:val="en-GB"/>
+              </w:rPr>
+              <w:t xml:space="preserve"> </w:t>
+            </w:r>
+            <w:r>
+              <w:rPr>
+                <w:rFonts w:asciiTheme="minorHAnsi" w:hAnsiTheme="minorHAnsi" w:cstheme="minorHAnsi"/>
+                <w:sz w:val="20"/>
+                <w:szCs w:val="20"/>
+                <w:lang w:val="en-GB"/>
+              </w:rPr>
+              <w:t>you probably should notify them yourself.</w:t>
+            </w:r>
+          </w:p>
+          <w:p>
+            <w:pPr>
+              <w:rPr>
+                <w:rFonts w:asciiTheme="minorHAnsi" w:hAnsiTheme="minorHAnsi" w:cstheme="minorHAnsi"/>
+                <w:sz w:val="20"/>
+                <w:szCs w:val="20"/>
+                <w:lang w:val="en-GB"/>
+              </w:rPr>
+            </w:pPr>
+          </w:p>
+          <w:p>
+            <w:pPr>
+              <w:rPr>
+                <w:rFonts w:asciiTheme="minorHAnsi" w:hAnsiTheme="minorHAnsi" w:cstheme="minorHAnsi"/>
+                <w:sz w:val="20"/>
+                <w:szCs w:val="20"/>
+                <w:lang w:val="en-GB"/>
+              </w:rPr>
+            </w:pPr>
+            <w:r>
+              <w:rPr>
+                <w:rFonts w:asciiTheme="minorHAnsi" w:hAnsiTheme="minorHAnsi" w:cstheme="minorHAnsi"/>
+                <w:b w:val="0"/>
+                <w:bCs w:val="0"/>
+                <w:sz w:val="20"/>
+                <w:szCs w:val="20"/>
+                <w:lang w:val="en-GB"/>
+              </w:rPr>
+              <w:t>I will try to restore my work in a few hours. If you do not receive this message again, it means that I was successful.</w:t>
+            </w:r>
+          </w:p>
+          <w:p>
+            <w:pPr>
+              <w:rPr>
+                <w:rFonts w:asciiTheme="minorHAnsi" w:hAnsiTheme="minorHAnsi" w:cstheme="minorHAnsi"/>
+                <w:sz w:val="20"/>
+                <w:szCs w:val="20"/>
+                <w:lang w:val="en-GB"/>
+              </w:rPr>
+            </w:pPr>
+          </w:p>
+        </w:tc>
+        <w:tc>
+          <w:tcPr>
+            <w:tcW w:w="2552" w:type="dxa"/>
+          </w:tcPr>
+          <w:p>
+            <w:pPr>
+              <w:cnfStyle w:val="000000000000" w:firstRow="0" w:lastRow="0" w:firstColumn="0" w:lastColumn="0" w:oddVBand="0" w:evenVBand="0" w:oddHBand="0" w:evenHBand="0" w:firstRowFirstColumn="0" w:firstRowLastColumn="0" w:lastRowFirstColumn="0" w:lastRowLastColumn="0"/>
+              <w:rPr>
+                <w:rFonts w:asciiTheme="minorHAnsi" w:hAnsiTheme="minorHAnsi" w:cstheme="minorHAnsi"/>
+                <w:sz w:val="20"/>
+                <w:szCs w:val="20"/>
+                <w:lang w:val="en-GB"/>
+              </w:rPr>
+            </w:pPr>
+          </w:p>
+          <w:p>
+            <w:pPr>
+              <w:cnfStyle w:val="000000000000" w:firstRow="0" w:lastRow="0" w:firstColumn="0" w:lastColumn="0" w:oddVBand="0" w:evenVBand="0" w:oddHBand="0" w:evenHBand="0" w:firstRowFirstColumn="0" w:firstRowLastColumn="0" w:lastRowFirstColumn="0" w:lastRowLastColumn="0"/>
+              <w:rPr>
+                <w:rFonts w:asciiTheme="minorHAnsi" w:hAnsiTheme="minorHAnsi" w:cstheme="minorHAnsi"/>
+                <w:sz w:val="20"/>
+                <w:szCs w:val="20"/>
+                <w:lang w:val="en-GB"/>
+              </w:rPr>
+            </w:pPr>
+            <w:r>
+              <w:rPr>
+                <w:rFonts w:asciiTheme="minorHAnsi" w:hAnsiTheme="minorHAnsi" w:cstheme="minorHAnsi"/>
+                <w:sz w:val="20"/>
+                <w:szCs w:val="20"/>
+                <w:lang w:val="en-GB"/>
+              </w:rPr>
+              <w:lastRenderedPageBreak/>
+              <w:t>It says “Could not check the exams time. Self-check Intra” on the right side with a pictogram of an exclamation mark on top</w:t>
+            </w:r>
+          </w:p>
+        </w:tc>
+        <w:tc>
+          <w:tcPr>
+            <w:tcW w:w="3979" w:type="dxa"/>
+          </w:tcPr>
+          <w:p>
+            <w:pPr>
+              <w:cnfStyle w:val="000000000000" w:firstRow="0" w:lastRow="0" w:firstColumn="0" w:lastColumn="0" w:oddVBand="0" w:evenVBand="0" w:oddHBand="0" w:evenHBand="0" w:firstRowFirstColumn="0" w:firstRowLastColumn="0" w:lastRowFirstColumn="0" w:lastRowLastColumn="0"/>
+              <w:rPr>
+                <w:rFonts w:asciiTheme="minorHAnsi" w:hAnsiTheme="minorHAnsi" w:cstheme="minorHAnsi"/>
+                <w:sz w:val="20"/>
+                <w:szCs w:val="20"/>
+                <w:lang w:val="en-GB"/>
+              </w:rPr>
+            </w:pPr>
+          </w:p>
+        </w:tc>
+      </w:tr>
+      <w:tr>
+        <w:trPr>
+          <w:cnfStyle w:val="000000100000" w:firstRow="0" w:lastRow="0" w:firstColumn="0" w:lastColumn="0" w:oddVBand="0" w:evenVBand="0" w:oddHBand="1" w:evenHBand="0" w:firstRowFirstColumn="0" w:firstRowLastColumn="0" w:lastRowFirstColumn="0" w:lastRowLastColumn="0"/>
+        </w:trPr>
+        <w:tc>
+          <w:tcPr>
+            <w:cnfStyle w:val="001000000000" w:firstRow="0" w:lastRow="0" w:firstColumn="1" w:lastColumn="0" w:oddVBand="0" w:evenVBand="0" w:oddHBand="0" w:evenHBand="0" w:firstRowFirstColumn="0" w:firstRowLastColumn="0" w:lastRowFirstColumn="0" w:lastRowLastColumn="0"/>
+            <w:tcW w:w="3539" w:type="dxa"/>
+          </w:tcPr>
+          <w:p>
+            <w:pPr>
+              <w:rPr>
+                <w:rFonts w:asciiTheme="minorHAnsi" w:hAnsiTheme="minorHAnsi" w:cstheme="minorHAnsi"/>
+                <w:sz w:val="20"/>
+                <w:szCs w:val="20"/>
+                <w:lang w:val="en-GB"/>
+              </w:rPr>
+            </w:pPr>
+          </w:p>
+          <w:p>
+            <w:pPr>
+              <w:rPr>
+                <w:rFonts w:asciiTheme="minorHAnsi" w:hAnsiTheme="minorHAnsi" w:cstheme="minorHAnsi"/>
+                <w:sz w:val="20"/>
+                <w:szCs w:val="20"/>
+                <w:lang w:val="en-GB"/>
+              </w:rPr>
+            </w:pPr>
+            <w:r>
+              <w:rPr>
+                <w:rFonts w:asciiTheme="minorHAnsi" w:hAnsiTheme="minorHAnsi" w:cstheme="minorHAnsi"/>
+                <w:sz w:val="20"/>
+                <w:szCs w:val="20"/>
+                <w:lang w:val="en-GB"/>
+              </w:rPr>
+              <w:t>Dear User,</w:t>
+            </w:r>
+            <w:r>
+              <w:rPr>
+                <w:rFonts w:asciiTheme="minorHAnsi" w:hAnsiTheme="minorHAnsi" w:cstheme="minorHAnsi"/>
+                <w:sz w:val="20"/>
+                <w:szCs w:val="20"/>
+                <w:lang w:val="en-GB"/>
+              </w:rPr>
+              <w:t xml:space="preserve"> </w:t>
+            </w:r>
+            <w:r>
+              <w:rPr>
+                <w:rFonts w:asciiTheme="minorHAnsi" w:hAnsiTheme="minorHAnsi" w:cstheme="minorHAnsi"/>
+                <w:sz w:val="20"/>
+                <w:szCs w:val="20"/>
+                <w:lang w:val="en-GB"/>
+              </w:rPr>
+              <w:t>I am writing to report an exceptional situation! Code: GET_TIME 103</w:t>
+            </w:r>
+          </w:p>
+          <w:p>
+            <w:pPr>
+              <w:rPr>
+                <w:rFonts w:asciiTheme="minorHAnsi" w:hAnsiTheme="minorHAnsi" w:cstheme="minorHAnsi"/>
+                <w:sz w:val="20"/>
+                <w:szCs w:val="20"/>
+                <w:lang w:val="en-GB"/>
+              </w:rPr>
+            </w:pPr>
+          </w:p>
+          <w:p>
+            <w:pPr>
+              <w:rPr>
+                <w:rFonts w:asciiTheme="minorHAnsi" w:hAnsiTheme="minorHAnsi" w:cstheme="minorHAnsi"/>
+                <w:sz w:val="20"/>
+                <w:szCs w:val="20"/>
+                <w:lang w:val="en-GB"/>
+              </w:rPr>
+            </w:pPr>
+            <w:r>
+              <w:rPr>
+                <w:rFonts w:asciiTheme="minorHAnsi" w:hAnsiTheme="minorHAnsi" w:cstheme="minorHAnsi"/>
+                <w:sz w:val="20"/>
+                <w:szCs w:val="20"/>
+                <w:lang w:val="en-GB"/>
+              </w:rPr>
+              <w:t>After several retries, I was unable to connect to the NTP server and I do not know what time it is now. The issue is on the server side.</w:t>
+            </w:r>
+          </w:p>
+          <w:p>
+            <w:pPr>
+              <w:rPr>
+                <w:rFonts w:asciiTheme="minorHAnsi" w:hAnsiTheme="minorHAnsi" w:cstheme="minorHAnsi"/>
+                <w:sz w:val="20"/>
+                <w:szCs w:val="20"/>
+                <w:lang w:val="en-GB"/>
+              </w:rPr>
+            </w:pPr>
+          </w:p>
+          <w:p>
+            <w:pPr>
+              <w:rPr>
+                <w:rFonts w:asciiTheme="minorHAnsi" w:hAnsiTheme="minorHAnsi" w:cstheme="minorHAnsi"/>
+                <w:sz w:val="20"/>
+                <w:szCs w:val="20"/>
+                <w:lang w:val="en-GB"/>
+              </w:rPr>
+            </w:pPr>
+            <w:r>
+              <w:rPr>
+                <w:rFonts w:asciiTheme="minorHAnsi" w:hAnsiTheme="minorHAnsi" w:cstheme="minorHAnsi"/>
+                <w:sz w:val="20"/>
+                <w:szCs w:val="20"/>
+                <w:lang w:val="en-GB"/>
+              </w:rPr>
+              <w:t>I understand that you can hardly do anything about it. I just wanted to let you know that now I cannot inform students about exams. So, if there is one today, you probably should notify them yourself.</w:t>
+            </w:r>
+          </w:p>
+          <w:p>
+            <w:pPr>
+              <w:rPr>
+                <w:rFonts w:asciiTheme="minorHAnsi" w:hAnsiTheme="minorHAnsi" w:cstheme="minorHAnsi"/>
+                <w:sz w:val="20"/>
+                <w:szCs w:val="20"/>
+                <w:lang w:val="en-GB"/>
+              </w:rPr>
+            </w:pPr>
+          </w:p>
+          <w:p>
+            <w:pPr>
+              <w:rPr>
+                <w:rFonts w:asciiTheme="minorHAnsi" w:hAnsiTheme="minorHAnsi" w:cstheme="minorHAnsi"/>
+                <w:sz w:val="20"/>
+                <w:szCs w:val="20"/>
+                <w:lang w:val="en-GB"/>
+              </w:rPr>
+            </w:pPr>
+            <w:r>
+              <w:rPr>
+                <w:rFonts w:asciiTheme="minorHAnsi" w:hAnsiTheme="minorHAnsi" w:cstheme="minorHAnsi"/>
+                <w:b w:val="0"/>
+                <w:bCs w:val="0"/>
+                <w:sz w:val="20"/>
+                <w:szCs w:val="20"/>
+                <w:lang w:val="en-GB"/>
+              </w:rPr>
+              <w:t>I will try to connect to the NTP server and to get time in a few hours. If you do not receive this message again, it means that I was successful.</w:t>
+            </w:r>
+          </w:p>
+          <w:p>
+            <w:pPr>
+              <w:rPr>
+                <w:rFonts w:asciiTheme="minorHAnsi" w:hAnsiTheme="minorHAnsi" w:cstheme="minorHAnsi"/>
+                <w:b w:val="0"/>
+                <w:bCs w:val="0"/>
+                <w:sz w:val="20"/>
+                <w:szCs w:val="20"/>
+                <w:lang w:val="en-GB"/>
+              </w:rPr>
+            </w:pPr>
+          </w:p>
+        </w:tc>
+        <w:tc>
+          <w:tcPr>
+            <w:tcW w:w="2552" w:type="dxa"/>
+          </w:tcPr>
+          <w:p>
+            <w:pPr>
+              <w:cnfStyle w:val="000000100000" w:firstRow="0" w:lastRow="0" w:firstColumn="0" w:lastColumn="0" w:oddVBand="0" w:evenVBand="0" w:oddHBand="1" w:evenHBand="0" w:firstRowFirstColumn="0" w:firstRowLastColumn="0" w:lastRowFirstColumn="0" w:lastRowLastColumn="0"/>
+              <w:rPr>
+                <w:rFonts w:asciiTheme="minorHAnsi" w:hAnsiTheme="minorHAnsi" w:cstheme="minorHAnsi"/>
+                <w:sz w:val="20"/>
+                <w:szCs w:val="20"/>
+                <w:lang w:val="en-GB"/>
+              </w:rPr>
+            </w:pPr>
+          </w:p>
+          <w:p>
+            <w:pPr>
+              <w:cnfStyle w:val="000000100000" w:firstRow="0" w:lastRow="0" w:firstColumn="0" w:lastColumn="0" w:oddVBand="0" w:evenVBand="0" w:oddHBand="1" w:evenHBand="0" w:firstRowFirstColumn="0" w:firstRowLastColumn="0" w:lastRowFirstColumn="0" w:lastRowLastColumn="0"/>
+              <w:rPr>
+                <w:rFonts w:asciiTheme="minorHAnsi" w:hAnsiTheme="minorHAnsi" w:cstheme="minorHAnsi"/>
+                <w:sz w:val="20"/>
+                <w:szCs w:val="20"/>
+                <w:lang w:val="en-GB"/>
+              </w:rPr>
+            </w:pPr>
+            <w:r>
+              <w:rPr>
+                <w:rFonts w:asciiTheme="minorHAnsi" w:hAnsiTheme="minorHAnsi" w:cstheme="minorHAnsi"/>
+                <w:sz w:val="20"/>
+                <w:szCs w:val="20"/>
+                <w:lang w:val="en-GB"/>
+              </w:rPr>
+              <w:t>It says “Could not check the exams time. Self-check Intra” on the right side with a pictogram of an exclamation mark on top</w:t>
+            </w:r>
+          </w:p>
+        </w:tc>
+        <w:tc>
+          <w:tcPr>
+            <w:tcW w:w="3979" w:type="dxa"/>
+          </w:tcPr>
+          <w:p>
+            <w:pPr>
+              <w:cnfStyle w:val="000000100000" w:firstRow="0" w:lastRow="0" w:firstColumn="0" w:lastColumn="0" w:oddVBand="0" w:evenVBand="0" w:oddHBand="1" w:evenHBand="0" w:firstRowFirstColumn="0" w:firstRowLastColumn="0" w:lastRowFirstColumn="0" w:lastRowLastColumn="0"/>
+              <w:rPr>
+                <w:rFonts w:asciiTheme="minorHAnsi" w:hAnsiTheme="minorHAnsi" w:cstheme="minorHAnsi"/>
+                <w:sz w:val="20"/>
+                <w:szCs w:val="20"/>
+                <w:lang w:val="en-GB"/>
+              </w:rPr>
+            </w:pPr>
+          </w:p>
+        </w:tc>
+      </w:tr>
+      <w:tr>
+        <w:tc>
+          <w:tcPr>
+            <w:cnfStyle w:val="001000000000" w:firstRow="0" w:lastRow="0" w:firstColumn="1" w:lastColumn="0" w:oddVBand="0" w:evenVBand="0" w:oddHBand="0" w:evenHBand="0" w:firstRowFirstColumn="0" w:firstRowLastColumn="0" w:lastRowFirstColumn="0" w:lastRowLastColumn="0"/>
+            <w:tcW w:w="3539" w:type="dxa"/>
+          </w:tcPr>
+          <w:p>
+            <w:pPr>
+              <w:rPr>
+                <w:rFonts w:asciiTheme="minorHAnsi" w:hAnsiTheme="minorHAnsi" w:cstheme="minorHAnsi"/>
+                <w:sz w:val="20"/>
+                <w:szCs w:val="20"/>
+                <w:lang w:val="en-GB"/>
+              </w:rPr>
+            </w:pPr>
+          </w:p>
+          <w:p>
+            <w:pPr>
+              <w:rPr>
+                <w:rFonts w:asciiTheme="minorHAnsi" w:hAnsiTheme="minorHAnsi" w:cstheme="minorHAnsi"/>
+                <w:b w:val="0"/>
+                <w:bCs w:val="0"/>
+                <w:sz w:val="20"/>
+                <w:szCs w:val="20"/>
+                <w:lang w:val="en-GB"/>
+              </w:rPr>
+            </w:pPr>
+            <w:r>
+              <w:rPr>
+                <w:rFonts w:asciiTheme="minorHAnsi" w:hAnsiTheme="minorHAnsi" w:cstheme="minorHAnsi"/>
+                <w:b w:val="0"/>
+                <w:bCs w:val="0"/>
+                <w:sz w:val="20"/>
+                <w:szCs w:val="20"/>
+                <w:lang w:val="en-GB"/>
+              </w:rPr>
+              <w:t>Dear User,</w:t>
+            </w:r>
+            <w:r>
+              <w:rPr>
+                <w:rFonts w:asciiTheme="minorHAnsi" w:hAnsiTheme="minorHAnsi" w:cstheme="minorHAnsi"/>
+                <w:b w:val="0"/>
+                <w:bCs w:val="0"/>
+                <w:sz w:val="20"/>
+                <w:szCs w:val="20"/>
+                <w:lang w:val="en-GB"/>
+              </w:rPr>
+              <w:t xml:space="preserve"> </w:t>
+            </w:r>
+          </w:p>
+        </w:tc>
+        <w:tc>
+          <w:tcPr>
+            <w:tcW w:w="2552" w:type="dxa"/>
+          </w:tcPr>
+          <w:p>
+            <w:pPr>
+              <w:cnfStyle w:val="000000000000" w:firstRow="0" w:lastRow="0" w:firstColumn="0" w:lastColumn="0" w:oddVBand="0" w:evenVBand="0" w:oddHBand="0" w:evenHBand="0" w:firstRowFirstColumn="0" w:firstRowLastColumn="0" w:lastRowFirstColumn="0" w:lastRowLastColumn="0"/>
+              <w:rPr>
+                <w:rFonts w:asciiTheme="minorHAnsi" w:hAnsiTheme="minorHAnsi" w:cstheme="minorHAnsi"/>
+                <w:sz w:val="20"/>
+                <w:szCs w:val="20"/>
+                <w:lang w:val="en-GB"/>
+              </w:rPr>
+            </w:pPr>
+          </w:p>
+          <w:p>
+            <w:pPr>
+              <w:cnfStyle w:val="000000000000" w:firstRow="0" w:lastRow="0" w:firstColumn="0" w:lastColumn="0" w:oddVBand="0" w:evenVBand="0" w:oddHBand="0" w:evenHBand="0" w:firstRowFirstColumn="0" w:firstRowLastColumn="0" w:lastRowFirstColumn="0" w:lastRowLastColumn="0"/>
+              <w:rPr>
+                <w:rFonts w:asciiTheme="minorHAnsi" w:hAnsiTheme="minorHAnsi" w:cstheme="minorHAnsi"/>
+                <w:sz w:val="20"/>
+                <w:szCs w:val="20"/>
+                <w:lang w:val="en-GB"/>
+              </w:rPr>
+            </w:pPr>
+            <w:r>
+              <w:rPr>
+                <w:rFonts w:asciiTheme="minorHAnsi" w:hAnsiTheme="minorHAnsi" w:cstheme="minorHAnsi"/>
+                <w:sz w:val="20"/>
+                <w:szCs w:val="20"/>
+                <w:lang w:val="en-GB"/>
+              </w:rPr>
+              <w:t>It says “Could not check the exams time. Self-check Intra” on the right side with a pictogram of an exclamation mark on top</w:t>
+            </w:r>
+          </w:p>
+          <w:p>
+            <w:pPr>
+              <w:cnfStyle w:val="000000000000" w:firstRow="0" w:lastRow="0" w:firstColumn="0" w:lastColumn="0" w:oddVBand="0" w:evenVBand="0" w:oddHBand="0" w:evenHBand="0" w:firstRowFirstColumn="0" w:firstRowLastColumn="0" w:lastRowFirstColumn="0" w:lastRowLastColumn="0"/>
+              <w:rPr>
+                <w:rFonts w:asciiTheme="minorHAnsi" w:hAnsiTheme="minorHAnsi" w:cstheme="minorHAnsi"/>
+                <w:sz w:val="20"/>
+                <w:szCs w:val="20"/>
+                <w:lang w:val="en-GB"/>
+              </w:rPr>
+            </w:pPr>
+          </w:p>
+        </w:tc>
+        <w:tc>
+          <w:tcPr>
+            <w:tcW w:w="3979" w:type="dxa"/>
+          </w:tcPr>
+          <w:p>
+            <w:pPr>
+              <w:cnfStyle w:val="000000000000" w:firstRow="0" w:lastRow="0" w:firstColumn="0" w:lastColumn="0" w:oddVBand="0" w:evenVBand="0" w:oddHBand="0" w:evenHBand="0" w:firstRowFirstColumn="0" w:firstRowLastColumn="0" w:lastRowFirstColumn="0" w:lastRowLastColumn="0"/>
+              <w:rPr>
+                <w:rFonts w:asciiTheme="minorHAnsi" w:hAnsiTheme="minorHAnsi" w:cstheme="minorHAnsi"/>
+                <w:sz w:val="20"/>
+                <w:szCs w:val="20"/>
+                <w:lang w:val="en-GB"/>
+              </w:rPr>
+            </w:pPr>
+          </w:p>
+        </w:tc>
+      </w:tr>
+      <w:tr>
+        <w:trPr>
+          <w:cnfStyle w:val="000000100000" w:firstRow="0" w:lastRow="0" w:firstColumn="0" w:lastColumn="0" w:oddVBand="0" w:evenVBand="0" w:oddHBand="1" w:evenHBand="0" w:firstRowFirstColumn="0" w:firstRowLastColumn="0" w:lastRowFirstColumn="0" w:lastRowLastColumn="0"/>
+        </w:trPr>
+        <w:tc>
+          <w:tcPr>
+            <w:cnfStyle w:val="001000000000" w:firstRow="0" w:lastRow="0" w:firstColumn="1" w:lastColumn="0" w:oddVBand="0" w:evenVBand="0" w:oddHBand="0" w:evenHBand="0" w:firstRowFirstColumn="0" w:firstRowLastColumn="0" w:lastRowFirstColumn="0" w:lastRowLastColumn="0"/>
+            <w:tcW w:w="3539" w:type="dxa"/>
+          </w:tcPr>
+          <w:p>
+            <w:pPr>
+              <w:rPr>
+                <w:rFonts w:asciiTheme="minorHAnsi" w:hAnsiTheme="minorHAnsi" w:cstheme="minorHAnsi"/>
+                <w:sz w:val="20"/>
+                <w:szCs w:val="20"/>
+                <w:lang w:val="en-GB"/>
+              </w:rPr>
+            </w:pPr>
+          </w:p>
+          <w:p>
+            <w:pPr>
+              <w:rPr>
+                <w:rFonts w:asciiTheme="minorHAnsi" w:hAnsiTheme="minorHAnsi" w:cstheme="minorHAnsi"/>
+                <w:b w:val="0"/>
+                <w:bCs w:val="0"/>
+                <w:sz w:val="20"/>
+                <w:szCs w:val="20"/>
+                <w:lang w:val="en-GB"/>
+              </w:rPr>
+            </w:pPr>
+            <w:r>
+              <w:rPr>
+                <w:rFonts w:asciiTheme="minorHAnsi" w:hAnsiTheme="minorHAnsi" w:cstheme="minorHAnsi"/>
+                <w:b w:val="0"/>
+                <w:bCs w:val="0"/>
+                <w:sz w:val="20"/>
+                <w:szCs w:val="20"/>
+                <w:lang w:val="en-GB"/>
+              </w:rPr>
+              <w:t>Dear User,</w:t>
+            </w:r>
+            <w:r>
+              <w:rPr>
+                <w:rFonts w:asciiTheme="minorHAnsi" w:hAnsiTheme="minorHAnsi" w:cstheme="minorHAnsi"/>
+                <w:b w:val="0"/>
+                <w:bCs w:val="0"/>
+                <w:sz w:val="20"/>
+                <w:szCs w:val="20"/>
+                <w:lang w:val="en-GB"/>
+              </w:rPr>
+              <w:t xml:space="preserve"> </w:t>
+            </w:r>
+          </w:p>
+        </w:tc>
+        <w:tc>
+          <w:tcPr>
+            <w:tcW w:w="2552" w:type="dxa"/>
+          </w:tcPr>
+          <w:p>
+            <w:pPr>
+              <w:cnfStyle w:val="000000100000" w:firstRow="0" w:lastRow="0" w:firstColumn="0" w:lastColumn="0" w:oddVBand="0" w:evenVBand="0" w:oddHBand="1" w:evenHBand="0" w:firstRowFirstColumn="0" w:firstRowLastColumn="0" w:lastRowFirstColumn="0" w:lastRowLastColumn="0"/>
+              <w:rPr>
+                <w:rFonts w:asciiTheme="minorHAnsi" w:hAnsiTheme="minorHAnsi" w:cstheme="minorHAnsi"/>
+                <w:sz w:val="20"/>
+                <w:szCs w:val="20"/>
+                <w:lang w:val="en-GB"/>
+              </w:rPr>
+            </w:pPr>
+          </w:p>
+          <w:p>
+            <w:pPr>
+              <w:cnfStyle w:val="000000100000" w:firstRow="0" w:lastRow="0" w:firstColumn="0" w:lastColumn="0" w:oddVBand="0" w:evenVBand="0" w:oddHBand="1" w:evenHBand="0" w:firstRowFirstColumn="0" w:firstRowLastColumn="0" w:lastRowFirstColumn="0" w:lastRowLastColumn="0"/>
+              <w:rPr>
+                <w:rFonts w:asciiTheme="minorHAnsi" w:hAnsiTheme="minorHAnsi" w:cstheme="minorHAnsi"/>
+                <w:sz w:val="20"/>
+                <w:szCs w:val="20"/>
+                <w:lang w:val="en-GB"/>
+              </w:rPr>
+            </w:pPr>
+            <w:r>
+              <w:rPr>
+                <w:rFonts w:asciiTheme="minorHAnsi" w:hAnsiTheme="minorHAnsi" w:cstheme="minorHAnsi"/>
+                <w:sz w:val="20"/>
+                <w:szCs w:val="20"/>
+                <w:lang w:val="en-GB"/>
+              </w:rPr>
+              <w:t>It says “Could not check the exams time. Self-check Intra” on the right side with a pictogram of an exclamation mark on top</w:t>
+            </w:r>
+          </w:p>
+          <w:p>
+            <w:pPr>
+              <w:cnfStyle w:val="000000100000" w:firstRow="0" w:lastRow="0" w:firstColumn="0" w:lastColumn="0" w:oddVBand="0" w:evenVBand="0" w:oddHBand="1" w:evenHBand="0" w:firstRowFirstColumn="0" w:firstRowLastColumn="0" w:lastRowFirstColumn="0" w:lastRowLastColumn="0"/>
+              <w:rPr>
+                <w:rFonts w:asciiTheme="minorHAnsi" w:hAnsiTheme="minorHAnsi" w:cstheme="minorHAnsi"/>
+                <w:sz w:val="20"/>
+                <w:szCs w:val="20"/>
+                <w:lang w:val="en-GB"/>
+              </w:rPr>
+            </w:pPr>
+          </w:p>
+        </w:tc>
+        <w:tc>
+          <w:tcPr>
+            <w:tcW w:w="3979" w:type="dxa"/>
+          </w:tcPr>
+          <w:p>
+            <w:pPr>
+              <w:cnfStyle w:val="000000100000" w:firstRow="0" w:lastRow="0" w:firstColumn="0" w:lastColumn="0" w:oddVBand="0" w:evenVBand="0" w:oddHBand="1" w:evenHBand="0" w:firstRowFirstColumn="0" w:firstRowLastColumn="0" w:lastRowFirstColumn="0" w:lastRowLastColumn="0"/>
+              <w:rPr>
+                <w:rFonts w:asciiTheme="minorHAnsi" w:hAnsiTheme="minorHAnsi" w:cstheme="minorHAnsi"/>
+                <w:sz w:val="20"/>
+                <w:szCs w:val="20"/>
+                <w:lang w:val="en-GB"/>
+              </w:rPr>
+            </w:pPr>
+          </w:p>
+        </w:tc>
+      </w:tr>
+      <w:tr>
+        <w:tc>
+          <w:tcPr>
+            <w:cnfStyle w:val="001000000000" w:firstRow="0" w:lastRow="0" w:firstColumn="1" w:lastColumn="0" w:oddVBand="0" w:evenVBand="0" w:oddHBand="0" w:evenHBand="0" w:firstRowFirstColumn="0" w:firstRowLastColumn="0" w:lastRowFirstColumn="0" w:lastRowLastColumn="0"/>
+            <w:tcW w:w="3539" w:type="dxa"/>
+          </w:tcPr>
+          <w:p>
+            <w:pPr>
+              <w:rPr>
+                <w:rFonts w:asciiTheme="minorHAnsi" w:hAnsiTheme="minorHAnsi" w:cstheme="minorHAnsi"/>
+                <w:sz w:val="20"/>
+                <w:szCs w:val="20"/>
+                <w:lang w:val="en-GB"/>
+              </w:rPr>
+            </w:pPr>
+          </w:p>
+          <w:p>
+            <w:pPr>
+              <w:rPr>
+                <w:rFonts w:asciiTheme="minorHAnsi" w:hAnsiTheme="minorHAnsi" w:cstheme="minorHAnsi"/>
+                <w:b w:val="0"/>
+                <w:bCs w:val="0"/>
+                <w:sz w:val="20"/>
+                <w:szCs w:val="20"/>
+                <w:lang w:val="en-GB"/>
+              </w:rPr>
+            </w:pPr>
+            <w:r>
+              <w:rPr>
+                <w:rFonts w:asciiTheme="minorHAnsi" w:hAnsiTheme="minorHAnsi" w:cstheme="minorHAnsi"/>
+                <w:b w:val="0"/>
+                <w:bCs w:val="0"/>
+                <w:sz w:val="20"/>
+                <w:szCs w:val="20"/>
+                <w:lang w:val="en-GB"/>
+              </w:rPr>
+              <w:t>Dear User,</w:t>
+            </w:r>
+            <w:r>
+              <w:rPr>
+                <w:rFonts w:asciiTheme="minorHAnsi" w:hAnsiTheme="minorHAnsi" w:cstheme="minorHAnsi"/>
+                <w:b w:val="0"/>
+                <w:bCs w:val="0"/>
+                <w:sz w:val="20"/>
+                <w:szCs w:val="20"/>
+                <w:lang w:val="en-GB"/>
+              </w:rPr>
+              <w:t xml:space="preserve"> </w:t>
+            </w:r>
+          </w:p>
+        </w:tc>
+        <w:tc>
+          <w:tcPr>
+            <w:tcW w:w="2552" w:type="dxa"/>
+          </w:tcPr>
+          <w:p>
+            <w:pPr>
+              <w:cnfStyle w:val="000000000000" w:firstRow="0" w:lastRow="0" w:firstColumn="0" w:lastColumn="0" w:oddVBand="0" w:evenVBand="0" w:oddHBand="0" w:evenHBand="0" w:firstRowFirstColumn="0" w:firstRowLastColumn="0" w:lastRowFirstColumn="0" w:lastRowLastColumn="0"/>
+              <w:rPr>
+                <w:rFonts w:asciiTheme="minorHAnsi" w:hAnsiTheme="minorHAnsi" w:cstheme="minorHAnsi"/>
+                <w:sz w:val="20"/>
+                <w:szCs w:val="20"/>
+                <w:lang w:val="en-GB"/>
+              </w:rPr>
+            </w:pPr>
+          </w:p>
+          <w:p>
+            <w:pPr>
+              <w:cnfStyle w:val="000000000000" w:firstRow="0" w:lastRow="0" w:firstColumn="0" w:lastColumn="0" w:oddVBand="0" w:evenVBand="0" w:oddHBand="0" w:evenHBand="0" w:firstRowFirstColumn="0" w:firstRowLastColumn="0" w:lastRowFirstColumn="0" w:lastRowLastColumn="0"/>
+              <w:rPr>
+                <w:rFonts w:asciiTheme="minorHAnsi" w:hAnsiTheme="minorHAnsi" w:cstheme="minorHAnsi"/>
+                <w:sz w:val="20"/>
+                <w:szCs w:val="20"/>
+                <w:lang w:val="en-GB"/>
+              </w:rPr>
+            </w:pPr>
+            <w:r>
+              <w:rPr>
+                <w:rFonts w:asciiTheme="minorHAnsi" w:hAnsiTheme="minorHAnsi" w:cstheme="minorHAnsi"/>
+                <w:sz w:val="20"/>
+                <w:szCs w:val="20"/>
+                <w:lang w:val="en-GB"/>
+              </w:rPr>
+              <w:lastRenderedPageBreak/>
+              <w:t>It says “Could not check the exams time. Self-check Intra” on the right side with a pictogram of an exclamation mark on top</w:t>
+            </w:r>
+          </w:p>
+          <w:p>
+            <w:pPr>
+              <w:cnfStyle w:val="000000000000" w:firstRow="0" w:lastRow="0" w:firstColumn="0" w:lastColumn="0" w:oddVBand="0" w:evenVBand="0" w:oddHBand="0" w:evenHBand="0" w:firstRowFirstColumn="0" w:firstRowLastColumn="0" w:lastRowFirstColumn="0" w:lastRowLastColumn="0"/>
+              <w:rPr>
+                <w:rFonts w:asciiTheme="minorHAnsi" w:hAnsiTheme="minorHAnsi" w:cstheme="minorHAnsi"/>
+                <w:sz w:val="20"/>
+                <w:szCs w:val="20"/>
+                <w:lang w:val="en-GB"/>
+              </w:rPr>
+            </w:pPr>
+          </w:p>
+        </w:tc>
+        <w:tc>
+          <w:tcPr>
+            <w:tcW w:w="3979" w:type="dxa"/>
+          </w:tcPr>
+          <w:p>
+            <w:pPr>
+              <w:cnfStyle w:val="000000000000" w:firstRow="0" w:lastRow="0" w:firstColumn="0" w:lastColumn="0" w:oddVBand="0" w:evenVBand="0" w:oddHBand="0" w:evenHBand="0" w:firstRowFirstColumn="0" w:firstRowLastColumn="0" w:lastRowFirstColumn="0" w:lastRowLastColumn="0"/>
+              <w:rPr>
+                <w:rFonts w:asciiTheme="minorHAnsi" w:hAnsiTheme="minorHAnsi" w:cstheme="minorHAnsi"/>
+                <w:sz w:val="20"/>
+                <w:szCs w:val="20"/>
+                <w:lang w:val="en-GB"/>
+              </w:rPr>
+            </w:pPr>
+          </w:p>
+        </w:tc>
+      </w:tr>
+      <w:tr>
+        <w:trPr>
+          <w:cnfStyle w:val="000000100000" w:firstRow="0" w:lastRow="0" w:firstColumn="0" w:lastColumn="0" w:oddVBand="0" w:evenVBand="0" w:oddHBand="1" w:evenHBand="0" w:firstRowFirstColumn="0" w:firstRowLastColumn="0" w:lastRowFirstColumn="0" w:lastRowLastColumn="0"/>
+        </w:trPr>
+        <w:tc>
+          <w:tcPr>
+            <w:cnfStyle w:val="001000000000" w:firstRow="0" w:lastRow="0" w:firstColumn="1" w:lastColumn="0" w:oddVBand="0" w:evenVBand="0" w:oddHBand="0" w:evenHBand="0" w:firstRowFirstColumn="0" w:firstRowLastColumn="0" w:lastRowFirstColumn="0" w:lastRowLastColumn="0"/>
+            <w:tcW w:w="3539" w:type="dxa"/>
+          </w:tcPr>
+          <w:p>
+            <w:pPr>
+              <w:rPr>
+                <w:rFonts w:asciiTheme="minorHAnsi" w:hAnsiTheme="minorHAnsi" w:cstheme="minorHAnsi"/>
+                <w:b w:val="0"/>
+                <w:bCs w:val="0"/>
+                <w:sz w:val="20"/>
+                <w:szCs w:val="20"/>
+                <w:lang w:val="en-GB"/>
+              </w:rPr>
+            </w:pPr>
+          </w:p>
+        </w:tc>
+        <w:tc>
+          <w:tcPr>
+            <w:tcW w:w="2552" w:type="dxa"/>
+          </w:tcPr>
+          <w:p>
+            <w:pPr>
+              <w:cnfStyle w:val="000000100000" w:firstRow="0" w:lastRow="0" w:firstColumn="0" w:lastColumn="0" w:oddVBand="0" w:evenVBand="0" w:oddHBand="1" w:evenHBand="0" w:firstRowFirstColumn="0" w:firstRowLastColumn="0" w:lastRowFirstColumn="0" w:lastRowLastColumn="0"/>
+              <w:rPr>
+                <w:rFonts w:asciiTheme="minorHAnsi" w:hAnsiTheme="minorHAnsi" w:cstheme="minorHAnsi"/>
+                <w:sz w:val="20"/>
+                <w:szCs w:val="20"/>
+                <w:lang w:val="en-GB"/>
+              </w:rPr>
+            </w:pPr>
+          </w:p>
+        </w:tc>
+        <w:tc>
+          <w:tcPr>
+            <w:tcW w:w="3979" w:type="dxa"/>
+          </w:tcPr>
+          <w:p>
+            <w:pPr>
+              <w:cnfStyle w:val="000000100000" w:firstRow="0" w:lastRow="0" w:firstColumn="0" w:lastColumn="0" w:oddVBand="0" w:evenVBand="0" w:oddHBand="1" w:evenHBand="0" w:firstRowFirstColumn="0" w:firstRowLastColumn="0" w:lastRowFirstColumn="0" w:lastRowLastColumn="0"/>
+              <w:rPr>
+                <w:rFonts w:asciiTheme="minorHAnsi" w:hAnsiTheme="minorHAnsi" w:cstheme="minorHAnsi"/>
+                <w:sz w:val="20"/>
+                <w:szCs w:val="20"/>
+                <w:lang w:val="en-GB"/>
+              </w:rPr>
+            </w:pPr>
+          </w:p>
+        </w:tc>
+      </w:tr>
+      <w:tr>
+        <w:tc>
+          <w:tcPr>
+            <w:cnfStyle w:val="001000000000" w:firstRow="0" w:lastRow="0" w:firstColumn="1" w:lastColumn="0" w:oddVBand="0" w:evenVBand="0" w:oddHBand="0" w:evenHBand="0" w:firstRowFirstColumn="0" w:firstRowLastColumn="0" w:lastRowFirstColumn="0" w:lastRowLastColumn="0"/>
+            <w:tcW w:w="3539" w:type="dxa"/>
+          </w:tcPr>
+          <w:p>
+            <w:pPr>
+              <w:rPr>
+                <w:rFonts w:asciiTheme="minorHAnsi" w:hAnsiTheme="minorHAnsi" w:cstheme="minorHAnsi"/>
+                <w:b w:val="0"/>
+                <w:bCs w:val="0"/>
+                <w:sz w:val="20"/>
+                <w:szCs w:val="20"/>
+                <w:lang w:val="en-GB"/>
+              </w:rPr>
+            </w:pPr>
+          </w:p>
+        </w:tc>
+        <w:tc>
+          <w:tcPr>
+            <w:tcW w:w="2552" w:type="dxa"/>
+          </w:tcPr>
+          <w:p>
+            <w:pPr>
+              <w:cnfStyle w:val="000000000000" w:firstRow="0" w:lastRow="0" w:firstColumn="0" w:lastColumn="0" w:oddVBand="0" w:evenVBand="0" w:oddHBand="0" w:evenHBand="0" w:firstRowFirstColumn="0" w:firstRowLastColumn="0" w:lastRowFirstColumn="0" w:lastRowLastColumn="0"/>
+              <w:rPr>
+                <w:rFonts w:asciiTheme="minorHAnsi" w:hAnsiTheme="minorHAnsi" w:cstheme="minorHAnsi"/>
+                <w:sz w:val="20"/>
+                <w:szCs w:val="20"/>
+                <w:lang w:val="en-GB"/>
+              </w:rPr>
+            </w:pPr>
+          </w:p>
+        </w:tc>
+        <w:tc>
+          <w:tcPr>
+            <w:tcW w:w="3979" w:type="dxa"/>
+          </w:tcPr>
+          <w:p>
+            <w:pPr>
+              <w:cnfStyle w:val="000000000000" w:firstRow="0" w:lastRow="0" w:firstColumn="0" w:lastColumn="0" w:oddVBand="0" w:evenVBand="0" w:oddHBand="0" w:evenHBand="0" w:firstRowFirstColumn="0" w:firstRowLastColumn="0" w:lastRowFirstColumn="0" w:lastRowLastColumn="0"/>
+              <w:rPr>
+                <w:rFonts w:asciiTheme="minorHAnsi" w:hAnsiTheme="minorHAnsi" w:cstheme="minorHAnsi"/>
+                <w:sz w:val="20"/>
+                <w:szCs w:val="20"/>
+                <w:lang w:val="en-GB"/>
+              </w:rPr>
+            </w:pPr>
+          </w:p>
+        </w:tc>
+      </w:tr>
+      <w:tr>
+        <w:trPr>
+          <w:cnfStyle w:val="000000100000" w:firstRow="0" w:lastRow="0" w:firstColumn="0" w:lastColumn="0" w:oddVBand="0" w:evenVBand="0" w:oddHBand="1" w:evenHBand="0" w:firstRowFirstColumn="0" w:firstRowLastColumn="0" w:lastRowFirstColumn="0" w:lastRowLastColumn="0"/>
+        </w:trPr>
+        <w:tc>
+          <w:tcPr>
+            <w:cnfStyle w:val="001000000000" w:firstRow="0" w:lastRow="0" w:firstColumn="1" w:lastColumn="0" w:oddVBand="0" w:evenVBand="0" w:oddHBand="0" w:evenHBand="0" w:firstRowFirstColumn="0" w:firstRowLastColumn="0" w:lastRowFirstColumn="0" w:lastRowLastColumn="0"/>
+            <w:tcW w:w="3539" w:type="dxa"/>
+          </w:tcPr>
+          <w:p>
+            <w:pPr>
+              <w:rPr>
+                <w:rFonts w:asciiTheme="minorHAnsi" w:hAnsiTheme="minorHAnsi" w:cstheme="minorHAnsi"/>
+                <w:b w:val="0"/>
+                <w:bCs w:val="0"/>
+                <w:sz w:val="20"/>
+                <w:szCs w:val="20"/>
+                <w:lang w:val="en-GB"/>
+              </w:rPr>
+            </w:pPr>
+          </w:p>
+        </w:tc>
+        <w:tc>
+          <w:tcPr>
+            <w:tcW w:w="2552" w:type="dxa"/>
+          </w:tcPr>
+          <w:p>
+            <w:pPr>
+              <w:cnfStyle w:val="000000100000" w:firstRow="0" w:lastRow="0" w:firstColumn="0" w:lastColumn="0" w:oddVBand="0" w:evenVBand="0" w:oddHBand="1" w:evenHBand="0" w:firstRowFirstColumn="0" w:firstRowLastColumn="0" w:lastRowFirstColumn="0" w:lastRowLastColumn="0"/>
+              <w:rPr>
+                <w:rFonts w:asciiTheme="minorHAnsi" w:hAnsiTheme="minorHAnsi" w:cstheme="minorHAnsi"/>
+                <w:sz w:val="20"/>
+                <w:szCs w:val="20"/>
+                <w:lang w:val="en-GB"/>
+              </w:rPr>
+            </w:pPr>
+          </w:p>
+        </w:tc>
+        <w:tc>
+          <w:tcPr>
+            <w:tcW w:w="3979" w:type="dxa"/>
+          </w:tcPr>
+          <w:p>
+            <w:pPr>
+              <w:cnfStyle w:val="000000100000" w:firstRow="0" w:lastRow="0" w:firstColumn="0" w:lastColumn="0" w:oddVBand="0" w:evenVBand="0" w:oddHBand="1" w:evenHBand="0" w:firstRowFirstColumn="0" w:firstRowLastColumn="0" w:lastRowFirstColumn="0" w:lastRowLastColumn="0"/>
+              <w:rPr>
+                <w:rFonts w:asciiTheme="minorHAnsi" w:hAnsiTheme="minorHAnsi" w:cstheme="minorHAnsi"/>
+                <w:sz w:val="20"/>
+                <w:szCs w:val="20"/>
+                <w:lang w:val="en-GB"/>
+              </w:rPr>
+            </w:pPr>
+          </w:p>
+        </w:tc>
+      </w:tr>
+      <w:tr>
+        <w:tc>
+          <w:tcPr>
+            <w:cnfStyle w:val="001000000000" w:firstRow="0" w:lastRow="0" w:firstColumn="1" w:lastColumn="0" w:oddVBand="0" w:evenVBand="0" w:oddHBand="0" w:evenHBand="0" w:firstRowFirstColumn="0" w:firstRowLastColumn="0" w:lastRowFirstColumn="0" w:lastRowLastColumn="0"/>
+            <w:tcW w:w="3539" w:type="dxa"/>
+          </w:tcPr>
+          <w:p>
+            <w:pPr>
+              <w:rPr>
+                <w:rFonts w:asciiTheme="minorHAnsi" w:hAnsiTheme="minorHAnsi" w:cstheme="minorHAnsi"/>
+                <w:b w:val="0"/>
+                <w:bCs w:val="0"/>
+                <w:sz w:val="20"/>
+                <w:szCs w:val="20"/>
+                <w:lang w:val="en-GB"/>
+              </w:rPr>
+            </w:pPr>
+          </w:p>
+        </w:tc>
+        <w:tc>
+          <w:tcPr>
+            <w:tcW w:w="2552" w:type="dxa"/>
+          </w:tcPr>
+          <w:p>
+            <w:pPr>
+              <w:cnfStyle w:val="000000000000" w:firstRow="0" w:lastRow="0" w:firstColumn="0" w:lastColumn="0" w:oddVBand="0" w:evenVBand="0" w:oddHBand="0" w:evenHBand="0" w:firstRowFirstColumn="0" w:firstRowLastColumn="0" w:lastRowFirstColumn="0" w:lastRowLastColumn="0"/>
+              <w:rPr>
+                <w:rFonts w:asciiTheme="minorHAnsi" w:hAnsiTheme="minorHAnsi" w:cstheme="minorHAnsi"/>
+                <w:sz w:val="20"/>
+                <w:szCs w:val="20"/>
+                <w:lang w:val="en-GB"/>
+              </w:rPr>
+            </w:pPr>
+          </w:p>
+        </w:tc>
+        <w:tc>
+          <w:tcPr>
+            <w:tcW w:w="3979" w:type="dxa"/>
+          </w:tcPr>
+          <w:p>
+            <w:pPr>
+              <w:cnfStyle w:val="000000000000" w:firstRow="0" w:lastRow="0" w:firstColumn="0" w:lastColumn="0" w:oddVBand="0" w:evenVBand="0" w:oddHBand="0" w:evenHBand="0" w:firstRowFirstColumn="0" w:firstRowLastColumn="0" w:lastRowFirstColumn="0" w:lastRowLastColumn="0"/>
+              <w:rPr>
+                <w:rFonts w:asciiTheme="minorHAnsi" w:hAnsiTheme="minorHAnsi" w:cstheme="minorHAnsi"/>
+                <w:sz w:val="20"/>
+                <w:szCs w:val="20"/>
+                <w:lang w:val="en-GB"/>
+              </w:rPr>
+            </w:pPr>
+          </w:p>
+        </w:tc>
+      </w:tr>
+      <w:tr>
+        <w:trPr>
+          <w:cnfStyle w:val="000000100000" w:firstRow="0" w:lastRow="0" w:firstColumn="0" w:lastColumn="0" w:oddVBand="0" w:evenVBand="0" w:oddHBand="1" w:evenHBand="0" w:firstRowFirstColumn="0" w:firstRowLastColumn="0" w:lastRowFirstColumn="0" w:lastRowLastColumn="0"/>
+        </w:trPr>
+        <w:tc>
+          <w:tcPr>
+            <w:cnfStyle w:val="001000000000" w:firstRow="0" w:lastRow="0" w:firstColumn="1" w:lastColumn="0" w:oddVBand="0" w:evenVBand="0" w:oddHBand="0" w:evenHBand="0" w:firstRowFirstColumn="0" w:firstRowLastColumn="0" w:lastRowFirstColumn="0" w:lastRowLastColumn="0"/>
+            <w:tcW w:w="3539" w:type="dxa"/>
+          </w:tcPr>
+          <w:p>
+            <w:pPr>
+              <w:rPr>
+                <w:rFonts w:asciiTheme="minorHAnsi" w:hAnsiTheme="minorHAnsi" w:cstheme="minorHAnsi"/>
+                <w:b w:val="0"/>
+                <w:bCs w:val="0"/>
+                <w:sz w:val="20"/>
+                <w:szCs w:val="20"/>
+                <w:lang w:val="en-GB"/>
+              </w:rPr>
+            </w:pPr>
+          </w:p>
+        </w:tc>
+        <w:tc>
+          <w:tcPr>
+            <w:tcW w:w="2552" w:type="dxa"/>
+          </w:tcPr>
+          <w:p>
+            <w:pPr>
+              <w:cnfStyle w:val="000000100000" w:firstRow="0" w:lastRow="0" w:firstColumn="0" w:lastColumn="0" w:oddVBand="0" w:evenVBand="0" w:oddHBand="1" w:evenHBand="0" w:firstRowFirstColumn="0" w:firstRowLastColumn="0" w:lastRowFirstColumn="0" w:lastRowLastColumn="0"/>
+              <w:rPr>
+                <w:rFonts w:asciiTheme="minorHAnsi" w:hAnsiTheme="minorHAnsi" w:cstheme="minorHAnsi"/>
+                <w:sz w:val="20"/>
+                <w:szCs w:val="20"/>
+                <w:lang w:val="en-GB"/>
+              </w:rPr>
+            </w:pPr>
+          </w:p>
+        </w:tc>
+        <w:tc>
+          <w:tcPr>
+            <w:tcW w:w="3979" w:type="dxa"/>
+          </w:tcPr>
+          <w:p>
+            <w:pPr>
+              <w:cnfStyle w:val="000000100000" w:firstRow="0" w:lastRow="0" w:firstColumn="0" w:lastColumn="0" w:oddVBand="0" w:evenVBand="0" w:oddHBand="1" w:evenHBand="0" w:firstRowFirstColumn="0" w:firstRowLastColumn="0" w:lastRowFirstColumn="0" w:lastRowLastColumn="0"/>
+              <w:rPr>
+                <w:rFonts w:asciiTheme="minorHAnsi" w:hAnsiTheme="minorHAnsi" w:cstheme="minorHAnsi"/>
+                <w:sz w:val="20"/>
+                <w:szCs w:val="20"/>
+                <w:lang w:val="en-GB"/>
+              </w:rPr>
+            </w:pPr>
+          </w:p>
+        </w:tc>
+      </w:tr>
+    </w:tbl>
     <w:p>
       <w:pPr>
         <w:rPr>
@@ -23866,15 +26017,7 @@
           <w:sz w:val="22"/>
           <w:szCs w:val="22"/>
         </w:rPr>
-        <w:t>170x480</w:t>
-      </w:r>
-      <w:r>
-        <w:rPr>
-          <w:rFonts w:asciiTheme="minorHAnsi" w:hAnsiTheme="minorHAnsi" w:cstheme="minorHAnsi"/>
-          <w:sz w:val="22"/>
-          <w:szCs w:val="22"/>
-        </w:rPr>
-        <w:t xml:space="preserve"> </w:t>
+        <w:t xml:space="preserve">170x480 </w:t>
       </w:r>
       <w:r>
         <w:rPr>
@@ -23891,372 +26034,6 @@
           <w:szCs w:val="22"/>
         </w:rPr>
         <w:tab/>
-      </w:r>
-      <w:r>
-        <w:rPr>
-          <w:rFonts w:asciiTheme="minorHAnsi" w:hAnsiTheme="minorHAnsi" w:cstheme="minorHAnsi"/>
-          <w:sz w:val="22"/>
-          <w:szCs w:val="22"/>
-        </w:rPr>
-        <w:tab/>
-      </w:r>
-      <w:r>
-        <w:rPr>
-          <w:rFonts w:asciiTheme="minorHAnsi" w:hAnsiTheme="minorHAnsi" w:cstheme="minorHAnsi"/>
-          <w:sz w:val="22"/>
-          <w:szCs w:val="22"/>
-        </w:rPr>
-        <w:t>on display</w:t>
-      </w:r>
-    </w:p>
-    <w:p>
-      <w:pPr>
-        <w:rPr>
-          <w:rFonts w:asciiTheme="minorHAnsi" w:hAnsiTheme="minorHAnsi" w:cstheme="minorHAnsi"/>
-          <w:sz w:val="22"/>
-          <w:szCs w:val="22"/>
-        </w:rPr>
-      </w:pPr>
-      <w:r>
-        <w:rPr>
-          <w:rFonts w:asciiTheme="minorHAnsi" w:hAnsiTheme="minorHAnsi" w:cstheme="minorHAnsi"/>
-          <w:sz w:val="22"/>
-          <w:szCs w:val="22"/>
-        </w:rPr>
-        <w:t>low_battery_img</w:t>
-      </w:r>
-      <w:r>
-        <w:rPr>
-          <w:rFonts w:asciiTheme="minorHAnsi" w:hAnsiTheme="minorHAnsi" w:cstheme="minorHAnsi"/>
-          <w:sz w:val="22"/>
-          <w:szCs w:val="22"/>
-        </w:rPr>
-        <w:t xml:space="preserve"> </w:t>
-      </w:r>
-      <w:r>
-        <w:rPr>
-          <w:rFonts w:asciiTheme="minorHAnsi" w:hAnsiTheme="minorHAnsi" w:cstheme="minorHAnsi"/>
-          <w:sz w:val="22"/>
-          <w:szCs w:val="22"/>
-        </w:rPr>
-        <w:tab/>
-      </w:r>
-      <w:r>
-        <w:rPr>
-          <w:rFonts w:asciiTheme="minorHAnsi" w:hAnsiTheme="minorHAnsi" w:cstheme="minorHAnsi"/>
-          <w:sz w:val="22"/>
-          <w:szCs w:val="22"/>
-        </w:rPr>
-        <w:t>170x480</w:t>
-      </w:r>
-      <w:r>
-        <w:rPr>
-          <w:rFonts w:asciiTheme="minorHAnsi" w:hAnsiTheme="minorHAnsi" w:cstheme="minorHAnsi"/>
-          <w:sz w:val="22"/>
-          <w:szCs w:val="22"/>
-        </w:rPr>
-        <w:t xml:space="preserve"> </w:t>
-      </w:r>
-      <w:r>
-        <w:rPr>
-          <w:rFonts w:asciiTheme="minorHAnsi" w:hAnsiTheme="minorHAnsi" w:cstheme="minorHAnsi"/>
-          <w:sz w:val="22"/>
-          <w:szCs w:val="22"/>
-        </w:rPr>
-        <w:tab/>
-      </w:r>
-      <w:r>
-        <w:rPr>
-          <w:rFonts w:asciiTheme="minorHAnsi" w:hAnsiTheme="minorHAnsi" w:cstheme="minorHAnsi"/>
-          <w:sz w:val="22"/>
-          <w:szCs w:val="22"/>
-        </w:rPr>
-        <w:tab/>
-      </w:r>
-      <w:r>
-        <w:rPr>
-          <w:rFonts w:asciiTheme="minorHAnsi" w:hAnsiTheme="minorHAnsi" w:cstheme="minorHAnsi"/>
-          <w:sz w:val="22"/>
-          <w:szCs w:val="22"/>
-        </w:rPr>
-        <w:tab/>
-      </w:r>
-      <w:r>
-        <w:rPr>
-          <w:rFonts w:asciiTheme="minorHAnsi" w:hAnsiTheme="minorHAnsi" w:cstheme="minorHAnsi"/>
-          <w:sz w:val="22"/>
-          <w:szCs w:val="22"/>
-        </w:rPr>
-        <w:t>on display</w:t>
-      </w:r>
-    </w:p>
-    <w:p>
-      <w:pPr>
-        <w:rPr>
-          <w:rFonts w:asciiTheme="minorHAnsi" w:hAnsiTheme="minorHAnsi" w:cstheme="minorHAnsi"/>
-          <w:sz w:val="22"/>
-          <w:szCs w:val="22"/>
-        </w:rPr>
-      </w:pPr>
-    </w:p>
-    <w:p>
-      <w:pPr>
-        <w:rPr>
-          <w:rFonts w:asciiTheme="minorHAnsi" w:hAnsiTheme="minorHAnsi" w:cstheme="minorHAnsi"/>
-          <w:sz w:val="22"/>
-          <w:szCs w:val="22"/>
-        </w:rPr>
-      </w:pPr>
-      <w:r>
-        <w:rPr>
-          <w:rFonts w:asciiTheme="minorHAnsi" w:hAnsiTheme="minorHAnsi" w:cstheme="minorHAnsi"/>
-          <w:sz w:val="22"/>
-          <w:szCs w:val="22"/>
-        </w:rPr>
-        <w:t>…</w:t>
-      </w:r>
-      <w:r>
-        <w:rPr>
-          <w:rFonts w:asciiTheme="minorHAnsi" w:hAnsiTheme="minorHAnsi" w:cstheme="minorHAnsi"/>
-          <w:sz w:val="22"/>
-          <w:szCs w:val="22"/>
-        </w:rPr>
-        <w:t>the Intra error warning</w:t>
-      </w:r>
-      <w:r>
-        <w:rPr>
-          <w:rFonts w:asciiTheme="minorHAnsi" w:hAnsiTheme="minorHAnsi" w:cstheme="minorHAnsi"/>
-          <w:sz w:val="22"/>
-          <w:szCs w:val="22"/>
-        </w:rPr>
-        <w:t xml:space="preserve"> </w:t>
-      </w:r>
-      <w:r>
-        <w:rPr>
-          <w:rFonts w:asciiTheme="minorHAnsi" w:hAnsiTheme="minorHAnsi" w:cstheme="minorHAnsi"/>
-          <w:sz w:val="22"/>
-          <w:szCs w:val="22"/>
-        </w:rPr>
-        <w:tab/>
-      </w:r>
-      <w:r>
-        <w:rPr>
-          <w:rFonts w:asciiTheme="minorHAnsi" w:hAnsiTheme="minorHAnsi" w:cstheme="minorHAnsi"/>
-          <w:sz w:val="22"/>
-          <w:szCs w:val="22"/>
-        </w:rPr>
-        <w:tab/>
-      </w:r>
-      <w:r>
-        <w:rPr>
-          <w:rFonts w:asciiTheme="minorHAnsi" w:hAnsiTheme="minorHAnsi" w:cstheme="minorHAnsi"/>
-          <w:sz w:val="22"/>
-          <w:szCs w:val="22"/>
-        </w:rPr>
-        <w:tab/>
-      </w:r>
-      <w:r>
-        <w:rPr>
-          <w:rFonts w:asciiTheme="minorHAnsi" w:hAnsiTheme="minorHAnsi" w:cstheme="minorHAnsi"/>
-          <w:sz w:val="22"/>
-          <w:szCs w:val="22"/>
-        </w:rPr>
-        <w:tab/>
-      </w:r>
-      <w:r>
-        <w:rPr>
-          <w:rFonts w:asciiTheme="minorHAnsi" w:hAnsiTheme="minorHAnsi" w:cstheme="minorHAnsi"/>
-          <w:sz w:val="22"/>
-          <w:szCs w:val="22"/>
-        </w:rPr>
-        <w:t>on display</w:t>
-      </w:r>
-    </w:p>
-    <w:p>
-      <w:pPr>
-        <w:rPr>
-          <w:rFonts w:asciiTheme="minorHAnsi" w:hAnsiTheme="minorHAnsi" w:cstheme="minorHAnsi"/>
-          <w:sz w:val="22"/>
-          <w:szCs w:val="22"/>
-        </w:rPr>
-      </w:pPr>
-      <w:r>
-        <w:rPr>
-          <w:rFonts w:asciiTheme="minorHAnsi" w:hAnsiTheme="minorHAnsi" w:cstheme="minorHAnsi"/>
-          <w:sz w:val="22"/>
-          <w:szCs w:val="22"/>
-        </w:rPr>
-        <w:t>…</w:t>
-      </w:r>
-      <w:r>
-        <w:rPr>
-          <w:rFonts w:asciiTheme="minorHAnsi" w:hAnsiTheme="minorHAnsi" w:cstheme="minorHAnsi"/>
-          <w:sz w:val="22"/>
-          <w:szCs w:val="22"/>
-        </w:rPr>
-        <w:t>the Secret expiration warning</w:t>
-      </w:r>
-      <w:r>
-        <w:rPr>
-          <w:rFonts w:asciiTheme="minorHAnsi" w:hAnsiTheme="minorHAnsi" w:cstheme="minorHAnsi"/>
-          <w:sz w:val="22"/>
-          <w:szCs w:val="22"/>
-        </w:rPr>
-        <w:t xml:space="preserve"> </w:t>
-      </w:r>
-      <w:r>
-        <w:rPr>
-          <w:rFonts w:asciiTheme="minorHAnsi" w:hAnsiTheme="minorHAnsi" w:cstheme="minorHAnsi"/>
-          <w:sz w:val="22"/>
-          <w:szCs w:val="22"/>
-        </w:rPr>
-        <w:tab/>
-      </w:r>
-      <w:r>
-        <w:rPr>
-          <w:rFonts w:asciiTheme="minorHAnsi" w:hAnsiTheme="minorHAnsi" w:cstheme="minorHAnsi"/>
-          <w:sz w:val="22"/>
-          <w:szCs w:val="22"/>
-        </w:rPr>
-        <w:tab/>
-      </w:r>
-      <w:r>
-        <w:rPr>
-          <w:rFonts w:asciiTheme="minorHAnsi" w:hAnsiTheme="minorHAnsi" w:cstheme="minorHAnsi"/>
-          <w:sz w:val="22"/>
-          <w:szCs w:val="22"/>
-        </w:rPr>
-        <w:tab/>
-      </w:r>
-      <w:r>
-        <w:rPr>
-          <w:rFonts w:asciiTheme="minorHAnsi" w:hAnsiTheme="minorHAnsi" w:cstheme="minorHAnsi"/>
-          <w:sz w:val="22"/>
-          <w:szCs w:val="22"/>
-        </w:rPr>
-        <w:t>on display</w:t>
-      </w:r>
-    </w:p>
-    <w:p>
-      <w:pPr>
-        <w:rPr>
-          <w:rFonts w:asciiTheme="minorHAnsi" w:hAnsiTheme="minorHAnsi" w:cstheme="minorHAnsi"/>
-          <w:sz w:val="22"/>
-          <w:szCs w:val="22"/>
-        </w:rPr>
-      </w:pPr>
-      <w:r>
-        <w:rPr>
-          <w:rFonts w:asciiTheme="minorHAnsi" w:hAnsiTheme="minorHAnsi" w:cstheme="minorHAnsi"/>
-          <w:sz w:val="22"/>
-          <w:szCs w:val="22"/>
-        </w:rPr>
-        <w:t>...the low battery warning</w:t>
-      </w:r>
-      <w:r>
-        <w:rPr>
-          <w:rFonts w:asciiTheme="minorHAnsi" w:hAnsiTheme="minorHAnsi" w:cstheme="minorHAnsi"/>
-          <w:sz w:val="22"/>
-          <w:szCs w:val="22"/>
-        </w:rPr>
-        <w:t xml:space="preserve"> </w:t>
-      </w:r>
-      <w:r>
-        <w:rPr>
-          <w:rFonts w:asciiTheme="minorHAnsi" w:hAnsiTheme="minorHAnsi" w:cstheme="minorHAnsi"/>
-          <w:sz w:val="22"/>
-          <w:szCs w:val="22"/>
-        </w:rPr>
-        <w:tab/>
-      </w:r>
-      <w:r>
-        <w:rPr>
-          <w:rFonts w:asciiTheme="minorHAnsi" w:hAnsiTheme="minorHAnsi" w:cstheme="minorHAnsi"/>
-          <w:sz w:val="22"/>
-          <w:szCs w:val="22"/>
-        </w:rPr>
-        <w:tab/>
-      </w:r>
-      <w:r>
-        <w:rPr>
-          <w:rFonts w:asciiTheme="minorHAnsi" w:hAnsiTheme="minorHAnsi" w:cstheme="minorHAnsi"/>
-          <w:sz w:val="22"/>
-          <w:szCs w:val="22"/>
-        </w:rPr>
-        <w:tab/>
-      </w:r>
-      <w:r>
-        <w:rPr>
-          <w:rFonts w:asciiTheme="minorHAnsi" w:hAnsiTheme="minorHAnsi" w:cstheme="minorHAnsi"/>
-          <w:sz w:val="22"/>
-          <w:szCs w:val="22"/>
-        </w:rPr>
-        <w:tab/>
-      </w:r>
-      <w:r>
-        <w:rPr>
-          <w:rFonts w:asciiTheme="minorHAnsi" w:hAnsiTheme="minorHAnsi" w:cstheme="minorHAnsi"/>
-          <w:sz w:val="22"/>
-          <w:szCs w:val="22"/>
-        </w:rPr>
-        <w:t>on display</w:t>
-      </w:r>
-    </w:p>
-    <w:p>
-      <w:pPr>
-        <w:rPr>
-          <w:rFonts w:asciiTheme="minorHAnsi" w:hAnsiTheme="minorHAnsi" w:cstheme="minorHAnsi"/>
-          <w:sz w:val="22"/>
-          <w:szCs w:val="22"/>
-        </w:rPr>
-      </w:pPr>
-      <w:r>
-        <w:rPr>
-          <w:rFonts w:asciiTheme="minorHAnsi" w:hAnsiTheme="minorHAnsi" w:cstheme="minorHAnsi"/>
-          <w:sz w:val="22"/>
-          <w:szCs w:val="22"/>
-        </w:rPr>
-        <w:t>...the WAITING FOR</w:t>
-      </w:r>
-      <w:r>
-        <w:rPr>
-          <w:rFonts w:asciiTheme="minorHAnsi" w:hAnsiTheme="minorHAnsi" w:cstheme="minorHAnsi"/>
-          <w:sz w:val="22"/>
-          <w:szCs w:val="22"/>
-        </w:rPr>
-        <w:t xml:space="preserve"> </w:t>
-      </w:r>
-      <w:r>
-        <w:rPr>
-          <w:rFonts w:asciiTheme="minorHAnsi" w:hAnsiTheme="minorHAnsi" w:cstheme="minorHAnsi"/>
-          <w:sz w:val="22"/>
-          <w:szCs w:val="22"/>
-        </w:rPr>
-        <w:t>OTA UPDATE</w:t>
-      </w:r>
-      <w:r>
-        <w:rPr>
-          <w:rFonts w:asciiTheme="minorHAnsi" w:hAnsiTheme="minorHAnsi" w:cstheme="minorHAnsi"/>
-          <w:sz w:val="22"/>
-          <w:szCs w:val="22"/>
-        </w:rPr>
-        <w:t xml:space="preserve"> </w:t>
-      </w:r>
-      <w:r>
-        <w:rPr>
-          <w:rFonts w:asciiTheme="minorHAnsi" w:hAnsiTheme="minorHAnsi" w:cstheme="minorHAnsi"/>
-          <w:sz w:val="22"/>
-          <w:szCs w:val="22"/>
-        </w:rPr>
-        <w:t>notification</w:t>
-      </w:r>
-      <w:r>
-        <w:rPr>
-          <w:rFonts w:asciiTheme="minorHAnsi" w:hAnsiTheme="minorHAnsi" w:cstheme="minorHAnsi"/>
-          <w:sz w:val="22"/>
-          <w:szCs w:val="22"/>
-        </w:rPr>
-        <w:t xml:space="preserve"> </w:t>
       </w:r>
       <w:r>
         <w:rPr>
@@ -24282,7 +26059,7 @@
           <w:sz w:val="22"/>
           <w:szCs w:val="22"/>
         </w:rPr>
-        <w:t>...the OTA UPDATE</w:t>
+        <w:t>low_battery_img</w:t>
       </w:r>
       <w:r>
         <w:rPr>
@@ -24298,38 +26075,6 @@
           <w:sz w:val="22"/>
           <w:szCs w:val="22"/>
         </w:rPr>
-        <w:t>SUCCESS</w:t>
-      </w:r>
-      <w:r>
-        <w:rPr>
-          <w:rFonts w:asciiTheme="minorHAnsi" w:hAnsiTheme="minorHAnsi" w:cstheme="minorHAnsi"/>
-          <w:sz w:val="22"/>
-          <w:szCs w:val="22"/>
-        </w:rPr>
-        <w:t xml:space="preserve"> </w:t>
-      </w:r>
-      <w:r>
-        <w:rPr>
-          <w:rFonts w:asciiTheme="minorHAnsi" w:hAnsiTheme="minorHAnsi" w:cstheme="minorHAnsi"/>
-          <w:sz w:val="22"/>
-          <w:szCs w:val="22"/>
-        </w:rPr>
-        <w:t>notification</w:t>
-      </w:r>
-      <w:r>
-        <w:rPr>
-          <w:rFonts w:asciiTheme="minorHAnsi" w:hAnsiTheme="minorHAnsi" w:cstheme="minorHAnsi"/>
-          <w:sz w:val="22"/>
-          <w:szCs w:val="22"/>
-        </w:rPr>
-        <w:t xml:space="preserve"> </w:t>
-      </w:r>
-      <w:r>
-        <w:rPr>
-          <w:rFonts w:asciiTheme="minorHAnsi" w:hAnsiTheme="minorHAnsi" w:cstheme="minorHAnsi"/>
-          <w:sz w:val="22"/>
-          <w:szCs w:val="22"/>
-        </w:rPr>
         <w:tab/>
       </w:r>
       <w:r>
@@ -24338,6 +26083,14 @@
           <w:sz w:val="22"/>
           <w:szCs w:val="22"/>
         </w:rPr>
+        <w:t xml:space="preserve">170x480 </w:t>
+      </w:r>
+      <w:r>
+        <w:rPr>
+          <w:rFonts w:asciiTheme="minorHAnsi" w:hAnsiTheme="minorHAnsi" w:cstheme="minorHAnsi"/>
+          <w:sz w:val="22"/>
+          <w:szCs w:val="22"/>
+        </w:rPr>
         <w:tab/>
       </w:r>
       <w:r>
@@ -24346,153 +26099,7 @@
           <w:sz w:val="22"/>
           <w:szCs w:val="22"/>
         </w:rPr>
-        <w:t>on display</w:t>
-      </w:r>
-    </w:p>
-    <w:p>
-      <w:pPr>
-        <w:rPr>
-          <w:rFonts w:asciiTheme="minorHAnsi" w:hAnsiTheme="minorHAnsi" w:cstheme="minorHAnsi"/>
-          <w:sz w:val="22"/>
-          <w:szCs w:val="22"/>
-        </w:rPr>
-      </w:pPr>
-      <w:r>
-        <w:rPr>
-          <w:rFonts w:asciiTheme="minorHAnsi" w:hAnsiTheme="minorHAnsi" w:cstheme="minorHAnsi"/>
-          <w:sz w:val="22"/>
-          <w:szCs w:val="22"/>
-        </w:rPr>
-        <w:t>...the OTA UPDATE</w:t>
-      </w:r>
-      <w:r>
-        <w:rPr>
-          <w:rFonts w:asciiTheme="minorHAnsi" w:hAnsiTheme="minorHAnsi" w:cstheme="minorHAnsi"/>
-          <w:sz w:val="22"/>
-          <w:szCs w:val="22"/>
-        </w:rPr>
-        <w:t xml:space="preserve"> </w:t>
-      </w:r>
-      <w:r>
-        <w:rPr>
-          <w:rFonts w:asciiTheme="minorHAnsi" w:hAnsiTheme="minorHAnsi" w:cstheme="minorHAnsi"/>
-          <w:sz w:val="22"/>
-          <w:szCs w:val="22"/>
-        </w:rPr>
-        <w:t>FAIL</w:t>
-      </w:r>
-      <w:r>
-        <w:rPr>
-          <w:rFonts w:asciiTheme="minorHAnsi" w:hAnsiTheme="minorHAnsi" w:cstheme="minorHAnsi"/>
-          <w:sz w:val="22"/>
-          <w:szCs w:val="22"/>
-        </w:rPr>
-        <w:t xml:space="preserve"> </w:t>
-      </w:r>
-      <w:r>
-        <w:rPr>
-          <w:rFonts w:asciiTheme="minorHAnsi" w:hAnsiTheme="minorHAnsi" w:cstheme="minorHAnsi"/>
-          <w:sz w:val="22"/>
-          <w:szCs w:val="22"/>
-        </w:rPr>
-        <w:t>notification</w:t>
-      </w:r>
-      <w:r>
-        <w:rPr>
-          <w:rFonts w:asciiTheme="minorHAnsi" w:hAnsiTheme="minorHAnsi" w:cstheme="minorHAnsi"/>
-          <w:sz w:val="22"/>
-          <w:szCs w:val="22"/>
-        </w:rPr>
-        <w:t xml:space="preserve"> </w:t>
-      </w:r>
-      <w:r>
-        <w:rPr>
-          <w:rFonts w:asciiTheme="minorHAnsi" w:hAnsiTheme="minorHAnsi" w:cstheme="minorHAnsi"/>
-          <w:sz w:val="22"/>
-          <w:szCs w:val="22"/>
-        </w:rPr>
         <w:tab/>
-      </w:r>
-      <w:r>
-        <w:rPr>
-          <w:rFonts w:asciiTheme="minorHAnsi" w:hAnsiTheme="minorHAnsi" w:cstheme="minorHAnsi"/>
-          <w:sz w:val="22"/>
-          <w:szCs w:val="22"/>
-        </w:rPr>
-        <w:tab/>
-      </w:r>
-      <w:r>
-        <w:rPr>
-          <w:rFonts w:asciiTheme="minorHAnsi" w:hAnsiTheme="minorHAnsi" w:cstheme="minorHAnsi"/>
-          <w:sz w:val="22"/>
-          <w:szCs w:val="22"/>
-        </w:rPr>
-        <w:t>on display</w:t>
-      </w:r>
-      <w:r>
-        <w:rPr>
-          <w:rFonts w:asciiTheme="minorHAnsi" w:hAnsiTheme="minorHAnsi" w:cstheme="minorHAnsi"/>
-          <w:sz w:val="22"/>
-          <w:szCs w:val="22"/>
-        </w:rPr>
-        <w:t xml:space="preserve"> </w:t>
-      </w:r>
-    </w:p>
-    <w:p>
-      <w:pPr>
-        <w:rPr>
-          <w:rFonts w:asciiTheme="minorHAnsi" w:hAnsiTheme="minorHAnsi" w:cstheme="minorHAnsi"/>
-          <w:sz w:val="22"/>
-          <w:szCs w:val="22"/>
-        </w:rPr>
-      </w:pPr>
-      <w:r>
-        <w:rPr>
-          <w:rFonts w:asciiTheme="minorHAnsi" w:hAnsiTheme="minorHAnsi" w:cstheme="minorHAnsi"/>
-          <w:sz w:val="22"/>
-          <w:szCs w:val="22"/>
-        </w:rPr>
-        <w:t>...the OTA UPDATE</w:t>
-      </w:r>
-      <w:r>
-        <w:rPr>
-          <w:rFonts w:asciiTheme="minorHAnsi" w:hAnsiTheme="minorHAnsi" w:cstheme="minorHAnsi"/>
-          <w:sz w:val="22"/>
-          <w:szCs w:val="22"/>
-        </w:rPr>
-        <w:t xml:space="preserve"> </w:t>
-      </w:r>
-      <w:r>
-        <w:rPr>
-          <w:rFonts w:asciiTheme="minorHAnsi" w:hAnsiTheme="minorHAnsi" w:cstheme="minorHAnsi"/>
-          <w:sz w:val="22"/>
-          <w:szCs w:val="22"/>
-        </w:rPr>
-        <w:t>WAS CANCELED</w:t>
-      </w:r>
-      <w:r>
-        <w:rPr>
-          <w:rFonts w:asciiTheme="minorHAnsi" w:hAnsiTheme="minorHAnsi" w:cstheme="minorHAnsi"/>
-          <w:sz w:val="22"/>
-          <w:szCs w:val="22"/>
-        </w:rPr>
-        <w:t xml:space="preserve"> </w:t>
-      </w:r>
-      <w:r>
-        <w:rPr>
-          <w:rFonts w:asciiTheme="minorHAnsi" w:hAnsiTheme="minorHAnsi" w:cstheme="minorHAnsi"/>
-          <w:sz w:val="22"/>
-          <w:szCs w:val="22"/>
-        </w:rPr>
-        <w:t>notification</w:t>
-      </w:r>
-      <w:r>
-        <w:rPr>
-          <w:rFonts w:asciiTheme="minorHAnsi" w:hAnsiTheme="minorHAnsi" w:cstheme="minorHAnsi"/>
-          <w:sz w:val="22"/>
-          <w:szCs w:val="22"/>
-        </w:rPr>
-        <w:t xml:space="preserve"> </w:t>
       </w:r>
       <w:r>
         <w:rPr>
@@ -24512,13 +26119,180 @@
           <w:szCs w:val="22"/>
         </w:rPr>
       </w:pPr>
-      <w:r>
-        <w:rPr>
-          <w:rFonts w:asciiTheme="minorHAnsi" w:hAnsiTheme="minorHAnsi" w:cstheme="minorHAnsi"/>
-          <w:sz w:val="22"/>
-          <w:szCs w:val="22"/>
-        </w:rPr>
-        <w:t>...the Telegram error warning</w:t>
+    </w:p>
+    <w:p>
+      <w:pPr>
+        <w:rPr>
+          <w:rFonts w:asciiTheme="minorHAnsi" w:hAnsiTheme="minorHAnsi" w:cstheme="minorHAnsi"/>
+          <w:sz w:val="22"/>
+          <w:szCs w:val="22"/>
+        </w:rPr>
+      </w:pPr>
+      <w:r>
+        <w:rPr>
+          <w:rFonts w:asciiTheme="minorHAnsi" w:hAnsiTheme="minorHAnsi" w:cstheme="minorHAnsi"/>
+          <w:sz w:val="22"/>
+          <w:szCs w:val="22"/>
+        </w:rPr>
+        <w:t>…</w:t>
+      </w:r>
+      <w:r>
+        <w:rPr>
+          <w:rFonts w:asciiTheme="minorHAnsi" w:hAnsiTheme="minorHAnsi" w:cstheme="minorHAnsi"/>
+          <w:sz w:val="22"/>
+          <w:szCs w:val="22"/>
+        </w:rPr>
+        <w:t xml:space="preserve">the Intra error warning </w:t>
+      </w:r>
+      <w:r>
+        <w:rPr>
+          <w:rFonts w:asciiTheme="minorHAnsi" w:hAnsiTheme="minorHAnsi" w:cstheme="minorHAnsi"/>
+          <w:sz w:val="22"/>
+          <w:szCs w:val="22"/>
+        </w:rPr>
+        <w:tab/>
+      </w:r>
+      <w:r>
+        <w:rPr>
+          <w:rFonts w:asciiTheme="minorHAnsi" w:hAnsiTheme="minorHAnsi" w:cstheme="minorHAnsi"/>
+          <w:sz w:val="22"/>
+          <w:szCs w:val="22"/>
+        </w:rPr>
+        <w:tab/>
+      </w:r>
+      <w:r>
+        <w:rPr>
+          <w:rFonts w:asciiTheme="minorHAnsi" w:hAnsiTheme="minorHAnsi" w:cstheme="minorHAnsi"/>
+          <w:sz w:val="22"/>
+          <w:szCs w:val="22"/>
+        </w:rPr>
+        <w:tab/>
+      </w:r>
+      <w:r>
+        <w:rPr>
+          <w:rFonts w:asciiTheme="minorHAnsi" w:hAnsiTheme="minorHAnsi" w:cstheme="minorHAnsi"/>
+          <w:sz w:val="22"/>
+          <w:szCs w:val="22"/>
+        </w:rPr>
+        <w:tab/>
+        <w:t>on display</w:t>
+      </w:r>
+    </w:p>
+    <w:p>
+      <w:pPr>
+        <w:rPr>
+          <w:rFonts w:asciiTheme="minorHAnsi" w:hAnsiTheme="minorHAnsi" w:cstheme="minorHAnsi"/>
+          <w:sz w:val="22"/>
+          <w:szCs w:val="22"/>
+        </w:rPr>
+      </w:pPr>
+      <w:r>
+        <w:rPr>
+          <w:rFonts w:asciiTheme="minorHAnsi" w:hAnsiTheme="minorHAnsi" w:cstheme="minorHAnsi"/>
+          <w:sz w:val="22"/>
+          <w:szCs w:val="22"/>
+        </w:rPr>
+        <w:t>…</w:t>
+      </w:r>
+      <w:r>
+        <w:rPr>
+          <w:rFonts w:asciiTheme="minorHAnsi" w:hAnsiTheme="minorHAnsi" w:cstheme="minorHAnsi"/>
+          <w:sz w:val="22"/>
+          <w:szCs w:val="22"/>
+        </w:rPr>
+        <w:t xml:space="preserve">the Secret expiration warning </w:t>
+      </w:r>
+      <w:r>
+        <w:rPr>
+          <w:rFonts w:asciiTheme="minorHAnsi" w:hAnsiTheme="minorHAnsi" w:cstheme="minorHAnsi"/>
+          <w:sz w:val="22"/>
+          <w:szCs w:val="22"/>
+        </w:rPr>
+        <w:tab/>
+      </w:r>
+      <w:r>
+        <w:rPr>
+          <w:rFonts w:asciiTheme="minorHAnsi" w:hAnsiTheme="minorHAnsi" w:cstheme="minorHAnsi"/>
+          <w:sz w:val="22"/>
+          <w:szCs w:val="22"/>
+        </w:rPr>
+        <w:tab/>
+      </w:r>
+      <w:r>
+        <w:rPr>
+          <w:rFonts w:asciiTheme="minorHAnsi" w:hAnsiTheme="minorHAnsi" w:cstheme="minorHAnsi"/>
+          <w:sz w:val="22"/>
+          <w:szCs w:val="22"/>
+        </w:rPr>
+        <w:tab/>
+        <w:t>on display</w:t>
+      </w:r>
+    </w:p>
+    <w:p>
+      <w:pPr>
+        <w:rPr>
+          <w:rFonts w:asciiTheme="minorHAnsi" w:hAnsiTheme="minorHAnsi" w:cstheme="minorHAnsi"/>
+          <w:sz w:val="22"/>
+          <w:szCs w:val="22"/>
+        </w:rPr>
+      </w:pPr>
+      <w:r>
+        <w:rPr>
+          <w:rFonts w:asciiTheme="minorHAnsi" w:hAnsiTheme="minorHAnsi" w:cstheme="minorHAnsi"/>
+          <w:sz w:val="22"/>
+          <w:szCs w:val="22"/>
+        </w:rPr>
+        <w:t xml:space="preserve">...the low battery warning </w:t>
+      </w:r>
+      <w:r>
+        <w:rPr>
+          <w:rFonts w:asciiTheme="minorHAnsi" w:hAnsiTheme="minorHAnsi" w:cstheme="minorHAnsi"/>
+          <w:sz w:val="22"/>
+          <w:szCs w:val="22"/>
+        </w:rPr>
+        <w:tab/>
+      </w:r>
+      <w:r>
+        <w:rPr>
+          <w:rFonts w:asciiTheme="minorHAnsi" w:hAnsiTheme="minorHAnsi" w:cstheme="minorHAnsi"/>
+          <w:sz w:val="22"/>
+          <w:szCs w:val="22"/>
+        </w:rPr>
+        <w:tab/>
+      </w:r>
+      <w:r>
+        <w:rPr>
+          <w:rFonts w:asciiTheme="minorHAnsi" w:hAnsiTheme="minorHAnsi" w:cstheme="minorHAnsi"/>
+          <w:sz w:val="22"/>
+          <w:szCs w:val="22"/>
+        </w:rPr>
+        <w:tab/>
+      </w:r>
+      <w:r>
+        <w:rPr>
+          <w:rFonts w:asciiTheme="minorHAnsi" w:hAnsiTheme="minorHAnsi" w:cstheme="minorHAnsi"/>
+          <w:sz w:val="22"/>
+          <w:szCs w:val="22"/>
+        </w:rPr>
+        <w:tab/>
+        <w:t>on display</w:t>
+      </w:r>
+    </w:p>
+    <w:p>
+      <w:pPr>
+        <w:rPr>
+          <w:rFonts w:asciiTheme="minorHAnsi" w:hAnsiTheme="minorHAnsi" w:cstheme="minorHAnsi"/>
+          <w:sz w:val="22"/>
+          <w:szCs w:val="22"/>
+        </w:rPr>
+      </w:pPr>
+      <w:r>
+        <w:rPr>
+          <w:rFonts w:asciiTheme="minorHAnsi" w:hAnsiTheme="minorHAnsi" w:cstheme="minorHAnsi"/>
+          <w:sz w:val="22"/>
+          <w:szCs w:val="22"/>
+        </w:rPr>
+        <w:t>...the WAITING FOR</w:t>
       </w:r>
       <w:r>
         <w:rPr>
@@ -24534,7 +26308,81 @@
           <w:sz w:val="22"/>
           <w:szCs w:val="22"/>
         </w:rPr>
+        <w:t>OTA UPDATE</w:t>
+      </w:r>
+      <w:r>
+        <w:rPr>
+          <w:rFonts w:asciiTheme="minorHAnsi" w:hAnsiTheme="minorHAnsi" w:cstheme="minorHAnsi"/>
+          <w:sz w:val="22"/>
+          <w:szCs w:val="22"/>
+        </w:rPr>
+        <w:t xml:space="preserve"> </w:t>
+      </w:r>
+      <w:r>
+        <w:rPr>
+          <w:rFonts w:asciiTheme="minorHAnsi" w:hAnsiTheme="minorHAnsi" w:cstheme="minorHAnsi"/>
+          <w:sz w:val="22"/>
+          <w:szCs w:val="22"/>
+        </w:rPr>
+        <w:t xml:space="preserve">notification </w:t>
+      </w:r>
+      <w:r>
+        <w:rPr>
+          <w:rFonts w:asciiTheme="minorHAnsi" w:hAnsiTheme="minorHAnsi" w:cstheme="minorHAnsi"/>
+          <w:sz w:val="22"/>
+          <w:szCs w:val="22"/>
+        </w:rPr>
         <w:tab/>
+        <w:t>on display</w:t>
+      </w:r>
+    </w:p>
+    <w:p>
+      <w:pPr>
+        <w:rPr>
+          <w:rFonts w:asciiTheme="minorHAnsi" w:hAnsiTheme="minorHAnsi" w:cstheme="minorHAnsi"/>
+          <w:sz w:val="22"/>
+          <w:szCs w:val="22"/>
+        </w:rPr>
+      </w:pPr>
+      <w:r>
+        <w:rPr>
+          <w:rFonts w:asciiTheme="minorHAnsi" w:hAnsiTheme="minorHAnsi" w:cstheme="minorHAnsi"/>
+          <w:sz w:val="22"/>
+          <w:szCs w:val="22"/>
+        </w:rPr>
+        <w:t>...the OTA UPDATE</w:t>
+      </w:r>
+      <w:r>
+        <w:rPr>
+          <w:rFonts w:asciiTheme="minorHAnsi" w:hAnsiTheme="minorHAnsi" w:cstheme="minorHAnsi"/>
+          <w:sz w:val="22"/>
+          <w:szCs w:val="22"/>
+        </w:rPr>
+        <w:t xml:space="preserve"> </w:t>
+      </w:r>
+      <w:r>
+        <w:rPr>
+          <w:rFonts w:asciiTheme="minorHAnsi" w:hAnsiTheme="minorHAnsi" w:cstheme="minorHAnsi"/>
+          <w:sz w:val="22"/>
+          <w:szCs w:val="22"/>
+        </w:rPr>
+        <w:t>SUCCESS</w:t>
+      </w:r>
+      <w:r>
+        <w:rPr>
+          <w:rFonts w:asciiTheme="minorHAnsi" w:hAnsiTheme="minorHAnsi" w:cstheme="minorHAnsi"/>
+          <w:sz w:val="22"/>
+          <w:szCs w:val="22"/>
+        </w:rPr>
+        <w:t xml:space="preserve"> </w:t>
+      </w:r>
+      <w:r>
+        <w:rPr>
+          <w:rFonts w:asciiTheme="minorHAnsi" w:hAnsiTheme="minorHAnsi" w:cstheme="minorHAnsi"/>
+          <w:sz w:val="22"/>
+          <w:szCs w:val="22"/>
+        </w:rPr>
+        <w:t xml:space="preserve">notification </w:t>
       </w:r>
       <w:r>
         <w:rPr>
@@ -24551,13 +26399,180 @@
           <w:szCs w:val="22"/>
         </w:rPr>
         <w:tab/>
-      </w:r>
-      <w:r>
-        <w:rPr>
-          <w:rFonts w:asciiTheme="minorHAnsi" w:hAnsiTheme="minorHAnsi" w:cstheme="minorHAnsi"/>
-          <w:sz w:val="22"/>
-          <w:szCs w:val="22"/>
-        </w:rPr>
+        <w:t>on display</w:t>
+      </w:r>
+    </w:p>
+    <w:p>
+      <w:pPr>
+        <w:rPr>
+          <w:rFonts w:asciiTheme="minorHAnsi" w:hAnsiTheme="minorHAnsi" w:cstheme="minorHAnsi"/>
+          <w:sz w:val="22"/>
+          <w:szCs w:val="22"/>
+        </w:rPr>
+      </w:pPr>
+      <w:r>
+        <w:rPr>
+          <w:rFonts w:asciiTheme="minorHAnsi" w:hAnsiTheme="minorHAnsi" w:cstheme="minorHAnsi"/>
+          <w:sz w:val="22"/>
+          <w:szCs w:val="22"/>
+        </w:rPr>
+        <w:t>...the OTA UPDATE</w:t>
+      </w:r>
+      <w:r>
+        <w:rPr>
+          <w:rFonts w:asciiTheme="minorHAnsi" w:hAnsiTheme="minorHAnsi" w:cstheme="minorHAnsi"/>
+          <w:sz w:val="22"/>
+          <w:szCs w:val="22"/>
+        </w:rPr>
+        <w:t xml:space="preserve"> </w:t>
+      </w:r>
+      <w:r>
+        <w:rPr>
+          <w:rFonts w:asciiTheme="minorHAnsi" w:hAnsiTheme="minorHAnsi" w:cstheme="minorHAnsi"/>
+          <w:sz w:val="22"/>
+          <w:szCs w:val="22"/>
+        </w:rPr>
+        <w:t>FAIL</w:t>
+      </w:r>
+      <w:r>
+        <w:rPr>
+          <w:rFonts w:asciiTheme="minorHAnsi" w:hAnsiTheme="minorHAnsi" w:cstheme="minorHAnsi"/>
+          <w:sz w:val="22"/>
+          <w:szCs w:val="22"/>
+        </w:rPr>
+        <w:t xml:space="preserve"> </w:t>
+      </w:r>
+      <w:r>
+        <w:rPr>
+          <w:rFonts w:asciiTheme="minorHAnsi" w:hAnsiTheme="minorHAnsi" w:cstheme="minorHAnsi"/>
+          <w:sz w:val="22"/>
+          <w:szCs w:val="22"/>
+        </w:rPr>
+        <w:t xml:space="preserve">notification </w:t>
+      </w:r>
+      <w:r>
+        <w:rPr>
+          <w:rFonts w:asciiTheme="minorHAnsi" w:hAnsiTheme="minorHAnsi" w:cstheme="minorHAnsi"/>
+          <w:sz w:val="22"/>
+          <w:szCs w:val="22"/>
+        </w:rPr>
+        <w:tab/>
+      </w:r>
+      <w:r>
+        <w:rPr>
+          <w:rFonts w:asciiTheme="minorHAnsi" w:hAnsiTheme="minorHAnsi" w:cstheme="minorHAnsi"/>
+          <w:sz w:val="22"/>
+          <w:szCs w:val="22"/>
+        </w:rPr>
+        <w:tab/>
+        <w:t>on display</w:t>
+      </w:r>
+      <w:r>
+        <w:rPr>
+          <w:rFonts w:asciiTheme="minorHAnsi" w:hAnsiTheme="minorHAnsi" w:cstheme="minorHAnsi"/>
+          <w:sz w:val="22"/>
+          <w:szCs w:val="22"/>
+        </w:rPr>
+        <w:t xml:space="preserve"> </w:t>
+      </w:r>
+    </w:p>
+    <w:p>
+      <w:pPr>
+        <w:rPr>
+          <w:rFonts w:asciiTheme="minorHAnsi" w:hAnsiTheme="minorHAnsi" w:cstheme="minorHAnsi"/>
+          <w:sz w:val="22"/>
+          <w:szCs w:val="22"/>
+        </w:rPr>
+      </w:pPr>
+      <w:r>
+        <w:rPr>
+          <w:rFonts w:asciiTheme="minorHAnsi" w:hAnsiTheme="minorHAnsi" w:cstheme="minorHAnsi"/>
+          <w:sz w:val="22"/>
+          <w:szCs w:val="22"/>
+        </w:rPr>
+        <w:t>...the OTA UPDATE</w:t>
+      </w:r>
+      <w:r>
+        <w:rPr>
+          <w:rFonts w:asciiTheme="minorHAnsi" w:hAnsiTheme="minorHAnsi" w:cstheme="minorHAnsi"/>
+          <w:sz w:val="22"/>
+          <w:szCs w:val="22"/>
+        </w:rPr>
+        <w:t xml:space="preserve"> </w:t>
+      </w:r>
+      <w:r>
+        <w:rPr>
+          <w:rFonts w:asciiTheme="minorHAnsi" w:hAnsiTheme="minorHAnsi" w:cstheme="minorHAnsi"/>
+          <w:sz w:val="22"/>
+          <w:szCs w:val="22"/>
+        </w:rPr>
+        <w:t>WAS CANCELED</w:t>
+      </w:r>
+      <w:r>
+        <w:rPr>
+          <w:rFonts w:asciiTheme="minorHAnsi" w:hAnsiTheme="minorHAnsi" w:cstheme="minorHAnsi"/>
+          <w:sz w:val="22"/>
+          <w:szCs w:val="22"/>
+        </w:rPr>
+        <w:t xml:space="preserve"> </w:t>
+      </w:r>
+      <w:r>
+        <w:rPr>
+          <w:rFonts w:asciiTheme="minorHAnsi" w:hAnsiTheme="minorHAnsi" w:cstheme="minorHAnsi"/>
+          <w:sz w:val="22"/>
+          <w:szCs w:val="22"/>
+        </w:rPr>
+        <w:t xml:space="preserve">notification </w:t>
+      </w:r>
+      <w:r>
+        <w:rPr>
+          <w:rFonts w:asciiTheme="minorHAnsi" w:hAnsiTheme="minorHAnsi" w:cstheme="minorHAnsi"/>
+          <w:sz w:val="22"/>
+          <w:szCs w:val="22"/>
+        </w:rPr>
+        <w:tab/>
+        <w:t>on display</w:t>
+      </w:r>
+    </w:p>
+    <w:p>
+      <w:pPr>
+        <w:rPr>
+          <w:rFonts w:asciiTheme="minorHAnsi" w:hAnsiTheme="minorHAnsi" w:cstheme="minorHAnsi"/>
+          <w:sz w:val="22"/>
+          <w:szCs w:val="22"/>
+        </w:rPr>
+      </w:pPr>
+      <w:r>
+        <w:rPr>
+          <w:rFonts w:asciiTheme="minorHAnsi" w:hAnsiTheme="minorHAnsi" w:cstheme="minorHAnsi"/>
+          <w:sz w:val="22"/>
+          <w:szCs w:val="22"/>
+        </w:rPr>
+        <w:t xml:space="preserve">...the Telegram error warning </w:t>
+      </w:r>
+      <w:r>
+        <w:rPr>
+          <w:rFonts w:asciiTheme="minorHAnsi" w:hAnsiTheme="minorHAnsi" w:cstheme="minorHAnsi"/>
+          <w:sz w:val="22"/>
+          <w:szCs w:val="22"/>
+        </w:rPr>
+        <w:tab/>
+      </w:r>
+      <w:r>
+        <w:rPr>
+          <w:rFonts w:asciiTheme="minorHAnsi" w:hAnsiTheme="minorHAnsi" w:cstheme="minorHAnsi"/>
+          <w:sz w:val="22"/>
+          <w:szCs w:val="22"/>
+        </w:rPr>
+        <w:tab/>
+      </w:r>
+      <w:r>
+        <w:rPr>
+          <w:rFonts w:asciiTheme="minorHAnsi" w:hAnsiTheme="minorHAnsi" w:cstheme="minorHAnsi"/>
+          <w:sz w:val="22"/>
+          <w:szCs w:val="22"/>
+        </w:rPr>
+        <w:tab/>
         <w:t>on display</w:t>
       </w:r>
     </w:p>
@@ -24675,13 +26690,6 @@
           <w:szCs w:val="22"/>
         </w:rPr>
         <w:tab/>
-      </w:r>
-      <w:r>
-        <w:rPr>
-          <w:rFonts w:asciiTheme="minorHAnsi" w:hAnsiTheme="minorHAnsi" w:cstheme="minorHAnsi"/>
-          <w:sz w:val="22"/>
-          <w:szCs w:val="22"/>
-        </w:rPr>
         <w:t>in Telegram chat</w:t>
       </w:r>
     </w:p>
@@ -24740,13 +26748,6 @@
           <w:szCs w:val="22"/>
         </w:rPr>
         <w:tab/>
-      </w:r>
-      <w:r>
-        <w:rPr>
-          <w:rFonts w:asciiTheme="minorHAnsi" w:hAnsiTheme="minorHAnsi" w:cstheme="minorHAnsi"/>
-          <w:sz w:val="22"/>
-          <w:szCs w:val="22"/>
-        </w:rPr>
         <w:t>in Telegram chat</w:t>
       </w:r>
     </w:p>
@@ -24805,13 +26806,6 @@
           <w:szCs w:val="22"/>
         </w:rPr>
         <w:tab/>
-      </w:r>
-      <w:r>
-        <w:rPr>
-          <w:rFonts w:asciiTheme="minorHAnsi" w:hAnsiTheme="minorHAnsi" w:cstheme="minorHAnsi"/>
-          <w:sz w:val="22"/>
-          <w:szCs w:val="22"/>
-        </w:rPr>
         <w:t>in Telegram chat</w:t>
       </w:r>
     </w:p>
@@ -24870,13 +26864,6 @@
           <w:szCs w:val="22"/>
         </w:rPr>
         <w:tab/>
-      </w:r>
-      <w:r>
-        <w:rPr>
-          <w:rFonts w:asciiTheme="minorHAnsi" w:hAnsiTheme="minorHAnsi" w:cstheme="minorHAnsi"/>
-          <w:sz w:val="22"/>
-          <w:szCs w:val="22"/>
-        </w:rPr>
         <w:t>in Telegram chat</w:t>
       </w:r>
     </w:p>
@@ -24935,13 +26922,6 @@
           <w:szCs w:val="22"/>
         </w:rPr>
         <w:tab/>
-      </w:r>
-      <w:r>
-        <w:rPr>
-          <w:rFonts w:asciiTheme="minorHAnsi" w:hAnsiTheme="minorHAnsi" w:cstheme="minorHAnsi"/>
-          <w:sz w:val="22"/>
-          <w:szCs w:val="22"/>
-        </w:rPr>
         <w:t>in Telegram chat</w:t>
       </w:r>
     </w:p>
@@ -25000,13 +26980,6 @@
           <w:szCs w:val="22"/>
         </w:rPr>
         <w:tab/>
-      </w:r>
-      <w:r>
-        <w:rPr>
-          <w:rFonts w:asciiTheme="minorHAnsi" w:hAnsiTheme="minorHAnsi" w:cstheme="minorHAnsi"/>
-          <w:sz w:val="22"/>
-          <w:szCs w:val="22"/>
-        </w:rPr>
         <w:t>in Telegram chat</w:t>
       </w:r>
     </w:p>
@@ -25065,13 +27038,6 @@
           <w:szCs w:val="22"/>
         </w:rPr>
         <w:tab/>
-      </w:r>
-      <w:r>
-        <w:rPr>
-          <w:rFonts w:asciiTheme="minorHAnsi" w:hAnsiTheme="minorHAnsi" w:cstheme="minorHAnsi"/>
-          <w:sz w:val="22"/>
-          <w:szCs w:val="22"/>
-        </w:rPr>
         <w:t>in Telegram chat</w:t>
       </w:r>
     </w:p>
@@ -25130,13 +27096,6 @@
           <w:szCs w:val="22"/>
         </w:rPr>
         <w:tab/>
-      </w:r>
-      <w:r>
-        <w:rPr>
-          <w:rFonts w:asciiTheme="minorHAnsi" w:hAnsiTheme="minorHAnsi" w:cstheme="minorHAnsi"/>
-          <w:sz w:val="22"/>
-          <w:szCs w:val="22"/>
-        </w:rPr>
         <w:t>in Telegram chat</w:t>
       </w:r>
     </w:p>
@@ -25154,15 +27113,7 @@
           <w:sz w:val="22"/>
           <w:szCs w:val="22"/>
         </w:rPr>
-        <w:t>INTRA_NO_INFO</w:t>
-      </w:r>
-      <w:r>
-        <w:rPr>
-          <w:rFonts w:asciiTheme="minorHAnsi" w:hAnsiTheme="minorHAnsi" w:cstheme="minorHAnsi"/>
-          <w:sz w:val="22"/>
-          <w:szCs w:val="22"/>
-        </w:rPr>
-        <w:t xml:space="preserve"> </w:t>
+        <w:t xml:space="preserve">INTRA_NO_INFO </w:t>
       </w:r>
       <w:r>
         <w:rPr>
@@ -25203,13 +27154,6 @@
           <w:szCs w:val="22"/>
         </w:rPr>
         <w:tab/>
-      </w:r>
-      <w:r>
-        <w:rPr>
-          <w:rFonts w:asciiTheme="minorHAnsi" w:hAnsiTheme="minorHAnsi" w:cstheme="minorHAnsi"/>
-          <w:sz w:val="22"/>
-          <w:szCs w:val="22"/>
-        </w:rPr>
         <w:t>in Telegram chat</w:t>
       </w:r>
       <w:r>
@@ -38140,6 +40084,39 @@
       </w:tcPr>
     </w:tblStylePr>
   </w:style>
+  <w:style w:type="paragraph" w:styleId="Nzev">
+    <w:name w:val="Title"/>
+    <w:basedOn w:val="Normln"/>
+    <w:next w:val="Normln"/>
+    <w:link w:val="NzevChar"/>
+    <w:uiPriority w:val="10"/>
+    <w:qFormat/>
+    <w:rsid w:val="00FC16A2"/>
+    <w:pPr>
+      <w:contextualSpacing/>
+    </w:pPr>
+    <w:rPr>
+      <w:rFonts w:asciiTheme="majorHAnsi" w:eastAsiaTheme="majorEastAsia" w:hAnsiTheme="majorHAnsi" w:cstheme="majorBidi"/>
+      <w:spacing w:val="-10"/>
+      <w:kern w:val="28"/>
+      <w:sz w:val="56"/>
+      <w:szCs w:val="56"/>
+    </w:rPr>
+  </w:style>
+  <w:style w:type="character" w:customStyle="1" w:styleId="NzevChar">
+    <w:name w:val="Název Char"/>
+    <w:basedOn w:val="Standardnpsmoodstavce"/>
+    <w:link w:val="Nzev"/>
+    <w:uiPriority w:val="10"/>
+    <w:rsid w:val="00FC16A2"/>
+    <w:rPr>
+      <w:rFonts w:asciiTheme="majorHAnsi" w:eastAsiaTheme="majorEastAsia" w:hAnsiTheme="majorHAnsi" w:cstheme="majorBidi"/>
+      <w:spacing w:val="-10"/>
+      <w:kern w:val="28"/>
+      <w:sz w:val="56"/>
+      <w:szCs w:val="56"/>
+    </w:rPr>
+  </w:style>
 </w:styles>
 </file>
 
@@ -38397,15 +40374,6 @@
 </file>
 
 <file path=customXml/item1.xml><?xml version="1.0" encoding="utf-8"?>
-<?mso-contentType ?>
-<FormTemplates xmlns="http://schemas.microsoft.com/sharepoint/v3/contenttype/forms">
-  <Display>DocumentLibraryForm</Display>
-  <Edit>AssetEditForm</Edit>
-  <New>DocumentLibraryForm</New>
-</FormTemplates>
-</file>
-
-<file path=customXml/item2.xml><?xml version="1.0" encoding="utf-8"?>
 <p:properties xmlns:p="http://schemas.microsoft.com/office/2006/metadata/properties" xmlns:xsi="http://www.w3.org/2001/XMLSchema-instance" xmlns:pc="http://schemas.microsoft.com/office/infopath/2007/PartnerControls">
   <documentManagement>
     <TPExecutable xmlns="4eb71313-1cf6-4961-b6ce-0c29fc5284b9" xsi:nil="true"/>
@@ -38532,11 +40500,16 @@
 </p:properties>
 </file>
 
-<file path=customXml/item3.xml><?xml version="1.0" encoding="utf-8"?>
-<b:Sources xmlns:b="http://schemas.openxmlformats.org/officeDocument/2006/bibliography" xmlns="http://schemas.openxmlformats.org/officeDocument/2006/bibliography" SelectedStyle="/APASixthEditionOfficeOnline.xsl" StyleName="APA" Version="6"/>
+<file path=customXml/item2.xml><?xml version="1.0" encoding="utf-8"?>
+<?mso-contentType ?>
+<FormTemplates xmlns="http://schemas.microsoft.com/sharepoint/v3/contenttype/forms">
+  <Display>DocumentLibraryForm</Display>
+  <Edit>AssetEditForm</Edit>
+  <New>DocumentLibraryForm</New>
+</FormTemplates>
 </file>
 
-<file path=customXml/item4.xml><?xml version="1.0" encoding="utf-8"?>
+<file path=customXml/item3.xml><?xml version="1.0" encoding="utf-8"?>
 <ct:contentTypeSchema xmlns:ct="http://schemas.microsoft.com/office/2006/metadata/contentType" xmlns:ma="http://schemas.microsoft.com/office/2006/metadata/properties/metaAttributes" ct:_="" ma:_="" ma:contentTypeName="TemplateFile" ma:contentTypeID="0x010100AC6DD24B17643A43B5911557F59D23340400899CD97D2199F748BA22A48D93649A64" ma:contentTypeVersion="58" ma:contentTypeDescription="Create a new document." ma:contentTypeScope="" ma:versionID="cb85242d804791fa63a999220e43a0bf">
   <xsd:schema xmlns:xsd="http://www.w3.org/2001/XMLSchema" xmlns:xs="http://www.w3.org/2001/XMLSchema" xmlns:p="http://schemas.microsoft.com/office/2006/metadata/properties" xmlns:ns2="4eb71313-1cf6-4961-b6ce-0c29fc5284b9" targetNamespace="http://schemas.microsoft.com/office/2006/metadata/properties" ma:root="true" ma:fieldsID="2e13631c6b34a2889e7ce7c8f1efd12b" ns2:_="">
     <xsd:import namespace="4eb71313-1cf6-4961-b6ce-0c29fc5284b9"/>
@@ -39570,15 +41543,11 @@
 </ct:contentTypeSchema>
 </file>
 
-<file path=customXml/itemProps1.xml><?xml version="1.0" encoding="utf-8"?>
-<ds:datastoreItem xmlns:ds="http://schemas.openxmlformats.org/officeDocument/2006/customXml" ds:itemID="{42AF3EE1-17D6-4994-8D19-1C5A21673D61}">
-  <ds:schemaRefs>
-    <ds:schemaRef ds:uri="http://schemas.microsoft.com/sharepoint/v3/contenttype/forms"/>
-  </ds:schemaRefs>
-</ds:datastoreItem>
+<file path=customXml/item4.xml><?xml version="1.0" encoding="utf-8"?>
+<b:Sources xmlns:b="http://schemas.openxmlformats.org/officeDocument/2006/bibliography" xmlns="http://schemas.openxmlformats.org/officeDocument/2006/bibliography" SelectedStyle="/APASixthEditionOfficeOnline.xsl" StyleName="APA" Version="6"/>
 </file>
 
-<file path=customXml/itemProps2.xml><?xml version="1.0" encoding="utf-8"?>
+<file path=customXml/itemProps1.xml><?xml version="1.0" encoding="utf-8"?>
 <ds:datastoreItem xmlns:ds="http://schemas.openxmlformats.org/officeDocument/2006/customXml" ds:itemID="{63E3A13E-B3BC-4A1C-88E3-0C4AF2AB6AEE}">
   <ds:schemaRefs>
     <ds:schemaRef ds:uri="http://schemas.microsoft.com/office/2006/metadata/properties"/>
@@ -39588,15 +41557,15 @@
 </ds:datastoreItem>
 </file>
 
-<file path=customXml/itemProps3.xml><?xml version="1.0" encoding="utf-8"?>
-<ds:datastoreItem xmlns:ds="http://schemas.openxmlformats.org/officeDocument/2006/customXml" ds:itemID="{A9C8C408-4E5E-524B-A672-45D328F6189D}">
+<file path=customXml/itemProps2.xml><?xml version="1.0" encoding="utf-8"?>
+<ds:datastoreItem xmlns:ds="http://schemas.openxmlformats.org/officeDocument/2006/customXml" ds:itemID="{42AF3EE1-17D6-4994-8D19-1C5A21673D61}">
   <ds:schemaRefs>
-    <ds:schemaRef ds:uri="http://schemas.openxmlformats.org/officeDocument/2006/bibliography"/>
+    <ds:schemaRef ds:uri="http://schemas.microsoft.com/sharepoint/v3/contenttype/forms"/>
   </ds:schemaRefs>
 </ds:datastoreItem>
 </file>
 
-<file path=customXml/itemProps4.xml><?xml version="1.0" encoding="utf-8"?>
+<file path=customXml/itemProps3.xml><?xml version="1.0" encoding="utf-8"?>
 <ds:datastoreItem xmlns:ds="http://schemas.openxmlformats.org/officeDocument/2006/customXml" ds:itemID="{3D5BC34A-A158-4DE6-9D48-EADCE6F2EC60}">
   <ds:schemaRefs>
     <ds:schemaRef ds:uri="http://schemas.microsoft.com/office/2006/metadata/contentType"/>
@@ -39612,4 +41581,12 @@
     <ds:schemaRef ds:uri="http://schemas.microsoft.com/internal/obd"/>
   </ds:schemaRefs>
 </ds:datastoreItem>
+</file>
+
+<file path=customXml/itemProps4.xml><?xml version="1.0" encoding="utf-8"?>
+<ds:datastoreItem xmlns:ds="http://schemas.openxmlformats.org/officeDocument/2006/customXml" ds:itemID="{A9C8C408-4E5E-524B-A672-45D328F6189D}">
+  <ds:schemaRefs>
+    <ds:schemaRef ds:uri="http://schemas.openxmlformats.org/officeDocument/2006/bibliography"/>
+  </ds:schemaRefs>
+</ds:datastoreItem>
 </file>
--- a/docs/Technical Documentation.docx
+++ b/docs/Technical Documentation.docx
@@ -23702,7 +23702,43 @@
           <w:szCs w:val="22"/>
           <w:lang w:val="en-GB"/>
         </w:rPr>
-        <w:t xml:space="preserve">During its operation, there are some messages that the Sign may output. Some of those messages apear on the display as well as in the Telegram chat, but some apear only in the chat. </w:t>
+        <w:t>During its operation, there are some messages that the Sign may output. Some of those messages a</w:t>
+      </w:r>
+      <w:r>
+        <w:rPr>
+          <w:rFonts w:asciiTheme="minorHAnsi" w:hAnsiTheme="minorHAnsi" w:cstheme="minorHAnsi"/>
+          <w:sz w:val="22"/>
+          <w:szCs w:val="22"/>
+          <w:lang w:val="en-GB"/>
+        </w:rPr>
+        <w:t>p</w:t>
+      </w:r>
+      <w:r>
+        <w:rPr>
+          <w:rFonts w:asciiTheme="minorHAnsi" w:hAnsiTheme="minorHAnsi" w:cstheme="minorHAnsi"/>
+          <w:sz w:val="22"/>
+          <w:szCs w:val="22"/>
+          <w:lang w:val="en-GB"/>
+        </w:rPr>
+        <w:t>pear on the display as well as in the Telegram chat, but some ap</w:t>
+      </w:r>
+      <w:r>
+        <w:rPr>
+          <w:rFonts w:asciiTheme="minorHAnsi" w:hAnsiTheme="minorHAnsi" w:cstheme="minorHAnsi"/>
+          <w:sz w:val="22"/>
+          <w:szCs w:val="22"/>
+          <w:lang w:val="en-GB"/>
+        </w:rPr>
+        <w:t>p</w:t>
+      </w:r>
+      <w:r>
+        <w:rPr>
+          <w:rFonts w:asciiTheme="minorHAnsi" w:hAnsiTheme="minorHAnsi" w:cstheme="minorHAnsi"/>
+          <w:sz w:val="22"/>
+          <w:szCs w:val="22"/>
+          <w:lang w:val="en-GB"/>
+        </w:rPr>
+        <w:t xml:space="preserve">ear only in the chat. </w:t>
       </w:r>
       <w:r>
         <w:rPr>
@@ -23811,14 +23847,15 @@
     <w:tbl>
       <w:tblPr>
         <w:tblStyle w:val="Tabulkaseznamu3zvraznn3"/>
-        <w:tblW w:w="0" w:type="auto"/>
+        <w:tblW w:w="10491" w:type="dxa"/>
+        <w:tblInd w:w="-289" w:type="dxa"/>
         <w:tblLayout w:type="fixed"/>
         <w:tblLook w:val="04A0" w:firstRow="1" w:lastRow="0" w:firstColumn="1" w:lastColumn="0" w:noHBand="0" w:noVBand="1"/>
       </w:tblPr>
       <w:tblGrid>
-        <w:gridCol w:w="3539"/>
-        <w:gridCol w:w="2552"/>
-        <w:gridCol w:w="3979"/>
+        <w:gridCol w:w="3403"/>
+        <w:gridCol w:w="3544"/>
+        <w:gridCol w:w="3544"/>
       </w:tblGrid>
       <w:tr>
         <w:trPr>
@@ -23827,12 +23864,48 @@
         <w:tc>
           <w:tcPr>
             <w:cnfStyle w:val="001000000100" w:firstRow="0" w:lastRow="0" w:firstColumn="1" w:lastColumn="0" w:oddVBand="0" w:evenVBand="0" w:oddHBand="0" w:evenHBand="0" w:firstRowFirstColumn="1" w:firstRowLastColumn="0" w:lastRowFirstColumn="0" w:lastRowLastColumn="0"/>
-            <w:tcW w:w="3539" w:type="dxa"/>
+            <w:tcW w:w="3403" w:type="dxa"/>
             <w:vAlign w:val="center"/>
           </w:tcPr>
           <w:p>
             <w:pPr>
               <w:jc w:val="center"/>
+              <w:rPr>
+                <w:rFonts w:asciiTheme="minorHAnsi" w:hAnsiTheme="minorHAnsi" w:cstheme="minorHAnsi"/>
+                <w:sz w:val="22"/>
+                <w:szCs w:val="22"/>
+                <w:lang w:val="en-GB"/>
+              </w:rPr>
+            </w:pPr>
+            <w:r>
+              <w:rPr>
+                <w:rFonts w:asciiTheme="minorHAnsi" w:hAnsiTheme="minorHAnsi" w:cstheme="minorHAnsi"/>
+                <w:sz w:val="22"/>
+                <w:szCs w:val="22"/>
+                <w:lang w:val="en-GB"/>
+              </w:rPr>
+              <w:t>What You See on the Display</w:t>
+            </w:r>
+            <w:r>
+              <w:rPr>
+                <w:rFonts w:asciiTheme="minorHAnsi" w:hAnsiTheme="minorHAnsi" w:cstheme="minorHAnsi"/>
+                <w:sz w:val="22"/>
+                <w:szCs w:val="22"/>
+                <w:lang w:val="en-GB"/>
+              </w:rPr>
+              <w:t xml:space="preserve"> </w:t>
+            </w:r>
+          </w:p>
+        </w:tc>
+        <w:tc>
+          <w:tcPr>
+            <w:tcW w:w="3544" w:type="dxa"/>
+            <w:vAlign w:val="center"/>
+          </w:tcPr>
+          <w:p>
+            <w:pPr>
+              <w:jc w:val="center"/>
+              <w:cnfStyle w:val="100000000000" w:firstRow="1" w:lastRow="0" w:firstColumn="0" w:lastColumn="0" w:oddVBand="0" w:evenVBand="0" w:oddHBand="0" w:evenHBand="0" w:firstRowFirstColumn="0" w:firstRowLastColumn="0" w:lastRowFirstColumn="0" w:lastRowLastColumn="0"/>
               <w:rPr>
                 <w:rFonts w:asciiTheme="minorHAnsi" w:hAnsiTheme="minorHAnsi" w:cstheme="minorHAnsi"/>
                 <w:sz w:val="22"/>
@@ -23853,34 +23926,7 @@
         </w:tc>
         <w:tc>
           <w:tcPr>
-            <w:tcW w:w="2552" w:type="dxa"/>
-            <w:vAlign w:val="center"/>
-          </w:tcPr>
-          <w:p>
-            <w:pPr>
-              <w:jc w:val="center"/>
-              <w:cnfStyle w:val="100000000000" w:firstRow="1" w:lastRow="0" w:firstColumn="0" w:lastColumn="0" w:oddVBand="0" w:evenVBand="0" w:oddHBand="0" w:evenHBand="0" w:firstRowFirstColumn="0" w:firstRowLastColumn="0" w:lastRowFirstColumn="0" w:lastRowLastColumn="0"/>
-              <w:rPr>
-                <w:rFonts w:asciiTheme="minorHAnsi" w:hAnsiTheme="minorHAnsi" w:cstheme="minorHAnsi"/>
-                <w:sz w:val="22"/>
-                <w:szCs w:val="22"/>
-                <w:lang w:val="en-GB"/>
-              </w:rPr>
-            </w:pPr>
-            <w:r>
-              <w:rPr>
-                <w:rFonts w:asciiTheme="minorHAnsi" w:hAnsiTheme="minorHAnsi" w:cstheme="minorHAnsi"/>
-                <w:sz w:val="22"/>
-                <w:szCs w:val="22"/>
-                <w:lang w:val="en-GB"/>
-              </w:rPr>
-              <w:t>What You See on the Display</w:t>
-            </w:r>
-          </w:p>
-        </w:tc>
-        <w:tc>
-          <w:tcPr>
-            <w:tcW w:w="3979" w:type="dxa"/>
+            <w:tcW w:w="3544" w:type="dxa"/>
             <w:vAlign w:val="center"/>
           </w:tcPr>
           <w:p>
@@ -23913,7 +23959,7 @@
         <w:tc>
           <w:tcPr>
             <w:cnfStyle w:val="001000000000" w:firstRow="0" w:lastRow="0" w:firstColumn="1" w:lastColumn="0" w:oddVBand="0" w:evenVBand="0" w:oddHBand="0" w:evenHBand="0" w:firstRowFirstColumn="0" w:firstRowLastColumn="0" w:lastRowFirstColumn="0" w:lastRowLastColumn="0"/>
-            <w:tcW w:w="3539" w:type="dxa"/>
+            <w:tcW w:w="3403" w:type="dxa"/>
           </w:tcPr>
           <w:p>
             <w:pPr>
@@ -23924,6 +23970,71 @@
                 <w:lang w:val="en-GB"/>
               </w:rPr>
             </w:pPr>
+          </w:p>
+          <w:p>
+            <w:pPr>
+              <w:rPr>
+                <w:rFonts w:asciiTheme="minorHAnsi" w:hAnsiTheme="minorHAnsi" w:cstheme="minorHAnsi"/>
+                <w:sz w:val="20"/>
+                <w:szCs w:val="20"/>
+                <w:lang w:val="en-GB"/>
+              </w:rPr>
+            </w:pPr>
+            <w:r>
+              <w:rPr>
+                <w:rFonts w:asciiTheme="minorHAnsi" w:hAnsiTheme="minorHAnsi" w:cstheme="minorHAnsi"/>
+                <w:noProof/>
+                <w:sz w:val="20"/>
+                <w:szCs w:val="20"/>
+                <w:lang w:val="en-GB"/>
+              </w:rPr>
+              <w:drawing>
+                <wp:inline distT="0" distB="0" distL="0" distR="0" wp14:anchorId="424FBD90" wp14:editId="212A4B03">
+                  <wp:extent cx="1800000" cy="1080000"/>
+                  <wp:effectExtent l="12700" t="12700" r="16510" b="12700"/>
+                  <wp:docPr id="1049576944" name="Obrázek 3"/>
+                  <wp:cNvGraphicFramePr>
+                    <a:graphicFrameLocks xmlns:a="http://schemas.openxmlformats.org/drawingml/2006/main" noChangeAspect="1"/>
+                  </wp:cNvGraphicFramePr>
+                  <a:graphic xmlns:a="http://schemas.openxmlformats.org/drawingml/2006/main">
+                    <a:graphicData uri="http://schemas.openxmlformats.org/drawingml/2006/picture">
+                      <pic:pic xmlns:pic="http://schemas.openxmlformats.org/drawingml/2006/picture">
+                        <pic:nvPicPr>
+                          <pic:cNvPr id="1049576944" name="Obrázek 1049576944"/>
+                          <pic:cNvPicPr/>
+                        </pic:nvPicPr>
+                        <pic:blipFill>
+                          <a:blip r:embed="rId16" cstate="print">
+                            <a:extLst>
+                              <a:ext uri="{28A0092B-C50C-407E-A947-70E740481C1C}">
+                                <a14:useLocalDpi xmlns:a14="http://schemas.microsoft.com/office/drawing/2010/main" val="0"/>
+                              </a:ext>
+                            </a:extLst>
+                          </a:blip>
+                          <a:stretch>
+                            <a:fillRect/>
+                          </a:stretch>
+                        </pic:blipFill>
+                        <pic:spPr>
+                          <a:xfrm>
+                            <a:off x="0" y="0"/>
+                            <a:ext cx="1800000" cy="1080000"/>
+                          </a:xfrm>
+                          <a:prstGeom prst="rect">
+                            <a:avLst/>
+                          </a:prstGeom>
+                          <a:ln>
+                            <a:solidFill>
+                              <a:schemeClr val="tx1"/>
+                            </a:solidFill>
+                          </a:ln>
+                        </pic:spPr>
+                      </pic:pic>
+                    </a:graphicData>
+                  </a:graphic>
+                </wp:inline>
+              </w:drawing>
+            </w:r>
           </w:p>
           <w:p>
             <w:pPr>
@@ -23936,32 +24047,44 @@
                 <w:lang w:val="en-GB"/>
               </w:rPr>
             </w:pPr>
-            <w:r>
-              <w:rPr>
-                <w:rFonts w:asciiTheme="minorHAnsi" w:hAnsiTheme="minorHAnsi" w:cstheme="minorHAnsi"/>
-                <w:b w:val="0"/>
-                <w:bCs w:val="0"/>
+          </w:p>
+        </w:tc>
+        <w:tc>
+          <w:tcPr>
+            <w:tcW w:w="3544" w:type="dxa"/>
+          </w:tcPr>
+          <w:p>
+            <w:pPr>
+              <w:cnfStyle w:val="000000100000" w:firstRow="0" w:lastRow="0" w:firstColumn="0" w:lastColumn="0" w:oddVBand="0" w:evenVBand="0" w:oddHBand="1" w:evenHBand="0" w:firstRowFirstColumn="0" w:firstRowLastColumn="0" w:lastRowFirstColumn="0" w:lastRowLastColumn="0"/>
+              <w:rPr>
+                <w:rFonts w:asciiTheme="minorHAnsi" w:hAnsiTheme="minorHAnsi" w:cstheme="minorHAnsi"/>
                 <w:sz w:val="20"/>
                 <w:szCs w:val="20"/>
                 <w:lang w:val="en-GB"/>
               </w:rPr>
-              <w:t xml:space="preserve">Dear User, </w:t>
-            </w:r>
-            <w:r>
-              <w:rPr>
-                <w:rFonts w:asciiTheme="minorHAnsi" w:hAnsiTheme="minorHAnsi" w:cstheme="minorHAnsi"/>
-                <w:b w:val="0"/>
-                <w:bCs w:val="0"/>
+            </w:pPr>
+          </w:p>
+          <w:p>
+            <w:pPr>
+              <w:cnfStyle w:val="000000100000" w:firstRow="0" w:lastRow="0" w:firstColumn="0" w:lastColumn="0" w:oddVBand="0" w:evenVBand="0" w:oddHBand="1" w:evenHBand="0" w:firstRowFirstColumn="0" w:firstRowLastColumn="0" w:lastRowFirstColumn="0" w:lastRowLastColumn="0"/>
+              <w:rPr>
+                <w:rFonts w:asciiTheme="minorHAnsi" w:hAnsiTheme="minorHAnsi" w:cstheme="minorHAnsi"/>
                 <w:sz w:val="20"/>
                 <w:szCs w:val="20"/>
                 <w:lang w:val="en-GB"/>
               </w:rPr>
-              <w:t>I need your assistance!</w:t>
+            </w:pPr>
+            <w:r>
+              <w:rPr>
+                <w:rFonts w:asciiTheme="minorHAnsi" w:hAnsiTheme="minorHAnsi" w:cstheme="minorHAnsi"/>
+                <w:sz w:val="20"/>
+                <w:szCs w:val="20"/>
+                <w:lang w:val="en-GB"/>
+              </w:rPr>
+              <w:t>Dear User, I need your assistance!</w:t>
             </w:r>
             <w:r>
               <w:rPr>
-                <w:b w:val="0"/>
-                <w:bCs w:val="0"/>
                 <w:sz w:val="20"/>
                 <w:szCs w:val="20"/>
               </w:rPr>
@@ -23970,8 +24093,6 @@
             <w:r>
               <w:rPr>
                 <w:rFonts w:asciiTheme="minorHAnsi" w:hAnsiTheme="minorHAnsi" w:cstheme="minorHAnsi"/>
-                <w:b w:val="0"/>
-                <w:bCs w:val="0"/>
                 <w:sz w:val="20"/>
                 <w:szCs w:val="20"/>
                 <w:lang w:val="en-GB"/>
@@ -23980,8 +24101,6 @@
             </w:r>
             <w:r>
               <w:rPr>
-                <w:b w:val="0"/>
-                <w:bCs w:val="0"/>
                 <w:sz w:val="20"/>
                 <w:szCs w:val="20"/>
               </w:rPr>
@@ -23990,8 +24109,6 @@
             <w:r>
               <w:rPr>
                 <w:rFonts w:asciiTheme="minorHAnsi" w:hAnsiTheme="minorHAnsi" w:cstheme="minorHAnsi"/>
-                <w:b w:val="0"/>
-                <w:bCs w:val="0"/>
                 <w:sz w:val="20"/>
                 <w:szCs w:val="20"/>
                 <w:lang w:val="en-GB"/>
@@ -24002,70 +24119,7 @@
         </w:tc>
         <w:tc>
           <w:tcPr>
-            <w:tcW w:w="2552" w:type="dxa"/>
-          </w:tcPr>
-          <w:p>
-            <w:pPr>
-              <w:cnfStyle w:val="000000100000" w:firstRow="0" w:lastRow="0" w:firstColumn="0" w:lastColumn="0" w:oddVBand="0" w:evenVBand="0" w:oddHBand="1" w:evenHBand="0" w:firstRowFirstColumn="0" w:firstRowLastColumn="0" w:lastRowFirstColumn="0" w:lastRowLastColumn="0"/>
-              <w:rPr>
-                <w:rFonts w:asciiTheme="minorHAnsi" w:hAnsiTheme="minorHAnsi" w:cstheme="minorHAnsi"/>
-                <w:sz w:val="20"/>
-                <w:szCs w:val="20"/>
-                <w:lang w:val="en-GB"/>
-              </w:rPr>
-            </w:pPr>
-          </w:p>
-          <w:p>
-            <w:pPr>
-              <w:cnfStyle w:val="000000100000" w:firstRow="0" w:lastRow="0" w:firstColumn="0" w:lastColumn="0" w:oddVBand="0" w:evenVBand="0" w:oddHBand="1" w:evenHBand="0" w:firstRowFirstColumn="0" w:firstRowLastColumn="0" w:lastRowFirstColumn="0" w:lastRowLastColumn="0"/>
-              <w:rPr>
-                <w:rFonts w:asciiTheme="minorHAnsi" w:hAnsiTheme="minorHAnsi" w:cstheme="minorHAnsi"/>
-                <w:sz w:val="20"/>
-                <w:szCs w:val="20"/>
-                <w:lang w:val="en-GB"/>
-              </w:rPr>
-            </w:pPr>
-            <w:r>
-              <w:rPr>
-                <w:rFonts w:asciiTheme="minorHAnsi" w:hAnsiTheme="minorHAnsi" w:cstheme="minorHAnsi"/>
-                <w:sz w:val="20"/>
-                <w:szCs w:val="20"/>
-                <w:lang w:val="en-GB"/>
-              </w:rPr>
-              <w:t>It says “</w:t>
-            </w:r>
-            <w:r>
-              <w:rPr>
-                <w:rFonts w:asciiTheme="minorHAnsi" w:hAnsiTheme="minorHAnsi" w:cstheme="minorHAnsi"/>
-                <w:sz w:val="20"/>
-                <w:szCs w:val="20"/>
-                <w:lang w:val="en-GB"/>
-              </w:rPr>
-              <w:t>Low Battery</w:t>
-            </w:r>
-            <w:r>
-              <w:rPr>
-                <w:rFonts w:asciiTheme="minorHAnsi" w:hAnsiTheme="minorHAnsi" w:cstheme="minorHAnsi"/>
-                <w:sz w:val="20"/>
-                <w:szCs w:val="20"/>
-                <w:lang w:val="en-GB"/>
-              </w:rPr>
-              <w:t>!” on the right side</w:t>
-            </w:r>
-            <w:r>
-              <w:rPr>
-                <w:rFonts w:asciiTheme="minorHAnsi" w:hAnsiTheme="minorHAnsi" w:cstheme="minorHAnsi"/>
-                <w:sz w:val="20"/>
-                <w:szCs w:val="20"/>
-                <w:lang w:val="en-GB"/>
-              </w:rPr>
-              <w:t xml:space="preserve"> with a pictogram of an almost empty battery on top</w:t>
-            </w:r>
-          </w:p>
-        </w:tc>
-        <w:tc>
-          <w:tcPr>
-            <w:tcW w:w="3979" w:type="dxa"/>
+            <w:tcW w:w="3544" w:type="dxa"/>
           </w:tcPr>
           <w:p>
             <w:pPr>
@@ -24176,7 +24230,7 @@
         <w:tc>
           <w:tcPr>
             <w:cnfStyle w:val="001000000000" w:firstRow="0" w:lastRow="0" w:firstColumn="1" w:lastColumn="0" w:oddVBand="0" w:evenVBand="0" w:oddHBand="0" w:evenHBand="0" w:firstRowFirstColumn="0" w:firstRowLastColumn="0" w:lastRowFirstColumn="0" w:lastRowLastColumn="0"/>
-            <w:tcW w:w="3539" w:type="dxa"/>
+            <w:tcW w:w="3403" w:type="dxa"/>
           </w:tcPr>
           <w:p>
             <w:pPr>
@@ -24187,6 +24241,71 @@
                 <w:lang w:val="en-GB"/>
               </w:rPr>
             </w:pPr>
+          </w:p>
+          <w:p>
+            <w:pPr>
+              <w:rPr>
+                <w:rFonts w:asciiTheme="minorHAnsi" w:hAnsiTheme="minorHAnsi" w:cstheme="minorHAnsi"/>
+                <w:sz w:val="20"/>
+                <w:szCs w:val="20"/>
+                <w:lang w:val="en-GB"/>
+              </w:rPr>
+            </w:pPr>
+            <w:r>
+              <w:rPr>
+                <w:rFonts w:asciiTheme="minorHAnsi" w:hAnsiTheme="minorHAnsi" w:cstheme="minorHAnsi"/>
+                <w:noProof/>
+                <w:sz w:val="20"/>
+                <w:szCs w:val="20"/>
+                <w:lang w:val="en-GB"/>
+              </w:rPr>
+              <w:drawing>
+                <wp:inline distT="0" distB="0" distL="0" distR="0" wp14:anchorId="281576BD" wp14:editId="15F989DB">
+                  <wp:extent cx="1800000" cy="1080000"/>
+                  <wp:effectExtent l="12700" t="12700" r="16510" b="12700"/>
+                  <wp:docPr id="760904937" name="Obrázek 4"/>
+                  <wp:cNvGraphicFramePr>
+                    <a:graphicFrameLocks xmlns:a="http://schemas.openxmlformats.org/drawingml/2006/main" noChangeAspect="1"/>
+                  </wp:cNvGraphicFramePr>
+                  <a:graphic xmlns:a="http://schemas.openxmlformats.org/drawingml/2006/main">
+                    <a:graphicData uri="http://schemas.openxmlformats.org/drawingml/2006/picture">
+                      <pic:pic xmlns:pic="http://schemas.openxmlformats.org/drawingml/2006/picture">
+                        <pic:nvPicPr>
+                          <pic:cNvPr id="760904937" name="Obrázek 760904937"/>
+                          <pic:cNvPicPr/>
+                        </pic:nvPicPr>
+                        <pic:blipFill>
+                          <a:blip r:embed="rId17" cstate="print">
+                            <a:extLst>
+                              <a:ext uri="{28A0092B-C50C-407E-A947-70E740481C1C}">
+                                <a14:useLocalDpi xmlns:a14="http://schemas.microsoft.com/office/drawing/2010/main" val="0"/>
+                              </a:ext>
+                            </a:extLst>
+                          </a:blip>
+                          <a:stretch>
+                            <a:fillRect/>
+                          </a:stretch>
+                        </pic:blipFill>
+                        <pic:spPr>
+                          <a:xfrm>
+                            <a:off x="0" y="0"/>
+                            <a:ext cx="1800000" cy="1080000"/>
+                          </a:xfrm>
+                          <a:prstGeom prst="rect">
+                            <a:avLst/>
+                          </a:prstGeom>
+                          <a:ln>
+                            <a:solidFill>
+                              <a:schemeClr val="tx1"/>
+                            </a:solidFill>
+                          </a:ln>
+                        </pic:spPr>
+                      </pic:pic>
+                    </a:graphicData>
+                  </a:graphic>
+                </wp:inline>
+              </w:drawing>
+            </w:r>
           </w:p>
           <w:p>
             <w:pPr>
@@ -24199,42 +24318,11 @@
                 <w:lang w:val="en-GB"/>
               </w:rPr>
             </w:pPr>
-            <w:r>
-              <w:rPr>
-                <w:rFonts w:asciiTheme="minorHAnsi" w:hAnsiTheme="minorHAnsi" w:cstheme="minorHAnsi"/>
-                <w:b w:val="0"/>
-                <w:bCs w:val="0"/>
-                <w:sz w:val="20"/>
-                <w:szCs w:val="20"/>
-                <w:lang w:val="en-GB"/>
-              </w:rPr>
-              <w:t>Dear User, I need your assistance!</w:t>
-            </w:r>
-            <w:r>
-              <w:rPr>
-                <w:b w:val="0"/>
-                <w:bCs w:val="0"/>
-                <w:sz w:val="20"/>
-                <w:szCs w:val="20"/>
-              </w:rPr>
-              <w:t xml:space="preserve"> </w:t>
-            </w:r>
-            <w:r>
-              <w:rPr>
-                <w:rFonts w:asciiTheme="minorHAnsi" w:hAnsiTheme="minorHAnsi" w:cstheme="minorHAnsi"/>
-                <w:b w:val="0"/>
-                <w:bCs w:val="0"/>
-                <w:sz w:val="20"/>
-                <w:szCs w:val="20"/>
-                <w:lang w:val="en-GB"/>
-              </w:rPr>
-              <w:t>My battery is dead, so I am stopping all the processes and turning off. Please, charge me and I will turn back on again.</w:t>
-            </w:r>
           </w:p>
         </w:tc>
         <w:tc>
           <w:tcPr>
-            <w:tcW w:w="2552" w:type="dxa"/>
+            <w:tcW w:w="3544" w:type="dxa"/>
           </w:tcPr>
           <w:p>
             <w:pPr>
@@ -24264,7 +24352,14 @@
                 <w:szCs w:val="20"/>
                 <w:lang w:val="en-GB"/>
               </w:rPr>
-              <w:t>The display shows a big sig</w:t>
+              <w:t>Dear User, I need your assistance!</w:t>
+            </w:r>
+            <w:r>
+              <w:rPr>
+                <w:sz w:val="20"/>
+                <w:szCs w:val="20"/>
+              </w:rPr>
+              <w:t xml:space="preserve"> </w:t>
             </w:r>
             <w:r>
               <w:rPr>
@@ -24273,22 +24368,24 @@
                 <w:szCs w:val="20"/>
                 <w:lang w:val="en-GB"/>
               </w:rPr>
-              <w:t>n</w:t>
+              <w:t>My battery is dead, so I am stopping all the processes and turning off. Please, charge me and I will turn back on again.</w:t>
             </w:r>
-            <w:r>
+          </w:p>
+          <w:p>
+            <w:pPr>
+              <w:cnfStyle w:val="000000000000" w:firstRow="0" w:lastRow="0" w:firstColumn="0" w:lastColumn="0" w:oddVBand="0" w:evenVBand="0" w:oddHBand="0" w:evenHBand="0" w:firstRowFirstColumn="0" w:firstRowLastColumn="0" w:lastRowFirstColumn="0" w:lastRowLastColumn="0"/>
               <w:rPr>
                 <w:rFonts w:asciiTheme="minorHAnsi" w:hAnsiTheme="minorHAnsi" w:cstheme="minorHAnsi"/>
                 <w:sz w:val="20"/>
                 <w:szCs w:val="20"/>
                 <w:lang w:val="en-GB"/>
               </w:rPr>
-              <w:t xml:space="preserve"> saying “Battery 0%” with a pictogram of a completely empty battery in the middle</w:t>
-            </w:r>
+            </w:pPr>
           </w:p>
         </w:tc>
         <w:tc>
           <w:tcPr>
-            <w:tcW w:w="3979" w:type="dxa"/>
+            <w:tcW w:w="3544" w:type="dxa"/>
           </w:tcPr>
           <w:p>
             <w:pPr>
@@ -24318,7 +24415,16 @@
                 <w:szCs w:val="20"/>
                 <w:lang w:val="en-GB"/>
               </w:rPr>
-              <w:t xml:space="preserve">The Sign is now completely off. It will not work again untill you charge its battery. </w:t>
+              <w:t>At this moment the</w:t>
+            </w:r>
+            <w:r>
+              <w:rPr>
+                <w:rFonts w:asciiTheme="minorHAnsi" w:hAnsiTheme="minorHAnsi" w:cstheme="minorHAnsi"/>
+                <w:sz w:val="20"/>
+                <w:szCs w:val="20"/>
+                <w:lang w:val="en-GB"/>
+              </w:rPr>
+              <w:t xml:space="preserve"> Sign is completely off. It will not work again untill you charge its battery. </w:t>
             </w:r>
             <w:r>
               <w:rPr>
@@ -24376,7 +24482,7 @@
         <w:tc>
           <w:tcPr>
             <w:cnfStyle w:val="001000000000" w:firstRow="0" w:lastRow="0" w:firstColumn="1" w:lastColumn="0" w:oddVBand="0" w:evenVBand="0" w:oddHBand="0" w:evenHBand="0" w:firstRowFirstColumn="0" w:firstRowLastColumn="0" w:lastRowFirstColumn="0" w:lastRowLastColumn="0"/>
-            <w:tcW w:w="3539" w:type="dxa"/>
+            <w:tcW w:w="3403" w:type="dxa"/>
           </w:tcPr>
           <w:p>
             <w:pPr>
@@ -24398,6 +24504,63 @@
               </w:rPr>
             </w:pPr>
             <w:r>
+              <w:rPr>
+                <w:rFonts w:asciiTheme="minorHAnsi" w:hAnsiTheme="minorHAnsi" w:cstheme="minorHAnsi"/>
+                <w:noProof/>
+                <w:sz w:val="20"/>
+                <w:szCs w:val="20"/>
+                <w:lang w:val="en-GB"/>
+              </w:rPr>
+              <w:drawing>
+                <wp:inline distT="0" distB="0" distL="0" distR="0" wp14:anchorId="12793410" wp14:editId="6616DBC2">
+                  <wp:extent cx="1800000" cy="1080000"/>
+                  <wp:effectExtent l="12700" t="12700" r="16510" b="12700"/>
+                  <wp:docPr id="2104551561" name="Obrázek 5"/>
+                  <wp:cNvGraphicFramePr>
+                    <a:graphicFrameLocks xmlns:a="http://schemas.openxmlformats.org/drawingml/2006/main" noChangeAspect="1"/>
+                  </wp:cNvGraphicFramePr>
+                  <a:graphic xmlns:a="http://schemas.openxmlformats.org/drawingml/2006/main">
+                    <a:graphicData uri="http://schemas.openxmlformats.org/drawingml/2006/picture">
+                      <pic:pic xmlns:pic="http://schemas.openxmlformats.org/drawingml/2006/picture">
+                        <pic:nvPicPr>
+                          <pic:cNvPr id="2104551561" name="Obrázek 2104551561"/>
+                          <pic:cNvPicPr/>
+                        </pic:nvPicPr>
+                        <pic:blipFill>
+                          <a:blip r:embed="rId18" cstate="print">
+                            <a:extLst>
+                              <a:ext uri="{28A0092B-C50C-407E-A947-70E740481C1C}">
+                                <a14:useLocalDpi xmlns:a14="http://schemas.microsoft.com/office/drawing/2010/main" val="0"/>
+                              </a:ext>
+                            </a:extLst>
+                          </a:blip>
+                          <a:stretch>
+                            <a:fillRect/>
+                          </a:stretch>
+                        </pic:blipFill>
+                        <pic:spPr>
+                          <a:xfrm>
+                            <a:off x="0" y="0"/>
+                            <a:ext cx="1800000" cy="1080000"/>
+                          </a:xfrm>
+                          <a:prstGeom prst="rect">
+                            <a:avLst/>
+                          </a:prstGeom>
+                          <a:ln>
+                            <a:solidFill>
+                              <a:schemeClr val="tx1"/>
+                            </a:solidFill>
+                          </a:ln>
+                        </pic:spPr>
+                      </pic:pic>
+                    </a:graphicData>
+                  </a:graphic>
+                </wp:inline>
+              </w:drawing>
+            </w:r>
+          </w:p>
+          <w:p>
+            <w:pPr>
               <w:rPr>
                 <w:rFonts w:asciiTheme="minorHAnsi" w:hAnsiTheme="minorHAnsi" w:cstheme="minorHAnsi"/>
                 <w:b w:val="0"/>
@@ -24406,297 +24569,122 @@
                 <w:szCs w:val="20"/>
                 <w:lang w:val="en-GB"/>
               </w:rPr>
-              <w:t>Dear User,</w:t>
-            </w:r>
-            <w:r>
-              <w:rPr>
-                <w:rFonts w:asciiTheme="minorHAnsi" w:hAnsiTheme="minorHAnsi" w:cstheme="minorHAnsi"/>
-                <w:b w:val="0"/>
-                <w:bCs w:val="0"/>
+            </w:pPr>
+          </w:p>
+        </w:tc>
+        <w:tc>
+          <w:tcPr>
+            <w:tcW w:w="3544" w:type="dxa"/>
+          </w:tcPr>
+          <w:p>
+            <w:pPr>
+              <w:cnfStyle w:val="000000100000" w:firstRow="0" w:lastRow="0" w:firstColumn="0" w:lastColumn="0" w:oddVBand="0" w:evenVBand="0" w:oddHBand="1" w:evenHBand="0" w:firstRowFirstColumn="0" w:firstRowLastColumn="0" w:lastRowFirstColumn="0" w:lastRowLastColumn="0"/>
+              <w:rPr>
+                <w:rFonts w:asciiTheme="minorHAnsi" w:hAnsiTheme="minorHAnsi" w:cstheme="minorHAnsi"/>
                 <w:sz w:val="20"/>
                 <w:szCs w:val="20"/>
                 <w:lang w:val="en-GB"/>
               </w:rPr>
+            </w:pPr>
+          </w:p>
+          <w:p>
+            <w:pPr>
+              <w:cnfStyle w:val="000000100000" w:firstRow="0" w:lastRow="0" w:firstColumn="0" w:lastColumn="0" w:oddVBand="0" w:evenVBand="0" w:oddHBand="1" w:evenHBand="0" w:firstRowFirstColumn="0" w:firstRowLastColumn="0" w:lastRowFirstColumn="0" w:lastRowLastColumn="0"/>
+              <w:rPr>
+                <w:rFonts w:asciiTheme="minorHAnsi" w:hAnsiTheme="minorHAnsi" w:cstheme="minorHAnsi"/>
+                <w:sz w:val="20"/>
+                <w:szCs w:val="20"/>
+                <w:lang w:val="en-GB"/>
+              </w:rPr>
+            </w:pPr>
+            <w:r>
+              <w:rPr>
+                <w:rFonts w:asciiTheme="minorHAnsi" w:hAnsiTheme="minorHAnsi" w:cstheme="minorHAnsi"/>
+                <w:sz w:val="20"/>
+                <w:szCs w:val="20"/>
+                <w:lang w:val="en-GB"/>
+              </w:rPr>
+              <w:t>Dear User, I need your assistance! My SECRET token expires in X days / expires tomorrow! / has already expired!!! And without it I would not be able to do my job. Please, retreive a new SECRET token from the Intra API page and send it to me in this chat.</w:t>
+            </w:r>
+            <w:r>
+              <w:rPr>
+                <w:sz w:val="20"/>
+                <w:szCs w:val="20"/>
+              </w:rPr>
               <w:t xml:space="preserve"> </w:t>
             </w:r>
             <w:r>
               <w:rPr>
                 <w:rFonts w:asciiTheme="minorHAnsi" w:hAnsiTheme="minorHAnsi" w:cstheme="minorHAnsi"/>
-                <w:b w:val="0"/>
-                <w:bCs w:val="0"/>
                 <w:sz w:val="20"/>
                 <w:szCs w:val="20"/>
                 <w:lang w:val="en-GB"/>
               </w:rPr>
-              <w:t>I need your assistance!</w:t>
+              <w:t>Your message should start with a forward slash (/), so I could recognise it.</w:t>
             </w:r>
             <w:r>
               <w:rPr>
                 <w:rFonts w:asciiTheme="minorHAnsi" w:hAnsiTheme="minorHAnsi" w:cstheme="minorHAnsi"/>
-                <w:b w:val="0"/>
-                <w:bCs w:val="0"/>
                 <w:sz w:val="20"/>
                 <w:szCs w:val="20"/>
                 <w:lang w:val="en-GB"/>
               </w:rPr>
-              <w:t xml:space="preserve"> </w:t>
+              <w:br/>
             </w:r>
             <w:r>
               <w:rPr>
                 <w:rFonts w:asciiTheme="minorHAnsi" w:hAnsiTheme="minorHAnsi" w:cstheme="minorHAnsi"/>
-                <w:b w:val="0"/>
-                <w:bCs w:val="0"/>
                 <w:sz w:val="20"/>
                 <w:szCs w:val="20"/>
                 <w:lang w:val="en-GB"/>
               </w:rPr>
-              <w:t>My SECRET token</w:t>
+              <w:br/>
+              <w:t>Here is an example:</w:t>
             </w:r>
             <w:r>
               <w:rPr>
                 <w:rFonts w:asciiTheme="minorHAnsi" w:hAnsiTheme="minorHAnsi" w:cstheme="minorHAnsi"/>
-                <w:b w:val="0"/>
-                <w:bCs w:val="0"/>
                 <w:sz w:val="20"/>
                 <w:szCs w:val="20"/>
                 <w:lang w:val="en-GB"/>
               </w:rPr>
-              <w:t xml:space="preserve"> </w:t>
+              <w:br/>
+              <w:t>/s-xxxxxx-xxxxxxxxxxxxxxxxxxxxxxxxxxxxxxxxxxxxxxxxxxxxxxxxxxxxxxxxxxxxxxxx</w:t>
             </w:r>
             <w:r>
               <w:rPr>
                 <w:rFonts w:asciiTheme="minorHAnsi" w:hAnsiTheme="minorHAnsi" w:cstheme="minorHAnsi"/>
-                <w:b w:val="0"/>
-                <w:bCs w:val="0"/>
                 <w:sz w:val="20"/>
                 <w:szCs w:val="20"/>
                 <w:lang w:val="en-GB"/>
               </w:rPr>
-              <w:t>expires in</w:t>
+              <w:br/>
             </w:r>
             <w:r>
               <w:rPr>
                 <w:rFonts w:asciiTheme="minorHAnsi" w:hAnsiTheme="minorHAnsi" w:cstheme="minorHAnsi"/>
-                <w:b w:val="0"/>
-                <w:bCs w:val="0"/>
                 <w:sz w:val="20"/>
                 <w:szCs w:val="20"/>
                 <w:lang w:val="en-GB"/>
               </w:rPr>
-              <w:t xml:space="preserve"> X days / expires tomorrow! / </w:t>
+              <w:br/>
             </w:r>
             <w:r>
               <w:rPr>
                 <w:rFonts w:asciiTheme="minorHAnsi" w:hAnsiTheme="minorHAnsi" w:cstheme="minorHAnsi"/>
-                <w:b w:val="0"/>
-                <w:bCs w:val="0"/>
                 <w:sz w:val="20"/>
                 <w:szCs w:val="20"/>
                 <w:lang w:val="en-GB"/>
               </w:rPr>
-              <w:t>has already expired!!!</w:t>
-            </w:r>
-            <w:r>
-              <w:rPr>
-                <w:rFonts w:asciiTheme="minorHAnsi" w:hAnsiTheme="minorHAnsi" w:cstheme="minorHAnsi"/>
-                <w:b w:val="0"/>
-                <w:bCs w:val="0"/>
-                <w:sz w:val="20"/>
-                <w:szCs w:val="20"/>
-                <w:lang w:val="en-GB"/>
-              </w:rPr>
-              <w:t xml:space="preserve"> </w:t>
-            </w:r>
-            <w:r>
-              <w:rPr>
-                <w:rFonts w:asciiTheme="minorHAnsi" w:hAnsiTheme="minorHAnsi" w:cstheme="minorHAnsi"/>
-                <w:b w:val="0"/>
-                <w:bCs w:val="0"/>
-                <w:sz w:val="20"/>
-                <w:szCs w:val="20"/>
-                <w:lang w:val="en-GB"/>
-              </w:rPr>
-              <w:t>And without it I would not be able to do my job.</w:t>
-            </w:r>
-            <w:r>
-              <w:rPr>
-                <w:rFonts w:asciiTheme="minorHAnsi" w:hAnsiTheme="minorHAnsi" w:cstheme="minorHAnsi"/>
-                <w:b w:val="0"/>
-                <w:bCs w:val="0"/>
-                <w:sz w:val="20"/>
-                <w:szCs w:val="20"/>
-                <w:lang w:val="en-GB"/>
-              </w:rPr>
-              <w:t xml:space="preserve"> </w:t>
-            </w:r>
-            <w:r>
-              <w:rPr>
-                <w:rFonts w:asciiTheme="minorHAnsi" w:hAnsiTheme="minorHAnsi" w:cstheme="minorHAnsi"/>
-                <w:b w:val="0"/>
-                <w:bCs w:val="0"/>
-                <w:sz w:val="20"/>
-                <w:szCs w:val="20"/>
-                <w:lang w:val="en-GB"/>
-              </w:rPr>
-              <w:t>Please, retreive a new SECRET token from the Intra API page</w:t>
-            </w:r>
-            <w:r>
-              <w:rPr>
-                <w:rFonts w:asciiTheme="minorHAnsi" w:hAnsiTheme="minorHAnsi" w:cstheme="minorHAnsi"/>
-                <w:b w:val="0"/>
-                <w:bCs w:val="0"/>
-                <w:sz w:val="20"/>
-                <w:szCs w:val="20"/>
-                <w:lang w:val="en-GB"/>
-              </w:rPr>
-              <w:t xml:space="preserve"> </w:t>
-            </w:r>
-            <w:r>
-              <w:rPr>
-                <w:rFonts w:asciiTheme="minorHAnsi" w:hAnsiTheme="minorHAnsi" w:cstheme="minorHAnsi"/>
-                <w:b w:val="0"/>
-                <w:bCs w:val="0"/>
-                <w:sz w:val="20"/>
-                <w:szCs w:val="20"/>
-                <w:lang w:val="en-GB"/>
-              </w:rPr>
-              <w:t>and send it to me in this chat.</w:t>
-            </w:r>
-            <w:r>
-              <w:rPr>
-                <w:sz w:val="20"/>
-                <w:szCs w:val="20"/>
-              </w:rPr>
-              <w:t xml:space="preserve"> </w:t>
-            </w:r>
-            <w:r>
-              <w:rPr>
-                <w:rFonts w:asciiTheme="minorHAnsi" w:hAnsiTheme="minorHAnsi" w:cstheme="minorHAnsi"/>
-                <w:b w:val="0"/>
-                <w:bCs w:val="0"/>
-                <w:sz w:val="20"/>
-                <w:szCs w:val="20"/>
-                <w:lang w:val="en-GB"/>
-              </w:rPr>
-              <w:t>Your message should start with a forward slash (/),</w:t>
-            </w:r>
-            <w:r>
-              <w:rPr>
-                <w:rFonts w:asciiTheme="minorHAnsi" w:hAnsiTheme="minorHAnsi" w:cstheme="minorHAnsi"/>
-                <w:b w:val="0"/>
-                <w:bCs w:val="0"/>
-                <w:sz w:val="20"/>
-                <w:szCs w:val="20"/>
-                <w:lang w:val="en-GB"/>
-              </w:rPr>
-              <w:t xml:space="preserve"> </w:t>
-            </w:r>
-            <w:r>
-              <w:rPr>
-                <w:rFonts w:asciiTheme="minorHAnsi" w:hAnsiTheme="minorHAnsi" w:cstheme="minorHAnsi"/>
-                <w:b w:val="0"/>
-                <w:bCs w:val="0"/>
-                <w:sz w:val="20"/>
-                <w:szCs w:val="20"/>
-                <w:lang w:val="en-GB"/>
-              </w:rPr>
-              <w:t>so I could recognise it.</w:t>
-            </w:r>
-            <w:r>
-              <w:rPr>
-                <w:rFonts w:asciiTheme="minorHAnsi" w:hAnsiTheme="minorHAnsi" w:cstheme="minorHAnsi"/>
-                <w:b w:val="0"/>
-                <w:bCs w:val="0"/>
-                <w:sz w:val="20"/>
-                <w:szCs w:val="20"/>
-                <w:lang w:val="en-GB"/>
-              </w:rPr>
-              <w:br/>
-            </w:r>
-            <w:r>
-              <w:rPr>
-                <w:rFonts w:asciiTheme="minorHAnsi" w:hAnsiTheme="minorHAnsi" w:cstheme="minorHAnsi"/>
-                <w:b w:val="0"/>
-                <w:bCs w:val="0"/>
-                <w:sz w:val="20"/>
-                <w:szCs w:val="20"/>
-                <w:lang w:val="en-GB"/>
-              </w:rPr>
-              <w:br/>
-            </w:r>
-            <w:r>
-              <w:rPr>
-                <w:rFonts w:asciiTheme="minorHAnsi" w:hAnsiTheme="minorHAnsi" w:cstheme="minorHAnsi"/>
-                <w:b w:val="0"/>
-                <w:bCs w:val="0"/>
-                <w:sz w:val="20"/>
-                <w:szCs w:val="20"/>
-                <w:lang w:val="en-GB"/>
-              </w:rPr>
-              <w:t>Here is an example:</w:t>
-            </w:r>
-            <w:r>
-              <w:rPr>
-                <w:rFonts w:asciiTheme="minorHAnsi" w:hAnsiTheme="minorHAnsi" w:cstheme="minorHAnsi"/>
-                <w:b w:val="0"/>
-                <w:bCs w:val="0"/>
-                <w:sz w:val="20"/>
-                <w:szCs w:val="20"/>
-                <w:lang w:val="en-GB"/>
-              </w:rPr>
-              <w:br/>
-            </w:r>
-            <w:r>
-              <w:rPr>
-                <w:rFonts w:asciiTheme="minorHAnsi" w:hAnsiTheme="minorHAnsi" w:cstheme="minorHAnsi"/>
-                <w:b w:val="0"/>
-                <w:bCs w:val="0"/>
-                <w:sz w:val="20"/>
-                <w:szCs w:val="20"/>
-                <w:lang w:val="en-GB"/>
-              </w:rPr>
-              <w:t>/s-xxxxxx-xxxxxxxxxxxxxxxxxxxxxxxxxxxxxxxxxxxxxxxxxxxxxxxxxxxxxxxxxxxxxxxx</w:t>
-            </w:r>
-            <w:r>
-              <w:rPr>
-                <w:rFonts w:asciiTheme="minorHAnsi" w:hAnsiTheme="minorHAnsi" w:cstheme="minorHAnsi"/>
-                <w:b w:val="0"/>
-                <w:bCs w:val="0"/>
-                <w:sz w:val="20"/>
-                <w:szCs w:val="20"/>
-                <w:lang w:val="en-GB"/>
-              </w:rPr>
-              <w:br/>
-            </w:r>
-            <w:r>
-              <w:rPr>
-                <w:rFonts w:asciiTheme="minorHAnsi" w:hAnsiTheme="minorHAnsi" w:cstheme="minorHAnsi"/>
-                <w:b w:val="0"/>
-                <w:bCs w:val="0"/>
-                <w:sz w:val="20"/>
-                <w:szCs w:val="20"/>
-                <w:lang w:val="en-GB"/>
-              </w:rPr>
-              <w:br/>
-            </w:r>
-            <w:r>
-              <w:rPr>
-                <w:rFonts w:asciiTheme="minorHAnsi" w:hAnsiTheme="minorHAnsi" w:cstheme="minorHAnsi"/>
-                <w:b w:val="0"/>
-                <w:bCs w:val="0"/>
-                <w:sz w:val="20"/>
-                <w:szCs w:val="20"/>
-                <w:lang w:val="en-GB"/>
-              </w:rPr>
+              <w:lastRenderedPageBreak/>
               <w:t>After it is done, I will leave you in pease for another month =)</w:t>
             </w:r>
           </w:p>
           <w:p>
             <w:pPr>
-              <w:rPr>
-                <w:rFonts w:asciiTheme="minorHAnsi" w:hAnsiTheme="minorHAnsi" w:cstheme="minorHAnsi"/>
-                <w:b w:val="0"/>
-                <w:bCs w:val="0"/>
+              <w:cnfStyle w:val="000000100000" w:firstRow="0" w:lastRow="0" w:firstColumn="0" w:lastColumn="0" w:oddVBand="0" w:evenVBand="0" w:oddHBand="1" w:evenHBand="0" w:firstRowFirstColumn="0" w:firstRowLastColumn="0" w:lastRowFirstColumn="0" w:lastRowLastColumn="0"/>
+              <w:rPr>
+                <w:rFonts w:asciiTheme="minorHAnsi" w:hAnsiTheme="minorHAnsi" w:cstheme="minorHAnsi"/>
                 <w:sz w:val="20"/>
                 <w:szCs w:val="20"/>
                 <w:lang w:val="en-GB"/>
@@ -24706,79 +24694,7 @@
         </w:tc>
         <w:tc>
           <w:tcPr>
-            <w:tcW w:w="2552" w:type="dxa"/>
-          </w:tcPr>
-          <w:p>
-            <w:pPr>
-              <w:cnfStyle w:val="000000100000" w:firstRow="0" w:lastRow="0" w:firstColumn="0" w:lastColumn="0" w:oddVBand="0" w:evenVBand="0" w:oddHBand="1" w:evenHBand="0" w:firstRowFirstColumn="0" w:firstRowLastColumn="0" w:lastRowFirstColumn="0" w:lastRowLastColumn="0"/>
-              <w:rPr>
-                <w:rFonts w:asciiTheme="minorHAnsi" w:hAnsiTheme="minorHAnsi" w:cstheme="minorHAnsi"/>
-                <w:sz w:val="20"/>
-                <w:szCs w:val="20"/>
-                <w:lang w:val="en-GB"/>
-              </w:rPr>
-            </w:pPr>
-          </w:p>
-          <w:p>
-            <w:pPr>
-              <w:cnfStyle w:val="000000100000" w:firstRow="0" w:lastRow="0" w:firstColumn="0" w:lastColumn="0" w:oddVBand="0" w:evenVBand="0" w:oddHBand="1" w:evenHBand="0" w:firstRowFirstColumn="0" w:firstRowLastColumn="0" w:lastRowFirstColumn="0" w:lastRowLastColumn="0"/>
-              <w:rPr>
-                <w:rFonts w:asciiTheme="minorHAnsi" w:hAnsiTheme="minorHAnsi" w:cstheme="minorHAnsi"/>
-                <w:sz w:val="20"/>
-                <w:szCs w:val="20"/>
-                <w:lang w:val="en-GB"/>
-              </w:rPr>
-            </w:pPr>
-            <w:r>
-              <w:rPr>
-                <w:rFonts w:asciiTheme="minorHAnsi" w:hAnsiTheme="minorHAnsi" w:cstheme="minorHAnsi"/>
-                <w:sz w:val="20"/>
-                <w:szCs w:val="20"/>
-                <w:lang w:val="en-GB"/>
-              </w:rPr>
-              <w:t>It says “</w:t>
-            </w:r>
-            <w:r>
-              <w:rPr>
-                <w:rFonts w:asciiTheme="minorHAnsi" w:hAnsiTheme="minorHAnsi" w:cstheme="minorHAnsi"/>
-                <w:sz w:val="20"/>
-                <w:szCs w:val="20"/>
-                <w:lang w:val="en-GB"/>
-              </w:rPr>
-              <w:t>My</w:t>
-            </w:r>
-            <w:r>
-              <w:rPr>
-                <w:rFonts w:asciiTheme="minorHAnsi" w:hAnsiTheme="minorHAnsi" w:cstheme="minorHAnsi"/>
-                <w:sz w:val="20"/>
-                <w:szCs w:val="20"/>
-                <w:lang w:val="en-GB"/>
-              </w:rPr>
-              <w:t xml:space="preserve"> Intra</w:t>
-            </w:r>
-            <w:r>
-              <w:rPr>
-                <w:rFonts w:asciiTheme="minorHAnsi" w:hAnsiTheme="minorHAnsi" w:cstheme="minorHAnsi"/>
-                <w:sz w:val="20"/>
-                <w:szCs w:val="20"/>
-                <w:lang w:val="en-GB"/>
-              </w:rPr>
-              <w:t xml:space="preserve"> token expires soon! Send me new one</w:t>
-            </w:r>
-            <w:r>
-              <w:rPr>
-                <w:rFonts w:asciiTheme="minorHAnsi" w:hAnsiTheme="minorHAnsi" w:cstheme="minorHAnsi"/>
-                <w:sz w:val="20"/>
-                <w:szCs w:val="20"/>
-                <w:lang w:val="en-GB"/>
-              </w:rPr>
-              <w:t>” on the right side with a pictogram of an exclamation mark on top</w:t>
-            </w:r>
-          </w:p>
-        </w:tc>
-        <w:tc>
-          <w:tcPr>
-            <w:tcW w:w="3979" w:type="dxa"/>
+            <w:tcW w:w="3544" w:type="dxa"/>
           </w:tcPr>
           <w:p>
             <w:pPr>
@@ -24797,8 +24713,83 @@
         <w:tc>
           <w:tcPr>
             <w:cnfStyle w:val="001000000000" w:firstRow="0" w:lastRow="0" w:firstColumn="1" w:lastColumn="0" w:oddVBand="0" w:evenVBand="0" w:oddHBand="0" w:evenHBand="0" w:firstRowFirstColumn="0" w:firstRowLastColumn="0" w:lastRowFirstColumn="0" w:lastRowLastColumn="0"/>
-            <w:tcW w:w="3539" w:type="dxa"/>
+            <w:tcW w:w="3403" w:type="dxa"/>
           </w:tcPr>
+          <w:p>
+            <w:pPr>
+              <w:rPr>
+                <w:rFonts w:asciiTheme="minorHAnsi" w:hAnsiTheme="minorHAnsi" w:cstheme="minorHAnsi"/>
+                <w:sz w:val="20"/>
+                <w:szCs w:val="20"/>
+                <w:lang w:val="en-GB"/>
+              </w:rPr>
+            </w:pPr>
+          </w:p>
+          <w:p>
+            <w:pPr>
+              <w:rPr>
+                <w:rFonts w:asciiTheme="minorHAnsi" w:hAnsiTheme="minorHAnsi" w:cstheme="minorHAnsi"/>
+                <w:sz w:val="20"/>
+                <w:szCs w:val="20"/>
+                <w:lang w:val="en-GB"/>
+              </w:rPr>
+            </w:pPr>
+            <w:r>
+              <w:rPr>
+                <w:rFonts w:asciiTheme="minorHAnsi" w:hAnsiTheme="minorHAnsi" w:cstheme="minorHAnsi"/>
+                <w:noProof/>
+                <w:sz w:val="20"/>
+                <w:szCs w:val="20"/>
+                <w:lang w:val="en-GB"/>
+              </w:rPr>
+              <w:drawing>
+                <wp:inline distT="0" distB="0" distL="0" distR="0" wp14:anchorId="14EAD8D5" wp14:editId="736ADFC1">
+                  <wp:extent cx="1800000" cy="1080000"/>
+                  <wp:effectExtent l="12700" t="12700" r="16510" b="12700"/>
+                  <wp:docPr id="455906425" name="Obrázek 6"/>
+                  <wp:cNvGraphicFramePr>
+                    <a:graphicFrameLocks xmlns:a="http://schemas.openxmlformats.org/drawingml/2006/main" noChangeAspect="1"/>
+                  </wp:cNvGraphicFramePr>
+                  <a:graphic xmlns:a="http://schemas.openxmlformats.org/drawingml/2006/main">
+                    <a:graphicData uri="http://schemas.openxmlformats.org/drawingml/2006/picture">
+                      <pic:pic xmlns:pic="http://schemas.openxmlformats.org/drawingml/2006/picture">
+                        <pic:nvPicPr>
+                          <pic:cNvPr id="455906425" name="Obrázek 455906425"/>
+                          <pic:cNvPicPr/>
+                        </pic:nvPicPr>
+                        <pic:blipFill>
+                          <a:blip r:embed="rId19" cstate="print">
+                            <a:extLst>
+                              <a:ext uri="{28A0092B-C50C-407E-A947-70E740481C1C}">
+                                <a14:useLocalDpi xmlns:a14="http://schemas.microsoft.com/office/drawing/2010/main" val="0"/>
+                              </a:ext>
+                            </a:extLst>
+                          </a:blip>
+                          <a:stretch>
+                            <a:fillRect/>
+                          </a:stretch>
+                        </pic:blipFill>
+                        <pic:spPr>
+                          <a:xfrm>
+                            <a:off x="0" y="0"/>
+                            <a:ext cx="1800000" cy="1080000"/>
+                          </a:xfrm>
+                          <a:prstGeom prst="rect">
+                            <a:avLst/>
+                          </a:prstGeom>
+                          <a:ln>
+                            <a:solidFill>
+                              <a:schemeClr val="tx1"/>
+                            </a:solidFill>
+                          </a:ln>
+                        </pic:spPr>
+                      </pic:pic>
+                    </a:graphicData>
+                  </a:graphic>
+                </wp:inline>
+              </w:drawing>
+            </w:r>
+          </w:p>
           <w:p>
             <w:pPr>
               <w:rPr>
@@ -24811,8 +24802,14 @@
               </w:rPr>
             </w:pPr>
           </w:p>
+        </w:tc>
+        <w:tc>
+          <w:tcPr>
+            <w:tcW w:w="3544" w:type="dxa"/>
+          </w:tcPr>
           <w:p>
             <w:pPr>
+              <w:cnfStyle w:val="000000000000" w:firstRow="0" w:lastRow="0" w:firstColumn="0" w:lastColumn="0" w:oddVBand="0" w:evenVBand="0" w:oddHBand="0" w:evenHBand="0" w:firstRowFirstColumn="0" w:firstRowLastColumn="0" w:lastRowFirstColumn="0" w:lastRowLastColumn="0"/>
               <w:rPr>
                 <w:rFonts w:asciiTheme="minorHAnsi" w:hAnsiTheme="minorHAnsi" w:cstheme="minorHAnsi"/>
                 <w:sz w:val="20"/>
@@ -24820,47 +24817,32 @@
                 <w:lang w:val="en-GB"/>
               </w:rPr>
             </w:pPr>
-            <w:r>
-              <w:rPr>
-                <w:rFonts w:asciiTheme="minorHAnsi" w:hAnsiTheme="minorHAnsi" w:cstheme="minorHAnsi"/>
-                <w:b w:val="0"/>
-                <w:bCs w:val="0"/>
+          </w:p>
+          <w:p>
+            <w:pPr>
+              <w:cnfStyle w:val="000000000000" w:firstRow="0" w:lastRow="0" w:firstColumn="0" w:lastColumn="0" w:oddVBand="0" w:evenVBand="0" w:oddHBand="0" w:evenHBand="0" w:firstRowFirstColumn="0" w:firstRowLastColumn="0" w:lastRowFirstColumn="0" w:lastRowLastColumn="0"/>
+              <w:rPr>
+                <w:rFonts w:asciiTheme="minorHAnsi" w:hAnsiTheme="minorHAnsi" w:cstheme="minorHAnsi"/>
                 <w:sz w:val="20"/>
                 <w:szCs w:val="20"/>
                 <w:lang w:val="en-GB"/>
               </w:rPr>
-              <w:lastRenderedPageBreak/>
-              <w:t>Dear User,</w:t>
-            </w:r>
+            </w:pPr>
             <w:r>
               <w:rPr>
                 <w:rFonts w:asciiTheme="minorHAnsi" w:hAnsiTheme="minorHAnsi" w:cstheme="minorHAnsi"/>
-                <w:b w:val="0"/>
-                <w:bCs w:val="0"/>
                 <w:sz w:val="20"/>
                 <w:szCs w:val="20"/>
                 <w:lang w:val="en-GB"/>
               </w:rPr>
-              <w:t xml:space="preserve"> </w:t>
-            </w:r>
-            <w:r>
-              <w:rPr>
-                <w:rFonts w:asciiTheme="minorHAnsi" w:hAnsiTheme="minorHAnsi" w:cstheme="minorHAnsi"/>
-                <w:b w:val="0"/>
-                <w:bCs w:val="0"/>
-                <w:sz w:val="20"/>
-                <w:szCs w:val="20"/>
-                <w:lang w:val="en-GB"/>
-              </w:rPr>
-              <w:t>I am writing to report an exceptional situation! Code: GET_TIME 102</w:t>
+              <w:t>Dear User, I am writing to report an exceptional situation! Code: GET_TIME 102</w:t>
             </w:r>
           </w:p>
           <w:p>
             <w:pPr>
-              <w:rPr>
-                <w:rFonts w:asciiTheme="minorHAnsi" w:hAnsiTheme="minorHAnsi" w:cstheme="minorHAnsi"/>
-                <w:b/>
-                <w:bCs/>
+              <w:cnfStyle w:val="000000000000" w:firstRow="0" w:lastRow="0" w:firstColumn="0" w:lastColumn="0" w:oddVBand="0" w:evenVBand="0" w:oddHBand="0" w:evenHBand="0" w:firstRowFirstColumn="0" w:firstRowLastColumn="0" w:lastRowFirstColumn="0" w:lastRowLastColumn="0"/>
+              <w:rPr>
+                <w:rFonts w:asciiTheme="minorHAnsi" w:hAnsiTheme="minorHAnsi" w:cstheme="minorHAnsi"/>
                 <w:sz w:val="20"/>
                 <w:szCs w:val="20"/>
                 <w:lang w:val="en-GB"/>
@@ -24874,91 +24856,12 @@
                 <w:lang w:val="en-GB"/>
               </w:rPr>
               <w:br/>
-            </w:r>
-            <w:r>
-              <w:rPr>
-                <w:rFonts w:asciiTheme="minorHAnsi" w:hAnsiTheme="minorHAnsi" w:cstheme="minorHAnsi"/>
-                <w:sz w:val="20"/>
-                <w:szCs w:val="20"/>
-                <w:lang w:val="en-GB"/>
-              </w:rPr>
-              <w:t>After several retries, I was unable to connect to Wi-Fi to get current time.</w:t>
-            </w:r>
-            <w:r>
-              <w:rPr>
-                <w:rFonts w:asciiTheme="minorHAnsi" w:hAnsiTheme="minorHAnsi" w:cstheme="minorHAnsi"/>
-                <w:sz w:val="20"/>
-                <w:szCs w:val="20"/>
-                <w:lang w:val="en-GB"/>
-              </w:rPr>
-              <w:t xml:space="preserve"> </w:t>
-            </w:r>
-            <w:r>
-              <w:rPr>
-                <w:rFonts w:asciiTheme="minorHAnsi" w:hAnsiTheme="minorHAnsi" w:cstheme="minorHAnsi"/>
-                <w:sz w:val="20"/>
-                <w:szCs w:val="20"/>
-                <w:lang w:val="en-GB"/>
-              </w:rPr>
-              <w:t>If you see this message, the problem has been probably solved already.</w:t>
-            </w:r>
-            <w:r>
-              <w:rPr>
-                <w:rFonts w:asciiTheme="minorHAnsi" w:hAnsiTheme="minorHAnsi" w:cstheme="minorHAnsi"/>
-                <w:sz w:val="20"/>
-                <w:szCs w:val="20"/>
-                <w:lang w:val="en-GB"/>
-              </w:rPr>
-              <w:t xml:space="preserve"> </w:t>
-            </w:r>
-            <w:r>
-              <w:rPr>
-                <w:rFonts w:asciiTheme="minorHAnsi" w:hAnsiTheme="minorHAnsi" w:cstheme="minorHAnsi"/>
-                <w:sz w:val="20"/>
-                <w:szCs w:val="20"/>
-                <w:lang w:val="en-GB"/>
-              </w:rPr>
-              <w:t>Unfortunatelly, because of this issue I am displaying an Intra error and I cannot inform students about exams.</w:t>
-            </w:r>
-            <w:r>
-              <w:rPr>
-                <w:rFonts w:asciiTheme="minorHAnsi" w:hAnsiTheme="minorHAnsi" w:cstheme="minorHAnsi"/>
-                <w:sz w:val="20"/>
-                <w:szCs w:val="20"/>
-                <w:lang w:val="en-GB"/>
-              </w:rPr>
-              <w:t xml:space="preserve"> </w:t>
-            </w:r>
-            <w:r>
-              <w:rPr>
-                <w:rFonts w:asciiTheme="minorHAnsi" w:hAnsiTheme="minorHAnsi" w:cstheme="minorHAnsi"/>
-                <w:sz w:val="20"/>
-                <w:szCs w:val="20"/>
-                <w:lang w:val="en-GB"/>
-              </w:rPr>
-              <w:t>So, if there is one today,</w:t>
-            </w:r>
-            <w:r>
-              <w:rPr>
-                <w:rFonts w:asciiTheme="minorHAnsi" w:hAnsiTheme="minorHAnsi" w:cstheme="minorHAnsi"/>
-                <w:sz w:val="20"/>
-                <w:szCs w:val="20"/>
-                <w:lang w:val="en-GB"/>
-              </w:rPr>
-              <w:t xml:space="preserve"> </w:t>
-            </w:r>
-            <w:r>
-              <w:rPr>
-                <w:rFonts w:asciiTheme="minorHAnsi" w:hAnsiTheme="minorHAnsi" w:cstheme="minorHAnsi"/>
-                <w:sz w:val="20"/>
-                <w:szCs w:val="20"/>
-                <w:lang w:val="en-GB"/>
-              </w:rPr>
-              <w:t>you probably should notify them yourself.</w:t>
+              <w:t>After several retries, I was unable to connect to Wi-Fi to get current time. If you see this message, the problem has been probably solved already. Unfortunatelly, because of this issue I am displaying an Intra error and I cannot inform students about exams. So, if there is one today, you probably should notify them yourself.</w:t>
             </w:r>
           </w:p>
           <w:p>
             <w:pPr>
+              <w:cnfStyle w:val="000000000000" w:firstRow="0" w:lastRow="0" w:firstColumn="0" w:lastColumn="0" w:oddVBand="0" w:evenVBand="0" w:oddHBand="0" w:evenHBand="0" w:firstRowFirstColumn="0" w:firstRowLastColumn="0" w:lastRowFirstColumn="0" w:lastRowLastColumn="0"/>
               <w:rPr>
                 <w:rFonts w:asciiTheme="minorHAnsi" w:hAnsiTheme="minorHAnsi" w:cstheme="minorHAnsi"/>
                 <w:sz w:val="20"/>
@@ -24969,6 +24872,7 @@
           </w:p>
           <w:p>
             <w:pPr>
+              <w:cnfStyle w:val="000000000000" w:firstRow="0" w:lastRow="0" w:firstColumn="0" w:lastColumn="0" w:oddVBand="0" w:evenVBand="0" w:oddHBand="0" w:evenHBand="0" w:firstRowFirstColumn="0" w:firstRowLastColumn="0" w:lastRowFirstColumn="0" w:lastRowLastColumn="0"/>
               <w:rPr>
                 <w:rFonts w:asciiTheme="minorHAnsi" w:hAnsiTheme="minorHAnsi" w:cstheme="minorHAnsi"/>
                 <w:sz w:val="20"/>
@@ -24979,8 +24883,6 @@
             <w:r>
               <w:rPr>
                 <w:rFonts w:asciiTheme="minorHAnsi" w:hAnsiTheme="minorHAnsi" w:cstheme="minorHAnsi"/>
-                <w:b w:val="0"/>
-                <w:bCs w:val="0"/>
                 <w:sz w:val="20"/>
                 <w:szCs w:val="20"/>
                 <w:lang w:val="en-GB"/>
@@ -24990,6 +24892,7 @@
           </w:p>
           <w:p>
             <w:pPr>
+              <w:cnfStyle w:val="000000000000" w:firstRow="0" w:lastRow="0" w:firstColumn="0" w:lastColumn="0" w:oddVBand="0" w:evenVBand="0" w:oddHBand="0" w:evenHBand="0" w:firstRowFirstColumn="0" w:firstRowLastColumn="0" w:lastRowFirstColumn="0" w:lastRowLastColumn="0"/>
               <w:rPr>
                 <w:rFonts w:asciiTheme="minorHAnsi" w:hAnsiTheme="minorHAnsi" w:cstheme="minorHAnsi"/>
                 <w:sz w:val="20"/>
@@ -25001,7 +24904,7 @@
         </w:tc>
         <w:tc>
           <w:tcPr>
-            <w:tcW w:w="2552" w:type="dxa"/>
+            <w:tcW w:w="3544" w:type="dxa"/>
           </w:tcPr>
           <w:p>
             <w:pPr>
@@ -25031,20 +24934,312 @@
                 <w:szCs w:val="20"/>
                 <w:lang w:val="en-GB"/>
               </w:rPr>
-              <w:lastRenderedPageBreak/>
-              <w:t>It says “Could not check the exams time. Self-check Intra” on the right side with a pictogram of an exclamation mark on top</w:t>
+              <w:t>T</w:t>
+            </w:r>
+            <w:r>
+              <w:rPr>
+                <w:rFonts w:asciiTheme="minorHAnsi" w:hAnsiTheme="minorHAnsi" w:cstheme="minorHAnsi"/>
+                <w:sz w:val="20"/>
+                <w:szCs w:val="20"/>
+                <w:lang w:val="en-GB"/>
+              </w:rPr>
+              <w:t xml:space="preserve">here are some issues with the Wi-Fi connection. </w:t>
+            </w:r>
+            <w:r>
+              <w:rPr>
+                <w:rFonts w:asciiTheme="minorHAnsi" w:hAnsiTheme="minorHAnsi" w:cstheme="minorHAnsi"/>
+                <w:sz w:val="20"/>
+                <w:szCs w:val="20"/>
+                <w:lang w:val="en-GB"/>
+              </w:rPr>
+              <w:t>If you see the error message on the display, but there is not a single new message from the Sign in the Telegram chat</w:t>
+            </w:r>
+            <w:r>
+              <w:rPr>
+                <w:rFonts w:asciiTheme="minorHAnsi" w:hAnsiTheme="minorHAnsi" w:cstheme="minorHAnsi"/>
+                <w:sz w:val="20"/>
+                <w:szCs w:val="20"/>
+                <w:lang w:val="en-GB"/>
+              </w:rPr>
+              <w:t xml:space="preserve"> at all</w:t>
+            </w:r>
+            <w:r>
+              <w:rPr>
+                <w:rFonts w:asciiTheme="minorHAnsi" w:hAnsiTheme="minorHAnsi" w:cstheme="minorHAnsi"/>
+                <w:sz w:val="20"/>
+                <w:szCs w:val="20"/>
+                <w:lang w:val="en-GB"/>
+              </w:rPr>
+              <w:t xml:space="preserve">, then that’s the problem and it is still ongoing. If there IS the message you can see on the left in the Telegram chat, </w:t>
+            </w:r>
+            <w:r>
+              <w:rPr>
+                <w:rFonts w:asciiTheme="minorHAnsi" w:hAnsiTheme="minorHAnsi" w:cstheme="minorHAnsi"/>
+                <w:sz w:val="20"/>
+                <w:szCs w:val="20"/>
+                <w:lang w:val="en-GB"/>
+              </w:rPr>
+              <w:t xml:space="preserve">probably </w:t>
+            </w:r>
+            <w:r>
+              <w:rPr>
+                <w:rFonts w:asciiTheme="minorHAnsi" w:hAnsiTheme="minorHAnsi" w:cstheme="minorHAnsi"/>
+                <w:sz w:val="20"/>
+                <w:szCs w:val="20"/>
+                <w:lang w:val="en-GB"/>
+              </w:rPr>
+              <w:t>the issue has already been solved.</w:t>
             </w:r>
           </w:p>
-        </w:tc>
-        <w:tc>
-          <w:tcPr>
-            <w:tcW w:w="3979" w:type="dxa"/>
-          </w:tcPr>
           <w:p>
             <w:pPr>
               <w:cnfStyle w:val="000000000000" w:firstRow="0" w:lastRow="0" w:firstColumn="0" w:lastColumn="0" w:oddVBand="0" w:evenVBand="0" w:oddHBand="0" w:evenHBand="0" w:firstRowFirstColumn="0" w:firstRowLastColumn="0" w:lastRowFirstColumn="0" w:lastRowLastColumn="0"/>
               <w:rPr>
                 <w:rFonts w:asciiTheme="minorHAnsi" w:hAnsiTheme="minorHAnsi" w:cstheme="minorHAnsi"/>
+                <w:sz w:val="20"/>
+                <w:szCs w:val="20"/>
+                <w:lang w:val="en-GB"/>
+              </w:rPr>
+            </w:pPr>
+          </w:p>
+          <w:p>
+            <w:pPr>
+              <w:cnfStyle w:val="000000000000" w:firstRow="0" w:lastRow="0" w:firstColumn="0" w:lastColumn="0" w:oddVBand="0" w:evenVBand="0" w:oddHBand="0" w:evenHBand="0" w:firstRowFirstColumn="0" w:firstRowLastColumn="0" w:lastRowFirstColumn="0" w:lastRowLastColumn="0"/>
+              <w:rPr>
+                <w:rFonts w:asciiTheme="minorHAnsi" w:hAnsiTheme="minorHAnsi" w:cstheme="minorHAnsi"/>
+                <w:sz w:val="20"/>
+                <w:szCs w:val="20"/>
+                <w:lang w:val="en-GB"/>
+              </w:rPr>
+            </w:pPr>
+            <w:r>
+              <w:rPr>
+                <w:rFonts w:asciiTheme="minorHAnsi" w:hAnsiTheme="minorHAnsi" w:cstheme="minorHAnsi"/>
+                <w:sz w:val="20"/>
+                <w:szCs w:val="20"/>
+                <w:lang w:val="en-GB"/>
+              </w:rPr>
+              <w:t>Plausible</w:t>
+            </w:r>
+            <w:r>
+              <w:rPr>
+                <w:rFonts w:asciiTheme="minorHAnsi" w:hAnsiTheme="minorHAnsi" w:cstheme="minorHAnsi"/>
+                <w:sz w:val="20"/>
+                <w:szCs w:val="20"/>
+                <w:lang w:val="en-GB"/>
+              </w:rPr>
+              <w:t xml:space="preserve"> causes:</w:t>
+            </w:r>
+            <w:r>
+              <w:rPr>
+                <w:rFonts w:asciiTheme="minorHAnsi" w:hAnsiTheme="minorHAnsi" w:cstheme="minorHAnsi"/>
+                <w:sz w:val="20"/>
+                <w:szCs w:val="20"/>
+                <w:lang w:val="en-GB"/>
+              </w:rPr>
+              <w:br/>
+            </w:r>
+            <w:r>
+              <w:rPr>
+                <w:rFonts w:asciiTheme="minorHAnsi" w:hAnsiTheme="minorHAnsi" w:cstheme="minorHAnsi"/>
+                <w:sz w:val="20"/>
+                <w:szCs w:val="20"/>
+                <w:lang w:val="en-GB"/>
+              </w:rPr>
+              <w:t>- Inter</w:t>
+            </w:r>
+            <w:r>
+              <w:rPr>
+                <w:rFonts w:asciiTheme="minorHAnsi" w:hAnsiTheme="minorHAnsi" w:cstheme="minorHAnsi"/>
+                <w:sz w:val="20"/>
+                <w:szCs w:val="20"/>
+                <w:lang w:val="en-GB"/>
+              </w:rPr>
+              <w:t>net is not access</w:t>
+            </w:r>
+            <w:r>
+              <w:rPr>
+                <w:rFonts w:asciiTheme="minorHAnsi" w:hAnsiTheme="minorHAnsi" w:cstheme="minorHAnsi"/>
+                <w:sz w:val="20"/>
+                <w:szCs w:val="20"/>
+                <w:lang w:val="en-GB"/>
+              </w:rPr>
+              <w:t>i</w:t>
+            </w:r>
+            <w:r>
+              <w:rPr>
+                <w:rFonts w:asciiTheme="minorHAnsi" w:hAnsiTheme="minorHAnsi" w:cstheme="minorHAnsi"/>
+                <w:sz w:val="20"/>
+                <w:szCs w:val="20"/>
+                <w:lang w:val="en-GB"/>
+              </w:rPr>
+              <w:t xml:space="preserve">ble due to </w:t>
+            </w:r>
+            <w:r>
+              <w:rPr>
+                <w:rFonts w:asciiTheme="minorHAnsi" w:hAnsiTheme="minorHAnsi" w:cstheme="minorHAnsi"/>
+                <w:sz w:val="20"/>
+                <w:szCs w:val="20"/>
+                <w:lang w:val="en-GB"/>
+              </w:rPr>
+              <w:t>issues on the provider</w:t>
+            </w:r>
+            <w:r>
+              <w:rPr>
+                <w:rFonts w:asciiTheme="minorHAnsi" w:hAnsiTheme="minorHAnsi" w:cstheme="minorHAnsi"/>
+                <w:sz w:val="20"/>
+                <w:szCs w:val="20"/>
+                <w:lang w:val="en-GB"/>
+              </w:rPr>
+              <w:t>’s</w:t>
+            </w:r>
+            <w:r>
+              <w:rPr>
+                <w:rFonts w:asciiTheme="minorHAnsi" w:hAnsiTheme="minorHAnsi" w:cstheme="minorHAnsi"/>
+                <w:sz w:val="20"/>
+                <w:szCs w:val="20"/>
+                <w:lang w:val="en-GB"/>
+              </w:rPr>
+              <w:t xml:space="preserve"> side or </w:t>
+            </w:r>
+            <w:r>
+              <w:rPr>
+                <w:rFonts w:asciiTheme="minorHAnsi" w:hAnsiTheme="minorHAnsi" w:cstheme="minorHAnsi"/>
+                <w:sz w:val="20"/>
+                <w:szCs w:val="20"/>
+                <w:lang w:val="en-GB"/>
+              </w:rPr>
+              <w:t xml:space="preserve">due to the </w:t>
+            </w:r>
+            <w:r>
+              <w:rPr>
+                <w:rFonts w:asciiTheme="minorHAnsi" w:hAnsiTheme="minorHAnsi" w:cstheme="minorHAnsi"/>
+                <w:sz w:val="20"/>
+                <w:szCs w:val="20"/>
+                <w:lang w:val="en-GB"/>
+              </w:rPr>
+              <w:t>unpaid bills;</w:t>
+            </w:r>
+          </w:p>
+          <w:p>
+            <w:pPr>
+              <w:cnfStyle w:val="000000000000" w:firstRow="0" w:lastRow="0" w:firstColumn="0" w:lastColumn="0" w:oddVBand="0" w:evenVBand="0" w:oddHBand="0" w:evenHBand="0" w:firstRowFirstColumn="0" w:firstRowLastColumn="0" w:lastRowFirstColumn="0" w:lastRowLastColumn="0"/>
+              <w:rPr>
+                <w:rFonts w:asciiTheme="minorHAnsi" w:hAnsiTheme="minorHAnsi" w:cstheme="minorHAnsi"/>
+                <w:sz w:val="20"/>
+                <w:szCs w:val="20"/>
+                <w:lang w:val="en-GB"/>
+              </w:rPr>
+            </w:pPr>
+            <w:r>
+              <w:rPr>
+                <w:rFonts w:asciiTheme="minorHAnsi" w:hAnsiTheme="minorHAnsi" w:cstheme="minorHAnsi"/>
+                <w:sz w:val="20"/>
+                <w:szCs w:val="20"/>
+                <w:lang w:val="en-GB"/>
+              </w:rPr>
+              <w:t xml:space="preserve">- </w:t>
+            </w:r>
+            <w:r>
+              <w:rPr>
+                <w:rFonts w:asciiTheme="minorHAnsi" w:hAnsiTheme="minorHAnsi" w:cstheme="minorHAnsi"/>
+                <w:sz w:val="20"/>
+                <w:szCs w:val="20"/>
+                <w:lang w:val="en-GB"/>
+              </w:rPr>
+              <w:t xml:space="preserve">Wi-Fi router </w:t>
+            </w:r>
+            <w:r>
+              <w:rPr>
+                <w:rFonts w:asciiTheme="minorHAnsi" w:hAnsiTheme="minorHAnsi" w:cstheme="minorHAnsi"/>
+                <w:sz w:val="20"/>
+                <w:szCs w:val="20"/>
+                <w:lang w:val="en-GB"/>
+              </w:rPr>
+              <w:t>issues: power outage, Firewall blockage, poor signal</w:t>
+            </w:r>
+            <w:r>
+              <w:rPr>
+                <w:rFonts w:asciiTheme="minorHAnsi" w:hAnsiTheme="minorHAnsi" w:cstheme="minorHAnsi"/>
+                <w:sz w:val="20"/>
+                <w:szCs w:val="20"/>
+                <w:lang w:val="en-GB"/>
+              </w:rPr>
+              <w:t>, change of the Wi-Fi network name and/or password</w:t>
+            </w:r>
+            <w:r>
+              <w:rPr>
+                <w:rFonts w:asciiTheme="minorHAnsi" w:hAnsiTheme="minorHAnsi" w:cstheme="minorHAnsi"/>
+                <w:sz w:val="20"/>
+                <w:szCs w:val="20"/>
+                <w:lang w:val="en-GB"/>
+              </w:rPr>
+              <w:t>;</w:t>
+            </w:r>
+          </w:p>
+          <w:p>
+            <w:pPr>
+              <w:cnfStyle w:val="000000000000" w:firstRow="0" w:lastRow="0" w:firstColumn="0" w:lastColumn="0" w:oddVBand="0" w:evenVBand="0" w:oddHBand="0" w:evenHBand="0" w:firstRowFirstColumn="0" w:firstRowLastColumn="0" w:lastRowFirstColumn="0" w:lastRowLastColumn="0"/>
+              <w:rPr>
+                <w:rFonts w:asciiTheme="minorHAnsi" w:hAnsiTheme="minorHAnsi" w:cstheme="minorHAnsi"/>
+                <w:sz w:val="20"/>
+                <w:szCs w:val="20"/>
+                <w:lang w:val="en-GB"/>
+              </w:rPr>
+            </w:pPr>
+            <w:r>
+              <w:rPr>
+                <w:rFonts w:asciiTheme="minorHAnsi" w:hAnsiTheme="minorHAnsi" w:cstheme="minorHAnsi"/>
+                <w:sz w:val="20"/>
+                <w:szCs w:val="20"/>
+                <w:lang w:val="en-GB"/>
+              </w:rPr>
+              <w:t>- the Sign issues: located too far away from the router, the battery is at the end of its lifespan and cannot supply enough power for Wi-Fi connection;</w:t>
+            </w:r>
+          </w:p>
+          <w:p>
+            <w:pPr>
+              <w:cnfStyle w:val="000000000000" w:firstRow="0" w:lastRow="0" w:firstColumn="0" w:lastColumn="0" w:oddVBand="0" w:evenVBand="0" w:oddHBand="0" w:evenHBand="0" w:firstRowFirstColumn="0" w:firstRowLastColumn="0" w:lastRowFirstColumn="0" w:lastRowLastColumn="0"/>
+              <w:rPr>
+                <w:rFonts w:asciiTheme="minorHAnsi" w:hAnsiTheme="minorHAnsi" w:cstheme="minorHAnsi"/>
+                <w:sz w:val="20"/>
+                <w:szCs w:val="20"/>
+                <w:lang w:val="en-GB"/>
+              </w:rPr>
+            </w:pPr>
+            <w:r>
+              <w:rPr>
+                <w:rFonts w:asciiTheme="minorHAnsi" w:hAnsiTheme="minorHAnsi" w:cstheme="minorHAnsi"/>
+                <w:sz w:val="20"/>
+                <w:szCs w:val="20"/>
+                <w:lang w:val="en-GB"/>
+              </w:rPr>
+              <w:t xml:space="preserve">- human factor: the name and/or the password of your Wi-Fi network you entered into the credentials.h file have a typo or some other kind of </w:t>
+            </w:r>
+            <w:r>
+              <w:rPr>
+                <w:rFonts w:asciiTheme="minorHAnsi" w:hAnsiTheme="minorHAnsi" w:cstheme="minorHAnsi"/>
+                <w:sz w:val="20"/>
+                <w:szCs w:val="20"/>
+                <w:lang w:val="en-GB"/>
+              </w:rPr>
+              <w:t xml:space="preserve">a </w:t>
+            </w:r>
+            <w:r>
+              <w:rPr>
+                <w:rFonts w:asciiTheme="minorHAnsi" w:hAnsiTheme="minorHAnsi" w:cstheme="minorHAnsi"/>
+                <w:sz w:val="20"/>
+                <w:szCs w:val="20"/>
+                <w:lang w:val="en-GB"/>
+              </w:rPr>
+              <w:t>mistake.</w:t>
+            </w:r>
+          </w:p>
+          <w:p>
+            <w:pPr>
+              <w:cnfStyle w:val="000000000000" w:firstRow="0" w:lastRow="0" w:firstColumn="0" w:lastColumn="0" w:oddVBand="0" w:evenVBand="0" w:oddHBand="0" w:evenHBand="0" w:firstRowFirstColumn="0" w:firstRowLastColumn="0" w:lastRowFirstColumn="0" w:lastRowLastColumn="0"/>
+              <w:rPr>
+                <w:rFonts w:cstheme="minorHAnsi"/>
                 <w:sz w:val="20"/>
                 <w:szCs w:val="20"/>
                 <w:lang w:val="en-GB"/>
@@ -25060,7 +25255,7 @@
         <w:tc>
           <w:tcPr>
             <w:cnfStyle w:val="001000000000" w:firstRow="0" w:lastRow="0" w:firstColumn="1" w:lastColumn="0" w:oddVBand="0" w:evenVBand="0" w:oddHBand="0" w:evenHBand="0" w:firstRowFirstColumn="0" w:firstRowLastColumn="0" w:lastRowFirstColumn="0" w:lastRowLastColumn="0"/>
-            <w:tcW w:w="3539" w:type="dxa"/>
+            <w:tcW w:w="3403" w:type="dxa"/>
           </w:tcPr>
           <w:p>
             <w:pPr>
@@ -25084,35 +25279,81 @@
             <w:r>
               <w:rPr>
                 <w:rFonts w:asciiTheme="minorHAnsi" w:hAnsiTheme="minorHAnsi" w:cstheme="minorHAnsi"/>
+                <w:noProof/>
                 <w:sz w:val="20"/>
                 <w:szCs w:val="20"/>
                 <w:lang w:val="en-GB"/>
               </w:rPr>
-              <w:t>Dear User,</w:t>
-            </w:r>
-            <w:r>
-              <w:rPr>
-                <w:rFonts w:asciiTheme="minorHAnsi" w:hAnsiTheme="minorHAnsi" w:cstheme="minorHAnsi"/>
-                <w:sz w:val="20"/>
-                <w:szCs w:val="20"/>
-                <w:lang w:val="en-GB"/>
-              </w:rPr>
-              <w:t xml:space="preserve"> </w:t>
-            </w:r>
-            <w:r>
-              <w:rPr>
-                <w:rFonts w:asciiTheme="minorHAnsi" w:hAnsiTheme="minorHAnsi" w:cstheme="minorHAnsi"/>
-                <w:sz w:val="20"/>
-                <w:szCs w:val="20"/>
-                <w:lang w:val="en-GB"/>
-              </w:rPr>
-              <w:t>I am writing to report an exceptional situation! Code: GET_TIME 103</w:t>
+              <w:drawing>
+                <wp:inline distT="0" distB="0" distL="0" distR="0" wp14:anchorId="10E8C8B3" wp14:editId="40BB7B02">
+                  <wp:extent cx="1800000" cy="1080000"/>
+                  <wp:effectExtent l="12700" t="12700" r="16510" b="12700"/>
+                  <wp:docPr id="1301151181" name="Obrázek 6"/>
+                  <wp:cNvGraphicFramePr>
+                    <a:graphicFrameLocks xmlns:a="http://schemas.openxmlformats.org/drawingml/2006/main" noChangeAspect="1"/>
+                  </wp:cNvGraphicFramePr>
+                  <a:graphic xmlns:a="http://schemas.openxmlformats.org/drawingml/2006/main">
+                    <a:graphicData uri="http://schemas.openxmlformats.org/drawingml/2006/picture">
+                      <pic:pic xmlns:pic="http://schemas.openxmlformats.org/drawingml/2006/picture">
+                        <pic:nvPicPr>
+                          <pic:cNvPr id="455906425" name="Obrázek 455906425"/>
+                          <pic:cNvPicPr/>
+                        </pic:nvPicPr>
+                        <pic:blipFill>
+                          <a:blip r:embed="rId19" cstate="print">
+                            <a:extLst>
+                              <a:ext uri="{28A0092B-C50C-407E-A947-70E740481C1C}">
+                                <a14:useLocalDpi xmlns:a14="http://schemas.microsoft.com/office/drawing/2010/main" val="0"/>
+                              </a:ext>
+                            </a:extLst>
+                          </a:blip>
+                          <a:stretch>
+                            <a:fillRect/>
+                          </a:stretch>
+                        </pic:blipFill>
+                        <pic:spPr>
+                          <a:xfrm>
+                            <a:off x="0" y="0"/>
+                            <a:ext cx="1800000" cy="1080000"/>
+                          </a:xfrm>
+                          <a:prstGeom prst="rect">
+                            <a:avLst/>
+                          </a:prstGeom>
+                          <a:ln>
+                            <a:solidFill>
+                              <a:schemeClr val="tx1"/>
+                            </a:solidFill>
+                          </a:ln>
+                        </pic:spPr>
+                      </pic:pic>
+                    </a:graphicData>
+                  </a:graphic>
+                </wp:inline>
+              </w:drawing>
             </w:r>
           </w:p>
           <w:p>
             <w:pPr>
               <w:rPr>
                 <w:rFonts w:asciiTheme="minorHAnsi" w:hAnsiTheme="minorHAnsi" w:cstheme="minorHAnsi"/>
+                <w:b w:val="0"/>
+                <w:bCs w:val="0"/>
+                <w:sz w:val="20"/>
+                <w:szCs w:val="20"/>
+                <w:lang w:val="en-GB"/>
+              </w:rPr>
+            </w:pPr>
+          </w:p>
+        </w:tc>
+        <w:tc>
+          <w:tcPr>
+            <w:tcW w:w="3544" w:type="dxa"/>
+          </w:tcPr>
+          <w:p>
+            <w:pPr>
+              <w:cnfStyle w:val="000000100000" w:firstRow="0" w:lastRow="0" w:firstColumn="0" w:lastColumn="0" w:oddVBand="0" w:evenVBand="0" w:oddHBand="1" w:evenHBand="0" w:firstRowFirstColumn="0" w:firstRowLastColumn="0" w:lastRowFirstColumn="0" w:lastRowLastColumn="0"/>
+              <w:rPr>
+                <w:rFonts w:asciiTheme="minorHAnsi" w:hAnsiTheme="minorHAnsi" w:cstheme="minorHAnsi"/>
                 <w:sz w:val="20"/>
                 <w:szCs w:val="20"/>
                 <w:lang w:val="en-GB"/>
@@ -25121,6 +25362,38 @@
           </w:p>
           <w:p>
             <w:pPr>
+              <w:cnfStyle w:val="000000100000" w:firstRow="0" w:lastRow="0" w:firstColumn="0" w:lastColumn="0" w:oddVBand="0" w:evenVBand="0" w:oddHBand="1" w:evenHBand="0" w:firstRowFirstColumn="0" w:firstRowLastColumn="0" w:lastRowFirstColumn="0" w:lastRowLastColumn="0"/>
+              <w:rPr>
+                <w:rFonts w:asciiTheme="minorHAnsi" w:hAnsiTheme="minorHAnsi" w:cstheme="minorHAnsi"/>
+                <w:sz w:val="20"/>
+                <w:szCs w:val="20"/>
+                <w:lang w:val="en-GB"/>
+              </w:rPr>
+            </w:pPr>
+            <w:r>
+              <w:rPr>
+                <w:rFonts w:asciiTheme="minorHAnsi" w:hAnsiTheme="minorHAnsi" w:cstheme="minorHAnsi"/>
+                <w:sz w:val="20"/>
+                <w:szCs w:val="20"/>
+                <w:lang w:val="en-GB"/>
+              </w:rPr>
+              <w:t>Dear User, I am writing to report an exceptional situation! Code: GET_TIME 103</w:t>
+            </w:r>
+          </w:p>
+          <w:p>
+            <w:pPr>
+              <w:cnfStyle w:val="000000100000" w:firstRow="0" w:lastRow="0" w:firstColumn="0" w:lastColumn="0" w:oddVBand="0" w:evenVBand="0" w:oddHBand="1" w:evenHBand="0" w:firstRowFirstColumn="0" w:firstRowLastColumn="0" w:lastRowFirstColumn="0" w:lastRowLastColumn="0"/>
+              <w:rPr>
+                <w:rFonts w:asciiTheme="minorHAnsi" w:hAnsiTheme="minorHAnsi" w:cstheme="minorHAnsi"/>
+                <w:sz w:val="20"/>
+                <w:szCs w:val="20"/>
+                <w:lang w:val="en-GB"/>
+              </w:rPr>
+            </w:pPr>
+          </w:p>
+          <w:p>
+            <w:pPr>
+              <w:cnfStyle w:val="000000100000" w:firstRow="0" w:lastRow="0" w:firstColumn="0" w:lastColumn="0" w:oddVBand="0" w:evenVBand="0" w:oddHBand="1" w:evenHBand="0" w:firstRowFirstColumn="0" w:firstRowLastColumn="0" w:lastRowFirstColumn="0" w:lastRowLastColumn="0"/>
               <w:rPr>
                 <w:rFonts w:asciiTheme="minorHAnsi" w:hAnsiTheme="minorHAnsi" w:cstheme="minorHAnsi"/>
                 <w:sz w:val="20"/>
@@ -25140,6 +25413,7 @@
           </w:p>
           <w:p>
             <w:pPr>
+              <w:cnfStyle w:val="000000100000" w:firstRow="0" w:lastRow="0" w:firstColumn="0" w:lastColumn="0" w:oddVBand="0" w:evenVBand="0" w:oddHBand="1" w:evenHBand="0" w:firstRowFirstColumn="0" w:firstRowLastColumn="0" w:lastRowFirstColumn="0" w:lastRowLastColumn="0"/>
               <w:rPr>
                 <w:rFonts w:asciiTheme="minorHAnsi" w:hAnsiTheme="minorHAnsi" w:cstheme="minorHAnsi"/>
                 <w:sz w:val="20"/>
@@ -25150,6 +25424,7 @@
           </w:p>
           <w:p>
             <w:pPr>
+              <w:cnfStyle w:val="000000100000" w:firstRow="0" w:lastRow="0" w:firstColumn="0" w:lastColumn="0" w:oddVBand="0" w:evenVBand="0" w:oddHBand="1" w:evenHBand="0" w:firstRowFirstColumn="0" w:firstRowLastColumn="0" w:lastRowFirstColumn="0" w:lastRowLastColumn="0"/>
               <w:rPr>
                 <w:rFonts w:asciiTheme="minorHAnsi" w:hAnsiTheme="minorHAnsi" w:cstheme="minorHAnsi"/>
                 <w:sz w:val="20"/>
@@ -25169,6 +25444,7 @@
           </w:p>
           <w:p>
             <w:pPr>
+              <w:cnfStyle w:val="000000100000" w:firstRow="0" w:lastRow="0" w:firstColumn="0" w:lastColumn="0" w:oddVBand="0" w:evenVBand="0" w:oddHBand="1" w:evenHBand="0" w:firstRowFirstColumn="0" w:firstRowLastColumn="0" w:lastRowFirstColumn="0" w:lastRowLastColumn="0"/>
               <w:rPr>
                 <w:rFonts w:asciiTheme="minorHAnsi" w:hAnsiTheme="minorHAnsi" w:cstheme="minorHAnsi"/>
                 <w:sz w:val="20"/>
@@ -25179,6 +25455,7 @@
           </w:p>
           <w:p>
             <w:pPr>
+              <w:cnfStyle w:val="000000100000" w:firstRow="0" w:lastRow="0" w:firstColumn="0" w:lastColumn="0" w:oddVBand="0" w:evenVBand="0" w:oddHBand="1" w:evenHBand="0" w:firstRowFirstColumn="0" w:firstRowLastColumn="0" w:lastRowFirstColumn="0" w:lastRowLastColumn="0"/>
               <w:rPr>
                 <w:rFonts w:asciiTheme="minorHAnsi" w:hAnsiTheme="minorHAnsi" w:cstheme="minorHAnsi"/>
                 <w:sz w:val="20"/>
@@ -25189,8 +25466,6 @@
             <w:r>
               <w:rPr>
                 <w:rFonts w:asciiTheme="minorHAnsi" w:hAnsiTheme="minorHAnsi" w:cstheme="minorHAnsi"/>
-                <w:b w:val="0"/>
-                <w:bCs w:val="0"/>
                 <w:sz w:val="20"/>
                 <w:szCs w:val="20"/>
                 <w:lang w:val="en-GB"/>
@@ -25200,10 +25475,9 @@
           </w:p>
           <w:p>
             <w:pPr>
-              <w:rPr>
-                <w:rFonts w:asciiTheme="minorHAnsi" w:hAnsiTheme="minorHAnsi" w:cstheme="minorHAnsi"/>
-                <w:b w:val="0"/>
-                <w:bCs w:val="0"/>
+              <w:cnfStyle w:val="000000100000" w:firstRow="0" w:lastRow="0" w:firstColumn="0" w:lastColumn="0" w:oddVBand="0" w:evenVBand="0" w:oddHBand="1" w:evenHBand="0" w:firstRowFirstColumn="0" w:firstRowLastColumn="0" w:lastRowFirstColumn="0" w:lastRowLastColumn="0"/>
+              <w:rPr>
+                <w:rFonts w:asciiTheme="minorHAnsi" w:hAnsiTheme="minorHAnsi" w:cstheme="minorHAnsi"/>
                 <w:sz w:val="20"/>
                 <w:szCs w:val="20"/>
                 <w:lang w:val="en-GB"/>
@@ -25213,7 +25487,7 @@
         </w:tc>
         <w:tc>
           <w:tcPr>
-            <w:tcW w:w="2552" w:type="dxa"/>
+            <w:tcW w:w="3544" w:type="dxa"/>
           </w:tcPr>
           <w:p>
             <w:pPr>
@@ -25243,14 +25517,9 @@
                 <w:szCs w:val="20"/>
                 <w:lang w:val="en-GB"/>
               </w:rPr>
-              <w:t>It says “Could not check the exams time. Self-check Intra” on the right side with a pictogram of an exclamation mark on top</w:t>
+              <w:t xml:space="preserve">The NTP server is probably offline. </w:t>
             </w:r>
           </w:p>
-        </w:tc>
-        <w:tc>
-          <w:tcPr>
-            <w:tcW w:w="3979" w:type="dxa"/>
-          </w:tcPr>
           <w:p>
             <w:pPr>
               <w:cnfStyle w:val="000000100000" w:firstRow="0" w:lastRow="0" w:firstColumn="0" w:lastColumn="0" w:oddVBand="0" w:evenVBand="0" w:oddHBand="1" w:evenHBand="0" w:firstRowFirstColumn="0" w:firstRowLastColumn="0" w:lastRowFirstColumn="0" w:lastRowLastColumn="0"/>
@@ -25261,6 +25530,115 @@
                 <w:lang w:val="en-GB"/>
               </w:rPr>
             </w:pPr>
+          </w:p>
+          <w:p>
+            <w:pPr>
+              <w:cnfStyle w:val="000000100000" w:firstRow="0" w:lastRow="0" w:firstColumn="0" w:lastColumn="0" w:oddVBand="0" w:evenVBand="0" w:oddHBand="1" w:evenHBand="0" w:firstRowFirstColumn="0" w:firstRowLastColumn="0" w:lastRowFirstColumn="0" w:lastRowLastColumn="0"/>
+              <w:rPr>
+                <w:rFonts w:asciiTheme="minorHAnsi" w:hAnsiTheme="minorHAnsi" w:cstheme="minorHAnsi"/>
+                <w:sz w:val="20"/>
+                <w:szCs w:val="20"/>
+                <w:lang w:val="en-GB"/>
+              </w:rPr>
+            </w:pPr>
+            <w:r>
+              <w:rPr>
+                <w:rFonts w:asciiTheme="minorHAnsi" w:hAnsiTheme="minorHAnsi" w:cstheme="minorHAnsi"/>
+                <w:sz w:val="20"/>
+                <w:szCs w:val="20"/>
+                <w:lang w:val="en-GB"/>
+              </w:rPr>
+              <w:t>An NTP server is where the Sign gets the actual current time and date from. Without this data the Sign cannot operate.</w:t>
+            </w:r>
+          </w:p>
+          <w:p>
+            <w:pPr>
+              <w:cnfStyle w:val="000000100000" w:firstRow="0" w:lastRow="0" w:firstColumn="0" w:lastColumn="0" w:oddVBand="0" w:evenVBand="0" w:oddHBand="1" w:evenHBand="0" w:firstRowFirstColumn="0" w:firstRowLastColumn="0" w:lastRowFirstColumn="0" w:lastRowLastColumn="0"/>
+              <w:rPr>
+                <w:rFonts w:asciiTheme="minorHAnsi" w:hAnsiTheme="minorHAnsi" w:cstheme="minorHAnsi"/>
+                <w:sz w:val="20"/>
+                <w:szCs w:val="20"/>
+                <w:lang w:val="en-GB"/>
+              </w:rPr>
+            </w:pPr>
+          </w:p>
+          <w:p>
+            <w:pPr>
+              <w:cnfStyle w:val="000000100000" w:firstRow="0" w:lastRow="0" w:firstColumn="0" w:lastColumn="0" w:oddVBand="0" w:evenVBand="0" w:oddHBand="1" w:evenHBand="0" w:firstRowFirstColumn="0" w:firstRowLastColumn="0" w:lastRowFirstColumn="0" w:lastRowLastColumn="0"/>
+              <w:rPr>
+                <w:rFonts w:asciiTheme="minorHAnsi" w:hAnsiTheme="minorHAnsi" w:cstheme="minorHAnsi"/>
+                <w:sz w:val="20"/>
+                <w:szCs w:val="20"/>
+                <w:lang w:val="en-GB"/>
+              </w:rPr>
+            </w:pPr>
+            <w:r>
+              <w:rPr>
+                <w:rFonts w:asciiTheme="minorHAnsi" w:hAnsiTheme="minorHAnsi" w:cstheme="minorHAnsi"/>
+                <w:sz w:val="20"/>
+                <w:szCs w:val="20"/>
+                <w:lang w:val="en-GB"/>
+              </w:rPr>
+              <w:t xml:space="preserve">When an NTP server fails, you cannot really do anything about it but to wait. If this happens too often (more than two occasions a year), it might be the time to change the NTP server. It’s in the </w:t>
+            </w:r>
+            <w:r>
+              <w:rPr>
+                <w:rFonts w:asciiTheme="minorHAnsi" w:hAnsiTheme="minorHAnsi" w:cstheme="minorHAnsi"/>
+                <w:sz w:val="20"/>
+                <w:szCs w:val="20"/>
+                <w:lang w:val="en-GB"/>
+              </w:rPr>
+              <w:t>get_time()</w:t>
+            </w:r>
+            <w:r>
+              <w:rPr>
+                <w:rFonts w:asciiTheme="minorHAnsi" w:hAnsiTheme="minorHAnsi" w:cstheme="minorHAnsi"/>
+                <w:sz w:val="20"/>
+                <w:szCs w:val="20"/>
+                <w:lang w:val="en-GB"/>
+              </w:rPr>
+              <w:t xml:space="preserve"> function.</w:t>
+            </w:r>
+          </w:p>
+          <w:p>
+            <w:pPr>
+              <w:cnfStyle w:val="000000100000" w:firstRow="0" w:lastRow="0" w:firstColumn="0" w:lastColumn="0" w:oddVBand="0" w:evenVBand="0" w:oddHBand="1" w:evenHBand="0" w:firstRowFirstColumn="0" w:firstRowLastColumn="0" w:lastRowFirstColumn="0" w:lastRowLastColumn="0"/>
+              <w:rPr>
+                <w:rFonts w:asciiTheme="minorHAnsi" w:hAnsiTheme="minorHAnsi" w:cstheme="minorHAnsi"/>
+                <w:sz w:val="20"/>
+                <w:szCs w:val="20"/>
+                <w:lang w:val="en-GB"/>
+              </w:rPr>
+            </w:pPr>
+          </w:p>
+          <w:p>
+            <w:pPr>
+              <w:cnfStyle w:val="000000100000" w:firstRow="0" w:lastRow="0" w:firstColumn="0" w:lastColumn="0" w:oddVBand="0" w:evenVBand="0" w:oddHBand="1" w:evenHBand="0" w:firstRowFirstColumn="0" w:firstRowLastColumn="0" w:lastRowFirstColumn="0" w:lastRowLastColumn="0"/>
+              <w:rPr>
+                <w:rFonts w:asciiTheme="minorHAnsi" w:hAnsiTheme="minorHAnsi" w:cstheme="minorHAnsi"/>
+                <w:sz w:val="20"/>
+                <w:szCs w:val="20"/>
+                <w:lang w:val="en-GB"/>
+              </w:rPr>
+            </w:pPr>
+            <w:r>
+              <w:rPr>
+                <w:rFonts w:asciiTheme="minorHAnsi" w:hAnsiTheme="minorHAnsi" w:cstheme="minorHAnsi"/>
+                <w:sz w:val="20"/>
+                <w:szCs w:val="20"/>
+                <w:lang w:val="en-GB"/>
+              </w:rPr>
+              <w:t>Much less likely this was caused by a bug in the program. The chances of that are low, but never zero.</w:t>
+            </w:r>
+            <w:r>
+              <w:rPr>
+                <w:rFonts w:asciiTheme="minorHAnsi" w:hAnsiTheme="minorHAnsi" w:cstheme="minorHAnsi"/>
+                <w:sz w:val="20"/>
+                <w:szCs w:val="20"/>
+                <w:lang w:val="en-GB"/>
+              </w:rPr>
+              <w:t xml:space="preserve"> </w:t>
+            </w:r>
           </w:p>
         </w:tc>
       </w:tr>
@@ -25268,7 +25646,7 @@
         <w:tc>
           <w:tcPr>
             <w:cnfStyle w:val="001000000000" w:firstRow="0" w:lastRow="0" w:firstColumn="1" w:lastColumn="0" w:oddVBand="0" w:evenVBand="0" w:oddHBand="0" w:evenHBand="0" w:firstRowFirstColumn="0" w:firstRowLastColumn="0" w:lastRowFirstColumn="0" w:lastRowLastColumn="0"/>
-            <w:tcW w:w="3539" w:type="dxa"/>
+            <w:tcW w:w="3403" w:type="dxa"/>
           </w:tcPr>
           <w:p>
             <w:pPr>
@@ -25294,30 +25672,76 @@
             <w:r>
               <w:rPr>
                 <w:rFonts w:asciiTheme="minorHAnsi" w:hAnsiTheme="minorHAnsi" w:cstheme="minorHAnsi"/>
+                <w:noProof/>
+                <w:sz w:val="20"/>
+                <w:szCs w:val="20"/>
+                <w:lang w:val="en-GB"/>
+              </w:rPr>
+              <w:lastRenderedPageBreak/>
+              <w:drawing>
+                <wp:inline distT="0" distB="0" distL="0" distR="0" wp14:anchorId="54339814" wp14:editId="6D0700ED">
+                  <wp:extent cx="1800000" cy="1080000"/>
+                  <wp:effectExtent l="12700" t="12700" r="16510" b="12700"/>
+                  <wp:docPr id="1406483401" name="Obrázek 6"/>
+                  <wp:cNvGraphicFramePr>
+                    <a:graphicFrameLocks xmlns:a="http://schemas.openxmlformats.org/drawingml/2006/main" noChangeAspect="1"/>
+                  </wp:cNvGraphicFramePr>
+                  <a:graphic xmlns:a="http://schemas.openxmlformats.org/drawingml/2006/main">
+                    <a:graphicData uri="http://schemas.openxmlformats.org/drawingml/2006/picture">
+                      <pic:pic xmlns:pic="http://schemas.openxmlformats.org/drawingml/2006/picture">
+                        <pic:nvPicPr>
+                          <pic:cNvPr id="455906425" name="Obrázek 455906425"/>
+                          <pic:cNvPicPr/>
+                        </pic:nvPicPr>
+                        <pic:blipFill>
+                          <a:blip r:embed="rId19" cstate="print">
+                            <a:extLst>
+                              <a:ext uri="{28A0092B-C50C-407E-A947-70E740481C1C}">
+                                <a14:useLocalDpi xmlns:a14="http://schemas.microsoft.com/office/drawing/2010/main" val="0"/>
+                              </a:ext>
+                            </a:extLst>
+                          </a:blip>
+                          <a:stretch>
+                            <a:fillRect/>
+                          </a:stretch>
+                        </pic:blipFill>
+                        <pic:spPr>
+                          <a:xfrm>
+                            <a:off x="0" y="0"/>
+                            <a:ext cx="1800000" cy="1080000"/>
+                          </a:xfrm>
+                          <a:prstGeom prst="rect">
+                            <a:avLst/>
+                          </a:prstGeom>
+                          <a:ln>
+                            <a:solidFill>
+                              <a:schemeClr val="tx1"/>
+                            </a:solidFill>
+                          </a:ln>
+                        </pic:spPr>
+                      </pic:pic>
+                    </a:graphicData>
+                  </a:graphic>
+                </wp:inline>
+              </w:drawing>
+            </w:r>
+          </w:p>
+          <w:p>
+            <w:pPr>
+              <w:rPr>
+                <w:rFonts w:asciiTheme="minorHAnsi" w:hAnsiTheme="minorHAnsi" w:cstheme="minorHAnsi"/>
                 <w:b w:val="0"/>
                 <w:bCs w:val="0"/>
                 <w:sz w:val="20"/>
                 <w:szCs w:val="20"/>
                 <w:lang w:val="en-GB"/>
               </w:rPr>
-              <w:t>Dear User,</w:t>
-            </w:r>
-            <w:r>
-              <w:rPr>
-                <w:rFonts w:asciiTheme="minorHAnsi" w:hAnsiTheme="minorHAnsi" w:cstheme="minorHAnsi"/>
-                <w:b w:val="0"/>
-                <w:bCs w:val="0"/>
-                <w:sz w:val="20"/>
-                <w:szCs w:val="20"/>
-                <w:lang w:val="en-GB"/>
-              </w:rPr>
-              <w:t xml:space="preserve"> </w:t>
-            </w:r>
+            </w:pPr>
           </w:p>
         </w:tc>
         <w:tc>
           <w:tcPr>
-            <w:tcW w:w="2552" w:type="dxa"/>
+            <w:tcW w:w="3544" w:type="dxa"/>
           </w:tcPr>
           <w:p>
             <w:pPr>
@@ -25347,7 +25771,7 @@
                 <w:szCs w:val="20"/>
                 <w:lang w:val="en-GB"/>
               </w:rPr>
-              <w:t>It says “Could not check the exams time. Self-check Intra” on the right side with a pictogram of an exclamation mark on top</w:t>
+              <w:t xml:space="preserve">Dear User, </w:t>
             </w:r>
           </w:p>
           <w:p>
@@ -25364,7 +25788,7 @@
         </w:tc>
         <w:tc>
           <w:tcPr>
-            <w:tcW w:w="3979" w:type="dxa"/>
+            <w:tcW w:w="3544" w:type="dxa"/>
           </w:tcPr>
           <w:p>
             <w:pPr>
@@ -25386,7 +25810,7 @@
         <w:tc>
           <w:tcPr>
             <w:cnfStyle w:val="001000000000" w:firstRow="0" w:lastRow="0" w:firstColumn="1" w:lastColumn="0" w:oddVBand="0" w:evenVBand="0" w:oddHBand="0" w:evenHBand="0" w:firstRowFirstColumn="0" w:firstRowLastColumn="0" w:lastRowFirstColumn="0" w:lastRowLastColumn="0"/>
-            <w:tcW w:w="3539" w:type="dxa"/>
+            <w:tcW w:w="3403" w:type="dxa"/>
           </w:tcPr>
           <w:p>
             <w:pPr>
@@ -25397,9 +25821,7 @@
                 <w:lang w:val="en-GB"/>
               </w:rPr>
             </w:pPr>
-          </w:p>
-          <w:p>
-            <w:pPr>
+            <w:r>
               <w:rPr>
                 <w:rFonts w:asciiTheme="minorHAnsi" w:hAnsiTheme="minorHAnsi" w:cstheme="minorHAnsi"/>
                 <w:b w:val="0"/>
@@ -25408,8 +25830,76 @@
                 <w:szCs w:val="20"/>
                 <w:lang w:val="en-GB"/>
               </w:rPr>
+              <w:t xml:space="preserve"> </w:t>
+            </w:r>
+          </w:p>
+          <w:p>
+            <w:pPr>
+              <w:rPr>
+                <w:rFonts w:asciiTheme="minorHAnsi" w:hAnsiTheme="minorHAnsi" w:cstheme="minorHAnsi"/>
+                <w:sz w:val="20"/>
+                <w:szCs w:val="20"/>
+                <w:lang w:val="en-GB"/>
+              </w:rPr>
             </w:pPr>
             <w:r>
+              <w:rPr>
+                <w:rFonts w:asciiTheme="minorHAnsi" w:hAnsiTheme="minorHAnsi" w:cstheme="minorHAnsi"/>
+                <w:noProof/>
+                <w:sz w:val="20"/>
+                <w:szCs w:val="20"/>
+                <w:lang w:val="en-GB"/>
+              </w:rPr>
+              <w:drawing>
+                <wp:inline distT="0" distB="0" distL="0" distR="0" wp14:anchorId="41EB52A2" wp14:editId="28E82603">
+                  <wp:extent cx="1800000" cy="1080000"/>
+                  <wp:effectExtent l="12700" t="12700" r="16510" b="12700"/>
+                  <wp:docPr id="1580688865" name="Obrázek 6"/>
+                  <wp:cNvGraphicFramePr>
+                    <a:graphicFrameLocks xmlns:a="http://schemas.openxmlformats.org/drawingml/2006/main" noChangeAspect="1"/>
+                  </wp:cNvGraphicFramePr>
+                  <a:graphic xmlns:a="http://schemas.openxmlformats.org/drawingml/2006/main">
+                    <a:graphicData uri="http://schemas.openxmlformats.org/drawingml/2006/picture">
+                      <pic:pic xmlns:pic="http://schemas.openxmlformats.org/drawingml/2006/picture">
+                        <pic:nvPicPr>
+                          <pic:cNvPr id="455906425" name="Obrázek 455906425"/>
+                          <pic:cNvPicPr/>
+                        </pic:nvPicPr>
+                        <pic:blipFill>
+                          <a:blip r:embed="rId19" cstate="print">
+                            <a:extLst>
+                              <a:ext uri="{28A0092B-C50C-407E-A947-70E740481C1C}">
+                                <a14:useLocalDpi xmlns:a14="http://schemas.microsoft.com/office/drawing/2010/main" val="0"/>
+                              </a:ext>
+                            </a:extLst>
+                          </a:blip>
+                          <a:stretch>
+                            <a:fillRect/>
+                          </a:stretch>
+                        </pic:blipFill>
+                        <pic:spPr>
+                          <a:xfrm>
+                            <a:off x="0" y="0"/>
+                            <a:ext cx="1800000" cy="1080000"/>
+                          </a:xfrm>
+                          <a:prstGeom prst="rect">
+                            <a:avLst/>
+                          </a:prstGeom>
+                          <a:ln>
+                            <a:solidFill>
+                              <a:schemeClr val="tx1"/>
+                            </a:solidFill>
+                          </a:ln>
+                        </pic:spPr>
+                      </pic:pic>
+                    </a:graphicData>
+                  </a:graphic>
+                </wp:inline>
+              </w:drawing>
+            </w:r>
+          </w:p>
+          <w:p>
+            <w:pPr>
               <w:rPr>
                 <w:rFonts w:asciiTheme="minorHAnsi" w:hAnsiTheme="minorHAnsi" w:cstheme="minorHAnsi"/>
                 <w:b w:val="0"/>
@@ -25418,24 +25908,12 @@
                 <w:szCs w:val="20"/>
                 <w:lang w:val="en-GB"/>
               </w:rPr>
-              <w:t>Dear User,</w:t>
-            </w:r>
-            <w:r>
-              <w:rPr>
-                <w:rFonts w:asciiTheme="minorHAnsi" w:hAnsiTheme="minorHAnsi" w:cstheme="minorHAnsi"/>
-                <w:b w:val="0"/>
-                <w:bCs w:val="0"/>
-                <w:sz w:val="20"/>
-                <w:szCs w:val="20"/>
-                <w:lang w:val="en-GB"/>
-              </w:rPr>
-              <w:t xml:space="preserve"> </w:t>
-            </w:r>
+            </w:pPr>
           </w:p>
         </w:tc>
         <w:tc>
           <w:tcPr>
-            <w:tcW w:w="2552" w:type="dxa"/>
+            <w:tcW w:w="3544" w:type="dxa"/>
           </w:tcPr>
           <w:p>
             <w:pPr>
@@ -25465,7 +25943,7 @@
                 <w:szCs w:val="20"/>
                 <w:lang w:val="en-GB"/>
               </w:rPr>
-              <w:t>It says “Could not check the exams time. Self-check Intra” on the right side with a pictogram of an exclamation mark on top</w:t>
+              <w:t xml:space="preserve">Dear User, </w:t>
             </w:r>
           </w:p>
           <w:p>
@@ -25482,7 +25960,7 @@
         </w:tc>
         <w:tc>
           <w:tcPr>
-            <w:tcW w:w="3979" w:type="dxa"/>
+            <w:tcW w:w="3544" w:type="dxa"/>
           </w:tcPr>
           <w:p>
             <w:pPr>
@@ -25501,7 +25979,7 @@
         <w:tc>
           <w:tcPr>
             <w:cnfStyle w:val="001000000000" w:firstRow="0" w:lastRow="0" w:firstColumn="1" w:lastColumn="0" w:oddVBand="0" w:evenVBand="0" w:oddHBand="0" w:evenHBand="0" w:firstRowFirstColumn="0" w:firstRowLastColumn="0" w:lastRowFirstColumn="0" w:lastRowLastColumn="0"/>
-            <w:tcW w:w="3539" w:type="dxa"/>
+            <w:tcW w:w="3403" w:type="dxa"/>
           </w:tcPr>
           <w:p>
             <w:pPr>
@@ -25512,9 +25990,7 @@
                 <w:lang w:val="en-GB"/>
               </w:rPr>
             </w:pPr>
-          </w:p>
-          <w:p>
-            <w:pPr>
+            <w:r>
               <w:rPr>
                 <w:rFonts w:asciiTheme="minorHAnsi" w:hAnsiTheme="minorHAnsi" w:cstheme="minorHAnsi"/>
                 <w:b w:val="0"/>
@@ -25523,8 +25999,76 @@
                 <w:szCs w:val="20"/>
                 <w:lang w:val="en-GB"/>
               </w:rPr>
+              <w:t xml:space="preserve"> </w:t>
+            </w:r>
+          </w:p>
+          <w:p>
+            <w:pPr>
+              <w:rPr>
+                <w:rFonts w:asciiTheme="minorHAnsi" w:hAnsiTheme="minorHAnsi" w:cstheme="minorHAnsi"/>
+                <w:sz w:val="20"/>
+                <w:szCs w:val="20"/>
+                <w:lang w:val="en-GB"/>
+              </w:rPr>
             </w:pPr>
             <w:r>
+              <w:rPr>
+                <w:rFonts w:asciiTheme="minorHAnsi" w:hAnsiTheme="minorHAnsi" w:cstheme="minorHAnsi"/>
+                <w:noProof/>
+                <w:sz w:val="20"/>
+                <w:szCs w:val="20"/>
+                <w:lang w:val="en-GB"/>
+              </w:rPr>
+              <w:drawing>
+                <wp:inline distT="0" distB="0" distL="0" distR="0" wp14:anchorId="0D972714" wp14:editId="194FE3F0">
+                  <wp:extent cx="1800000" cy="1080000"/>
+                  <wp:effectExtent l="12700" t="12700" r="16510" b="12700"/>
+                  <wp:docPr id="2081221530" name="Obrázek 6"/>
+                  <wp:cNvGraphicFramePr>
+                    <a:graphicFrameLocks xmlns:a="http://schemas.openxmlformats.org/drawingml/2006/main" noChangeAspect="1"/>
+                  </wp:cNvGraphicFramePr>
+                  <a:graphic xmlns:a="http://schemas.openxmlformats.org/drawingml/2006/main">
+                    <a:graphicData uri="http://schemas.openxmlformats.org/drawingml/2006/picture">
+                      <pic:pic xmlns:pic="http://schemas.openxmlformats.org/drawingml/2006/picture">
+                        <pic:nvPicPr>
+                          <pic:cNvPr id="455906425" name="Obrázek 455906425"/>
+                          <pic:cNvPicPr/>
+                        </pic:nvPicPr>
+                        <pic:blipFill>
+                          <a:blip r:embed="rId19" cstate="print">
+                            <a:extLst>
+                              <a:ext uri="{28A0092B-C50C-407E-A947-70E740481C1C}">
+                                <a14:useLocalDpi xmlns:a14="http://schemas.microsoft.com/office/drawing/2010/main" val="0"/>
+                              </a:ext>
+                            </a:extLst>
+                          </a:blip>
+                          <a:stretch>
+                            <a:fillRect/>
+                          </a:stretch>
+                        </pic:blipFill>
+                        <pic:spPr>
+                          <a:xfrm>
+                            <a:off x="0" y="0"/>
+                            <a:ext cx="1800000" cy="1080000"/>
+                          </a:xfrm>
+                          <a:prstGeom prst="rect">
+                            <a:avLst/>
+                          </a:prstGeom>
+                          <a:ln>
+                            <a:solidFill>
+                              <a:schemeClr val="tx1"/>
+                            </a:solidFill>
+                          </a:ln>
+                        </pic:spPr>
+                      </pic:pic>
+                    </a:graphicData>
+                  </a:graphic>
+                </wp:inline>
+              </w:drawing>
+            </w:r>
+          </w:p>
+          <w:p>
+            <w:pPr>
               <w:rPr>
                 <w:rFonts w:asciiTheme="minorHAnsi" w:hAnsiTheme="minorHAnsi" w:cstheme="minorHAnsi"/>
                 <w:b w:val="0"/>
@@ -25533,24 +26077,12 @@
                 <w:szCs w:val="20"/>
                 <w:lang w:val="en-GB"/>
               </w:rPr>
-              <w:t>Dear User,</w:t>
-            </w:r>
-            <w:r>
-              <w:rPr>
-                <w:rFonts w:asciiTheme="minorHAnsi" w:hAnsiTheme="minorHAnsi" w:cstheme="minorHAnsi"/>
-                <w:b w:val="0"/>
-                <w:bCs w:val="0"/>
-                <w:sz w:val="20"/>
-                <w:szCs w:val="20"/>
-                <w:lang w:val="en-GB"/>
-              </w:rPr>
-              <w:t xml:space="preserve"> </w:t>
-            </w:r>
+            </w:pPr>
           </w:p>
         </w:tc>
         <w:tc>
           <w:tcPr>
-            <w:tcW w:w="2552" w:type="dxa"/>
+            <w:tcW w:w="3544" w:type="dxa"/>
           </w:tcPr>
           <w:p>
             <w:pPr>
@@ -25580,8 +26112,7 @@
                 <w:szCs w:val="20"/>
                 <w:lang w:val="en-GB"/>
               </w:rPr>
-              <w:lastRenderedPageBreak/>
-              <w:t>It says “Could not check the exams time. Self-check Intra” on the right side with a pictogram of an exclamation mark on top</w:t>
+              <w:t xml:space="preserve">Dear User, </w:t>
             </w:r>
           </w:p>
           <w:p>
@@ -25598,7 +26129,7 @@
         </w:tc>
         <w:tc>
           <w:tcPr>
-            <w:tcW w:w="3979" w:type="dxa"/>
+            <w:tcW w:w="3544" w:type="dxa"/>
           </w:tcPr>
           <w:p>
             <w:pPr>
@@ -25620,8 +26151,83 @@
         <w:tc>
           <w:tcPr>
             <w:cnfStyle w:val="001000000000" w:firstRow="0" w:lastRow="0" w:firstColumn="1" w:lastColumn="0" w:oddVBand="0" w:evenVBand="0" w:oddHBand="0" w:evenHBand="0" w:firstRowFirstColumn="0" w:firstRowLastColumn="0" w:lastRowFirstColumn="0" w:lastRowLastColumn="0"/>
-            <w:tcW w:w="3539" w:type="dxa"/>
+            <w:tcW w:w="3403" w:type="dxa"/>
           </w:tcPr>
+          <w:p>
+            <w:pPr>
+              <w:rPr>
+                <w:rFonts w:asciiTheme="minorHAnsi" w:hAnsiTheme="minorHAnsi" w:cstheme="minorHAnsi"/>
+                <w:sz w:val="20"/>
+                <w:szCs w:val="20"/>
+                <w:lang w:val="en-GB"/>
+              </w:rPr>
+            </w:pPr>
+          </w:p>
+          <w:p>
+            <w:pPr>
+              <w:rPr>
+                <w:rFonts w:asciiTheme="minorHAnsi" w:hAnsiTheme="minorHAnsi" w:cstheme="minorHAnsi"/>
+                <w:sz w:val="20"/>
+                <w:szCs w:val="20"/>
+                <w:lang w:val="en-GB"/>
+              </w:rPr>
+            </w:pPr>
+            <w:r>
+              <w:rPr>
+                <w:rFonts w:asciiTheme="minorHAnsi" w:hAnsiTheme="minorHAnsi" w:cstheme="minorHAnsi"/>
+                <w:noProof/>
+                <w:sz w:val="20"/>
+                <w:szCs w:val="20"/>
+                <w:lang w:val="en-GB"/>
+              </w:rPr>
+              <w:drawing>
+                <wp:inline distT="0" distB="0" distL="0" distR="0" wp14:anchorId="40E9DFB0" wp14:editId="4D538CDD">
+                  <wp:extent cx="1800188" cy="1080000"/>
+                  <wp:effectExtent l="12700" t="12700" r="16510" b="12700"/>
+                  <wp:docPr id="712544440" name="Obrázek 7"/>
+                  <wp:cNvGraphicFramePr>
+                    <a:graphicFrameLocks xmlns:a="http://schemas.openxmlformats.org/drawingml/2006/main" noChangeAspect="1"/>
+                  </wp:cNvGraphicFramePr>
+                  <a:graphic xmlns:a="http://schemas.openxmlformats.org/drawingml/2006/main">
+                    <a:graphicData uri="http://schemas.openxmlformats.org/drawingml/2006/picture">
+                      <pic:pic xmlns:pic="http://schemas.openxmlformats.org/drawingml/2006/picture">
+                        <pic:nvPicPr>
+                          <pic:cNvPr id="712544440" name="Obrázek 712544440"/>
+                          <pic:cNvPicPr/>
+                        </pic:nvPicPr>
+                        <pic:blipFill>
+                          <a:blip r:embed="rId20" cstate="print">
+                            <a:extLst>
+                              <a:ext uri="{28A0092B-C50C-407E-A947-70E740481C1C}">
+                                <a14:useLocalDpi xmlns:a14="http://schemas.microsoft.com/office/drawing/2010/main" val="0"/>
+                              </a:ext>
+                            </a:extLst>
+                          </a:blip>
+                          <a:stretch>
+                            <a:fillRect/>
+                          </a:stretch>
+                        </pic:blipFill>
+                        <pic:spPr>
+                          <a:xfrm>
+                            <a:off x="0" y="0"/>
+                            <a:ext cx="1800188" cy="1080000"/>
+                          </a:xfrm>
+                          <a:prstGeom prst="rect">
+                            <a:avLst/>
+                          </a:prstGeom>
+                          <a:ln>
+                            <a:solidFill>
+                              <a:schemeClr val="tx1"/>
+                            </a:solidFill>
+                          </a:ln>
+                        </pic:spPr>
+                      </pic:pic>
+                    </a:graphicData>
+                  </a:graphic>
+                </wp:inline>
+              </w:drawing>
+            </w:r>
+          </w:p>
           <w:p>
             <w:pPr>
               <w:rPr>
@@ -25637,7 +26243,7 @@
         </w:tc>
         <w:tc>
           <w:tcPr>
-            <w:tcW w:w="2552" w:type="dxa"/>
+            <w:tcW w:w="3544" w:type="dxa"/>
           </w:tcPr>
           <w:p>
             <w:pPr>
@@ -25650,10 +26256,120 @@
               </w:rPr>
             </w:pPr>
           </w:p>
+          <w:p>
+            <w:pPr>
+              <w:cnfStyle w:val="000000100000" w:firstRow="0" w:lastRow="0" w:firstColumn="0" w:lastColumn="0" w:oddVBand="0" w:evenVBand="0" w:oddHBand="1" w:evenHBand="0" w:firstRowFirstColumn="0" w:firstRowLastColumn="0" w:lastRowFirstColumn="0" w:lastRowLastColumn="0"/>
+              <w:rPr>
+                <w:rFonts w:asciiTheme="minorHAnsi" w:hAnsiTheme="minorHAnsi" w:cstheme="minorHAnsi"/>
+                <w:i/>
+                <w:iCs/>
+                <w:sz w:val="18"/>
+                <w:szCs w:val="18"/>
+                <w:lang w:val="en-GB"/>
+              </w:rPr>
+            </w:pPr>
+            <w:r>
+              <w:rPr>
+                <w:rFonts w:asciiTheme="minorHAnsi" w:hAnsiTheme="minorHAnsi" w:cstheme="minorHAnsi"/>
+                <w:i/>
+                <w:iCs/>
+                <w:sz w:val="16"/>
+                <w:szCs w:val="16"/>
+                <w:lang w:val="en-GB"/>
+              </w:rPr>
+              <w:t>While waiting for the updating to start:</w:t>
+            </w:r>
+          </w:p>
+          <w:p>
+            <w:pPr>
+              <w:cnfStyle w:val="000000100000" w:firstRow="0" w:lastRow="0" w:firstColumn="0" w:lastColumn="0" w:oddVBand="0" w:evenVBand="0" w:oddHBand="1" w:evenHBand="0" w:firstRowFirstColumn="0" w:firstRowLastColumn="0" w:lastRowFirstColumn="0" w:lastRowLastColumn="0"/>
+              <w:rPr>
+                <w:rFonts w:asciiTheme="minorHAnsi" w:hAnsiTheme="minorHAnsi" w:cstheme="minorHAnsi"/>
+                <w:sz w:val="20"/>
+                <w:szCs w:val="20"/>
+                <w:lang w:val="en-GB"/>
+              </w:rPr>
+            </w:pPr>
+            <w:r>
+              <w:rPr>
+                <w:rFonts w:asciiTheme="minorHAnsi" w:hAnsiTheme="minorHAnsi" w:cstheme="minorHAnsi"/>
+                <w:sz w:val="20"/>
+                <w:szCs w:val="20"/>
+                <w:lang w:val="en-GB"/>
+              </w:rPr>
+              <w:t>OTA Update is active</w:t>
+            </w:r>
+          </w:p>
+          <w:p>
+            <w:pPr>
+              <w:cnfStyle w:val="000000100000" w:firstRow="0" w:lastRow="0" w:firstColumn="0" w:lastColumn="0" w:oddVBand="0" w:evenVBand="0" w:oddHBand="1" w:evenHBand="0" w:firstRowFirstColumn="0" w:firstRowLastColumn="0" w:lastRowFirstColumn="0" w:lastRowLastColumn="0"/>
+              <w:rPr>
+                <w:rFonts w:asciiTheme="minorHAnsi" w:hAnsiTheme="minorHAnsi" w:cstheme="minorHAnsi"/>
+                <w:sz w:val="20"/>
+                <w:szCs w:val="20"/>
+                <w:lang w:val="en-GB"/>
+              </w:rPr>
+            </w:pPr>
+          </w:p>
+          <w:p>
+            <w:pPr>
+              <w:cnfStyle w:val="000000100000" w:firstRow="0" w:lastRow="0" w:firstColumn="0" w:lastColumn="0" w:oddVBand="0" w:evenVBand="0" w:oddHBand="1" w:evenHBand="0" w:firstRowFirstColumn="0" w:firstRowLastColumn="0" w:lastRowFirstColumn="0" w:lastRowLastColumn="0"/>
+              <w:rPr>
+                <w:rFonts w:asciiTheme="minorHAnsi" w:hAnsiTheme="minorHAnsi" w:cstheme="minorHAnsi"/>
+                <w:sz w:val="20"/>
+                <w:szCs w:val="20"/>
+                <w:lang w:val="en-GB"/>
+              </w:rPr>
+            </w:pPr>
+          </w:p>
+          <w:p>
+            <w:pPr>
+              <w:cnfStyle w:val="000000100000" w:firstRow="0" w:lastRow="0" w:firstColumn="0" w:lastColumn="0" w:oddVBand="0" w:evenVBand="0" w:oddHBand="1" w:evenHBand="0" w:firstRowFirstColumn="0" w:firstRowLastColumn="0" w:lastRowFirstColumn="0" w:lastRowLastColumn="0"/>
+              <w:rPr>
+                <w:rFonts w:asciiTheme="minorHAnsi" w:hAnsiTheme="minorHAnsi" w:cstheme="minorHAnsi"/>
+                <w:i/>
+                <w:iCs/>
+                <w:sz w:val="18"/>
+                <w:szCs w:val="18"/>
+                <w:lang w:val="en-GB"/>
+              </w:rPr>
+            </w:pPr>
+            <w:r>
+              <w:rPr>
+                <w:rFonts w:asciiTheme="minorHAnsi" w:hAnsiTheme="minorHAnsi" w:cstheme="minorHAnsi"/>
+                <w:i/>
+                <w:iCs/>
+                <w:sz w:val="16"/>
+                <w:szCs w:val="16"/>
+                <w:lang w:val="en-GB"/>
+              </w:rPr>
+              <w:t>When the updating has just started:</w:t>
+            </w:r>
+          </w:p>
+          <w:p>
+            <w:pPr>
+              <w:cnfStyle w:val="000000100000" w:firstRow="0" w:lastRow="0" w:firstColumn="0" w:lastColumn="0" w:oddVBand="0" w:evenVBand="0" w:oddHBand="1" w:evenHBand="0" w:firstRowFirstColumn="0" w:firstRowLastColumn="0" w:lastRowFirstColumn="0" w:lastRowLastColumn="0"/>
+              <w:rPr>
+                <w:rFonts w:asciiTheme="minorHAnsi" w:hAnsiTheme="minorHAnsi" w:cstheme="minorHAnsi"/>
+                <w:sz w:val="20"/>
+                <w:szCs w:val="20"/>
+                <w:lang w:val="en-GB"/>
+              </w:rPr>
+            </w:pPr>
+            <w:r>
+              <w:rPr>
+                <w:rFonts w:asciiTheme="minorHAnsi" w:hAnsiTheme="minorHAnsi" w:cstheme="minorHAnsi"/>
+                <w:sz w:val="20"/>
+                <w:szCs w:val="20"/>
+                <w:lang w:val="en-GB"/>
+              </w:rPr>
+              <w:t>Updating...</w:t>
+            </w:r>
+          </w:p>
         </w:tc>
         <w:tc>
           <w:tcPr>
-            <w:tcW w:w="3979" w:type="dxa"/>
+            <w:tcW w:w="3544" w:type="dxa"/>
           </w:tcPr>
           <w:p>
             <w:pPr>
@@ -25672,7 +26388,7 @@
         <w:tc>
           <w:tcPr>
             <w:cnfStyle w:val="001000000000" w:firstRow="0" w:lastRow="0" w:firstColumn="1" w:lastColumn="0" w:oddVBand="0" w:evenVBand="0" w:oddHBand="0" w:evenHBand="0" w:firstRowFirstColumn="0" w:firstRowLastColumn="0" w:lastRowFirstColumn="0" w:lastRowLastColumn="0"/>
-            <w:tcW w:w="3539" w:type="dxa"/>
+            <w:tcW w:w="3403" w:type="dxa"/>
           </w:tcPr>
           <w:p>
             <w:pPr>
@@ -25686,14 +26402,53 @@
               </w:rPr>
             </w:pPr>
           </w:p>
-        </w:tc>
-        <w:tc>
-          <w:tcPr>
-            <w:tcW w:w="2552" w:type="dxa"/>
-          </w:tcPr>
           <w:p>
             <w:pPr>
-              <w:cnfStyle w:val="000000000000" w:firstRow="0" w:lastRow="0" w:firstColumn="0" w:lastColumn="0" w:oddVBand="0" w:evenVBand="0" w:oddHBand="0" w:evenHBand="0" w:firstRowFirstColumn="0" w:firstRowLastColumn="0" w:lastRowFirstColumn="0" w:lastRowLastColumn="0"/>
+              <w:rPr>
+                <w:rFonts w:asciiTheme="minorHAnsi" w:hAnsiTheme="minorHAnsi" w:cstheme="minorHAnsi"/>
+                <w:b w:val="0"/>
+                <w:bCs w:val="0"/>
+                <w:sz w:val="20"/>
+                <w:szCs w:val="20"/>
+                <w:lang w:val="en-GB"/>
+              </w:rPr>
+            </w:pPr>
+            <w:r>
+              <w:rPr>
+                <w:rFonts w:asciiTheme="minorHAnsi" w:hAnsiTheme="minorHAnsi" w:cstheme="minorHAnsi"/>
+                <w:b w:val="0"/>
+                <w:bCs w:val="0"/>
+                <w:sz w:val="20"/>
+                <w:szCs w:val="20"/>
+                <w:lang w:val="en-GB"/>
+              </w:rPr>
+              <w:t xml:space="preserve">[add </w:t>
+            </w:r>
+            <w:r>
+              <w:rPr>
+                <w:rFonts w:asciiTheme="minorHAnsi" w:hAnsiTheme="minorHAnsi" w:cstheme="minorHAnsi"/>
+                <w:b w:val="0"/>
+                <w:bCs w:val="0"/>
+                <w:sz w:val="20"/>
+                <w:szCs w:val="20"/>
+                <w:lang w:val="en-GB"/>
+              </w:rPr>
+              <w:t>OTA UPDATE WAS CANCELED</w:t>
+            </w:r>
+            <w:r>
+              <w:rPr>
+                <w:rFonts w:asciiTheme="minorHAnsi" w:hAnsiTheme="minorHAnsi" w:cstheme="minorHAnsi"/>
+                <w:b w:val="0"/>
+                <w:bCs w:val="0"/>
+                <w:sz w:val="20"/>
+                <w:szCs w:val="20"/>
+                <w:lang w:val="en-GB"/>
+              </w:rPr>
+              <w:t xml:space="preserve"> image here]</w:t>
+            </w:r>
+          </w:p>
+          <w:p>
+            <w:pPr>
               <w:rPr>
                 <w:rFonts w:asciiTheme="minorHAnsi" w:hAnsiTheme="minorHAnsi" w:cstheme="minorHAnsi"/>
                 <w:sz w:val="20"/>
@@ -25705,7 +26460,54 @@
         </w:tc>
         <w:tc>
           <w:tcPr>
-            <w:tcW w:w="3979" w:type="dxa"/>
+            <w:tcW w:w="3544" w:type="dxa"/>
+          </w:tcPr>
+          <w:p>
+            <w:pPr>
+              <w:cnfStyle w:val="000000000000" w:firstRow="0" w:lastRow="0" w:firstColumn="0" w:lastColumn="0" w:oddVBand="0" w:evenVBand="0" w:oddHBand="0" w:evenHBand="0" w:firstRowFirstColumn="0" w:firstRowLastColumn="0" w:lastRowFirstColumn="0" w:lastRowLastColumn="0"/>
+              <w:rPr>
+                <w:rFonts w:asciiTheme="minorHAnsi" w:hAnsiTheme="minorHAnsi" w:cstheme="minorHAnsi"/>
+                <w:sz w:val="20"/>
+                <w:szCs w:val="20"/>
+                <w:lang w:val="en-GB"/>
+              </w:rPr>
+            </w:pPr>
+          </w:p>
+          <w:p>
+            <w:pPr>
+              <w:cnfStyle w:val="000000000000" w:firstRow="0" w:lastRow="0" w:firstColumn="0" w:lastColumn="0" w:oddVBand="0" w:evenVBand="0" w:oddHBand="0" w:evenHBand="0" w:firstRowFirstColumn="0" w:firstRowLastColumn="0" w:lastRowFirstColumn="0" w:lastRowLastColumn="0"/>
+              <w:rPr>
+                <w:rFonts w:asciiTheme="minorHAnsi" w:hAnsiTheme="minorHAnsi" w:cstheme="minorHAnsi"/>
+                <w:sz w:val="20"/>
+                <w:szCs w:val="20"/>
+                <w:lang w:val="en-GB"/>
+              </w:rPr>
+            </w:pPr>
+            <w:r>
+              <w:rPr>
+                <w:rFonts w:asciiTheme="minorHAnsi" w:hAnsiTheme="minorHAnsi" w:cstheme="minorHAnsi"/>
+                <w:sz w:val="20"/>
+                <w:szCs w:val="20"/>
+                <w:lang w:val="en-GB"/>
+              </w:rPr>
+              <w:t>OTA Update port closed</w:t>
+            </w:r>
+          </w:p>
+          <w:p>
+            <w:pPr>
+              <w:cnfStyle w:val="000000000000" w:firstRow="0" w:lastRow="0" w:firstColumn="0" w:lastColumn="0" w:oddVBand="0" w:evenVBand="0" w:oddHBand="0" w:evenHBand="0" w:firstRowFirstColumn="0" w:firstRowLastColumn="0" w:lastRowFirstColumn="0" w:lastRowLastColumn="0"/>
+              <w:rPr>
+                <w:rFonts w:asciiTheme="minorHAnsi" w:hAnsiTheme="minorHAnsi" w:cstheme="minorHAnsi"/>
+                <w:sz w:val="20"/>
+                <w:szCs w:val="20"/>
+                <w:lang w:val="en-GB"/>
+              </w:rPr>
+            </w:pPr>
+          </w:p>
+        </w:tc>
+        <w:tc>
+          <w:tcPr>
+            <w:tcW w:w="3544" w:type="dxa"/>
           </w:tcPr>
           <w:p>
             <w:pPr>
@@ -25727,8 +26529,83 @@
         <w:tc>
           <w:tcPr>
             <w:cnfStyle w:val="001000000000" w:firstRow="0" w:lastRow="0" w:firstColumn="1" w:lastColumn="0" w:oddVBand="0" w:evenVBand="0" w:oddHBand="0" w:evenHBand="0" w:firstRowFirstColumn="0" w:firstRowLastColumn="0" w:lastRowFirstColumn="0" w:lastRowLastColumn="0"/>
-            <w:tcW w:w="3539" w:type="dxa"/>
+            <w:tcW w:w="3403" w:type="dxa"/>
           </w:tcPr>
+          <w:p>
+            <w:pPr>
+              <w:rPr>
+                <w:rFonts w:asciiTheme="minorHAnsi" w:hAnsiTheme="minorHAnsi" w:cstheme="minorHAnsi"/>
+                <w:sz w:val="20"/>
+                <w:szCs w:val="20"/>
+                <w:lang w:val="en-GB"/>
+              </w:rPr>
+            </w:pPr>
+          </w:p>
+          <w:p>
+            <w:pPr>
+              <w:rPr>
+                <w:rFonts w:asciiTheme="minorHAnsi" w:hAnsiTheme="minorHAnsi" w:cstheme="minorHAnsi"/>
+                <w:sz w:val="20"/>
+                <w:szCs w:val="20"/>
+                <w:lang w:val="en-GB"/>
+              </w:rPr>
+            </w:pPr>
+            <w:r>
+              <w:rPr>
+                <w:rFonts w:asciiTheme="minorHAnsi" w:hAnsiTheme="minorHAnsi" w:cstheme="minorHAnsi"/>
+                <w:noProof/>
+                <w:sz w:val="20"/>
+                <w:szCs w:val="20"/>
+                <w:lang w:val="en-GB"/>
+              </w:rPr>
+              <w:drawing>
+                <wp:inline distT="0" distB="0" distL="0" distR="0" wp14:anchorId="26300276" wp14:editId="64E8AD77">
+                  <wp:extent cx="1800188" cy="1080000"/>
+                  <wp:effectExtent l="12700" t="12700" r="16510" b="12700"/>
+                  <wp:docPr id="1605536230" name="Obrázek 8"/>
+                  <wp:cNvGraphicFramePr>
+                    <a:graphicFrameLocks xmlns:a="http://schemas.openxmlformats.org/drawingml/2006/main" noChangeAspect="1"/>
+                  </wp:cNvGraphicFramePr>
+                  <a:graphic xmlns:a="http://schemas.openxmlformats.org/drawingml/2006/main">
+                    <a:graphicData uri="http://schemas.openxmlformats.org/drawingml/2006/picture">
+                      <pic:pic xmlns:pic="http://schemas.openxmlformats.org/drawingml/2006/picture">
+                        <pic:nvPicPr>
+                          <pic:cNvPr id="1605536230" name="Obrázek 1605536230"/>
+                          <pic:cNvPicPr/>
+                        </pic:nvPicPr>
+                        <pic:blipFill>
+                          <a:blip r:embed="rId21" cstate="print">
+                            <a:extLst>
+                              <a:ext uri="{28A0092B-C50C-407E-A947-70E740481C1C}">
+                                <a14:useLocalDpi xmlns:a14="http://schemas.microsoft.com/office/drawing/2010/main" val="0"/>
+                              </a:ext>
+                            </a:extLst>
+                          </a:blip>
+                          <a:stretch>
+                            <a:fillRect/>
+                          </a:stretch>
+                        </pic:blipFill>
+                        <pic:spPr>
+                          <a:xfrm>
+                            <a:off x="0" y="0"/>
+                            <a:ext cx="1800188" cy="1080000"/>
+                          </a:xfrm>
+                          <a:prstGeom prst="rect">
+                            <a:avLst/>
+                          </a:prstGeom>
+                          <a:ln>
+                            <a:solidFill>
+                              <a:schemeClr val="tx1"/>
+                            </a:solidFill>
+                          </a:ln>
+                        </pic:spPr>
+                      </pic:pic>
+                    </a:graphicData>
+                  </a:graphic>
+                </wp:inline>
+              </w:drawing>
+            </w:r>
+          </w:p>
           <w:p>
             <w:pPr>
               <w:rPr>
@@ -25744,7 +26621,7 @@
         </w:tc>
         <w:tc>
           <w:tcPr>
-            <w:tcW w:w="2552" w:type="dxa"/>
+            <w:tcW w:w="3544" w:type="dxa"/>
           </w:tcPr>
           <w:p>
             <w:pPr>
@@ -25757,10 +26634,30 @@
               </w:rPr>
             </w:pPr>
           </w:p>
+          <w:p>
+            <w:pPr>
+              <w:cnfStyle w:val="000000100000" w:firstRow="0" w:lastRow="0" w:firstColumn="0" w:lastColumn="0" w:oddVBand="0" w:evenVBand="0" w:oddHBand="1" w:evenHBand="0" w:firstRowFirstColumn="0" w:firstRowLastColumn="0" w:lastRowFirstColumn="0" w:lastRowLastColumn="0"/>
+              <w:rPr>
+                <w:rFonts w:asciiTheme="minorHAnsi" w:hAnsiTheme="minorHAnsi" w:cstheme="minorHAnsi"/>
+                <w:sz w:val="20"/>
+                <w:szCs w:val="20"/>
+                <w:lang w:val="en-GB"/>
+              </w:rPr>
+            </w:pPr>
+            <w:r>
+              <w:rPr>
+                <w:rFonts w:asciiTheme="minorHAnsi" w:hAnsiTheme="minorHAnsi" w:cstheme="minorHAnsi"/>
+                <w:sz w:val="20"/>
+                <w:szCs w:val="20"/>
+                <w:lang w:val="en-GB"/>
+              </w:rPr>
+              <w:t>Successfully updated!</w:t>
+            </w:r>
+          </w:p>
         </w:tc>
         <w:tc>
           <w:tcPr>
-            <w:tcW w:w="3979" w:type="dxa"/>
+            <w:tcW w:w="3544" w:type="dxa"/>
           </w:tcPr>
           <w:p>
             <w:pPr>
@@ -25779,8 +26676,84 @@
         <w:tc>
           <w:tcPr>
             <w:cnfStyle w:val="001000000000" w:firstRow="0" w:lastRow="0" w:firstColumn="1" w:lastColumn="0" w:oddVBand="0" w:evenVBand="0" w:oddHBand="0" w:evenHBand="0" w:firstRowFirstColumn="0" w:firstRowLastColumn="0" w:lastRowFirstColumn="0" w:lastRowLastColumn="0"/>
-            <w:tcW w:w="3539" w:type="dxa"/>
+            <w:tcW w:w="3403" w:type="dxa"/>
           </w:tcPr>
+          <w:p>
+            <w:pPr>
+              <w:rPr>
+                <w:rFonts w:asciiTheme="minorHAnsi" w:hAnsiTheme="minorHAnsi" w:cstheme="minorHAnsi"/>
+                <w:sz w:val="20"/>
+                <w:szCs w:val="20"/>
+                <w:lang w:val="en-GB"/>
+              </w:rPr>
+            </w:pPr>
+          </w:p>
+          <w:p>
+            <w:pPr>
+              <w:rPr>
+                <w:rFonts w:asciiTheme="minorHAnsi" w:hAnsiTheme="minorHAnsi" w:cstheme="minorHAnsi"/>
+                <w:sz w:val="20"/>
+                <w:szCs w:val="20"/>
+                <w:lang w:val="en-GB"/>
+              </w:rPr>
+            </w:pPr>
+            <w:r>
+              <w:rPr>
+                <w:rFonts w:asciiTheme="minorHAnsi" w:hAnsiTheme="minorHAnsi" w:cstheme="minorHAnsi"/>
+                <w:noProof/>
+                <w:sz w:val="20"/>
+                <w:szCs w:val="20"/>
+                <w:lang w:val="en-GB"/>
+              </w:rPr>
+              <w:lastRenderedPageBreak/>
+              <w:drawing>
+                <wp:inline distT="0" distB="0" distL="0" distR="0" wp14:anchorId="24B678C5" wp14:editId="74E088B0">
+                  <wp:extent cx="1800188" cy="1080000"/>
+                  <wp:effectExtent l="12700" t="12700" r="16510" b="12700"/>
+                  <wp:docPr id="1307984568" name="Obrázek 9"/>
+                  <wp:cNvGraphicFramePr>
+                    <a:graphicFrameLocks xmlns:a="http://schemas.openxmlformats.org/drawingml/2006/main" noChangeAspect="1"/>
+                  </wp:cNvGraphicFramePr>
+                  <a:graphic xmlns:a="http://schemas.openxmlformats.org/drawingml/2006/main">
+                    <a:graphicData uri="http://schemas.openxmlformats.org/drawingml/2006/picture">
+                      <pic:pic xmlns:pic="http://schemas.openxmlformats.org/drawingml/2006/picture">
+                        <pic:nvPicPr>
+                          <pic:cNvPr id="1307984568" name="Obrázek 1307984568"/>
+                          <pic:cNvPicPr/>
+                        </pic:nvPicPr>
+                        <pic:blipFill>
+                          <a:blip r:embed="rId22" cstate="print">
+                            <a:extLst>
+                              <a:ext uri="{28A0092B-C50C-407E-A947-70E740481C1C}">
+                                <a14:useLocalDpi xmlns:a14="http://schemas.microsoft.com/office/drawing/2010/main" val="0"/>
+                              </a:ext>
+                            </a:extLst>
+                          </a:blip>
+                          <a:stretch>
+                            <a:fillRect/>
+                          </a:stretch>
+                        </pic:blipFill>
+                        <pic:spPr>
+                          <a:xfrm>
+                            <a:off x="0" y="0"/>
+                            <a:ext cx="1800188" cy="1080000"/>
+                          </a:xfrm>
+                          <a:prstGeom prst="rect">
+                            <a:avLst/>
+                          </a:prstGeom>
+                          <a:ln>
+                            <a:solidFill>
+                              <a:schemeClr val="tx1"/>
+                            </a:solidFill>
+                          </a:ln>
+                        </pic:spPr>
+                      </pic:pic>
+                    </a:graphicData>
+                  </a:graphic>
+                </wp:inline>
+              </w:drawing>
+            </w:r>
+          </w:p>
           <w:p>
             <w:pPr>
               <w:rPr>
@@ -25796,7 +26769,7 @@
         </w:tc>
         <w:tc>
           <w:tcPr>
-            <w:tcW w:w="2552" w:type="dxa"/>
+            <w:tcW w:w="3544" w:type="dxa"/>
           </w:tcPr>
           <w:p>
             <w:pPr>
@@ -25809,10 +26782,30 @@
               </w:rPr>
             </w:pPr>
           </w:p>
+          <w:p>
+            <w:pPr>
+              <w:cnfStyle w:val="000000000000" w:firstRow="0" w:lastRow="0" w:firstColumn="0" w:lastColumn="0" w:oddVBand="0" w:evenVBand="0" w:oddHBand="0" w:evenHBand="0" w:firstRowFirstColumn="0" w:firstRowLastColumn="0" w:lastRowFirstColumn="0" w:lastRowLastColumn="0"/>
+              <w:rPr>
+                <w:rFonts w:asciiTheme="minorHAnsi" w:hAnsiTheme="minorHAnsi" w:cstheme="minorHAnsi"/>
+                <w:sz w:val="20"/>
+                <w:szCs w:val="20"/>
+                <w:lang w:val="en-GB"/>
+              </w:rPr>
+            </w:pPr>
+            <w:r>
+              <w:rPr>
+                <w:rFonts w:asciiTheme="minorHAnsi" w:hAnsiTheme="minorHAnsi" w:cstheme="minorHAnsi"/>
+                <w:sz w:val="20"/>
+                <w:szCs w:val="20"/>
+                <w:lang w:val="en-GB"/>
+              </w:rPr>
+              <w:t>Something went wrong. Updating was not completed. Try again later</w:t>
+            </w:r>
+          </w:p>
         </w:tc>
         <w:tc>
           <w:tcPr>
-            <w:tcW w:w="3979" w:type="dxa"/>
+            <w:tcW w:w="3544" w:type="dxa"/>
           </w:tcPr>
           <w:p>
             <w:pPr>
@@ -25834,8 +26827,18 @@
         <w:tc>
           <w:tcPr>
             <w:cnfStyle w:val="001000000000" w:firstRow="0" w:lastRow="0" w:firstColumn="1" w:lastColumn="0" w:oddVBand="0" w:evenVBand="0" w:oddHBand="0" w:evenHBand="0" w:firstRowFirstColumn="0" w:firstRowLastColumn="0" w:lastRowFirstColumn="0" w:lastRowLastColumn="0"/>
-            <w:tcW w:w="3539" w:type="dxa"/>
+            <w:tcW w:w="3403" w:type="dxa"/>
           </w:tcPr>
+          <w:p>
+            <w:pPr>
+              <w:rPr>
+                <w:rFonts w:asciiTheme="minorHAnsi" w:hAnsiTheme="minorHAnsi" w:cstheme="minorHAnsi"/>
+                <w:sz w:val="20"/>
+                <w:szCs w:val="20"/>
+                <w:lang w:val="en-GB"/>
+              </w:rPr>
+            </w:pPr>
+          </w:p>
           <w:p>
             <w:pPr>
               <w:rPr>
@@ -25847,17 +26850,68 @@
                 <w:lang w:val="en-GB"/>
               </w:rPr>
             </w:pPr>
+            <w:r>
+              <w:rPr>
+                <w:rFonts w:asciiTheme="minorHAnsi" w:hAnsiTheme="minorHAnsi" w:cstheme="minorHAnsi"/>
+                <w:b w:val="0"/>
+                <w:bCs w:val="0"/>
+                <w:sz w:val="20"/>
+                <w:szCs w:val="20"/>
+                <w:lang w:val="en-GB"/>
+              </w:rPr>
+              <w:t xml:space="preserve">[add </w:t>
+            </w:r>
+            <w:r>
+              <w:rPr>
+                <w:rFonts w:asciiTheme="minorHAnsi" w:hAnsiTheme="minorHAnsi" w:cstheme="minorHAnsi"/>
+                <w:b w:val="0"/>
+                <w:bCs w:val="0"/>
+                <w:sz w:val="20"/>
+                <w:szCs w:val="20"/>
+                <w:lang w:val="en-GB"/>
+              </w:rPr>
+              <w:t>TELEGRAM BOT</w:t>
+            </w:r>
+            <w:r>
+              <w:rPr>
+                <w:rFonts w:asciiTheme="minorHAnsi" w:hAnsiTheme="minorHAnsi" w:cstheme="minorHAnsi"/>
+                <w:b w:val="0"/>
+                <w:bCs w:val="0"/>
+                <w:sz w:val="20"/>
+                <w:szCs w:val="20"/>
+                <w:lang w:val="en-GB"/>
+              </w:rPr>
+              <w:t xml:space="preserve"> </w:t>
+            </w:r>
+            <w:r>
+              <w:rPr>
+                <w:rFonts w:asciiTheme="minorHAnsi" w:hAnsiTheme="minorHAnsi" w:cstheme="minorHAnsi"/>
+                <w:b w:val="0"/>
+                <w:bCs w:val="0"/>
+                <w:sz w:val="20"/>
+                <w:szCs w:val="20"/>
+                <w:lang w:val="en-GB"/>
+              </w:rPr>
+              <w:t>ERROR</w:t>
+            </w:r>
+            <w:r>
+              <w:rPr>
+                <w:rFonts w:asciiTheme="minorHAnsi" w:hAnsiTheme="minorHAnsi" w:cstheme="minorHAnsi"/>
+                <w:b w:val="0"/>
+                <w:bCs w:val="0"/>
+                <w:sz w:val="20"/>
+                <w:szCs w:val="20"/>
+                <w:lang w:val="en-GB"/>
+              </w:rPr>
+              <w:t xml:space="preserve"> image here]</w:t>
+            </w:r>
           </w:p>
-        </w:tc>
-        <w:tc>
-          <w:tcPr>
-            <w:tcW w:w="2552" w:type="dxa"/>
-          </w:tcPr>
           <w:p>
             <w:pPr>
-              <w:cnfStyle w:val="000000100000" w:firstRow="0" w:lastRow="0" w:firstColumn="0" w:lastColumn="0" w:oddVBand="0" w:evenVBand="0" w:oddHBand="1" w:evenHBand="0" w:firstRowFirstColumn="0" w:firstRowLastColumn="0" w:lastRowFirstColumn="0" w:lastRowLastColumn="0"/>
-              <w:rPr>
-                <w:rFonts w:asciiTheme="minorHAnsi" w:hAnsiTheme="minorHAnsi" w:cstheme="minorHAnsi"/>
+              <w:rPr>
+                <w:rFonts w:asciiTheme="minorHAnsi" w:hAnsiTheme="minorHAnsi" w:cstheme="minorHAnsi"/>
+                <w:b w:val="0"/>
+                <w:bCs w:val="0"/>
                 <w:sz w:val="20"/>
                 <w:szCs w:val="20"/>
                 <w:lang w:val="en-GB"/>
@@ -25867,11 +26921,306 @@
         </w:tc>
         <w:tc>
           <w:tcPr>
-            <w:tcW w:w="3979" w:type="dxa"/>
+            <w:tcW w:w="3544" w:type="dxa"/>
           </w:tcPr>
           <w:p>
             <w:pPr>
               <w:cnfStyle w:val="000000100000" w:firstRow="0" w:lastRow="0" w:firstColumn="0" w:lastColumn="0" w:oddVBand="0" w:evenVBand="0" w:oddHBand="1" w:evenHBand="0" w:firstRowFirstColumn="0" w:firstRowLastColumn="0" w:lastRowFirstColumn="0" w:lastRowLastColumn="0"/>
+              <w:rPr>
+                <w:rFonts w:asciiTheme="minorHAnsi" w:hAnsiTheme="minorHAnsi" w:cstheme="minorHAnsi"/>
+                <w:sz w:val="20"/>
+                <w:szCs w:val="20"/>
+                <w:lang w:val="en-GB"/>
+              </w:rPr>
+            </w:pPr>
+          </w:p>
+          <w:p>
+            <w:pPr>
+              <w:cnfStyle w:val="000000100000" w:firstRow="0" w:lastRow="0" w:firstColumn="0" w:lastColumn="0" w:oddVBand="0" w:evenVBand="0" w:oddHBand="1" w:evenHBand="0" w:firstRowFirstColumn="0" w:firstRowLastColumn="0" w:lastRowFirstColumn="0" w:lastRowLastColumn="0"/>
+              <w:rPr>
+                <w:rFonts w:asciiTheme="minorHAnsi" w:hAnsiTheme="minorHAnsi" w:cstheme="minorHAnsi"/>
+                <w:sz w:val="20"/>
+                <w:szCs w:val="20"/>
+                <w:lang w:val="en-GB"/>
+              </w:rPr>
+            </w:pPr>
+            <w:r>
+              <w:rPr>
+                <w:rFonts w:asciiTheme="minorHAnsi" w:hAnsiTheme="minorHAnsi" w:cstheme="minorHAnsi"/>
+                <w:sz w:val="20"/>
+                <w:szCs w:val="20"/>
+                <w:lang w:val="en-GB"/>
+              </w:rPr>
+              <w:t>—</w:t>
+            </w:r>
+          </w:p>
+          <w:p>
+            <w:pPr>
+              <w:cnfStyle w:val="000000100000" w:firstRow="0" w:lastRow="0" w:firstColumn="0" w:lastColumn="0" w:oddVBand="0" w:evenVBand="0" w:oddHBand="1" w:evenHBand="0" w:firstRowFirstColumn="0" w:firstRowLastColumn="0" w:lastRowFirstColumn="0" w:lastRowLastColumn="0"/>
+              <w:rPr>
+                <w:rFonts w:asciiTheme="minorHAnsi" w:hAnsiTheme="minorHAnsi" w:cstheme="minorHAnsi"/>
+                <w:i/>
+                <w:iCs/>
+                <w:sz w:val="20"/>
+                <w:szCs w:val="20"/>
+                <w:lang w:val="en-GB"/>
+              </w:rPr>
+            </w:pPr>
+            <w:r>
+              <w:rPr>
+                <w:rFonts w:asciiTheme="minorHAnsi" w:hAnsiTheme="minorHAnsi" w:cstheme="minorHAnsi"/>
+                <w:sz w:val="20"/>
+                <w:szCs w:val="20"/>
+                <w:lang w:val="en-GB"/>
+              </w:rPr>
+              <w:br/>
+            </w:r>
+            <w:r>
+              <w:rPr>
+                <w:rFonts w:asciiTheme="minorHAnsi" w:hAnsiTheme="minorHAnsi" w:cstheme="minorHAnsi"/>
+                <w:i/>
+                <w:iCs/>
+                <w:sz w:val="20"/>
+                <w:szCs w:val="20"/>
+                <w:lang w:val="en-GB"/>
+              </w:rPr>
+              <w:t>(It’s a Telegram error. You cannot expect to get a message in Telegram when there is a Telegram error)</w:t>
+            </w:r>
+          </w:p>
+          <w:p>
+            <w:pPr>
+              <w:cnfStyle w:val="000000100000" w:firstRow="0" w:lastRow="0" w:firstColumn="0" w:lastColumn="0" w:oddVBand="0" w:evenVBand="0" w:oddHBand="1" w:evenHBand="0" w:firstRowFirstColumn="0" w:firstRowLastColumn="0" w:lastRowFirstColumn="0" w:lastRowLastColumn="0"/>
+              <w:rPr>
+                <w:rFonts w:asciiTheme="minorHAnsi" w:hAnsiTheme="minorHAnsi" w:cstheme="minorHAnsi"/>
+                <w:i/>
+                <w:iCs/>
+                <w:sz w:val="20"/>
+                <w:szCs w:val="20"/>
+                <w:lang w:val="en-GB"/>
+              </w:rPr>
+            </w:pPr>
+          </w:p>
+        </w:tc>
+        <w:tc>
+          <w:tcPr>
+            <w:tcW w:w="3544" w:type="dxa"/>
+          </w:tcPr>
+          <w:p>
+            <w:pPr>
+              <w:cnfStyle w:val="000000100000" w:firstRow="0" w:lastRow="0" w:firstColumn="0" w:lastColumn="0" w:oddVBand="0" w:evenVBand="0" w:oddHBand="1" w:evenHBand="0" w:firstRowFirstColumn="0" w:firstRowLastColumn="0" w:lastRowFirstColumn="0" w:lastRowLastColumn="0"/>
+              <w:rPr>
+                <w:rFonts w:asciiTheme="minorHAnsi" w:hAnsiTheme="minorHAnsi" w:cstheme="minorHAnsi"/>
+                <w:sz w:val="20"/>
+                <w:szCs w:val="20"/>
+                <w:lang w:val="en-GB"/>
+              </w:rPr>
+            </w:pPr>
+          </w:p>
+          <w:p>
+            <w:pPr>
+              <w:cnfStyle w:val="000000100000" w:firstRow="0" w:lastRow="0" w:firstColumn="0" w:lastColumn="0" w:oddVBand="0" w:evenVBand="0" w:oddHBand="1" w:evenHBand="0" w:firstRowFirstColumn="0" w:firstRowLastColumn="0" w:lastRowFirstColumn="0" w:lastRowLastColumn="0"/>
+              <w:rPr>
+                <w:rFonts w:asciiTheme="minorHAnsi" w:hAnsiTheme="minorHAnsi" w:cstheme="minorHAnsi"/>
+                <w:sz w:val="20"/>
+                <w:szCs w:val="20"/>
+                <w:lang w:val="en-GB"/>
+              </w:rPr>
+            </w:pPr>
+            <w:r>
+              <w:rPr>
+                <w:rFonts w:asciiTheme="minorHAnsi" w:hAnsiTheme="minorHAnsi" w:cstheme="minorHAnsi"/>
+                <w:sz w:val="20"/>
+                <w:szCs w:val="20"/>
+                <w:lang w:val="en-GB"/>
+              </w:rPr>
+              <w:t>This service message means that the Sign does not have access to the Telegram chat because it does not have the chat ID.</w:t>
+            </w:r>
+          </w:p>
+          <w:p>
+            <w:pPr>
+              <w:cnfStyle w:val="000000100000" w:firstRow="0" w:lastRow="0" w:firstColumn="0" w:lastColumn="0" w:oddVBand="0" w:evenVBand="0" w:oddHBand="1" w:evenHBand="0" w:firstRowFirstColumn="0" w:firstRowLastColumn="0" w:lastRowFirstColumn="0" w:lastRowLastColumn="0"/>
+              <w:rPr>
+                <w:rFonts w:asciiTheme="minorHAnsi" w:hAnsiTheme="minorHAnsi" w:cstheme="minorHAnsi"/>
+                <w:sz w:val="20"/>
+                <w:szCs w:val="20"/>
+                <w:lang w:val="en-GB"/>
+              </w:rPr>
+            </w:pPr>
+          </w:p>
+          <w:p>
+            <w:pPr>
+              <w:cnfStyle w:val="000000100000" w:firstRow="0" w:lastRow="0" w:firstColumn="0" w:lastColumn="0" w:oddVBand="0" w:evenVBand="0" w:oddHBand="1" w:evenHBand="0" w:firstRowFirstColumn="0" w:firstRowLastColumn="0" w:lastRowFirstColumn="0" w:lastRowLastColumn="0"/>
+              <w:rPr>
+                <w:rFonts w:asciiTheme="minorHAnsi" w:hAnsiTheme="minorHAnsi" w:cstheme="minorHAnsi"/>
+                <w:sz w:val="20"/>
+                <w:szCs w:val="20"/>
+                <w:lang w:val="en-GB"/>
+              </w:rPr>
+            </w:pPr>
+            <w:r>
+              <w:rPr>
+                <w:rFonts w:asciiTheme="minorHAnsi" w:hAnsiTheme="minorHAnsi" w:cstheme="minorHAnsi"/>
+                <w:sz w:val="20"/>
+                <w:szCs w:val="20"/>
+                <w:lang w:val="en-GB"/>
+              </w:rPr>
+              <w:t xml:space="preserve">This issue may have occurred </w:t>
+            </w:r>
+            <w:r>
+              <w:rPr>
+                <w:rFonts w:asciiTheme="minorHAnsi" w:hAnsiTheme="minorHAnsi" w:cstheme="minorHAnsi"/>
+                <w:sz w:val="20"/>
+                <w:szCs w:val="20"/>
+                <w:lang w:val="en-GB"/>
+              </w:rPr>
+              <w:t>because the memory has got corrupted. In this case, the Secret token has probably been lost too. To fix this</w:t>
+            </w:r>
+            <w:r>
+              <w:rPr>
+                <w:rFonts w:asciiTheme="minorHAnsi" w:hAnsiTheme="minorHAnsi" w:cstheme="minorHAnsi"/>
+                <w:sz w:val="20"/>
+                <w:szCs w:val="20"/>
+                <w:lang w:val="en-GB"/>
+              </w:rPr>
+              <w:t>,</w:t>
+            </w:r>
+            <w:r>
+              <w:rPr>
+                <w:rFonts w:asciiTheme="minorHAnsi" w:hAnsiTheme="minorHAnsi" w:cstheme="minorHAnsi"/>
+                <w:sz w:val="20"/>
+                <w:szCs w:val="20"/>
+                <w:lang w:val="en-GB"/>
+              </w:rPr>
+              <w:t xml:space="preserve"> go to the Telegram chat with the Sign that you already have and write any message to it starting with the ”/” character. When the Sign responds, send it the Secret token again just to be safe. </w:t>
+            </w:r>
+            <w:r>
+              <w:rPr>
+                <w:rFonts w:asciiTheme="minorHAnsi" w:hAnsiTheme="minorHAnsi" w:cstheme="minorHAnsi"/>
+                <w:sz w:val="20"/>
+                <w:szCs w:val="20"/>
+                <w:lang w:val="en-GB"/>
+              </w:rPr>
+              <w:br/>
+            </w:r>
+            <w:r>
+              <w:rPr>
+                <w:rFonts w:asciiTheme="minorHAnsi" w:hAnsiTheme="minorHAnsi" w:cstheme="minorHAnsi"/>
+                <w:sz w:val="20"/>
+                <w:szCs w:val="20"/>
+                <w:lang w:val="en-GB"/>
+              </w:rPr>
+              <w:t xml:space="preserve">If you do not have a chat with the Sign, go to credentials.h, copy the Telegram bot name of the Sign from the </w:t>
+            </w:r>
+            <w:r>
+              <w:rPr>
+                <w:rFonts w:asciiTheme="minorHAnsi" w:hAnsiTheme="minorHAnsi" w:cstheme="minorHAnsi"/>
+                <w:sz w:val="20"/>
+                <w:szCs w:val="20"/>
+                <w:lang w:val="en-GB"/>
+              </w:rPr>
+              <w:t>BOT_NAME</w:t>
+            </w:r>
+            <w:r>
+              <w:rPr>
+                <w:rFonts w:asciiTheme="minorHAnsi" w:hAnsiTheme="minorHAnsi" w:cstheme="minorHAnsi"/>
+                <w:sz w:val="20"/>
+                <w:szCs w:val="20"/>
+                <w:lang w:val="en-GB"/>
+              </w:rPr>
+              <w:t xml:space="preserve"> definition and search for it </w:t>
+            </w:r>
+            <w:r>
+              <w:rPr>
+                <w:rFonts w:asciiTheme="minorHAnsi" w:hAnsiTheme="minorHAnsi" w:cstheme="minorHAnsi"/>
+                <w:sz w:val="20"/>
+                <w:szCs w:val="20"/>
+                <w:lang w:val="en-GB"/>
+              </w:rPr>
+              <w:t>o</w:t>
+            </w:r>
+            <w:r>
+              <w:rPr>
+                <w:rFonts w:asciiTheme="minorHAnsi" w:hAnsiTheme="minorHAnsi" w:cstheme="minorHAnsi"/>
+                <w:sz w:val="20"/>
+                <w:szCs w:val="20"/>
+                <w:lang w:val="en-GB"/>
+              </w:rPr>
+              <w:t>n Telegram. When you find the bot, just start a chat with it</w:t>
+            </w:r>
+            <w:r>
+              <w:rPr>
+                <w:rFonts w:asciiTheme="minorHAnsi" w:hAnsiTheme="minorHAnsi" w:cstheme="minorHAnsi"/>
+                <w:sz w:val="20"/>
+                <w:szCs w:val="20"/>
+                <w:lang w:val="en-GB"/>
+              </w:rPr>
+              <w:t xml:space="preserve"> and the chat ID will get restored automatically</w:t>
+            </w:r>
+            <w:r>
+              <w:rPr>
+                <w:rFonts w:asciiTheme="minorHAnsi" w:hAnsiTheme="minorHAnsi" w:cstheme="minorHAnsi"/>
+                <w:sz w:val="20"/>
+                <w:szCs w:val="20"/>
+                <w:lang w:val="en-GB"/>
+              </w:rPr>
+              <w:t>.</w:t>
+            </w:r>
+          </w:p>
+          <w:p>
+            <w:pPr>
+              <w:cnfStyle w:val="000000100000" w:firstRow="0" w:lastRow="0" w:firstColumn="0" w:lastColumn="0" w:oddVBand="0" w:evenVBand="0" w:oddHBand="1" w:evenHBand="0" w:firstRowFirstColumn="0" w:firstRowLastColumn="0" w:lastRowFirstColumn="0" w:lastRowLastColumn="0"/>
+              <w:rPr>
+                <w:rFonts w:asciiTheme="minorHAnsi" w:hAnsiTheme="minorHAnsi" w:cstheme="minorHAnsi"/>
+                <w:sz w:val="20"/>
+                <w:szCs w:val="20"/>
+                <w:lang w:val="en-GB"/>
+              </w:rPr>
+            </w:pPr>
+          </w:p>
+        </w:tc>
+      </w:tr>
+      <w:tr>
+        <w:tc>
+          <w:tcPr>
+            <w:cnfStyle w:val="001000000000" w:firstRow="0" w:lastRow="0" w:firstColumn="1" w:lastColumn="0" w:oddVBand="0" w:evenVBand="0" w:oddHBand="0" w:evenHBand="0" w:firstRowFirstColumn="0" w:firstRowLastColumn="0" w:lastRowFirstColumn="0" w:lastRowLastColumn="0"/>
+            <w:tcW w:w="3403" w:type="dxa"/>
+          </w:tcPr>
+          <w:p>
+            <w:pPr>
+              <w:rPr>
+                <w:rFonts w:asciiTheme="minorHAnsi" w:hAnsiTheme="minorHAnsi" w:cstheme="minorHAnsi"/>
+                <w:b w:val="0"/>
+                <w:bCs w:val="0"/>
+                <w:sz w:val="20"/>
+                <w:szCs w:val="20"/>
+                <w:lang w:val="en-GB"/>
+              </w:rPr>
+            </w:pPr>
+          </w:p>
+        </w:tc>
+        <w:tc>
+          <w:tcPr>
+            <w:tcW w:w="3544" w:type="dxa"/>
+          </w:tcPr>
+          <w:p>
+            <w:pPr>
+              <w:cnfStyle w:val="000000000000" w:firstRow="0" w:lastRow="0" w:firstColumn="0" w:lastColumn="0" w:oddVBand="0" w:evenVBand="0" w:oddHBand="0" w:evenHBand="0" w:firstRowFirstColumn="0" w:firstRowLastColumn="0" w:lastRowFirstColumn="0" w:lastRowLastColumn="0"/>
+              <w:rPr>
+                <w:rFonts w:asciiTheme="minorHAnsi" w:hAnsiTheme="minorHAnsi" w:cstheme="minorHAnsi"/>
+                <w:sz w:val="20"/>
+                <w:szCs w:val="20"/>
+                <w:lang w:val="en-GB"/>
+              </w:rPr>
+            </w:pPr>
+          </w:p>
+        </w:tc>
+        <w:tc>
+          <w:tcPr>
+            <w:tcW w:w="3544" w:type="dxa"/>
+          </w:tcPr>
+          <w:p>
+            <w:pPr>
+              <w:cnfStyle w:val="000000000000" w:firstRow="0" w:lastRow="0" w:firstColumn="0" w:lastColumn="0" w:oddVBand="0" w:evenVBand="0" w:oddHBand="0" w:evenHBand="0" w:firstRowFirstColumn="0" w:firstRowLastColumn="0" w:lastRowFirstColumn="0" w:lastRowLastColumn="0"/>
               <w:rPr>
                 <w:rFonts w:asciiTheme="minorHAnsi" w:hAnsiTheme="minorHAnsi" w:cstheme="minorHAnsi"/>
                 <w:sz w:val="20"/>
@@ -26939,6 +28288,7 @@
           <w:sz w:val="22"/>
           <w:szCs w:val="22"/>
         </w:rPr>
+        <w:lastRenderedPageBreak/>
         <w:t>TIME_NO_DST</w:t>
       </w:r>
       <w:r>
@@ -32718,7 +34068,7 @@
           <w:szCs w:val="22"/>
         </w:rPr>
       </w:pPr>
-      <w:hyperlink r:id="rId16" w:history="1">
+      <w:hyperlink r:id="rId23" w:history="1">
         <w:r>
           <w:rPr>
             <w:rStyle w:val="Hypertextovodkaz"/>
@@ -32777,7 +34127,7 @@
           <w:szCs w:val="22"/>
         </w:rPr>
       </w:pPr>
-      <w:hyperlink r:id="rId17" w:history="1">
+      <w:hyperlink r:id="rId24" w:history="1">
         <w:r>
           <w:rPr>
             <w:rStyle w:val="Hypertextovodkaz"/>
@@ -32843,7 +34193,7 @@
           <w:szCs w:val="22"/>
         </w:rPr>
       </w:pPr>
-      <w:hyperlink r:id="rId18" w:history="1">
+      <w:hyperlink r:id="rId25" w:history="1">
         <w:r>
           <w:rPr>
             <w:rFonts w:asciiTheme="minorHAnsi" w:hAnsiTheme="minorHAnsi" w:cstheme="minorHAnsi"/>
@@ -32909,7 +34259,7 @@
           <w:szCs w:val="22"/>
         </w:rPr>
       </w:pPr>
-      <w:hyperlink r:id="rId19" w:history="1">
+      <w:hyperlink r:id="rId26" w:history="1">
         <w:r>
           <w:rPr>
             <w:rFonts w:asciiTheme="minorHAnsi" w:hAnsiTheme="minorHAnsi" w:cstheme="minorHAnsi"/>
@@ -32970,7 +34320,7 @@
         </w:rPr>
         <w:t xml:space="preserve"> </w:t>
       </w:r>
-      <w:hyperlink r:id="rId20" w:history="1">
+      <w:hyperlink r:id="rId27" w:history="1">
         <w:r>
           <w:rPr>
             <w:rFonts w:asciiTheme="minorHAnsi" w:hAnsiTheme="minorHAnsi" w:cstheme="minorHAnsi"/>
@@ -33036,7 +34386,7 @@
           <w:szCs w:val="22"/>
         </w:rPr>
       </w:pPr>
-      <w:hyperlink r:id="rId21" w:history="1">
+      <w:hyperlink r:id="rId28" w:history="1">
         <w:r>
           <w:rPr>
             <w:rFonts w:asciiTheme="minorHAnsi" w:hAnsiTheme="minorHAnsi" w:cstheme="minorHAnsi"/>
@@ -33126,7 +34476,7 @@
           <w:szCs w:val="22"/>
         </w:rPr>
       </w:pPr>
-      <w:hyperlink r:id="rId22" w:history="1">
+      <w:hyperlink r:id="rId29" w:history="1">
         <w:r>
           <w:rPr>
             <w:rFonts w:asciiTheme="minorHAnsi" w:hAnsiTheme="minorHAnsi" w:cstheme="minorHAnsi"/>
@@ -33192,7 +34542,7 @@
           <w:szCs w:val="22"/>
         </w:rPr>
       </w:pPr>
-      <w:hyperlink r:id="rId23" w:history="1">
+      <w:hyperlink r:id="rId30" w:history="1">
         <w:r>
           <w:rPr>
             <w:rFonts w:asciiTheme="minorHAnsi" w:hAnsiTheme="minorHAnsi" w:cstheme="minorHAnsi"/>
@@ -33260,7 +34610,7 @@
           <w:szCs w:val="22"/>
         </w:rPr>
       </w:pPr>
-      <w:hyperlink r:id="rId24" w:history="1">
+      <w:hyperlink r:id="rId31" w:history="1">
         <w:r>
           <w:rPr>
             <w:rFonts w:asciiTheme="minorHAnsi" w:hAnsiTheme="minorHAnsi" w:cstheme="minorHAnsi"/>
@@ -33334,7 +34684,7 @@
           <w:szCs w:val="22"/>
         </w:rPr>
       </w:pPr>
-      <w:hyperlink r:id="rId25" w:history="1">
+      <w:hyperlink r:id="rId32" w:history="1">
         <w:r>
           <w:rPr>
             <w:rStyle w:val="Hypertextovodkaz"/>
@@ -33401,7 +34751,7 @@
           <w:szCs w:val="22"/>
         </w:rPr>
       </w:pPr>
-      <w:hyperlink r:id="rId26" w:history="1">
+      <w:hyperlink r:id="rId33" w:history="1">
         <w:r>
           <w:rPr>
             <w:rFonts w:asciiTheme="minorHAnsi" w:hAnsiTheme="minorHAnsi" w:cstheme="minorHAnsi"/>
@@ -33426,7 +34776,7 @@
       </w:pPr>
     </w:p>
     <w:sectPr>
-      <w:footerReference w:type="default" r:id="rId27"/>
+      <w:footerReference w:type="default" r:id="rId34"/>
       <w:pgSz w:w="12240" w:h="15840"/>
       <w:pgMar w:top="1080" w:right="1080" w:bottom="1080" w:left="1080" w:header="720" w:footer="720" w:gutter="0"/>
       <w:pgNumType w:start="0"/>
@@ -40374,6 +41724,15 @@
 </file>
 
 <file path=customXml/item1.xml><?xml version="1.0" encoding="utf-8"?>
+<?mso-contentType ?>
+<FormTemplates xmlns="http://schemas.microsoft.com/sharepoint/v3/contenttype/forms">
+  <Display>DocumentLibraryForm</Display>
+  <Edit>AssetEditForm</Edit>
+  <New>DocumentLibraryForm</New>
+</FormTemplates>
+</file>
+
+<file path=customXml/item2.xml><?xml version="1.0" encoding="utf-8"?>
 <p:properties xmlns:p="http://schemas.microsoft.com/office/2006/metadata/properties" xmlns:xsi="http://www.w3.org/2001/XMLSchema-instance" xmlns:pc="http://schemas.microsoft.com/office/infopath/2007/PartnerControls">
   <documentManagement>
     <TPExecutable xmlns="4eb71313-1cf6-4961-b6ce-0c29fc5284b9" xsi:nil="true"/>
@@ -40500,16 +41859,11 @@
 </p:properties>
 </file>
 
-<file path=customXml/item2.xml><?xml version="1.0" encoding="utf-8"?>
-<?mso-contentType ?>
-<FormTemplates xmlns="http://schemas.microsoft.com/sharepoint/v3/contenttype/forms">
-  <Display>DocumentLibraryForm</Display>
-  <Edit>AssetEditForm</Edit>
-  <New>DocumentLibraryForm</New>
-</FormTemplates>
+<file path=customXml/item3.xml><?xml version="1.0" encoding="utf-8"?>
+<b:Sources xmlns:b="http://schemas.openxmlformats.org/officeDocument/2006/bibliography" xmlns="http://schemas.openxmlformats.org/officeDocument/2006/bibliography" SelectedStyle="/APASixthEditionOfficeOnline.xsl" StyleName="APA" Version="6"/>
 </file>
 
-<file path=customXml/item3.xml><?xml version="1.0" encoding="utf-8"?>
+<file path=customXml/item4.xml><?xml version="1.0" encoding="utf-8"?>
 <ct:contentTypeSchema xmlns:ct="http://schemas.microsoft.com/office/2006/metadata/contentType" xmlns:ma="http://schemas.microsoft.com/office/2006/metadata/properties/metaAttributes" ct:_="" ma:_="" ma:contentTypeName="TemplateFile" ma:contentTypeID="0x010100AC6DD24B17643A43B5911557F59D23340400899CD97D2199F748BA22A48D93649A64" ma:contentTypeVersion="58" ma:contentTypeDescription="Create a new document." ma:contentTypeScope="" ma:versionID="cb85242d804791fa63a999220e43a0bf">
   <xsd:schema xmlns:xsd="http://www.w3.org/2001/XMLSchema" xmlns:xs="http://www.w3.org/2001/XMLSchema" xmlns:p="http://schemas.microsoft.com/office/2006/metadata/properties" xmlns:ns2="4eb71313-1cf6-4961-b6ce-0c29fc5284b9" targetNamespace="http://schemas.microsoft.com/office/2006/metadata/properties" ma:root="true" ma:fieldsID="2e13631c6b34a2889e7ce7c8f1efd12b" ns2:_="">
     <xsd:import namespace="4eb71313-1cf6-4961-b6ce-0c29fc5284b9"/>
@@ -41543,11 +42897,15 @@
 </ct:contentTypeSchema>
 </file>
 
-<file path=customXml/item4.xml><?xml version="1.0" encoding="utf-8"?>
-<b:Sources xmlns:b="http://schemas.openxmlformats.org/officeDocument/2006/bibliography" xmlns="http://schemas.openxmlformats.org/officeDocument/2006/bibliography" SelectedStyle="/APASixthEditionOfficeOnline.xsl" StyleName="APA" Version="6"/>
+<file path=customXml/itemProps1.xml><?xml version="1.0" encoding="utf-8"?>
+<ds:datastoreItem xmlns:ds="http://schemas.openxmlformats.org/officeDocument/2006/customXml" ds:itemID="{42AF3EE1-17D6-4994-8D19-1C5A21673D61}">
+  <ds:schemaRefs>
+    <ds:schemaRef ds:uri="http://schemas.microsoft.com/sharepoint/v3/contenttype/forms"/>
+  </ds:schemaRefs>
+</ds:datastoreItem>
 </file>
 
-<file path=customXml/itemProps1.xml><?xml version="1.0" encoding="utf-8"?>
+<file path=customXml/itemProps2.xml><?xml version="1.0" encoding="utf-8"?>
 <ds:datastoreItem xmlns:ds="http://schemas.openxmlformats.org/officeDocument/2006/customXml" ds:itemID="{63E3A13E-B3BC-4A1C-88E3-0C4AF2AB6AEE}">
   <ds:schemaRefs>
     <ds:schemaRef ds:uri="http://schemas.microsoft.com/office/2006/metadata/properties"/>
@@ -41557,15 +42915,15 @@
 </ds:datastoreItem>
 </file>
 
-<file path=customXml/itemProps2.xml><?xml version="1.0" encoding="utf-8"?>
-<ds:datastoreItem xmlns:ds="http://schemas.openxmlformats.org/officeDocument/2006/customXml" ds:itemID="{42AF3EE1-17D6-4994-8D19-1C5A21673D61}">
+<file path=customXml/itemProps3.xml><?xml version="1.0" encoding="utf-8"?>
+<ds:datastoreItem xmlns:ds="http://schemas.openxmlformats.org/officeDocument/2006/customXml" ds:itemID="{A9C8C408-4E5E-524B-A672-45D328F6189D}">
   <ds:schemaRefs>
-    <ds:schemaRef ds:uri="http://schemas.microsoft.com/sharepoint/v3/contenttype/forms"/>
+    <ds:schemaRef ds:uri="http://schemas.openxmlformats.org/officeDocument/2006/bibliography"/>
   </ds:schemaRefs>
 </ds:datastoreItem>
 </file>
 
-<file path=customXml/itemProps3.xml><?xml version="1.0" encoding="utf-8"?>
+<file path=customXml/itemProps4.xml><?xml version="1.0" encoding="utf-8"?>
 <ds:datastoreItem xmlns:ds="http://schemas.openxmlformats.org/officeDocument/2006/customXml" ds:itemID="{3D5BC34A-A158-4DE6-9D48-EADCE6F2EC60}">
   <ds:schemaRefs>
     <ds:schemaRef ds:uri="http://schemas.microsoft.com/office/2006/metadata/contentType"/>
@@ -41581,12 +42939,4 @@
     <ds:schemaRef ds:uri="http://schemas.microsoft.com/internal/obd"/>
   </ds:schemaRefs>
 </ds:datastoreItem>
-</file>
-
-<file path=customXml/itemProps4.xml><?xml version="1.0" encoding="utf-8"?>
-<ds:datastoreItem xmlns:ds="http://schemas.openxmlformats.org/officeDocument/2006/customXml" ds:itemID="{A9C8C408-4E5E-524B-A672-45D328F6189D}">
-  <ds:schemaRefs>
-    <ds:schemaRef ds:uri="http://schemas.openxmlformats.org/officeDocument/2006/bibliography"/>
-  </ds:schemaRefs>
-</ds:datastoreItem>
 </file>
--- a/docs/Technical Documentation.docx
+++ b/docs/Technical Documentation.docx
@@ -11883,7 +11883,23 @@
                 <w:sz w:val="22"/>
                 <w:szCs w:val="22"/>
               </w:rPr>
-              <w:t xml:space="preserve"> and serial initialisation</w:t>
+              <w:t xml:space="preserve">, Wi-Fi connection, </w:t>
+            </w:r>
+            <w:r>
+              <w:rPr>
+                <w:rFonts w:asciiTheme="minorHAnsi" w:hAnsiTheme="minorHAnsi" w:cstheme="minorHAnsi"/>
+                <w:sz w:val="22"/>
+                <w:szCs w:val="22"/>
+              </w:rPr>
+              <w:t>serial initialisation</w:t>
+            </w:r>
+            <w:r>
+              <w:rPr>
+                <w:rFonts w:asciiTheme="minorHAnsi" w:hAnsiTheme="minorHAnsi" w:cstheme="minorHAnsi"/>
+                <w:sz w:val="22"/>
+                <w:szCs w:val="22"/>
+              </w:rPr>
+              <w:t xml:space="preserve"> and exam simulation</w:t>
             </w:r>
             <w:r>
               <w:rPr>
@@ -11951,7 +11967,23 @@
                 <w:sz w:val="22"/>
                 <w:szCs w:val="22"/>
               </w:rPr>
-              <w:t>Handles power-down recovery, including reporting reboot reasons.</w:t>
+              <w:t>Handles power-down recovery, including reporting reboot reasons</w:t>
+            </w:r>
+            <w:r>
+              <w:rPr>
+                <w:rFonts w:asciiTheme="minorHAnsi" w:hAnsiTheme="minorHAnsi" w:cstheme="minorHAnsi"/>
+                <w:sz w:val="22"/>
+                <w:szCs w:val="22"/>
+              </w:rPr>
+              <w:t xml:space="preserve"> and calling for viable variables check</w:t>
+            </w:r>
+            <w:r>
+              <w:rPr>
+                <w:rFonts w:asciiTheme="minorHAnsi" w:hAnsiTheme="minorHAnsi" w:cstheme="minorHAnsi"/>
+                <w:sz w:val="22"/>
+                <w:szCs w:val="22"/>
+              </w:rPr>
+              <w:t>.</w:t>
             </w:r>
           </w:p>
           <w:p>
@@ -23673,15 +23705,6 @@
           <w:rFonts w:asciiTheme="minorHAnsi" w:hAnsiTheme="minorHAnsi" w:cstheme="minorHAnsi"/>
           <w:sz w:val="22"/>
           <w:szCs w:val="22"/>
-        </w:rPr>
-      </w:pPr>
-    </w:p>
-    <w:p>
-      <w:pPr>
-        <w:rPr>
-          <w:rFonts w:asciiTheme="minorHAnsi" w:hAnsiTheme="minorHAnsi" w:cstheme="minorHAnsi"/>
-          <w:sz w:val="22"/>
-          <w:szCs w:val="22"/>
           <w:lang w:val="en-GB"/>
         </w:rPr>
       </w:pPr>
@@ -23823,16 +23846,6 @@
         </w:rPr>
         <w:t xml:space="preserve"> macro was not deactivated).</w:t>
       </w:r>
-    </w:p>
-    <w:p>
-      <w:pPr>
-        <w:rPr>
-          <w:rFonts w:asciiTheme="minorHAnsi" w:hAnsiTheme="minorHAnsi" w:cstheme="minorHAnsi"/>
-          <w:sz w:val="22"/>
-          <w:szCs w:val="22"/>
-          <w:lang w:val="en-GB"/>
-        </w:rPr>
-      </w:pPr>
     </w:p>
     <w:p>
       <w:pPr>
@@ -23884,16 +23897,7 @@
                 <w:szCs w:val="22"/>
                 <w:lang w:val="en-GB"/>
               </w:rPr>
-              <w:t>What You See on the Display</w:t>
-            </w:r>
-            <w:r>
-              <w:rPr>
-                <w:rFonts w:asciiTheme="minorHAnsi" w:hAnsiTheme="minorHAnsi" w:cstheme="minorHAnsi"/>
-                <w:sz w:val="22"/>
-                <w:szCs w:val="22"/>
-                <w:lang w:val="en-GB"/>
-              </w:rPr>
-              <w:t xml:space="preserve"> </w:t>
+              <w:t xml:space="preserve">What You See on the Display </w:t>
             </w:r>
           </w:p>
         </w:tc>
@@ -23960,9 +23964,11 @@
           <w:tcPr>
             <w:cnfStyle w:val="001000000000" w:firstRow="0" w:lastRow="0" w:firstColumn="1" w:lastColumn="0" w:oddVBand="0" w:evenVBand="0" w:oddHBand="0" w:evenHBand="0" w:firstRowFirstColumn="0" w:firstRowLastColumn="0" w:lastRowFirstColumn="0" w:lastRowLastColumn="0"/>
             <w:tcW w:w="3403" w:type="dxa"/>
+            <w:vAlign w:val="center"/>
           </w:tcPr>
           <w:p>
             <w:pPr>
+              <w:jc w:val="center"/>
               <w:rPr>
                 <w:rFonts w:asciiTheme="minorHAnsi" w:hAnsiTheme="minorHAnsi" w:cstheme="minorHAnsi"/>
                 <w:sz w:val="20"/>
@@ -23973,6 +23979,7 @@
           </w:p>
           <w:p>
             <w:pPr>
+              <w:jc w:val="center"/>
               <w:rPr>
                 <w:rFonts w:asciiTheme="minorHAnsi" w:hAnsiTheme="minorHAnsi" w:cstheme="minorHAnsi"/>
                 <w:sz w:val="20"/>
@@ -24038,6 +24045,7 @@
           </w:p>
           <w:p>
             <w:pPr>
+              <w:jc w:val="center"/>
               <w:rPr>
                 <w:rFonts w:asciiTheme="minorHAnsi" w:hAnsiTheme="minorHAnsi" w:cstheme="minorHAnsi"/>
                 <w:b w:val="0"/>
@@ -24231,9 +24239,11 @@
           <w:tcPr>
             <w:cnfStyle w:val="001000000000" w:firstRow="0" w:lastRow="0" w:firstColumn="1" w:lastColumn="0" w:oddVBand="0" w:evenVBand="0" w:oddHBand="0" w:evenHBand="0" w:firstRowFirstColumn="0" w:firstRowLastColumn="0" w:lastRowFirstColumn="0" w:lastRowLastColumn="0"/>
             <w:tcW w:w="3403" w:type="dxa"/>
+            <w:vAlign w:val="center"/>
           </w:tcPr>
           <w:p>
             <w:pPr>
+              <w:jc w:val="center"/>
               <w:rPr>
                 <w:rFonts w:asciiTheme="minorHAnsi" w:hAnsiTheme="minorHAnsi" w:cstheme="minorHAnsi"/>
                 <w:sz w:val="20"/>
@@ -24244,6 +24254,7 @@
           </w:p>
           <w:p>
             <w:pPr>
+              <w:jc w:val="center"/>
               <w:rPr>
                 <w:rFonts w:asciiTheme="minorHAnsi" w:hAnsiTheme="minorHAnsi" w:cstheme="minorHAnsi"/>
                 <w:sz w:val="20"/>
@@ -24309,6 +24320,7 @@
           </w:p>
           <w:p>
             <w:pPr>
+              <w:jc w:val="center"/>
               <w:rPr>
                 <w:rFonts w:asciiTheme="minorHAnsi" w:hAnsiTheme="minorHAnsi" w:cstheme="minorHAnsi"/>
                 <w:b w:val="0"/>
@@ -24483,9 +24495,11 @@
           <w:tcPr>
             <w:cnfStyle w:val="001000000000" w:firstRow="0" w:lastRow="0" w:firstColumn="1" w:lastColumn="0" w:oddVBand="0" w:evenVBand="0" w:oddHBand="0" w:evenHBand="0" w:firstRowFirstColumn="0" w:firstRowLastColumn="0" w:lastRowFirstColumn="0" w:lastRowLastColumn="0"/>
             <w:tcW w:w="3403" w:type="dxa"/>
+            <w:vAlign w:val="center"/>
           </w:tcPr>
           <w:p>
             <w:pPr>
+              <w:jc w:val="center"/>
               <w:rPr>
                 <w:rFonts w:asciiTheme="minorHAnsi" w:hAnsiTheme="minorHAnsi" w:cstheme="minorHAnsi"/>
                 <w:sz w:val="20"/>
@@ -24496,6 +24510,7 @@
           </w:p>
           <w:p>
             <w:pPr>
+              <w:jc w:val="center"/>
               <w:rPr>
                 <w:rFonts w:asciiTheme="minorHAnsi" w:hAnsiTheme="minorHAnsi" w:cstheme="minorHAnsi"/>
                 <w:sz w:val="20"/>
@@ -24561,6 +24576,7 @@
           </w:p>
           <w:p>
             <w:pPr>
+              <w:jc w:val="center"/>
               <w:rPr>
                 <w:rFonts w:asciiTheme="minorHAnsi" w:hAnsiTheme="minorHAnsi" w:cstheme="minorHAnsi"/>
                 <w:b w:val="0"/>
@@ -24668,15 +24684,6 @@
                 <w:lang w:val="en-GB"/>
               </w:rPr>
               <w:br/>
-            </w:r>
-            <w:r>
-              <w:rPr>
-                <w:rFonts w:asciiTheme="minorHAnsi" w:hAnsiTheme="minorHAnsi" w:cstheme="minorHAnsi"/>
-                <w:sz w:val="20"/>
-                <w:szCs w:val="20"/>
-                <w:lang w:val="en-GB"/>
-              </w:rPr>
-              <w:lastRenderedPageBreak/>
               <w:t>After it is done, I will leave you in pease for another month =)</w:t>
             </w:r>
           </w:p>
@@ -24707,6 +24714,82 @@
               </w:rPr>
             </w:pPr>
           </w:p>
+          <w:p>
+            <w:pPr>
+              <w:cnfStyle w:val="000000100000" w:firstRow="0" w:lastRow="0" w:firstColumn="0" w:lastColumn="0" w:oddVBand="0" w:evenVBand="0" w:oddHBand="1" w:evenHBand="0" w:firstRowFirstColumn="0" w:firstRowLastColumn="0" w:lastRowFirstColumn="0" w:lastRowLastColumn="0"/>
+              <w:rPr>
+                <w:rFonts w:asciiTheme="minorHAnsi" w:hAnsiTheme="minorHAnsi" w:cstheme="minorHAnsi"/>
+                <w:sz w:val="20"/>
+                <w:szCs w:val="20"/>
+                <w:lang w:val="en-GB"/>
+              </w:rPr>
+            </w:pPr>
+            <w:r>
+              <w:rPr>
+                <w:rFonts w:asciiTheme="minorHAnsi" w:hAnsiTheme="minorHAnsi" w:cstheme="minorHAnsi"/>
+                <w:sz w:val="20"/>
+                <w:szCs w:val="20"/>
+                <w:lang w:val="en-GB"/>
+              </w:rPr>
+              <w:t>The message is pretty descriptive.</w:t>
+            </w:r>
+            <w:r>
+              <w:rPr>
+                <w:rFonts w:asciiTheme="minorHAnsi" w:hAnsiTheme="minorHAnsi" w:cstheme="minorHAnsi"/>
+                <w:sz w:val="20"/>
+                <w:szCs w:val="20"/>
+                <w:lang w:val="en-GB"/>
+              </w:rPr>
+              <w:br/>
+            </w:r>
+            <w:r>
+              <w:rPr>
+                <w:rFonts w:asciiTheme="minorHAnsi" w:hAnsiTheme="minorHAnsi" w:cstheme="minorHAnsi"/>
+                <w:sz w:val="20"/>
+                <w:szCs w:val="20"/>
+                <w:lang w:val="en-GB"/>
+              </w:rPr>
+              <w:br/>
+              <w:t>If you did not build the Sign yourself, your Bocal IT team may have a special Secret token for the Sign, so it would be a wise first step to go and ask them.</w:t>
+            </w:r>
+            <w:r>
+              <w:rPr>
+                <w:rFonts w:asciiTheme="minorHAnsi" w:hAnsiTheme="minorHAnsi" w:cstheme="minorHAnsi"/>
+                <w:sz w:val="20"/>
+                <w:szCs w:val="20"/>
+                <w:lang w:val="en-GB"/>
+              </w:rPr>
+              <w:br/>
+            </w:r>
+            <w:r>
+              <w:rPr>
+                <w:rFonts w:asciiTheme="minorHAnsi" w:hAnsiTheme="minorHAnsi" w:cstheme="minorHAnsi"/>
+                <w:sz w:val="20"/>
+                <w:szCs w:val="20"/>
+                <w:lang w:val="en-GB"/>
+              </w:rPr>
+              <w:br/>
+              <w:t xml:space="preserve">If you did, </w:t>
+            </w:r>
+            <w:r>
+              <w:rPr>
+                <w:rFonts w:asciiTheme="minorHAnsi" w:hAnsiTheme="minorHAnsi" w:cstheme="minorHAnsi"/>
+                <w:sz w:val="20"/>
+                <w:szCs w:val="20"/>
+                <w:lang w:val="en-GB"/>
+              </w:rPr>
+              <w:t xml:space="preserve">get a new Secret token the way you did it the first time. Here are the instructions: </w:t>
+            </w:r>
+            <w:r>
+              <w:rPr>
+                <w:rFonts w:asciiTheme="minorHAnsi" w:hAnsiTheme="minorHAnsi" w:cstheme="minorHAnsi"/>
+                <w:sz w:val="20"/>
+                <w:szCs w:val="20"/>
+                <w:lang w:val="en-GB"/>
+              </w:rPr>
+              <w:t>https://api.intra.42.fr/apidoc/guides/getting_started</w:t>
+            </w:r>
+          </w:p>
         </w:tc>
       </w:tr>
       <w:tr>
@@ -24714,9 +24797,11 @@
           <w:tcPr>
             <w:cnfStyle w:val="001000000000" w:firstRow="0" w:lastRow="0" w:firstColumn="1" w:lastColumn="0" w:oddVBand="0" w:evenVBand="0" w:oddHBand="0" w:evenHBand="0" w:firstRowFirstColumn="0" w:firstRowLastColumn="0" w:lastRowFirstColumn="0" w:lastRowLastColumn="0"/>
             <w:tcW w:w="3403" w:type="dxa"/>
+            <w:vAlign w:val="center"/>
           </w:tcPr>
           <w:p>
             <w:pPr>
+              <w:jc w:val="center"/>
               <w:rPr>
                 <w:rFonts w:asciiTheme="minorHAnsi" w:hAnsiTheme="minorHAnsi" w:cstheme="minorHAnsi"/>
                 <w:sz w:val="20"/>
@@ -24727,6 +24812,7 @@
           </w:p>
           <w:p>
             <w:pPr>
+              <w:jc w:val="center"/>
               <w:rPr>
                 <w:rFonts w:asciiTheme="minorHAnsi" w:hAnsiTheme="minorHAnsi" w:cstheme="minorHAnsi"/>
                 <w:sz w:val="20"/>
@@ -24792,6 +24878,7 @@
           </w:p>
           <w:p>
             <w:pPr>
+              <w:jc w:val="center"/>
               <w:rPr>
                 <w:rFonts w:asciiTheme="minorHAnsi" w:hAnsiTheme="minorHAnsi" w:cstheme="minorHAnsi"/>
                 <w:b w:val="0"/>
@@ -24970,7 +25057,7 @@
                 <w:szCs w:val="20"/>
                 <w:lang w:val="en-GB"/>
               </w:rPr>
-              <w:t xml:space="preserve">, then that’s the problem and it is still ongoing. If there IS the message you can see on the left in the Telegram chat, </w:t>
+              <w:t xml:space="preserve">, then that’s </w:t>
             </w:r>
             <w:r>
               <w:rPr>
@@ -24979,7 +25066,7 @@
                 <w:szCs w:val="20"/>
                 <w:lang w:val="en-GB"/>
               </w:rPr>
-              <w:t xml:space="preserve">probably </w:t>
+              <w:t xml:space="preserve">exactly because of </w:t>
             </w:r>
             <w:r>
               <w:rPr>
@@ -24988,7 +25075,25 @@
                 <w:szCs w:val="20"/>
                 <w:lang w:val="en-GB"/>
               </w:rPr>
-              <w:t>the issue has already been solved.</w:t>
+              <w:t>th</w:t>
+            </w:r>
+            <w:r>
+              <w:rPr>
+                <w:rFonts w:asciiTheme="minorHAnsi" w:hAnsiTheme="minorHAnsi" w:cstheme="minorHAnsi"/>
+                <w:sz w:val="20"/>
+                <w:szCs w:val="20"/>
+                <w:lang w:val="en-GB"/>
+              </w:rPr>
+              <w:t>is</w:t>
+            </w:r>
+            <w:r>
+              <w:rPr>
+                <w:rFonts w:asciiTheme="minorHAnsi" w:hAnsiTheme="minorHAnsi" w:cstheme="minorHAnsi"/>
+                <w:sz w:val="20"/>
+                <w:szCs w:val="20"/>
+                <w:lang w:val="en-GB"/>
+              </w:rPr>
+              <w:t xml:space="preserve"> problem and it is still ongoing. If there IS the message you can see on the left in the Telegram chat, probably the issue has already been solved.</w:t>
             </w:r>
           </w:p>
           <w:p>
@@ -25256,9 +25361,11 @@
           <w:tcPr>
             <w:cnfStyle w:val="001000000000" w:firstRow="0" w:lastRow="0" w:firstColumn="1" w:lastColumn="0" w:oddVBand="0" w:evenVBand="0" w:oddHBand="0" w:evenHBand="0" w:firstRowFirstColumn="0" w:firstRowLastColumn="0" w:lastRowFirstColumn="0" w:lastRowLastColumn="0"/>
             <w:tcW w:w="3403" w:type="dxa"/>
+            <w:vAlign w:val="center"/>
           </w:tcPr>
           <w:p>
             <w:pPr>
+              <w:jc w:val="center"/>
               <w:rPr>
                 <w:rFonts w:asciiTheme="minorHAnsi" w:hAnsiTheme="minorHAnsi" w:cstheme="minorHAnsi"/>
                 <w:sz w:val="20"/>
@@ -25269,6 +25376,7 @@
           </w:p>
           <w:p>
             <w:pPr>
+              <w:jc w:val="center"/>
               <w:rPr>
                 <w:rFonts w:asciiTheme="minorHAnsi" w:hAnsiTheme="minorHAnsi" w:cstheme="minorHAnsi"/>
                 <w:sz w:val="20"/>
@@ -25334,6 +25442,7 @@
           </w:p>
           <w:p>
             <w:pPr>
+              <w:jc w:val="center"/>
               <w:rPr>
                 <w:rFonts w:asciiTheme="minorHAnsi" w:hAnsiTheme="minorHAnsi" w:cstheme="minorHAnsi"/>
                 <w:b w:val="0"/>
@@ -25647,9 +25756,11 @@
           <w:tcPr>
             <w:cnfStyle w:val="001000000000" w:firstRow="0" w:lastRow="0" w:firstColumn="1" w:lastColumn="0" w:oddVBand="0" w:evenVBand="0" w:oddHBand="0" w:evenHBand="0" w:firstRowFirstColumn="0" w:firstRowLastColumn="0" w:lastRowFirstColumn="0" w:lastRowLastColumn="0"/>
             <w:tcW w:w="3403" w:type="dxa"/>
+            <w:vAlign w:val="center"/>
           </w:tcPr>
           <w:p>
             <w:pPr>
+              <w:jc w:val="center"/>
               <w:rPr>
                 <w:rFonts w:asciiTheme="minorHAnsi" w:hAnsiTheme="minorHAnsi" w:cstheme="minorHAnsi"/>
                 <w:sz w:val="20"/>
@@ -25660,6 +25771,7 @@
           </w:p>
           <w:p>
             <w:pPr>
+              <w:jc w:val="center"/>
               <w:rPr>
                 <w:rFonts w:asciiTheme="minorHAnsi" w:hAnsiTheme="minorHAnsi" w:cstheme="minorHAnsi"/>
                 <w:b w:val="0"/>
@@ -25728,6 +25840,7 @@
           </w:p>
           <w:p>
             <w:pPr>
+              <w:jc w:val="center"/>
               <w:rPr>
                 <w:rFonts w:asciiTheme="minorHAnsi" w:hAnsiTheme="minorHAnsi" w:cstheme="minorHAnsi"/>
                 <w:b w:val="0"/>
@@ -25773,6 +25886,78 @@
               </w:rPr>
               <w:t xml:space="preserve">Dear User, </w:t>
             </w:r>
+            <w:r>
+              <w:rPr>
+                <w:rFonts w:asciiTheme="minorHAnsi" w:hAnsiTheme="minorHAnsi" w:cstheme="minorHAnsi"/>
+                <w:sz w:val="20"/>
+                <w:szCs w:val="20"/>
+                <w:lang w:val="en-GB"/>
+              </w:rPr>
+              <w:t>I am writing to report an exceptional situation! Code: INTRA 503</w:t>
+            </w:r>
+          </w:p>
+          <w:p>
+            <w:pPr>
+              <w:cnfStyle w:val="000000000000" w:firstRow="0" w:lastRow="0" w:firstColumn="0" w:lastColumn="0" w:oddVBand="0" w:evenVBand="0" w:oddHBand="0" w:evenHBand="0" w:firstRowFirstColumn="0" w:firstRowLastColumn="0" w:lastRowFirstColumn="0" w:lastRowLastColumn="0"/>
+              <w:rPr>
+                <w:rFonts w:asciiTheme="minorHAnsi" w:hAnsiTheme="minorHAnsi" w:cstheme="minorHAnsi"/>
+                <w:sz w:val="20"/>
+                <w:szCs w:val="20"/>
+                <w:lang w:val="en-GB"/>
+              </w:rPr>
+            </w:pPr>
+          </w:p>
+          <w:p>
+            <w:pPr>
+              <w:cnfStyle w:val="000000000000" w:firstRow="0" w:lastRow="0" w:firstColumn="0" w:lastColumn="0" w:oddVBand="0" w:evenVBand="0" w:oddHBand="0" w:evenHBand="0" w:firstRowFirstColumn="0" w:firstRowLastColumn="0" w:lastRowFirstColumn="0" w:lastRowLastColumn="0"/>
+              <w:rPr>
+                <w:rFonts w:asciiTheme="minorHAnsi" w:hAnsiTheme="minorHAnsi" w:cstheme="minorHAnsi"/>
+                <w:sz w:val="20"/>
+                <w:szCs w:val="20"/>
+                <w:lang w:val="en-GB"/>
+              </w:rPr>
+            </w:pPr>
+            <w:r>
+              <w:rPr>
+                <w:rFonts w:asciiTheme="minorHAnsi" w:hAnsiTheme="minorHAnsi" w:cstheme="minorHAnsi"/>
+                <w:sz w:val="20"/>
+                <w:szCs w:val="20"/>
+                <w:lang w:val="en-GB"/>
+              </w:rPr>
+              <w:lastRenderedPageBreak/>
+              <w:t>After several retries, I was unable to connect to the Intra server. Since you see this message, the problem is probably not with the Wi-Fi connection, but on the Intra server's side. Likely, you can hardly do anything but wait. I cannot inform students about exams, so if there is one today, you probably should notify them yourself.</w:t>
+            </w:r>
+          </w:p>
+          <w:p>
+            <w:pPr>
+              <w:cnfStyle w:val="000000000000" w:firstRow="0" w:lastRow="0" w:firstColumn="0" w:lastColumn="0" w:oddVBand="0" w:evenVBand="0" w:oddHBand="0" w:evenHBand="0" w:firstRowFirstColumn="0" w:firstRowLastColumn="0" w:lastRowFirstColumn="0" w:lastRowLastColumn="0"/>
+              <w:rPr>
+                <w:rFonts w:asciiTheme="minorHAnsi" w:hAnsiTheme="minorHAnsi" w:cstheme="minorHAnsi"/>
+                <w:sz w:val="20"/>
+                <w:szCs w:val="20"/>
+                <w:lang w:val="en-GB"/>
+              </w:rPr>
+            </w:pPr>
+          </w:p>
+          <w:p>
+            <w:pPr>
+              <w:cnfStyle w:val="000000000000" w:firstRow="0" w:lastRow="0" w:firstColumn="0" w:lastColumn="0" w:oddVBand="0" w:evenVBand="0" w:oddHBand="0" w:evenHBand="0" w:firstRowFirstColumn="0" w:firstRowLastColumn="0" w:lastRowFirstColumn="0" w:lastRowLastColumn="0"/>
+              <w:rPr>
+                <w:rFonts w:asciiTheme="minorHAnsi" w:hAnsiTheme="minorHAnsi" w:cstheme="minorHAnsi"/>
+                <w:sz w:val="20"/>
+                <w:szCs w:val="20"/>
+                <w:lang w:val="en-GB"/>
+              </w:rPr>
+            </w:pPr>
+            <w:r>
+              <w:rPr>
+                <w:rFonts w:asciiTheme="minorHAnsi" w:hAnsiTheme="minorHAnsi" w:cstheme="minorHAnsi"/>
+                <w:sz w:val="20"/>
+                <w:szCs w:val="20"/>
+                <w:lang w:val="en-GB"/>
+              </w:rPr>
+              <w:t>I will try to connect to Intra in a few hours. If you do not get this message again, it means that I was successful.</w:t>
+            </w:r>
           </w:p>
           <w:p>
             <w:pPr>
@@ -25790,6 +25975,17 @@
           <w:tcPr>
             <w:tcW w:w="3544" w:type="dxa"/>
           </w:tcPr>
+          <w:p>
+            <w:pPr>
+              <w:cnfStyle w:val="000000000000" w:firstRow="0" w:lastRow="0" w:firstColumn="0" w:lastColumn="0" w:oddVBand="0" w:evenVBand="0" w:oddHBand="0" w:evenHBand="0" w:firstRowFirstColumn="0" w:firstRowLastColumn="0" w:lastRowFirstColumn="0" w:lastRowLastColumn="0"/>
+              <w:rPr>
+                <w:rFonts w:asciiTheme="minorHAnsi" w:hAnsiTheme="minorHAnsi" w:cstheme="minorHAnsi"/>
+                <w:sz w:val="20"/>
+                <w:szCs w:val="20"/>
+                <w:lang w:val="en-GB"/>
+              </w:rPr>
+            </w:pPr>
+          </w:p>
           <w:p>
             <w:pPr>
               <w:cnfStyle w:val="000000000000" w:firstRow="0" w:lastRow="0" w:firstColumn="0" w:lastColumn="0" w:oddVBand="0" w:evenVBand="0" w:oddHBand="0" w:evenHBand="0" w:firstRowFirstColumn="0" w:firstRowLastColumn="0" w:lastRowFirstColumn="0" w:lastRowLastColumn="0"/>
@@ -25811,9 +26007,11 @@
           <w:tcPr>
             <w:cnfStyle w:val="001000000000" w:firstRow="0" w:lastRow="0" w:firstColumn="1" w:lastColumn="0" w:oddVBand="0" w:evenVBand="0" w:oddHBand="0" w:evenHBand="0" w:firstRowFirstColumn="0" w:firstRowLastColumn="0" w:lastRowFirstColumn="0" w:lastRowLastColumn="0"/>
             <w:tcW w:w="3403" w:type="dxa"/>
+            <w:vAlign w:val="center"/>
           </w:tcPr>
           <w:p>
             <w:pPr>
+              <w:jc w:val="center"/>
               <w:rPr>
                 <w:rFonts w:asciiTheme="minorHAnsi" w:hAnsiTheme="minorHAnsi" w:cstheme="minorHAnsi"/>
                 <w:sz w:val="20"/>
@@ -25821,20 +26019,10 @@
                 <w:lang w:val="en-GB"/>
               </w:rPr>
             </w:pPr>
-            <w:r>
-              <w:rPr>
-                <w:rFonts w:asciiTheme="minorHAnsi" w:hAnsiTheme="minorHAnsi" w:cstheme="minorHAnsi"/>
-                <w:b w:val="0"/>
-                <w:bCs w:val="0"/>
-                <w:sz w:val="20"/>
-                <w:szCs w:val="20"/>
-                <w:lang w:val="en-GB"/>
-              </w:rPr>
-              <w:t xml:space="preserve"> </w:t>
-            </w:r>
           </w:p>
           <w:p>
             <w:pPr>
+              <w:jc w:val="center"/>
               <w:rPr>
                 <w:rFonts w:asciiTheme="minorHAnsi" w:hAnsiTheme="minorHAnsi" w:cstheme="minorHAnsi"/>
                 <w:sz w:val="20"/>
@@ -25900,6 +26088,7 @@
           </w:p>
           <w:p>
             <w:pPr>
+              <w:jc w:val="center"/>
               <w:rPr>
                 <w:rFonts w:asciiTheme="minorHAnsi" w:hAnsiTheme="minorHAnsi" w:cstheme="minorHAnsi"/>
                 <w:b w:val="0"/>
@@ -25945,6 +26134,77 @@
               </w:rPr>
               <w:t xml:space="preserve">Dear User, </w:t>
             </w:r>
+            <w:r>
+              <w:rPr>
+                <w:rFonts w:asciiTheme="minorHAnsi" w:hAnsiTheme="minorHAnsi" w:cstheme="minorHAnsi"/>
+                <w:sz w:val="20"/>
+                <w:szCs w:val="20"/>
+                <w:lang w:val="en-GB"/>
+              </w:rPr>
+              <w:t>I am writing to report an exceptional situation! Code: INTRA 401</w:t>
+            </w:r>
+          </w:p>
+          <w:p>
+            <w:pPr>
+              <w:cnfStyle w:val="000000100000" w:firstRow="0" w:lastRow="0" w:firstColumn="0" w:lastColumn="0" w:oddVBand="0" w:evenVBand="0" w:oddHBand="1" w:evenHBand="0" w:firstRowFirstColumn="0" w:firstRowLastColumn="0" w:lastRowFirstColumn="0" w:lastRowLastColumn="0"/>
+              <w:rPr>
+                <w:rFonts w:asciiTheme="minorHAnsi" w:hAnsiTheme="minorHAnsi" w:cstheme="minorHAnsi"/>
+                <w:sz w:val="20"/>
+                <w:szCs w:val="20"/>
+                <w:lang w:val="en-GB"/>
+              </w:rPr>
+            </w:pPr>
+          </w:p>
+          <w:p>
+            <w:pPr>
+              <w:cnfStyle w:val="000000100000" w:firstRow="0" w:lastRow="0" w:firstColumn="0" w:lastColumn="0" w:oddVBand="0" w:evenVBand="0" w:oddHBand="1" w:evenHBand="0" w:firstRowFirstColumn="0" w:firstRowLastColumn="0" w:lastRowFirstColumn="0" w:lastRowLastColumn="0"/>
+              <w:rPr>
+                <w:rFonts w:asciiTheme="minorHAnsi" w:hAnsiTheme="minorHAnsi" w:cstheme="minorHAnsi"/>
+                <w:sz w:val="20"/>
+                <w:szCs w:val="20"/>
+                <w:lang w:val="en-GB"/>
+              </w:rPr>
+            </w:pPr>
+            <w:r>
+              <w:rPr>
+                <w:rFonts w:asciiTheme="minorHAnsi" w:hAnsiTheme="minorHAnsi" w:cstheme="minorHAnsi"/>
+                <w:sz w:val="20"/>
+                <w:szCs w:val="20"/>
+                <w:lang w:val="en-GB"/>
+              </w:rPr>
+              <w:t>After several tries, I was unable to get the access token from the Intra server. From the experience, it has been probably caused by a faulty or expired SECRET token. Another possible reason is that they changed the Intra server response layout and I cannot see the access token, because now it is located somewhere else.</w:t>
+            </w:r>
+          </w:p>
+          <w:p>
+            <w:pPr>
+              <w:cnfStyle w:val="000000100000" w:firstRow="0" w:lastRow="0" w:firstColumn="0" w:lastColumn="0" w:oddVBand="0" w:evenVBand="0" w:oddHBand="1" w:evenHBand="0" w:firstRowFirstColumn="0" w:firstRowLastColumn="0" w:lastRowFirstColumn="0" w:lastRowLastColumn="0"/>
+              <w:rPr>
+                <w:rFonts w:asciiTheme="minorHAnsi" w:hAnsiTheme="minorHAnsi" w:cstheme="minorHAnsi"/>
+                <w:sz w:val="20"/>
+                <w:szCs w:val="20"/>
+                <w:lang w:val="en-GB"/>
+              </w:rPr>
+            </w:pPr>
+          </w:p>
+          <w:p>
+            <w:pPr>
+              <w:cnfStyle w:val="000000100000" w:firstRow="0" w:lastRow="0" w:firstColumn="0" w:lastColumn="0" w:oddVBand="0" w:evenVBand="0" w:oddHBand="1" w:evenHBand="0" w:firstRowFirstColumn="0" w:firstRowLastColumn="0" w:lastRowFirstColumn="0" w:lastRowLastColumn="0"/>
+              <w:rPr>
+                <w:rFonts w:asciiTheme="minorHAnsi" w:hAnsiTheme="minorHAnsi" w:cstheme="minorHAnsi"/>
+                <w:sz w:val="20"/>
+                <w:szCs w:val="20"/>
+                <w:lang w:val="en-GB"/>
+              </w:rPr>
+            </w:pPr>
+            <w:r>
+              <w:rPr>
+                <w:rFonts w:asciiTheme="minorHAnsi" w:hAnsiTheme="minorHAnsi" w:cstheme="minorHAnsi"/>
+                <w:sz w:val="20"/>
+                <w:szCs w:val="20"/>
+                <w:lang w:val="en-GB"/>
+              </w:rPr>
+              <w:t>Anyhow, now I cannot inform students about exams, so if there is one today, you probably should notify them yourself. I will try to get the access token in a few hours. If you do not get this message again, it means that I was successful.</w:t>
+            </w:r>
           </w:p>
           <w:p>
             <w:pPr>
@@ -25980,9 +26240,11 @@
           <w:tcPr>
             <w:cnfStyle w:val="001000000000" w:firstRow="0" w:lastRow="0" w:firstColumn="1" w:lastColumn="0" w:oddVBand="0" w:evenVBand="0" w:oddHBand="0" w:evenHBand="0" w:firstRowFirstColumn="0" w:firstRowLastColumn="0" w:lastRowFirstColumn="0" w:lastRowLastColumn="0"/>
             <w:tcW w:w="3403" w:type="dxa"/>
+            <w:vAlign w:val="center"/>
           </w:tcPr>
           <w:p>
             <w:pPr>
+              <w:jc w:val="center"/>
               <w:rPr>
                 <w:rFonts w:asciiTheme="minorHAnsi" w:hAnsiTheme="minorHAnsi" w:cstheme="minorHAnsi"/>
                 <w:sz w:val="20"/>
@@ -25990,20 +26252,10 @@
                 <w:lang w:val="en-GB"/>
               </w:rPr>
             </w:pPr>
-            <w:r>
-              <w:rPr>
-                <w:rFonts w:asciiTheme="minorHAnsi" w:hAnsiTheme="minorHAnsi" w:cstheme="minorHAnsi"/>
-                <w:b w:val="0"/>
-                <w:bCs w:val="0"/>
-                <w:sz w:val="20"/>
-                <w:szCs w:val="20"/>
-                <w:lang w:val="en-GB"/>
-              </w:rPr>
-              <w:t xml:space="preserve"> </w:t>
-            </w:r>
           </w:p>
           <w:p>
             <w:pPr>
+              <w:jc w:val="center"/>
               <w:rPr>
                 <w:rFonts w:asciiTheme="minorHAnsi" w:hAnsiTheme="minorHAnsi" w:cstheme="minorHAnsi"/>
                 <w:sz w:val="20"/>
@@ -26069,6 +26321,7 @@
           </w:p>
           <w:p>
             <w:pPr>
+              <w:jc w:val="center"/>
               <w:rPr>
                 <w:rFonts w:asciiTheme="minorHAnsi" w:hAnsiTheme="minorHAnsi" w:cstheme="minorHAnsi"/>
                 <w:b w:val="0"/>
@@ -26113,6 +26366,77 @@
                 <w:lang w:val="en-GB"/>
               </w:rPr>
               <w:t xml:space="preserve">Dear User, </w:t>
+            </w:r>
+            <w:r>
+              <w:rPr>
+                <w:rFonts w:asciiTheme="minorHAnsi" w:hAnsiTheme="minorHAnsi" w:cstheme="minorHAnsi"/>
+                <w:sz w:val="20"/>
+                <w:szCs w:val="20"/>
+                <w:lang w:val="en-GB"/>
+              </w:rPr>
+              <w:t>I am writing to report an exceptional situation! Code: INTRA 404</w:t>
+            </w:r>
+          </w:p>
+          <w:p>
+            <w:pPr>
+              <w:cnfStyle w:val="000000000000" w:firstRow="0" w:lastRow="0" w:firstColumn="0" w:lastColumn="0" w:oddVBand="0" w:evenVBand="0" w:oddHBand="0" w:evenHBand="0" w:firstRowFirstColumn="0" w:firstRowLastColumn="0" w:lastRowFirstColumn="0" w:lastRowLastColumn="0"/>
+              <w:rPr>
+                <w:rFonts w:asciiTheme="minorHAnsi" w:hAnsiTheme="minorHAnsi" w:cstheme="minorHAnsi"/>
+                <w:sz w:val="20"/>
+                <w:szCs w:val="20"/>
+                <w:lang w:val="en-GB"/>
+              </w:rPr>
+            </w:pPr>
+          </w:p>
+          <w:p>
+            <w:pPr>
+              <w:cnfStyle w:val="000000000000" w:firstRow="0" w:lastRow="0" w:firstColumn="0" w:lastColumn="0" w:oddVBand="0" w:evenVBand="0" w:oddHBand="0" w:evenHBand="0" w:firstRowFirstColumn="0" w:firstRowLastColumn="0" w:lastRowFirstColumn="0" w:lastRowLastColumn="0"/>
+              <w:rPr>
+                <w:rFonts w:asciiTheme="minorHAnsi" w:hAnsiTheme="minorHAnsi" w:cstheme="minorHAnsi"/>
+                <w:sz w:val="20"/>
+                <w:szCs w:val="20"/>
+                <w:lang w:val="en-GB"/>
+              </w:rPr>
+            </w:pPr>
+            <w:r>
+              <w:rPr>
+                <w:rFonts w:asciiTheme="minorHAnsi" w:hAnsiTheme="minorHAnsi" w:cstheme="minorHAnsi"/>
+                <w:sz w:val="20"/>
+                <w:szCs w:val="20"/>
+                <w:lang w:val="en-GB"/>
+              </w:rPr>
+              <w:t>After several tries, I was unable to get any exam information from the Intra server. Instead of dates and times of exams, I simply receive an empty page. If it is caused by a problem on my side, I am unaware of it.</w:t>
+            </w:r>
+          </w:p>
+          <w:p>
+            <w:pPr>
+              <w:cnfStyle w:val="000000000000" w:firstRow="0" w:lastRow="0" w:firstColumn="0" w:lastColumn="0" w:oddVBand="0" w:evenVBand="0" w:oddHBand="0" w:evenHBand="0" w:firstRowFirstColumn="0" w:firstRowLastColumn="0" w:lastRowFirstColumn="0" w:lastRowLastColumn="0"/>
+              <w:rPr>
+                <w:rFonts w:asciiTheme="minorHAnsi" w:hAnsiTheme="minorHAnsi" w:cstheme="minorHAnsi"/>
+                <w:sz w:val="20"/>
+                <w:szCs w:val="20"/>
+                <w:lang w:val="en-GB"/>
+              </w:rPr>
+            </w:pPr>
+          </w:p>
+          <w:p>
+            <w:pPr>
+              <w:cnfStyle w:val="000000000000" w:firstRow="0" w:lastRow="0" w:firstColumn="0" w:lastColumn="0" w:oddVBand="0" w:evenVBand="0" w:oddHBand="0" w:evenHBand="0" w:firstRowFirstColumn="0" w:firstRowLastColumn="0" w:lastRowFirstColumn="0" w:lastRowLastColumn="0"/>
+              <w:rPr>
+                <w:rFonts w:asciiTheme="minorHAnsi" w:hAnsiTheme="minorHAnsi" w:cstheme="minorHAnsi"/>
+                <w:sz w:val="20"/>
+                <w:szCs w:val="20"/>
+                <w:lang w:val="en-GB"/>
+              </w:rPr>
+            </w:pPr>
+            <w:r>
+              <w:rPr>
+                <w:rFonts w:asciiTheme="minorHAnsi" w:hAnsiTheme="minorHAnsi" w:cstheme="minorHAnsi"/>
+                <w:sz w:val="20"/>
+                <w:szCs w:val="20"/>
+                <w:lang w:val="en-GB"/>
+              </w:rPr>
+              <w:t>Anyhow, now I cannot inform students about exams, so if there is one today, you probably should notify them yourself. I will try to get the exam information in a few hours. If you do not get this message again, it means that I was successful.</w:t>
             </w:r>
           </w:p>
           <w:p>
@@ -26152,9 +26476,11 @@
           <w:tcPr>
             <w:cnfStyle w:val="001000000000" w:firstRow="0" w:lastRow="0" w:firstColumn="1" w:lastColumn="0" w:oddVBand="0" w:evenVBand="0" w:oddHBand="0" w:evenHBand="0" w:firstRowFirstColumn="0" w:firstRowLastColumn="0" w:lastRowFirstColumn="0" w:lastRowLastColumn="0"/>
             <w:tcW w:w="3403" w:type="dxa"/>
+            <w:vAlign w:val="center"/>
           </w:tcPr>
           <w:p>
             <w:pPr>
+              <w:jc w:val="center"/>
               <w:rPr>
                 <w:rFonts w:asciiTheme="minorHAnsi" w:hAnsiTheme="minorHAnsi" w:cstheme="minorHAnsi"/>
                 <w:sz w:val="20"/>
@@ -26165,6 +26491,7 @@
           </w:p>
           <w:p>
             <w:pPr>
+              <w:jc w:val="center"/>
               <w:rPr>
                 <w:rFonts w:asciiTheme="minorHAnsi" w:hAnsiTheme="minorHAnsi" w:cstheme="minorHAnsi"/>
                 <w:sz w:val="20"/>
@@ -26230,6 +26557,7 @@
           </w:p>
           <w:p>
             <w:pPr>
+              <w:jc w:val="center"/>
               <w:rPr>
                 <w:rFonts w:asciiTheme="minorHAnsi" w:hAnsiTheme="minorHAnsi" w:cstheme="minorHAnsi"/>
                 <w:b w:val="0"/>
@@ -26389,9 +26717,11 @@
           <w:tcPr>
             <w:cnfStyle w:val="001000000000" w:firstRow="0" w:lastRow="0" w:firstColumn="1" w:lastColumn="0" w:oddVBand="0" w:evenVBand="0" w:oddHBand="0" w:evenHBand="0" w:firstRowFirstColumn="0" w:firstRowLastColumn="0" w:lastRowFirstColumn="0" w:lastRowLastColumn="0"/>
             <w:tcW w:w="3403" w:type="dxa"/>
+            <w:vAlign w:val="center"/>
           </w:tcPr>
           <w:p>
             <w:pPr>
+              <w:jc w:val="center"/>
               <w:rPr>
                 <w:rFonts w:asciiTheme="minorHAnsi" w:hAnsiTheme="minorHAnsi" w:cstheme="minorHAnsi"/>
                 <w:b w:val="0"/>
@@ -26404,6 +26734,7 @@
           </w:p>
           <w:p>
             <w:pPr>
+              <w:jc w:val="center"/>
               <w:rPr>
                 <w:rFonts w:asciiTheme="minorHAnsi" w:hAnsiTheme="minorHAnsi" w:cstheme="minorHAnsi"/>
                 <w:b w:val="0"/>
@@ -26449,6 +26780,7 @@
           </w:p>
           <w:p>
             <w:pPr>
+              <w:jc w:val="center"/>
               <w:rPr>
                 <w:rFonts w:asciiTheme="minorHAnsi" w:hAnsiTheme="minorHAnsi" w:cstheme="minorHAnsi"/>
                 <w:sz w:val="20"/>
@@ -26530,9 +26862,11 @@
           <w:tcPr>
             <w:cnfStyle w:val="001000000000" w:firstRow="0" w:lastRow="0" w:firstColumn="1" w:lastColumn="0" w:oddVBand="0" w:evenVBand="0" w:oddHBand="0" w:evenHBand="0" w:firstRowFirstColumn="0" w:firstRowLastColumn="0" w:lastRowFirstColumn="0" w:lastRowLastColumn="0"/>
             <w:tcW w:w="3403" w:type="dxa"/>
+            <w:vAlign w:val="center"/>
           </w:tcPr>
           <w:p>
             <w:pPr>
+              <w:jc w:val="center"/>
               <w:rPr>
                 <w:rFonts w:asciiTheme="minorHAnsi" w:hAnsiTheme="minorHAnsi" w:cstheme="minorHAnsi"/>
                 <w:sz w:val="20"/>
@@ -26543,6 +26877,7 @@
           </w:p>
           <w:p>
             <w:pPr>
+              <w:jc w:val="center"/>
               <w:rPr>
                 <w:rFonts w:asciiTheme="minorHAnsi" w:hAnsiTheme="minorHAnsi" w:cstheme="minorHAnsi"/>
                 <w:sz w:val="20"/>
@@ -26608,6 +26943,7 @@
           </w:p>
           <w:p>
             <w:pPr>
+              <w:jc w:val="center"/>
               <w:rPr>
                 <w:rFonts w:asciiTheme="minorHAnsi" w:hAnsiTheme="minorHAnsi" w:cstheme="minorHAnsi"/>
                 <w:b w:val="0"/>
@@ -26677,9 +27013,11 @@
           <w:tcPr>
             <w:cnfStyle w:val="001000000000" w:firstRow="0" w:lastRow="0" w:firstColumn="1" w:lastColumn="0" w:oddVBand="0" w:evenVBand="0" w:oddHBand="0" w:evenHBand="0" w:firstRowFirstColumn="0" w:firstRowLastColumn="0" w:lastRowFirstColumn="0" w:lastRowLastColumn="0"/>
             <w:tcW w:w="3403" w:type="dxa"/>
+            <w:vAlign w:val="center"/>
           </w:tcPr>
           <w:p>
             <w:pPr>
+              <w:jc w:val="center"/>
               <w:rPr>
                 <w:rFonts w:asciiTheme="minorHAnsi" w:hAnsiTheme="minorHAnsi" w:cstheme="minorHAnsi"/>
                 <w:sz w:val="20"/>
@@ -26690,6 +27028,7 @@
           </w:p>
           <w:p>
             <w:pPr>
+              <w:jc w:val="center"/>
               <w:rPr>
                 <w:rFonts w:asciiTheme="minorHAnsi" w:hAnsiTheme="minorHAnsi" w:cstheme="minorHAnsi"/>
                 <w:sz w:val="20"/>
@@ -26705,7 +27044,6 @@
                 <w:szCs w:val="20"/>
                 <w:lang w:val="en-GB"/>
               </w:rPr>
-              <w:lastRenderedPageBreak/>
               <w:drawing>
                 <wp:inline distT="0" distB="0" distL="0" distR="0" wp14:anchorId="24B678C5" wp14:editId="74E088B0">
                   <wp:extent cx="1800188" cy="1080000"/>
@@ -26756,6 +27094,7 @@
           </w:p>
           <w:p>
             <w:pPr>
+              <w:jc w:val="center"/>
               <w:rPr>
                 <w:rFonts w:asciiTheme="minorHAnsi" w:hAnsiTheme="minorHAnsi" w:cstheme="minorHAnsi"/>
                 <w:b w:val="0"/>
@@ -26828,9 +27167,11 @@
           <w:tcPr>
             <w:cnfStyle w:val="001000000000" w:firstRow="0" w:lastRow="0" w:firstColumn="1" w:lastColumn="0" w:oddVBand="0" w:evenVBand="0" w:oddHBand="0" w:evenHBand="0" w:firstRowFirstColumn="0" w:firstRowLastColumn="0" w:lastRowFirstColumn="0" w:lastRowLastColumn="0"/>
             <w:tcW w:w="3403" w:type="dxa"/>
+            <w:vAlign w:val="center"/>
           </w:tcPr>
           <w:p>
             <w:pPr>
+              <w:jc w:val="center"/>
               <w:rPr>
                 <w:rFonts w:asciiTheme="minorHAnsi" w:hAnsiTheme="minorHAnsi" w:cstheme="minorHAnsi"/>
                 <w:sz w:val="20"/>
@@ -26841,6 +27182,7 @@
           </w:p>
           <w:p>
             <w:pPr>
+              <w:jc w:val="center"/>
               <w:rPr>
                 <w:rFonts w:asciiTheme="minorHAnsi" w:hAnsiTheme="minorHAnsi" w:cstheme="minorHAnsi"/>
                 <w:b w:val="0"/>
@@ -26908,6 +27250,7 @@
           </w:p>
           <w:p>
             <w:pPr>
+              <w:jc w:val="center"/>
               <w:rPr>
                 <w:rFonts w:asciiTheme="minorHAnsi" w:hAnsiTheme="minorHAnsi" w:cstheme="minorHAnsi"/>
                 <w:b w:val="0"/>
@@ -27184,9 +27527,11 @@
           <w:tcPr>
             <w:cnfStyle w:val="001000000000" w:firstRow="0" w:lastRow="0" w:firstColumn="1" w:lastColumn="0" w:oddVBand="0" w:evenVBand="0" w:oddHBand="0" w:evenHBand="0" w:firstRowFirstColumn="0" w:firstRowLastColumn="0" w:lastRowFirstColumn="0" w:lastRowLastColumn="0"/>
             <w:tcW w:w="3403" w:type="dxa"/>
+            <w:vAlign w:val="center"/>
           </w:tcPr>
           <w:p>
             <w:pPr>
+              <w:jc w:val="center"/>
               <w:rPr>
                 <w:rFonts w:asciiTheme="minorHAnsi" w:hAnsiTheme="minorHAnsi" w:cstheme="minorHAnsi"/>
                 <w:b w:val="0"/>
@@ -28288,7 +28633,6 @@
           <w:sz w:val="22"/>
           <w:szCs w:val="22"/>
         </w:rPr>
-        <w:lastRenderedPageBreak/>
         <w:t>TIME_NO_DST</w:t>
       </w:r>
       <w:r>
@@ -32884,7 +33228,7 @@
         <w:rPr>
           <w:rFonts w:ascii="AppleSystemUIFont" w:hAnsi="AppleSystemUIFont" w:cs="AppleSystemUIFont"/>
         </w:rPr>
-        <w:t xml:space="preserve">ne one hand, it can be solved by getting and setting up a certificate for this connection. On the other hand, it does not </w:t>
+        <w:t xml:space="preserve">n one hand, it can be solved by getting and setting up a certificate for this connection. On the other hand, it does not </w:t>
       </w:r>
       <w:r>
         <w:rPr>
@@ -33579,7 +33923,23 @@
           <w:sz w:val="24"/>
           <w:szCs w:val="24"/>
         </w:rPr>
-        <w:t>Go into the "Tools" menu and change the Upload Speed to 115200. Sometimes the IDE automatically sets the Upload Speed to the highest value and your board may happen not to support it.</w:t>
+        <w:t>Go into the "Tools" menu</w:t>
+      </w:r>
+      <w:r>
+        <w:rPr>
+          <w:rFonts w:ascii="AppleSystemUIFont" w:hAnsi="AppleSystemUIFont" w:cs="AppleSystemUIFont"/>
+          <w:sz w:val="24"/>
+          <w:szCs w:val="24"/>
+        </w:rPr>
+        <w:t xml:space="preserve"> of the Arduino IDE</w:t>
+      </w:r>
+      <w:r>
+        <w:rPr>
+          <w:rFonts w:ascii="AppleSystemUIFont" w:hAnsi="AppleSystemUIFont" w:cs="AppleSystemUIFont"/>
+          <w:sz w:val="24"/>
+          <w:szCs w:val="24"/>
+        </w:rPr>
+        <w:t xml:space="preserve"> and change the Upload Speed to 115200. Sometimes the IDE automatically sets the Upload Speed to the highest value and your board may happen not to support it.</w:t>
       </w:r>
     </w:p>
     <w:p>
@@ -34653,23 +35013,7 @@
           <w:sz w:val="22"/>
           <w:szCs w:val="22"/>
         </w:rPr>
-        <w:t xml:space="preserve">Video tutorial about troubleshooting the </w:t>
-      </w:r>
-      <w:r>
-        <w:rPr>
-          <w:rFonts w:asciiTheme="minorHAnsi" w:hAnsiTheme="minorHAnsi" w:cstheme="minorHAnsi"/>
-          <w:sz w:val="22"/>
-          <w:szCs w:val="22"/>
-        </w:rPr>
-        <w:t>ArduinoOTA</w:t>
-      </w:r>
-      <w:r>
-        <w:rPr>
-          <w:rFonts w:asciiTheme="minorHAnsi" w:hAnsiTheme="minorHAnsi" w:cstheme="minorHAnsi"/>
-          <w:sz w:val="22"/>
-          <w:szCs w:val="22"/>
-        </w:rPr>
-        <w:t xml:space="preserve"> library</w:t>
+        <w:t>Getting started with 42 API guide</w:t>
       </w:r>
     </w:p>
     <w:p>
@@ -34685,6 +35029,140 @@
         </w:rPr>
       </w:pPr>
       <w:hyperlink r:id="rId32" w:history="1">
+        <w:r>
+          <w:rPr>
+            <w:rStyle w:val="Hypertextovodkaz"/>
+            <w:rFonts w:asciiTheme="minorHAnsi" w:hAnsiTheme="minorHAnsi" w:cstheme="minorHAnsi"/>
+            <w:sz w:val="22"/>
+            <w:szCs w:val="22"/>
+            <w:u w:val="none"/>
+          </w:rPr>
+          <w:t>https://api.intra.42.fr/apidoc/guides/getting_started</w:t>
+        </w:r>
+      </w:hyperlink>
+    </w:p>
+    <w:p>
+      <w:pPr>
+        <w:autoSpaceDE w:val="0"/>
+        <w:autoSpaceDN w:val="0"/>
+        <w:adjustRightInd w:val="0"/>
+        <w:ind w:right="582"/>
+        <w:rPr>
+          <w:rFonts w:asciiTheme="minorHAnsi" w:hAnsiTheme="minorHAnsi" w:cstheme="minorHAnsi"/>
+          <w:sz w:val="22"/>
+          <w:szCs w:val="22"/>
+        </w:rPr>
+      </w:pPr>
+    </w:p>
+    <w:p>
+      <w:pPr>
+        <w:autoSpaceDE w:val="0"/>
+        <w:autoSpaceDN w:val="0"/>
+        <w:adjustRightInd w:val="0"/>
+        <w:ind w:right="582"/>
+        <w:rPr>
+          <w:rFonts w:asciiTheme="minorHAnsi" w:hAnsiTheme="minorHAnsi" w:cstheme="minorHAnsi"/>
+          <w:sz w:val="22"/>
+          <w:szCs w:val="22"/>
+        </w:rPr>
+      </w:pPr>
+      <w:r>
+        <w:rPr>
+          <w:rFonts w:asciiTheme="minorHAnsi" w:hAnsiTheme="minorHAnsi" w:cstheme="minorHAnsi"/>
+          <w:sz w:val="22"/>
+          <w:szCs w:val="22"/>
+        </w:rPr>
+        <w:t>42 API Documentation</w:t>
+      </w:r>
+    </w:p>
+    <w:p>
+      <w:pPr>
+        <w:autoSpaceDE w:val="0"/>
+        <w:autoSpaceDN w:val="0"/>
+        <w:adjustRightInd w:val="0"/>
+        <w:ind w:right="582"/>
+        <w:rPr>
+          <w:rFonts w:asciiTheme="minorHAnsi" w:hAnsiTheme="minorHAnsi" w:cstheme="minorHAnsi"/>
+          <w:sz w:val="22"/>
+          <w:szCs w:val="22"/>
+        </w:rPr>
+      </w:pPr>
+      <w:hyperlink r:id="rId33" w:history="1">
+        <w:r>
+          <w:rPr>
+            <w:rStyle w:val="Hypertextovodkaz"/>
+            <w:rFonts w:asciiTheme="minorHAnsi" w:hAnsiTheme="minorHAnsi" w:cstheme="minorHAnsi"/>
+            <w:sz w:val="22"/>
+            <w:szCs w:val="22"/>
+            <w:u w:val="none"/>
+          </w:rPr>
+          <w:t>https://api.intra.42.fr/apidoc</w:t>
+        </w:r>
+      </w:hyperlink>
+    </w:p>
+    <w:p>
+      <w:pPr>
+        <w:autoSpaceDE w:val="0"/>
+        <w:autoSpaceDN w:val="0"/>
+        <w:adjustRightInd w:val="0"/>
+        <w:ind w:right="582"/>
+        <w:rPr>
+          <w:rFonts w:asciiTheme="minorHAnsi" w:hAnsiTheme="minorHAnsi" w:cstheme="minorHAnsi"/>
+          <w:sz w:val="22"/>
+          <w:szCs w:val="22"/>
+        </w:rPr>
+      </w:pPr>
+    </w:p>
+    <w:p>
+      <w:pPr>
+        <w:autoSpaceDE w:val="0"/>
+        <w:autoSpaceDN w:val="0"/>
+        <w:adjustRightInd w:val="0"/>
+        <w:ind w:right="582"/>
+        <w:rPr>
+          <w:rFonts w:asciiTheme="minorHAnsi" w:hAnsiTheme="minorHAnsi" w:cstheme="minorHAnsi"/>
+          <w:sz w:val="22"/>
+          <w:szCs w:val="22"/>
+        </w:rPr>
+      </w:pPr>
+      <w:r>
+        <w:rPr>
+          <w:rFonts w:asciiTheme="minorHAnsi" w:hAnsiTheme="minorHAnsi" w:cstheme="minorHAnsi"/>
+          <w:sz w:val="22"/>
+          <w:szCs w:val="22"/>
+        </w:rPr>
+        <w:t xml:space="preserve">Video tutorial about troubleshooting the </w:t>
+      </w:r>
+      <w:r>
+        <w:rPr>
+          <w:rFonts w:asciiTheme="minorHAnsi" w:hAnsiTheme="minorHAnsi" w:cstheme="minorHAnsi"/>
+          <w:sz w:val="22"/>
+          <w:szCs w:val="22"/>
+        </w:rPr>
+        <w:t>ArduinoOTA</w:t>
+      </w:r>
+      <w:r>
+        <w:rPr>
+          <w:rFonts w:asciiTheme="minorHAnsi" w:hAnsiTheme="minorHAnsi" w:cstheme="minorHAnsi"/>
+          <w:sz w:val="22"/>
+          <w:szCs w:val="22"/>
+        </w:rPr>
+        <w:t xml:space="preserve"> library</w:t>
+      </w:r>
+    </w:p>
+    <w:p>
+      <w:pPr>
+        <w:autoSpaceDE w:val="0"/>
+        <w:autoSpaceDN w:val="0"/>
+        <w:adjustRightInd w:val="0"/>
+        <w:ind w:right="582"/>
+        <w:rPr>
+          <w:rFonts w:asciiTheme="minorHAnsi" w:hAnsiTheme="minorHAnsi" w:cstheme="minorHAnsi"/>
+          <w:sz w:val="22"/>
+          <w:szCs w:val="22"/>
+        </w:rPr>
+      </w:pPr>
+      <w:hyperlink r:id="rId34" w:history="1">
         <w:r>
           <w:rPr>
             <w:rStyle w:val="Hypertextovodkaz"/>
@@ -34751,7 +35229,7 @@
           <w:szCs w:val="22"/>
         </w:rPr>
       </w:pPr>
-      <w:hyperlink r:id="rId33" w:history="1">
+      <w:hyperlink r:id="rId35" w:history="1">
         <w:r>
           <w:rPr>
             <w:rFonts w:asciiTheme="minorHAnsi" w:hAnsiTheme="minorHAnsi" w:cstheme="minorHAnsi"/>
@@ -34776,7 +35254,7 @@
       </w:pPr>
     </w:p>
     <w:sectPr>
-      <w:footerReference w:type="default" r:id="rId34"/>
+      <w:footerReference w:type="default" r:id="rId36"/>
       <w:pgSz w:w="12240" w:h="15840"/>
       <w:pgMar w:top="1080" w:right="1080" w:bottom="1080" w:left="1080" w:header="720" w:footer="720" w:gutter="0"/>
       <w:pgNumType w:start="0"/>
@@ -41724,15 +42202,6 @@
 </file>
 
 <file path=customXml/item1.xml><?xml version="1.0" encoding="utf-8"?>
-<?mso-contentType ?>
-<FormTemplates xmlns="http://schemas.microsoft.com/sharepoint/v3/contenttype/forms">
-  <Display>DocumentLibraryForm</Display>
-  <Edit>AssetEditForm</Edit>
-  <New>DocumentLibraryForm</New>
-</FormTemplates>
-</file>
-
-<file path=customXml/item2.xml><?xml version="1.0" encoding="utf-8"?>
 <p:properties xmlns:p="http://schemas.microsoft.com/office/2006/metadata/properties" xmlns:xsi="http://www.w3.org/2001/XMLSchema-instance" xmlns:pc="http://schemas.microsoft.com/office/infopath/2007/PartnerControls">
   <documentManagement>
     <TPExecutable xmlns="4eb71313-1cf6-4961-b6ce-0c29fc5284b9" xsi:nil="true"/>
@@ -41859,11 +42328,16 @@
 </p:properties>
 </file>
 
-<file path=customXml/item3.xml><?xml version="1.0" encoding="utf-8"?>
-<b:Sources xmlns:b="http://schemas.openxmlformats.org/officeDocument/2006/bibliography" xmlns="http://schemas.openxmlformats.org/officeDocument/2006/bibliography" SelectedStyle="/APASixthEditionOfficeOnline.xsl" StyleName="APA" Version="6"/>
+<file path=customXml/item2.xml><?xml version="1.0" encoding="utf-8"?>
+<?mso-contentType ?>
+<FormTemplates xmlns="http://schemas.microsoft.com/sharepoint/v3/contenttype/forms">
+  <Display>DocumentLibraryForm</Display>
+  <Edit>AssetEditForm</Edit>
+  <New>DocumentLibraryForm</New>
+</FormTemplates>
 </file>
 
-<file path=customXml/item4.xml><?xml version="1.0" encoding="utf-8"?>
+<file path=customXml/item3.xml><?xml version="1.0" encoding="utf-8"?>
 <ct:contentTypeSchema xmlns:ct="http://schemas.microsoft.com/office/2006/metadata/contentType" xmlns:ma="http://schemas.microsoft.com/office/2006/metadata/properties/metaAttributes" ct:_="" ma:_="" ma:contentTypeName="TemplateFile" ma:contentTypeID="0x010100AC6DD24B17643A43B5911557F59D23340400899CD97D2199F748BA22A48D93649A64" ma:contentTypeVersion="58" ma:contentTypeDescription="Create a new document." ma:contentTypeScope="" ma:versionID="cb85242d804791fa63a999220e43a0bf">
   <xsd:schema xmlns:xsd="http://www.w3.org/2001/XMLSchema" xmlns:xs="http://www.w3.org/2001/XMLSchema" xmlns:p="http://schemas.microsoft.com/office/2006/metadata/properties" xmlns:ns2="4eb71313-1cf6-4961-b6ce-0c29fc5284b9" targetNamespace="http://schemas.microsoft.com/office/2006/metadata/properties" ma:root="true" ma:fieldsID="2e13631c6b34a2889e7ce7c8f1efd12b" ns2:_="">
     <xsd:import namespace="4eb71313-1cf6-4961-b6ce-0c29fc5284b9"/>
@@ -42897,15 +43371,11 @@
 </ct:contentTypeSchema>
 </file>
 
-<file path=customXml/itemProps1.xml><?xml version="1.0" encoding="utf-8"?>
-<ds:datastoreItem xmlns:ds="http://schemas.openxmlformats.org/officeDocument/2006/customXml" ds:itemID="{42AF3EE1-17D6-4994-8D19-1C5A21673D61}">
-  <ds:schemaRefs>
-    <ds:schemaRef ds:uri="http://schemas.microsoft.com/sharepoint/v3/contenttype/forms"/>
-  </ds:schemaRefs>
-</ds:datastoreItem>
+<file path=customXml/item4.xml><?xml version="1.0" encoding="utf-8"?>
+<b:Sources xmlns:b="http://schemas.openxmlformats.org/officeDocument/2006/bibliography" xmlns="http://schemas.openxmlformats.org/officeDocument/2006/bibliography" SelectedStyle="/APASixthEditionOfficeOnline.xsl" StyleName="APA" Version="6"/>
 </file>
 
-<file path=customXml/itemProps2.xml><?xml version="1.0" encoding="utf-8"?>
+<file path=customXml/itemProps1.xml><?xml version="1.0" encoding="utf-8"?>
 <ds:datastoreItem xmlns:ds="http://schemas.openxmlformats.org/officeDocument/2006/customXml" ds:itemID="{63E3A13E-B3BC-4A1C-88E3-0C4AF2AB6AEE}">
   <ds:schemaRefs>
     <ds:schemaRef ds:uri="http://schemas.microsoft.com/office/2006/metadata/properties"/>
@@ -42915,15 +43385,15 @@
 </ds:datastoreItem>
 </file>
 
-<file path=customXml/itemProps3.xml><?xml version="1.0" encoding="utf-8"?>
-<ds:datastoreItem xmlns:ds="http://schemas.openxmlformats.org/officeDocument/2006/customXml" ds:itemID="{A9C8C408-4E5E-524B-A672-45D328F6189D}">
+<file path=customXml/itemProps2.xml><?xml version="1.0" encoding="utf-8"?>
+<ds:datastoreItem xmlns:ds="http://schemas.openxmlformats.org/officeDocument/2006/customXml" ds:itemID="{42AF3EE1-17D6-4994-8D19-1C5A21673D61}">
   <ds:schemaRefs>
-    <ds:schemaRef ds:uri="http://schemas.openxmlformats.org/officeDocument/2006/bibliography"/>
+    <ds:schemaRef ds:uri="http://schemas.microsoft.com/sharepoint/v3/contenttype/forms"/>
   </ds:schemaRefs>
 </ds:datastoreItem>
 </file>
 
-<file path=customXml/itemProps4.xml><?xml version="1.0" encoding="utf-8"?>
+<file path=customXml/itemProps3.xml><?xml version="1.0" encoding="utf-8"?>
 <ds:datastoreItem xmlns:ds="http://schemas.openxmlformats.org/officeDocument/2006/customXml" ds:itemID="{3D5BC34A-A158-4DE6-9D48-EADCE6F2EC60}">
   <ds:schemaRefs>
     <ds:schemaRef ds:uri="http://schemas.microsoft.com/office/2006/metadata/contentType"/>
@@ -42939,4 +43409,12 @@
     <ds:schemaRef ds:uri="http://schemas.microsoft.com/internal/obd"/>
   </ds:schemaRefs>
 </ds:datastoreItem>
+</file>
+
+<file path=customXml/itemProps4.xml><?xml version="1.0" encoding="utf-8"?>
+<ds:datastoreItem xmlns:ds="http://schemas.openxmlformats.org/officeDocument/2006/customXml" ds:itemID="{A9C8C408-4E5E-524B-A672-45D328F6189D}">
+  <ds:schemaRefs>
+    <ds:schemaRef ds:uri="http://schemas.openxmlformats.org/officeDocument/2006/bibliography"/>
+  </ds:schemaRefs>
+</ds:datastoreItem>
 </file>
--- a/docs/Technical Documentation.docx
+++ b/docs/Technical Documentation.docx
@@ -18090,6 +18090,14 @@
         </w:rPr>
         <w:t>asks the server for exam information for a particular campus, a particular cluster, on a particalar date,</w:t>
       </w:r>
+      <w:r>
+        <w:rPr>
+          <w:rFonts w:cstheme="minorHAnsi"/>
+          <w:sz w:val="24"/>
+          <w:szCs w:val="24"/>
+        </w:rPr>
+        <w:t xml:space="preserve"> using the obtained temporary access token,</w:t>
+      </w:r>
     </w:p>
     <w:p>
       <w:pPr>
@@ -18573,7 +18581,23 @@
           <w:sz w:val="24"/>
           <w:szCs w:val="24"/>
         </w:rPr>
-        <w:t xml:space="preserve">If you want to filter the results down to the exact date, </w:t>
+        <w:t xml:space="preserve">If you want to filter the results down to </w:t>
+      </w:r>
+      <w:r>
+        <w:rPr>
+          <w:rFonts w:cstheme="minorHAnsi"/>
+          <w:sz w:val="24"/>
+          <w:szCs w:val="24"/>
+        </w:rPr>
+        <w:t>an</w:t>
+      </w:r>
+      <w:r>
+        <w:rPr>
+          <w:rFonts w:cstheme="minorHAnsi"/>
+          <w:sz w:val="24"/>
+          <w:szCs w:val="24"/>
+        </w:rPr>
+        <w:t xml:space="preserve"> exact date, </w:t>
       </w:r>
       <w:r>
         <w:rPr>
@@ -18695,6 +18719,12 @@
       </w:r>
       <w:r>
         <w:t xml:space="preserve">example of the 42 server </w:t>
+      </w:r>
+      <w:r>
+        <w:rPr>
+          <w:u w:val="single"/>
+        </w:rPr>
+        <w:t xml:space="preserve">Temporary </w:t>
       </w:r>
       <w:r>
         <w:rPr>
@@ -24915,6 +24945,17 @@
                 <w:lang w:val="en-GB"/>
               </w:rPr>
             </w:pPr>
+          </w:p>
+          <w:p>
+            <w:pPr>
+              <w:cnfStyle w:val="000000000000" w:firstRow="0" w:lastRow="0" w:firstColumn="0" w:lastColumn="0" w:oddVBand="0" w:evenVBand="0" w:oddHBand="0" w:evenHBand="0" w:firstRowFirstColumn="0" w:firstRowLastColumn="0" w:lastRowFirstColumn="0" w:lastRowLastColumn="0"/>
+              <w:rPr>
+                <w:rFonts w:asciiTheme="minorHAnsi" w:hAnsiTheme="minorHAnsi" w:cstheme="minorHAnsi"/>
+                <w:sz w:val="20"/>
+                <w:szCs w:val="20"/>
+                <w:lang w:val="en-GB"/>
+              </w:rPr>
+            </w:pPr>
             <w:r>
               <w:rPr>
                 <w:rFonts w:asciiTheme="minorHAnsi" w:hAnsiTheme="minorHAnsi" w:cstheme="minorHAnsi"/>
@@ -25014,6 +25055,17 @@
                 <w:lang w:val="en-GB"/>
               </w:rPr>
             </w:pPr>
+          </w:p>
+          <w:p>
+            <w:pPr>
+              <w:cnfStyle w:val="000000000000" w:firstRow="0" w:lastRow="0" w:firstColumn="0" w:lastColumn="0" w:oddVBand="0" w:evenVBand="0" w:oddHBand="0" w:evenHBand="0" w:firstRowFirstColumn="0" w:firstRowLastColumn="0" w:lastRowFirstColumn="0" w:lastRowLastColumn="0"/>
+              <w:rPr>
+                <w:rFonts w:asciiTheme="minorHAnsi" w:hAnsiTheme="minorHAnsi" w:cstheme="minorHAnsi"/>
+                <w:sz w:val="20"/>
+                <w:szCs w:val="20"/>
+                <w:lang w:val="en-GB"/>
+              </w:rPr>
+            </w:pPr>
             <w:r>
               <w:rPr>
                 <w:rFonts w:asciiTheme="minorHAnsi" w:hAnsiTheme="minorHAnsi" w:cstheme="minorHAnsi"/>
@@ -25339,6 +25391,17 @@
               </w:rPr>
               <w:t>mistake.</w:t>
             </w:r>
+          </w:p>
+          <w:p>
+            <w:pPr>
+              <w:cnfStyle w:val="000000000000" w:firstRow="0" w:lastRow="0" w:firstColumn="0" w:lastColumn="0" w:oddVBand="0" w:evenVBand="0" w:oddHBand="0" w:evenHBand="0" w:firstRowFirstColumn="0" w:firstRowLastColumn="0" w:lastRowFirstColumn="0" w:lastRowLastColumn="0"/>
+              <w:rPr>
+                <w:rFonts w:asciiTheme="minorHAnsi" w:hAnsiTheme="minorHAnsi" w:cstheme="minorHAnsi"/>
+                <w:sz w:val="20"/>
+                <w:szCs w:val="20"/>
+                <w:lang w:val="en-GB"/>
+              </w:rPr>
+            </w:pPr>
           </w:p>
           <w:p>
             <w:pPr>
@@ -25479,6 +25542,17 @@
                 <w:lang w:val="en-GB"/>
               </w:rPr>
             </w:pPr>
+          </w:p>
+          <w:p>
+            <w:pPr>
+              <w:cnfStyle w:val="000000100000" w:firstRow="0" w:lastRow="0" w:firstColumn="0" w:lastColumn="0" w:oddVBand="0" w:evenVBand="0" w:oddHBand="1" w:evenHBand="0" w:firstRowFirstColumn="0" w:firstRowLastColumn="0" w:lastRowFirstColumn="0" w:lastRowLastColumn="0"/>
+              <w:rPr>
+                <w:rFonts w:asciiTheme="minorHAnsi" w:hAnsiTheme="minorHAnsi" w:cstheme="minorHAnsi"/>
+                <w:sz w:val="20"/>
+                <w:szCs w:val="20"/>
+                <w:lang w:val="en-GB"/>
+              </w:rPr>
+            </w:pPr>
             <w:r>
               <w:rPr>
                 <w:rFonts w:asciiTheme="minorHAnsi" w:hAnsiTheme="minorHAnsi" w:cstheme="minorHAnsi"/>
@@ -25581,6 +25655,39 @@
               </w:rPr>
               <w:t>I will try to connect to the NTP server and to get time in a few hours. If you do not receive this message again, it means that I was successful.</w:t>
             </w:r>
+          </w:p>
+          <w:p>
+            <w:pPr>
+              <w:cnfStyle w:val="000000100000" w:firstRow="0" w:lastRow="0" w:firstColumn="0" w:lastColumn="0" w:oddVBand="0" w:evenVBand="0" w:oddHBand="1" w:evenHBand="0" w:firstRowFirstColumn="0" w:firstRowLastColumn="0" w:lastRowFirstColumn="0" w:lastRowLastColumn="0"/>
+              <w:rPr>
+                <w:rFonts w:asciiTheme="minorHAnsi" w:hAnsiTheme="minorHAnsi" w:cstheme="minorHAnsi"/>
+                <w:sz w:val="20"/>
+                <w:szCs w:val="20"/>
+                <w:lang w:val="en-GB"/>
+              </w:rPr>
+            </w:pPr>
+          </w:p>
+          <w:p>
+            <w:pPr>
+              <w:cnfStyle w:val="000000100000" w:firstRow="0" w:lastRow="0" w:firstColumn="0" w:lastColumn="0" w:oddVBand="0" w:evenVBand="0" w:oddHBand="1" w:evenHBand="0" w:firstRowFirstColumn="0" w:firstRowLastColumn="0" w:lastRowFirstColumn="0" w:lastRowLastColumn="0"/>
+              <w:rPr>
+                <w:rFonts w:asciiTheme="minorHAnsi" w:hAnsiTheme="minorHAnsi" w:cstheme="minorHAnsi"/>
+                <w:sz w:val="20"/>
+                <w:szCs w:val="20"/>
+                <w:lang w:val="en-GB"/>
+              </w:rPr>
+            </w:pPr>
+          </w:p>
+          <w:p>
+            <w:pPr>
+              <w:cnfStyle w:val="000000100000" w:firstRow="0" w:lastRow="0" w:firstColumn="0" w:lastColumn="0" w:oddVBand="0" w:evenVBand="0" w:oddHBand="1" w:evenHBand="0" w:firstRowFirstColumn="0" w:firstRowLastColumn="0" w:lastRowFirstColumn="0" w:lastRowLastColumn="0"/>
+              <w:rPr>
+                <w:rFonts w:asciiTheme="minorHAnsi" w:hAnsiTheme="minorHAnsi" w:cstheme="minorHAnsi"/>
+                <w:sz w:val="20"/>
+                <w:szCs w:val="20"/>
+                <w:lang w:val="en-GB"/>
+              </w:rPr>
+            </w:pPr>
           </w:p>
           <w:p>
             <w:pPr>
@@ -25598,6 +25705,17 @@
           <w:tcPr>
             <w:tcW w:w="3544" w:type="dxa"/>
           </w:tcPr>
+          <w:p>
+            <w:pPr>
+              <w:cnfStyle w:val="000000100000" w:firstRow="0" w:lastRow="0" w:firstColumn="0" w:lastColumn="0" w:oddVBand="0" w:evenVBand="0" w:oddHBand="1" w:evenHBand="0" w:firstRowFirstColumn="0" w:firstRowLastColumn="0" w:lastRowFirstColumn="0" w:lastRowLastColumn="0"/>
+              <w:rPr>
+                <w:rFonts w:asciiTheme="minorHAnsi" w:hAnsiTheme="minorHAnsi" w:cstheme="minorHAnsi"/>
+                <w:sz w:val="20"/>
+                <w:szCs w:val="20"/>
+                <w:lang w:val="en-GB"/>
+              </w:rPr>
+            </w:pPr>
+          </w:p>
           <w:p>
             <w:pPr>
               <w:cnfStyle w:val="000000100000" w:firstRow="0" w:lastRow="0" w:firstColumn="0" w:lastColumn="0" w:oddVBand="0" w:evenVBand="0" w:oddHBand="1" w:evenHBand="0" w:firstRowFirstColumn="0" w:firstRowLastColumn="0" w:lastRowFirstColumn="0" w:lastRowLastColumn="0"/>
@@ -25789,7 +25907,6 @@
                 <w:szCs w:val="20"/>
                 <w:lang w:val="en-GB"/>
               </w:rPr>
-              <w:lastRenderedPageBreak/>
               <w:drawing>
                 <wp:inline distT="0" distB="0" distL="0" distR="0" wp14:anchorId="54339814" wp14:editId="6D0700ED">
                   <wp:extent cx="1800000" cy="1080000"/>
@@ -25924,7 +26041,6 @@
                 <w:szCs w:val="20"/>
                 <w:lang w:val="en-GB"/>
               </w:rPr>
-              <w:lastRenderedPageBreak/>
               <w:t>After several retries, I was unable to connect to the Intra server. Since you see this message, the problem is probably not with the Wi-Fi connection, but on the Intra server's side. Likely, you can hardly do anything but wait. I cannot inform students about exams, so if there is one today, you probably should notify them yourself.</w:t>
             </w:r>
           </w:p>
@@ -25996,6 +26112,187 @@
                 <w:lang w:val="en-GB"/>
               </w:rPr>
             </w:pPr>
+            <w:r>
+              <w:rPr>
+                <w:rFonts w:asciiTheme="minorHAnsi" w:hAnsiTheme="minorHAnsi" w:cstheme="minorHAnsi"/>
+                <w:sz w:val="20"/>
+                <w:szCs w:val="20"/>
+                <w:lang w:val="en-GB"/>
+              </w:rPr>
+              <w:t>This message indicates issues with Intra server, namely that the server does not respond to the calls of the Sign.</w:t>
+            </w:r>
+          </w:p>
+          <w:p>
+            <w:pPr>
+              <w:cnfStyle w:val="000000000000" w:firstRow="0" w:lastRow="0" w:firstColumn="0" w:lastColumn="0" w:oddVBand="0" w:evenVBand="0" w:oddHBand="0" w:evenHBand="0" w:firstRowFirstColumn="0" w:firstRowLastColumn="0" w:lastRowFirstColumn="0" w:lastRowLastColumn="0"/>
+              <w:rPr>
+                <w:rFonts w:asciiTheme="minorHAnsi" w:hAnsiTheme="minorHAnsi" w:cstheme="minorHAnsi"/>
+                <w:sz w:val="20"/>
+                <w:szCs w:val="20"/>
+                <w:lang w:val="en-GB"/>
+              </w:rPr>
+            </w:pPr>
+          </w:p>
+          <w:p>
+            <w:pPr>
+              <w:cnfStyle w:val="000000000000" w:firstRow="0" w:lastRow="0" w:firstColumn="0" w:lastColumn="0" w:oddVBand="0" w:evenVBand="0" w:oddHBand="0" w:evenHBand="0" w:firstRowFirstColumn="0" w:firstRowLastColumn="0" w:lastRowFirstColumn="0" w:lastRowLastColumn="0"/>
+              <w:rPr>
+                <w:rFonts w:asciiTheme="minorHAnsi" w:hAnsiTheme="minorHAnsi" w:cstheme="minorHAnsi"/>
+                <w:sz w:val="20"/>
+                <w:szCs w:val="20"/>
+                <w:lang w:val="en-GB"/>
+              </w:rPr>
+            </w:pPr>
+            <w:r>
+              <w:rPr>
+                <w:rFonts w:asciiTheme="minorHAnsi" w:hAnsiTheme="minorHAnsi" w:cstheme="minorHAnsi"/>
+                <w:sz w:val="20"/>
+                <w:szCs w:val="20"/>
+                <w:lang w:val="en-GB"/>
+              </w:rPr>
+              <w:t>If waiting it out did not help, try</w:t>
+            </w:r>
+            <w:r>
+              <w:rPr>
+                <w:rFonts w:asciiTheme="minorHAnsi" w:hAnsiTheme="minorHAnsi" w:cstheme="minorHAnsi"/>
+                <w:sz w:val="20"/>
+                <w:szCs w:val="20"/>
+                <w:lang w:val="en-GB"/>
+              </w:rPr>
+              <w:t xml:space="preserve"> and test</w:t>
+            </w:r>
+            <w:r>
+              <w:rPr>
+                <w:rFonts w:asciiTheme="minorHAnsi" w:hAnsiTheme="minorHAnsi" w:cstheme="minorHAnsi"/>
+                <w:sz w:val="20"/>
+                <w:szCs w:val="20"/>
+                <w:lang w:val="en-GB"/>
+              </w:rPr>
+              <w:t xml:space="preserve"> </w:t>
+            </w:r>
+            <w:r>
+              <w:rPr>
+                <w:rFonts w:asciiTheme="minorHAnsi" w:hAnsiTheme="minorHAnsi" w:cstheme="minorHAnsi"/>
+                <w:sz w:val="20"/>
+                <w:szCs w:val="20"/>
+                <w:lang w:val="en-GB"/>
+              </w:rPr>
+              <w:t xml:space="preserve">obtaining exams data manually on your computer as it is described in the </w:t>
+            </w:r>
+            <w:r>
+              <w:rPr>
+                <w:rStyle w:val="TitleChar"/>
+                <w:sz w:val="20"/>
+                <w:szCs w:val="20"/>
+              </w:rPr>
+              <w:t>[h</w:t>
+            </w:r>
+            <w:r>
+              <w:rPr>
+                <w:rStyle w:val="TitleChar"/>
+                <w:sz w:val="20"/>
+                <w:szCs w:val="20"/>
+              </w:rPr>
+              <w:t>ow to get exams info from intra</w:t>
+            </w:r>
+            <w:r>
+              <w:rPr>
+                <w:rStyle w:val="TitleChar"/>
+                <w:sz w:val="20"/>
+                <w:szCs w:val="20"/>
+              </w:rPr>
+              <w:t>.]</w:t>
+            </w:r>
+            <w:r>
+              <w:rPr>
+                <w:rFonts w:asciiTheme="minorHAnsi" w:hAnsiTheme="minorHAnsi" w:cstheme="minorHAnsi"/>
+                <w:sz w:val="20"/>
+                <w:szCs w:val="20"/>
+                <w:lang w:val="en-GB"/>
+              </w:rPr>
+              <w:t xml:space="preserve"> article here in the document. If you had no issues doing so on your computer, reboot the Sign by pressing the R button on the back of the device. If nothing happens within 20 minutes, you may </w:t>
+            </w:r>
+            <w:r>
+              <w:rPr>
+                <w:rFonts w:asciiTheme="minorHAnsi" w:hAnsiTheme="minorHAnsi" w:cstheme="minorHAnsi"/>
+                <w:sz w:val="20"/>
+                <w:szCs w:val="20"/>
+                <w:lang w:val="en-GB"/>
+              </w:rPr>
+              <w:t xml:space="preserve">need to </w:t>
+            </w:r>
+            <w:r>
+              <w:rPr>
+                <w:rFonts w:asciiTheme="minorHAnsi" w:hAnsiTheme="minorHAnsi" w:cstheme="minorHAnsi"/>
+                <w:sz w:val="20"/>
+                <w:szCs w:val="20"/>
+                <w:lang w:val="en-GB"/>
+              </w:rPr>
+              <w:t>start debugging. A good place to start is connecting the Sign to a computer a</w:t>
+            </w:r>
+            <w:r>
+              <w:rPr>
+                <w:rFonts w:asciiTheme="minorHAnsi" w:hAnsiTheme="minorHAnsi" w:cstheme="minorHAnsi"/>
+                <w:sz w:val="20"/>
+                <w:szCs w:val="20"/>
+                <w:lang w:val="en-GB"/>
+              </w:rPr>
+              <w:t>nd</w:t>
+            </w:r>
+            <w:r>
+              <w:rPr>
+                <w:rFonts w:asciiTheme="minorHAnsi" w:hAnsiTheme="minorHAnsi" w:cstheme="minorHAnsi"/>
+                <w:sz w:val="20"/>
+                <w:szCs w:val="20"/>
+                <w:lang w:val="en-GB"/>
+              </w:rPr>
+              <w:t xml:space="preserve"> checking what it says </w:t>
+            </w:r>
+            <w:r>
+              <w:rPr>
+                <w:rFonts w:asciiTheme="minorHAnsi" w:hAnsiTheme="minorHAnsi" w:cstheme="minorHAnsi"/>
+                <w:sz w:val="20"/>
+                <w:szCs w:val="20"/>
+                <w:lang w:val="en-GB"/>
+              </w:rPr>
+              <w:t xml:space="preserve">in the Serial Monitor. Another place to look at is </w:t>
+            </w:r>
+            <w:r>
+              <w:rPr>
+                <w:rFonts w:asciiTheme="minorHAnsi" w:hAnsiTheme="minorHAnsi" w:cstheme="minorHAnsi"/>
+                <w:sz w:val="20"/>
+                <w:szCs w:val="20"/>
+                <w:lang w:val="en-GB"/>
+              </w:rPr>
+              <w:t xml:space="preserve">the </w:t>
+            </w:r>
+            <w:r>
+              <w:rPr>
+                <w:rFonts w:asciiTheme="minorHAnsi" w:hAnsiTheme="minorHAnsi" w:cstheme="minorHAnsi"/>
+                <w:sz w:val="20"/>
+                <w:szCs w:val="20"/>
+                <w:lang w:val="en-GB"/>
+              </w:rPr>
+              <w:t>intra_connect(</w:t>
+            </w:r>
+            <w:r>
+              <w:rPr>
+                <w:rFonts w:asciiTheme="minorHAnsi" w:hAnsiTheme="minorHAnsi" w:cstheme="minorHAnsi"/>
+                <w:sz w:val="20"/>
+                <w:szCs w:val="20"/>
+                <w:lang w:val="en-GB"/>
+              </w:rPr>
+              <w:t>) function.</w:t>
+            </w:r>
+            <w:r>
+              <w:rPr>
+                <w:rFonts w:asciiTheme="minorHAnsi" w:hAnsiTheme="minorHAnsi" w:cstheme="minorHAnsi"/>
+                <w:sz w:val="20"/>
+                <w:szCs w:val="20"/>
+                <w:lang w:val="en-GB"/>
+              </w:rPr>
+              <w:br/>
+            </w:r>
           </w:p>
         </w:tc>
       </w:tr>
@@ -26747,157 +27044,187 @@
             <w:r>
               <w:rPr>
                 <w:rFonts w:asciiTheme="minorHAnsi" w:hAnsiTheme="minorHAnsi" w:cstheme="minorHAnsi"/>
-                <w:b w:val="0"/>
-                <w:bCs w:val="0"/>
-                <w:sz w:val="20"/>
-                <w:szCs w:val="20"/>
-                <w:lang w:val="en-GB"/>
-              </w:rPr>
-              <w:t xml:space="preserve">[add </w:t>
-            </w:r>
-            <w:r>
-              <w:rPr>
-                <w:rFonts w:asciiTheme="minorHAnsi" w:hAnsiTheme="minorHAnsi" w:cstheme="minorHAnsi"/>
-                <w:b w:val="0"/>
-                <w:bCs w:val="0"/>
-                <w:sz w:val="20"/>
-                <w:szCs w:val="20"/>
-                <w:lang w:val="en-GB"/>
-              </w:rPr>
-              <w:t>OTA UPDATE WAS CANCELED</w:t>
-            </w:r>
-            <w:r>
-              <w:rPr>
-                <w:rFonts w:asciiTheme="minorHAnsi" w:hAnsiTheme="minorHAnsi" w:cstheme="minorHAnsi"/>
-                <w:b w:val="0"/>
-                <w:bCs w:val="0"/>
-                <w:sz w:val="20"/>
-                <w:szCs w:val="20"/>
-                <w:lang w:val="en-GB"/>
-              </w:rPr>
-              <w:t xml:space="preserve"> image here]</w:t>
-            </w:r>
-          </w:p>
-          <w:p>
-            <w:pPr>
-              <w:jc w:val="center"/>
-              <w:rPr>
-                <w:rFonts w:asciiTheme="minorHAnsi" w:hAnsiTheme="minorHAnsi" w:cstheme="minorHAnsi"/>
-                <w:sz w:val="20"/>
-                <w:szCs w:val="20"/>
-                <w:lang w:val="en-GB"/>
-              </w:rPr>
-            </w:pPr>
-          </w:p>
-        </w:tc>
-        <w:tc>
-          <w:tcPr>
-            <w:tcW w:w="3544" w:type="dxa"/>
-          </w:tcPr>
-          <w:p>
-            <w:pPr>
-              <w:cnfStyle w:val="000000000000" w:firstRow="0" w:lastRow="0" w:firstColumn="0" w:lastColumn="0" w:oddVBand="0" w:evenVBand="0" w:oddHBand="0" w:evenHBand="0" w:firstRowFirstColumn="0" w:firstRowLastColumn="0" w:lastRowFirstColumn="0" w:lastRowLastColumn="0"/>
-              <w:rPr>
-                <w:rFonts w:asciiTheme="minorHAnsi" w:hAnsiTheme="minorHAnsi" w:cstheme="minorHAnsi"/>
-                <w:sz w:val="20"/>
-                <w:szCs w:val="20"/>
-                <w:lang w:val="en-GB"/>
-              </w:rPr>
-            </w:pPr>
-          </w:p>
-          <w:p>
-            <w:pPr>
-              <w:cnfStyle w:val="000000000000" w:firstRow="0" w:lastRow="0" w:firstColumn="0" w:lastColumn="0" w:oddVBand="0" w:evenVBand="0" w:oddHBand="0" w:evenHBand="0" w:firstRowFirstColumn="0" w:firstRowLastColumn="0" w:lastRowFirstColumn="0" w:lastRowLastColumn="0"/>
-              <w:rPr>
-                <w:rFonts w:asciiTheme="minorHAnsi" w:hAnsiTheme="minorHAnsi" w:cstheme="minorHAnsi"/>
-                <w:sz w:val="20"/>
-                <w:szCs w:val="20"/>
-                <w:lang w:val="en-GB"/>
-              </w:rPr>
-            </w:pPr>
-            <w:r>
-              <w:rPr>
-                <w:rFonts w:asciiTheme="minorHAnsi" w:hAnsiTheme="minorHAnsi" w:cstheme="minorHAnsi"/>
-                <w:sz w:val="20"/>
-                <w:szCs w:val="20"/>
-                <w:lang w:val="en-GB"/>
-              </w:rPr>
-              <w:t>OTA Update port closed</w:t>
-            </w:r>
-          </w:p>
-          <w:p>
-            <w:pPr>
-              <w:cnfStyle w:val="000000000000" w:firstRow="0" w:lastRow="0" w:firstColumn="0" w:lastColumn="0" w:oddVBand="0" w:evenVBand="0" w:oddHBand="0" w:evenHBand="0" w:firstRowFirstColumn="0" w:firstRowLastColumn="0" w:lastRowFirstColumn="0" w:lastRowLastColumn="0"/>
-              <w:rPr>
-                <w:rFonts w:asciiTheme="minorHAnsi" w:hAnsiTheme="minorHAnsi" w:cstheme="minorHAnsi"/>
-                <w:sz w:val="20"/>
-                <w:szCs w:val="20"/>
-                <w:lang w:val="en-GB"/>
-              </w:rPr>
-            </w:pPr>
-          </w:p>
-        </w:tc>
-        <w:tc>
-          <w:tcPr>
-            <w:tcW w:w="3544" w:type="dxa"/>
-          </w:tcPr>
-          <w:p>
-            <w:pPr>
-              <w:cnfStyle w:val="000000000000" w:firstRow="0" w:lastRow="0" w:firstColumn="0" w:lastColumn="0" w:oddVBand="0" w:evenVBand="0" w:oddHBand="0" w:evenHBand="0" w:firstRowFirstColumn="0" w:firstRowLastColumn="0" w:lastRowFirstColumn="0" w:lastRowLastColumn="0"/>
-              <w:rPr>
-                <w:rFonts w:asciiTheme="minorHAnsi" w:hAnsiTheme="minorHAnsi" w:cstheme="minorHAnsi"/>
-                <w:sz w:val="20"/>
-                <w:szCs w:val="20"/>
-                <w:lang w:val="en-GB"/>
-              </w:rPr>
-            </w:pPr>
-          </w:p>
-        </w:tc>
-      </w:tr>
-      <w:tr>
-        <w:trPr>
-          <w:cnfStyle w:val="000000100000" w:firstRow="0" w:lastRow="0" w:firstColumn="0" w:lastColumn="0" w:oddVBand="0" w:evenVBand="0" w:oddHBand="1" w:evenHBand="0" w:firstRowFirstColumn="0" w:firstRowLastColumn="0" w:lastRowFirstColumn="0" w:lastRowLastColumn="0"/>
-        </w:trPr>
-        <w:tc>
-          <w:tcPr>
-            <w:cnfStyle w:val="001000000000" w:firstRow="0" w:lastRow="0" w:firstColumn="1" w:lastColumn="0" w:oddVBand="0" w:evenVBand="0" w:oddHBand="0" w:evenHBand="0" w:firstRowFirstColumn="0" w:firstRowLastColumn="0" w:lastRowFirstColumn="0" w:lastRowLastColumn="0"/>
-            <w:tcW w:w="3403" w:type="dxa"/>
-            <w:vAlign w:val="center"/>
-          </w:tcPr>
-          <w:p>
-            <w:pPr>
-              <w:jc w:val="center"/>
-              <w:rPr>
-                <w:rFonts w:asciiTheme="minorHAnsi" w:hAnsiTheme="minorHAnsi" w:cstheme="minorHAnsi"/>
-                <w:sz w:val="20"/>
-                <w:szCs w:val="20"/>
-                <w:lang w:val="en-GB"/>
-              </w:rPr>
-            </w:pPr>
-          </w:p>
-          <w:p>
-            <w:pPr>
-              <w:jc w:val="center"/>
-              <w:rPr>
-                <w:rFonts w:asciiTheme="minorHAnsi" w:hAnsiTheme="minorHAnsi" w:cstheme="minorHAnsi"/>
-                <w:sz w:val="20"/>
-                <w:szCs w:val="20"/>
-                <w:lang w:val="en-GB"/>
-              </w:rPr>
-            </w:pPr>
-            <w:r>
-              <w:rPr>
-                <w:rFonts w:asciiTheme="minorHAnsi" w:hAnsiTheme="minorHAnsi" w:cstheme="minorHAnsi"/>
                 <w:noProof/>
                 <w:sz w:val="20"/>
                 <w:szCs w:val="20"/>
                 <w:lang w:val="en-GB"/>
               </w:rPr>
+              <mc:AlternateContent>
+                <mc:Choice Requires="wps">
+                  <w:drawing>
+                    <wp:anchor distT="0" distB="0" distL="114300" distR="114300" simplePos="0" relativeHeight="251678720" behindDoc="0" locked="0" layoutInCell="1" allowOverlap="1" wp14:anchorId="3D6F84D8" wp14:editId="2936738A">
+                      <wp:simplePos x="0" y="0"/>
+                      <wp:positionH relativeFrom="column">
+                        <wp:posOffset>1592580</wp:posOffset>
+                      </wp:positionH>
+                      <wp:positionV relativeFrom="paragraph">
+                        <wp:posOffset>109220</wp:posOffset>
+                      </wp:positionV>
+                      <wp:extent cx="266700" cy="882650"/>
+                      <wp:effectExtent l="0" t="0" r="0" b="6350"/>
+                      <wp:wrapNone/>
+                      <wp:docPr id="1063974563" name="Obdélník 1"/>
+                      <wp:cNvGraphicFramePr/>
+                      <a:graphic xmlns:a="http://schemas.openxmlformats.org/drawingml/2006/main">
+                        <a:graphicData uri="http://schemas.microsoft.com/office/word/2010/wordprocessingShape">
+                          <wps:wsp>
+                            <wps:cNvSpPr/>
+                            <wps:spPr>
+                              <a:xfrm>
+                                <a:off x="0" y="0"/>
+                                <a:ext cx="266700" cy="882650"/>
+                              </a:xfrm>
+                              <a:prstGeom prst="rect">
+                                <a:avLst/>
+                              </a:prstGeom>
+                              <a:solidFill>
+                                <a:schemeClr val="bg1"/>
+                              </a:solidFill>
+                              <a:ln>
+                                <a:noFill/>
+                              </a:ln>
+                            </wps:spPr>
+                            <wps:style>
+                              <a:lnRef idx="2">
+                                <a:schemeClr val="accent1">
+                                  <a:shade val="15000"/>
+                                </a:schemeClr>
+                              </a:lnRef>
+                              <a:fillRef idx="1">
+                                <a:schemeClr val="accent1"/>
+                              </a:fillRef>
+                              <a:effectRef idx="0">
+                                <a:schemeClr val="accent1"/>
+                              </a:effectRef>
+                              <a:fontRef idx="minor">
+                                <a:schemeClr val="lt1"/>
+                              </a:fontRef>
+                            </wps:style>
+                            <wps:txbx>
+                              <w:txbxContent>
+                                <w:p>
+                                  <w:pPr>
+                                    <w:spacing w:line="168" w:lineRule="auto"/>
+                                    <w:rPr>
+                                      <w:rFonts w:ascii="Calibri" w:hAnsi="Calibri" w:cs="Calibri"/>
+                                      <w:b/>
+                                      <w:bCs/>
+                                      <w:color w:val="000000" w:themeColor="text1"/>
+                                      <w:sz w:val="13"/>
+                                      <w:szCs w:val="13"/>
+                                      <w:lang w:val="en-GB"/>
+                                    </w:rPr>
+                                  </w:pPr>
+                                  <w:r>
+                                    <w:rPr>
+                                      <w:rFonts w:ascii="Calibri" w:hAnsi="Calibri" w:cs="Calibri"/>
+                                      <w:b/>
+                                      <w:bCs/>
+                                      <w:color w:val="000000" w:themeColor="text1"/>
+                                      <w:sz w:val="13"/>
+                                      <w:szCs w:val="13"/>
+                                      <w:lang w:val="en-GB"/>
+                                    </w:rPr>
+                                    <w:t>OTA UPDATE</w:t>
+                                  </w:r>
+                                  <w:r>
+                                    <w:rPr>
+                                      <w:rFonts w:ascii="Calibri" w:hAnsi="Calibri" w:cs="Calibri"/>
+                                      <w:b/>
+                                      <w:bCs/>
+                                      <w:color w:val="000000" w:themeColor="text1"/>
+                                      <w:sz w:val="13"/>
+                                      <w:szCs w:val="13"/>
+                                      <w:lang w:val="en-GB"/>
+                                    </w:rPr>
+                                    <w:br/>
+                                    <w:t>WAS CANCELED</w:t>
+                                  </w:r>
+                                </w:p>
+                              </w:txbxContent>
+                            </wps:txbx>
+                            <wps:bodyPr rot="0" spcFirstLastPara="0" vertOverflow="overflow" horzOverflow="overflow" vert="vert270" wrap="square" lIns="0" tIns="0" rIns="0" bIns="0" numCol="1" spcCol="0" rtlCol="0" fromWordArt="0" anchor="ctr" anchorCtr="0" forceAA="0" compatLnSpc="1">
+                              <a:prstTxWarp prst="textNoShape">
+                                <a:avLst/>
+                              </a:prstTxWarp>
+                              <a:noAutofit/>
+                            </wps:bodyPr>
+                          </wps:wsp>
+                        </a:graphicData>
+                      </a:graphic>
+                      <wp14:sizeRelH relativeFrom="margin">
+                        <wp14:pctWidth>0</wp14:pctWidth>
+                      </wp14:sizeRelH>
+                      <wp14:sizeRelV relativeFrom="margin">
+                        <wp14:pctHeight>0</wp14:pctHeight>
+                      </wp14:sizeRelV>
+                    </wp:anchor>
+                  </w:drawing>
+                </mc:Choice>
+                <mc:Fallback>
+                  <w:pict>
+                    <v:rect w14:anchorId="3D6F84D8" id="Obdélník 1" o:spid="_x0000_s1029" style="position:absolute;left:0;text-align:left;margin-left:125.4pt;margin-top:8.6pt;width:21pt;height:69.5pt;z-index:251678720;visibility:visible;mso-wrap-style:square;mso-width-percent:0;mso-height-percent:0;mso-wrap-distance-left:9pt;mso-wrap-distance-top:0;mso-wrap-distance-right:9pt;mso-wrap-distance-bottom:0;mso-position-horizontal:absolute;mso-position-horizontal-relative:text;mso-position-vertical:absolute;mso-position-vertical-relative:text;mso-width-percent:0;mso-height-percent:0;mso-width-relative:margin;mso-height-relative:margin;v-text-anchor:middle" o:gfxdata="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" fillcolor="white [3212]" stroked="f" strokeweight="2.25pt">
+                      <v:textbox style="layout-flow:vertical;mso-layout-flow-alt:bottom-to-top" inset="0,0,0,0">
+                        <w:txbxContent>
+                          <w:p>
+                            <w:pPr>
+                              <w:spacing w:line="168" w:lineRule="auto"/>
+                              <w:rPr>
+                                <w:rFonts w:ascii="Calibri" w:hAnsi="Calibri" w:cs="Calibri"/>
+                                <w:b/>
+                                <w:bCs/>
+                                <w:color w:val="000000" w:themeColor="text1"/>
+                                <w:sz w:val="13"/>
+                                <w:szCs w:val="13"/>
+                                <w:lang w:val="en-GB"/>
+                              </w:rPr>
+                            </w:pPr>
+                            <w:r>
+                              <w:rPr>
+                                <w:rFonts w:ascii="Calibri" w:hAnsi="Calibri" w:cs="Calibri"/>
+                                <w:b/>
+                                <w:bCs/>
+                                <w:color w:val="000000" w:themeColor="text1"/>
+                                <w:sz w:val="13"/>
+                                <w:szCs w:val="13"/>
+                                <w:lang w:val="en-GB"/>
+                              </w:rPr>
+                              <w:t>OTA UPDATE</w:t>
+                            </w:r>
+                            <w:r>
+                              <w:rPr>
+                                <w:rFonts w:ascii="Calibri" w:hAnsi="Calibri" w:cs="Calibri"/>
+                                <w:b/>
+                                <w:bCs/>
+                                <w:color w:val="000000" w:themeColor="text1"/>
+                                <w:sz w:val="13"/>
+                                <w:szCs w:val="13"/>
+                                <w:lang w:val="en-GB"/>
+                              </w:rPr>
+                              <w:br/>
+                              <w:t>WAS CANCELED</w:t>
+                            </w:r>
+                          </w:p>
+                        </w:txbxContent>
+                      </v:textbox>
+                    </v:rect>
+                  </w:pict>
+                </mc:Fallback>
+              </mc:AlternateContent>
+            </w:r>
+            <w:r>
+              <w:rPr>
+                <w:rFonts w:asciiTheme="minorHAnsi" w:hAnsiTheme="minorHAnsi" w:cstheme="minorHAnsi"/>
+                <w:noProof/>
+                <w:sz w:val="20"/>
+                <w:szCs w:val="20"/>
+                <w:lang w:val="en-GB"/>
+              </w:rPr>
               <w:drawing>
-                <wp:inline distT="0" distB="0" distL="0" distR="0" wp14:anchorId="26300276" wp14:editId="64E8AD77">
+                <wp:inline distT="0" distB="0" distL="0" distR="0" wp14:anchorId="38D647F7" wp14:editId="0F9399B3">
                   <wp:extent cx="1800188" cy="1080000"/>
                   <wp:effectExtent l="12700" t="12700" r="16510" b="12700"/>
-                  <wp:docPr id="1605536230" name="Obrázek 8"/>
+                  <wp:docPr id="273901323" name="Obrázek 9"/>
                   <wp:cNvGraphicFramePr>
                     <a:graphicFrameLocks xmlns:a="http://schemas.openxmlformats.org/drawingml/2006/main" noChangeAspect="1"/>
                   </wp:cNvGraphicFramePr>
@@ -26905,7 +27232,7 @@
                     <a:graphicData uri="http://schemas.openxmlformats.org/drawingml/2006/picture">
                       <pic:pic xmlns:pic="http://schemas.openxmlformats.org/drawingml/2006/picture">
                         <pic:nvPicPr>
-                          <pic:cNvPr id="1605536230" name="Obrázek 1605536230"/>
+                          <pic:cNvPr id="1307984568" name="Obrázek 1307984568"/>
                           <pic:cNvPicPr/>
                         </pic:nvPicPr>
                         <pic:blipFill>
@@ -26946,8 +27273,6 @@
               <w:jc w:val="center"/>
               <w:rPr>
                 <w:rFonts w:asciiTheme="minorHAnsi" w:hAnsiTheme="minorHAnsi" w:cstheme="minorHAnsi"/>
-                <w:b w:val="0"/>
-                <w:bCs w:val="0"/>
                 <w:sz w:val="20"/>
                 <w:szCs w:val="20"/>
                 <w:lang w:val="en-GB"/>
@@ -26961,7 +27286,7 @@
           </w:tcPr>
           <w:p>
             <w:pPr>
-              <w:cnfStyle w:val="000000100000" w:firstRow="0" w:lastRow="0" w:firstColumn="0" w:lastColumn="0" w:oddVBand="0" w:evenVBand="0" w:oddHBand="1" w:evenHBand="0" w:firstRowFirstColumn="0" w:firstRowLastColumn="0" w:lastRowFirstColumn="0" w:lastRowLastColumn="0"/>
+              <w:cnfStyle w:val="000000000000" w:firstRow="0" w:lastRow="0" w:firstColumn="0" w:lastColumn="0" w:oddVBand="0" w:evenVBand="0" w:oddHBand="0" w:evenHBand="0" w:firstRowFirstColumn="0" w:firstRowLastColumn="0" w:lastRowFirstColumn="0" w:lastRowLastColumn="0"/>
               <w:rPr>
                 <w:rFonts w:asciiTheme="minorHAnsi" w:hAnsiTheme="minorHAnsi" w:cstheme="minorHAnsi"/>
                 <w:sz w:val="20"/>
@@ -26972,7 +27297,7 @@
           </w:p>
           <w:p>
             <w:pPr>
-              <w:cnfStyle w:val="000000100000" w:firstRow="0" w:lastRow="0" w:firstColumn="0" w:lastColumn="0" w:oddVBand="0" w:evenVBand="0" w:oddHBand="1" w:evenHBand="0" w:firstRowFirstColumn="0" w:firstRowLastColumn="0" w:lastRowFirstColumn="0" w:lastRowLastColumn="0"/>
+              <w:cnfStyle w:val="000000000000" w:firstRow="0" w:lastRow="0" w:firstColumn="0" w:lastColumn="0" w:oddVBand="0" w:evenVBand="0" w:oddHBand="0" w:evenHBand="0" w:firstRowFirstColumn="0" w:firstRowLastColumn="0" w:lastRowFirstColumn="0" w:lastRowLastColumn="0"/>
               <w:rPr>
                 <w:rFonts w:asciiTheme="minorHAnsi" w:hAnsiTheme="minorHAnsi" w:cstheme="minorHAnsi"/>
                 <w:sz w:val="20"/>
@@ -26987,8 +27312,19 @@
                 <w:szCs w:val="20"/>
                 <w:lang w:val="en-GB"/>
               </w:rPr>
-              <w:t>Successfully updated!</w:t>
-            </w:r>
+              <w:t>OTA Update port closed</w:t>
+            </w:r>
+          </w:p>
+          <w:p>
+            <w:pPr>
+              <w:cnfStyle w:val="000000000000" w:firstRow="0" w:lastRow="0" w:firstColumn="0" w:lastColumn="0" w:oddVBand="0" w:evenVBand="0" w:oddHBand="0" w:evenHBand="0" w:firstRowFirstColumn="0" w:firstRowLastColumn="0" w:lastRowFirstColumn="0" w:lastRowLastColumn="0"/>
+              <w:rPr>
+                <w:rFonts w:asciiTheme="minorHAnsi" w:hAnsiTheme="minorHAnsi" w:cstheme="minorHAnsi"/>
+                <w:sz w:val="20"/>
+                <w:szCs w:val="20"/>
+                <w:lang w:val="en-GB"/>
+              </w:rPr>
+            </w:pPr>
           </w:p>
         </w:tc>
         <w:tc>
@@ -26997,7 +27333,7 @@
           </w:tcPr>
           <w:p>
             <w:pPr>
-              <w:cnfStyle w:val="000000100000" w:firstRow="0" w:lastRow="0" w:firstColumn="0" w:lastColumn="0" w:oddVBand="0" w:evenVBand="0" w:oddHBand="1" w:evenHBand="0" w:firstRowFirstColumn="0" w:firstRowLastColumn="0" w:lastRowFirstColumn="0" w:lastRowLastColumn="0"/>
+              <w:cnfStyle w:val="000000000000" w:firstRow="0" w:lastRow="0" w:firstColumn="0" w:lastColumn="0" w:oddVBand="0" w:evenVBand="0" w:oddHBand="0" w:evenHBand="0" w:firstRowFirstColumn="0" w:firstRowLastColumn="0" w:lastRowFirstColumn="0" w:lastRowLastColumn="0"/>
               <w:rPr>
                 <w:rFonts w:asciiTheme="minorHAnsi" w:hAnsiTheme="minorHAnsi" w:cstheme="minorHAnsi"/>
                 <w:sz w:val="20"/>
@@ -27009,6 +27345,9 @@
         </w:tc>
       </w:tr>
       <w:tr>
+        <w:trPr>
+          <w:cnfStyle w:val="000000100000" w:firstRow="0" w:lastRow="0" w:firstColumn="0" w:lastColumn="0" w:oddVBand="0" w:evenVBand="0" w:oddHBand="1" w:evenHBand="0" w:firstRowFirstColumn="0" w:firstRowLastColumn="0" w:lastRowFirstColumn="0" w:lastRowLastColumn="0"/>
+        </w:trPr>
         <w:tc>
           <w:tcPr>
             <w:cnfStyle w:val="001000000000" w:firstRow="0" w:lastRow="0" w:firstColumn="1" w:lastColumn="0" w:oddVBand="0" w:evenVBand="0" w:oddHBand="0" w:evenHBand="0" w:firstRowFirstColumn="0" w:firstRowLastColumn="0" w:lastRowFirstColumn="0" w:lastRowLastColumn="0"/>
@@ -27045,10 +27384,10 @@
                 <w:lang w:val="en-GB"/>
               </w:rPr>
               <w:drawing>
-                <wp:inline distT="0" distB="0" distL="0" distR="0" wp14:anchorId="24B678C5" wp14:editId="74E088B0">
+                <wp:inline distT="0" distB="0" distL="0" distR="0" wp14:anchorId="26300276" wp14:editId="64E8AD77">
                   <wp:extent cx="1800188" cy="1080000"/>
                   <wp:effectExtent l="12700" t="12700" r="16510" b="12700"/>
-                  <wp:docPr id="1307984568" name="Obrázek 9"/>
+                  <wp:docPr id="1605536230" name="Obrázek 8"/>
                   <wp:cNvGraphicFramePr>
                     <a:graphicFrameLocks xmlns:a="http://schemas.openxmlformats.org/drawingml/2006/main" noChangeAspect="1"/>
                   </wp:cNvGraphicFramePr>
@@ -27056,7 +27395,7 @@
                     <a:graphicData uri="http://schemas.openxmlformats.org/drawingml/2006/picture">
                       <pic:pic xmlns:pic="http://schemas.openxmlformats.org/drawingml/2006/picture">
                         <pic:nvPicPr>
-                          <pic:cNvPr id="1307984568" name="Obrázek 1307984568"/>
+                          <pic:cNvPr id="1605536230" name="Obrázek 1605536230"/>
                           <pic:cNvPicPr/>
                         </pic:nvPicPr>
                         <pic:blipFill>
@@ -27112,6 +27451,157 @@
           </w:tcPr>
           <w:p>
             <w:pPr>
+              <w:cnfStyle w:val="000000100000" w:firstRow="0" w:lastRow="0" w:firstColumn="0" w:lastColumn="0" w:oddVBand="0" w:evenVBand="0" w:oddHBand="1" w:evenHBand="0" w:firstRowFirstColumn="0" w:firstRowLastColumn="0" w:lastRowFirstColumn="0" w:lastRowLastColumn="0"/>
+              <w:rPr>
+                <w:rFonts w:asciiTheme="minorHAnsi" w:hAnsiTheme="minorHAnsi" w:cstheme="minorHAnsi"/>
+                <w:sz w:val="20"/>
+                <w:szCs w:val="20"/>
+                <w:lang w:val="en-GB"/>
+              </w:rPr>
+            </w:pPr>
+          </w:p>
+          <w:p>
+            <w:pPr>
+              <w:cnfStyle w:val="000000100000" w:firstRow="0" w:lastRow="0" w:firstColumn="0" w:lastColumn="0" w:oddVBand="0" w:evenVBand="0" w:oddHBand="1" w:evenHBand="0" w:firstRowFirstColumn="0" w:firstRowLastColumn="0" w:lastRowFirstColumn="0" w:lastRowLastColumn="0"/>
+              <w:rPr>
+                <w:rFonts w:asciiTheme="minorHAnsi" w:hAnsiTheme="minorHAnsi" w:cstheme="minorHAnsi"/>
+                <w:sz w:val="20"/>
+                <w:szCs w:val="20"/>
+                <w:lang w:val="en-GB"/>
+              </w:rPr>
+            </w:pPr>
+            <w:r>
+              <w:rPr>
+                <w:rFonts w:asciiTheme="minorHAnsi" w:hAnsiTheme="minorHAnsi" w:cstheme="minorHAnsi"/>
+                <w:sz w:val="20"/>
+                <w:szCs w:val="20"/>
+                <w:lang w:val="en-GB"/>
+              </w:rPr>
+              <w:t>Successfully updated!</w:t>
+            </w:r>
+          </w:p>
+        </w:tc>
+        <w:tc>
+          <w:tcPr>
+            <w:tcW w:w="3544" w:type="dxa"/>
+          </w:tcPr>
+          <w:p>
+            <w:pPr>
+              <w:cnfStyle w:val="000000100000" w:firstRow="0" w:lastRow="0" w:firstColumn="0" w:lastColumn="0" w:oddVBand="0" w:evenVBand="0" w:oddHBand="1" w:evenHBand="0" w:firstRowFirstColumn="0" w:firstRowLastColumn="0" w:lastRowFirstColumn="0" w:lastRowLastColumn="0"/>
+              <w:rPr>
+                <w:rFonts w:asciiTheme="minorHAnsi" w:hAnsiTheme="minorHAnsi" w:cstheme="minorHAnsi"/>
+                <w:sz w:val="20"/>
+                <w:szCs w:val="20"/>
+                <w:lang w:val="en-GB"/>
+              </w:rPr>
+            </w:pPr>
+          </w:p>
+        </w:tc>
+      </w:tr>
+      <w:tr>
+        <w:tc>
+          <w:tcPr>
+            <w:cnfStyle w:val="001000000000" w:firstRow="0" w:lastRow="0" w:firstColumn="1" w:lastColumn="0" w:oddVBand="0" w:evenVBand="0" w:oddHBand="0" w:evenHBand="0" w:firstRowFirstColumn="0" w:firstRowLastColumn="0" w:lastRowFirstColumn="0" w:lastRowLastColumn="0"/>
+            <w:tcW w:w="3403" w:type="dxa"/>
+            <w:vAlign w:val="center"/>
+          </w:tcPr>
+          <w:p>
+            <w:pPr>
+              <w:jc w:val="center"/>
+              <w:rPr>
+                <w:rFonts w:asciiTheme="minorHAnsi" w:hAnsiTheme="minorHAnsi" w:cstheme="minorHAnsi"/>
+                <w:sz w:val="20"/>
+                <w:szCs w:val="20"/>
+                <w:lang w:val="en-GB"/>
+              </w:rPr>
+            </w:pPr>
+          </w:p>
+          <w:p>
+            <w:pPr>
+              <w:jc w:val="center"/>
+              <w:rPr>
+                <w:rFonts w:asciiTheme="minorHAnsi" w:hAnsiTheme="minorHAnsi" w:cstheme="minorHAnsi"/>
+                <w:sz w:val="20"/>
+                <w:szCs w:val="20"/>
+                <w:lang w:val="en-GB"/>
+              </w:rPr>
+            </w:pPr>
+            <w:r>
+              <w:rPr>
+                <w:rFonts w:asciiTheme="minorHAnsi" w:hAnsiTheme="minorHAnsi" w:cstheme="minorHAnsi"/>
+                <w:noProof/>
+                <w:sz w:val="20"/>
+                <w:szCs w:val="20"/>
+                <w:lang w:val="en-GB"/>
+              </w:rPr>
+              <w:drawing>
+                <wp:inline distT="0" distB="0" distL="0" distR="0" wp14:anchorId="24B678C5" wp14:editId="74E088B0">
+                  <wp:extent cx="1800188" cy="1080000"/>
+                  <wp:effectExtent l="12700" t="12700" r="16510" b="12700"/>
+                  <wp:docPr id="1307984568" name="Obrázek 9"/>
+                  <wp:cNvGraphicFramePr>
+                    <a:graphicFrameLocks xmlns:a="http://schemas.openxmlformats.org/drawingml/2006/main" noChangeAspect="1"/>
+                  </wp:cNvGraphicFramePr>
+                  <a:graphic xmlns:a="http://schemas.openxmlformats.org/drawingml/2006/main">
+                    <a:graphicData uri="http://schemas.openxmlformats.org/drawingml/2006/picture">
+                      <pic:pic xmlns:pic="http://schemas.openxmlformats.org/drawingml/2006/picture">
+                        <pic:nvPicPr>
+                          <pic:cNvPr id="1307984568" name="Obrázek 1307984568"/>
+                          <pic:cNvPicPr/>
+                        </pic:nvPicPr>
+                        <pic:blipFill>
+                          <a:blip r:embed="rId21" cstate="print">
+                            <a:extLst>
+                              <a:ext uri="{28A0092B-C50C-407E-A947-70E740481C1C}">
+                                <a14:useLocalDpi xmlns:a14="http://schemas.microsoft.com/office/drawing/2010/main" val="0"/>
+                              </a:ext>
+                            </a:extLst>
+                          </a:blip>
+                          <a:stretch>
+                            <a:fillRect/>
+                          </a:stretch>
+                        </pic:blipFill>
+                        <pic:spPr>
+                          <a:xfrm>
+                            <a:off x="0" y="0"/>
+                            <a:ext cx="1800188" cy="1080000"/>
+                          </a:xfrm>
+                          <a:prstGeom prst="rect">
+                            <a:avLst/>
+                          </a:prstGeom>
+                          <a:ln>
+                            <a:solidFill>
+                              <a:schemeClr val="tx1"/>
+                            </a:solidFill>
+                          </a:ln>
+                        </pic:spPr>
+                      </pic:pic>
+                    </a:graphicData>
+                  </a:graphic>
+                </wp:inline>
+              </w:drawing>
+            </w:r>
+          </w:p>
+          <w:p>
+            <w:pPr>
+              <w:jc w:val="center"/>
+              <w:rPr>
+                <w:rFonts w:asciiTheme="minorHAnsi" w:hAnsiTheme="minorHAnsi" w:cstheme="minorHAnsi"/>
+                <w:b w:val="0"/>
+                <w:bCs w:val="0"/>
+                <w:sz w:val="20"/>
+                <w:szCs w:val="20"/>
+                <w:lang w:val="en-GB"/>
+              </w:rPr>
+            </w:pPr>
+          </w:p>
+        </w:tc>
+        <w:tc>
+          <w:tcPr>
+            <w:tcW w:w="3544" w:type="dxa"/>
+          </w:tcPr>
+          <w:p>
+            <w:pPr>
               <w:cnfStyle w:val="000000000000" w:firstRow="0" w:lastRow="0" w:firstColumn="0" w:lastColumn="0" w:oddVBand="0" w:evenVBand="0" w:oddHBand="0" w:evenHBand="0" w:firstRowFirstColumn="0" w:firstRowLastColumn="0" w:lastRowFirstColumn="0" w:lastRowLastColumn="0"/>
               <w:rPr>
                 <w:rFonts w:asciiTheme="minorHAnsi" w:hAnsiTheme="minorHAnsi" w:cstheme="minorHAnsi"/>
@@ -27195,66 +27685,328 @@
             <w:r>
               <w:rPr>
                 <w:rFonts w:asciiTheme="minorHAnsi" w:hAnsiTheme="minorHAnsi" w:cstheme="minorHAnsi"/>
-                <w:b w:val="0"/>
-                <w:bCs w:val="0"/>
+                <w:noProof/>
                 <w:sz w:val="20"/>
                 <w:szCs w:val="20"/>
                 <w:lang w:val="en-GB"/>
               </w:rPr>
-              <w:t xml:space="preserve">[add </w:t>
-            </w:r>
-            <w:r>
-              <w:rPr>
-                <w:rFonts w:asciiTheme="minorHAnsi" w:hAnsiTheme="minorHAnsi" w:cstheme="minorHAnsi"/>
-                <w:b w:val="0"/>
-                <w:bCs w:val="0"/>
+              <mc:AlternateContent>
+                <mc:Choice Requires="wps">
+                  <w:drawing>
+                    <wp:anchor distT="0" distB="0" distL="114300" distR="114300" simplePos="0" relativeHeight="251680768" behindDoc="0" locked="0" layoutInCell="1" allowOverlap="1" wp14:anchorId="5272388F" wp14:editId="35B37279">
+                      <wp:simplePos x="0" y="0"/>
+                      <wp:positionH relativeFrom="column">
+                        <wp:posOffset>1594485</wp:posOffset>
+                      </wp:positionH>
+                      <wp:positionV relativeFrom="paragraph">
+                        <wp:posOffset>123190</wp:posOffset>
+                      </wp:positionV>
+                      <wp:extent cx="266700" cy="882650"/>
+                      <wp:effectExtent l="0" t="0" r="0" b="6350"/>
+                      <wp:wrapNone/>
+                      <wp:docPr id="1793795382" name="Obdélník 1"/>
+                      <wp:cNvGraphicFramePr/>
+                      <a:graphic xmlns:a="http://schemas.openxmlformats.org/drawingml/2006/main">
+                        <a:graphicData uri="http://schemas.microsoft.com/office/word/2010/wordprocessingShape">
+                          <wps:wsp>
+                            <wps:cNvSpPr/>
+                            <wps:spPr>
+                              <a:xfrm>
+                                <a:off x="0" y="0"/>
+                                <a:ext cx="266700" cy="882650"/>
+                              </a:xfrm>
+                              <a:prstGeom prst="rect">
+                                <a:avLst/>
+                              </a:prstGeom>
+                              <a:solidFill>
+                                <a:schemeClr val="bg1"/>
+                              </a:solidFill>
+                              <a:ln>
+                                <a:noFill/>
+                              </a:ln>
+                            </wps:spPr>
+                            <wps:style>
+                              <a:lnRef idx="2">
+                                <a:schemeClr val="accent1">
+                                  <a:shade val="15000"/>
+                                </a:schemeClr>
+                              </a:lnRef>
+                              <a:fillRef idx="1">
+                                <a:schemeClr val="accent1"/>
+                              </a:fillRef>
+                              <a:effectRef idx="0">
+                                <a:schemeClr val="accent1"/>
+                              </a:effectRef>
+                              <a:fontRef idx="minor">
+                                <a:schemeClr val="lt1"/>
+                              </a:fontRef>
+                            </wps:style>
+                            <wps:txbx>
+                              <w:txbxContent>
+                                <w:p>
+                                  <w:pPr>
+                                    <w:spacing w:line="168" w:lineRule="auto"/>
+                                    <w:rPr>
+                                      <w:rFonts w:ascii="Calibri" w:hAnsi="Calibri" w:cs="Calibri"/>
+                                      <w:b/>
+                                      <w:bCs/>
+                                      <w:color w:val="000000" w:themeColor="text1"/>
+                                      <w:sz w:val="13"/>
+                                      <w:szCs w:val="13"/>
+                                      <w:lang w:val="en-GB"/>
+                                    </w:rPr>
+                                  </w:pPr>
+                                  <w:r>
+                                    <w:rPr>
+                                      <w:rFonts w:ascii="Calibri" w:hAnsi="Calibri" w:cs="Calibri"/>
+                                      <w:b/>
+                                      <w:bCs/>
+                                      <w:color w:val="000000" w:themeColor="text1"/>
+                                      <w:sz w:val="13"/>
+                                      <w:szCs w:val="13"/>
+                                      <w:lang w:val="en-GB"/>
+                                    </w:rPr>
+                                    <w:t>TELEGRAM BOT</w:t>
+                                  </w:r>
+                                  <w:r>
+                                    <w:rPr>
+                                      <w:rFonts w:ascii="Calibri" w:hAnsi="Calibri" w:cs="Calibri"/>
+                                      <w:b/>
+                                      <w:bCs/>
+                                      <w:color w:val="000000" w:themeColor="text1"/>
+                                      <w:sz w:val="13"/>
+                                      <w:szCs w:val="13"/>
+                                      <w:lang w:val="en-GB"/>
+                                    </w:rPr>
+                                    <w:br/>
+                                  </w:r>
+                                  <w:r>
+                                    <w:rPr>
+                                      <w:rFonts w:ascii="Calibri" w:hAnsi="Calibri" w:cs="Calibri"/>
+                                      <w:b/>
+                                      <w:bCs/>
+                                      <w:color w:val="000000" w:themeColor="text1"/>
+                                      <w:sz w:val="13"/>
+                                      <w:szCs w:val="13"/>
+                                      <w:lang w:val="en-GB"/>
+                                    </w:rPr>
+                                    <w:t>ERROR</w:t>
+                                  </w:r>
+                                </w:p>
+                              </w:txbxContent>
+                            </wps:txbx>
+                            <wps:bodyPr rot="0" spcFirstLastPara="0" vertOverflow="overflow" horzOverflow="overflow" vert="vert270" wrap="square" lIns="0" tIns="0" rIns="0" bIns="0" numCol="1" spcCol="0" rtlCol="0" fromWordArt="0" anchor="ctr" anchorCtr="0" forceAA="0" compatLnSpc="1">
+                              <a:prstTxWarp prst="textNoShape">
+                                <a:avLst/>
+                              </a:prstTxWarp>
+                              <a:noAutofit/>
+                            </wps:bodyPr>
+                          </wps:wsp>
+                        </a:graphicData>
+                      </a:graphic>
+                      <wp14:sizeRelH relativeFrom="margin">
+                        <wp14:pctWidth>0</wp14:pctWidth>
+                      </wp14:sizeRelH>
+                      <wp14:sizeRelV relativeFrom="margin">
+                        <wp14:pctHeight>0</wp14:pctHeight>
+                      </wp14:sizeRelV>
+                    </wp:anchor>
+                  </w:drawing>
+                </mc:Choice>
+                <mc:Fallback>
+                  <w:pict>
+                    <v:rect w14:anchorId="5272388F" id="_x0000_s1030" style="position:absolute;left:0;text-align:left;margin-left:125.55pt;margin-top:9.7pt;width:21pt;height:69.5pt;z-index:251680768;visibility:visible;mso-wrap-style:square;mso-width-percent:0;mso-height-percent:0;mso-wrap-distance-left:9pt;mso-wrap-distance-top:0;mso-wrap-distance-right:9pt;mso-wrap-distance-bottom:0;mso-position-horizontal:absolute;mso-position-horizontal-relative:text;mso-position-vertical:absolute;mso-position-vertical-relative:text;mso-width-percent:0;mso-height-percent:0;mso-width-relative:margin;mso-height-relative:margin;v-text-anchor:middle" o:gfxdata="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" fillcolor="white [3212]" stroked="f" strokeweight="2.25pt">
+                      <v:textbox style="layout-flow:vertical;mso-layout-flow-alt:bottom-to-top" inset="0,0,0,0">
+                        <w:txbxContent>
+                          <w:p>
+                            <w:pPr>
+                              <w:spacing w:line="168" w:lineRule="auto"/>
+                              <w:rPr>
+                                <w:rFonts w:ascii="Calibri" w:hAnsi="Calibri" w:cs="Calibri"/>
+                                <w:b/>
+                                <w:bCs/>
+                                <w:color w:val="000000" w:themeColor="text1"/>
+                                <w:sz w:val="13"/>
+                                <w:szCs w:val="13"/>
+                                <w:lang w:val="en-GB"/>
+                              </w:rPr>
+                            </w:pPr>
+                            <w:r>
+                              <w:rPr>
+                                <w:rFonts w:ascii="Calibri" w:hAnsi="Calibri" w:cs="Calibri"/>
+                                <w:b/>
+                                <w:bCs/>
+                                <w:color w:val="000000" w:themeColor="text1"/>
+                                <w:sz w:val="13"/>
+                                <w:szCs w:val="13"/>
+                                <w:lang w:val="en-GB"/>
+                              </w:rPr>
+                              <w:t>TELEGRAM BOT</w:t>
+                            </w:r>
+                            <w:r>
+                              <w:rPr>
+                                <w:rFonts w:ascii="Calibri" w:hAnsi="Calibri" w:cs="Calibri"/>
+                                <w:b/>
+                                <w:bCs/>
+                                <w:color w:val="000000" w:themeColor="text1"/>
+                                <w:sz w:val="13"/>
+                                <w:szCs w:val="13"/>
+                                <w:lang w:val="en-GB"/>
+                              </w:rPr>
+                              <w:br/>
+                            </w:r>
+                            <w:r>
+                              <w:rPr>
+                                <w:rFonts w:ascii="Calibri" w:hAnsi="Calibri" w:cs="Calibri"/>
+                                <w:b/>
+                                <w:bCs/>
+                                <w:color w:val="000000" w:themeColor="text1"/>
+                                <w:sz w:val="13"/>
+                                <w:szCs w:val="13"/>
+                                <w:lang w:val="en-GB"/>
+                              </w:rPr>
+                              <w:t>ERROR</w:t>
+                            </w:r>
+                          </w:p>
+                        </w:txbxContent>
+                      </v:textbox>
+                    </v:rect>
+                  </w:pict>
+                </mc:Fallback>
+              </mc:AlternateContent>
+            </w:r>
+            <w:r>
+              <w:rPr>
+                <w:rFonts w:asciiTheme="minorHAnsi" w:hAnsiTheme="minorHAnsi" w:cstheme="minorHAnsi"/>
+                <w:noProof/>
                 <w:sz w:val="20"/>
                 <w:szCs w:val="20"/>
                 <w:lang w:val="en-GB"/>
               </w:rPr>
-              <w:t>TELEGRAM BOT</w:t>
-            </w:r>
-            <w:r>
-              <w:rPr>
-                <w:rFonts w:asciiTheme="minorHAnsi" w:hAnsiTheme="minorHAnsi" w:cstheme="minorHAnsi"/>
-                <w:b w:val="0"/>
-                <w:bCs w:val="0"/>
+              <w:drawing>
+                <wp:inline distT="0" distB="0" distL="0" distR="0" wp14:anchorId="69AC915D" wp14:editId="2D5F1E2C">
+                  <wp:extent cx="1800188" cy="1080000"/>
+                  <wp:effectExtent l="12700" t="12700" r="16510" b="12700"/>
+                  <wp:docPr id="1038109858" name="Obrázek 9"/>
+                  <wp:cNvGraphicFramePr>
+                    <a:graphicFrameLocks xmlns:a="http://schemas.openxmlformats.org/drawingml/2006/main" noChangeAspect="1"/>
+                  </wp:cNvGraphicFramePr>
+                  <a:graphic xmlns:a="http://schemas.openxmlformats.org/drawingml/2006/main">
+                    <a:graphicData uri="http://schemas.openxmlformats.org/drawingml/2006/picture">
+                      <pic:pic xmlns:pic="http://schemas.openxmlformats.org/drawingml/2006/picture">
+                        <pic:nvPicPr>
+                          <pic:cNvPr id="1307984568" name="Obrázek 1307984568"/>
+                          <pic:cNvPicPr/>
+                        </pic:nvPicPr>
+                        <pic:blipFill>
+                          <a:blip r:embed="rId21" cstate="print">
+                            <a:extLst>
+                              <a:ext uri="{28A0092B-C50C-407E-A947-70E740481C1C}">
+                                <a14:useLocalDpi xmlns:a14="http://schemas.microsoft.com/office/drawing/2010/main" val="0"/>
+                              </a:ext>
+                            </a:extLst>
+                          </a:blip>
+                          <a:stretch>
+                            <a:fillRect/>
+                          </a:stretch>
+                        </pic:blipFill>
+                        <pic:spPr>
+                          <a:xfrm>
+                            <a:off x="0" y="0"/>
+                            <a:ext cx="1800188" cy="1080000"/>
+                          </a:xfrm>
+                          <a:prstGeom prst="rect">
+                            <a:avLst/>
+                          </a:prstGeom>
+                          <a:ln>
+                            <a:solidFill>
+                              <a:schemeClr val="tx1"/>
+                            </a:solidFill>
+                          </a:ln>
+                        </pic:spPr>
+                      </pic:pic>
+                    </a:graphicData>
+                  </a:graphic>
+                </wp:inline>
+              </w:drawing>
+            </w:r>
+          </w:p>
+        </w:tc>
+        <w:tc>
+          <w:tcPr>
+            <w:tcW w:w="3544" w:type="dxa"/>
+          </w:tcPr>
+          <w:p>
+            <w:pPr>
+              <w:cnfStyle w:val="000000100000" w:firstRow="0" w:lastRow="0" w:firstColumn="0" w:lastColumn="0" w:oddVBand="0" w:evenVBand="0" w:oddHBand="1" w:evenHBand="0" w:firstRowFirstColumn="0" w:firstRowLastColumn="0" w:lastRowFirstColumn="0" w:lastRowLastColumn="0"/>
+              <w:rPr>
+                <w:rFonts w:asciiTheme="minorHAnsi" w:hAnsiTheme="minorHAnsi" w:cstheme="minorHAnsi"/>
                 <w:sz w:val="20"/>
                 <w:szCs w:val="20"/>
                 <w:lang w:val="en-GB"/>
               </w:rPr>
-              <w:t xml:space="preserve"> </w:t>
-            </w:r>
-            <w:r>
-              <w:rPr>
-                <w:rFonts w:asciiTheme="minorHAnsi" w:hAnsiTheme="minorHAnsi" w:cstheme="minorHAnsi"/>
-                <w:b w:val="0"/>
-                <w:bCs w:val="0"/>
+            </w:pPr>
+          </w:p>
+          <w:p>
+            <w:pPr>
+              <w:cnfStyle w:val="000000100000" w:firstRow="0" w:lastRow="0" w:firstColumn="0" w:lastColumn="0" w:oddVBand="0" w:evenVBand="0" w:oddHBand="1" w:evenHBand="0" w:firstRowFirstColumn="0" w:firstRowLastColumn="0" w:lastRowFirstColumn="0" w:lastRowLastColumn="0"/>
+              <w:rPr>
+                <w:rFonts w:asciiTheme="minorHAnsi" w:hAnsiTheme="minorHAnsi" w:cstheme="minorHAnsi"/>
                 <w:sz w:val="20"/>
                 <w:szCs w:val="20"/>
                 <w:lang w:val="en-GB"/>
               </w:rPr>
-              <w:t>ERROR</w:t>
-            </w:r>
-            <w:r>
-              <w:rPr>
-                <w:rFonts w:asciiTheme="minorHAnsi" w:hAnsiTheme="minorHAnsi" w:cstheme="minorHAnsi"/>
-                <w:b w:val="0"/>
-                <w:bCs w:val="0"/>
+            </w:pPr>
+            <w:r>
+              <w:rPr>
+                <w:rFonts w:asciiTheme="minorHAnsi" w:hAnsiTheme="minorHAnsi" w:cstheme="minorHAnsi"/>
                 <w:sz w:val="20"/>
                 <w:szCs w:val="20"/>
                 <w:lang w:val="en-GB"/>
               </w:rPr>
-              <w:t xml:space="preserve"> image here]</w:t>
+              <w:t>—</w:t>
             </w:r>
           </w:p>
           <w:p>
             <w:pPr>
-              <w:jc w:val="center"/>
-              <w:rPr>
-                <w:rFonts w:asciiTheme="minorHAnsi" w:hAnsiTheme="minorHAnsi" w:cstheme="minorHAnsi"/>
-                <w:b w:val="0"/>
-                <w:bCs w:val="0"/>
+              <w:cnfStyle w:val="000000100000" w:firstRow="0" w:lastRow="0" w:firstColumn="0" w:lastColumn="0" w:oddVBand="0" w:evenVBand="0" w:oddHBand="1" w:evenHBand="0" w:firstRowFirstColumn="0" w:firstRowLastColumn="0" w:lastRowFirstColumn="0" w:lastRowLastColumn="0"/>
+              <w:rPr>
+                <w:rFonts w:asciiTheme="minorHAnsi" w:hAnsiTheme="minorHAnsi" w:cstheme="minorHAnsi"/>
+                <w:i/>
+                <w:iCs/>
+                <w:sz w:val="20"/>
+                <w:szCs w:val="20"/>
+                <w:lang w:val="en-GB"/>
+              </w:rPr>
+            </w:pPr>
+            <w:r>
+              <w:rPr>
+                <w:rFonts w:asciiTheme="minorHAnsi" w:hAnsiTheme="minorHAnsi" w:cstheme="minorHAnsi"/>
+                <w:sz w:val="20"/>
+                <w:szCs w:val="20"/>
+                <w:lang w:val="en-GB"/>
+              </w:rPr>
+              <w:br/>
+            </w:r>
+            <w:r>
+              <w:rPr>
+                <w:rFonts w:asciiTheme="minorHAnsi" w:hAnsiTheme="minorHAnsi" w:cstheme="minorHAnsi"/>
+                <w:i/>
+                <w:iCs/>
+                <w:sz w:val="20"/>
+                <w:szCs w:val="20"/>
+                <w:lang w:val="en-GB"/>
+              </w:rPr>
+              <w:t>(It’s a Telegram error. You cannot expect to get a message in Telegram when there is a Telegram error)</w:t>
+            </w:r>
+          </w:p>
+          <w:p>
+            <w:pPr>
+              <w:cnfStyle w:val="000000100000" w:firstRow="0" w:lastRow="0" w:firstColumn="0" w:lastColumn="0" w:oddVBand="0" w:evenVBand="0" w:oddHBand="1" w:evenHBand="0" w:firstRowFirstColumn="0" w:firstRowLastColumn="0" w:lastRowFirstColumn="0" w:lastRowLastColumn="0"/>
+              <w:rPr>
+                <w:rFonts w:asciiTheme="minorHAnsi" w:hAnsiTheme="minorHAnsi" w:cstheme="minorHAnsi"/>
+                <w:i/>
+                <w:iCs/>
                 <w:sz w:val="20"/>
                 <w:szCs w:val="20"/>
                 <w:lang w:val="en-GB"/>
@@ -27294,60 +28046,9 @@
                 <w:szCs w:val="20"/>
                 <w:lang w:val="en-GB"/>
               </w:rPr>
-              <w:t>—</w:t>
+              <w:t>This service message means that the Sign does not have access to the Telegram chat because it does not have the chat ID.</w:t>
             </w:r>
           </w:p>
-          <w:p>
-            <w:pPr>
-              <w:cnfStyle w:val="000000100000" w:firstRow="0" w:lastRow="0" w:firstColumn="0" w:lastColumn="0" w:oddVBand="0" w:evenVBand="0" w:oddHBand="1" w:evenHBand="0" w:firstRowFirstColumn="0" w:firstRowLastColumn="0" w:lastRowFirstColumn="0" w:lastRowLastColumn="0"/>
-              <w:rPr>
-                <w:rFonts w:asciiTheme="minorHAnsi" w:hAnsiTheme="minorHAnsi" w:cstheme="minorHAnsi"/>
-                <w:i/>
-                <w:iCs/>
-                <w:sz w:val="20"/>
-                <w:szCs w:val="20"/>
-                <w:lang w:val="en-GB"/>
-              </w:rPr>
-            </w:pPr>
-            <w:r>
-              <w:rPr>
-                <w:rFonts w:asciiTheme="minorHAnsi" w:hAnsiTheme="minorHAnsi" w:cstheme="minorHAnsi"/>
-                <w:sz w:val="20"/>
-                <w:szCs w:val="20"/>
-                <w:lang w:val="en-GB"/>
-              </w:rPr>
-              <w:br/>
-            </w:r>
-            <w:r>
-              <w:rPr>
-                <w:rFonts w:asciiTheme="minorHAnsi" w:hAnsiTheme="minorHAnsi" w:cstheme="minorHAnsi"/>
-                <w:i/>
-                <w:iCs/>
-                <w:sz w:val="20"/>
-                <w:szCs w:val="20"/>
-                <w:lang w:val="en-GB"/>
-              </w:rPr>
-              <w:t>(It’s a Telegram error. You cannot expect to get a message in Telegram when there is a Telegram error)</w:t>
-            </w:r>
-          </w:p>
-          <w:p>
-            <w:pPr>
-              <w:cnfStyle w:val="000000100000" w:firstRow="0" w:lastRow="0" w:firstColumn="0" w:lastColumn="0" w:oddVBand="0" w:evenVBand="0" w:oddHBand="1" w:evenHBand="0" w:firstRowFirstColumn="0" w:firstRowLastColumn="0" w:lastRowFirstColumn="0" w:lastRowLastColumn="0"/>
-              <w:rPr>
-                <w:rFonts w:asciiTheme="minorHAnsi" w:hAnsiTheme="minorHAnsi" w:cstheme="minorHAnsi"/>
-                <w:i/>
-                <w:iCs/>
-                <w:sz w:val="20"/>
-                <w:szCs w:val="20"/>
-                <w:lang w:val="en-GB"/>
-              </w:rPr>
-            </w:pPr>
-          </w:p>
-        </w:tc>
-        <w:tc>
-          <w:tcPr>
-            <w:tcW w:w="3544" w:type="dxa"/>
-          </w:tcPr>
           <w:p>
             <w:pPr>
               <w:cnfStyle w:val="000000100000" w:firstRow="0" w:lastRow="0" w:firstColumn="0" w:lastColumn="0" w:oddVBand="0" w:evenVBand="0" w:oddHBand="1" w:evenHBand="0" w:firstRowFirstColumn="0" w:firstRowLastColumn="0" w:lastRowFirstColumn="0" w:lastRowLastColumn="0"/>
@@ -27376,30 +28077,26 @@
                 <w:szCs w:val="20"/>
                 <w:lang w:val="en-GB"/>
               </w:rPr>
-              <w:t>This service message means that the Sign does not have access to the Telegram chat because it does not have the chat ID.</w:t>
-            </w:r>
-          </w:p>
-          <w:p>
-            <w:pPr>
-              <w:cnfStyle w:val="000000100000" w:firstRow="0" w:lastRow="0" w:firstColumn="0" w:lastColumn="0" w:oddVBand="0" w:evenVBand="0" w:oddHBand="1" w:evenHBand="0" w:firstRowFirstColumn="0" w:firstRowLastColumn="0" w:lastRowFirstColumn="0" w:lastRowLastColumn="0"/>
+              <w:t xml:space="preserve">This issue may have occurred </w:t>
+            </w:r>
+            <w:r>
               <w:rPr>
                 <w:rFonts w:asciiTheme="minorHAnsi" w:hAnsiTheme="minorHAnsi" w:cstheme="minorHAnsi"/>
                 <w:sz w:val="20"/>
                 <w:szCs w:val="20"/>
                 <w:lang w:val="en-GB"/>
               </w:rPr>
-            </w:pPr>
-          </w:p>
-          <w:p>
-            <w:pPr>
-              <w:cnfStyle w:val="000000100000" w:firstRow="0" w:lastRow="0" w:firstColumn="0" w:lastColumn="0" w:oddVBand="0" w:evenVBand="0" w:oddHBand="1" w:evenHBand="0" w:firstRowFirstColumn="0" w:firstRowLastColumn="0" w:lastRowFirstColumn="0" w:lastRowLastColumn="0"/>
+              <w:t>because the memory has got corrupted. In this case, the Secret token has probably been lost too. To fix this</w:t>
+            </w:r>
+            <w:r>
               <w:rPr>
                 <w:rFonts w:asciiTheme="minorHAnsi" w:hAnsiTheme="minorHAnsi" w:cstheme="minorHAnsi"/>
                 <w:sz w:val="20"/>
                 <w:szCs w:val="20"/>
                 <w:lang w:val="en-GB"/>
               </w:rPr>
-            </w:pPr>
+              <w:t>,</w:t>
+            </w:r>
             <w:r>
               <w:rPr>
                 <w:rFonts w:asciiTheme="minorHAnsi" w:hAnsiTheme="minorHAnsi" w:cstheme="minorHAnsi"/>
@@ -27407,7 +28104,7 @@
                 <w:szCs w:val="20"/>
                 <w:lang w:val="en-GB"/>
               </w:rPr>
-              <w:t xml:space="preserve">This issue may have occurred </w:t>
+              <w:t xml:space="preserve"> go to the Telegram chat with </w:t>
             </w:r>
             <w:r>
               <w:rPr>
@@ -27416,25 +28113,8 @@
                 <w:szCs w:val="20"/>
                 <w:lang w:val="en-GB"/>
               </w:rPr>
-              <w:t>because the memory has got corrupted. In this case, the Secret token has probably been lost too. To fix this</w:t>
-            </w:r>
-            <w:r>
-              <w:rPr>
-                <w:rFonts w:asciiTheme="minorHAnsi" w:hAnsiTheme="minorHAnsi" w:cstheme="minorHAnsi"/>
-                <w:sz w:val="20"/>
-                <w:szCs w:val="20"/>
-                <w:lang w:val="en-GB"/>
-              </w:rPr>
-              <w:t>,</w:t>
-            </w:r>
-            <w:r>
-              <w:rPr>
-                <w:rFonts w:asciiTheme="minorHAnsi" w:hAnsiTheme="minorHAnsi" w:cstheme="minorHAnsi"/>
-                <w:sz w:val="20"/>
-                <w:szCs w:val="20"/>
-                <w:lang w:val="en-GB"/>
-              </w:rPr>
-              <w:t xml:space="preserve"> go to the Telegram chat with the Sign that you already have and write any message to it starting with the ”/” character. When the Sign responds, send it the Secret token again just to be safe. </w:t>
+              <w:lastRenderedPageBreak/>
+              <w:t xml:space="preserve">the Sign that you already have and write any message to it starting with the ”/” character. When the Sign responds, send it the Secret token again just to be safe. </w:t>
             </w:r>
             <w:r>
               <w:rPr>
@@ -27583,1281 +28263,8 @@
           <w:rFonts w:asciiTheme="minorHAnsi" w:hAnsiTheme="minorHAnsi" w:cstheme="minorHAnsi"/>
           <w:sz w:val="22"/>
           <w:szCs w:val="22"/>
-          <w:lang w:val="en-GB"/>
-        </w:rPr>
-      </w:pPr>
-    </w:p>
-    <w:p>
-      <w:pPr>
-        <w:rPr>
-          <w:rFonts w:asciiTheme="minorHAnsi" w:hAnsiTheme="minorHAnsi" w:cstheme="minorHAnsi"/>
-          <w:sz w:val="22"/>
-          <w:szCs w:val="22"/>
-          <w:lang w:val="en-GB"/>
-        </w:rPr>
-      </w:pPr>
-    </w:p>
-    <w:p>
-      <w:pPr>
-        <w:rPr>
-          <w:rFonts w:asciiTheme="minorHAnsi" w:hAnsiTheme="minorHAnsi" w:cstheme="minorHAnsi"/>
-          <w:sz w:val="22"/>
-          <w:szCs w:val="22"/>
-          <w:lang w:val="en-GB"/>
-        </w:rPr>
-      </w:pPr>
-    </w:p>
-    <w:p>
-      <w:pPr>
-        <w:rPr>
-          <w:rFonts w:asciiTheme="minorHAnsi" w:hAnsiTheme="minorHAnsi" w:cstheme="minorHAnsi"/>
-          <w:sz w:val="22"/>
-          <w:szCs w:val="22"/>
-        </w:rPr>
-      </w:pPr>
-      <w:r>
-        <w:rPr>
-          <w:rFonts w:asciiTheme="minorHAnsi" w:hAnsiTheme="minorHAnsi" w:cstheme="minorHAnsi"/>
-          <w:sz w:val="22"/>
-          <w:szCs w:val="22"/>
-        </w:rPr>
-        <w:t>intra_error_img</w:t>
-      </w:r>
-      <w:r>
-        <w:rPr>
-          <w:rFonts w:asciiTheme="minorHAnsi" w:hAnsiTheme="minorHAnsi" w:cstheme="minorHAnsi"/>
-          <w:sz w:val="22"/>
-          <w:szCs w:val="22"/>
-        </w:rPr>
-        <w:t xml:space="preserve"> </w:t>
-      </w:r>
-      <w:r>
-        <w:rPr>
-          <w:rFonts w:asciiTheme="minorHAnsi" w:hAnsiTheme="minorHAnsi" w:cstheme="minorHAnsi"/>
-          <w:sz w:val="22"/>
-          <w:szCs w:val="22"/>
-        </w:rPr>
-        <w:tab/>
-      </w:r>
-      <w:r>
-        <w:rPr>
-          <w:rFonts w:asciiTheme="minorHAnsi" w:hAnsiTheme="minorHAnsi" w:cstheme="minorHAnsi"/>
-          <w:sz w:val="22"/>
-          <w:szCs w:val="22"/>
-        </w:rPr>
-        <w:t>170x480</w:t>
-      </w:r>
-      <w:r>
-        <w:rPr>
-          <w:rFonts w:asciiTheme="minorHAnsi" w:hAnsiTheme="minorHAnsi" w:cstheme="minorHAnsi"/>
-          <w:sz w:val="22"/>
-          <w:szCs w:val="22"/>
-        </w:rPr>
-        <w:tab/>
-      </w:r>
-      <w:r>
-        <w:rPr>
-          <w:rFonts w:asciiTheme="minorHAnsi" w:hAnsiTheme="minorHAnsi" w:cstheme="minorHAnsi"/>
-          <w:sz w:val="22"/>
-          <w:szCs w:val="22"/>
-        </w:rPr>
-        <w:tab/>
-      </w:r>
-      <w:r>
-        <w:rPr>
-          <w:rFonts w:asciiTheme="minorHAnsi" w:hAnsiTheme="minorHAnsi" w:cstheme="minorHAnsi"/>
-          <w:sz w:val="22"/>
-          <w:szCs w:val="22"/>
-        </w:rPr>
-        <w:tab/>
-        <w:t>on display</w:t>
-      </w:r>
-    </w:p>
-    <w:p>
-      <w:pPr>
-        <w:rPr>
-          <w:rFonts w:asciiTheme="minorHAnsi" w:hAnsiTheme="minorHAnsi" w:cstheme="minorHAnsi"/>
-          <w:sz w:val="22"/>
-          <w:szCs w:val="22"/>
-        </w:rPr>
-      </w:pPr>
-      <w:r>
-        <w:rPr>
-          <w:rFonts w:asciiTheme="minorHAnsi" w:hAnsiTheme="minorHAnsi" w:cstheme="minorHAnsi"/>
-          <w:sz w:val="22"/>
-          <w:szCs w:val="22"/>
-        </w:rPr>
-        <w:t>secret_expire_img</w:t>
-      </w:r>
-      <w:r>
-        <w:rPr>
-          <w:rFonts w:asciiTheme="minorHAnsi" w:hAnsiTheme="minorHAnsi" w:cstheme="minorHAnsi"/>
-          <w:sz w:val="22"/>
-          <w:szCs w:val="22"/>
-        </w:rPr>
-        <w:t xml:space="preserve"> </w:t>
-      </w:r>
-      <w:r>
-        <w:rPr>
-          <w:rFonts w:asciiTheme="minorHAnsi" w:hAnsiTheme="minorHAnsi" w:cstheme="minorHAnsi"/>
-          <w:sz w:val="22"/>
-          <w:szCs w:val="22"/>
-        </w:rPr>
-        <w:tab/>
-      </w:r>
-      <w:r>
-        <w:rPr>
-          <w:rFonts w:asciiTheme="minorHAnsi" w:hAnsiTheme="minorHAnsi" w:cstheme="minorHAnsi"/>
-          <w:sz w:val="22"/>
-          <w:szCs w:val="22"/>
-        </w:rPr>
-        <w:t xml:space="preserve">170x480 </w:t>
-      </w:r>
-      <w:r>
-        <w:rPr>
-          <w:rFonts w:asciiTheme="minorHAnsi" w:hAnsiTheme="minorHAnsi" w:cstheme="minorHAnsi"/>
-          <w:sz w:val="22"/>
-          <w:szCs w:val="22"/>
-        </w:rPr>
-        <w:tab/>
-      </w:r>
-      <w:r>
-        <w:rPr>
-          <w:rFonts w:asciiTheme="minorHAnsi" w:hAnsiTheme="minorHAnsi" w:cstheme="minorHAnsi"/>
-          <w:sz w:val="22"/>
-          <w:szCs w:val="22"/>
-        </w:rPr>
-        <w:tab/>
-      </w:r>
-      <w:r>
-        <w:rPr>
-          <w:rFonts w:asciiTheme="minorHAnsi" w:hAnsiTheme="minorHAnsi" w:cstheme="minorHAnsi"/>
-          <w:sz w:val="22"/>
-          <w:szCs w:val="22"/>
-        </w:rPr>
-        <w:tab/>
-        <w:t>on display</w:t>
-      </w:r>
-    </w:p>
-    <w:p>
-      <w:pPr>
-        <w:rPr>
-          <w:rFonts w:asciiTheme="minorHAnsi" w:hAnsiTheme="minorHAnsi" w:cstheme="minorHAnsi"/>
-          <w:sz w:val="22"/>
-          <w:szCs w:val="22"/>
-        </w:rPr>
-      </w:pPr>
-      <w:r>
-        <w:rPr>
-          <w:rFonts w:asciiTheme="minorHAnsi" w:hAnsiTheme="minorHAnsi" w:cstheme="minorHAnsi"/>
-          <w:sz w:val="22"/>
-          <w:szCs w:val="22"/>
-        </w:rPr>
-        <w:t>low_battery_img</w:t>
-      </w:r>
-      <w:r>
-        <w:rPr>
-          <w:rFonts w:asciiTheme="minorHAnsi" w:hAnsiTheme="minorHAnsi" w:cstheme="minorHAnsi"/>
-          <w:sz w:val="22"/>
-          <w:szCs w:val="22"/>
-        </w:rPr>
-        <w:t xml:space="preserve"> </w:t>
-      </w:r>
-      <w:r>
-        <w:rPr>
-          <w:rFonts w:asciiTheme="minorHAnsi" w:hAnsiTheme="minorHAnsi" w:cstheme="minorHAnsi"/>
-          <w:sz w:val="22"/>
-          <w:szCs w:val="22"/>
-        </w:rPr>
-        <w:tab/>
-      </w:r>
-      <w:r>
-        <w:rPr>
-          <w:rFonts w:asciiTheme="minorHAnsi" w:hAnsiTheme="minorHAnsi" w:cstheme="minorHAnsi"/>
-          <w:sz w:val="22"/>
-          <w:szCs w:val="22"/>
-        </w:rPr>
-        <w:t xml:space="preserve">170x480 </w:t>
-      </w:r>
-      <w:r>
-        <w:rPr>
-          <w:rFonts w:asciiTheme="minorHAnsi" w:hAnsiTheme="minorHAnsi" w:cstheme="minorHAnsi"/>
-          <w:sz w:val="22"/>
-          <w:szCs w:val="22"/>
-        </w:rPr>
-        <w:tab/>
-      </w:r>
-      <w:r>
-        <w:rPr>
-          <w:rFonts w:asciiTheme="minorHAnsi" w:hAnsiTheme="minorHAnsi" w:cstheme="minorHAnsi"/>
-          <w:sz w:val="22"/>
-          <w:szCs w:val="22"/>
-        </w:rPr>
-        <w:tab/>
-      </w:r>
-      <w:r>
-        <w:rPr>
-          <w:rFonts w:asciiTheme="minorHAnsi" w:hAnsiTheme="minorHAnsi" w:cstheme="minorHAnsi"/>
-          <w:sz w:val="22"/>
-          <w:szCs w:val="22"/>
-        </w:rPr>
-        <w:tab/>
-        <w:t>on display</w:t>
-      </w:r>
-    </w:p>
-    <w:p>
-      <w:pPr>
-        <w:rPr>
-          <w:rFonts w:asciiTheme="minorHAnsi" w:hAnsiTheme="minorHAnsi" w:cstheme="minorHAnsi"/>
-          <w:sz w:val="22"/>
-          <w:szCs w:val="22"/>
-        </w:rPr>
-      </w:pPr>
-    </w:p>
-    <w:p>
-      <w:pPr>
-        <w:rPr>
-          <w:rFonts w:asciiTheme="minorHAnsi" w:hAnsiTheme="minorHAnsi" w:cstheme="minorHAnsi"/>
-          <w:sz w:val="22"/>
-          <w:szCs w:val="22"/>
-        </w:rPr>
-      </w:pPr>
-      <w:r>
-        <w:rPr>
-          <w:rFonts w:asciiTheme="minorHAnsi" w:hAnsiTheme="minorHAnsi" w:cstheme="minorHAnsi"/>
-          <w:sz w:val="22"/>
-          <w:szCs w:val="22"/>
-        </w:rPr>
-        <w:t>…</w:t>
-      </w:r>
-      <w:r>
-        <w:rPr>
-          <w:rFonts w:asciiTheme="minorHAnsi" w:hAnsiTheme="minorHAnsi" w:cstheme="minorHAnsi"/>
-          <w:sz w:val="22"/>
-          <w:szCs w:val="22"/>
-        </w:rPr>
-        <w:t xml:space="preserve">the Intra error warning </w:t>
-      </w:r>
-      <w:r>
-        <w:rPr>
-          <w:rFonts w:asciiTheme="minorHAnsi" w:hAnsiTheme="minorHAnsi" w:cstheme="minorHAnsi"/>
-          <w:sz w:val="22"/>
-          <w:szCs w:val="22"/>
-        </w:rPr>
-        <w:tab/>
-      </w:r>
-      <w:r>
-        <w:rPr>
-          <w:rFonts w:asciiTheme="minorHAnsi" w:hAnsiTheme="minorHAnsi" w:cstheme="minorHAnsi"/>
-          <w:sz w:val="22"/>
-          <w:szCs w:val="22"/>
-        </w:rPr>
-        <w:tab/>
-      </w:r>
-      <w:r>
-        <w:rPr>
-          <w:rFonts w:asciiTheme="minorHAnsi" w:hAnsiTheme="minorHAnsi" w:cstheme="minorHAnsi"/>
-          <w:sz w:val="22"/>
-          <w:szCs w:val="22"/>
-        </w:rPr>
-        <w:tab/>
-      </w:r>
-      <w:r>
-        <w:rPr>
-          <w:rFonts w:asciiTheme="minorHAnsi" w:hAnsiTheme="minorHAnsi" w:cstheme="minorHAnsi"/>
-          <w:sz w:val="22"/>
-          <w:szCs w:val="22"/>
-        </w:rPr>
-        <w:tab/>
-        <w:t>on display</w:t>
-      </w:r>
-    </w:p>
-    <w:p>
-      <w:pPr>
-        <w:rPr>
-          <w:rFonts w:asciiTheme="minorHAnsi" w:hAnsiTheme="minorHAnsi" w:cstheme="minorHAnsi"/>
-          <w:sz w:val="22"/>
-          <w:szCs w:val="22"/>
-        </w:rPr>
-      </w:pPr>
-      <w:r>
-        <w:rPr>
-          <w:rFonts w:asciiTheme="minorHAnsi" w:hAnsiTheme="minorHAnsi" w:cstheme="minorHAnsi"/>
-          <w:sz w:val="22"/>
-          <w:szCs w:val="22"/>
-        </w:rPr>
-        <w:t>…</w:t>
-      </w:r>
-      <w:r>
-        <w:rPr>
-          <w:rFonts w:asciiTheme="minorHAnsi" w:hAnsiTheme="minorHAnsi" w:cstheme="minorHAnsi"/>
-          <w:sz w:val="22"/>
-          <w:szCs w:val="22"/>
-        </w:rPr>
-        <w:t xml:space="preserve">the Secret expiration warning </w:t>
-      </w:r>
-      <w:r>
-        <w:rPr>
-          <w:rFonts w:asciiTheme="minorHAnsi" w:hAnsiTheme="minorHAnsi" w:cstheme="minorHAnsi"/>
-          <w:sz w:val="22"/>
-          <w:szCs w:val="22"/>
-        </w:rPr>
-        <w:tab/>
-      </w:r>
-      <w:r>
-        <w:rPr>
-          <w:rFonts w:asciiTheme="minorHAnsi" w:hAnsiTheme="minorHAnsi" w:cstheme="minorHAnsi"/>
-          <w:sz w:val="22"/>
-          <w:szCs w:val="22"/>
-        </w:rPr>
-        <w:tab/>
-      </w:r>
-      <w:r>
-        <w:rPr>
-          <w:rFonts w:asciiTheme="minorHAnsi" w:hAnsiTheme="minorHAnsi" w:cstheme="minorHAnsi"/>
-          <w:sz w:val="22"/>
-          <w:szCs w:val="22"/>
-        </w:rPr>
-        <w:tab/>
-        <w:t>on display</w:t>
-      </w:r>
-    </w:p>
-    <w:p>
-      <w:pPr>
-        <w:rPr>
-          <w:rFonts w:asciiTheme="minorHAnsi" w:hAnsiTheme="minorHAnsi" w:cstheme="minorHAnsi"/>
-          <w:sz w:val="22"/>
-          <w:szCs w:val="22"/>
-        </w:rPr>
-      </w:pPr>
-      <w:r>
-        <w:rPr>
-          <w:rFonts w:asciiTheme="minorHAnsi" w:hAnsiTheme="minorHAnsi" w:cstheme="minorHAnsi"/>
-          <w:sz w:val="22"/>
-          <w:szCs w:val="22"/>
-        </w:rPr>
-        <w:t xml:space="preserve">...the low battery warning </w:t>
-      </w:r>
-      <w:r>
-        <w:rPr>
-          <w:rFonts w:asciiTheme="minorHAnsi" w:hAnsiTheme="minorHAnsi" w:cstheme="minorHAnsi"/>
-          <w:sz w:val="22"/>
-          <w:szCs w:val="22"/>
-        </w:rPr>
-        <w:tab/>
-      </w:r>
-      <w:r>
-        <w:rPr>
-          <w:rFonts w:asciiTheme="minorHAnsi" w:hAnsiTheme="minorHAnsi" w:cstheme="minorHAnsi"/>
-          <w:sz w:val="22"/>
-          <w:szCs w:val="22"/>
-        </w:rPr>
-        <w:tab/>
-      </w:r>
-      <w:r>
-        <w:rPr>
-          <w:rFonts w:asciiTheme="minorHAnsi" w:hAnsiTheme="minorHAnsi" w:cstheme="minorHAnsi"/>
-          <w:sz w:val="22"/>
-          <w:szCs w:val="22"/>
-        </w:rPr>
-        <w:tab/>
-      </w:r>
-      <w:r>
-        <w:rPr>
-          <w:rFonts w:asciiTheme="minorHAnsi" w:hAnsiTheme="minorHAnsi" w:cstheme="minorHAnsi"/>
-          <w:sz w:val="22"/>
-          <w:szCs w:val="22"/>
-        </w:rPr>
-        <w:tab/>
-        <w:t>on display</w:t>
-      </w:r>
-    </w:p>
-    <w:p>
-      <w:pPr>
-        <w:rPr>
-          <w:rFonts w:asciiTheme="minorHAnsi" w:hAnsiTheme="minorHAnsi" w:cstheme="minorHAnsi"/>
-          <w:sz w:val="22"/>
-          <w:szCs w:val="22"/>
-        </w:rPr>
-      </w:pPr>
-      <w:r>
-        <w:rPr>
-          <w:rFonts w:asciiTheme="minorHAnsi" w:hAnsiTheme="minorHAnsi" w:cstheme="minorHAnsi"/>
-          <w:sz w:val="22"/>
-          <w:szCs w:val="22"/>
-        </w:rPr>
-        <w:t>...the WAITING FOR</w:t>
-      </w:r>
-      <w:r>
-        <w:rPr>
-          <w:rFonts w:asciiTheme="minorHAnsi" w:hAnsiTheme="minorHAnsi" w:cstheme="minorHAnsi"/>
-          <w:sz w:val="22"/>
-          <w:szCs w:val="22"/>
-        </w:rPr>
-        <w:t xml:space="preserve"> </w:t>
-      </w:r>
-      <w:r>
-        <w:rPr>
-          <w:rFonts w:asciiTheme="minorHAnsi" w:hAnsiTheme="minorHAnsi" w:cstheme="minorHAnsi"/>
-          <w:sz w:val="22"/>
-          <w:szCs w:val="22"/>
-        </w:rPr>
-        <w:t>OTA UPDATE</w:t>
-      </w:r>
-      <w:r>
-        <w:rPr>
-          <w:rFonts w:asciiTheme="minorHAnsi" w:hAnsiTheme="minorHAnsi" w:cstheme="minorHAnsi"/>
-          <w:sz w:val="22"/>
-          <w:szCs w:val="22"/>
-        </w:rPr>
-        <w:t xml:space="preserve"> </w:t>
-      </w:r>
-      <w:r>
-        <w:rPr>
-          <w:rFonts w:asciiTheme="minorHAnsi" w:hAnsiTheme="minorHAnsi" w:cstheme="minorHAnsi"/>
-          <w:sz w:val="22"/>
-          <w:szCs w:val="22"/>
-        </w:rPr>
-        <w:t xml:space="preserve">notification </w:t>
-      </w:r>
-      <w:r>
-        <w:rPr>
-          <w:rFonts w:asciiTheme="minorHAnsi" w:hAnsiTheme="minorHAnsi" w:cstheme="minorHAnsi"/>
-          <w:sz w:val="22"/>
-          <w:szCs w:val="22"/>
-        </w:rPr>
-        <w:tab/>
-        <w:t>on display</w:t>
-      </w:r>
-    </w:p>
-    <w:p>
-      <w:pPr>
-        <w:rPr>
-          <w:rFonts w:asciiTheme="minorHAnsi" w:hAnsiTheme="minorHAnsi" w:cstheme="minorHAnsi"/>
-          <w:sz w:val="22"/>
-          <w:szCs w:val="22"/>
-        </w:rPr>
-      </w:pPr>
-      <w:r>
-        <w:rPr>
-          <w:rFonts w:asciiTheme="minorHAnsi" w:hAnsiTheme="minorHAnsi" w:cstheme="minorHAnsi"/>
-          <w:sz w:val="22"/>
-          <w:szCs w:val="22"/>
-        </w:rPr>
-        <w:t>...the OTA UPDATE</w:t>
-      </w:r>
-      <w:r>
-        <w:rPr>
-          <w:rFonts w:asciiTheme="minorHAnsi" w:hAnsiTheme="minorHAnsi" w:cstheme="minorHAnsi"/>
-          <w:sz w:val="22"/>
-          <w:szCs w:val="22"/>
-        </w:rPr>
-        <w:t xml:space="preserve"> </w:t>
-      </w:r>
-      <w:r>
-        <w:rPr>
-          <w:rFonts w:asciiTheme="minorHAnsi" w:hAnsiTheme="minorHAnsi" w:cstheme="minorHAnsi"/>
-          <w:sz w:val="22"/>
-          <w:szCs w:val="22"/>
-        </w:rPr>
-        <w:t>SUCCESS</w:t>
-      </w:r>
-      <w:r>
-        <w:rPr>
-          <w:rFonts w:asciiTheme="minorHAnsi" w:hAnsiTheme="minorHAnsi" w:cstheme="minorHAnsi"/>
-          <w:sz w:val="22"/>
-          <w:szCs w:val="22"/>
-        </w:rPr>
-        <w:t xml:space="preserve"> </w:t>
-      </w:r>
-      <w:r>
-        <w:rPr>
-          <w:rFonts w:asciiTheme="minorHAnsi" w:hAnsiTheme="minorHAnsi" w:cstheme="minorHAnsi"/>
-          <w:sz w:val="22"/>
-          <w:szCs w:val="22"/>
-        </w:rPr>
-        <w:t xml:space="preserve">notification </w:t>
-      </w:r>
-      <w:r>
-        <w:rPr>
-          <w:rFonts w:asciiTheme="minorHAnsi" w:hAnsiTheme="minorHAnsi" w:cstheme="minorHAnsi"/>
-          <w:sz w:val="22"/>
-          <w:szCs w:val="22"/>
-        </w:rPr>
-        <w:tab/>
-      </w:r>
-      <w:r>
-        <w:rPr>
-          <w:rFonts w:asciiTheme="minorHAnsi" w:hAnsiTheme="minorHAnsi" w:cstheme="minorHAnsi"/>
-          <w:sz w:val="22"/>
-          <w:szCs w:val="22"/>
-        </w:rPr>
-        <w:tab/>
-        <w:t>on display</w:t>
-      </w:r>
-    </w:p>
-    <w:p>
-      <w:pPr>
-        <w:rPr>
-          <w:rFonts w:asciiTheme="minorHAnsi" w:hAnsiTheme="minorHAnsi" w:cstheme="minorHAnsi"/>
-          <w:sz w:val="22"/>
-          <w:szCs w:val="22"/>
-        </w:rPr>
-      </w:pPr>
-      <w:r>
-        <w:rPr>
-          <w:rFonts w:asciiTheme="minorHAnsi" w:hAnsiTheme="minorHAnsi" w:cstheme="minorHAnsi"/>
-          <w:sz w:val="22"/>
-          <w:szCs w:val="22"/>
-        </w:rPr>
-        <w:t>...the OTA UPDATE</w:t>
-      </w:r>
-      <w:r>
-        <w:rPr>
-          <w:rFonts w:asciiTheme="minorHAnsi" w:hAnsiTheme="minorHAnsi" w:cstheme="minorHAnsi"/>
-          <w:sz w:val="22"/>
-          <w:szCs w:val="22"/>
-        </w:rPr>
-        <w:t xml:space="preserve"> </w:t>
-      </w:r>
-      <w:r>
-        <w:rPr>
-          <w:rFonts w:asciiTheme="minorHAnsi" w:hAnsiTheme="minorHAnsi" w:cstheme="minorHAnsi"/>
-          <w:sz w:val="22"/>
-          <w:szCs w:val="22"/>
-        </w:rPr>
-        <w:t>FAIL</w:t>
-      </w:r>
-      <w:r>
-        <w:rPr>
-          <w:rFonts w:asciiTheme="minorHAnsi" w:hAnsiTheme="minorHAnsi" w:cstheme="minorHAnsi"/>
-          <w:sz w:val="22"/>
-          <w:szCs w:val="22"/>
-        </w:rPr>
-        <w:t xml:space="preserve"> </w:t>
-      </w:r>
-      <w:r>
-        <w:rPr>
-          <w:rFonts w:asciiTheme="minorHAnsi" w:hAnsiTheme="minorHAnsi" w:cstheme="minorHAnsi"/>
-          <w:sz w:val="22"/>
-          <w:szCs w:val="22"/>
-        </w:rPr>
-        <w:t xml:space="preserve">notification </w:t>
-      </w:r>
-      <w:r>
-        <w:rPr>
-          <w:rFonts w:asciiTheme="minorHAnsi" w:hAnsiTheme="minorHAnsi" w:cstheme="minorHAnsi"/>
-          <w:sz w:val="22"/>
-          <w:szCs w:val="22"/>
-        </w:rPr>
-        <w:tab/>
-      </w:r>
-      <w:r>
-        <w:rPr>
-          <w:rFonts w:asciiTheme="minorHAnsi" w:hAnsiTheme="minorHAnsi" w:cstheme="minorHAnsi"/>
-          <w:sz w:val="22"/>
-          <w:szCs w:val="22"/>
-        </w:rPr>
-        <w:tab/>
-        <w:t>on display</w:t>
-      </w:r>
-      <w:r>
-        <w:rPr>
-          <w:rFonts w:asciiTheme="minorHAnsi" w:hAnsiTheme="minorHAnsi" w:cstheme="minorHAnsi"/>
-          <w:sz w:val="22"/>
-          <w:szCs w:val="22"/>
-        </w:rPr>
-        <w:t xml:space="preserve"> </w:t>
-      </w:r>
-    </w:p>
-    <w:p>
-      <w:pPr>
-        <w:rPr>
-          <w:rFonts w:asciiTheme="minorHAnsi" w:hAnsiTheme="minorHAnsi" w:cstheme="minorHAnsi"/>
-          <w:sz w:val="22"/>
-          <w:szCs w:val="22"/>
-        </w:rPr>
-      </w:pPr>
-      <w:r>
-        <w:rPr>
-          <w:rFonts w:asciiTheme="minorHAnsi" w:hAnsiTheme="minorHAnsi" w:cstheme="minorHAnsi"/>
-          <w:sz w:val="22"/>
-          <w:szCs w:val="22"/>
-        </w:rPr>
-        <w:t>...the OTA UPDATE</w:t>
-      </w:r>
-      <w:r>
-        <w:rPr>
-          <w:rFonts w:asciiTheme="minorHAnsi" w:hAnsiTheme="minorHAnsi" w:cstheme="minorHAnsi"/>
-          <w:sz w:val="22"/>
-          <w:szCs w:val="22"/>
-        </w:rPr>
-        <w:t xml:space="preserve"> </w:t>
-      </w:r>
-      <w:r>
-        <w:rPr>
-          <w:rFonts w:asciiTheme="minorHAnsi" w:hAnsiTheme="minorHAnsi" w:cstheme="minorHAnsi"/>
-          <w:sz w:val="22"/>
-          <w:szCs w:val="22"/>
-        </w:rPr>
-        <w:t>WAS CANCELED</w:t>
-      </w:r>
-      <w:r>
-        <w:rPr>
-          <w:rFonts w:asciiTheme="minorHAnsi" w:hAnsiTheme="minorHAnsi" w:cstheme="minorHAnsi"/>
-          <w:sz w:val="22"/>
-          <w:szCs w:val="22"/>
-        </w:rPr>
-        <w:t xml:space="preserve"> </w:t>
-      </w:r>
-      <w:r>
-        <w:rPr>
-          <w:rFonts w:asciiTheme="minorHAnsi" w:hAnsiTheme="minorHAnsi" w:cstheme="minorHAnsi"/>
-          <w:sz w:val="22"/>
-          <w:szCs w:val="22"/>
-        </w:rPr>
-        <w:t xml:space="preserve">notification </w:t>
-      </w:r>
-      <w:r>
-        <w:rPr>
-          <w:rFonts w:asciiTheme="minorHAnsi" w:hAnsiTheme="minorHAnsi" w:cstheme="minorHAnsi"/>
-          <w:sz w:val="22"/>
-          <w:szCs w:val="22"/>
-        </w:rPr>
-        <w:tab/>
-        <w:t>on display</w:t>
-      </w:r>
-    </w:p>
-    <w:p>
-      <w:pPr>
-        <w:rPr>
-          <w:rFonts w:asciiTheme="minorHAnsi" w:hAnsiTheme="minorHAnsi" w:cstheme="minorHAnsi"/>
-          <w:sz w:val="22"/>
-          <w:szCs w:val="22"/>
-        </w:rPr>
-      </w:pPr>
-      <w:r>
-        <w:rPr>
-          <w:rFonts w:asciiTheme="minorHAnsi" w:hAnsiTheme="minorHAnsi" w:cstheme="minorHAnsi"/>
-          <w:sz w:val="22"/>
-          <w:szCs w:val="22"/>
-        </w:rPr>
-        <w:t xml:space="preserve">...the Telegram error warning </w:t>
-      </w:r>
-      <w:r>
-        <w:rPr>
-          <w:rFonts w:asciiTheme="minorHAnsi" w:hAnsiTheme="minorHAnsi" w:cstheme="minorHAnsi"/>
-          <w:sz w:val="22"/>
-          <w:szCs w:val="22"/>
-        </w:rPr>
-        <w:tab/>
-      </w:r>
-      <w:r>
-        <w:rPr>
-          <w:rFonts w:asciiTheme="minorHAnsi" w:hAnsiTheme="minorHAnsi" w:cstheme="minorHAnsi"/>
-          <w:sz w:val="22"/>
-          <w:szCs w:val="22"/>
-        </w:rPr>
-        <w:tab/>
-      </w:r>
-      <w:r>
-        <w:rPr>
-          <w:rFonts w:asciiTheme="minorHAnsi" w:hAnsiTheme="minorHAnsi" w:cstheme="minorHAnsi"/>
-          <w:sz w:val="22"/>
-          <w:szCs w:val="22"/>
-        </w:rPr>
-        <w:tab/>
-        <w:t>on display</w:t>
-      </w:r>
-    </w:p>
-    <w:p>
-      <w:pPr>
-        <w:rPr>
-          <w:rFonts w:asciiTheme="minorHAnsi" w:hAnsiTheme="minorHAnsi" w:cstheme="minorHAnsi"/>
-          <w:sz w:val="22"/>
-          <w:szCs w:val="22"/>
-        </w:rPr>
-      </w:pPr>
-    </w:p>
-    <w:p>
-      <w:pPr>
-        <w:rPr>
-          <w:rFonts w:asciiTheme="minorHAnsi" w:hAnsiTheme="minorHAnsi" w:cstheme="minorHAnsi"/>
-          <w:sz w:val="22"/>
-          <w:szCs w:val="22"/>
-        </w:rPr>
-      </w:pPr>
-      <w:r>
-        <w:rPr>
-          <w:rFonts w:asciiTheme="minorHAnsi" w:hAnsiTheme="minorHAnsi" w:cstheme="minorHAnsi"/>
-          <w:sz w:val="22"/>
-          <w:szCs w:val="22"/>
-        </w:rPr>
-        <w:t>TELEGRAM_STATUS</w:t>
-      </w:r>
-      <w:r>
-        <w:rPr>
-          <w:rFonts w:asciiTheme="minorHAnsi" w:hAnsiTheme="minorHAnsi" w:cstheme="minorHAnsi"/>
-          <w:sz w:val="22"/>
-          <w:szCs w:val="22"/>
-        </w:rPr>
-        <w:tab/>
-      </w:r>
-      <w:r>
-        <w:rPr>
-          <w:rFonts w:asciiTheme="minorHAnsi" w:hAnsiTheme="minorHAnsi" w:cstheme="minorHAnsi"/>
-          <w:sz w:val="22"/>
-          <w:szCs w:val="22"/>
-        </w:rPr>
-        <w:tab/>
-      </w:r>
-      <w:r>
-        <w:rPr>
-          <w:rFonts w:asciiTheme="minorHAnsi" w:hAnsiTheme="minorHAnsi" w:cstheme="minorHAnsi"/>
-          <w:sz w:val="22"/>
-          <w:szCs w:val="22"/>
-        </w:rPr>
-        <w:tab/>
-      </w:r>
-      <w:r>
-        <w:rPr>
-          <w:rFonts w:asciiTheme="minorHAnsi" w:hAnsiTheme="minorHAnsi" w:cstheme="minorHAnsi"/>
-          <w:sz w:val="22"/>
-          <w:szCs w:val="22"/>
-        </w:rPr>
-        <w:tab/>
-        <w:t>in Telegram chat</w:t>
-      </w:r>
-    </w:p>
-    <w:p>
-      <w:pPr>
-        <w:rPr>
-          <w:rFonts w:asciiTheme="minorHAnsi" w:hAnsiTheme="minorHAnsi" w:cstheme="minorHAnsi"/>
-          <w:sz w:val="22"/>
-          <w:szCs w:val="22"/>
-        </w:rPr>
-      </w:pPr>
-      <w:r>
-        <w:rPr>
-          <w:rFonts w:asciiTheme="minorHAnsi" w:hAnsiTheme="minorHAnsi" w:cstheme="minorHAnsi"/>
-          <w:sz w:val="22"/>
-          <w:szCs w:val="22"/>
-        </w:rPr>
-        <w:t>SECRET_EXPIRED</w:t>
-      </w:r>
-      <w:r>
-        <w:rPr>
-          <w:rFonts w:asciiTheme="minorHAnsi" w:hAnsiTheme="minorHAnsi" w:cstheme="minorHAnsi"/>
-          <w:sz w:val="22"/>
-          <w:szCs w:val="22"/>
-        </w:rPr>
-        <w:tab/>
-      </w:r>
-      <w:r>
-        <w:rPr>
-          <w:rFonts w:asciiTheme="minorHAnsi" w:hAnsiTheme="minorHAnsi" w:cstheme="minorHAnsi"/>
-          <w:sz w:val="22"/>
-          <w:szCs w:val="22"/>
-        </w:rPr>
-        <w:tab/>
-      </w:r>
-      <w:r>
-        <w:rPr>
-          <w:rFonts w:asciiTheme="minorHAnsi" w:hAnsiTheme="minorHAnsi" w:cstheme="minorHAnsi"/>
-          <w:sz w:val="22"/>
-          <w:szCs w:val="22"/>
-        </w:rPr>
-        <w:tab/>
-      </w:r>
-      <w:r>
-        <w:rPr>
-          <w:rFonts w:asciiTheme="minorHAnsi" w:hAnsiTheme="minorHAnsi" w:cstheme="minorHAnsi"/>
-          <w:sz w:val="22"/>
-          <w:szCs w:val="22"/>
-        </w:rPr>
-        <w:tab/>
-      </w:r>
-      <w:r>
-        <w:rPr>
-          <w:rFonts w:asciiTheme="minorHAnsi" w:hAnsiTheme="minorHAnsi" w:cstheme="minorHAnsi"/>
-          <w:sz w:val="22"/>
-          <w:szCs w:val="22"/>
-        </w:rPr>
-        <w:tab/>
-        <w:t>in Telegram chat</w:t>
-      </w:r>
-    </w:p>
-    <w:p>
-      <w:pPr>
-        <w:rPr>
-          <w:rFonts w:asciiTheme="minorHAnsi" w:hAnsiTheme="minorHAnsi" w:cstheme="minorHAnsi"/>
-          <w:sz w:val="22"/>
-          <w:szCs w:val="22"/>
-        </w:rPr>
-      </w:pPr>
-      <w:r>
-        <w:rPr>
-          <w:rFonts w:asciiTheme="minorHAnsi" w:hAnsiTheme="minorHAnsi" w:cstheme="minorHAnsi"/>
-          <w:sz w:val="22"/>
-          <w:szCs w:val="22"/>
-        </w:rPr>
-        <w:t>LOW_BATTERY</w:t>
-      </w:r>
-      <w:r>
-        <w:rPr>
-          <w:rFonts w:asciiTheme="minorHAnsi" w:hAnsiTheme="minorHAnsi" w:cstheme="minorHAnsi"/>
-          <w:sz w:val="22"/>
-          <w:szCs w:val="22"/>
-        </w:rPr>
-        <w:tab/>
-      </w:r>
-      <w:r>
-        <w:rPr>
-          <w:rFonts w:asciiTheme="minorHAnsi" w:hAnsiTheme="minorHAnsi" w:cstheme="minorHAnsi"/>
-          <w:sz w:val="22"/>
-          <w:szCs w:val="22"/>
-        </w:rPr>
-        <w:tab/>
-      </w:r>
-      <w:r>
-        <w:rPr>
-          <w:rFonts w:asciiTheme="minorHAnsi" w:hAnsiTheme="minorHAnsi" w:cstheme="minorHAnsi"/>
-          <w:sz w:val="22"/>
-          <w:szCs w:val="22"/>
-        </w:rPr>
-        <w:tab/>
-      </w:r>
-      <w:r>
-        <w:rPr>
-          <w:rFonts w:asciiTheme="minorHAnsi" w:hAnsiTheme="minorHAnsi" w:cstheme="minorHAnsi"/>
-          <w:sz w:val="22"/>
-          <w:szCs w:val="22"/>
-        </w:rPr>
-        <w:tab/>
-      </w:r>
-      <w:r>
-        <w:rPr>
-          <w:rFonts w:asciiTheme="minorHAnsi" w:hAnsiTheme="minorHAnsi" w:cstheme="minorHAnsi"/>
-          <w:sz w:val="22"/>
-          <w:szCs w:val="22"/>
-        </w:rPr>
-        <w:tab/>
-        <w:t>in Telegram chat</w:t>
-      </w:r>
-    </w:p>
-    <w:p>
-      <w:pPr>
-        <w:rPr>
-          <w:rFonts w:asciiTheme="minorHAnsi" w:hAnsiTheme="minorHAnsi" w:cstheme="minorHAnsi"/>
-          <w:sz w:val="22"/>
-          <w:szCs w:val="22"/>
-        </w:rPr>
-      </w:pPr>
-      <w:r>
-        <w:rPr>
-          <w:rFonts w:asciiTheme="minorHAnsi" w:hAnsiTheme="minorHAnsi" w:cstheme="minorHAnsi"/>
-          <w:sz w:val="22"/>
-          <w:szCs w:val="22"/>
-        </w:rPr>
-        <w:t>DEAD_BATTERY</w:t>
-      </w:r>
-      <w:r>
-        <w:rPr>
-          <w:rFonts w:asciiTheme="minorHAnsi" w:hAnsiTheme="minorHAnsi" w:cstheme="minorHAnsi"/>
-          <w:sz w:val="22"/>
-          <w:szCs w:val="22"/>
-        </w:rPr>
-        <w:tab/>
-      </w:r>
-      <w:r>
-        <w:rPr>
-          <w:rFonts w:asciiTheme="minorHAnsi" w:hAnsiTheme="minorHAnsi" w:cstheme="minorHAnsi"/>
-          <w:sz w:val="22"/>
-          <w:szCs w:val="22"/>
-        </w:rPr>
-        <w:tab/>
-      </w:r>
-      <w:r>
-        <w:rPr>
-          <w:rFonts w:asciiTheme="minorHAnsi" w:hAnsiTheme="minorHAnsi" w:cstheme="minorHAnsi"/>
-          <w:sz w:val="22"/>
-          <w:szCs w:val="22"/>
-        </w:rPr>
-        <w:tab/>
-      </w:r>
-      <w:r>
-        <w:rPr>
-          <w:rFonts w:asciiTheme="minorHAnsi" w:hAnsiTheme="minorHAnsi" w:cstheme="minorHAnsi"/>
-          <w:sz w:val="22"/>
-          <w:szCs w:val="22"/>
-        </w:rPr>
-        <w:tab/>
-      </w:r>
-      <w:r>
-        <w:rPr>
-          <w:rFonts w:asciiTheme="minorHAnsi" w:hAnsiTheme="minorHAnsi" w:cstheme="minorHAnsi"/>
-          <w:sz w:val="22"/>
-          <w:szCs w:val="22"/>
-        </w:rPr>
-        <w:tab/>
-        <w:t>in Telegram chat</w:t>
-      </w:r>
-    </w:p>
-    <w:p>
-      <w:pPr>
-        <w:rPr>
-          <w:rFonts w:asciiTheme="minorHAnsi" w:hAnsiTheme="minorHAnsi" w:cstheme="minorHAnsi"/>
-          <w:sz w:val="22"/>
-          <w:szCs w:val="22"/>
-        </w:rPr>
-      </w:pPr>
-      <w:r>
-        <w:rPr>
-          <w:rFonts w:asciiTheme="minorHAnsi" w:hAnsiTheme="minorHAnsi" w:cstheme="minorHAnsi"/>
-          <w:sz w:val="22"/>
-          <w:szCs w:val="22"/>
-        </w:rPr>
-        <w:t>TIME_NO_WIFI</w:t>
-      </w:r>
-      <w:r>
-        <w:rPr>
-          <w:rFonts w:asciiTheme="minorHAnsi" w:hAnsiTheme="minorHAnsi" w:cstheme="minorHAnsi"/>
-          <w:sz w:val="22"/>
-          <w:szCs w:val="22"/>
-        </w:rPr>
-        <w:tab/>
-      </w:r>
-      <w:r>
-        <w:rPr>
-          <w:rFonts w:asciiTheme="minorHAnsi" w:hAnsiTheme="minorHAnsi" w:cstheme="minorHAnsi"/>
-          <w:sz w:val="22"/>
-          <w:szCs w:val="22"/>
-        </w:rPr>
-        <w:tab/>
-      </w:r>
-      <w:r>
-        <w:rPr>
-          <w:rFonts w:asciiTheme="minorHAnsi" w:hAnsiTheme="minorHAnsi" w:cstheme="minorHAnsi"/>
-          <w:sz w:val="22"/>
-          <w:szCs w:val="22"/>
-        </w:rPr>
-        <w:tab/>
-      </w:r>
-      <w:r>
-        <w:rPr>
-          <w:rFonts w:asciiTheme="minorHAnsi" w:hAnsiTheme="minorHAnsi" w:cstheme="minorHAnsi"/>
-          <w:sz w:val="22"/>
-          <w:szCs w:val="22"/>
-        </w:rPr>
-        <w:tab/>
-      </w:r>
-      <w:r>
-        <w:rPr>
-          <w:rFonts w:asciiTheme="minorHAnsi" w:hAnsiTheme="minorHAnsi" w:cstheme="minorHAnsi"/>
-          <w:sz w:val="22"/>
-          <w:szCs w:val="22"/>
-        </w:rPr>
-        <w:tab/>
-        <w:t>in Telegram chat</w:t>
-      </w:r>
-    </w:p>
-    <w:p>
-      <w:pPr>
-        <w:rPr>
-          <w:rFonts w:asciiTheme="minorHAnsi" w:hAnsiTheme="minorHAnsi" w:cstheme="minorHAnsi"/>
-          <w:sz w:val="22"/>
-          <w:szCs w:val="22"/>
-        </w:rPr>
-      </w:pPr>
-      <w:r>
-        <w:rPr>
-          <w:rFonts w:asciiTheme="minorHAnsi" w:hAnsiTheme="minorHAnsi" w:cstheme="minorHAnsi"/>
-          <w:sz w:val="22"/>
-          <w:szCs w:val="22"/>
-        </w:rPr>
-        <w:t>TIME_NO_SERVER</w:t>
-      </w:r>
-      <w:r>
-        <w:rPr>
-          <w:rFonts w:asciiTheme="minorHAnsi" w:hAnsiTheme="minorHAnsi" w:cstheme="minorHAnsi"/>
-          <w:sz w:val="22"/>
-          <w:szCs w:val="22"/>
-        </w:rPr>
-        <w:tab/>
-      </w:r>
-      <w:r>
-        <w:rPr>
-          <w:rFonts w:asciiTheme="minorHAnsi" w:hAnsiTheme="minorHAnsi" w:cstheme="minorHAnsi"/>
-          <w:sz w:val="22"/>
-          <w:szCs w:val="22"/>
-        </w:rPr>
-        <w:tab/>
-      </w:r>
-      <w:r>
-        <w:rPr>
-          <w:rFonts w:asciiTheme="minorHAnsi" w:hAnsiTheme="minorHAnsi" w:cstheme="minorHAnsi"/>
-          <w:sz w:val="22"/>
-          <w:szCs w:val="22"/>
-        </w:rPr>
-        <w:tab/>
-      </w:r>
-      <w:r>
-        <w:rPr>
-          <w:rFonts w:asciiTheme="minorHAnsi" w:hAnsiTheme="minorHAnsi" w:cstheme="minorHAnsi"/>
-          <w:sz w:val="22"/>
-          <w:szCs w:val="22"/>
-        </w:rPr>
-        <w:tab/>
-      </w:r>
-      <w:r>
-        <w:rPr>
-          <w:rFonts w:asciiTheme="minorHAnsi" w:hAnsiTheme="minorHAnsi" w:cstheme="minorHAnsi"/>
-          <w:sz w:val="22"/>
-          <w:szCs w:val="22"/>
-        </w:rPr>
-        <w:tab/>
-        <w:t>in Telegram chat</w:t>
-      </w:r>
-    </w:p>
-    <w:p>
-      <w:pPr>
-        <w:rPr>
-          <w:rFonts w:asciiTheme="minorHAnsi" w:hAnsiTheme="minorHAnsi" w:cstheme="minorHAnsi"/>
-          <w:sz w:val="22"/>
-          <w:szCs w:val="22"/>
-        </w:rPr>
-      </w:pPr>
-      <w:r>
-        <w:rPr>
-          <w:rFonts w:asciiTheme="minorHAnsi" w:hAnsiTheme="minorHAnsi" w:cstheme="minorHAnsi"/>
-          <w:sz w:val="22"/>
-          <w:szCs w:val="22"/>
-        </w:rPr>
-        <w:t>TIME_NO_DST</w:t>
-      </w:r>
-      <w:r>
-        <w:rPr>
-          <w:rFonts w:asciiTheme="minorHAnsi" w:hAnsiTheme="minorHAnsi" w:cstheme="minorHAnsi"/>
-          <w:sz w:val="22"/>
-          <w:szCs w:val="22"/>
-        </w:rPr>
-        <w:tab/>
-      </w:r>
-      <w:r>
-        <w:rPr>
-          <w:rFonts w:asciiTheme="minorHAnsi" w:hAnsiTheme="minorHAnsi" w:cstheme="minorHAnsi"/>
-          <w:sz w:val="22"/>
-          <w:szCs w:val="22"/>
-        </w:rPr>
-        <w:tab/>
-      </w:r>
-      <w:r>
-        <w:rPr>
-          <w:rFonts w:asciiTheme="minorHAnsi" w:hAnsiTheme="minorHAnsi" w:cstheme="minorHAnsi"/>
-          <w:sz w:val="22"/>
-          <w:szCs w:val="22"/>
-        </w:rPr>
-        <w:tab/>
-      </w:r>
-      <w:r>
-        <w:rPr>
-          <w:rFonts w:asciiTheme="minorHAnsi" w:hAnsiTheme="minorHAnsi" w:cstheme="minorHAnsi"/>
-          <w:sz w:val="22"/>
-          <w:szCs w:val="22"/>
-        </w:rPr>
-        <w:tab/>
-      </w:r>
-      <w:r>
-        <w:rPr>
-          <w:rFonts w:asciiTheme="minorHAnsi" w:hAnsiTheme="minorHAnsi" w:cstheme="minorHAnsi"/>
-          <w:sz w:val="22"/>
-          <w:szCs w:val="22"/>
-        </w:rPr>
-        <w:tab/>
-        <w:t>in Telegram chat</w:t>
-      </w:r>
-    </w:p>
-    <w:p>
-      <w:pPr>
-        <w:rPr>
-          <w:rFonts w:asciiTheme="minorHAnsi" w:hAnsiTheme="minorHAnsi" w:cstheme="minorHAnsi"/>
-          <w:sz w:val="22"/>
-          <w:szCs w:val="22"/>
-        </w:rPr>
-      </w:pPr>
-      <w:r>
-        <w:rPr>
-          <w:rFonts w:asciiTheme="minorHAnsi" w:hAnsiTheme="minorHAnsi" w:cstheme="minorHAnsi"/>
-          <w:sz w:val="22"/>
-          <w:szCs w:val="22"/>
-        </w:rPr>
-        <w:t>INTRA_NO_SERVER</w:t>
-      </w:r>
-      <w:r>
-        <w:rPr>
-          <w:rFonts w:asciiTheme="minorHAnsi" w:hAnsiTheme="minorHAnsi" w:cstheme="minorHAnsi"/>
-          <w:sz w:val="22"/>
-          <w:szCs w:val="22"/>
-        </w:rPr>
-        <w:tab/>
-      </w:r>
-      <w:r>
-        <w:rPr>
-          <w:rFonts w:asciiTheme="minorHAnsi" w:hAnsiTheme="minorHAnsi" w:cstheme="minorHAnsi"/>
-          <w:sz w:val="22"/>
-          <w:szCs w:val="22"/>
-        </w:rPr>
-        <w:tab/>
-      </w:r>
-      <w:r>
-        <w:rPr>
-          <w:rFonts w:asciiTheme="minorHAnsi" w:hAnsiTheme="minorHAnsi" w:cstheme="minorHAnsi"/>
-          <w:sz w:val="22"/>
-          <w:szCs w:val="22"/>
-        </w:rPr>
-        <w:tab/>
-      </w:r>
-      <w:r>
-        <w:rPr>
-          <w:rFonts w:asciiTheme="minorHAnsi" w:hAnsiTheme="minorHAnsi" w:cstheme="minorHAnsi"/>
-          <w:sz w:val="22"/>
-          <w:szCs w:val="22"/>
-        </w:rPr>
-        <w:tab/>
-      </w:r>
-      <w:r>
-        <w:rPr>
-          <w:rFonts w:asciiTheme="minorHAnsi" w:hAnsiTheme="minorHAnsi" w:cstheme="minorHAnsi"/>
-          <w:sz w:val="22"/>
-          <w:szCs w:val="22"/>
-        </w:rPr>
-        <w:tab/>
-        <w:t>in Telegram chat</w:t>
-      </w:r>
-    </w:p>
-    <w:p>
-      <w:pPr>
-        <w:rPr>
-          <w:rFonts w:asciiTheme="minorHAnsi" w:hAnsiTheme="minorHAnsi" w:cstheme="minorHAnsi"/>
-          <w:sz w:val="22"/>
-          <w:szCs w:val="22"/>
-        </w:rPr>
-      </w:pPr>
-      <w:r>
-        <w:rPr>
-          <w:rFonts w:asciiTheme="minorHAnsi" w:hAnsiTheme="minorHAnsi" w:cstheme="minorHAnsi"/>
-          <w:sz w:val="22"/>
-          <w:szCs w:val="22"/>
-        </w:rPr>
-        <w:t>INTRA_NO_TOKEN</w:t>
-      </w:r>
-      <w:r>
-        <w:rPr>
-          <w:rFonts w:asciiTheme="minorHAnsi" w:hAnsiTheme="minorHAnsi" w:cstheme="minorHAnsi"/>
-          <w:sz w:val="22"/>
-          <w:szCs w:val="22"/>
-        </w:rPr>
-        <w:tab/>
-      </w:r>
-      <w:r>
-        <w:rPr>
-          <w:rFonts w:asciiTheme="minorHAnsi" w:hAnsiTheme="minorHAnsi" w:cstheme="minorHAnsi"/>
-          <w:sz w:val="22"/>
-          <w:szCs w:val="22"/>
-        </w:rPr>
-        <w:tab/>
-      </w:r>
-      <w:r>
-        <w:rPr>
-          <w:rFonts w:asciiTheme="minorHAnsi" w:hAnsiTheme="minorHAnsi" w:cstheme="minorHAnsi"/>
-          <w:sz w:val="22"/>
-          <w:szCs w:val="22"/>
-        </w:rPr>
-        <w:tab/>
-      </w:r>
-      <w:r>
-        <w:rPr>
-          <w:rFonts w:asciiTheme="minorHAnsi" w:hAnsiTheme="minorHAnsi" w:cstheme="minorHAnsi"/>
-          <w:sz w:val="22"/>
-          <w:szCs w:val="22"/>
-        </w:rPr>
-        <w:tab/>
-      </w:r>
-      <w:r>
-        <w:rPr>
-          <w:rFonts w:asciiTheme="minorHAnsi" w:hAnsiTheme="minorHAnsi" w:cstheme="minorHAnsi"/>
-          <w:sz w:val="22"/>
-          <w:szCs w:val="22"/>
-        </w:rPr>
-        <w:tab/>
-        <w:t>in Telegram chat</w:t>
-      </w:r>
-    </w:p>
-    <w:p>
-      <w:pPr>
-        <w:rPr>
-          <w:rFonts w:asciiTheme="minorHAnsi" w:hAnsiTheme="minorHAnsi" w:cstheme="minorHAnsi"/>
-          <w:sz w:val="22"/>
-          <w:szCs w:val="22"/>
-        </w:rPr>
-      </w:pPr>
-      <w:r>
-        <w:rPr>
-          <w:rFonts w:asciiTheme="minorHAnsi" w:hAnsiTheme="minorHAnsi" w:cstheme="minorHAnsi"/>
-          <w:sz w:val="22"/>
-          <w:szCs w:val="22"/>
-        </w:rPr>
-        <w:t xml:space="preserve">INTRA_NO_INFO </w:t>
-      </w:r>
-      <w:r>
-        <w:rPr>
-          <w:rFonts w:asciiTheme="minorHAnsi" w:hAnsiTheme="minorHAnsi" w:cstheme="minorHAnsi"/>
-          <w:sz w:val="22"/>
-          <w:szCs w:val="22"/>
-        </w:rPr>
-        <w:tab/>
-      </w:r>
-      <w:r>
-        <w:rPr>
-          <w:rFonts w:asciiTheme="minorHAnsi" w:hAnsiTheme="minorHAnsi" w:cstheme="minorHAnsi"/>
-          <w:sz w:val="22"/>
-          <w:szCs w:val="22"/>
-        </w:rPr>
-        <w:tab/>
-      </w:r>
-      <w:r>
-        <w:rPr>
-          <w:rFonts w:asciiTheme="minorHAnsi" w:hAnsiTheme="minorHAnsi" w:cstheme="minorHAnsi"/>
-          <w:sz w:val="22"/>
-          <w:szCs w:val="22"/>
-        </w:rPr>
-        <w:tab/>
-      </w:r>
-      <w:r>
-        <w:rPr>
-          <w:rFonts w:asciiTheme="minorHAnsi" w:hAnsiTheme="minorHAnsi" w:cstheme="minorHAnsi"/>
-          <w:sz w:val="22"/>
-          <w:szCs w:val="22"/>
-        </w:rPr>
-        <w:tab/>
-      </w:r>
-      <w:r>
-        <w:rPr>
-          <w:rFonts w:asciiTheme="minorHAnsi" w:hAnsiTheme="minorHAnsi" w:cstheme="minorHAnsi"/>
-          <w:sz w:val="22"/>
-          <w:szCs w:val="22"/>
-        </w:rPr>
-        <w:tab/>
-        <w:t>in Telegram chat</w:t>
-      </w:r>
-      <w:r>
-        <w:rPr>
-          <w:rFonts w:asciiTheme="minorHAnsi" w:hAnsiTheme="minorHAnsi" w:cstheme="minorHAnsi"/>
-          <w:sz w:val="22"/>
-          <w:szCs w:val="22"/>
-        </w:rPr>
-        <w:t xml:space="preserve"> </w:t>
-      </w:r>
+        </w:rPr>
+      </w:pPr>
       <w:r>
         <w:rPr>
           <w:rFonts w:asciiTheme="minorHAnsi" w:hAnsiTheme="minorHAnsi" w:cstheme="minorHAnsi"/>
@@ -42202,6 +41609,15 @@
 </file>
 
 <file path=customXml/item1.xml><?xml version="1.0" encoding="utf-8"?>
+<?mso-contentType ?>
+<FormTemplates xmlns="http://schemas.microsoft.com/sharepoint/v3/contenttype/forms">
+  <Display>DocumentLibraryForm</Display>
+  <Edit>AssetEditForm</Edit>
+  <New>DocumentLibraryForm</New>
+</FormTemplates>
+</file>
+
+<file path=customXml/item2.xml><?xml version="1.0" encoding="utf-8"?>
 <p:properties xmlns:p="http://schemas.microsoft.com/office/2006/metadata/properties" xmlns:xsi="http://www.w3.org/2001/XMLSchema-instance" xmlns:pc="http://schemas.microsoft.com/office/infopath/2007/PartnerControls">
   <documentManagement>
     <TPExecutable xmlns="4eb71313-1cf6-4961-b6ce-0c29fc5284b9" xsi:nil="true"/>
@@ -42328,16 +41744,11 @@
 </p:properties>
 </file>
 
-<file path=customXml/item2.xml><?xml version="1.0" encoding="utf-8"?>
-<?mso-contentType ?>
-<FormTemplates xmlns="http://schemas.microsoft.com/sharepoint/v3/contenttype/forms">
-  <Display>DocumentLibraryForm</Display>
-  <Edit>AssetEditForm</Edit>
-  <New>DocumentLibraryForm</New>
-</FormTemplates>
+<file path=customXml/item3.xml><?xml version="1.0" encoding="utf-8"?>
+<b:Sources xmlns:b="http://schemas.openxmlformats.org/officeDocument/2006/bibliography" xmlns="http://schemas.openxmlformats.org/officeDocument/2006/bibliography" SelectedStyle="/APASixthEditionOfficeOnline.xsl" StyleName="APA" Version="6"/>
 </file>
 
-<file path=customXml/item3.xml><?xml version="1.0" encoding="utf-8"?>
+<file path=customXml/item4.xml><?xml version="1.0" encoding="utf-8"?>
 <ct:contentTypeSchema xmlns:ct="http://schemas.microsoft.com/office/2006/metadata/contentType" xmlns:ma="http://schemas.microsoft.com/office/2006/metadata/properties/metaAttributes" ct:_="" ma:_="" ma:contentTypeName="TemplateFile" ma:contentTypeID="0x010100AC6DD24B17643A43B5911557F59D23340400899CD97D2199F748BA22A48D93649A64" ma:contentTypeVersion="58" ma:contentTypeDescription="Create a new document." ma:contentTypeScope="" ma:versionID="cb85242d804791fa63a999220e43a0bf">
   <xsd:schema xmlns:xsd="http://www.w3.org/2001/XMLSchema" xmlns:xs="http://www.w3.org/2001/XMLSchema" xmlns:p="http://schemas.microsoft.com/office/2006/metadata/properties" xmlns:ns2="4eb71313-1cf6-4961-b6ce-0c29fc5284b9" targetNamespace="http://schemas.microsoft.com/office/2006/metadata/properties" ma:root="true" ma:fieldsID="2e13631c6b34a2889e7ce7c8f1efd12b" ns2:_="">
     <xsd:import namespace="4eb71313-1cf6-4961-b6ce-0c29fc5284b9"/>
@@ -43371,11 +42782,15 @@
 </ct:contentTypeSchema>
 </file>
 
-<file path=customXml/item4.xml><?xml version="1.0" encoding="utf-8"?>
-<b:Sources xmlns:b="http://schemas.openxmlformats.org/officeDocument/2006/bibliography" xmlns="http://schemas.openxmlformats.org/officeDocument/2006/bibliography" SelectedStyle="/APASixthEditionOfficeOnline.xsl" StyleName="APA" Version="6"/>
+<file path=customXml/itemProps1.xml><?xml version="1.0" encoding="utf-8"?>
+<ds:datastoreItem xmlns:ds="http://schemas.openxmlformats.org/officeDocument/2006/customXml" ds:itemID="{42AF3EE1-17D6-4994-8D19-1C5A21673D61}">
+  <ds:schemaRefs>
+    <ds:schemaRef ds:uri="http://schemas.microsoft.com/sharepoint/v3/contenttype/forms"/>
+  </ds:schemaRefs>
+</ds:datastoreItem>
 </file>
 
-<file path=customXml/itemProps1.xml><?xml version="1.0" encoding="utf-8"?>
+<file path=customXml/itemProps2.xml><?xml version="1.0" encoding="utf-8"?>
 <ds:datastoreItem xmlns:ds="http://schemas.openxmlformats.org/officeDocument/2006/customXml" ds:itemID="{63E3A13E-B3BC-4A1C-88E3-0C4AF2AB6AEE}">
   <ds:schemaRefs>
     <ds:schemaRef ds:uri="http://schemas.microsoft.com/office/2006/metadata/properties"/>
@@ -43385,15 +42800,15 @@
 </ds:datastoreItem>
 </file>
 
-<file path=customXml/itemProps2.xml><?xml version="1.0" encoding="utf-8"?>
-<ds:datastoreItem xmlns:ds="http://schemas.openxmlformats.org/officeDocument/2006/customXml" ds:itemID="{42AF3EE1-17D6-4994-8D19-1C5A21673D61}">
+<file path=customXml/itemProps3.xml><?xml version="1.0" encoding="utf-8"?>
+<ds:datastoreItem xmlns:ds="http://schemas.openxmlformats.org/officeDocument/2006/customXml" ds:itemID="{A9C8C408-4E5E-524B-A672-45D328F6189D}">
   <ds:schemaRefs>
-    <ds:schemaRef ds:uri="http://schemas.microsoft.com/sharepoint/v3/contenttype/forms"/>
+    <ds:schemaRef ds:uri="http://schemas.openxmlformats.org/officeDocument/2006/bibliography"/>
   </ds:schemaRefs>
 </ds:datastoreItem>
 </file>
 
-<file path=customXml/itemProps3.xml><?xml version="1.0" encoding="utf-8"?>
+<file path=customXml/itemProps4.xml><?xml version="1.0" encoding="utf-8"?>
 <ds:datastoreItem xmlns:ds="http://schemas.openxmlformats.org/officeDocument/2006/customXml" ds:itemID="{3D5BC34A-A158-4DE6-9D48-EADCE6F2EC60}">
   <ds:schemaRefs>
     <ds:schemaRef ds:uri="http://schemas.microsoft.com/office/2006/metadata/contentType"/>
@@ -43409,12 +42824,4 @@
     <ds:schemaRef ds:uri="http://schemas.microsoft.com/internal/obd"/>
   </ds:schemaRefs>
 </ds:datastoreItem>
-</file>
-
-<file path=customXml/itemProps4.xml><?xml version="1.0" encoding="utf-8"?>
-<ds:datastoreItem xmlns:ds="http://schemas.openxmlformats.org/officeDocument/2006/customXml" ds:itemID="{A9C8C408-4E5E-524B-A672-45D328F6189D}">
-  <ds:schemaRefs>
-    <ds:schemaRef ds:uri="http://schemas.openxmlformats.org/officeDocument/2006/bibliography"/>
-  </ds:schemaRefs>
-</ds:datastoreItem>
 </file>
--- a/docs/Technical Documentation.docx
+++ b/docs/Technical Documentation.docx
@@ -1664,6 +1664,25 @@
                 <w:rFonts w:asciiTheme="minorHAnsi" w:hAnsiTheme="minorHAnsi" w:cstheme="minorHAnsi"/>
                 <w:lang w:val="en-GB"/>
               </w:rPr>
+              <w:t>Uploading the Program as Compiled Binary</w:t>
+            </w:r>
+          </w:p>
+          <w:p>
+            <w:pPr>
+              <w:autoSpaceDE w:val="0"/>
+              <w:autoSpaceDN w:val="0"/>
+              <w:adjustRightInd w:val="0"/>
+              <w:spacing w:line="360" w:lineRule="auto"/>
+              <w:rPr>
+                <w:rFonts w:asciiTheme="minorHAnsi" w:hAnsiTheme="minorHAnsi" w:cstheme="minorHAnsi"/>
+                <w:lang w:val="en-GB"/>
+              </w:rPr>
+            </w:pPr>
+            <w:r>
+              <w:rPr>
+                <w:rFonts w:asciiTheme="minorHAnsi" w:hAnsiTheme="minorHAnsi" w:cstheme="minorHAnsi"/>
+                <w:lang w:val="en-GB"/>
+              </w:rPr>
               <w:t>Hardware maintenance</w:t>
             </w:r>
           </w:p>
@@ -2152,24 +2171,6 @@
               <w:autoSpaceDE w:val="0"/>
               <w:autoSpaceDN w:val="0"/>
               <w:adjustRightInd w:val="0"/>
-              <w:rPr>
-                <w:rFonts w:asciiTheme="minorHAnsi" w:hAnsiTheme="minorHAnsi" w:cstheme="minorHAnsi"/>
-                <w:lang w:val="en-GB"/>
-              </w:rPr>
-            </w:pPr>
-            <w:r>
-              <w:rPr>
-                <w:rFonts w:asciiTheme="minorHAnsi" w:hAnsiTheme="minorHAnsi" w:cstheme="minorHAnsi"/>
-                <w:lang w:val="en-GB"/>
-              </w:rPr>
-              <w:t>Used terms</w:t>
-            </w:r>
-          </w:p>
-          <w:p>
-            <w:pPr>
-              <w:autoSpaceDE w:val="0"/>
-              <w:autoSpaceDN w:val="0"/>
-              <w:adjustRightInd w:val="0"/>
               <w:spacing w:line="360" w:lineRule="auto"/>
               <w:rPr>
                 <w:rFonts w:asciiTheme="minorHAnsi" w:hAnsiTheme="minorHAnsi" w:cstheme="minorHAnsi"/>
@@ -3479,7 +3480,27 @@
           <w:sz w:val="22"/>
           <w:szCs w:val="22"/>
         </w:rPr>
-        <w:t>. 1 hour before the exam the black-white-and-red „reserve for exam“ sign with time left starts being displayed.</w:t>
+        <w:t>. 1 hour before the exam</w:t>
+      </w:r>
+      <w:r>
+        <w:rPr>
+          <w:rFonts w:asciiTheme="minorHAnsi" w:hAnsiTheme="minorHAnsi" w:cstheme="minorHAnsi"/>
+          <w:i/>
+          <w:iCs/>
+          <w:sz w:val="22"/>
+          <w:szCs w:val="22"/>
+        </w:rPr>
+        <w:t>,</w:t>
+      </w:r>
+      <w:r>
+        <w:rPr>
+          <w:rFonts w:asciiTheme="minorHAnsi" w:hAnsiTheme="minorHAnsi" w:cstheme="minorHAnsi"/>
+          <w:i/>
+          <w:iCs/>
+          <w:sz w:val="22"/>
+          <w:szCs w:val="22"/>
+        </w:rPr>
+        <w:t xml:space="preserve"> the black-white-and-red „reserve for exam“ sign with time left starts being displayed.</w:t>
       </w:r>
     </w:p>
     <w:p>
@@ -8312,7 +8333,33 @@
         <w:rPr>
           <w:rFonts w:cstheme="minorHAnsi"/>
         </w:rPr>
-        <w:t>how to do it may be found here:</w:t>
+        <w:t>how to do it may be found here</w:t>
+      </w:r>
+      <w:r>
+        <w:rPr>
+          <w:rFonts w:cstheme="minorHAnsi"/>
+        </w:rPr>
+        <w:t xml:space="preserve"> if you scroll down to the topic „</w:t>
+      </w:r>
+      <w:r>
+        <w:rPr>
+          <w:rFonts w:cstheme="minorHAnsi"/>
+          <w:b/>
+          <w:bCs/>
+        </w:rPr>
+        <w:t>Installing Arduino IDE</w:t>
+      </w:r>
+      <w:r>
+        <w:rPr>
+          <w:rFonts w:cstheme="minorHAnsi"/>
+        </w:rPr>
+        <w:t>“</w:t>
+      </w:r>
+      <w:r>
+        <w:rPr>
+          <w:rFonts w:cstheme="minorHAnsi"/>
+        </w:rPr>
+        <w:t>:</w:t>
       </w:r>
     </w:p>
     <w:p>
@@ -9780,7 +9827,13 @@
         <w:rPr>
           <w:rFonts w:cstheme="minorHAnsi"/>
         </w:rPr>
-        <w:t>Erase All Flash Before Sketch Upload: "Disabled"</w:t>
+        <w:t>Erase All Flash Before Sketch</w:t>
+      </w:r>
+      <w:r>
+        <w:rPr>
+          <w:rFonts w:cstheme="minorHAnsi"/>
+        </w:rPr>
+        <w:t xml:space="preserve"> Upload: "Disabled"</w:t>
       </w:r>
     </w:p>
     <w:p>
@@ -9848,7 +9901,7 @@
         <w:autoSpaceDN w:val="0"/>
         <w:adjustRightInd w:val="0"/>
         <w:rPr>
-          <w:rFonts w:cstheme="minorHAnsi"/>
+          <w:rFonts w:asciiTheme="minorHAnsi" w:hAnsiTheme="minorHAnsi" w:cstheme="minorHAnsi"/>
           <w:sz w:val="22"/>
           <w:szCs w:val="22"/>
         </w:rPr>
@@ -9878,7 +9931,1384 @@
     </w:p>
     <w:p>
       <w:pPr>
+        <w:autoSpaceDE w:val="0"/>
+        <w:autoSpaceDN w:val="0"/>
+        <w:adjustRightInd w:val="0"/>
+        <w:rPr>
+          <w:rFonts w:asciiTheme="minorHAnsi" w:hAnsiTheme="minorHAnsi" w:cstheme="minorHAnsi"/>
+        </w:rPr>
+      </w:pPr>
+      <w:r>
+        <w:rPr>
+          <w:rFonts w:asciiTheme="minorHAnsi" w:hAnsiTheme="minorHAnsi" w:cstheme="minorHAnsi"/>
+        </w:rPr>
+        <w:t xml:space="preserve"> </w:t>
+      </w:r>
+    </w:p>
+    <w:p>
+      <w:pPr>
         <w:spacing w:line="276" w:lineRule="auto"/>
+        <w:rPr>
+          <w:rFonts w:asciiTheme="minorHAnsi" w:eastAsiaTheme="majorEastAsia" w:hAnsiTheme="minorHAnsi" w:cstheme="minorHAnsi"/>
+          <w:caps/>
+          <w:color w:val="000000" w:themeColor="text1"/>
+          <w:spacing w:val="-20"/>
+          <w:kern w:val="28"/>
+          <w:sz w:val="56"/>
+          <w:szCs w:val="48"/>
+        </w:rPr>
+      </w:pPr>
+      <w:r>
+        <w:rPr>
+          <w:rFonts w:asciiTheme="minorHAnsi" w:eastAsiaTheme="majorEastAsia" w:hAnsiTheme="minorHAnsi" w:cstheme="minorHAnsi"/>
+          <w:caps/>
+          <w:color w:val="000000" w:themeColor="text1"/>
+          <w:spacing w:val="-20"/>
+          <w:kern w:val="28"/>
+          <w:sz w:val="56"/>
+          <w:szCs w:val="48"/>
+        </w:rPr>
+        <w:br w:type="page"/>
+      </w:r>
+    </w:p>
+    <w:p>
+      <w:pPr>
+        <w:pStyle w:val="Titul"/>
+        <w:rPr>
+          <w:sz w:val="56"/>
+          <w:szCs w:val="48"/>
+        </w:rPr>
+      </w:pPr>
+      <w:r>
+        <w:rPr>
+          <w:sz w:val="56"/>
+          <w:szCs w:val="48"/>
+        </w:rPr>
+        <w:lastRenderedPageBreak/>
+        <w:t>[</w:t>
+      </w:r>
+      <w:r>
+        <w:rPr>
+          <w:sz w:val="56"/>
+          <w:szCs w:val="48"/>
+        </w:rPr>
+        <w:t>Uploading the Program as Compiled Binary</w:t>
+      </w:r>
+      <w:r>
+        <w:rPr>
+          <w:sz w:val="56"/>
+          <w:szCs w:val="48"/>
+        </w:rPr>
+        <w:t>.]</w:t>
+      </w:r>
+    </w:p>
+    <w:p>
+      <w:pPr>
+        <w:autoSpaceDE w:val="0"/>
+        <w:autoSpaceDN w:val="0"/>
+        <w:adjustRightInd w:val="0"/>
+        <w:rPr>
+          <w:rFonts w:cstheme="minorHAnsi"/>
+        </w:rPr>
+      </w:pPr>
+    </w:p>
+    <w:p>
+      <w:pPr>
+        <w:spacing w:after="200" w:line="276" w:lineRule="auto"/>
+        <w:rPr>
+          <w:rFonts w:asciiTheme="minorHAnsi" w:hAnsiTheme="minorHAnsi" w:cstheme="minorHAnsi"/>
+          <w:sz w:val="22"/>
+          <w:szCs w:val="22"/>
+        </w:rPr>
+      </w:pPr>
+      <w:r>
+        <w:rPr>
+          <w:rFonts w:asciiTheme="minorHAnsi" w:hAnsiTheme="minorHAnsi" w:cstheme="minorHAnsi"/>
+          <w:sz w:val="22"/>
+          <w:szCs w:val="22"/>
+        </w:rPr>
+        <w:t>There is a second way of how you can upload your program into the memory of the device — compile the program into a .bin file and then upload it</w:t>
+      </w:r>
+      <w:r>
+        <w:rPr>
+          <w:rFonts w:asciiTheme="minorHAnsi" w:hAnsiTheme="minorHAnsi" w:cstheme="minorHAnsi"/>
+          <w:sz w:val="22"/>
+          <w:szCs w:val="22"/>
+        </w:rPr>
+        <w:t xml:space="preserve"> manually in the Terminal</w:t>
+      </w:r>
+      <w:r>
+        <w:rPr>
+          <w:rFonts w:asciiTheme="minorHAnsi" w:hAnsiTheme="minorHAnsi" w:cstheme="minorHAnsi"/>
+          <w:sz w:val="22"/>
+          <w:szCs w:val="22"/>
+        </w:rPr>
+        <w:t>. This method is overly complicated, so do not use it unless necessary. In 99,9% of cases</w:t>
+      </w:r>
+      <w:r>
+        <w:rPr>
+          <w:rFonts w:asciiTheme="minorHAnsi" w:hAnsiTheme="minorHAnsi" w:cstheme="minorHAnsi"/>
+          <w:sz w:val="22"/>
+          <w:szCs w:val="22"/>
+        </w:rPr>
+        <w:t xml:space="preserve"> </w:t>
+      </w:r>
+      <w:r>
+        <w:rPr>
+          <w:rFonts w:asciiTheme="minorHAnsi" w:hAnsiTheme="minorHAnsi" w:cstheme="minorHAnsi"/>
+          <w:sz w:val="22"/>
+          <w:szCs w:val="22"/>
+        </w:rPr>
+        <w:t xml:space="preserve">the first </w:t>
+      </w:r>
+      <w:r>
+        <w:rPr>
+          <w:rFonts w:asciiTheme="minorHAnsi" w:hAnsiTheme="minorHAnsi" w:cstheme="minorHAnsi"/>
+          <w:sz w:val="22"/>
+          <w:szCs w:val="22"/>
+        </w:rPr>
+        <w:t xml:space="preserve">method – described above in the </w:t>
+      </w:r>
+      <w:r>
+        <w:rPr>
+          <w:rFonts w:asciiTheme="majorHAnsi" w:eastAsiaTheme="majorEastAsia" w:hAnsiTheme="majorHAnsi" w:cstheme="majorBidi"/>
+          <w:b/>
+          <w:bCs/>
+          <w:color w:val="7A7A7A" w:themeColor="accent1"/>
+          <w:sz w:val="21"/>
+          <w:szCs w:val="21"/>
+        </w:rPr>
+        <w:t>Uploading the changes</w:t>
+      </w:r>
+      <w:r>
+        <w:rPr>
+          <w:rFonts w:asciiTheme="minorHAnsi" w:hAnsiTheme="minorHAnsi" w:cstheme="minorHAnsi"/>
+          <w:sz w:val="22"/>
+          <w:szCs w:val="22"/>
+        </w:rPr>
+        <w:t xml:space="preserve"> topic – is the b</w:t>
+      </w:r>
+      <w:r>
+        <w:rPr>
+          <w:rFonts w:asciiTheme="minorHAnsi" w:hAnsiTheme="minorHAnsi" w:cstheme="minorHAnsi"/>
+          <w:sz w:val="22"/>
+          <w:szCs w:val="22"/>
+        </w:rPr>
+        <w:t>est way to go.</w:t>
+      </w:r>
+      <w:r>
+        <w:rPr>
+          <w:rFonts w:asciiTheme="minorHAnsi" w:hAnsiTheme="minorHAnsi" w:cstheme="minorHAnsi"/>
+          <w:sz w:val="22"/>
+          <w:szCs w:val="22"/>
+        </w:rPr>
+        <w:t xml:space="preserve"> This second method is good in two cases: for some reason you </w:t>
+      </w:r>
+      <w:r>
+        <w:rPr>
+          <w:rFonts w:asciiTheme="minorHAnsi" w:hAnsiTheme="minorHAnsi" w:cstheme="minorHAnsi"/>
+          <w:sz w:val="22"/>
+          <w:szCs w:val="22"/>
+        </w:rPr>
+        <w:t>cannot compile the project on this computer but it compiled on another computer; you want to show off your cool skill of flashing microcontrollers with a bare command line in your Terminal.</w:t>
+      </w:r>
+    </w:p>
+    <w:p>
+      <w:pPr>
+        <w:pStyle w:val="Nadpis2"/>
+      </w:pPr>
+      <w:r>
+        <w:t xml:space="preserve">The </w:t>
+      </w:r>
+      <w:r>
+        <w:t xml:space="preserve">Uploading </w:t>
+      </w:r>
+      <w:r>
+        <w:t>Process</w:t>
+      </w:r>
+    </w:p>
+    <w:p>
+      <w:pPr>
+        <w:rPr>
+          <w:rFonts w:asciiTheme="minorHAnsi" w:hAnsiTheme="minorHAnsi" w:cstheme="minorHAnsi"/>
+          <w:sz w:val="22"/>
+          <w:szCs w:val="22"/>
+        </w:rPr>
+      </w:pPr>
+      <w:r>
+        <w:rPr>
+          <w:rFonts w:asciiTheme="minorHAnsi" w:hAnsiTheme="minorHAnsi" w:cstheme="minorHAnsi"/>
+          <w:sz w:val="22"/>
+          <w:szCs w:val="22"/>
+        </w:rPr>
+        <w:t>So, you have got your .bin file. Let’s flash it into the Sign’s memory.</w:t>
+      </w:r>
+      <w:r>
+        <w:rPr>
+          <w:rFonts w:asciiTheme="minorHAnsi" w:hAnsiTheme="minorHAnsi" w:cstheme="minorHAnsi"/>
+          <w:sz w:val="22"/>
+          <w:szCs w:val="22"/>
+        </w:rPr>
+        <w:t xml:space="preserve"> Read all the steps first, before working on them.</w:t>
+      </w:r>
+    </w:p>
+    <w:p>
+      <w:pPr>
+        <w:rPr>
+          <w:rFonts w:asciiTheme="minorHAnsi" w:hAnsiTheme="minorHAnsi" w:cstheme="minorHAnsi"/>
+          <w:sz w:val="22"/>
+          <w:szCs w:val="22"/>
+        </w:rPr>
+      </w:pPr>
+    </w:p>
+    <w:p>
+      <w:pPr>
+        <w:pStyle w:val="Odstavecseseznamem"/>
+        <w:numPr>
+          <w:ilvl w:val="0"/>
+          <w:numId w:val="42"/>
+        </w:numPr>
+        <w:autoSpaceDE w:val="0"/>
+        <w:autoSpaceDN w:val="0"/>
+        <w:adjustRightInd w:val="0"/>
+        <w:spacing w:after="0" w:line="240" w:lineRule="auto"/>
+        <w:rPr>
+          <w:rFonts w:cstheme="minorHAnsi"/>
+        </w:rPr>
+      </w:pPr>
+      <w:r>
+        <w:rPr>
+          <w:rFonts w:cstheme="minorHAnsi"/>
+        </w:rPr>
+        <w:t xml:space="preserve">For this process you will need a </w:t>
+      </w:r>
+      <w:r>
+        <w:rPr>
+          <w:rFonts w:cstheme="minorHAnsi"/>
+        </w:rPr>
+        <w:t xml:space="preserve">CLI </w:t>
+      </w:r>
+      <w:r>
+        <w:rPr>
+          <w:rFonts w:cstheme="minorHAnsi"/>
+        </w:rPr>
+        <w:t xml:space="preserve">software tool called </w:t>
+      </w:r>
+      <w:r>
+        <w:rPr>
+          <w:rFonts w:cstheme="minorHAnsi"/>
+          <w:b/>
+          <w:bCs/>
+        </w:rPr>
+        <w:t>esptool.py</w:t>
+      </w:r>
+      <w:r>
+        <w:rPr>
+          <w:rFonts w:cstheme="minorHAnsi"/>
+        </w:rPr>
+        <w:t xml:space="preserve">. If you have already installed </w:t>
+      </w:r>
+      <w:r>
+        <w:rPr>
+          <w:rFonts w:cstheme="minorHAnsi"/>
+        </w:rPr>
+        <w:t xml:space="preserve">Arduino IDE and </w:t>
+      </w:r>
+      <w:r>
+        <w:rPr>
+          <w:rFonts w:cstheme="minorHAnsi"/>
+        </w:rPr>
+        <w:t>its</w:t>
+      </w:r>
+      <w:r>
+        <w:rPr>
+          <w:rFonts w:cstheme="minorHAnsi"/>
+        </w:rPr>
+        <w:t xml:space="preserve"> ESP-IDF extension</w:t>
+      </w:r>
+      <w:r>
+        <w:rPr>
+          <w:rFonts w:cstheme="minorHAnsi"/>
+        </w:rPr>
+        <w:t xml:space="preserve">, you probably already have </w:t>
+      </w:r>
+      <w:r>
+        <w:rPr>
+          <w:rFonts w:cstheme="minorHAnsi"/>
+        </w:rPr>
+        <w:t>esptool.py</w:t>
+      </w:r>
+      <w:r>
+        <w:rPr>
+          <w:rFonts w:cstheme="minorHAnsi"/>
+        </w:rPr>
+        <w:t xml:space="preserve"> as well. To confirm that, let’s find </w:t>
+      </w:r>
+      <w:r>
+        <w:rPr>
+          <w:rFonts w:cstheme="minorHAnsi"/>
+        </w:rPr>
+        <w:t>esptool.py</w:t>
+      </w:r>
+      <w:r>
+        <w:rPr>
+          <w:rFonts w:cstheme="minorHAnsi"/>
+        </w:rPr>
+        <w:t xml:space="preserve"> on your computer. On macOS, </w:t>
+      </w:r>
+      <w:r>
+        <w:rPr>
+          <w:rFonts w:cstheme="minorHAnsi"/>
+        </w:rPr>
+        <w:t>esptool.py</w:t>
+      </w:r>
+      <w:r>
+        <w:rPr>
+          <w:rFonts w:cstheme="minorHAnsi"/>
+        </w:rPr>
+        <w:t xml:space="preserve"> is usually located here: </w:t>
+      </w:r>
+      <w:r>
+        <w:rPr>
+          <w:rFonts w:cstheme="minorHAnsi"/>
+        </w:rPr>
+        <w:br/>
+      </w:r>
+      <w:r>
+        <w:rPr>
+          <w:rFonts w:cstheme="minorHAnsi"/>
+          <w:b/>
+          <w:bCs/>
+        </w:rPr>
+        <w:t>~/Library/Arduino15/packages/esp32/tools/esptool_py/</w:t>
+      </w:r>
+      <w:r>
+        <w:rPr>
+          <w:rFonts w:cstheme="minorHAnsi"/>
+          <w:b/>
+          <w:bCs/>
+        </w:rPr>
+        <w:t xml:space="preserve">  &gt; Version-numbered folder &gt; esptool</w:t>
+      </w:r>
+      <w:r>
+        <w:rPr>
+          <w:rFonts w:cstheme="minorHAnsi"/>
+        </w:rPr>
+        <w:br/>
+        <w:t>In my case the full path looked like this:</w:t>
+      </w:r>
+      <w:r>
+        <w:rPr>
+          <w:rFonts w:cstheme="minorHAnsi"/>
+        </w:rPr>
+        <w:br/>
+      </w:r>
+      <w:r>
+        <w:rPr>
+          <w:rFonts w:cstheme="minorHAnsi"/>
+          <w:b/>
+          <w:bCs/>
+        </w:rPr>
+        <w:t>MacintoshHD</w:t>
+      </w:r>
+      <w:r>
+        <w:rPr>
+          <w:rFonts w:cstheme="minorHAnsi"/>
+          <w:b/>
+          <w:bCs/>
+        </w:rPr>
+        <w:t>/Users/romanalexandrov/Library/Arduino15/packages/esp32/tools/esptool_py/4.6/esptool</w:t>
+      </w:r>
+      <w:r>
+        <w:rPr>
+          <w:rFonts w:cstheme="minorHAnsi"/>
+        </w:rPr>
+        <w:br/>
+      </w:r>
+      <w:r>
+        <w:rPr>
+          <w:rFonts w:cstheme="minorHAnsi"/>
+        </w:rPr>
+        <w:br/>
+      </w:r>
+      <w:r>
+        <w:rPr>
+          <w:rFonts w:cstheme="minorHAnsi"/>
+        </w:rPr>
+        <w:t xml:space="preserve">If you see esptool </w:t>
+      </w:r>
+      <w:r>
+        <w:rPr>
+          <w:rFonts w:cstheme="minorHAnsi"/>
+        </w:rPr>
+        <w:t>on your computer, that’s great.</w:t>
+      </w:r>
+      <w:r>
+        <w:rPr>
+          <w:rFonts w:cstheme="minorHAnsi"/>
+        </w:rPr>
+        <w:t xml:space="preserve"> Note down the path to the esptool executable and</w:t>
+      </w:r>
+      <w:r>
+        <w:rPr>
+          <w:rFonts w:cstheme="minorHAnsi"/>
+        </w:rPr>
+        <w:t xml:space="preserve"> </w:t>
+      </w:r>
+      <w:r>
+        <w:rPr>
+          <w:rFonts w:cstheme="minorHAnsi"/>
+        </w:rPr>
+        <w:t>go from here str</w:t>
+      </w:r>
+      <w:r>
+        <w:rPr>
+          <w:rFonts w:cstheme="minorHAnsi"/>
+        </w:rPr>
+        <w:t>a</w:t>
+      </w:r>
+      <w:r>
+        <w:rPr>
+          <w:rFonts w:cstheme="minorHAnsi"/>
+        </w:rPr>
+        <w:t xml:space="preserve">ight </w:t>
+      </w:r>
+      <w:r>
+        <w:rPr>
+          <w:rFonts w:cstheme="minorHAnsi"/>
+        </w:rPr>
+        <w:t>to the step 2.</w:t>
+      </w:r>
+      <w:r>
+        <w:rPr>
+          <w:rFonts w:cstheme="minorHAnsi"/>
+        </w:rPr>
+        <w:br/>
+      </w:r>
+      <w:r>
+        <w:rPr>
+          <w:rFonts w:cstheme="minorHAnsi"/>
+        </w:rPr>
+        <w:br/>
+      </w:r>
+      <w:r>
+        <w:rPr>
+          <w:rFonts w:cstheme="minorHAnsi"/>
+        </w:rPr>
+        <w:t xml:space="preserve">If you cannot find esptool, </w:t>
+      </w:r>
+      <w:r>
+        <w:rPr>
+          <w:rFonts w:cstheme="minorHAnsi"/>
+        </w:rPr>
+        <w:t xml:space="preserve">Install Arduino IDE and add the ESP-IDF extension. </w:t>
+      </w:r>
+      <w:r>
+        <w:rPr>
+          <w:rFonts w:cstheme="minorHAnsi"/>
+        </w:rPr>
+        <w:t xml:space="preserve">This way esptool will get installed as well. </w:t>
+      </w:r>
+      <w:r>
+        <w:rPr>
+          <w:rFonts w:cstheme="minorHAnsi"/>
+        </w:rPr>
+        <w:t>User-friendly instructions on how to do it may be found here</w:t>
+      </w:r>
+      <w:r>
+        <w:rPr>
+          <w:rFonts w:cstheme="minorHAnsi"/>
+        </w:rPr>
+        <w:t xml:space="preserve"> if you scroll down to the topic „</w:t>
+      </w:r>
+      <w:r>
+        <w:rPr>
+          <w:rFonts w:cstheme="minorHAnsi"/>
+          <w:b/>
+          <w:bCs/>
+        </w:rPr>
+        <w:t>Installing Arduino IDE</w:t>
+      </w:r>
+      <w:r>
+        <w:rPr>
+          <w:rFonts w:cstheme="minorHAnsi"/>
+        </w:rPr>
+        <w:t>“</w:t>
+      </w:r>
+      <w:r>
+        <w:rPr>
+          <w:rFonts w:cstheme="minorHAnsi"/>
+        </w:rPr>
+        <w:t>:</w:t>
+      </w:r>
+    </w:p>
+    <w:p>
+      <w:pPr>
+        <w:ind w:left="709"/>
+        <w:rPr>
+          <w:rFonts w:asciiTheme="minorHAnsi" w:hAnsiTheme="minorHAnsi" w:cstheme="minorHAnsi"/>
+          <w:b/>
+          <w:bCs/>
+          <w:sz w:val="22"/>
+          <w:szCs w:val="22"/>
+          <w:u w:val="single"/>
+        </w:rPr>
+      </w:pPr>
+      <w:hyperlink r:id="rId14" w:anchor="esp32-arduino-ide" w:history="1">
+        <w:r>
+          <w:rPr>
+            <w:rFonts w:asciiTheme="minorHAnsi" w:hAnsiTheme="minorHAnsi" w:cstheme="minorHAnsi"/>
+            <w:b/>
+            <w:bCs/>
+            <w:sz w:val="22"/>
+            <w:szCs w:val="22"/>
+            <w:u w:val="single"/>
+          </w:rPr>
+          <w:t>https://randomnerdtutorials</w:t>
+        </w:r>
+        <w:r>
+          <w:rPr>
+            <w:rFonts w:asciiTheme="minorHAnsi" w:hAnsiTheme="minorHAnsi" w:cstheme="minorHAnsi"/>
+            <w:b/>
+            <w:bCs/>
+            <w:sz w:val="22"/>
+            <w:szCs w:val="22"/>
+            <w:u w:val="single"/>
+          </w:rPr>
+          <w:t>.</w:t>
+        </w:r>
+        <w:r>
+          <w:rPr>
+            <w:rFonts w:asciiTheme="minorHAnsi" w:hAnsiTheme="minorHAnsi" w:cstheme="minorHAnsi"/>
+            <w:b/>
+            <w:bCs/>
+            <w:sz w:val="22"/>
+            <w:szCs w:val="22"/>
+            <w:u w:val="single"/>
+          </w:rPr>
+          <w:t>com/getting-</w:t>
+        </w:r>
+        <w:r>
+          <w:rPr>
+            <w:rFonts w:asciiTheme="minorHAnsi" w:hAnsiTheme="minorHAnsi" w:cstheme="minorHAnsi"/>
+            <w:b/>
+            <w:bCs/>
+            <w:sz w:val="22"/>
+            <w:szCs w:val="22"/>
+            <w:u w:val="single"/>
+          </w:rPr>
+          <w:t>s</w:t>
+        </w:r>
+        <w:r>
+          <w:rPr>
+            <w:rFonts w:asciiTheme="minorHAnsi" w:hAnsiTheme="minorHAnsi" w:cstheme="minorHAnsi"/>
+            <w:b/>
+            <w:bCs/>
+            <w:sz w:val="22"/>
+            <w:szCs w:val="22"/>
+            <w:u w:val="single"/>
+          </w:rPr>
+          <w:t>tarted-with-esp32/#esp32-arduino-ide</w:t>
+        </w:r>
+      </w:hyperlink>
+    </w:p>
+    <w:p>
+      <w:pPr>
+        <w:autoSpaceDE w:val="0"/>
+        <w:autoSpaceDN w:val="0"/>
+        <w:adjustRightInd w:val="0"/>
+        <w:ind w:left="709"/>
+        <w:rPr>
+          <w:rFonts w:asciiTheme="minorHAnsi" w:hAnsiTheme="minorHAnsi" w:cstheme="minorHAnsi"/>
+          <w:sz w:val="22"/>
+          <w:szCs w:val="22"/>
+        </w:rPr>
+      </w:pPr>
+      <w:r>
+        <w:rPr>
+          <w:rFonts w:asciiTheme="minorHAnsi" w:hAnsiTheme="minorHAnsi" w:cstheme="minorHAnsi"/>
+          <w:sz w:val="22"/>
+          <w:szCs w:val="22"/>
+        </w:rPr>
+        <w:br/>
+      </w:r>
+      <w:r>
+        <w:rPr>
+          <w:rFonts w:asciiTheme="minorHAnsi" w:hAnsiTheme="minorHAnsi" w:cstheme="minorHAnsi"/>
+          <w:sz w:val="22"/>
+          <w:szCs w:val="22"/>
+        </w:rPr>
+        <w:t xml:space="preserve">The online instruction suggests to download and install the latest version, but the project was built using Arduino IDE version </w:t>
+      </w:r>
+      <w:r>
+        <w:rPr>
+          <w:rFonts w:asciiTheme="minorHAnsi" w:hAnsiTheme="minorHAnsi" w:cstheme="minorHAnsi"/>
+          <w:b/>
+          <w:bCs/>
+          <w:sz w:val="22"/>
+          <w:szCs w:val="22"/>
+        </w:rPr>
+        <w:t>1.8.19</w:t>
+      </w:r>
+      <w:r>
+        <w:rPr>
+          <w:rFonts w:asciiTheme="minorHAnsi" w:hAnsiTheme="minorHAnsi" w:cstheme="minorHAnsi"/>
+          <w:sz w:val="22"/>
+          <w:szCs w:val="22"/>
+        </w:rPr>
+        <w:t xml:space="preserve"> and the „esp32“ board version </w:t>
+      </w:r>
+      <w:r>
+        <w:rPr>
+          <w:rFonts w:asciiTheme="minorHAnsi" w:hAnsiTheme="minorHAnsi" w:cstheme="minorHAnsi"/>
+          <w:b/>
+          <w:bCs/>
+          <w:sz w:val="22"/>
+          <w:szCs w:val="22"/>
+        </w:rPr>
+        <w:t>3.0.7</w:t>
+      </w:r>
+      <w:r>
+        <w:rPr>
+          <w:rFonts w:asciiTheme="minorHAnsi" w:hAnsiTheme="minorHAnsi" w:cstheme="minorHAnsi"/>
+          <w:sz w:val="22"/>
+          <w:szCs w:val="22"/>
+        </w:rPr>
+        <w:t>. Compatibility with the later versions was not tested, this is why it is recomended to use th</w:t>
+      </w:r>
+      <w:r>
+        <w:rPr>
+          <w:rFonts w:asciiTheme="minorHAnsi" w:hAnsiTheme="minorHAnsi" w:cstheme="minorHAnsi"/>
+          <w:sz w:val="22"/>
+          <w:szCs w:val="22"/>
+          <w:lang w:val="en-GB"/>
+        </w:rPr>
+        <w:t>e</w:t>
+      </w:r>
+      <w:r>
+        <w:rPr>
+          <w:rFonts w:asciiTheme="minorHAnsi" w:hAnsiTheme="minorHAnsi" w:cstheme="minorHAnsi"/>
+          <w:sz w:val="22"/>
+          <w:szCs w:val="22"/>
+        </w:rPr>
+        <w:t>se, even though outdated, versions of the tools.</w:t>
+      </w:r>
+      <w:r>
+        <w:rPr>
+          <w:rFonts w:asciiTheme="minorHAnsi" w:hAnsiTheme="minorHAnsi" w:cstheme="minorHAnsi"/>
+          <w:sz w:val="22"/>
+          <w:szCs w:val="22"/>
+        </w:rPr>
+        <w:br/>
+      </w:r>
+      <w:r>
+        <w:rPr>
+          <w:rFonts w:asciiTheme="minorHAnsi" w:hAnsiTheme="minorHAnsi" w:cstheme="minorHAnsi"/>
+          <w:sz w:val="22"/>
+          <w:szCs w:val="22"/>
+        </w:rPr>
+        <w:br/>
+        <w:t xml:space="preserve">Once you are done installing </w:t>
+      </w:r>
+      <w:r>
+        <w:rPr>
+          <w:rFonts w:asciiTheme="minorHAnsi" w:hAnsiTheme="minorHAnsi" w:cstheme="minorHAnsi"/>
+          <w:sz w:val="22"/>
+          <w:szCs w:val="22"/>
+        </w:rPr>
+        <w:t>Arduino IDE and its ESP-IDF extension,</w:t>
+      </w:r>
+      <w:r>
+        <w:rPr>
+          <w:rFonts w:asciiTheme="minorHAnsi" w:hAnsiTheme="minorHAnsi" w:cstheme="minorHAnsi"/>
+          <w:sz w:val="22"/>
+          <w:szCs w:val="22"/>
+        </w:rPr>
+        <w:t xml:space="preserve"> go and find esptool </w:t>
+      </w:r>
+      <w:r>
+        <w:rPr>
+          <w:rFonts w:asciiTheme="minorHAnsi" w:hAnsiTheme="minorHAnsi" w:cstheme="minorHAnsi"/>
+          <w:sz w:val="22"/>
+          <w:szCs w:val="22"/>
+        </w:rPr>
+        <w:t>on your computer.</w:t>
+      </w:r>
+      <w:r>
+        <w:rPr>
+          <w:rFonts w:asciiTheme="minorHAnsi" w:hAnsiTheme="minorHAnsi" w:cstheme="minorHAnsi"/>
+          <w:sz w:val="22"/>
+          <w:szCs w:val="22"/>
+        </w:rPr>
+        <w:t xml:space="preserve"> </w:t>
+      </w:r>
+      <w:r>
+        <w:rPr>
+          <w:rFonts w:cstheme="minorHAnsi"/>
+        </w:rPr>
+        <w:br/>
+      </w:r>
+    </w:p>
+    <w:p>
+      <w:pPr>
+        <w:pStyle w:val="Odstavecseseznamem"/>
+        <w:numPr>
+          <w:ilvl w:val="0"/>
+          <w:numId w:val="42"/>
+        </w:numPr>
+        <w:autoSpaceDE w:val="0"/>
+        <w:autoSpaceDN w:val="0"/>
+        <w:adjustRightInd w:val="0"/>
+        <w:spacing w:after="0" w:line="240" w:lineRule="auto"/>
+        <w:rPr>
+          <w:rFonts w:cstheme="minorHAnsi"/>
+        </w:rPr>
+      </w:pPr>
+      <w:r>
+        <w:rPr>
+          <w:rFonts w:cstheme="minorHAnsi"/>
+        </w:rPr>
+        <w:t>Connect the Sign to your computer if you have not done so by this time.</w:t>
+      </w:r>
+      <w:r>
+        <w:rPr>
+          <w:rFonts w:cstheme="minorHAnsi"/>
+        </w:rPr>
+        <w:br/>
+      </w:r>
+    </w:p>
+    <w:p>
+      <w:pPr>
+        <w:pStyle w:val="Odstavecseseznamem"/>
+        <w:numPr>
+          <w:ilvl w:val="0"/>
+          <w:numId w:val="42"/>
+        </w:numPr>
+        <w:autoSpaceDE w:val="0"/>
+        <w:autoSpaceDN w:val="0"/>
+        <w:adjustRightInd w:val="0"/>
+        <w:spacing w:after="0" w:line="240" w:lineRule="auto"/>
+        <w:rPr>
+          <w:rFonts w:cstheme="minorHAnsi"/>
+        </w:rPr>
+      </w:pPr>
+      <w:r>
+        <w:rPr>
+          <w:rFonts w:cstheme="minorHAnsi"/>
+        </w:rPr>
+        <w:t xml:space="preserve">Activate the software update mode. To do that, on the back of the Sign locate button </w:t>
+      </w:r>
+      <w:r>
+        <w:rPr>
+          <w:rFonts w:cstheme="minorHAnsi"/>
+          <w:b/>
+          <w:bCs/>
+        </w:rPr>
+        <w:t>B</w:t>
+      </w:r>
+      <w:r>
+        <w:rPr>
+          <w:rFonts w:cstheme="minorHAnsi"/>
+        </w:rPr>
+        <w:t xml:space="preserve"> and button </w:t>
+      </w:r>
+      <w:r>
+        <w:rPr>
+          <w:rFonts w:cstheme="minorHAnsi"/>
+          <w:b/>
+          <w:bCs/>
+        </w:rPr>
+        <w:t>R</w:t>
+      </w:r>
+      <w:r>
+        <w:rPr>
+          <w:rFonts w:cstheme="minorHAnsi"/>
+        </w:rPr>
+        <w:t>. First, press and hold button B. While holding button B, press and release button R once. Then release button B. Software update mode is now active.</w:t>
+      </w:r>
+    </w:p>
+    <w:p>
+      <w:pPr>
+        <w:autoSpaceDE w:val="0"/>
+        <w:autoSpaceDN w:val="0"/>
+        <w:adjustRightInd w:val="0"/>
+        <w:rPr>
+          <w:rFonts w:cstheme="minorHAnsi"/>
+          <w:sz w:val="22"/>
+          <w:szCs w:val="22"/>
+        </w:rPr>
+      </w:pPr>
+    </w:p>
+    <w:p>
+      <w:pPr>
+        <w:pStyle w:val="Odstavecseseznamem"/>
+        <w:numPr>
+          <w:ilvl w:val="0"/>
+          <w:numId w:val="42"/>
+        </w:numPr>
+        <w:autoSpaceDE w:val="0"/>
+        <w:autoSpaceDN w:val="0"/>
+        <w:adjustRightInd w:val="0"/>
+        <w:spacing w:after="0" w:line="240" w:lineRule="auto"/>
+        <w:rPr>
+          <w:rFonts w:cstheme="minorHAnsi"/>
+        </w:rPr>
+      </w:pPr>
+      <w:r>
+        <w:rPr>
+          <w:rFonts w:cstheme="minorHAnsi"/>
+        </w:rPr>
+        <w:lastRenderedPageBreak/>
+        <w:t>Op</w:t>
+      </w:r>
+      <w:r>
+        <w:rPr>
+          <w:rFonts w:cstheme="minorHAnsi"/>
+        </w:rPr>
+        <w:t xml:space="preserve">en your Terminal and run the command </w:t>
+      </w:r>
+      <w:r>
+        <w:rPr>
+          <w:rFonts w:cstheme="minorHAnsi"/>
+          <w:b/>
+          <w:bCs/>
+        </w:rPr>
+        <w:t>ls /dev/cu.*</w:t>
+      </w:r>
+      <w:r>
+        <w:rPr>
+          <w:rFonts w:cstheme="minorHAnsi"/>
+        </w:rPr>
+        <w:t xml:space="preserve"> to find wich port the Sign is connected to. In the results, look for somethig like </w:t>
+      </w:r>
+      <w:r>
+        <w:rPr>
+          <w:rFonts w:cstheme="minorHAnsi"/>
+        </w:rPr>
+        <w:t>/dev/cu.usbmodem</w:t>
+      </w:r>
+      <w:r>
+        <w:rPr>
+          <w:rFonts w:cstheme="minorHAnsi"/>
+        </w:rPr>
+        <w:t xml:space="preserve">XXXX or </w:t>
+      </w:r>
+      <w:r>
+        <w:rPr>
+          <w:rFonts w:cstheme="minorHAnsi"/>
+        </w:rPr>
+        <w:t>/dev/cu.usbserial-</w:t>
+      </w:r>
+      <w:r>
+        <w:rPr>
+          <w:rFonts w:cstheme="minorHAnsi"/>
+        </w:rPr>
+        <w:t xml:space="preserve">XXXX or </w:t>
+      </w:r>
+      <w:r>
+        <w:rPr>
+          <w:rFonts w:cstheme="minorHAnsi"/>
+        </w:rPr>
+        <w:t>/dev/cu.</w:t>
+      </w:r>
+      <w:r>
+        <w:rPr>
+          <w:rFonts w:cstheme="minorHAnsi"/>
+        </w:rPr>
+        <w:t>esp32c3</w:t>
+      </w:r>
+      <w:r>
+        <w:rPr>
+          <w:rFonts w:cstheme="minorHAnsi"/>
+        </w:rPr>
+        <w:t>. Once you found the port</w:t>
+      </w:r>
+      <w:r>
+        <w:rPr>
+          <w:rFonts w:cstheme="minorHAnsi"/>
+        </w:rPr>
+        <w:t xml:space="preserve"> name</w:t>
+      </w:r>
+      <w:r>
+        <w:rPr>
+          <w:rFonts w:cstheme="minorHAnsi"/>
+        </w:rPr>
+        <w:t xml:space="preserve">, </w:t>
+      </w:r>
+      <w:r>
+        <w:rPr>
+          <w:rFonts w:cstheme="minorHAnsi"/>
+        </w:rPr>
+        <w:t xml:space="preserve">note it down </w:t>
+      </w:r>
+      <w:r>
+        <w:rPr>
+          <w:rFonts w:cstheme="minorHAnsi"/>
+        </w:rPr>
+        <w:t>as we will need it later.</w:t>
+      </w:r>
+    </w:p>
+    <w:p>
+      <w:pPr>
+        <w:pStyle w:val="Odstavecseseznamem"/>
+        <w:rPr>
+          <w:rFonts w:cstheme="minorHAnsi"/>
+        </w:rPr>
+      </w:pPr>
+    </w:p>
+    <w:p>
+      <w:pPr>
+        <w:pStyle w:val="Odstavecseseznamem"/>
+        <w:numPr>
+          <w:ilvl w:val="0"/>
+          <w:numId w:val="42"/>
+        </w:numPr>
+        <w:autoSpaceDE w:val="0"/>
+        <w:autoSpaceDN w:val="0"/>
+        <w:adjustRightInd w:val="0"/>
+        <w:spacing w:after="0" w:line="240" w:lineRule="auto"/>
+        <w:rPr>
+          <w:rFonts w:cstheme="minorHAnsi"/>
+        </w:rPr>
+      </w:pPr>
+      <w:r>
+        <w:rPr>
+          <w:rFonts w:cstheme="minorHAnsi"/>
+        </w:rPr>
+        <w:t xml:space="preserve">In the Terminal, navigate your way </w:t>
+      </w:r>
+      <w:r>
+        <w:rPr>
+          <w:rFonts w:cstheme="minorHAnsi"/>
+        </w:rPr>
+        <w:t>in</w:t>
+      </w:r>
+      <w:r>
+        <w:rPr>
+          <w:rFonts w:cstheme="minorHAnsi"/>
+        </w:rPr>
+        <w:t xml:space="preserve">to the folder </w:t>
+      </w:r>
+      <w:r>
+        <w:rPr>
+          <w:rFonts w:cstheme="minorHAnsi"/>
+        </w:rPr>
+        <w:t>where your</w:t>
+      </w:r>
+      <w:r>
+        <w:rPr>
+          <w:rFonts w:cstheme="minorHAnsi"/>
+        </w:rPr>
+        <w:t xml:space="preserve"> .bin file</w:t>
+      </w:r>
+      <w:r>
+        <w:rPr>
+          <w:rFonts w:cstheme="minorHAnsi"/>
+        </w:rPr>
+        <w:t xml:space="preserve"> is located</w:t>
+      </w:r>
+      <w:r>
+        <w:rPr>
+          <w:rFonts w:cstheme="minorHAnsi"/>
+        </w:rPr>
+        <w:t>.</w:t>
+      </w:r>
+      <w:r>
+        <w:rPr>
+          <w:rFonts w:cstheme="minorHAnsi"/>
+        </w:rPr>
+        <w:t xml:space="preserve"> </w:t>
+      </w:r>
+      <w:r>
+        <w:rPr>
+          <w:rFonts w:cstheme="minorHAnsi"/>
+        </w:rPr>
+        <w:t>To start uploading the .bin file into the Sign, you will need the following command:</w:t>
+      </w:r>
+      <w:r>
+        <w:rPr>
+          <w:rFonts w:cstheme="minorHAnsi"/>
+        </w:rPr>
+        <w:br/>
+      </w:r>
+      <w:r>
+        <w:rPr>
+          <w:rFonts w:cstheme="minorHAnsi"/>
+        </w:rPr>
+        <w:br/>
+      </w:r>
+      <w:r>
+        <w:rPr>
+          <w:rFonts w:cstheme="minorHAnsi"/>
+        </w:rPr>
+        <w:t>~/Library/Arduino15/packages/esp32/tools/esptool_py/*/esptool \</w:t>
+      </w:r>
+      <w:r>
+        <w:rPr>
+          <w:rFonts w:cstheme="minorHAnsi"/>
+        </w:rPr>
+        <w:br/>
+      </w:r>
+      <w:r>
+        <w:rPr>
+          <w:rFonts w:cstheme="minorHAnsi"/>
+        </w:rPr>
+        <w:t xml:space="preserve">  --chip esp32c3 \</w:t>
+      </w:r>
+      <w:r>
+        <w:rPr>
+          <w:rFonts w:cstheme="minorHAnsi"/>
+        </w:rPr>
+        <w:br/>
+      </w:r>
+      <w:r>
+        <w:rPr>
+          <w:rFonts w:cstheme="minorHAnsi"/>
+        </w:rPr>
+        <w:t xml:space="preserve">  --port </w:t>
+      </w:r>
+      <w:r>
+        <w:rPr>
+          <w:rFonts w:cstheme="minorHAnsi"/>
+        </w:rPr>
+        <w:t>YOUR_PORT_NAME</w:t>
+      </w:r>
+      <w:r>
+        <w:rPr>
+          <w:rFonts w:cstheme="minorHAnsi"/>
+        </w:rPr>
+        <w:t xml:space="preserve"> \</w:t>
+      </w:r>
+      <w:r>
+        <w:rPr>
+          <w:rFonts w:cstheme="minorHAnsi"/>
+        </w:rPr>
+        <w:br/>
+      </w:r>
+      <w:r>
+        <w:rPr>
+          <w:rFonts w:cstheme="minorHAnsi"/>
+        </w:rPr>
+        <w:t xml:space="preserve">  --baud 115200 \</w:t>
+      </w:r>
+      <w:r>
+        <w:rPr>
+          <w:rFonts w:cstheme="minorHAnsi"/>
+        </w:rPr>
+        <w:br/>
+      </w:r>
+      <w:r>
+        <w:rPr>
+          <w:rFonts w:cstheme="minorHAnsi"/>
+        </w:rPr>
+        <w:t xml:space="preserve">  write_flash 0x0000 </w:t>
+      </w:r>
+      <w:r>
+        <w:rPr>
+          <w:rFonts w:cstheme="minorHAnsi"/>
+        </w:rPr>
+        <w:t>YOUR_BIN_FILE_NAME</w:t>
+      </w:r>
+      <w:r>
+        <w:rPr>
+          <w:rFonts w:cstheme="minorHAnsi"/>
+        </w:rPr>
+        <w:t>.bin</w:t>
+      </w:r>
+      <w:r>
+        <w:rPr>
+          <w:rFonts w:cstheme="minorHAnsi"/>
+        </w:rPr>
+        <w:br/>
+      </w:r>
+      <w:r>
+        <w:rPr>
+          <w:rFonts w:cstheme="minorHAnsi"/>
+        </w:rPr>
+        <w:br/>
+      </w:r>
+      <w:r>
+        <w:rPr>
+          <w:rFonts w:cstheme="minorHAnsi"/>
+        </w:rPr>
+        <w:t>In the command</w:t>
+      </w:r>
+      <w:r>
+        <w:rPr>
+          <w:rFonts w:cstheme="minorHAnsi"/>
+        </w:rPr>
+        <w:t xml:space="preserve"> you should change </w:t>
+      </w:r>
+      <w:r>
+        <w:rPr>
+          <w:rFonts w:cstheme="minorHAnsi"/>
+        </w:rPr>
+        <w:t>YOUR_PORT_NAME</w:t>
+      </w:r>
+      <w:r>
+        <w:rPr>
+          <w:rFonts w:cstheme="minorHAnsi"/>
+        </w:rPr>
+        <w:t xml:space="preserve"> to </w:t>
+      </w:r>
+      <w:r>
+        <w:rPr>
+          <w:rFonts w:cstheme="minorHAnsi"/>
+        </w:rPr>
+        <w:t xml:space="preserve">the port name you acquired from the step </w:t>
+      </w:r>
+      <w:r>
+        <w:rPr>
+          <w:rFonts w:cstheme="minorHAnsi"/>
+        </w:rPr>
+        <w:t>4</w:t>
+      </w:r>
+      <w:r>
+        <w:rPr>
+          <w:rFonts w:cstheme="minorHAnsi"/>
+        </w:rPr>
+        <w:t>. For example:</w:t>
+      </w:r>
+      <w:r>
+        <w:rPr>
+          <w:rFonts w:cstheme="minorHAnsi"/>
+        </w:rPr>
+        <w:br/>
+      </w:r>
+      <w:r>
+        <w:rPr>
+          <w:rFonts w:cstheme="minorHAnsi"/>
+        </w:rPr>
+        <w:t xml:space="preserve">--port </w:t>
+      </w:r>
+      <w:r>
+        <w:rPr>
+          <w:rFonts w:cstheme="minorHAnsi"/>
+        </w:rPr>
+        <w:t>/dev/cu.usbmodem</w:t>
+      </w:r>
+      <w:r>
+        <w:rPr>
+          <w:rFonts w:cstheme="minorHAnsi"/>
+        </w:rPr>
+        <w:t>1101</w:t>
+      </w:r>
+      <w:r>
+        <w:rPr>
+          <w:rFonts w:cstheme="minorHAnsi"/>
+        </w:rPr>
+        <w:br/>
+      </w:r>
+      <w:r>
+        <w:rPr>
+          <w:rFonts w:cstheme="minorHAnsi"/>
+        </w:rPr>
+        <w:t>Y</w:t>
+      </w:r>
+      <w:r>
+        <w:rPr>
+          <w:rFonts w:cstheme="minorHAnsi"/>
+        </w:rPr>
+        <w:t>ou should change YOUR_BIN_FILE_NAME.bin</w:t>
+      </w:r>
+      <w:r>
+        <w:rPr>
+          <w:rFonts w:cstheme="minorHAnsi"/>
+        </w:rPr>
+        <w:t xml:space="preserve"> to the name of the .bin file. </w:t>
+      </w:r>
+      <w:r>
+        <w:rPr>
+          <w:rFonts w:cstheme="minorHAnsi"/>
+        </w:rPr>
+        <w:t>For example:</w:t>
+      </w:r>
+      <w:r>
+        <w:rPr>
+          <w:rFonts w:cstheme="minorHAnsi"/>
+        </w:rPr>
+        <w:br/>
+      </w:r>
+      <w:r>
+        <w:rPr>
+          <w:rFonts w:cstheme="minorHAnsi"/>
+        </w:rPr>
+        <w:t>write_flash 0x0000 42-Smart-Cluster-Sign.ino.XIAO_ESP32C3.bin</w:t>
+      </w:r>
+    </w:p>
+    <w:p>
+      <w:pPr>
+        <w:pStyle w:val="Odstavecseseznamem"/>
+        <w:rPr>
+          <w:rFonts w:cstheme="minorHAnsi"/>
+        </w:rPr>
+      </w:pPr>
+    </w:p>
+    <w:p>
+      <w:pPr>
+        <w:pStyle w:val="Odstavecseseznamem"/>
+        <w:numPr>
+          <w:ilvl w:val="0"/>
+          <w:numId w:val="42"/>
+        </w:numPr>
+        <w:autoSpaceDE w:val="0"/>
+        <w:autoSpaceDN w:val="0"/>
+        <w:adjustRightInd w:val="0"/>
+        <w:spacing w:after="0" w:line="240" w:lineRule="auto"/>
+        <w:rPr>
+          <w:rFonts w:cstheme="minorHAnsi"/>
+        </w:rPr>
+      </w:pPr>
+      <w:r>
+        <w:rPr>
+          <w:rFonts w:cstheme="minorHAnsi"/>
+        </w:rPr>
+        <w:t>Once you hit „Enter“, the upload will begin. Do not worry if you encounter errors. esptool usually gives very discriptive explanations to errors.</w:t>
+      </w:r>
+      <w:r>
+        <w:rPr>
+          <w:rFonts w:cstheme="minorHAnsi"/>
+        </w:rPr>
+        <w:t xml:space="preserve"> In the worst case scenario, ChatGPT may help you.</w:t>
+      </w:r>
+    </w:p>
+    <w:p>
+      <w:pPr>
+        <w:pStyle w:val="Odstavecseseznamem"/>
+        <w:rPr>
+          <w:rFonts w:cstheme="minorHAnsi"/>
+        </w:rPr>
+      </w:pPr>
+    </w:p>
+    <w:p>
+      <w:pPr>
+        <w:pStyle w:val="Odstavecseseznamem"/>
+        <w:numPr>
+          <w:ilvl w:val="0"/>
+          <w:numId w:val="42"/>
+        </w:numPr>
+        <w:autoSpaceDE w:val="0"/>
+        <w:autoSpaceDN w:val="0"/>
+        <w:adjustRightInd w:val="0"/>
+        <w:spacing w:after="0" w:line="240" w:lineRule="auto"/>
+        <w:rPr>
+          <w:rFonts w:cstheme="minorHAnsi"/>
+        </w:rPr>
+      </w:pPr>
+      <w:r>
+        <w:rPr>
+          <w:rFonts w:cstheme="minorHAnsi"/>
+        </w:rPr>
+        <w:t xml:space="preserve">When the upload is finished, </w:t>
+      </w:r>
+      <w:r>
+        <w:rPr>
+          <w:rFonts w:cstheme="minorHAnsi"/>
+        </w:rPr>
+        <w:t xml:space="preserve">press </w:t>
+      </w:r>
+      <w:r>
+        <w:rPr>
+          <w:rFonts w:cstheme="minorHAnsi"/>
+        </w:rPr>
+        <w:t xml:space="preserve">the </w:t>
+      </w:r>
+      <w:r>
+        <w:rPr>
+          <w:rFonts w:cstheme="minorHAnsi"/>
+          <w:b/>
+          <w:bCs/>
+        </w:rPr>
+        <w:t>R</w:t>
+      </w:r>
+      <w:r>
+        <w:rPr>
+          <w:rFonts w:cstheme="minorHAnsi"/>
+        </w:rPr>
+        <w:t xml:space="preserve"> </w:t>
+      </w:r>
+      <w:r>
+        <w:rPr>
+          <w:rFonts w:cstheme="minorHAnsi"/>
+        </w:rPr>
+        <w:t>button</w:t>
+      </w:r>
+      <w:r>
+        <w:rPr>
+          <w:rFonts w:cstheme="minorHAnsi"/>
+        </w:rPr>
+        <w:t xml:space="preserve"> </w:t>
+      </w:r>
+      <w:r>
+        <w:rPr>
+          <w:rFonts w:cstheme="minorHAnsi"/>
+        </w:rPr>
+        <w:t>on the back of the Sign</w:t>
+      </w:r>
+      <w:r>
+        <w:rPr>
+          <w:rFonts w:cstheme="minorHAnsi"/>
+        </w:rPr>
+        <w:t xml:space="preserve"> </w:t>
+      </w:r>
+      <w:r>
+        <w:rPr>
+          <w:rFonts w:cstheme="minorHAnsi"/>
+        </w:rPr>
+        <w:t>once</w:t>
+      </w:r>
+      <w:r>
+        <w:rPr>
+          <w:rFonts w:cstheme="minorHAnsi"/>
+        </w:rPr>
+        <w:t xml:space="preserve"> — that will reboot the Sign and start the execution of the uploaded program.</w:t>
+      </w:r>
+    </w:p>
+    <w:p>
+      <w:pPr>
+        <w:pStyle w:val="Odstavecseseznamem"/>
+        <w:rPr>
+          <w:rFonts w:cstheme="minorHAnsi"/>
+        </w:rPr>
+      </w:pPr>
+    </w:p>
+    <w:p>
+      <w:pPr>
+        <w:pStyle w:val="Odstavecseseznamem"/>
+        <w:numPr>
+          <w:ilvl w:val="0"/>
+          <w:numId w:val="42"/>
+        </w:numPr>
+        <w:autoSpaceDE w:val="0"/>
+        <w:autoSpaceDN w:val="0"/>
+        <w:adjustRightInd w:val="0"/>
+        <w:spacing w:after="0" w:line="240" w:lineRule="auto"/>
+        <w:rPr>
+          <w:rFonts w:cstheme="minorHAnsi"/>
+        </w:rPr>
+      </w:pPr>
+      <w:r>
+        <w:rPr>
+          <w:rFonts w:cstheme="minorHAnsi"/>
+        </w:rPr>
+        <w:t xml:space="preserve">Done. You are amazing. </w:t>
+      </w:r>
+    </w:p>
+    <w:p>
+      <w:pPr>
+        <w:autoSpaceDE w:val="0"/>
+        <w:autoSpaceDN w:val="0"/>
+        <w:adjustRightInd w:val="0"/>
+        <w:rPr>
+          <w:rFonts w:asciiTheme="minorHAnsi" w:hAnsiTheme="minorHAnsi" w:cstheme="minorHAnsi"/>
+          <w:sz w:val="22"/>
+          <w:szCs w:val="22"/>
+        </w:rPr>
+      </w:pPr>
+    </w:p>
+    <w:p>
+      <w:pPr>
+        <w:spacing w:after="200" w:line="276" w:lineRule="auto"/>
         <w:rPr>
           <w:rFonts w:asciiTheme="majorHAnsi" w:eastAsiaTheme="majorEastAsia" w:hAnsiTheme="majorHAnsi" w:cstheme="majorBidi"/>
           <w:caps/>
@@ -9891,11 +11321,6 @@
       </w:pPr>
       <w:r>
         <w:rPr>
-          <w:rFonts w:asciiTheme="majorHAnsi" w:eastAsiaTheme="majorEastAsia" w:hAnsiTheme="majorHAnsi" w:cstheme="majorBidi"/>
-          <w:caps/>
-          <w:color w:val="000000" w:themeColor="text1"/>
-          <w:spacing w:val="-20"/>
-          <w:kern w:val="28"/>
           <w:sz w:val="56"/>
           <w:szCs w:val="48"/>
         </w:rPr>
@@ -17541,7 +18966,7 @@
         </w:rPr>
         <w:t xml:space="preserve">The functionality mostly relies on the ESP-IDF API functions. More on that exact functionality here: </w:t>
       </w:r>
-      <w:hyperlink r:id="rId14" w:anchor="_CPPv418esp_reset_reason_t" w:history="1">
+      <w:hyperlink r:id="rId15" w:anchor="_CPPv418esp_reset_reason_t" w:history="1">
         <w:r>
           <w:rPr>
             <w:rStyle w:val="Hypertextovodkaz"/>
@@ -17884,7 +19309,7 @@
         </w:rPr>
         <w:t xml:space="preserve">API with added debugging messages and improved readability. More on ESP-IDF watchdog here under “Task Watchdog Timer (TWDT)” and “API Reference”: </w:t>
       </w:r>
-      <w:hyperlink r:id="rId15" w:history="1">
+      <w:hyperlink r:id="rId16" w:history="1">
         <w:r>
           <w:rPr>
             <w:rStyle w:val="Hypertextovodkaz"/>
@@ -24038,281 +25463,6 @@
                       <pic:pic xmlns:pic="http://schemas.openxmlformats.org/drawingml/2006/picture">
                         <pic:nvPicPr>
                           <pic:cNvPr id="1049576944" name="Obrázek 1049576944"/>
-                          <pic:cNvPicPr/>
-                        </pic:nvPicPr>
-                        <pic:blipFill>
-                          <a:blip r:embed="rId16" cstate="print">
-                            <a:extLst>
-                              <a:ext uri="{28A0092B-C50C-407E-A947-70E740481C1C}">
-                                <a14:useLocalDpi xmlns:a14="http://schemas.microsoft.com/office/drawing/2010/main" val="0"/>
-                              </a:ext>
-                            </a:extLst>
-                          </a:blip>
-                          <a:stretch>
-                            <a:fillRect/>
-                          </a:stretch>
-                        </pic:blipFill>
-                        <pic:spPr>
-                          <a:xfrm>
-                            <a:off x="0" y="0"/>
-                            <a:ext cx="1800000" cy="1080000"/>
-                          </a:xfrm>
-                          <a:prstGeom prst="rect">
-                            <a:avLst/>
-                          </a:prstGeom>
-                          <a:ln>
-                            <a:solidFill>
-                              <a:schemeClr val="tx1"/>
-                            </a:solidFill>
-                          </a:ln>
-                        </pic:spPr>
-                      </pic:pic>
-                    </a:graphicData>
-                  </a:graphic>
-                </wp:inline>
-              </w:drawing>
-            </w:r>
-          </w:p>
-          <w:p>
-            <w:pPr>
-              <w:jc w:val="center"/>
-              <w:rPr>
-                <w:rFonts w:asciiTheme="minorHAnsi" w:hAnsiTheme="minorHAnsi" w:cstheme="minorHAnsi"/>
-                <w:b w:val="0"/>
-                <w:bCs w:val="0"/>
-                <w:sz w:val="20"/>
-                <w:szCs w:val="20"/>
-                <w:lang w:val="en-GB"/>
-              </w:rPr>
-            </w:pPr>
-          </w:p>
-        </w:tc>
-        <w:tc>
-          <w:tcPr>
-            <w:tcW w:w="3544" w:type="dxa"/>
-          </w:tcPr>
-          <w:p>
-            <w:pPr>
-              <w:cnfStyle w:val="000000100000" w:firstRow="0" w:lastRow="0" w:firstColumn="0" w:lastColumn="0" w:oddVBand="0" w:evenVBand="0" w:oddHBand="1" w:evenHBand="0" w:firstRowFirstColumn="0" w:firstRowLastColumn="0" w:lastRowFirstColumn="0" w:lastRowLastColumn="0"/>
-              <w:rPr>
-                <w:rFonts w:asciiTheme="minorHAnsi" w:hAnsiTheme="minorHAnsi" w:cstheme="minorHAnsi"/>
-                <w:sz w:val="20"/>
-                <w:szCs w:val="20"/>
-                <w:lang w:val="en-GB"/>
-              </w:rPr>
-            </w:pPr>
-          </w:p>
-          <w:p>
-            <w:pPr>
-              <w:cnfStyle w:val="000000100000" w:firstRow="0" w:lastRow="0" w:firstColumn="0" w:lastColumn="0" w:oddVBand="0" w:evenVBand="0" w:oddHBand="1" w:evenHBand="0" w:firstRowFirstColumn="0" w:firstRowLastColumn="0" w:lastRowFirstColumn="0" w:lastRowLastColumn="0"/>
-              <w:rPr>
-                <w:rFonts w:asciiTheme="minorHAnsi" w:hAnsiTheme="minorHAnsi" w:cstheme="minorHAnsi"/>
-                <w:sz w:val="20"/>
-                <w:szCs w:val="20"/>
-                <w:lang w:val="en-GB"/>
-              </w:rPr>
-            </w:pPr>
-            <w:r>
-              <w:rPr>
-                <w:rFonts w:asciiTheme="minorHAnsi" w:hAnsiTheme="minorHAnsi" w:cstheme="minorHAnsi"/>
-                <w:sz w:val="20"/>
-                <w:szCs w:val="20"/>
-                <w:lang w:val="en-GB"/>
-              </w:rPr>
-              <w:t>Dear User, I need your assistance!</w:t>
-            </w:r>
-            <w:r>
-              <w:rPr>
-                <w:sz w:val="20"/>
-                <w:szCs w:val="20"/>
-              </w:rPr>
-              <w:t xml:space="preserve"> </w:t>
-            </w:r>
-            <w:r>
-              <w:rPr>
-                <w:rFonts w:asciiTheme="minorHAnsi" w:hAnsiTheme="minorHAnsi" w:cstheme="minorHAnsi"/>
-                <w:sz w:val="20"/>
-                <w:szCs w:val="20"/>
-                <w:lang w:val="en-GB"/>
-              </w:rPr>
-              <w:t>My battery is low. I am currently sitting on 3%</w:t>
-            </w:r>
-            <w:r>
-              <w:rPr>
-                <w:sz w:val="20"/>
-                <w:szCs w:val="20"/>
-              </w:rPr>
-              <w:t xml:space="preserve"> </w:t>
-            </w:r>
-            <w:r>
-              <w:rPr>
-                <w:rFonts w:asciiTheme="minorHAnsi" w:hAnsiTheme="minorHAnsi" w:cstheme="minorHAnsi"/>
-                <w:sz w:val="20"/>
-                <w:szCs w:val="20"/>
-                <w:lang w:val="en-GB"/>
-              </w:rPr>
-              <w:t>and it keeps on draining! Please, charge me as soon as possible.</w:t>
-            </w:r>
-          </w:p>
-        </w:tc>
-        <w:tc>
-          <w:tcPr>
-            <w:tcW w:w="3544" w:type="dxa"/>
-          </w:tcPr>
-          <w:p>
-            <w:pPr>
-              <w:cnfStyle w:val="000000100000" w:firstRow="0" w:lastRow="0" w:firstColumn="0" w:lastColumn="0" w:oddVBand="0" w:evenVBand="0" w:oddHBand="1" w:evenHBand="0" w:firstRowFirstColumn="0" w:firstRowLastColumn="0" w:lastRowFirstColumn="0" w:lastRowLastColumn="0"/>
-              <w:rPr>
-                <w:rFonts w:asciiTheme="minorHAnsi" w:hAnsiTheme="minorHAnsi" w:cstheme="minorHAnsi"/>
-                <w:sz w:val="20"/>
-                <w:szCs w:val="20"/>
-                <w:lang w:val="en-GB"/>
-              </w:rPr>
-            </w:pPr>
-          </w:p>
-          <w:p>
-            <w:pPr>
-              <w:cnfStyle w:val="000000100000" w:firstRow="0" w:lastRow="0" w:firstColumn="0" w:lastColumn="0" w:oddVBand="0" w:evenVBand="0" w:oddHBand="1" w:evenHBand="0" w:firstRowFirstColumn="0" w:firstRowLastColumn="0" w:lastRowFirstColumn="0" w:lastRowLastColumn="0"/>
-              <w:rPr>
-                <w:rFonts w:asciiTheme="minorHAnsi" w:hAnsiTheme="minorHAnsi" w:cstheme="minorHAnsi"/>
-                <w:sz w:val="20"/>
-                <w:szCs w:val="20"/>
-                <w:lang w:val="en-GB"/>
-              </w:rPr>
-            </w:pPr>
-            <w:r>
-              <w:rPr>
-                <w:rFonts w:asciiTheme="minorHAnsi" w:hAnsiTheme="minorHAnsi" w:cstheme="minorHAnsi"/>
-                <w:sz w:val="20"/>
-                <w:szCs w:val="20"/>
-                <w:lang w:val="en-GB"/>
-              </w:rPr>
-              <w:t xml:space="preserve">You need to charge the Sign as soon as possible. It may probably run for 3-4 more days, but then it will become </w:t>
-            </w:r>
-            <w:r>
-              <w:rPr>
-                <w:rFonts w:asciiTheme="minorHAnsi" w:hAnsiTheme="minorHAnsi" w:cstheme="minorHAnsi"/>
-                <w:sz w:val="20"/>
-                <w:szCs w:val="20"/>
-                <w:lang w:val="en-GB"/>
-              </w:rPr>
-              <w:t>non-</w:t>
-            </w:r>
-            <w:r>
-              <w:rPr>
-                <w:rFonts w:asciiTheme="minorHAnsi" w:hAnsiTheme="minorHAnsi" w:cstheme="minorHAnsi"/>
-                <w:sz w:val="20"/>
-                <w:szCs w:val="20"/>
-                <w:lang w:val="en-GB"/>
-              </w:rPr>
-              <w:t>operational.</w:t>
-            </w:r>
-            <w:r>
-              <w:rPr>
-                <w:rFonts w:asciiTheme="minorHAnsi" w:hAnsiTheme="minorHAnsi" w:cstheme="minorHAnsi"/>
-                <w:sz w:val="20"/>
-                <w:szCs w:val="20"/>
-                <w:lang w:val="en-GB"/>
-              </w:rPr>
-              <w:br/>
-              <w:t xml:space="preserve">Everything about charging the Sign can be found in the article </w:t>
-            </w:r>
-            <w:r>
-              <w:rPr>
-                <w:rStyle w:val="TitleChar"/>
-                <w:sz w:val="20"/>
-                <w:szCs w:val="20"/>
-              </w:rPr>
-              <w:t>[hardware MAINTENance.]</w:t>
-            </w:r>
-            <w:r>
-              <w:rPr>
-                <w:rStyle w:val="TitleChar"/>
-                <w:sz w:val="20"/>
-                <w:szCs w:val="20"/>
-              </w:rPr>
-              <w:t xml:space="preserve"> </w:t>
-            </w:r>
-            <w:r>
-              <w:rPr>
-                <w:rStyle w:val="TitleChar"/>
-                <w:sz w:val="20"/>
-                <w:szCs w:val="20"/>
-              </w:rPr>
-              <w:t xml:space="preserve"> </w:t>
-            </w:r>
-            <w:r>
-              <w:rPr>
-                <w:rFonts w:asciiTheme="minorHAnsi" w:hAnsiTheme="minorHAnsi" w:cstheme="minorHAnsi"/>
-                <w:sz w:val="20"/>
-                <w:szCs w:val="20"/>
-                <w:lang w:val="en-GB"/>
-              </w:rPr>
-              <w:t>here in the document.</w:t>
-            </w:r>
-          </w:p>
-          <w:p>
-            <w:pPr>
-              <w:cnfStyle w:val="000000100000" w:firstRow="0" w:lastRow="0" w:firstColumn="0" w:lastColumn="0" w:oddVBand="0" w:evenVBand="0" w:oddHBand="1" w:evenHBand="0" w:firstRowFirstColumn="0" w:firstRowLastColumn="0" w:lastRowFirstColumn="0" w:lastRowLastColumn="0"/>
-              <w:rPr>
-                <w:rFonts w:asciiTheme="minorHAnsi" w:hAnsiTheme="minorHAnsi" w:cstheme="minorHAnsi"/>
-                <w:sz w:val="20"/>
-                <w:szCs w:val="20"/>
-                <w:lang w:val="en-GB"/>
-              </w:rPr>
-            </w:pPr>
-          </w:p>
-        </w:tc>
-      </w:tr>
-      <w:tr>
-        <w:tc>
-          <w:tcPr>
-            <w:cnfStyle w:val="001000000000" w:firstRow="0" w:lastRow="0" w:firstColumn="1" w:lastColumn="0" w:oddVBand="0" w:evenVBand="0" w:oddHBand="0" w:evenHBand="0" w:firstRowFirstColumn="0" w:firstRowLastColumn="0" w:lastRowFirstColumn="0" w:lastRowLastColumn="0"/>
-            <w:tcW w:w="3403" w:type="dxa"/>
-            <w:vAlign w:val="center"/>
-          </w:tcPr>
-          <w:p>
-            <w:pPr>
-              <w:jc w:val="center"/>
-              <w:rPr>
-                <w:rFonts w:asciiTheme="minorHAnsi" w:hAnsiTheme="minorHAnsi" w:cstheme="minorHAnsi"/>
-                <w:sz w:val="20"/>
-                <w:szCs w:val="20"/>
-                <w:lang w:val="en-GB"/>
-              </w:rPr>
-            </w:pPr>
-          </w:p>
-          <w:p>
-            <w:pPr>
-              <w:jc w:val="center"/>
-              <w:rPr>
-                <w:rFonts w:asciiTheme="minorHAnsi" w:hAnsiTheme="minorHAnsi" w:cstheme="minorHAnsi"/>
-                <w:sz w:val="20"/>
-                <w:szCs w:val="20"/>
-                <w:lang w:val="en-GB"/>
-              </w:rPr>
-            </w:pPr>
-            <w:r>
-              <w:rPr>
-                <w:rFonts w:asciiTheme="minorHAnsi" w:hAnsiTheme="minorHAnsi" w:cstheme="minorHAnsi"/>
-                <w:noProof/>
-                <w:sz w:val="20"/>
-                <w:szCs w:val="20"/>
-                <w:lang w:val="en-GB"/>
-              </w:rPr>
-              <w:drawing>
-                <wp:inline distT="0" distB="0" distL="0" distR="0" wp14:anchorId="281576BD" wp14:editId="15F989DB">
-                  <wp:extent cx="1800000" cy="1080000"/>
-                  <wp:effectExtent l="12700" t="12700" r="16510" b="12700"/>
-                  <wp:docPr id="760904937" name="Obrázek 4"/>
-                  <wp:cNvGraphicFramePr>
-                    <a:graphicFrameLocks xmlns:a="http://schemas.openxmlformats.org/drawingml/2006/main" noChangeAspect="1"/>
-                  </wp:cNvGraphicFramePr>
-                  <a:graphic xmlns:a="http://schemas.openxmlformats.org/drawingml/2006/main">
-                    <a:graphicData uri="http://schemas.openxmlformats.org/drawingml/2006/picture">
-                      <pic:pic xmlns:pic="http://schemas.openxmlformats.org/drawingml/2006/picture">
-                        <pic:nvPicPr>
-                          <pic:cNvPr id="760904937" name="Obrázek 760904937"/>
                           <pic:cNvPicPr/>
                         </pic:nvPicPr>
                         <pic:blipFill>
@@ -24368,7 +25518,7 @@
           </w:tcPr>
           <w:p>
             <w:pPr>
-              <w:cnfStyle w:val="000000000000" w:firstRow="0" w:lastRow="0" w:firstColumn="0" w:lastColumn="0" w:oddVBand="0" w:evenVBand="0" w:oddHBand="0" w:evenHBand="0" w:firstRowFirstColumn="0" w:firstRowLastColumn="0" w:lastRowFirstColumn="0" w:lastRowLastColumn="0"/>
+              <w:cnfStyle w:val="000000100000" w:firstRow="0" w:lastRow="0" w:firstColumn="0" w:lastColumn="0" w:oddVBand="0" w:evenVBand="0" w:oddHBand="1" w:evenHBand="0" w:firstRowFirstColumn="0" w:firstRowLastColumn="0" w:lastRowFirstColumn="0" w:lastRowLastColumn="0"/>
               <w:rPr>
                 <w:rFonts w:asciiTheme="minorHAnsi" w:hAnsiTheme="minorHAnsi" w:cstheme="minorHAnsi"/>
                 <w:sz w:val="20"/>
@@ -24379,7 +25529,7 @@
           </w:p>
           <w:p>
             <w:pPr>
-              <w:cnfStyle w:val="000000000000" w:firstRow="0" w:lastRow="0" w:firstColumn="0" w:lastColumn="0" w:oddVBand="0" w:evenVBand="0" w:oddHBand="0" w:evenHBand="0" w:firstRowFirstColumn="0" w:firstRowLastColumn="0" w:lastRowFirstColumn="0" w:lastRowLastColumn="0"/>
+              <w:cnfStyle w:val="000000100000" w:firstRow="0" w:lastRow="0" w:firstColumn="0" w:lastColumn="0" w:oddVBand="0" w:evenVBand="0" w:oddHBand="1" w:evenHBand="0" w:firstRowFirstColumn="0" w:firstRowLastColumn="0" w:lastRowFirstColumn="0" w:lastRowLastColumn="0"/>
               <w:rPr>
                 <w:rFonts w:asciiTheme="minorHAnsi" w:hAnsiTheme="minorHAnsi" w:cstheme="minorHAnsi"/>
                 <w:sz w:val="20"/>
@@ -24410,19 +25560,24 @@
                 <w:szCs w:val="20"/>
                 <w:lang w:val="en-GB"/>
               </w:rPr>
-              <w:t>My battery is dead, so I am stopping all the processes and turning off. Please, charge me and I will turn back on again.</w:t>
+              <w:t>My battery is low. I am currently sitting on 3%</w:t>
             </w:r>
-          </w:p>
-          <w:p>
-            <w:pPr>
-              <w:cnfStyle w:val="000000000000" w:firstRow="0" w:lastRow="0" w:firstColumn="0" w:lastColumn="0" w:oddVBand="0" w:evenVBand="0" w:oddHBand="0" w:evenHBand="0" w:firstRowFirstColumn="0" w:firstRowLastColumn="0" w:lastRowFirstColumn="0" w:lastRowLastColumn="0"/>
+            <w:r>
+              <w:rPr>
+                <w:sz w:val="20"/>
+                <w:szCs w:val="20"/>
+              </w:rPr>
+              <w:t xml:space="preserve"> </w:t>
+            </w:r>
+            <w:r>
               <w:rPr>
                 <w:rFonts w:asciiTheme="minorHAnsi" w:hAnsiTheme="minorHAnsi" w:cstheme="minorHAnsi"/>
                 <w:sz w:val="20"/>
                 <w:szCs w:val="20"/>
                 <w:lang w:val="en-GB"/>
               </w:rPr>
-            </w:pPr>
+              <w:t>and it keeps on draining! Please, charge me as soon as possible.</w:t>
+            </w:r>
           </w:p>
         </w:tc>
         <w:tc>
@@ -24431,7 +25586,7 @@
           </w:tcPr>
           <w:p>
             <w:pPr>
-              <w:cnfStyle w:val="000000000000" w:firstRow="0" w:lastRow="0" w:firstColumn="0" w:lastColumn="0" w:oddVBand="0" w:evenVBand="0" w:oddHBand="0" w:evenHBand="0" w:firstRowFirstColumn="0" w:firstRowLastColumn="0" w:lastRowFirstColumn="0" w:lastRowLastColumn="0"/>
+              <w:cnfStyle w:val="000000100000" w:firstRow="0" w:lastRow="0" w:firstColumn="0" w:lastColumn="0" w:oddVBand="0" w:evenVBand="0" w:oddHBand="1" w:evenHBand="0" w:firstRowFirstColumn="0" w:firstRowLastColumn="0" w:lastRowFirstColumn="0" w:lastRowLastColumn="0"/>
               <w:rPr>
                 <w:rFonts w:asciiTheme="minorHAnsi" w:hAnsiTheme="minorHAnsi" w:cstheme="minorHAnsi"/>
                 <w:sz w:val="20"/>
@@ -24442,7 +25597,7 @@
           </w:p>
           <w:p>
             <w:pPr>
-              <w:cnfStyle w:val="000000000000" w:firstRow="0" w:lastRow="0" w:firstColumn="0" w:lastColumn="0" w:oddVBand="0" w:evenVBand="0" w:oddHBand="0" w:evenHBand="0" w:firstRowFirstColumn="0" w:firstRowLastColumn="0" w:lastRowFirstColumn="0" w:lastRowLastColumn="0"/>
+              <w:cnfStyle w:val="000000100000" w:firstRow="0" w:lastRow="0" w:firstColumn="0" w:lastColumn="0" w:oddVBand="0" w:evenVBand="0" w:oddHBand="1" w:evenHBand="0" w:firstRowFirstColumn="0" w:firstRowLastColumn="0" w:lastRowFirstColumn="0" w:lastRowLastColumn="0"/>
               <w:rPr>
                 <w:rFonts w:asciiTheme="minorHAnsi" w:hAnsiTheme="minorHAnsi" w:cstheme="minorHAnsi"/>
                 <w:sz w:val="20"/>
@@ -24457,7 +25612,7 @@
                 <w:szCs w:val="20"/>
                 <w:lang w:val="en-GB"/>
               </w:rPr>
-              <w:t>At this moment the</w:t>
+              <w:t xml:space="preserve">You need to charge the Sign as soon as possible. It may probably run for 3-4 more days, but then it will become </w:t>
             </w:r>
             <w:r>
               <w:rPr>
@@ -24466,7 +25621,16 @@
                 <w:szCs w:val="20"/>
                 <w:lang w:val="en-GB"/>
               </w:rPr>
-              <w:t xml:space="preserve"> Sign is completely off. It will not work again untill you charge its battery. </w:t>
+              <w:t>non-</w:t>
+            </w:r>
+            <w:r>
+              <w:rPr>
+                <w:rFonts w:asciiTheme="minorHAnsi" w:hAnsiTheme="minorHAnsi" w:cstheme="minorHAnsi"/>
+                <w:sz w:val="20"/>
+                <w:szCs w:val="20"/>
+                <w:lang w:val="en-GB"/>
+              </w:rPr>
+              <w:t>operational.</w:t>
             </w:r>
             <w:r>
               <w:rPr>
@@ -24484,7 +25648,15 @@
                 <w:sz w:val="20"/>
                 <w:szCs w:val="20"/>
               </w:rPr>
-              <w:t xml:space="preserve">[hardware MAINTENance.] </w:t>
+              <w:t>[hardware MAINTENance.]</w:t>
+            </w:r>
+            <w:r>
+              <w:rPr>
+                <w:rStyle w:val="TitleChar"/>
+                <w:sz w:val="20"/>
+                <w:szCs w:val="20"/>
+              </w:rPr>
+              <w:t xml:space="preserve"> </w:t>
             </w:r>
             <w:r>
               <w:rPr>
@@ -24506,7 +25678,7 @@
           </w:p>
           <w:p>
             <w:pPr>
-              <w:cnfStyle w:val="000000000000" w:firstRow="0" w:lastRow="0" w:firstColumn="0" w:lastColumn="0" w:oddVBand="0" w:evenVBand="0" w:oddHBand="0" w:evenHBand="0" w:firstRowFirstColumn="0" w:firstRowLastColumn="0" w:lastRowFirstColumn="0" w:lastRowLastColumn="0"/>
+              <w:cnfStyle w:val="000000100000" w:firstRow="0" w:lastRow="0" w:firstColumn="0" w:lastColumn="0" w:oddVBand="0" w:evenVBand="0" w:oddHBand="1" w:evenHBand="0" w:firstRowFirstColumn="0" w:firstRowLastColumn="0" w:lastRowFirstColumn="0" w:lastRowLastColumn="0"/>
               <w:rPr>
                 <w:rFonts w:asciiTheme="minorHAnsi" w:hAnsiTheme="minorHAnsi" w:cstheme="minorHAnsi"/>
                 <w:sz w:val="20"/>
@@ -24518,9 +25690,6 @@
         </w:tc>
       </w:tr>
       <w:tr>
-        <w:trPr>
-          <w:cnfStyle w:val="000000100000" w:firstRow="0" w:lastRow="0" w:firstColumn="0" w:lastColumn="0" w:oddVBand="0" w:evenVBand="0" w:oddHBand="1" w:evenHBand="0" w:firstRowFirstColumn="0" w:firstRowLastColumn="0" w:lastRowFirstColumn="0" w:lastRowLastColumn="0"/>
-        </w:trPr>
         <w:tc>
           <w:tcPr>
             <w:cnfStyle w:val="001000000000" w:firstRow="0" w:lastRow="0" w:firstColumn="1" w:lastColumn="0" w:oddVBand="0" w:evenVBand="0" w:oddHBand="0" w:evenHBand="0" w:firstRowFirstColumn="0" w:firstRowLastColumn="0" w:lastRowFirstColumn="0" w:lastRowLastColumn="0"/>
@@ -24557,10 +25726,10 @@
                 <w:lang w:val="en-GB"/>
               </w:rPr>
               <w:drawing>
-                <wp:inline distT="0" distB="0" distL="0" distR="0" wp14:anchorId="12793410" wp14:editId="6616DBC2">
+                <wp:inline distT="0" distB="0" distL="0" distR="0" wp14:anchorId="281576BD" wp14:editId="15F989DB">
                   <wp:extent cx="1800000" cy="1080000"/>
                   <wp:effectExtent l="12700" t="12700" r="16510" b="12700"/>
-                  <wp:docPr id="2104551561" name="Obrázek 5"/>
+                  <wp:docPr id="760904937" name="Obrázek 4"/>
                   <wp:cNvGraphicFramePr>
                     <a:graphicFrameLocks xmlns:a="http://schemas.openxmlformats.org/drawingml/2006/main" noChangeAspect="1"/>
                   </wp:cNvGraphicFramePr>
@@ -24568,7 +25737,7 @@
                     <a:graphicData uri="http://schemas.openxmlformats.org/drawingml/2006/picture">
                       <pic:pic xmlns:pic="http://schemas.openxmlformats.org/drawingml/2006/picture">
                         <pic:nvPicPr>
-                          <pic:cNvPr id="2104551561" name="Obrázek 2104551561"/>
+                          <pic:cNvPr id="760904937" name="Obrázek 760904937"/>
                           <pic:cNvPicPr/>
                         </pic:nvPicPr>
                         <pic:blipFill>
@@ -24624,7 +25793,7 @@
           </w:tcPr>
           <w:p>
             <w:pPr>
-              <w:cnfStyle w:val="000000100000" w:firstRow="0" w:lastRow="0" w:firstColumn="0" w:lastColumn="0" w:oddVBand="0" w:evenVBand="0" w:oddHBand="1" w:evenHBand="0" w:firstRowFirstColumn="0" w:firstRowLastColumn="0" w:lastRowFirstColumn="0" w:lastRowLastColumn="0"/>
+              <w:cnfStyle w:val="000000000000" w:firstRow="0" w:lastRow="0" w:firstColumn="0" w:lastColumn="0" w:oddVBand="0" w:evenVBand="0" w:oddHBand="0" w:evenHBand="0" w:firstRowFirstColumn="0" w:firstRowLastColumn="0" w:lastRowFirstColumn="0" w:lastRowLastColumn="0"/>
               <w:rPr>
                 <w:rFonts w:asciiTheme="minorHAnsi" w:hAnsiTheme="minorHAnsi" w:cstheme="minorHAnsi"/>
                 <w:sz w:val="20"/>
@@ -24635,7 +25804,7 @@
           </w:p>
           <w:p>
             <w:pPr>
-              <w:cnfStyle w:val="000000100000" w:firstRow="0" w:lastRow="0" w:firstColumn="0" w:lastColumn="0" w:oddVBand="0" w:evenVBand="0" w:oddHBand="1" w:evenHBand="0" w:firstRowFirstColumn="0" w:firstRowLastColumn="0" w:lastRowFirstColumn="0" w:lastRowLastColumn="0"/>
+              <w:cnfStyle w:val="000000000000" w:firstRow="0" w:lastRow="0" w:firstColumn="0" w:lastColumn="0" w:oddVBand="0" w:evenVBand="0" w:oddHBand="0" w:evenHBand="0" w:firstRowFirstColumn="0" w:firstRowLastColumn="0" w:lastRowFirstColumn="0" w:lastRowLastColumn="0"/>
               <w:rPr>
                 <w:rFonts w:asciiTheme="minorHAnsi" w:hAnsiTheme="minorHAnsi" w:cstheme="minorHAnsi"/>
                 <w:sz w:val="20"/>
@@ -24650,7 +25819,7 @@
                 <w:szCs w:val="20"/>
                 <w:lang w:val="en-GB"/>
               </w:rPr>
-              <w:t>Dear User, I need your assistance! My SECRET token expires in X days / expires tomorrow! / has already expired!!! And without it I would not be able to do my job. Please, retreive a new SECRET token from the Intra API page and send it to me in this chat.</w:t>
+              <w:t>Dear User, I need your assistance!</w:t>
             </w:r>
             <w:r>
               <w:rPr>
@@ -24666,60 +25835,12 @@
                 <w:szCs w:val="20"/>
                 <w:lang w:val="en-GB"/>
               </w:rPr>
-              <w:t>Your message should start with a forward slash (/), so I could recognise it.</w:t>
-            </w:r>
-            <w:r>
-              <w:rPr>
-                <w:rFonts w:asciiTheme="minorHAnsi" w:hAnsiTheme="minorHAnsi" w:cstheme="minorHAnsi"/>
-                <w:sz w:val="20"/>
-                <w:szCs w:val="20"/>
-                <w:lang w:val="en-GB"/>
-              </w:rPr>
-              <w:br/>
-            </w:r>
-            <w:r>
-              <w:rPr>
-                <w:rFonts w:asciiTheme="minorHAnsi" w:hAnsiTheme="minorHAnsi" w:cstheme="minorHAnsi"/>
-                <w:sz w:val="20"/>
-                <w:szCs w:val="20"/>
-                <w:lang w:val="en-GB"/>
-              </w:rPr>
-              <w:br/>
-              <w:t>Here is an example:</w:t>
-            </w:r>
-            <w:r>
-              <w:rPr>
-                <w:rFonts w:asciiTheme="minorHAnsi" w:hAnsiTheme="minorHAnsi" w:cstheme="minorHAnsi"/>
-                <w:sz w:val="20"/>
-                <w:szCs w:val="20"/>
-                <w:lang w:val="en-GB"/>
-              </w:rPr>
-              <w:br/>
-              <w:t>/s-xxxxxx-xxxxxxxxxxxxxxxxxxxxxxxxxxxxxxxxxxxxxxxxxxxxxxxxxxxxxxxxxxxxxxxx</w:t>
-            </w:r>
-            <w:r>
-              <w:rPr>
-                <w:rFonts w:asciiTheme="minorHAnsi" w:hAnsiTheme="minorHAnsi" w:cstheme="minorHAnsi"/>
-                <w:sz w:val="20"/>
-                <w:szCs w:val="20"/>
-                <w:lang w:val="en-GB"/>
-              </w:rPr>
-              <w:br/>
-            </w:r>
-            <w:r>
-              <w:rPr>
-                <w:rFonts w:asciiTheme="minorHAnsi" w:hAnsiTheme="minorHAnsi" w:cstheme="minorHAnsi"/>
-                <w:sz w:val="20"/>
-                <w:szCs w:val="20"/>
-                <w:lang w:val="en-GB"/>
-              </w:rPr>
-              <w:br/>
-              <w:t>After it is done, I will leave you in pease for another month =)</w:t>
+              <w:t>My battery is dead, so I am stopping all the processes and turning off. Please, charge me and I will turn back on again.</w:t>
             </w:r>
           </w:p>
           <w:p>
             <w:pPr>
-              <w:cnfStyle w:val="000000100000" w:firstRow="0" w:lastRow="0" w:firstColumn="0" w:lastColumn="0" w:oddVBand="0" w:evenVBand="0" w:oddHBand="1" w:evenHBand="0" w:firstRowFirstColumn="0" w:firstRowLastColumn="0" w:lastRowFirstColumn="0" w:lastRowLastColumn="0"/>
+              <w:cnfStyle w:val="000000000000" w:firstRow="0" w:lastRow="0" w:firstColumn="0" w:lastColumn="0" w:oddVBand="0" w:evenVBand="0" w:oddHBand="0" w:evenHBand="0" w:firstRowFirstColumn="0" w:firstRowLastColumn="0" w:lastRowFirstColumn="0" w:lastRowLastColumn="0"/>
               <w:rPr>
                 <w:rFonts w:asciiTheme="minorHAnsi" w:hAnsiTheme="minorHAnsi" w:cstheme="minorHAnsi"/>
                 <w:sz w:val="20"/>
@@ -24735,7 +25856,7 @@
           </w:tcPr>
           <w:p>
             <w:pPr>
-              <w:cnfStyle w:val="000000100000" w:firstRow="0" w:lastRow="0" w:firstColumn="0" w:lastColumn="0" w:oddVBand="0" w:evenVBand="0" w:oddHBand="1" w:evenHBand="0" w:firstRowFirstColumn="0" w:firstRowLastColumn="0" w:lastRowFirstColumn="0" w:lastRowLastColumn="0"/>
+              <w:cnfStyle w:val="000000000000" w:firstRow="0" w:lastRow="0" w:firstColumn="0" w:lastColumn="0" w:oddVBand="0" w:evenVBand="0" w:oddHBand="0" w:evenHBand="0" w:firstRowFirstColumn="0" w:firstRowLastColumn="0" w:lastRowFirstColumn="0" w:lastRowLastColumn="0"/>
               <w:rPr>
                 <w:rFonts w:asciiTheme="minorHAnsi" w:hAnsiTheme="minorHAnsi" w:cstheme="minorHAnsi"/>
                 <w:sz w:val="20"/>
@@ -24746,7 +25867,7 @@
           </w:p>
           <w:p>
             <w:pPr>
-              <w:cnfStyle w:val="000000100000" w:firstRow="0" w:lastRow="0" w:firstColumn="0" w:lastColumn="0" w:oddVBand="0" w:evenVBand="0" w:oddHBand="1" w:evenHBand="0" w:firstRowFirstColumn="0" w:firstRowLastColumn="0" w:lastRowFirstColumn="0" w:lastRowLastColumn="0"/>
+              <w:cnfStyle w:val="000000000000" w:firstRow="0" w:lastRow="0" w:firstColumn="0" w:lastColumn="0" w:oddVBand="0" w:evenVBand="0" w:oddHBand="0" w:evenHBand="0" w:firstRowFirstColumn="0" w:firstRowLastColumn="0" w:lastRowFirstColumn="0" w:lastRowLastColumn="0"/>
               <w:rPr>
                 <w:rFonts w:asciiTheme="minorHAnsi" w:hAnsiTheme="minorHAnsi" w:cstheme="minorHAnsi"/>
                 <w:sz w:val="20"/>
@@ -24761,7 +25882,7 @@
                 <w:szCs w:val="20"/>
                 <w:lang w:val="en-GB"/>
               </w:rPr>
-              <w:t>The message is pretty descriptive.</w:t>
+              <w:t>At this moment the</w:t>
             </w:r>
             <w:r>
               <w:rPr>
@@ -24770,7 +25891,7 @@
                 <w:szCs w:val="20"/>
                 <w:lang w:val="en-GB"/>
               </w:rPr>
-              <w:br/>
+              <w:t xml:space="preserve"> Sign is completely off. It will not work again untill you charge its battery. </w:t>
             </w:r>
             <w:r>
               <w:rPr>
@@ -24780,7 +25901,23 @@
                 <w:lang w:val="en-GB"/>
               </w:rPr>
               <w:br/>
-              <w:t>If you did not build the Sign yourself, your Bocal IT team may have a special Secret token for the Sign, so it would be a wise first step to go and ask them.</w:t>
+              <w:t xml:space="preserve">Everything about charging the Sign can be found in the article </w:t>
+            </w:r>
+            <w:r>
+              <w:rPr>
+                <w:rStyle w:val="TitleChar"/>
+                <w:sz w:val="20"/>
+                <w:szCs w:val="20"/>
+              </w:rPr>
+              <w:t xml:space="preserve">[hardware MAINTENance.] </w:t>
+            </w:r>
+            <w:r>
+              <w:rPr>
+                <w:rStyle w:val="TitleChar"/>
+                <w:sz w:val="20"/>
+                <w:szCs w:val="20"/>
+              </w:rPr>
+              <w:t xml:space="preserve"> </w:t>
             </w:r>
             <w:r>
               <w:rPr>
@@ -24789,40 +25926,26 @@
                 <w:szCs w:val="20"/>
                 <w:lang w:val="en-GB"/>
               </w:rPr>
-              <w:br/>
+              <w:t>here in the document.</w:t>
             </w:r>
-            <w:r>
+          </w:p>
+          <w:p>
+            <w:pPr>
+              <w:cnfStyle w:val="000000000000" w:firstRow="0" w:lastRow="0" w:firstColumn="0" w:lastColumn="0" w:oddVBand="0" w:evenVBand="0" w:oddHBand="0" w:evenHBand="0" w:firstRowFirstColumn="0" w:firstRowLastColumn="0" w:lastRowFirstColumn="0" w:lastRowLastColumn="0"/>
               <w:rPr>
                 <w:rFonts w:asciiTheme="minorHAnsi" w:hAnsiTheme="minorHAnsi" w:cstheme="minorHAnsi"/>
                 <w:sz w:val="20"/>
                 <w:szCs w:val="20"/>
                 <w:lang w:val="en-GB"/>
               </w:rPr>
-              <w:br/>
-              <w:t xml:space="preserve">If you did, </w:t>
-            </w:r>
-            <w:r>
-              <w:rPr>
-                <w:rFonts w:asciiTheme="minorHAnsi" w:hAnsiTheme="minorHAnsi" w:cstheme="minorHAnsi"/>
-                <w:sz w:val="20"/>
-                <w:szCs w:val="20"/>
-                <w:lang w:val="en-GB"/>
-              </w:rPr>
-              <w:t xml:space="preserve">get a new Secret token the way you did it the first time. Here are the instructions: </w:t>
-            </w:r>
-            <w:r>
-              <w:rPr>
-                <w:rFonts w:asciiTheme="minorHAnsi" w:hAnsiTheme="minorHAnsi" w:cstheme="minorHAnsi"/>
-                <w:sz w:val="20"/>
-                <w:szCs w:val="20"/>
-                <w:lang w:val="en-GB"/>
-              </w:rPr>
-              <w:t>https://api.intra.42.fr/apidoc/guides/getting_started</w:t>
-            </w:r>
+            </w:pPr>
           </w:p>
         </w:tc>
       </w:tr>
       <w:tr>
+        <w:trPr>
+          <w:cnfStyle w:val="000000100000" w:firstRow="0" w:lastRow="0" w:firstColumn="0" w:lastColumn="0" w:oddVBand="0" w:evenVBand="0" w:oddHBand="1" w:evenHBand="0" w:firstRowFirstColumn="0" w:firstRowLastColumn="0" w:lastRowFirstColumn="0" w:lastRowLastColumn="0"/>
+        </w:trPr>
         <w:tc>
           <w:tcPr>
             <w:cnfStyle w:val="001000000000" w:firstRow="0" w:lastRow="0" w:firstColumn="1" w:lastColumn="0" w:oddVBand="0" w:evenVBand="0" w:oddHBand="0" w:evenHBand="0" w:firstRowFirstColumn="0" w:firstRowLastColumn="0" w:lastRowFirstColumn="0" w:lastRowLastColumn="0"/>
@@ -24859,10 +25982,10 @@
                 <w:lang w:val="en-GB"/>
               </w:rPr>
               <w:drawing>
-                <wp:inline distT="0" distB="0" distL="0" distR="0" wp14:anchorId="14EAD8D5" wp14:editId="736ADFC1">
+                <wp:inline distT="0" distB="0" distL="0" distR="0" wp14:anchorId="12793410" wp14:editId="6616DBC2">
                   <wp:extent cx="1800000" cy="1080000"/>
                   <wp:effectExtent l="12700" t="12700" r="16510" b="12700"/>
-                  <wp:docPr id="455906425" name="Obrázek 6"/>
+                  <wp:docPr id="2104551561" name="Obrázek 5"/>
                   <wp:cNvGraphicFramePr>
                     <a:graphicFrameLocks xmlns:a="http://schemas.openxmlformats.org/drawingml/2006/main" noChangeAspect="1"/>
                   </wp:cNvGraphicFramePr>
@@ -24870,7 +25993,7 @@
                     <a:graphicData uri="http://schemas.openxmlformats.org/drawingml/2006/picture">
                       <pic:pic xmlns:pic="http://schemas.openxmlformats.org/drawingml/2006/picture">
                         <pic:nvPicPr>
-                          <pic:cNvPr id="455906425" name="Obrázek 455906425"/>
+                          <pic:cNvPr id="2104551561" name="Obrázek 2104551561"/>
                           <pic:cNvPicPr/>
                         </pic:nvPicPr>
                         <pic:blipFill>
@@ -24926,7 +26049,7 @@
           </w:tcPr>
           <w:p>
             <w:pPr>
-              <w:cnfStyle w:val="000000000000" w:firstRow="0" w:lastRow="0" w:firstColumn="0" w:lastColumn="0" w:oddVBand="0" w:evenVBand="0" w:oddHBand="0" w:evenHBand="0" w:firstRowFirstColumn="0" w:firstRowLastColumn="0" w:lastRowFirstColumn="0" w:lastRowLastColumn="0"/>
+              <w:cnfStyle w:val="000000100000" w:firstRow="0" w:lastRow="0" w:firstColumn="0" w:lastColumn="0" w:oddVBand="0" w:evenVBand="0" w:oddHBand="1" w:evenHBand="0" w:firstRowFirstColumn="0" w:firstRowLastColumn="0" w:lastRowFirstColumn="0" w:lastRowLastColumn="0"/>
               <w:rPr>
                 <w:rFonts w:asciiTheme="minorHAnsi" w:hAnsiTheme="minorHAnsi" w:cstheme="minorHAnsi"/>
                 <w:sz w:val="20"/>
@@ -24937,7 +26060,7 @@
           </w:p>
           <w:p>
             <w:pPr>
-              <w:cnfStyle w:val="000000000000" w:firstRow="0" w:lastRow="0" w:firstColumn="0" w:lastColumn="0" w:oddVBand="0" w:evenVBand="0" w:oddHBand="0" w:evenHBand="0" w:firstRowFirstColumn="0" w:firstRowLastColumn="0" w:lastRowFirstColumn="0" w:lastRowLastColumn="0"/>
+              <w:cnfStyle w:val="000000100000" w:firstRow="0" w:lastRow="0" w:firstColumn="0" w:lastColumn="0" w:oddVBand="0" w:evenVBand="0" w:oddHBand="1" w:evenHBand="0" w:firstRowFirstColumn="0" w:firstRowLastColumn="0" w:lastRowFirstColumn="0" w:lastRowLastColumn="0"/>
               <w:rPr>
                 <w:rFonts w:asciiTheme="minorHAnsi" w:hAnsiTheme="minorHAnsi" w:cstheme="minorHAnsi"/>
                 <w:sz w:val="20"/>
@@ -24945,17 +26068,22 @@
                 <w:lang w:val="en-GB"/>
               </w:rPr>
             </w:pPr>
-          </w:p>
-          <w:p>
-            <w:pPr>
-              <w:cnfStyle w:val="000000000000" w:firstRow="0" w:lastRow="0" w:firstColumn="0" w:lastColumn="0" w:oddVBand="0" w:evenVBand="0" w:oddHBand="0" w:evenHBand="0" w:firstRowFirstColumn="0" w:firstRowLastColumn="0" w:lastRowFirstColumn="0" w:lastRowLastColumn="0"/>
+            <w:r>
               <w:rPr>
                 <w:rFonts w:asciiTheme="minorHAnsi" w:hAnsiTheme="minorHAnsi" w:cstheme="minorHAnsi"/>
                 <w:sz w:val="20"/>
                 <w:szCs w:val="20"/>
                 <w:lang w:val="en-GB"/>
               </w:rPr>
-            </w:pPr>
+              <w:t>Dear User, I need your assistance! My SECRET token expires in X days / expires tomorrow! / has already expired!!! And without it I would not be able to do my job. Please, retreive a new SECRET token from the Intra API page and send it to me in this chat.</w:t>
+            </w:r>
+            <w:r>
+              <w:rPr>
+                <w:sz w:val="20"/>
+                <w:szCs w:val="20"/>
+              </w:rPr>
+              <w:t xml:space="preserve"> </w:t>
+            </w:r>
             <w:r>
               <w:rPr>
                 <w:rFonts w:asciiTheme="minorHAnsi" w:hAnsiTheme="minorHAnsi" w:cstheme="minorHAnsi"/>
@@ -24963,64 +26091,60 @@
                 <w:szCs w:val="20"/>
                 <w:lang w:val="en-GB"/>
               </w:rPr>
-              <w:t>Dear User, I am writing to report an exceptional situation! Code: GET_TIME 102</w:t>
+              <w:t>Your message should start with a forward slash (/), so I could recognise it.</w:t>
+            </w:r>
+            <w:r>
+              <w:rPr>
+                <w:rFonts w:asciiTheme="minorHAnsi" w:hAnsiTheme="minorHAnsi" w:cstheme="minorHAnsi"/>
+                <w:sz w:val="20"/>
+                <w:szCs w:val="20"/>
+                <w:lang w:val="en-GB"/>
+              </w:rPr>
+              <w:br/>
+            </w:r>
+            <w:r>
+              <w:rPr>
+                <w:rFonts w:asciiTheme="minorHAnsi" w:hAnsiTheme="minorHAnsi" w:cstheme="minorHAnsi"/>
+                <w:sz w:val="20"/>
+                <w:szCs w:val="20"/>
+                <w:lang w:val="en-GB"/>
+              </w:rPr>
+              <w:br/>
+              <w:t>Here is an example:</w:t>
+            </w:r>
+            <w:r>
+              <w:rPr>
+                <w:rFonts w:asciiTheme="minorHAnsi" w:hAnsiTheme="minorHAnsi" w:cstheme="minorHAnsi"/>
+                <w:sz w:val="20"/>
+                <w:szCs w:val="20"/>
+                <w:lang w:val="en-GB"/>
+              </w:rPr>
+              <w:br/>
+              <w:t>/s-xxxxxx-xxxxxxxxxxxxxxxxxxxxxxxxxxxxxxxxxxxxxxxxxxxxxxxxxxxxxxxxxxxxxxxx</w:t>
+            </w:r>
+            <w:r>
+              <w:rPr>
+                <w:rFonts w:asciiTheme="minorHAnsi" w:hAnsiTheme="minorHAnsi" w:cstheme="minorHAnsi"/>
+                <w:sz w:val="20"/>
+                <w:szCs w:val="20"/>
+                <w:lang w:val="en-GB"/>
+              </w:rPr>
+              <w:br/>
+            </w:r>
+            <w:r>
+              <w:rPr>
+                <w:rFonts w:asciiTheme="minorHAnsi" w:hAnsiTheme="minorHAnsi" w:cstheme="minorHAnsi"/>
+                <w:sz w:val="20"/>
+                <w:szCs w:val="20"/>
+                <w:lang w:val="en-GB"/>
+              </w:rPr>
+              <w:br/>
+              <w:t>After it is done, I will leave you in pease for another month =)</w:t>
             </w:r>
           </w:p>
           <w:p>
             <w:pPr>
-              <w:cnfStyle w:val="000000000000" w:firstRow="0" w:lastRow="0" w:firstColumn="0" w:lastColumn="0" w:oddVBand="0" w:evenVBand="0" w:oddHBand="0" w:evenHBand="0" w:firstRowFirstColumn="0" w:firstRowLastColumn="0" w:lastRowFirstColumn="0" w:lastRowLastColumn="0"/>
-              <w:rPr>
-                <w:rFonts w:asciiTheme="minorHAnsi" w:hAnsiTheme="minorHAnsi" w:cstheme="minorHAnsi"/>
-                <w:sz w:val="20"/>
-                <w:szCs w:val="20"/>
-                <w:lang w:val="en-GB"/>
-              </w:rPr>
-            </w:pPr>
-            <w:r>
-              <w:rPr>
-                <w:rFonts w:asciiTheme="minorHAnsi" w:hAnsiTheme="minorHAnsi" w:cstheme="minorHAnsi"/>
-                <w:sz w:val="20"/>
-                <w:szCs w:val="20"/>
-                <w:lang w:val="en-GB"/>
-              </w:rPr>
-              <w:br/>
-              <w:t>After several retries, I was unable to connect to Wi-Fi to get current time. If you see this message, the problem has been probably solved already. Unfortunatelly, because of this issue I am displaying an Intra error and I cannot inform students about exams. So, if there is one today, you probably should notify them yourself.</w:t>
-            </w:r>
-          </w:p>
-          <w:p>
-            <w:pPr>
-              <w:cnfStyle w:val="000000000000" w:firstRow="0" w:lastRow="0" w:firstColumn="0" w:lastColumn="0" w:oddVBand="0" w:evenVBand="0" w:oddHBand="0" w:evenHBand="0" w:firstRowFirstColumn="0" w:firstRowLastColumn="0" w:lastRowFirstColumn="0" w:lastRowLastColumn="0"/>
-              <w:rPr>
-                <w:rFonts w:asciiTheme="minorHAnsi" w:hAnsiTheme="minorHAnsi" w:cstheme="minorHAnsi"/>
-                <w:sz w:val="20"/>
-                <w:szCs w:val="20"/>
-                <w:lang w:val="en-GB"/>
-              </w:rPr>
-            </w:pPr>
-          </w:p>
-          <w:p>
-            <w:pPr>
-              <w:cnfStyle w:val="000000000000" w:firstRow="0" w:lastRow="0" w:firstColumn="0" w:lastColumn="0" w:oddVBand="0" w:evenVBand="0" w:oddHBand="0" w:evenHBand="0" w:firstRowFirstColumn="0" w:firstRowLastColumn="0" w:lastRowFirstColumn="0" w:lastRowLastColumn="0"/>
-              <w:rPr>
-                <w:rFonts w:asciiTheme="minorHAnsi" w:hAnsiTheme="minorHAnsi" w:cstheme="minorHAnsi"/>
-                <w:sz w:val="20"/>
-                <w:szCs w:val="20"/>
-                <w:lang w:val="en-GB"/>
-              </w:rPr>
-            </w:pPr>
-            <w:r>
-              <w:rPr>
-                <w:rFonts w:asciiTheme="minorHAnsi" w:hAnsiTheme="minorHAnsi" w:cstheme="minorHAnsi"/>
-                <w:sz w:val="20"/>
-                <w:szCs w:val="20"/>
-                <w:lang w:val="en-GB"/>
-              </w:rPr>
-              <w:t>I will try to restore my work in a few hours. If you do not receive this message again, it means that I was successful.</w:t>
-            </w:r>
-          </w:p>
-          <w:p>
-            <w:pPr>
-              <w:cnfStyle w:val="000000000000" w:firstRow="0" w:lastRow="0" w:firstColumn="0" w:lastColumn="0" w:oddVBand="0" w:evenVBand="0" w:oddHBand="0" w:evenHBand="0" w:firstRowFirstColumn="0" w:firstRowLastColumn="0" w:lastRowFirstColumn="0" w:lastRowLastColumn="0"/>
+              <w:cnfStyle w:val="000000100000" w:firstRow="0" w:lastRow="0" w:firstColumn="0" w:lastColumn="0" w:oddVBand="0" w:evenVBand="0" w:oddHBand="1" w:evenHBand="0" w:firstRowFirstColumn="0" w:firstRowLastColumn="0" w:lastRowFirstColumn="0" w:lastRowLastColumn="0"/>
               <w:rPr>
                 <w:rFonts w:asciiTheme="minorHAnsi" w:hAnsiTheme="minorHAnsi" w:cstheme="minorHAnsi"/>
                 <w:sz w:val="20"/>
@@ -25036,7 +26160,7 @@
           </w:tcPr>
           <w:p>
             <w:pPr>
-              <w:cnfStyle w:val="000000000000" w:firstRow="0" w:lastRow="0" w:firstColumn="0" w:lastColumn="0" w:oddVBand="0" w:evenVBand="0" w:oddHBand="0" w:evenHBand="0" w:firstRowFirstColumn="0" w:firstRowLastColumn="0" w:lastRowFirstColumn="0" w:lastRowLastColumn="0"/>
+              <w:cnfStyle w:val="000000100000" w:firstRow="0" w:lastRow="0" w:firstColumn="0" w:lastColumn="0" w:oddVBand="0" w:evenVBand="0" w:oddHBand="1" w:evenHBand="0" w:firstRowFirstColumn="0" w:firstRowLastColumn="0" w:lastRowFirstColumn="0" w:lastRowLastColumn="0"/>
               <w:rPr>
                 <w:rFonts w:asciiTheme="minorHAnsi" w:hAnsiTheme="minorHAnsi" w:cstheme="minorHAnsi"/>
                 <w:sz w:val="20"/>
@@ -25047,7 +26171,7 @@
           </w:p>
           <w:p>
             <w:pPr>
-              <w:cnfStyle w:val="000000000000" w:firstRow="0" w:lastRow="0" w:firstColumn="0" w:lastColumn="0" w:oddVBand="0" w:evenVBand="0" w:oddHBand="0" w:evenHBand="0" w:firstRowFirstColumn="0" w:firstRowLastColumn="0" w:lastRowFirstColumn="0" w:lastRowLastColumn="0"/>
+              <w:cnfStyle w:val="000000100000" w:firstRow="0" w:lastRow="0" w:firstColumn="0" w:lastColumn="0" w:oddVBand="0" w:evenVBand="0" w:oddHBand="1" w:evenHBand="0" w:firstRowFirstColumn="0" w:firstRowLastColumn="0" w:lastRowFirstColumn="0" w:lastRowLastColumn="0"/>
               <w:rPr>
                 <w:rFonts w:asciiTheme="minorHAnsi" w:hAnsiTheme="minorHAnsi" w:cstheme="minorHAnsi"/>
                 <w:sz w:val="20"/>
@@ -25055,17 +26179,15 @@
                 <w:lang w:val="en-GB"/>
               </w:rPr>
             </w:pPr>
-          </w:p>
-          <w:p>
-            <w:pPr>
-              <w:cnfStyle w:val="000000000000" w:firstRow="0" w:lastRow="0" w:firstColumn="0" w:lastColumn="0" w:oddVBand="0" w:evenVBand="0" w:oddHBand="0" w:evenHBand="0" w:firstRowFirstColumn="0" w:firstRowLastColumn="0" w:lastRowFirstColumn="0" w:lastRowLastColumn="0"/>
+            <w:r>
               <w:rPr>
                 <w:rFonts w:asciiTheme="minorHAnsi" w:hAnsiTheme="minorHAnsi" w:cstheme="minorHAnsi"/>
                 <w:sz w:val="20"/>
                 <w:szCs w:val="20"/>
                 <w:lang w:val="en-GB"/>
               </w:rPr>
-            </w:pPr>
+              <w:t>The message is pretty descriptive.</w:t>
+            </w:r>
             <w:r>
               <w:rPr>
                 <w:rFonts w:asciiTheme="minorHAnsi" w:hAnsiTheme="minorHAnsi" w:cstheme="minorHAnsi"/>
@@ -25073,7 +26195,7 @@
                 <w:szCs w:val="20"/>
                 <w:lang w:val="en-GB"/>
               </w:rPr>
-              <w:t>T</w:t>
+              <w:br/>
             </w:r>
             <w:r>
               <w:rPr>
@@ -25082,7 +26204,8 @@
                 <w:szCs w:val="20"/>
                 <w:lang w:val="en-GB"/>
               </w:rPr>
-              <w:t xml:space="preserve">here are some issues with the Wi-Fi connection. </w:t>
+              <w:br/>
+              <w:t>If you did not build the Sign yourself, your Bocal IT team may have a special Secret token for the Sign, so it would be a wise first step to go and ask them.</w:t>
             </w:r>
             <w:r>
               <w:rPr>
@@ -25091,7 +26214,7 @@
                 <w:szCs w:val="20"/>
                 <w:lang w:val="en-GB"/>
               </w:rPr>
-              <w:t>If you see the error message on the display, but there is not a single new message from the Sign in the Telegram chat</w:t>
+              <w:br/>
             </w:r>
             <w:r>
               <w:rPr>
@@ -25100,7 +26223,8 @@
                 <w:szCs w:val="20"/>
                 <w:lang w:val="en-GB"/>
               </w:rPr>
-              <w:t xml:space="preserve"> at all</w:t>
+              <w:br/>
+              <w:t xml:space="preserve">If you did, </w:t>
             </w:r>
             <w:r>
               <w:rPr>
@@ -25109,7 +26233,7 @@
                 <w:szCs w:val="20"/>
                 <w:lang w:val="en-GB"/>
               </w:rPr>
-              <w:t xml:space="preserve">, then that’s </w:t>
+              <w:t xml:space="preserve">get a new Secret token the way you did it the first time. Here are the instructions: </w:t>
             </w:r>
             <w:r>
               <w:rPr>
@@ -25118,308 +26242,12 @@
                 <w:szCs w:val="20"/>
                 <w:lang w:val="en-GB"/>
               </w:rPr>
-              <w:t xml:space="preserve">exactly because of </w:t>
+              <w:t>https://api.intra.42.fr/apidoc/guides/getting_started</w:t>
             </w:r>
-            <w:r>
-              <w:rPr>
-                <w:rFonts w:asciiTheme="minorHAnsi" w:hAnsiTheme="minorHAnsi" w:cstheme="minorHAnsi"/>
-                <w:sz w:val="20"/>
-                <w:szCs w:val="20"/>
-                <w:lang w:val="en-GB"/>
-              </w:rPr>
-              <w:t>th</w:t>
-            </w:r>
-            <w:r>
-              <w:rPr>
-                <w:rFonts w:asciiTheme="minorHAnsi" w:hAnsiTheme="minorHAnsi" w:cstheme="minorHAnsi"/>
-                <w:sz w:val="20"/>
-                <w:szCs w:val="20"/>
-                <w:lang w:val="en-GB"/>
-              </w:rPr>
-              <w:t>is</w:t>
-            </w:r>
-            <w:r>
-              <w:rPr>
-                <w:rFonts w:asciiTheme="minorHAnsi" w:hAnsiTheme="minorHAnsi" w:cstheme="minorHAnsi"/>
-                <w:sz w:val="20"/>
-                <w:szCs w:val="20"/>
-                <w:lang w:val="en-GB"/>
-              </w:rPr>
-              <w:t xml:space="preserve"> problem and it is still ongoing. If there IS the message you can see on the left in the Telegram chat, probably the issue has already been solved.</w:t>
-            </w:r>
-          </w:p>
-          <w:p>
-            <w:pPr>
-              <w:cnfStyle w:val="000000000000" w:firstRow="0" w:lastRow="0" w:firstColumn="0" w:lastColumn="0" w:oddVBand="0" w:evenVBand="0" w:oddHBand="0" w:evenHBand="0" w:firstRowFirstColumn="0" w:firstRowLastColumn="0" w:lastRowFirstColumn="0" w:lastRowLastColumn="0"/>
-              <w:rPr>
-                <w:rFonts w:asciiTheme="minorHAnsi" w:hAnsiTheme="minorHAnsi" w:cstheme="minorHAnsi"/>
-                <w:sz w:val="20"/>
-                <w:szCs w:val="20"/>
-                <w:lang w:val="en-GB"/>
-              </w:rPr>
-            </w:pPr>
-          </w:p>
-          <w:p>
-            <w:pPr>
-              <w:cnfStyle w:val="000000000000" w:firstRow="0" w:lastRow="0" w:firstColumn="0" w:lastColumn="0" w:oddVBand="0" w:evenVBand="0" w:oddHBand="0" w:evenHBand="0" w:firstRowFirstColumn="0" w:firstRowLastColumn="0" w:lastRowFirstColumn="0" w:lastRowLastColumn="0"/>
-              <w:rPr>
-                <w:rFonts w:asciiTheme="minorHAnsi" w:hAnsiTheme="minorHAnsi" w:cstheme="minorHAnsi"/>
-                <w:sz w:val="20"/>
-                <w:szCs w:val="20"/>
-                <w:lang w:val="en-GB"/>
-              </w:rPr>
-            </w:pPr>
-            <w:r>
-              <w:rPr>
-                <w:rFonts w:asciiTheme="minorHAnsi" w:hAnsiTheme="minorHAnsi" w:cstheme="minorHAnsi"/>
-                <w:sz w:val="20"/>
-                <w:szCs w:val="20"/>
-                <w:lang w:val="en-GB"/>
-              </w:rPr>
-              <w:t>Plausible</w:t>
-            </w:r>
-            <w:r>
-              <w:rPr>
-                <w:rFonts w:asciiTheme="minorHAnsi" w:hAnsiTheme="minorHAnsi" w:cstheme="minorHAnsi"/>
-                <w:sz w:val="20"/>
-                <w:szCs w:val="20"/>
-                <w:lang w:val="en-GB"/>
-              </w:rPr>
-              <w:t xml:space="preserve"> causes:</w:t>
-            </w:r>
-            <w:r>
-              <w:rPr>
-                <w:rFonts w:asciiTheme="minorHAnsi" w:hAnsiTheme="minorHAnsi" w:cstheme="minorHAnsi"/>
-                <w:sz w:val="20"/>
-                <w:szCs w:val="20"/>
-                <w:lang w:val="en-GB"/>
-              </w:rPr>
-              <w:br/>
-            </w:r>
-            <w:r>
-              <w:rPr>
-                <w:rFonts w:asciiTheme="minorHAnsi" w:hAnsiTheme="minorHAnsi" w:cstheme="minorHAnsi"/>
-                <w:sz w:val="20"/>
-                <w:szCs w:val="20"/>
-                <w:lang w:val="en-GB"/>
-              </w:rPr>
-              <w:t>- Inter</w:t>
-            </w:r>
-            <w:r>
-              <w:rPr>
-                <w:rFonts w:asciiTheme="minorHAnsi" w:hAnsiTheme="minorHAnsi" w:cstheme="minorHAnsi"/>
-                <w:sz w:val="20"/>
-                <w:szCs w:val="20"/>
-                <w:lang w:val="en-GB"/>
-              </w:rPr>
-              <w:t>net is not access</w:t>
-            </w:r>
-            <w:r>
-              <w:rPr>
-                <w:rFonts w:asciiTheme="minorHAnsi" w:hAnsiTheme="minorHAnsi" w:cstheme="minorHAnsi"/>
-                <w:sz w:val="20"/>
-                <w:szCs w:val="20"/>
-                <w:lang w:val="en-GB"/>
-              </w:rPr>
-              <w:t>i</w:t>
-            </w:r>
-            <w:r>
-              <w:rPr>
-                <w:rFonts w:asciiTheme="minorHAnsi" w:hAnsiTheme="minorHAnsi" w:cstheme="minorHAnsi"/>
-                <w:sz w:val="20"/>
-                <w:szCs w:val="20"/>
-                <w:lang w:val="en-GB"/>
-              </w:rPr>
-              <w:t xml:space="preserve">ble due to </w:t>
-            </w:r>
-            <w:r>
-              <w:rPr>
-                <w:rFonts w:asciiTheme="minorHAnsi" w:hAnsiTheme="minorHAnsi" w:cstheme="minorHAnsi"/>
-                <w:sz w:val="20"/>
-                <w:szCs w:val="20"/>
-                <w:lang w:val="en-GB"/>
-              </w:rPr>
-              <w:t>issues on the provider</w:t>
-            </w:r>
-            <w:r>
-              <w:rPr>
-                <w:rFonts w:asciiTheme="minorHAnsi" w:hAnsiTheme="minorHAnsi" w:cstheme="minorHAnsi"/>
-                <w:sz w:val="20"/>
-                <w:szCs w:val="20"/>
-                <w:lang w:val="en-GB"/>
-              </w:rPr>
-              <w:t>’s</w:t>
-            </w:r>
-            <w:r>
-              <w:rPr>
-                <w:rFonts w:asciiTheme="minorHAnsi" w:hAnsiTheme="minorHAnsi" w:cstheme="minorHAnsi"/>
-                <w:sz w:val="20"/>
-                <w:szCs w:val="20"/>
-                <w:lang w:val="en-GB"/>
-              </w:rPr>
-              <w:t xml:space="preserve"> side or </w:t>
-            </w:r>
-            <w:r>
-              <w:rPr>
-                <w:rFonts w:asciiTheme="minorHAnsi" w:hAnsiTheme="minorHAnsi" w:cstheme="minorHAnsi"/>
-                <w:sz w:val="20"/>
-                <w:szCs w:val="20"/>
-                <w:lang w:val="en-GB"/>
-              </w:rPr>
-              <w:t xml:space="preserve">due to the </w:t>
-            </w:r>
-            <w:r>
-              <w:rPr>
-                <w:rFonts w:asciiTheme="minorHAnsi" w:hAnsiTheme="minorHAnsi" w:cstheme="minorHAnsi"/>
-                <w:sz w:val="20"/>
-                <w:szCs w:val="20"/>
-                <w:lang w:val="en-GB"/>
-              </w:rPr>
-              <w:t>unpaid bills;</w:t>
-            </w:r>
-          </w:p>
-          <w:p>
-            <w:pPr>
-              <w:cnfStyle w:val="000000000000" w:firstRow="0" w:lastRow="0" w:firstColumn="0" w:lastColumn="0" w:oddVBand="0" w:evenVBand="0" w:oddHBand="0" w:evenHBand="0" w:firstRowFirstColumn="0" w:firstRowLastColumn="0" w:lastRowFirstColumn="0" w:lastRowLastColumn="0"/>
-              <w:rPr>
-                <w:rFonts w:asciiTheme="minorHAnsi" w:hAnsiTheme="minorHAnsi" w:cstheme="minorHAnsi"/>
-                <w:sz w:val="20"/>
-                <w:szCs w:val="20"/>
-                <w:lang w:val="en-GB"/>
-              </w:rPr>
-            </w:pPr>
-            <w:r>
-              <w:rPr>
-                <w:rFonts w:asciiTheme="minorHAnsi" w:hAnsiTheme="minorHAnsi" w:cstheme="minorHAnsi"/>
-                <w:sz w:val="20"/>
-                <w:szCs w:val="20"/>
-                <w:lang w:val="en-GB"/>
-              </w:rPr>
-              <w:t xml:space="preserve">- </w:t>
-            </w:r>
-            <w:r>
-              <w:rPr>
-                <w:rFonts w:asciiTheme="minorHAnsi" w:hAnsiTheme="minorHAnsi" w:cstheme="minorHAnsi"/>
-                <w:sz w:val="20"/>
-                <w:szCs w:val="20"/>
-                <w:lang w:val="en-GB"/>
-              </w:rPr>
-              <w:t xml:space="preserve">Wi-Fi router </w:t>
-            </w:r>
-            <w:r>
-              <w:rPr>
-                <w:rFonts w:asciiTheme="minorHAnsi" w:hAnsiTheme="minorHAnsi" w:cstheme="minorHAnsi"/>
-                <w:sz w:val="20"/>
-                <w:szCs w:val="20"/>
-                <w:lang w:val="en-GB"/>
-              </w:rPr>
-              <w:t>issues: power outage, Firewall blockage, poor signal</w:t>
-            </w:r>
-            <w:r>
-              <w:rPr>
-                <w:rFonts w:asciiTheme="minorHAnsi" w:hAnsiTheme="minorHAnsi" w:cstheme="minorHAnsi"/>
-                <w:sz w:val="20"/>
-                <w:szCs w:val="20"/>
-                <w:lang w:val="en-GB"/>
-              </w:rPr>
-              <w:t>, change of the Wi-Fi network name and/or password</w:t>
-            </w:r>
-            <w:r>
-              <w:rPr>
-                <w:rFonts w:asciiTheme="minorHAnsi" w:hAnsiTheme="minorHAnsi" w:cstheme="minorHAnsi"/>
-                <w:sz w:val="20"/>
-                <w:szCs w:val="20"/>
-                <w:lang w:val="en-GB"/>
-              </w:rPr>
-              <w:t>;</w:t>
-            </w:r>
-          </w:p>
-          <w:p>
-            <w:pPr>
-              <w:cnfStyle w:val="000000000000" w:firstRow="0" w:lastRow="0" w:firstColumn="0" w:lastColumn="0" w:oddVBand="0" w:evenVBand="0" w:oddHBand="0" w:evenHBand="0" w:firstRowFirstColumn="0" w:firstRowLastColumn="0" w:lastRowFirstColumn="0" w:lastRowLastColumn="0"/>
-              <w:rPr>
-                <w:rFonts w:asciiTheme="minorHAnsi" w:hAnsiTheme="minorHAnsi" w:cstheme="minorHAnsi"/>
-                <w:sz w:val="20"/>
-                <w:szCs w:val="20"/>
-                <w:lang w:val="en-GB"/>
-              </w:rPr>
-            </w:pPr>
-            <w:r>
-              <w:rPr>
-                <w:rFonts w:asciiTheme="minorHAnsi" w:hAnsiTheme="minorHAnsi" w:cstheme="minorHAnsi"/>
-                <w:sz w:val="20"/>
-                <w:szCs w:val="20"/>
-                <w:lang w:val="en-GB"/>
-              </w:rPr>
-              <w:t>- the Sign issues: located too far away from the router, the battery is at the end of its lifespan and cannot supply enough power for Wi-Fi connection;</w:t>
-            </w:r>
-          </w:p>
-          <w:p>
-            <w:pPr>
-              <w:cnfStyle w:val="000000000000" w:firstRow="0" w:lastRow="0" w:firstColumn="0" w:lastColumn="0" w:oddVBand="0" w:evenVBand="0" w:oddHBand="0" w:evenHBand="0" w:firstRowFirstColumn="0" w:firstRowLastColumn="0" w:lastRowFirstColumn="0" w:lastRowLastColumn="0"/>
-              <w:rPr>
-                <w:rFonts w:asciiTheme="minorHAnsi" w:hAnsiTheme="minorHAnsi" w:cstheme="minorHAnsi"/>
-                <w:sz w:val="20"/>
-                <w:szCs w:val="20"/>
-                <w:lang w:val="en-GB"/>
-              </w:rPr>
-            </w:pPr>
-            <w:r>
-              <w:rPr>
-                <w:rFonts w:asciiTheme="minorHAnsi" w:hAnsiTheme="minorHAnsi" w:cstheme="minorHAnsi"/>
-                <w:sz w:val="20"/>
-                <w:szCs w:val="20"/>
-                <w:lang w:val="en-GB"/>
-              </w:rPr>
-              <w:t xml:space="preserve">- human factor: the name and/or the password of your Wi-Fi network you entered into the credentials.h file have a typo or some other kind of </w:t>
-            </w:r>
-            <w:r>
-              <w:rPr>
-                <w:rFonts w:asciiTheme="minorHAnsi" w:hAnsiTheme="minorHAnsi" w:cstheme="minorHAnsi"/>
-                <w:sz w:val="20"/>
-                <w:szCs w:val="20"/>
-                <w:lang w:val="en-GB"/>
-              </w:rPr>
-              <w:t xml:space="preserve">a </w:t>
-            </w:r>
-            <w:r>
-              <w:rPr>
-                <w:rFonts w:asciiTheme="minorHAnsi" w:hAnsiTheme="minorHAnsi" w:cstheme="minorHAnsi"/>
-                <w:sz w:val="20"/>
-                <w:szCs w:val="20"/>
-                <w:lang w:val="en-GB"/>
-              </w:rPr>
-              <w:t>mistake.</w:t>
-            </w:r>
-          </w:p>
-          <w:p>
-            <w:pPr>
-              <w:cnfStyle w:val="000000000000" w:firstRow="0" w:lastRow="0" w:firstColumn="0" w:lastColumn="0" w:oddVBand="0" w:evenVBand="0" w:oddHBand="0" w:evenHBand="0" w:firstRowFirstColumn="0" w:firstRowLastColumn="0" w:lastRowFirstColumn="0" w:lastRowLastColumn="0"/>
-              <w:rPr>
-                <w:rFonts w:asciiTheme="minorHAnsi" w:hAnsiTheme="minorHAnsi" w:cstheme="minorHAnsi"/>
-                <w:sz w:val="20"/>
-                <w:szCs w:val="20"/>
-                <w:lang w:val="en-GB"/>
-              </w:rPr>
-            </w:pPr>
-          </w:p>
-          <w:p>
-            <w:pPr>
-              <w:cnfStyle w:val="000000000000" w:firstRow="0" w:lastRow="0" w:firstColumn="0" w:lastColumn="0" w:oddVBand="0" w:evenVBand="0" w:oddHBand="0" w:evenHBand="0" w:firstRowFirstColumn="0" w:firstRowLastColumn="0" w:lastRowFirstColumn="0" w:lastRowLastColumn="0"/>
-              <w:rPr>
-                <w:rFonts w:cstheme="minorHAnsi"/>
-                <w:sz w:val="20"/>
-                <w:szCs w:val="20"/>
-                <w:lang w:val="en-GB"/>
-              </w:rPr>
-            </w:pPr>
           </w:p>
         </w:tc>
       </w:tr>
       <w:tr>
-        <w:trPr>
-          <w:cnfStyle w:val="000000100000" w:firstRow="0" w:lastRow="0" w:firstColumn="0" w:lastColumn="0" w:oddVBand="0" w:evenVBand="0" w:oddHBand="1" w:evenHBand="0" w:firstRowFirstColumn="0" w:firstRowLastColumn="0" w:lastRowFirstColumn="0" w:lastRowLastColumn="0"/>
-        </w:trPr>
         <w:tc>
           <w:tcPr>
             <w:cnfStyle w:val="001000000000" w:firstRow="0" w:lastRow="0" w:firstColumn="1" w:lastColumn="0" w:oddVBand="0" w:evenVBand="0" w:oddHBand="0" w:evenHBand="0" w:firstRowFirstColumn="0" w:firstRowLastColumn="0" w:lastRowFirstColumn="0" w:lastRowLastColumn="0"/>
@@ -25456,10 +26284,10 @@
                 <w:lang w:val="en-GB"/>
               </w:rPr>
               <w:drawing>
-                <wp:inline distT="0" distB="0" distL="0" distR="0" wp14:anchorId="10E8C8B3" wp14:editId="40BB7B02">
+                <wp:inline distT="0" distB="0" distL="0" distR="0" wp14:anchorId="14EAD8D5" wp14:editId="736ADFC1">
                   <wp:extent cx="1800000" cy="1080000"/>
                   <wp:effectExtent l="12700" t="12700" r="16510" b="12700"/>
-                  <wp:docPr id="1301151181" name="Obrázek 6"/>
+                  <wp:docPr id="455906425" name="Obrázek 6"/>
                   <wp:cNvGraphicFramePr>
                     <a:graphicFrameLocks xmlns:a="http://schemas.openxmlformats.org/drawingml/2006/main" noChangeAspect="1"/>
                   </wp:cNvGraphicFramePr>
@@ -25471,7 +26299,7 @@
                           <pic:cNvPicPr/>
                         </pic:nvPicPr>
                         <pic:blipFill>
-                          <a:blip r:embed="rId19" cstate="print">
+                          <a:blip r:embed="rId20" cstate="print">
                             <a:extLst>
                               <a:ext uri="{28A0092B-C50C-407E-A947-70E740481C1C}">
                                 <a14:useLocalDpi xmlns:a14="http://schemas.microsoft.com/office/drawing/2010/main" val="0"/>
@@ -25523,7 +26351,7 @@
           </w:tcPr>
           <w:p>
             <w:pPr>
-              <w:cnfStyle w:val="000000100000" w:firstRow="0" w:lastRow="0" w:firstColumn="0" w:lastColumn="0" w:oddVBand="0" w:evenVBand="0" w:oddHBand="1" w:evenHBand="0" w:firstRowFirstColumn="0" w:firstRowLastColumn="0" w:lastRowFirstColumn="0" w:lastRowLastColumn="0"/>
+              <w:cnfStyle w:val="000000000000" w:firstRow="0" w:lastRow="0" w:firstColumn="0" w:lastColumn="0" w:oddVBand="0" w:evenVBand="0" w:oddHBand="0" w:evenHBand="0" w:firstRowFirstColumn="0" w:firstRowLastColumn="0" w:lastRowFirstColumn="0" w:lastRowLastColumn="0"/>
               <w:rPr>
                 <w:rFonts w:asciiTheme="minorHAnsi" w:hAnsiTheme="minorHAnsi" w:cstheme="minorHAnsi"/>
                 <w:sz w:val="20"/>
@@ -25534,7 +26362,7 @@
           </w:p>
           <w:p>
             <w:pPr>
-              <w:cnfStyle w:val="000000100000" w:firstRow="0" w:lastRow="0" w:firstColumn="0" w:lastColumn="0" w:oddVBand="0" w:evenVBand="0" w:oddHBand="1" w:evenHBand="0" w:firstRowFirstColumn="0" w:firstRowLastColumn="0" w:lastRowFirstColumn="0" w:lastRowLastColumn="0"/>
+              <w:cnfStyle w:val="000000000000" w:firstRow="0" w:lastRow="0" w:firstColumn="0" w:lastColumn="0" w:oddVBand="0" w:evenVBand="0" w:oddHBand="0" w:evenHBand="0" w:firstRowFirstColumn="0" w:firstRowLastColumn="0" w:lastRowFirstColumn="0" w:lastRowLastColumn="0"/>
               <w:rPr>
                 <w:rFonts w:asciiTheme="minorHAnsi" w:hAnsiTheme="minorHAnsi" w:cstheme="minorHAnsi"/>
                 <w:sz w:val="20"/>
@@ -25545,7 +26373,7 @@
           </w:p>
           <w:p>
             <w:pPr>
-              <w:cnfStyle w:val="000000100000" w:firstRow="0" w:lastRow="0" w:firstColumn="0" w:lastColumn="0" w:oddVBand="0" w:evenVBand="0" w:oddHBand="1" w:evenHBand="0" w:firstRowFirstColumn="0" w:firstRowLastColumn="0" w:lastRowFirstColumn="0" w:lastRowLastColumn="0"/>
+              <w:cnfStyle w:val="000000000000" w:firstRow="0" w:lastRow="0" w:firstColumn="0" w:lastColumn="0" w:oddVBand="0" w:evenVBand="0" w:oddHBand="0" w:evenHBand="0" w:firstRowFirstColumn="0" w:firstRowLastColumn="0" w:lastRowFirstColumn="0" w:lastRowLastColumn="0"/>
               <w:rPr>
                 <w:rFonts w:asciiTheme="minorHAnsi" w:hAnsiTheme="minorHAnsi" w:cstheme="minorHAnsi"/>
                 <w:sz w:val="20"/>
@@ -25560,12 +26388,33 @@
                 <w:szCs w:val="20"/>
                 <w:lang w:val="en-GB"/>
               </w:rPr>
-              <w:t>Dear User, I am writing to report an exceptional situation! Code: GET_TIME 103</w:t>
+              <w:t>Dear User, I am writing to report an exceptional situation! Code: GET_TIME 102</w:t>
             </w:r>
           </w:p>
           <w:p>
             <w:pPr>
-              <w:cnfStyle w:val="000000100000" w:firstRow="0" w:lastRow="0" w:firstColumn="0" w:lastColumn="0" w:oddVBand="0" w:evenVBand="0" w:oddHBand="1" w:evenHBand="0" w:firstRowFirstColumn="0" w:firstRowLastColumn="0" w:lastRowFirstColumn="0" w:lastRowLastColumn="0"/>
+              <w:cnfStyle w:val="000000000000" w:firstRow="0" w:lastRow="0" w:firstColumn="0" w:lastColumn="0" w:oddVBand="0" w:evenVBand="0" w:oddHBand="0" w:evenHBand="0" w:firstRowFirstColumn="0" w:firstRowLastColumn="0" w:lastRowFirstColumn="0" w:lastRowLastColumn="0"/>
+              <w:rPr>
+                <w:rFonts w:asciiTheme="minorHAnsi" w:hAnsiTheme="minorHAnsi" w:cstheme="minorHAnsi"/>
+                <w:sz w:val="20"/>
+                <w:szCs w:val="20"/>
+                <w:lang w:val="en-GB"/>
+              </w:rPr>
+            </w:pPr>
+            <w:r>
+              <w:rPr>
+                <w:rFonts w:asciiTheme="minorHAnsi" w:hAnsiTheme="minorHAnsi" w:cstheme="minorHAnsi"/>
+                <w:sz w:val="20"/>
+                <w:szCs w:val="20"/>
+                <w:lang w:val="en-GB"/>
+              </w:rPr>
+              <w:br/>
+              <w:t>After several retries, I was unable to connect to Wi-Fi to get current time. If you see this message, the problem has been probably solved already. Unfortunatelly, because of this issue I am displaying an Intra error and I cannot inform students about exams. So, if there is one today, you probably should notify them yourself.</w:t>
+            </w:r>
+          </w:p>
+          <w:p>
+            <w:pPr>
+              <w:cnfStyle w:val="000000000000" w:firstRow="0" w:lastRow="0" w:firstColumn="0" w:lastColumn="0" w:oddVBand="0" w:evenVBand="0" w:oddHBand="0" w:evenHBand="0" w:firstRowFirstColumn="0" w:firstRowLastColumn="0" w:lastRowFirstColumn="0" w:lastRowLastColumn="0"/>
               <w:rPr>
                 <w:rFonts w:asciiTheme="minorHAnsi" w:hAnsiTheme="minorHAnsi" w:cstheme="minorHAnsi"/>
                 <w:sz w:val="20"/>
@@ -25576,7 +26425,7 @@
           </w:p>
           <w:p>
             <w:pPr>
-              <w:cnfStyle w:val="000000100000" w:firstRow="0" w:lastRow="0" w:firstColumn="0" w:lastColumn="0" w:oddVBand="0" w:evenVBand="0" w:oddHBand="1" w:evenHBand="0" w:firstRowFirstColumn="0" w:firstRowLastColumn="0" w:lastRowFirstColumn="0" w:lastRowLastColumn="0"/>
+              <w:cnfStyle w:val="000000000000" w:firstRow="0" w:lastRow="0" w:firstColumn="0" w:lastColumn="0" w:oddVBand="0" w:evenVBand="0" w:oddHBand="0" w:evenHBand="0" w:firstRowFirstColumn="0" w:firstRowLastColumn="0" w:lastRowFirstColumn="0" w:lastRowLastColumn="0"/>
               <w:rPr>
                 <w:rFonts w:asciiTheme="minorHAnsi" w:hAnsiTheme="minorHAnsi" w:cstheme="minorHAnsi"/>
                 <w:sz w:val="20"/>
@@ -25591,107 +26440,12 @@
                 <w:szCs w:val="20"/>
                 <w:lang w:val="en-GB"/>
               </w:rPr>
-              <w:t>After several retries, I was unable to connect to the NTP server and I do not know what time it is now. The issue is on the server side.</w:t>
+              <w:t>I will try to restore my work in a few hours. If you do not receive this message again, it means that I was successful.</w:t>
             </w:r>
           </w:p>
           <w:p>
             <w:pPr>
-              <w:cnfStyle w:val="000000100000" w:firstRow="0" w:lastRow="0" w:firstColumn="0" w:lastColumn="0" w:oddVBand="0" w:evenVBand="0" w:oddHBand="1" w:evenHBand="0" w:firstRowFirstColumn="0" w:firstRowLastColumn="0" w:lastRowFirstColumn="0" w:lastRowLastColumn="0"/>
-              <w:rPr>
-                <w:rFonts w:asciiTheme="minorHAnsi" w:hAnsiTheme="minorHAnsi" w:cstheme="minorHAnsi"/>
-                <w:sz w:val="20"/>
-                <w:szCs w:val="20"/>
-                <w:lang w:val="en-GB"/>
-              </w:rPr>
-            </w:pPr>
-          </w:p>
-          <w:p>
-            <w:pPr>
-              <w:cnfStyle w:val="000000100000" w:firstRow="0" w:lastRow="0" w:firstColumn="0" w:lastColumn="0" w:oddVBand="0" w:evenVBand="0" w:oddHBand="1" w:evenHBand="0" w:firstRowFirstColumn="0" w:firstRowLastColumn="0" w:lastRowFirstColumn="0" w:lastRowLastColumn="0"/>
-              <w:rPr>
-                <w:rFonts w:asciiTheme="minorHAnsi" w:hAnsiTheme="minorHAnsi" w:cstheme="minorHAnsi"/>
-                <w:sz w:val="20"/>
-                <w:szCs w:val="20"/>
-                <w:lang w:val="en-GB"/>
-              </w:rPr>
-            </w:pPr>
-            <w:r>
-              <w:rPr>
-                <w:rFonts w:asciiTheme="minorHAnsi" w:hAnsiTheme="minorHAnsi" w:cstheme="minorHAnsi"/>
-                <w:sz w:val="20"/>
-                <w:szCs w:val="20"/>
-                <w:lang w:val="en-GB"/>
-              </w:rPr>
-              <w:t>I understand that you can hardly do anything about it. I just wanted to let you know that now I cannot inform students about exams. So, if there is one today, you probably should notify them yourself.</w:t>
-            </w:r>
-          </w:p>
-          <w:p>
-            <w:pPr>
-              <w:cnfStyle w:val="000000100000" w:firstRow="0" w:lastRow="0" w:firstColumn="0" w:lastColumn="0" w:oddVBand="0" w:evenVBand="0" w:oddHBand="1" w:evenHBand="0" w:firstRowFirstColumn="0" w:firstRowLastColumn="0" w:lastRowFirstColumn="0" w:lastRowLastColumn="0"/>
-              <w:rPr>
-                <w:rFonts w:asciiTheme="minorHAnsi" w:hAnsiTheme="minorHAnsi" w:cstheme="minorHAnsi"/>
-                <w:sz w:val="20"/>
-                <w:szCs w:val="20"/>
-                <w:lang w:val="en-GB"/>
-              </w:rPr>
-            </w:pPr>
-          </w:p>
-          <w:p>
-            <w:pPr>
-              <w:cnfStyle w:val="000000100000" w:firstRow="0" w:lastRow="0" w:firstColumn="0" w:lastColumn="0" w:oddVBand="0" w:evenVBand="0" w:oddHBand="1" w:evenHBand="0" w:firstRowFirstColumn="0" w:firstRowLastColumn="0" w:lastRowFirstColumn="0" w:lastRowLastColumn="0"/>
-              <w:rPr>
-                <w:rFonts w:asciiTheme="minorHAnsi" w:hAnsiTheme="minorHAnsi" w:cstheme="minorHAnsi"/>
-                <w:sz w:val="20"/>
-                <w:szCs w:val="20"/>
-                <w:lang w:val="en-GB"/>
-              </w:rPr>
-            </w:pPr>
-            <w:r>
-              <w:rPr>
-                <w:rFonts w:asciiTheme="minorHAnsi" w:hAnsiTheme="minorHAnsi" w:cstheme="minorHAnsi"/>
-                <w:sz w:val="20"/>
-                <w:szCs w:val="20"/>
-                <w:lang w:val="en-GB"/>
-              </w:rPr>
-              <w:t>I will try to connect to the NTP server and to get time in a few hours. If you do not receive this message again, it means that I was successful.</w:t>
-            </w:r>
-          </w:p>
-          <w:p>
-            <w:pPr>
-              <w:cnfStyle w:val="000000100000" w:firstRow="0" w:lastRow="0" w:firstColumn="0" w:lastColumn="0" w:oddVBand="0" w:evenVBand="0" w:oddHBand="1" w:evenHBand="0" w:firstRowFirstColumn="0" w:firstRowLastColumn="0" w:lastRowFirstColumn="0" w:lastRowLastColumn="0"/>
-              <w:rPr>
-                <w:rFonts w:asciiTheme="minorHAnsi" w:hAnsiTheme="minorHAnsi" w:cstheme="minorHAnsi"/>
-                <w:sz w:val="20"/>
-                <w:szCs w:val="20"/>
-                <w:lang w:val="en-GB"/>
-              </w:rPr>
-            </w:pPr>
-          </w:p>
-          <w:p>
-            <w:pPr>
-              <w:cnfStyle w:val="000000100000" w:firstRow="0" w:lastRow="0" w:firstColumn="0" w:lastColumn="0" w:oddVBand="0" w:evenVBand="0" w:oddHBand="1" w:evenHBand="0" w:firstRowFirstColumn="0" w:firstRowLastColumn="0" w:lastRowFirstColumn="0" w:lastRowLastColumn="0"/>
-              <w:rPr>
-                <w:rFonts w:asciiTheme="minorHAnsi" w:hAnsiTheme="minorHAnsi" w:cstheme="minorHAnsi"/>
-                <w:sz w:val="20"/>
-                <w:szCs w:val="20"/>
-                <w:lang w:val="en-GB"/>
-              </w:rPr>
-            </w:pPr>
-          </w:p>
-          <w:p>
-            <w:pPr>
-              <w:cnfStyle w:val="000000100000" w:firstRow="0" w:lastRow="0" w:firstColumn="0" w:lastColumn="0" w:oddVBand="0" w:evenVBand="0" w:oddHBand="1" w:evenHBand="0" w:firstRowFirstColumn="0" w:firstRowLastColumn="0" w:lastRowFirstColumn="0" w:lastRowLastColumn="0"/>
-              <w:rPr>
-                <w:rFonts w:asciiTheme="minorHAnsi" w:hAnsiTheme="minorHAnsi" w:cstheme="minorHAnsi"/>
-                <w:sz w:val="20"/>
-                <w:szCs w:val="20"/>
-                <w:lang w:val="en-GB"/>
-              </w:rPr>
-            </w:pPr>
-          </w:p>
-          <w:p>
-            <w:pPr>
-              <w:cnfStyle w:val="000000100000" w:firstRow="0" w:lastRow="0" w:firstColumn="0" w:lastColumn="0" w:oddVBand="0" w:evenVBand="0" w:oddHBand="1" w:evenHBand="0" w:firstRowFirstColumn="0" w:firstRowLastColumn="0" w:lastRowFirstColumn="0" w:lastRowLastColumn="0"/>
+              <w:cnfStyle w:val="000000000000" w:firstRow="0" w:lastRow="0" w:firstColumn="0" w:lastColumn="0" w:oddVBand="0" w:evenVBand="0" w:oddHBand="0" w:evenHBand="0" w:firstRowFirstColumn="0" w:firstRowLastColumn="0" w:lastRowFirstColumn="0" w:lastRowLastColumn="0"/>
               <w:rPr>
                 <w:rFonts w:asciiTheme="minorHAnsi" w:hAnsiTheme="minorHAnsi" w:cstheme="minorHAnsi"/>
                 <w:sz w:val="20"/>
@@ -25707,7 +26461,7 @@
           </w:tcPr>
           <w:p>
             <w:pPr>
-              <w:cnfStyle w:val="000000100000" w:firstRow="0" w:lastRow="0" w:firstColumn="0" w:lastColumn="0" w:oddVBand="0" w:evenVBand="0" w:oddHBand="1" w:evenHBand="0" w:firstRowFirstColumn="0" w:firstRowLastColumn="0" w:lastRowFirstColumn="0" w:lastRowLastColumn="0"/>
+              <w:cnfStyle w:val="000000000000" w:firstRow="0" w:lastRow="0" w:firstColumn="0" w:lastColumn="0" w:oddVBand="0" w:evenVBand="0" w:oddHBand="0" w:evenHBand="0" w:firstRowFirstColumn="0" w:firstRowLastColumn="0" w:lastRowFirstColumn="0" w:lastRowLastColumn="0"/>
               <w:rPr>
                 <w:rFonts w:asciiTheme="minorHAnsi" w:hAnsiTheme="minorHAnsi" w:cstheme="minorHAnsi"/>
                 <w:sz w:val="20"/>
@@ -25718,7 +26472,7 @@
           </w:p>
           <w:p>
             <w:pPr>
-              <w:cnfStyle w:val="000000100000" w:firstRow="0" w:lastRow="0" w:firstColumn="0" w:lastColumn="0" w:oddVBand="0" w:evenVBand="0" w:oddHBand="1" w:evenHBand="0" w:firstRowFirstColumn="0" w:firstRowLastColumn="0" w:lastRowFirstColumn="0" w:lastRowLastColumn="0"/>
+              <w:cnfStyle w:val="000000000000" w:firstRow="0" w:lastRow="0" w:firstColumn="0" w:lastColumn="0" w:oddVBand="0" w:evenVBand="0" w:oddHBand="0" w:evenHBand="0" w:firstRowFirstColumn="0" w:firstRowLastColumn="0" w:lastRowFirstColumn="0" w:lastRowLastColumn="0"/>
               <w:rPr>
                 <w:rFonts w:asciiTheme="minorHAnsi" w:hAnsiTheme="minorHAnsi" w:cstheme="minorHAnsi"/>
                 <w:sz w:val="20"/>
@@ -25729,7 +26483,7 @@
           </w:p>
           <w:p>
             <w:pPr>
-              <w:cnfStyle w:val="000000100000" w:firstRow="0" w:lastRow="0" w:firstColumn="0" w:lastColumn="0" w:oddVBand="0" w:evenVBand="0" w:oddHBand="1" w:evenHBand="0" w:firstRowFirstColumn="0" w:firstRowLastColumn="0" w:lastRowFirstColumn="0" w:lastRowLastColumn="0"/>
+              <w:cnfStyle w:val="000000000000" w:firstRow="0" w:lastRow="0" w:firstColumn="0" w:lastColumn="0" w:oddVBand="0" w:evenVBand="0" w:oddHBand="0" w:evenHBand="0" w:firstRowFirstColumn="0" w:firstRowLastColumn="0" w:lastRowFirstColumn="0" w:lastRowLastColumn="0"/>
               <w:rPr>
                 <w:rFonts w:asciiTheme="minorHAnsi" w:hAnsiTheme="minorHAnsi" w:cstheme="minorHAnsi"/>
                 <w:sz w:val="20"/>
@@ -25744,12 +26498,84 @@
                 <w:szCs w:val="20"/>
                 <w:lang w:val="en-GB"/>
               </w:rPr>
-              <w:t xml:space="preserve">The NTP server is probably offline. </w:t>
+              <w:t>T</w:t>
+            </w:r>
+            <w:r>
+              <w:rPr>
+                <w:rFonts w:asciiTheme="minorHAnsi" w:hAnsiTheme="minorHAnsi" w:cstheme="minorHAnsi"/>
+                <w:sz w:val="20"/>
+                <w:szCs w:val="20"/>
+                <w:lang w:val="en-GB"/>
+              </w:rPr>
+              <w:t xml:space="preserve">here are some issues with the Wi-Fi connection. </w:t>
+            </w:r>
+            <w:r>
+              <w:rPr>
+                <w:rFonts w:asciiTheme="minorHAnsi" w:hAnsiTheme="minorHAnsi" w:cstheme="minorHAnsi"/>
+                <w:sz w:val="20"/>
+                <w:szCs w:val="20"/>
+                <w:lang w:val="en-GB"/>
+              </w:rPr>
+              <w:t>If you see the error message on the display, but there is not a single new message from the Sign in the Telegram chat</w:t>
+            </w:r>
+            <w:r>
+              <w:rPr>
+                <w:rFonts w:asciiTheme="minorHAnsi" w:hAnsiTheme="minorHAnsi" w:cstheme="minorHAnsi"/>
+                <w:sz w:val="20"/>
+                <w:szCs w:val="20"/>
+                <w:lang w:val="en-GB"/>
+              </w:rPr>
+              <w:t xml:space="preserve"> at all</w:t>
+            </w:r>
+            <w:r>
+              <w:rPr>
+                <w:rFonts w:asciiTheme="minorHAnsi" w:hAnsiTheme="minorHAnsi" w:cstheme="minorHAnsi"/>
+                <w:sz w:val="20"/>
+                <w:szCs w:val="20"/>
+                <w:lang w:val="en-GB"/>
+              </w:rPr>
+              <w:t xml:space="preserve">, then that’s </w:t>
+            </w:r>
+            <w:r>
+              <w:rPr>
+                <w:rFonts w:asciiTheme="minorHAnsi" w:hAnsiTheme="minorHAnsi" w:cstheme="minorHAnsi"/>
+                <w:sz w:val="20"/>
+                <w:szCs w:val="20"/>
+                <w:lang w:val="en-GB"/>
+              </w:rPr>
+              <w:t xml:space="preserve">exactly because of </w:t>
+            </w:r>
+            <w:r>
+              <w:rPr>
+                <w:rFonts w:asciiTheme="minorHAnsi" w:hAnsiTheme="minorHAnsi" w:cstheme="minorHAnsi"/>
+                <w:sz w:val="20"/>
+                <w:szCs w:val="20"/>
+                <w:lang w:val="en-GB"/>
+              </w:rPr>
+              <w:t>th</w:t>
+            </w:r>
+            <w:r>
+              <w:rPr>
+                <w:rFonts w:asciiTheme="minorHAnsi" w:hAnsiTheme="minorHAnsi" w:cstheme="minorHAnsi"/>
+                <w:sz w:val="20"/>
+                <w:szCs w:val="20"/>
+                <w:lang w:val="en-GB"/>
+              </w:rPr>
+              <w:t>is</w:t>
+            </w:r>
+            <w:r>
+              <w:rPr>
+                <w:rFonts w:asciiTheme="minorHAnsi" w:hAnsiTheme="minorHAnsi" w:cstheme="minorHAnsi"/>
+                <w:sz w:val="20"/>
+                <w:szCs w:val="20"/>
+                <w:lang w:val="en-GB"/>
+              </w:rPr>
+              <w:t xml:space="preserve"> problem and it is still ongoing. If there IS the message you can see on the left in the Telegram chat, probably the issue has already been solved.</w:t>
             </w:r>
           </w:p>
           <w:p>
             <w:pPr>
-              <w:cnfStyle w:val="000000100000" w:firstRow="0" w:lastRow="0" w:firstColumn="0" w:lastColumn="0" w:oddVBand="0" w:evenVBand="0" w:oddHBand="1" w:evenHBand="0" w:firstRowFirstColumn="0" w:firstRowLastColumn="0" w:lastRowFirstColumn="0" w:lastRowLastColumn="0"/>
+              <w:cnfStyle w:val="000000000000" w:firstRow="0" w:lastRow="0" w:firstColumn="0" w:lastColumn="0" w:oddVBand="0" w:evenVBand="0" w:oddHBand="0" w:evenHBand="0" w:firstRowFirstColumn="0" w:firstRowLastColumn="0" w:lastRowFirstColumn="0" w:lastRowLastColumn="0"/>
               <w:rPr>
                 <w:rFonts w:asciiTheme="minorHAnsi" w:hAnsiTheme="minorHAnsi" w:cstheme="minorHAnsi"/>
                 <w:sz w:val="20"/>
@@ -25760,7 +26586,7 @@
           </w:p>
           <w:p>
             <w:pPr>
-              <w:cnfStyle w:val="000000100000" w:firstRow="0" w:lastRow="0" w:firstColumn="0" w:lastColumn="0" w:oddVBand="0" w:evenVBand="0" w:oddHBand="1" w:evenHBand="0" w:firstRowFirstColumn="0" w:firstRowLastColumn="0" w:lastRowFirstColumn="0" w:lastRowLastColumn="0"/>
+              <w:cnfStyle w:val="000000000000" w:firstRow="0" w:lastRow="0" w:firstColumn="0" w:lastColumn="0" w:oddVBand="0" w:evenVBand="0" w:oddHBand="0" w:evenHBand="0" w:firstRowFirstColumn="0" w:firstRowLastColumn="0" w:lastRowFirstColumn="0" w:lastRowLastColumn="0"/>
               <w:rPr>
                 <w:rFonts w:asciiTheme="minorHAnsi" w:hAnsiTheme="minorHAnsi" w:cstheme="minorHAnsi"/>
                 <w:sz w:val="20"/>
@@ -25775,12 +26601,225 @@
                 <w:szCs w:val="20"/>
                 <w:lang w:val="en-GB"/>
               </w:rPr>
-              <w:t>An NTP server is where the Sign gets the actual current time and date from. Without this data the Sign cannot operate.</w:t>
+              <w:t>Plausible</w:t>
+            </w:r>
+            <w:r>
+              <w:rPr>
+                <w:rFonts w:asciiTheme="minorHAnsi" w:hAnsiTheme="minorHAnsi" w:cstheme="minorHAnsi"/>
+                <w:sz w:val="20"/>
+                <w:szCs w:val="20"/>
+                <w:lang w:val="en-GB"/>
+              </w:rPr>
+              <w:t xml:space="preserve"> causes:</w:t>
+            </w:r>
+            <w:r>
+              <w:rPr>
+                <w:rFonts w:asciiTheme="minorHAnsi" w:hAnsiTheme="minorHAnsi" w:cstheme="minorHAnsi"/>
+                <w:sz w:val="20"/>
+                <w:szCs w:val="20"/>
+                <w:lang w:val="en-GB"/>
+              </w:rPr>
+              <w:br/>
+            </w:r>
+            <w:r>
+              <w:rPr>
+                <w:rFonts w:asciiTheme="minorHAnsi" w:hAnsiTheme="minorHAnsi" w:cstheme="minorHAnsi"/>
+                <w:sz w:val="20"/>
+                <w:szCs w:val="20"/>
+                <w:lang w:val="en-GB"/>
+              </w:rPr>
+              <w:t>- Inter</w:t>
+            </w:r>
+            <w:r>
+              <w:rPr>
+                <w:rFonts w:asciiTheme="minorHAnsi" w:hAnsiTheme="minorHAnsi" w:cstheme="minorHAnsi"/>
+                <w:sz w:val="20"/>
+                <w:szCs w:val="20"/>
+                <w:lang w:val="en-GB"/>
+              </w:rPr>
+              <w:t>net is not access</w:t>
+            </w:r>
+            <w:r>
+              <w:rPr>
+                <w:rFonts w:asciiTheme="minorHAnsi" w:hAnsiTheme="minorHAnsi" w:cstheme="minorHAnsi"/>
+                <w:sz w:val="20"/>
+                <w:szCs w:val="20"/>
+                <w:lang w:val="en-GB"/>
+              </w:rPr>
+              <w:t>i</w:t>
+            </w:r>
+            <w:r>
+              <w:rPr>
+                <w:rFonts w:asciiTheme="minorHAnsi" w:hAnsiTheme="minorHAnsi" w:cstheme="minorHAnsi"/>
+                <w:sz w:val="20"/>
+                <w:szCs w:val="20"/>
+                <w:lang w:val="en-GB"/>
+              </w:rPr>
+              <w:t xml:space="preserve">ble due to </w:t>
+            </w:r>
+            <w:r>
+              <w:rPr>
+                <w:rFonts w:asciiTheme="minorHAnsi" w:hAnsiTheme="minorHAnsi" w:cstheme="minorHAnsi"/>
+                <w:sz w:val="20"/>
+                <w:szCs w:val="20"/>
+                <w:lang w:val="en-GB"/>
+              </w:rPr>
+              <w:t>issues on the provider</w:t>
+            </w:r>
+            <w:r>
+              <w:rPr>
+                <w:rFonts w:asciiTheme="minorHAnsi" w:hAnsiTheme="minorHAnsi" w:cstheme="minorHAnsi"/>
+                <w:sz w:val="20"/>
+                <w:szCs w:val="20"/>
+                <w:lang w:val="en-GB"/>
+              </w:rPr>
+              <w:t>’s</w:t>
+            </w:r>
+            <w:r>
+              <w:rPr>
+                <w:rFonts w:asciiTheme="minorHAnsi" w:hAnsiTheme="minorHAnsi" w:cstheme="minorHAnsi"/>
+                <w:sz w:val="20"/>
+                <w:szCs w:val="20"/>
+                <w:lang w:val="en-GB"/>
+              </w:rPr>
+              <w:t xml:space="preserve"> side or </w:t>
+            </w:r>
+            <w:r>
+              <w:rPr>
+                <w:rFonts w:asciiTheme="minorHAnsi" w:hAnsiTheme="minorHAnsi" w:cstheme="minorHAnsi"/>
+                <w:sz w:val="20"/>
+                <w:szCs w:val="20"/>
+                <w:lang w:val="en-GB"/>
+              </w:rPr>
+              <w:t xml:space="preserve">due to the </w:t>
+            </w:r>
+            <w:r>
+              <w:rPr>
+                <w:rFonts w:asciiTheme="minorHAnsi" w:hAnsiTheme="minorHAnsi" w:cstheme="minorHAnsi"/>
+                <w:sz w:val="20"/>
+                <w:szCs w:val="20"/>
+                <w:lang w:val="en-GB"/>
+              </w:rPr>
+              <w:t>unpaid bills;</w:t>
             </w:r>
           </w:p>
           <w:p>
             <w:pPr>
-              <w:cnfStyle w:val="000000100000" w:firstRow="0" w:lastRow="0" w:firstColumn="0" w:lastColumn="0" w:oddVBand="0" w:evenVBand="0" w:oddHBand="1" w:evenHBand="0" w:firstRowFirstColumn="0" w:firstRowLastColumn="0" w:lastRowFirstColumn="0" w:lastRowLastColumn="0"/>
+              <w:cnfStyle w:val="000000000000" w:firstRow="0" w:lastRow="0" w:firstColumn="0" w:lastColumn="0" w:oddVBand="0" w:evenVBand="0" w:oddHBand="0" w:evenHBand="0" w:firstRowFirstColumn="0" w:firstRowLastColumn="0" w:lastRowFirstColumn="0" w:lastRowLastColumn="0"/>
+              <w:rPr>
+                <w:rFonts w:asciiTheme="minorHAnsi" w:hAnsiTheme="minorHAnsi" w:cstheme="minorHAnsi"/>
+                <w:sz w:val="20"/>
+                <w:szCs w:val="20"/>
+                <w:lang w:val="en-GB"/>
+              </w:rPr>
+            </w:pPr>
+            <w:r>
+              <w:rPr>
+                <w:rFonts w:asciiTheme="minorHAnsi" w:hAnsiTheme="minorHAnsi" w:cstheme="minorHAnsi"/>
+                <w:sz w:val="20"/>
+                <w:szCs w:val="20"/>
+                <w:lang w:val="en-GB"/>
+              </w:rPr>
+              <w:t xml:space="preserve">- </w:t>
+            </w:r>
+            <w:r>
+              <w:rPr>
+                <w:rFonts w:asciiTheme="minorHAnsi" w:hAnsiTheme="minorHAnsi" w:cstheme="minorHAnsi"/>
+                <w:sz w:val="20"/>
+                <w:szCs w:val="20"/>
+                <w:lang w:val="en-GB"/>
+              </w:rPr>
+              <w:t xml:space="preserve">Wi-Fi router </w:t>
+            </w:r>
+            <w:r>
+              <w:rPr>
+                <w:rFonts w:asciiTheme="minorHAnsi" w:hAnsiTheme="minorHAnsi" w:cstheme="minorHAnsi"/>
+                <w:sz w:val="20"/>
+                <w:szCs w:val="20"/>
+                <w:lang w:val="en-GB"/>
+              </w:rPr>
+              <w:t>issues: power outage, Firewall blockage, poor signal</w:t>
+            </w:r>
+            <w:r>
+              <w:rPr>
+                <w:rFonts w:asciiTheme="minorHAnsi" w:hAnsiTheme="minorHAnsi" w:cstheme="minorHAnsi"/>
+                <w:sz w:val="20"/>
+                <w:szCs w:val="20"/>
+                <w:lang w:val="en-GB"/>
+              </w:rPr>
+              <w:t>, change of the Wi-Fi network name and/or password</w:t>
+            </w:r>
+            <w:r>
+              <w:rPr>
+                <w:rFonts w:asciiTheme="minorHAnsi" w:hAnsiTheme="minorHAnsi" w:cstheme="minorHAnsi"/>
+                <w:sz w:val="20"/>
+                <w:szCs w:val="20"/>
+                <w:lang w:val="en-GB"/>
+              </w:rPr>
+              <w:t>;</w:t>
+            </w:r>
+          </w:p>
+          <w:p>
+            <w:pPr>
+              <w:cnfStyle w:val="000000000000" w:firstRow="0" w:lastRow="0" w:firstColumn="0" w:lastColumn="0" w:oddVBand="0" w:evenVBand="0" w:oddHBand="0" w:evenHBand="0" w:firstRowFirstColumn="0" w:firstRowLastColumn="0" w:lastRowFirstColumn="0" w:lastRowLastColumn="0"/>
+              <w:rPr>
+                <w:rFonts w:asciiTheme="minorHAnsi" w:hAnsiTheme="minorHAnsi" w:cstheme="minorHAnsi"/>
+                <w:sz w:val="20"/>
+                <w:szCs w:val="20"/>
+                <w:lang w:val="en-GB"/>
+              </w:rPr>
+            </w:pPr>
+            <w:r>
+              <w:rPr>
+                <w:rFonts w:asciiTheme="minorHAnsi" w:hAnsiTheme="minorHAnsi" w:cstheme="minorHAnsi"/>
+                <w:sz w:val="20"/>
+                <w:szCs w:val="20"/>
+                <w:lang w:val="en-GB"/>
+              </w:rPr>
+              <w:t>- the Sign issues: located too far away from the router, the battery is at the end of its lifespan and cannot supply enough power for Wi-Fi connection;</w:t>
+            </w:r>
+          </w:p>
+          <w:p>
+            <w:pPr>
+              <w:cnfStyle w:val="000000000000" w:firstRow="0" w:lastRow="0" w:firstColumn="0" w:lastColumn="0" w:oddVBand="0" w:evenVBand="0" w:oddHBand="0" w:evenHBand="0" w:firstRowFirstColumn="0" w:firstRowLastColumn="0" w:lastRowFirstColumn="0" w:lastRowLastColumn="0"/>
+              <w:rPr>
+                <w:rFonts w:asciiTheme="minorHAnsi" w:hAnsiTheme="minorHAnsi" w:cstheme="minorHAnsi"/>
+                <w:sz w:val="20"/>
+                <w:szCs w:val="20"/>
+                <w:lang w:val="en-GB"/>
+              </w:rPr>
+            </w:pPr>
+            <w:r>
+              <w:rPr>
+                <w:rFonts w:asciiTheme="minorHAnsi" w:hAnsiTheme="minorHAnsi" w:cstheme="minorHAnsi"/>
+                <w:sz w:val="20"/>
+                <w:szCs w:val="20"/>
+                <w:lang w:val="en-GB"/>
+              </w:rPr>
+              <w:t xml:space="preserve">- human factor: the name and/or the password of your Wi-Fi network you entered into the credentials.h file have a typo or some other kind of </w:t>
+            </w:r>
+            <w:r>
+              <w:rPr>
+                <w:rFonts w:asciiTheme="minorHAnsi" w:hAnsiTheme="minorHAnsi" w:cstheme="minorHAnsi"/>
+                <w:sz w:val="20"/>
+                <w:szCs w:val="20"/>
+                <w:lang w:val="en-GB"/>
+              </w:rPr>
+              <w:t xml:space="preserve">a </w:t>
+            </w:r>
+            <w:r>
+              <w:rPr>
+                <w:rFonts w:asciiTheme="minorHAnsi" w:hAnsiTheme="minorHAnsi" w:cstheme="minorHAnsi"/>
+                <w:sz w:val="20"/>
+                <w:szCs w:val="20"/>
+                <w:lang w:val="en-GB"/>
+              </w:rPr>
+              <w:t>mistake.</w:t>
+            </w:r>
+          </w:p>
+          <w:p>
+            <w:pPr>
+              <w:cnfStyle w:val="000000000000" w:firstRow="0" w:lastRow="0" w:firstColumn="0" w:lastColumn="0" w:oddVBand="0" w:evenVBand="0" w:oddHBand="0" w:evenHBand="0" w:firstRowFirstColumn="0" w:firstRowLastColumn="0" w:lastRowFirstColumn="0" w:lastRowLastColumn="0"/>
               <w:rPr>
                 <w:rFonts w:asciiTheme="minorHAnsi" w:hAnsiTheme="minorHAnsi" w:cstheme="minorHAnsi"/>
                 <w:sz w:val="20"/>
@@ -25791,85 +26830,21 @@
           </w:p>
           <w:p>
             <w:pPr>
-              <w:cnfStyle w:val="000000100000" w:firstRow="0" w:lastRow="0" w:firstColumn="0" w:lastColumn="0" w:oddVBand="0" w:evenVBand="0" w:oddHBand="1" w:evenHBand="0" w:firstRowFirstColumn="0" w:firstRowLastColumn="0" w:lastRowFirstColumn="0" w:lastRowLastColumn="0"/>
-              <w:rPr>
-                <w:rFonts w:asciiTheme="minorHAnsi" w:hAnsiTheme="minorHAnsi" w:cstheme="minorHAnsi"/>
+              <w:cnfStyle w:val="000000000000" w:firstRow="0" w:lastRow="0" w:firstColumn="0" w:lastColumn="0" w:oddVBand="0" w:evenVBand="0" w:oddHBand="0" w:evenHBand="0" w:firstRowFirstColumn="0" w:firstRowLastColumn="0" w:lastRowFirstColumn="0" w:lastRowLastColumn="0"/>
+              <w:rPr>
+                <w:rFonts w:cstheme="minorHAnsi"/>
                 <w:sz w:val="20"/>
                 <w:szCs w:val="20"/>
                 <w:lang w:val="en-GB"/>
               </w:rPr>
             </w:pPr>
-            <w:r>
-              <w:rPr>
-                <w:rFonts w:asciiTheme="minorHAnsi" w:hAnsiTheme="minorHAnsi" w:cstheme="minorHAnsi"/>
-                <w:sz w:val="20"/>
-                <w:szCs w:val="20"/>
-                <w:lang w:val="en-GB"/>
-              </w:rPr>
-              <w:t xml:space="preserve">When an NTP server fails, you cannot really do anything about it but to wait. If this happens too often (more than two occasions a year), it might be the time to change the NTP server. It’s in the </w:t>
-            </w:r>
-            <w:r>
-              <w:rPr>
-                <w:rFonts w:asciiTheme="minorHAnsi" w:hAnsiTheme="minorHAnsi" w:cstheme="minorHAnsi"/>
-                <w:sz w:val="20"/>
-                <w:szCs w:val="20"/>
-                <w:lang w:val="en-GB"/>
-              </w:rPr>
-              <w:t>get_time()</w:t>
-            </w:r>
-            <w:r>
-              <w:rPr>
-                <w:rFonts w:asciiTheme="minorHAnsi" w:hAnsiTheme="minorHAnsi" w:cstheme="minorHAnsi"/>
-                <w:sz w:val="20"/>
-                <w:szCs w:val="20"/>
-                <w:lang w:val="en-GB"/>
-              </w:rPr>
-              <w:t xml:space="preserve"> function.</w:t>
-            </w:r>
-          </w:p>
-          <w:p>
-            <w:pPr>
-              <w:cnfStyle w:val="000000100000" w:firstRow="0" w:lastRow="0" w:firstColumn="0" w:lastColumn="0" w:oddVBand="0" w:evenVBand="0" w:oddHBand="1" w:evenHBand="0" w:firstRowFirstColumn="0" w:firstRowLastColumn="0" w:lastRowFirstColumn="0" w:lastRowLastColumn="0"/>
-              <w:rPr>
-                <w:rFonts w:asciiTheme="minorHAnsi" w:hAnsiTheme="minorHAnsi" w:cstheme="minorHAnsi"/>
-                <w:sz w:val="20"/>
-                <w:szCs w:val="20"/>
-                <w:lang w:val="en-GB"/>
-              </w:rPr>
-            </w:pPr>
-          </w:p>
-          <w:p>
-            <w:pPr>
-              <w:cnfStyle w:val="000000100000" w:firstRow="0" w:lastRow="0" w:firstColumn="0" w:lastColumn="0" w:oddVBand="0" w:evenVBand="0" w:oddHBand="1" w:evenHBand="0" w:firstRowFirstColumn="0" w:firstRowLastColumn="0" w:lastRowFirstColumn="0" w:lastRowLastColumn="0"/>
-              <w:rPr>
-                <w:rFonts w:asciiTheme="minorHAnsi" w:hAnsiTheme="minorHAnsi" w:cstheme="minorHAnsi"/>
-                <w:sz w:val="20"/>
-                <w:szCs w:val="20"/>
-                <w:lang w:val="en-GB"/>
-              </w:rPr>
-            </w:pPr>
-            <w:r>
-              <w:rPr>
-                <w:rFonts w:asciiTheme="minorHAnsi" w:hAnsiTheme="minorHAnsi" w:cstheme="minorHAnsi"/>
-                <w:sz w:val="20"/>
-                <w:szCs w:val="20"/>
-                <w:lang w:val="en-GB"/>
-              </w:rPr>
-              <w:t>Much less likely this was caused by a bug in the program. The chances of that are low, but never zero.</w:t>
-            </w:r>
-            <w:r>
-              <w:rPr>
-                <w:rFonts w:asciiTheme="minorHAnsi" w:hAnsiTheme="minorHAnsi" w:cstheme="minorHAnsi"/>
-                <w:sz w:val="20"/>
-                <w:szCs w:val="20"/>
-                <w:lang w:val="en-GB"/>
-              </w:rPr>
-              <w:t xml:space="preserve"> </w:t>
-            </w:r>
           </w:p>
         </w:tc>
       </w:tr>
       <w:tr>
+        <w:trPr>
+          <w:cnfStyle w:val="000000100000" w:firstRow="0" w:lastRow="0" w:firstColumn="0" w:lastColumn="0" w:oddVBand="0" w:evenVBand="0" w:oddHBand="1" w:evenHBand="0" w:firstRowFirstColumn="0" w:firstRowLastColumn="0" w:lastRowFirstColumn="0" w:lastRowLastColumn="0"/>
+        </w:trPr>
         <w:tc>
           <w:tcPr>
             <w:cnfStyle w:val="001000000000" w:firstRow="0" w:lastRow="0" w:firstColumn="1" w:lastColumn="0" w:oddVBand="0" w:evenVBand="0" w:oddHBand="0" w:evenHBand="0" w:firstRowFirstColumn="0" w:firstRowLastColumn="0" w:lastRowFirstColumn="0" w:lastRowLastColumn="0"/>
@@ -25892,8 +26867,6 @@
               <w:jc w:val="center"/>
               <w:rPr>
                 <w:rFonts w:asciiTheme="minorHAnsi" w:hAnsiTheme="minorHAnsi" w:cstheme="minorHAnsi"/>
-                <w:b w:val="0"/>
-                <w:bCs w:val="0"/>
                 <w:sz w:val="20"/>
                 <w:szCs w:val="20"/>
                 <w:lang w:val="en-GB"/>
@@ -25908,10 +26881,10 @@
                 <w:lang w:val="en-GB"/>
               </w:rPr>
               <w:drawing>
-                <wp:inline distT="0" distB="0" distL="0" distR="0" wp14:anchorId="54339814" wp14:editId="6D0700ED">
+                <wp:inline distT="0" distB="0" distL="0" distR="0" wp14:anchorId="10E8C8B3" wp14:editId="40BB7B02">
                   <wp:extent cx="1800000" cy="1080000"/>
                   <wp:effectExtent l="12700" t="12700" r="16510" b="12700"/>
-                  <wp:docPr id="1406483401" name="Obrázek 6"/>
+                  <wp:docPr id="1301151181" name="Obrázek 6"/>
                   <wp:cNvGraphicFramePr>
                     <a:graphicFrameLocks xmlns:a="http://schemas.openxmlformats.org/drawingml/2006/main" noChangeAspect="1"/>
                   </wp:cNvGraphicFramePr>
@@ -25923,7 +26896,7 @@
                           <pic:cNvPicPr/>
                         </pic:nvPicPr>
                         <pic:blipFill>
-                          <a:blip r:embed="rId19" cstate="print">
+                          <a:blip r:embed="rId20" cstate="print">
                             <a:extLst>
                               <a:ext uri="{28A0092B-C50C-407E-A947-70E740481C1C}">
                                 <a14:useLocalDpi xmlns:a14="http://schemas.microsoft.com/office/drawing/2010/main" val="0"/>
@@ -25975,7 +26948,7 @@
           </w:tcPr>
           <w:p>
             <w:pPr>
-              <w:cnfStyle w:val="000000000000" w:firstRow="0" w:lastRow="0" w:firstColumn="0" w:lastColumn="0" w:oddVBand="0" w:evenVBand="0" w:oddHBand="0" w:evenHBand="0" w:firstRowFirstColumn="0" w:firstRowLastColumn="0" w:lastRowFirstColumn="0" w:lastRowLastColumn="0"/>
+              <w:cnfStyle w:val="000000100000" w:firstRow="0" w:lastRow="0" w:firstColumn="0" w:lastColumn="0" w:oddVBand="0" w:evenVBand="0" w:oddHBand="1" w:evenHBand="0" w:firstRowFirstColumn="0" w:firstRowLastColumn="0" w:lastRowFirstColumn="0" w:lastRowLastColumn="0"/>
               <w:rPr>
                 <w:rFonts w:asciiTheme="minorHAnsi" w:hAnsiTheme="minorHAnsi" w:cstheme="minorHAnsi"/>
                 <w:sz w:val="20"/>
@@ -25986,7 +26959,7 @@
           </w:p>
           <w:p>
             <w:pPr>
-              <w:cnfStyle w:val="000000000000" w:firstRow="0" w:lastRow="0" w:firstColumn="0" w:lastColumn="0" w:oddVBand="0" w:evenVBand="0" w:oddHBand="0" w:evenHBand="0" w:firstRowFirstColumn="0" w:firstRowLastColumn="0" w:lastRowFirstColumn="0" w:lastRowLastColumn="0"/>
+              <w:cnfStyle w:val="000000100000" w:firstRow="0" w:lastRow="0" w:firstColumn="0" w:lastColumn="0" w:oddVBand="0" w:evenVBand="0" w:oddHBand="1" w:evenHBand="0" w:firstRowFirstColumn="0" w:firstRowLastColumn="0" w:lastRowFirstColumn="0" w:lastRowLastColumn="0"/>
               <w:rPr>
                 <w:rFonts w:asciiTheme="minorHAnsi" w:hAnsiTheme="minorHAnsi" w:cstheme="minorHAnsi"/>
                 <w:sz w:val="20"/>
@@ -25994,15 +26967,17 @@
                 <w:lang w:val="en-GB"/>
               </w:rPr>
             </w:pPr>
-            <w:r>
+          </w:p>
+          <w:p>
+            <w:pPr>
+              <w:cnfStyle w:val="000000100000" w:firstRow="0" w:lastRow="0" w:firstColumn="0" w:lastColumn="0" w:oddVBand="0" w:evenVBand="0" w:oddHBand="1" w:evenHBand="0" w:firstRowFirstColumn="0" w:firstRowLastColumn="0" w:lastRowFirstColumn="0" w:lastRowLastColumn="0"/>
               <w:rPr>
                 <w:rFonts w:asciiTheme="minorHAnsi" w:hAnsiTheme="minorHAnsi" w:cstheme="minorHAnsi"/>
                 <w:sz w:val="20"/>
                 <w:szCs w:val="20"/>
                 <w:lang w:val="en-GB"/>
               </w:rPr>
-              <w:t xml:space="preserve">Dear User, </w:t>
-            </w:r>
+            </w:pPr>
             <w:r>
               <w:rPr>
                 <w:rFonts w:asciiTheme="minorHAnsi" w:hAnsiTheme="minorHAnsi" w:cstheme="minorHAnsi"/>
@@ -26010,12 +26985,12 @@
                 <w:szCs w:val="20"/>
                 <w:lang w:val="en-GB"/>
               </w:rPr>
-              <w:t>I am writing to report an exceptional situation! Code: INTRA 503</w:t>
+              <w:t>Dear User, I am writing to report an exceptional situation! Code: GET_TIME 103</w:t>
             </w:r>
           </w:p>
           <w:p>
             <w:pPr>
-              <w:cnfStyle w:val="000000000000" w:firstRow="0" w:lastRow="0" w:firstColumn="0" w:lastColumn="0" w:oddVBand="0" w:evenVBand="0" w:oddHBand="0" w:evenHBand="0" w:firstRowFirstColumn="0" w:firstRowLastColumn="0" w:lastRowFirstColumn="0" w:lastRowLastColumn="0"/>
+              <w:cnfStyle w:val="000000100000" w:firstRow="0" w:lastRow="0" w:firstColumn="0" w:lastColumn="0" w:oddVBand="0" w:evenVBand="0" w:oddHBand="1" w:evenHBand="0" w:firstRowFirstColumn="0" w:firstRowLastColumn="0" w:lastRowFirstColumn="0" w:lastRowLastColumn="0"/>
               <w:rPr>
                 <w:rFonts w:asciiTheme="minorHAnsi" w:hAnsiTheme="minorHAnsi" w:cstheme="minorHAnsi"/>
                 <w:sz w:val="20"/>
@@ -26026,7 +27001,7 @@
           </w:p>
           <w:p>
             <w:pPr>
-              <w:cnfStyle w:val="000000000000" w:firstRow="0" w:lastRow="0" w:firstColumn="0" w:lastColumn="0" w:oddVBand="0" w:evenVBand="0" w:oddHBand="0" w:evenHBand="0" w:firstRowFirstColumn="0" w:firstRowLastColumn="0" w:lastRowFirstColumn="0" w:lastRowLastColumn="0"/>
+              <w:cnfStyle w:val="000000100000" w:firstRow="0" w:lastRow="0" w:firstColumn="0" w:lastColumn="0" w:oddVBand="0" w:evenVBand="0" w:oddHBand="1" w:evenHBand="0" w:firstRowFirstColumn="0" w:firstRowLastColumn="0" w:lastRowFirstColumn="0" w:lastRowLastColumn="0"/>
               <w:rPr>
                 <w:rFonts w:asciiTheme="minorHAnsi" w:hAnsiTheme="minorHAnsi" w:cstheme="minorHAnsi"/>
                 <w:sz w:val="20"/>
@@ -26041,12 +27016,12 @@
                 <w:szCs w:val="20"/>
                 <w:lang w:val="en-GB"/>
               </w:rPr>
-              <w:t>After several retries, I was unable to connect to the Intra server. Since you see this message, the problem is probably not with the Wi-Fi connection, but on the Intra server's side. Likely, you can hardly do anything but wait. I cannot inform students about exams, so if there is one today, you probably should notify them yourself.</w:t>
+              <w:t>After several retries, I was unable to connect to the NTP server and I do not know what time it is now. The issue is on the server side.</w:t>
             </w:r>
           </w:p>
           <w:p>
             <w:pPr>
-              <w:cnfStyle w:val="000000000000" w:firstRow="0" w:lastRow="0" w:firstColumn="0" w:lastColumn="0" w:oddVBand="0" w:evenVBand="0" w:oddHBand="0" w:evenHBand="0" w:firstRowFirstColumn="0" w:firstRowLastColumn="0" w:lastRowFirstColumn="0" w:lastRowLastColumn="0"/>
+              <w:cnfStyle w:val="000000100000" w:firstRow="0" w:lastRow="0" w:firstColumn="0" w:lastColumn="0" w:oddVBand="0" w:evenVBand="0" w:oddHBand="1" w:evenHBand="0" w:firstRowFirstColumn="0" w:firstRowLastColumn="0" w:lastRowFirstColumn="0" w:lastRowLastColumn="0"/>
               <w:rPr>
                 <w:rFonts w:asciiTheme="minorHAnsi" w:hAnsiTheme="minorHAnsi" w:cstheme="minorHAnsi"/>
                 <w:sz w:val="20"/>
@@ -26057,7 +27032,7 @@
           </w:p>
           <w:p>
             <w:pPr>
-              <w:cnfStyle w:val="000000000000" w:firstRow="0" w:lastRow="0" w:firstColumn="0" w:lastColumn="0" w:oddVBand="0" w:evenVBand="0" w:oddHBand="0" w:evenHBand="0" w:firstRowFirstColumn="0" w:firstRowLastColumn="0" w:lastRowFirstColumn="0" w:lastRowLastColumn="0"/>
+              <w:cnfStyle w:val="000000100000" w:firstRow="0" w:lastRow="0" w:firstColumn="0" w:lastColumn="0" w:oddVBand="0" w:evenVBand="0" w:oddHBand="1" w:evenHBand="0" w:firstRowFirstColumn="0" w:firstRowLastColumn="0" w:lastRowFirstColumn="0" w:lastRowLastColumn="0"/>
               <w:rPr>
                 <w:rFonts w:asciiTheme="minorHAnsi" w:hAnsiTheme="minorHAnsi" w:cstheme="minorHAnsi"/>
                 <w:sz w:val="20"/>
@@ -26072,12 +27047,76 @@
                 <w:szCs w:val="20"/>
                 <w:lang w:val="en-GB"/>
               </w:rPr>
-              <w:t>I will try to connect to Intra in a few hours. If you do not get this message again, it means that I was successful.</w:t>
+              <w:t>I understand that you can hardly do anything about it. I just wanted to let you know that now I cannot inform students about exams. So, if there is one today, you probably should notify them yourself.</w:t>
             </w:r>
           </w:p>
           <w:p>
             <w:pPr>
-              <w:cnfStyle w:val="000000000000" w:firstRow="0" w:lastRow="0" w:firstColumn="0" w:lastColumn="0" w:oddVBand="0" w:evenVBand="0" w:oddHBand="0" w:evenHBand="0" w:firstRowFirstColumn="0" w:firstRowLastColumn="0" w:lastRowFirstColumn="0" w:lastRowLastColumn="0"/>
+              <w:cnfStyle w:val="000000100000" w:firstRow="0" w:lastRow="0" w:firstColumn="0" w:lastColumn="0" w:oddVBand="0" w:evenVBand="0" w:oddHBand="1" w:evenHBand="0" w:firstRowFirstColumn="0" w:firstRowLastColumn="0" w:lastRowFirstColumn="0" w:lastRowLastColumn="0"/>
+              <w:rPr>
+                <w:rFonts w:asciiTheme="minorHAnsi" w:hAnsiTheme="minorHAnsi" w:cstheme="minorHAnsi"/>
+                <w:sz w:val="20"/>
+                <w:szCs w:val="20"/>
+                <w:lang w:val="en-GB"/>
+              </w:rPr>
+            </w:pPr>
+          </w:p>
+          <w:p>
+            <w:pPr>
+              <w:cnfStyle w:val="000000100000" w:firstRow="0" w:lastRow="0" w:firstColumn="0" w:lastColumn="0" w:oddVBand="0" w:evenVBand="0" w:oddHBand="1" w:evenHBand="0" w:firstRowFirstColumn="0" w:firstRowLastColumn="0" w:lastRowFirstColumn="0" w:lastRowLastColumn="0"/>
+              <w:rPr>
+                <w:rFonts w:asciiTheme="minorHAnsi" w:hAnsiTheme="minorHAnsi" w:cstheme="minorHAnsi"/>
+                <w:sz w:val="20"/>
+                <w:szCs w:val="20"/>
+                <w:lang w:val="en-GB"/>
+              </w:rPr>
+            </w:pPr>
+            <w:r>
+              <w:rPr>
+                <w:rFonts w:asciiTheme="minorHAnsi" w:hAnsiTheme="minorHAnsi" w:cstheme="minorHAnsi"/>
+                <w:sz w:val="20"/>
+                <w:szCs w:val="20"/>
+                <w:lang w:val="en-GB"/>
+              </w:rPr>
+              <w:t>I will try to connect to the NTP server and to get time in a few hours. If you do not receive this message again, it means that I was successful.</w:t>
+            </w:r>
+          </w:p>
+          <w:p>
+            <w:pPr>
+              <w:cnfStyle w:val="000000100000" w:firstRow="0" w:lastRow="0" w:firstColumn="0" w:lastColumn="0" w:oddVBand="0" w:evenVBand="0" w:oddHBand="1" w:evenHBand="0" w:firstRowFirstColumn="0" w:firstRowLastColumn="0" w:lastRowFirstColumn="0" w:lastRowLastColumn="0"/>
+              <w:rPr>
+                <w:rFonts w:asciiTheme="minorHAnsi" w:hAnsiTheme="minorHAnsi" w:cstheme="minorHAnsi"/>
+                <w:sz w:val="20"/>
+                <w:szCs w:val="20"/>
+                <w:lang w:val="en-GB"/>
+              </w:rPr>
+            </w:pPr>
+          </w:p>
+          <w:p>
+            <w:pPr>
+              <w:cnfStyle w:val="000000100000" w:firstRow="0" w:lastRow="0" w:firstColumn="0" w:lastColumn="0" w:oddVBand="0" w:evenVBand="0" w:oddHBand="1" w:evenHBand="0" w:firstRowFirstColumn="0" w:firstRowLastColumn="0" w:lastRowFirstColumn="0" w:lastRowLastColumn="0"/>
+              <w:rPr>
+                <w:rFonts w:asciiTheme="minorHAnsi" w:hAnsiTheme="minorHAnsi" w:cstheme="minorHAnsi"/>
+                <w:sz w:val="20"/>
+                <w:szCs w:val="20"/>
+                <w:lang w:val="en-GB"/>
+              </w:rPr>
+            </w:pPr>
+          </w:p>
+          <w:p>
+            <w:pPr>
+              <w:cnfStyle w:val="000000100000" w:firstRow="0" w:lastRow="0" w:firstColumn="0" w:lastColumn="0" w:oddVBand="0" w:evenVBand="0" w:oddHBand="1" w:evenHBand="0" w:firstRowFirstColumn="0" w:firstRowLastColumn="0" w:lastRowFirstColumn="0" w:lastRowLastColumn="0"/>
+              <w:rPr>
+                <w:rFonts w:asciiTheme="minorHAnsi" w:hAnsiTheme="minorHAnsi" w:cstheme="minorHAnsi"/>
+                <w:sz w:val="20"/>
+                <w:szCs w:val="20"/>
+                <w:lang w:val="en-GB"/>
+              </w:rPr>
+            </w:pPr>
+          </w:p>
+          <w:p>
+            <w:pPr>
+              <w:cnfStyle w:val="000000100000" w:firstRow="0" w:lastRow="0" w:firstColumn="0" w:lastColumn="0" w:oddVBand="0" w:evenVBand="0" w:oddHBand="1" w:evenHBand="0" w:firstRowFirstColumn="0" w:firstRowLastColumn="0" w:lastRowFirstColumn="0" w:lastRowLastColumn="0"/>
               <w:rPr>
                 <w:rFonts w:asciiTheme="minorHAnsi" w:hAnsiTheme="minorHAnsi" w:cstheme="minorHAnsi"/>
                 <w:sz w:val="20"/>
@@ -26093,7 +27132,7 @@
           </w:tcPr>
           <w:p>
             <w:pPr>
-              <w:cnfStyle w:val="000000000000" w:firstRow="0" w:lastRow="0" w:firstColumn="0" w:lastColumn="0" w:oddVBand="0" w:evenVBand="0" w:oddHBand="0" w:evenHBand="0" w:firstRowFirstColumn="0" w:firstRowLastColumn="0" w:lastRowFirstColumn="0" w:lastRowLastColumn="0"/>
+              <w:cnfStyle w:val="000000100000" w:firstRow="0" w:lastRow="0" w:firstColumn="0" w:lastColumn="0" w:oddVBand="0" w:evenVBand="0" w:oddHBand="1" w:evenHBand="0" w:firstRowFirstColumn="0" w:firstRowLastColumn="0" w:lastRowFirstColumn="0" w:lastRowLastColumn="0"/>
               <w:rPr>
                 <w:rFonts w:asciiTheme="minorHAnsi" w:hAnsiTheme="minorHAnsi" w:cstheme="minorHAnsi"/>
                 <w:sz w:val="20"/>
@@ -26104,7 +27143,7 @@
           </w:p>
           <w:p>
             <w:pPr>
-              <w:cnfStyle w:val="000000000000" w:firstRow="0" w:lastRow="0" w:firstColumn="0" w:lastColumn="0" w:oddVBand="0" w:evenVBand="0" w:oddHBand="0" w:evenHBand="0" w:firstRowFirstColumn="0" w:firstRowLastColumn="0" w:lastRowFirstColumn="0" w:lastRowLastColumn="0"/>
+              <w:cnfStyle w:val="000000100000" w:firstRow="0" w:lastRow="0" w:firstColumn="0" w:lastColumn="0" w:oddVBand="0" w:evenVBand="0" w:oddHBand="1" w:evenHBand="0" w:firstRowFirstColumn="0" w:firstRowLastColumn="0" w:lastRowFirstColumn="0" w:lastRowLastColumn="0"/>
               <w:rPr>
                 <w:rFonts w:asciiTheme="minorHAnsi" w:hAnsiTheme="minorHAnsi" w:cstheme="minorHAnsi"/>
                 <w:sz w:val="20"/>
@@ -26112,19 +27151,30 @@
                 <w:lang w:val="en-GB"/>
               </w:rPr>
             </w:pPr>
-            <w:r>
+          </w:p>
+          <w:p>
+            <w:pPr>
+              <w:cnfStyle w:val="000000100000" w:firstRow="0" w:lastRow="0" w:firstColumn="0" w:lastColumn="0" w:oddVBand="0" w:evenVBand="0" w:oddHBand="1" w:evenHBand="0" w:firstRowFirstColumn="0" w:firstRowLastColumn="0" w:lastRowFirstColumn="0" w:lastRowLastColumn="0"/>
               <w:rPr>
                 <w:rFonts w:asciiTheme="minorHAnsi" w:hAnsiTheme="minorHAnsi" w:cstheme="minorHAnsi"/>
                 <w:sz w:val="20"/>
                 <w:szCs w:val="20"/>
                 <w:lang w:val="en-GB"/>
               </w:rPr>
-              <w:t>This message indicates issues with Intra server, namely that the server does not respond to the calls of the Sign.</w:t>
+            </w:pPr>
+            <w:r>
+              <w:rPr>
+                <w:rFonts w:asciiTheme="minorHAnsi" w:hAnsiTheme="minorHAnsi" w:cstheme="minorHAnsi"/>
+                <w:sz w:val="20"/>
+                <w:szCs w:val="20"/>
+                <w:lang w:val="en-GB"/>
+              </w:rPr>
+              <w:t xml:space="preserve">The NTP server is probably offline. </w:t>
             </w:r>
           </w:p>
           <w:p>
             <w:pPr>
-              <w:cnfStyle w:val="000000000000" w:firstRow="0" w:lastRow="0" w:firstColumn="0" w:lastColumn="0" w:oddVBand="0" w:evenVBand="0" w:oddHBand="0" w:evenHBand="0" w:firstRowFirstColumn="0" w:firstRowLastColumn="0" w:lastRowFirstColumn="0" w:lastRowLastColumn="0"/>
+              <w:cnfStyle w:val="000000100000" w:firstRow="0" w:lastRow="0" w:firstColumn="0" w:lastColumn="0" w:oddVBand="0" w:evenVBand="0" w:oddHBand="1" w:evenHBand="0" w:firstRowFirstColumn="0" w:firstRowLastColumn="0" w:lastRowFirstColumn="0" w:lastRowLastColumn="0"/>
               <w:rPr>
                 <w:rFonts w:asciiTheme="minorHAnsi" w:hAnsiTheme="minorHAnsi" w:cstheme="minorHAnsi"/>
                 <w:sz w:val="20"/>
@@ -26135,7 +27185,7 @@
           </w:p>
           <w:p>
             <w:pPr>
-              <w:cnfStyle w:val="000000000000" w:firstRow="0" w:lastRow="0" w:firstColumn="0" w:lastColumn="0" w:oddVBand="0" w:evenVBand="0" w:oddHBand="0" w:evenHBand="0" w:firstRowFirstColumn="0" w:firstRowLastColumn="0" w:lastRowFirstColumn="0" w:lastRowLastColumn="0"/>
+              <w:cnfStyle w:val="000000100000" w:firstRow="0" w:lastRow="0" w:firstColumn="0" w:lastColumn="0" w:oddVBand="0" w:evenVBand="0" w:oddHBand="1" w:evenHBand="0" w:firstRowFirstColumn="0" w:firstRowLastColumn="0" w:lastRowFirstColumn="0" w:lastRowLastColumn="0"/>
               <w:rPr>
                 <w:rFonts w:asciiTheme="minorHAnsi" w:hAnsiTheme="minorHAnsi" w:cstheme="minorHAnsi"/>
                 <w:sz w:val="20"/>
@@ -26150,26 +27200,30 @@
                 <w:szCs w:val="20"/>
                 <w:lang w:val="en-GB"/>
               </w:rPr>
-              <w:t>If waiting it out did not help, try</w:t>
+              <w:t>An NTP server is where the Sign gets the actual current time and date from. Without this data the Sign cannot operate.</w:t>
             </w:r>
-            <w:r>
+          </w:p>
+          <w:p>
+            <w:pPr>
+              <w:cnfStyle w:val="000000100000" w:firstRow="0" w:lastRow="0" w:firstColumn="0" w:lastColumn="0" w:oddVBand="0" w:evenVBand="0" w:oddHBand="1" w:evenHBand="0" w:firstRowFirstColumn="0" w:firstRowLastColumn="0" w:lastRowFirstColumn="0" w:lastRowLastColumn="0"/>
               <w:rPr>
                 <w:rFonts w:asciiTheme="minorHAnsi" w:hAnsiTheme="minorHAnsi" w:cstheme="minorHAnsi"/>
                 <w:sz w:val="20"/>
                 <w:szCs w:val="20"/>
                 <w:lang w:val="en-GB"/>
               </w:rPr>
-              <w:t xml:space="preserve"> and test</w:t>
-            </w:r>
-            <w:r>
+            </w:pPr>
+          </w:p>
+          <w:p>
+            <w:pPr>
+              <w:cnfStyle w:val="000000100000" w:firstRow="0" w:lastRow="0" w:firstColumn="0" w:lastColumn="0" w:oddVBand="0" w:evenVBand="0" w:oddHBand="1" w:evenHBand="0" w:firstRowFirstColumn="0" w:firstRowLastColumn="0" w:lastRowFirstColumn="0" w:lastRowLastColumn="0"/>
               <w:rPr>
                 <w:rFonts w:asciiTheme="minorHAnsi" w:hAnsiTheme="minorHAnsi" w:cstheme="minorHAnsi"/>
                 <w:sz w:val="20"/>
                 <w:szCs w:val="20"/>
                 <w:lang w:val="en-GB"/>
               </w:rPr>
-              <w:t xml:space="preserve"> </w:t>
-            </w:r>
+            </w:pPr>
             <w:r>
               <w:rPr>
                 <w:rFonts w:asciiTheme="minorHAnsi" w:hAnsiTheme="minorHAnsi" w:cstheme="minorHAnsi"/>
@@ -26177,31 +27231,7 @@
                 <w:szCs w:val="20"/>
                 <w:lang w:val="en-GB"/>
               </w:rPr>
-              <w:t xml:space="preserve">obtaining exams data manually on your computer as it is described in the </w:t>
-            </w:r>
-            <w:r>
-              <w:rPr>
-                <w:rStyle w:val="TitleChar"/>
-                <w:sz w:val="20"/>
-                <w:szCs w:val="20"/>
-              </w:rPr>
-              <w:t>[h</w:t>
-            </w:r>
-            <w:r>
-              <w:rPr>
-                <w:rStyle w:val="TitleChar"/>
-                <w:sz w:val="20"/>
-                <w:szCs w:val="20"/>
-              </w:rPr>
-              <w:t>ow to get exams info from intra</w:t>
-            </w:r>
-            <w:r>
-              <w:rPr>
-                <w:rStyle w:val="TitleChar"/>
-                <w:sz w:val="20"/>
-                <w:szCs w:val="20"/>
-              </w:rPr>
-              <w:t>.]</w:t>
+              <w:t xml:space="preserve">When an NTP server fails, you cannot really do anything about it but to wait. If this happens too often (more than two occasions a year), it might be the time to change the NTP server. It’s in the </w:t>
             </w:r>
             <w:r>
               <w:rPr>
@@ -26210,7 +27240,7 @@
                 <w:szCs w:val="20"/>
                 <w:lang w:val="en-GB"/>
               </w:rPr>
-              <w:t xml:space="preserve"> article here in the document. If you had no issues doing so on your computer, reboot the Sign by pressing the R button on the back of the device. If nothing happens within 20 minutes, you may </w:t>
+              <w:t>get_time()</w:t>
             </w:r>
             <w:r>
               <w:rPr>
@@ -26219,26 +27249,30 @@
                 <w:szCs w:val="20"/>
                 <w:lang w:val="en-GB"/>
               </w:rPr>
-              <w:t xml:space="preserve">need to </w:t>
+              <w:t xml:space="preserve"> function.</w:t>
             </w:r>
-            <w:r>
+          </w:p>
+          <w:p>
+            <w:pPr>
+              <w:cnfStyle w:val="000000100000" w:firstRow="0" w:lastRow="0" w:firstColumn="0" w:lastColumn="0" w:oddVBand="0" w:evenVBand="0" w:oddHBand="1" w:evenHBand="0" w:firstRowFirstColumn="0" w:firstRowLastColumn="0" w:lastRowFirstColumn="0" w:lastRowLastColumn="0"/>
               <w:rPr>
                 <w:rFonts w:asciiTheme="minorHAnsi" w:hAnsiTheme="minorHAnsi" w:cstheme="minorHAnsi"/>
                 <w:sz w:val="20"/>
                 <w:szCs w:val="20"/>
                 <w:lang w:val="en-GB"/>
               </w:rPr>
-              <w:t>start debugging. A good place to start is connecting the Sign to a computer a</w:t>
-            </w:r>
-            <w:r>
+            </w:pPr>
+          </w:p>
+          <w:p>
+            <w:pPr>
+              <w:cnfStyle w:val="000000100000" w:firstRow="0" w:lastRow="0" w:firstColumn="0" w:lastColumn="0" w:oddVBand="0" w:evenVBand="0" w:oddHBand="1" w:evenHBand="0" w:firstRowFirstColumn="0" w:firstRowLastColumn="0" w:lastRowFirstColumn="0" w:lastRowLastColumn="0"/>
               <w:rPr>
                 <w:rFonts w:asciiTheme="minorHAnsi" w:hAnsiTheme="minorHAnsi" w:cstheme="minorHAnsi"/>
                 <w:sz w:val="20"/>
                 <w:szCs w:val="20"/>
                 <w:lang w:val="en-GB"/>
               </w:rPr>
-              <w:t>nd</w:t>
-            </w:r>
+            </w:pPr>
             <w:r>
               <w:rPr>
                 <w:rFonts w:asciiTheme="minorHAnsi" w:hAnsiTheme="minorHAnsi" w:cstheme="minorHAnsi"/>
@@ -26246,7 +27280,7 @@
                 <w:szCs w:val="20"/>
                 <w:lang w:val="en-GB"/>
               </w:rPr>
-              <w:t xml:space="preserve"> checking what it says </w:t>
+              <w:t>Much less likely this was caused by a bug in the program. The chances of that are low, but never zero.</w:t>
             </w:r>
             <w:r>
               <w:rPr>
@@ -26255,51 +27289,12 @@
                 <w:szCs w:val="20"/>
                 <w:lang w:val="en-GB"/>
               </w:rPr>
-              <w:t xml:space="preserve">in the Serial Monitor. Another place to look at is </w:t>
-            </w:r>
-            <w:r>
-              <w:rPr>
-                <w:rFonts w:asciiTheme="minorHAnsi" w:hAnsiTheme="minorHAnsi" w:cstheme="minorHAnsi"/>
-                <w:sz w:val="20"/>
-                <w:szCs w:val="20"/>
-                <w:lang w:val="en-GB"/>
-              </w:rPr>
-              <w:t xml:space="preserve">the </w:t>
-            </w:r>
-            <w:r>
-              <w:rPr>
-                <w:rFonts w:asciiTheme="minorHAnsi" w:hAnsiTheme="minorHAnsi" w:cstheme="minorHAnsi"/>
-                <w:sz w:val="20"/>
-                <w:szCs w:val="20"/>
-                <w:lang w:val="en-GB"/>
-              </w:rPr>
-              <w:t>intra_connect(</w:t>
-            </w:r>
-            <w:r>
-              <w:rPr>
-                <w:rFonts w:asciiTheme="minorHAnsi" w:hAnsiTheme="minorHAnsi" w:cstheme="minorHAnsi"/>
-                <w:sz w:val="20"/>
-                <w:szCs w:val="20"/>
-                <w:lang w:val="en-GB"/>
-              </w:rPr>
-              <w:t>) function.</w:t>
-            </w:r>
-            <w:r>
-              <w:rPr>
-                <w:rFonts w:asciiTheme="minorHAnsi" w:hAnsiTheme="minorHAnsi" w:cstheme="minorHAnsi"/>
-                <w:sz w:val="20"/>
-                <w:szCs w:val="20"/>
-                <w:lang w:val="en-GB"/>
-              </w:rPr>
-              <w:br/>
+              <w:t xml:space="preserve"> </w:t>
             </w:r>
           </w:p>
         </w:tc>
       </w:tr>
       <w:tr>
-        <w:trPr>
-          <w:cnfStyle w:val="000000100000" w:firstRow="0" w:lastRow="0" w:firstColumn="0" w:lastColumn="0" w:oddVBand="0" w:evenVBand="0" w:oddHBand="1" w:evenHBand="0" w:firstRowFirstColumn="0" w:firstRowLastColumn="0" w:lastRowFirstColumn="0" w:lastRowLastColumn="0"/>
-        </w:trPr>
         <w:tc>
           <w:tcPr>
             <w:cnfStyle w:val="001000000000" w:firstRow="0" w:lastRow="0" w:firstColumn="1" w:lastColumn="0" w:oddVBand="0" w:evenVBand="0" w:oddHBand="0" w:evenHBand="0" w:firstRowFirstColumn="0" w:firstRowLastColumn="0" w:lastRowFirstColumn="0" w:lastRowLastColumn="0"/>
@@ -26322,6 +27317,8 @@
               <w:jc w:val="center"/>
               <w:rPr>
                 <w:rFonts w:asciiTheme="minorHAnsi" w:hAnsiTheme="minorHAnsi" w:cstheme="minorHAnsi"/>
+                <w:b w:val="0"/>
+                <w:bCs w:val="0"/>
                 <w:sz w:val="20"/>
                 <w:szCs w:val="20"/>
                 <w:lang w:val="en-GB"/>
@@ -26336,10 +27333,10 @@
                 <w:lang w:val="en-GB"/>
               </w:rPr>
               <w:drawing>
-                <wp:inline distT="0" distB="0" distL="0" distR="0" wp14:anchorId="41EB52A2" wp14:editId="28E82603">
+                <wp:inline distT="0" distB="0" distL="0" distR="0" wp14:anchorId="54339814" wp14:editId="6D0700ED">
                   <wp:extent cx="1800000" cy="1080000"/>
                   <wp:effectExtent l="12700" t="12700" r="16510" b="12700"/>
-                  <wp:docPr id="1580688865" name="Obrázek 6"/>
+                  <wp:docPr id="1406483401" name="Obrázek 6"/>
                   <wp:cNvGraphicFramePr>
                     <a:graphicFrameLocks xmlns:a="http://schemas.openxmlformats.org/drawingml/2006/main" noChangeAspect="1"/>
                   </wp:cNvGraphicFramePr>
@@ -26351,7 +27348,7 @@
                           <pic:cNvPicPr/>
                         </pic:nvPicPr>
                         <pic:blipFill>
-                          <a:blip r:embed="rId19" cstate="print">
+                          <a:blip r:embed="rId20" cstate="print">
                             <a:extLst>
                               <a:ext uri="{28A0092B-C50C-407E-A947-70E740481C1C}">
                                 <a14:useLocalDpi xmlns:a14="http://schemas.microsoft.com/office/drawing/2010/main" val="0"/>
@@ -26403,7 +27400,7 @@
           </w:tcPr>
           <w:p>
             <w:pPr>
-              <w:cnfStyle w:val="000000100000" w:firstRow="0" w:lastRow="0" w:firstColumn="0" w:lastColumn="0" w:oddVBand="0" w:evenVBand="0" w:oddHBand="1" w:evenHBand="0" w:firstRowFirstColumn="0" w:firstRowLastColumn="0" w:lastRowFirstColumn="0" w:lastRowLastColumn="0"/>
+              <w:cnfStyle w:val="000000000000" w:firstRow="0" w:lastRow="0" w:firstColumn="0" w:lastColumn="0" w:oddVBand="0" w:evenVBand="0" w:oddHBand="0" w:evenHBand="0" w:firstRowFirstColumn="0" w:firstRowLastColumn="0" w:lastRowFirstColumn="0" w:lastRowLastColumn="0"/>
               <w:rPr>
                 <w:rFonts w:asciiTheme="minorHAnsi" w:hAnsiTheme="minorHAnsi" w:cstheme="minorHAnsi"/>
                 <w:sz w:val="20"/>
@@ -26414,7 +27411,7 @@
           </w:p>
           <w:p>
             <w:pPr>
-              <w:cnfStyle w:val="000000100000" w:firstRow="0" w:lastRow="0" w:firstColumn="0" w:lastColumn="0" w:oddVBand="0" w:evenVBand="0" w:oddHBand="1" w:evenHBand="0" w:firstRowFirstColumn="0" w:firstRowLastColumn="0" w:lastRowFirstColumn="0" w:lastRowLastColumn="0"/>
+              <w:cnfStyle w:val="000000000000" w:firstRow="0" w:lastRow="0" w:firstColumn="0" w:lastColumn="0" w:oddVBand="0" w:evenVBand="0" w:oddHBand="0" w:evenHBand="0" w:firstRowFirstColumn="0" w:firstRowLastColumn="0" w:lastRowFirstColumn="0" w:lastRowLastColumn="0"/>
               <w:rPr>
                 <w:rFonts w:asciiTheme="minorHAnsi" w:hAnsiTheme="minorHAnsi" w:cstheme="minorHAnsi"/>
                 <w:sz w:val="20"/>
@@ -26438,12 +27435,12 @@
                 <w:szCs w:val="20"/>
                 <w:lang w:val="en-GB"/>
               </w:rPr>
-              <w:t>I am writing to report an exceptional situation! Code: INTRA 401</w:t>
+              <w:t>I am writing to report an exceptional situation! Code: INTRA 503</w:t>
             </w:r>
           </w:p>
           <w:p>
             <w:pPr>
-              <w:cnfStyle w:val="000000100000" w:firstRow="0" w:lastRow="0" w:firstColumn="0" w:lastColumn="0" w:oddVBand="0" w:evenVBand="0" w:oddHBand="1" w:evenHBand="0" w:firstRowFirstColumn="0" w:firstRowLastColumn="0" w:lastRowFirstColumn="0" w:lastRowLastColumn="0"/>
+              <w:cnfStyle w:val="000000000000" w:firstRow="0" w:lastRow="0" w:firstColumn="0" w:lastColumn="0" w:oddVBand="0" w:evenVBand="0" w:oddHBand="0" w:evenHBand="0" w:firstRowFirstColumn="0" w:firstRowLastColumn="0" w:lastRowFirstColumn="0" w:lastRowLastColumn="0"/>
               <w:rPr>
                 <w:rFonts w:asciiTheme="minorHAnsi" w:hAnsiTheme="minorHAnsi" w:cstheme="minorHAnsi"/>
                 <w:sz w:val="20"/>
@@ -26454,7 +27451,7 @@
           </w:p>
           <w:p>
             <w:pPr>
-              <w:cnfStyle w:val="000000100000" w:firstRow="0" w:lastRow="0" w:firstColumn="0" w:lastColumn="0" w:oddVBand="0" w:evenVBand="0" w:oddHBand="1" w:evenHBand="0" w:firstRowFirstColumn="0" w:firstRowLastColumn="0" w:lastRowFirstColumn="0" w:lastRowLastColumn="0"/>
+              <w:cnfStyle w:val="000000000000" w:firstRow="0" w:lastRow="0" w:firstColumn="0" w:lastColumn="0" w:oddVBand="0" w:evenVBand="0" w:oddHBand="0" w:evenHBand="0" w:firstRowFirstColumn="0" w:firstRowLastColumn="0" w:lastRowFirstColumn="0" w:lastRowLastColumn="0"/>
               <w:rPr>
                 <w:rFonts w:asciiTheme="minorHAnsi" w:hAnsiTheme="minorHAnsi" w:cstheme="minorHAnsi"/>
                 <w:sz w:val="20"/>
@@ -26469,12 +27466,12 @@
                 <w:szCs w:val="20"/>
                 <w:lang w:val="en-GB"/>
               </w:rPr>
-              <w:t>After several tries, I was unable to get the access token from the Intra server. From the experience, it has been probably caused by a faulty or expired SECRET token. Another possible reason is that they changed the Intra server response layout and I cannot see the access token, because now it is located somewhere else.</w:t>
+              <w:t>After several retries, I was unable to connect to the Intra server. Since you see this message, the problem is probably not with the Wi-Fi connection, but on the Intra server's side. Likely, you can hardly do anything but wait. I cannot inform students about exams, so if there is one today, you probably should notify them yourself.</w:t>
             </w:r>
           </w:p>
           <w:p>
             <w:pPr>
-              <w:cnfStyle w:val="000000100000" w:firstRow="0" w:lastRow="0" w:firstColumn="0" w:lastColumn="0" w:oddVBand="0" w:evenVBand="0" w:oddHBand="1" w:evenHBand="0" w:firstRowFirstColumn="0" w:firstRowLastColumn="0" w:lastRowFirstColumn="0" w:lastRowLastColumn="0"/>
+              <w:cnfStyle w:val="000000000000" w:firstRow="0" w:lastRow="0" w:firstColumn="0" w:lastColumn="0" w:oddVBand="0" w:evenVBand="0" w:oddHBand="0" w:evenHBand="0" w:firstRowFirstColumn="0" w:firstRowLastColumn="0" w:lastRowFirstColumn="0" w:lastRowLastColumn="0"/>
               <w:rPr>
                 <w:rFonts w:asciiTheme="minorHAnsi" w:hAnsiTheme="minorHAnsi" w:cstheme="minorHAnsi"/>
                 <w:sz w:val="20"/>
@@ -26485,7 +27482,7 @@
           </w:p>
           <w:p>
             <w:pPr>
-              <w:cnfStyle w:val="000000100000" w:firstRow="0" w:lastRow="0" w:firstColumn="0" w:lastColumn="0" w:oddVBand="0" w:evenVBand="0" w:oddHBand="1" w:evenHBand="0" w:firstRowFirstColumn="0" w:firstRowLastColumn="0" w:lastRowFirstColumn="0" w:lastRowLastColumn="0"/>
+              <w:cnfStyle w:val="000000000000" w:firstRow="0" w:lastRow="0" w:firstColumn="0" w:lastColumn="0" w:oddVBand="0" w:evenVBand="0" w:oddHBand="0" w:evenHBand="0" w:firstRowFirstColumn="0" w:firstRowLastColumn="0" w:lastRowFirstColumn="0" w:lastRowLastColumn="0"/>
               <w:rPr>
                 <w:rFonts w:asciiTheme="minorHAnsi" w:hAnsiTheme="minorHAnsi" w:cstheme="minorHAnsi"/>
                 <w:sz w:val="20"/>
@@ -26500,12 +27497,12 @@
                 <w:szCs w:val="20"/>
                 <w:lang w:val="en-GB"/>
               </w:rPr>
-              <w:t>Anyhow, now I cannot inform students about exams, so if there is one today, you probably should notify them yourself. I will try to get the access token in a few hours. If you do not get this message again, it means that I was successful.</w:t>
+              <w:t>I will try to connect to Intra in a few hours. If you do not get this message again, it means that I was successful.</w:t>
             </w:r>
           </w:p>
           <w:p>
             <w:pPr>
-              <w:cnfStyle w:val="000000100000" w:firstRow="0" w:lastRow="0" w:firstColumn="0" w:lastColumn="0" w:oddVBand="0" w:evenVBand="0" w:oddHBand="1" w:evenHBand="0" w:firstRowFirstColumn="0" w:firstRowLastColumn="0" w:lastRowFirstColumn="0" w:lastRowLastColumn="0"/>
+              <w:cnfStyle w:val="000000000000" w:firstRow="0" w:lastRow="0" w:firstColumn="0" w:lastColumn="0" w:oddVBand="0" w:evenVBand="0" w:oddHBand="0" w:evenHBand="0" w:firstRowFirstColumn="0" w:firstRowLastColumn="0" w:lastRowFirstColumn="0" w:lastRowLastColumn="0"/>
               <w:rPr>
                 <w:rFonts w:asciiTheme="minorHAnsi" w:hAnsiTheme="minorHAnsi" w:cstheme="minorHAnsi"/>
                 <w:sz w:val="20"/>
@@ -26521,7 +27518,7 @@
           </w:tcPr>
           <w:p>
             <w:pPr>
-              <w:cnfStyle w:val="000000100000" w:firstRow="0" w:lastRow="0" w:firstColumn="0" w:lastColumn="0" w:oddVBand="0" w:evenVBand="0" w:oddHBand="1" w:evenHBand="0" w:firstRowFirstColumn="0" w:firstRowLastColumn="0" w:lastRowFirstColumn="0" w:lastRowLastColumn="0"/>
+              <w:cnfStyle w:val="000000000000" w:firstRow="0" w:lastRow="0" w:firstColumn="0" w:lastColumn="0" w:oddVBand="0" w:evenVBand="0" w:oddHBand="0" w:evenHBand="0" w:firstRowFirstColumn="0" w:firstRowLastColumn="0" w:lastRowFirstColumn="0" w:lastRowLastColumn="0"/>
               <w:rPr>
                 <w:rFonts w:asciiTheme="minorHAnsi" w:hAnsiTheme="minorHAnsi" w:cstheme="minorHAnsi"/>
                 <w:sz w:val="20"/>
@@ -26529,10 +27526,205 @@
                 <w:lang w:val="en-GB"/>
               </w:rPr>
             </w:pPr>
+          </w:p>
+          <w:p>
+            <w:pPr>
+              <w:cnfStyle w:val="000000000000" w:firstRow="0" w:lastRow="0" w:firstColumn="0" w:lastColumn="0" w:oddVBand="0" w:evenVBand="0" w:oddHBand="0" w:evenHBand="0" w:firstRowFirstColumn="0" w:firstRowLastColumn="0" w:lastRowFirstColumn="0" w:lastRowLastColumn="0"/>
+              <w:rPr>
+                <w:rFonts w:asciiTheme="minorHAnsi" w:hAnsiTheme="minorHAnsi" w:cstheme="minorHAnsi"/>
+                <w:sz w:val="20"/>
+                <w:szCs w:val="20"/>
+                <w:lang w:val="en-GB"/>
+              </w:rPr>
+            </w:pPr>
+            <w:r>
+              <w:rPr>
+                <w:rFonts w:asciiTheme="minorHAnsi" w:hAnsiTheme="minorHAnsi" w:cstheme="minorHAnsi"/>
+                <w:sz w:val="20"/>
+                <w:szCs w:val="20"/>
+                <w:lang w:val="en-GB"/>
+              </w:rPr>
+              <w:t>This message indicates issues with Intra server, namely that the server does not respond to the calls of the Sign.</w:t>
+            </w:r>
+          </w:p>
+          <w:p>
+            <w:pPr>
+              <w:cnfStyle w:val="000000000000" w:firstRow="0" w:lastRow="0" w:firstColumn="0" w:lastColumn="0" w:oddVBand="0" w:evenVBand="0" w:oddHBand="0" w:evenHBand="0" w:firstRowFirstColumn="0" w:firstRowLastColumn="0" w:lastRowFirstColumn="0" w:lastRowLastColumn="0"/>
+              <w:rPr>
+                <w:rFonts w:asciiTheme="minorHAnsi" w:hAnsiTheme="minorHAnsi" w:cstheme="minorHAnsi"/>
+                <w:sz w:val="20"/>
+                <w:szCs w:val="20"/>
+                <w:lang w:val="en-GB"/>
+              </w:rPr>
+            </w:pPr>
+          </w:p>
+          <w:p>
+            <w:pPr>
+              <w:cnfStyle w:val="000000000000" w:firstRow="0" w:lastRow="0" w:firstColumn="0" w:lastColumn="0" w:oddVBand="0" w:evenVBand="0" w:oddHBand="0" w:evenHBand="0" w:firstRowFirstColumn="0" w:firstRowLastColumn="0" w:lastRowFirstColumn="0" w:lastRowLastColumn="0"/>
+              <w:rPr>
+                <w:rFonts w:asciiTheme="minorHAnsi" w:hAnsiTheme="minorHAnsi" w:cstheme="minorHAnsi"/>
+                <w:sz w:val="20"/>
+                <w:szCs w:val="20"/>
+                <w:lang w:val="en-GB"/>
+              </w:rPr>
+            </w:pPr>
+            <w:r>
+              <w:rPr>
+                <w:rFonts w:asciiTheme="minorHAnsi" w:hAnsiTheme="minorHAnsi" w:cstheme="minorHAnsi"/>
+                <w:sz w:val="20"/>
+                <w:szCs w:val="20"/>
+                <w:lang w:val="en-GB"/>
+              </w:rPr>
+              <w:t>If waiting it out did not help, try</w:t>
+            </w:r>
+            <w:r>
+              <w:rPr>
+                <w:rFonts w:asciiTheme="minorHAnsi" w:hAnsiTheme="minorHAnsi" w:cstheme="minorHAnsi"/>
+                <w:sz w:val="20"/>
+                <w:szCs w:val="20"/>
+                <w:lang w:val="en-GB"/>
+              </w:rPr>
+              <w:t xml:space="preserve"> and test</w:t>
+            </w:r>
+            <w:r>
+              <w:rPr>
+                <w:rFonts w:asciiTheme="minorHAnsi" w:hAnsiTheme="minorHAnsi" w:cstheme="minorHAnsi"/>
+                <w:sz w:val="20"/>
+                <w:szCs w:val="20"/>
+                <w:lang w:val="en-GB"/>
+              </w:rPr>
+              <w:t xml:space="preserve"> </w:t>
+            </w:r>
+            <w:r>
+              <w:rPr>
+                <w:rFonts w:asciiTheme="minorHAnsi" w:hAnsiTheme="minorHAnsi" w:cstheme="minorHAnsi"/>
+                <w:sz w:val="20"/>
+                <w:szCs w:val="20"/>
+                <w:lang w:val="en-GB"/>
+              </w:rPr>
+              <w:t xml:space="preserve">obtaining exams data manually on your computer as it is described in the </w:t>
+            </w:r>
+            <w:r>
+              <w:rPr>
+                <w:rStyle w:val="TitleChar"/>
+                <w:sz w:val="20"/>
+                <w:szCs w:val="20"/>
+              </w:rPr>
+              <w:t>[h</w:t>
+            </w:r>
+            <w:r>
+              <w:rPr>
+                <w:rStyle w:val="TitleChar"/>
+                <w:sz w:val="20"/>
+                <w:szCs w:val="20"/>
+              </w:rPr>
+              <w:t>ow to get exams info from intra</w:t>
+            </w:r>
+            <w:r>
+              <w:rPr>
+                <w:rStyle w:val="TitleChar"/>
+                <w:sz w:val="20"/>
+                <w:szCs w:val="20"/>
+              </w:rPr>
+              <w:t>.]</w:t>
+            </w:r>
+            <w:r>
+              <w:rPr>
+                <w:rFonts w:asciiTheme="minorHAnsi" w:hAnsiTheme="minorHAnsi" w:cstheme="minorHAnsi"/>
+                <w:sz w:val="20"/>
+                <w:szCs w:val="20"/>
+                <w:lang w:val="en-GB"/>
+              </w:rPr>
+              <w:t xml:space="preserve"> article here in the document. If you had no issues doing so on your computer, reboot the Sign by pressing the R button on the back of the device. If nothing happens within 20 minutes, you may </w:t>
+            </w:r>
+            <w:r>
+              <w:rPr>
+                <w:rFonts w:asciiTheme="minorHAnsi" w:hAnsiTheme="minorHAnsi" w:cstheme="minorHAnsi"/>
+                <w:sz w:val="20"/>
+                <w:szCs w:val="20"/>
+                <w:lang w:val="en-GB"/>
+              </w:rPr>
+              <w:t xml:space="preserve">need to </w:t>
+            </w:r>
+            <w:r>
+              <w:rPr>
+                <w:rFonts w:asciiTheme="minorHAnsi" w:hAnsiTheme="minorHAnsi" w:cstheme="minorHAnsi"/>
+                <w:sz w:val="20"/>
+                <w:szCs w:val="20"/>
+                <w:lang w:val="en-GB"/>
+              </w:rPr>
+              <w:t>start debugging. A good place to start is connecting the Sign to a computer a</w:t>
+            </w:r>
+            <w:r>
+              <w:rPr>
+                <w:rFonts w:asciiTheme="minorHAnsi" w:hAnsiTheme="minorHAnsi" w:cstheme="minorHAnsi"/>
+                <w:sz w:val="20"/>
+                <w:szCs w:val="20"/>
+                <w:lang w:val="en-GB"/>
+              </w:rPr>
+              <w:t>nd</w:t>
+            </w:r>
+            <w:r>
+              <w:rPr>
+                <w:rFonts w:asciiTheme="minorHAnsi" w:hAnsiTheme="minorHAnsi" w:cstheme="minorHAnsi"/>
+                <w:sz w:val="20"/>
+                <w:szCs w:val="20"/>
+                <w:lang w:val="en-GB"/>
+              </w:rPr>
+              <w:t xml:space="preserve"> checking what it says </w:t>
+            </w:r>
+            <w:r>
+              <w:rPr>
+                <w:rFonts w:asciiTheme="minorHAnsi" w:hAnsiTheme="minorHAnsi" w:cstheme="minorHAnsi"/>
+                <w:sz w:val="20"/>
+                <w:szCs w:val="20"/>
+                <w:lang w:val="en-GB"/>
+              </w:rPr>
+              <w:t xml:space="preserve">in the Serial Monitor. Another place to look at is </w:t>
+            </w:r>
+            <w:r>
+              <w:rPr>
+                <w:rFonts w:asciiTheme="minorHAnsi" w:hAnsiTheme="minorHAnsi" w:cstheme="minorHAnsi"/>
+                <w:sz w:val="20"/>
+                <w:szCs w:val="20"/>
+                <w:lang w:val="en-GB"/>
+              </w:rPr>
+              <w:t xml:space="preserve">the </w:t>
+            </w:r>
+            <w:r>
+              <w:rPr>
+                <w:rFonts w:asciiTheme="minorHAnsi" w:hAnsiTheme="minorHAnsi" w:cstheme="minorHAnsi"/>
+                <w:sz w:val="20"/>
+                <w:szCs w:val="20"/>
+                <w:lang w:val="en-GB"/>
+              </w:rPr>
+              <w:t>intra_connect(</w:t>
+            </w:r>
+            <w:r>
+              <w:rPr>
+                <w:rFonts w:asciiTheme="minorHAnsi" w:hAnsiTheme="minorHAnsi" w:cstheme="minorHAnsi"/>
+                <w:sz w:val="20"/>
+                <w:szCs w:val="20"/>
+                <w:lang w:val="en-GB"/>
+              </w:rPr>
+              <w:t>) function.</w:t>
+            </w:r>
+            <w:r>
+              <w:rPr>
+                <w:rFonts w:asciiTheme="minorHAnsi" w:hAnsiTheme="minorHAnsi" w:cstheme="minorHAnsi"/>
+                <w:sz w:val="20"/>
+                <w:szCs w:val="20"/>
+                <w:lang w:val="en-GB"/>
+              </w:rPr>
+              <w:br/>
+            </w:r>
           </w:p>
         </w:tc>
       </w:tr>
       <w:tr>
+        <w:trPr>
+          <w:cnfStyle w:val="000000100000" w:firstRow="0" w:lastRow="0" w:firstColumn="0" w:lastColumn="0" w:oddVBand="0" w:evenVBand="0" w:oddHBand="1" w:evenHBand="0" w:firstRowFirstColumn="0" w:firstRowLastColumn="0" w:lastRowFirstColumn="0" w:lastRowLastColumn="0"/>
+        </w:trPr>
         <w:tc>
           <w:tcPr>
             <w:cnfStyle w:val="001000000000" w:firstRow="0" w:lastRow="0" w:firstColumn="1" w:lastColumn="0" w:oddVBand="0" w:evenVBand="0" w:oddHBand="0" w:evenHBand="0" w:firstRowFirstColumn="0" w:firstRowLastColumn="0" w:lastRowFirstColumn="0" w:lastRowLastColumn="0"/>
@@ -26569,10 +27761,10 @@
                 <w:lang w:val="en-GB"/>
               </w:rPr>
               <w:drawing>
-                <wp:inline distT="0" distB="0" distL="0" distR="0" wp14:anchorId="0D972714" wp14:editId="194FE3F0">
+                <wp:inline distT="0" distB="0" distL="0" distR="0" wp14:anchorId="41EB52A2" wp14:editId="28E82603">
                   <wp:extent cx="1800000" cy="1080000"/>
                   <wp:effectExtent l="12700" t="12700" r="16510" b="12700"/>
-                  <wp:docPr id="2081221530" name="Obrázek 6"/>
+                  <wp:docPr id="1580688865" name="Obrázek 6"/>
                   <wp:cNvGraphicFramePr>
                     <a:graphicFrameLocks xmlns:a="http://schemas.openxmlformats.org/drawingml/2006/main" noChangeAspect="1"/>
                   </wp:cNvGraphicFramePr>
@@ -26584,7 +27776,7 @@
                           <pic:cNvPicPr/>
                         </pic:nvPicPr>
                         <pic:blipFill>
-                          <a:blip r:embed="rId19" cstate="print">
+                          <a:blip r:embed="rId20" cstate="print">
                             <a:extLst>
                               <a:ext uri="{28A0092B-C50C-407E-A947-70E740481C1C}">
                                 <a14:useLocalDpi xmlns:a14="http://schemas.microsoft.com/office/drawing/2010/main" val="0"/>
@@ -26636,6 +27828,239 @@
           </w:tcPr>
           <w:p>
             <w:pPr>
+              <w:cnfStyle w:val="000000100000" w:firstRow="0" w:lastRow="0" w:firstColumn="0" w:lastColumn="0" w:oddVBand="0" w:evenVBand="0" w:oddHBand="1" w:evenHBand="0" w:firstRowFirstColumn="0" w:firstRowLastColumn="0" w:lastRowFirstColumn="0" w:lastRowLastColumn="0"/>
+              <w:rPr>
+                <w:rFonts w:asciiTheme="minorHAnsi" w:hAnsiTheme="minorHAnsi" w:cstheme="minorHAnsi"/>
+                <w:sz w:val="20"/>
+                <w:szCs w:val="20"/>
+                <w:lang w:val="en-GB"/>
+              </w:rPr>
+            </w:pPr>
+          </w:p>
+          <w:p>
+            <w:pPr>
+              <w:cnfStyle w:val="000000100000" w:firstRow="0" w:lastRow="0" w:firstColumn="0" w:lastColumn="0" w:oddVBand="0" w:evenVBand="0" w:oddHBand="1" w:evenHBand="0" w:firstRowFirstColumn="0" w:firstRowLastColumn="0" w:lastRowFirstColumn="0" w:lastRowLastColumn="0"/>
+              <w:rPr>
+                <w:rFonts w:asciiTheme="minorHAnsi" w:hAnsiTheme="minorHAnsi" w:cstheme="minorHAnsi"/>
+                <w:sz w:val="20"/>
+                <w:szCs w:val="20"/>
+                <w:lang w:val="en-GB"/>
+              </w:rPr>
+            </w:pPr>
+            <w:r>
+              <w:rPr>
+                <w:rFonts w:asciiTheme="minorHAnsi" w:hAnsiTheme="minorHAnsi" w:cstheme="minorHAnsi"/>
+                <w:sz w:val="20"/>
+                <w:szCs w:val="20"/>
+                <w:lang w:val="en-GB"/>
+              </w:rPr>
+              <w:t xml:space="preserve">Dear User, </w:t>
+            </w:r>
+            <w:r>
+              <w:rPr>
+                <w:rFonts w:asciiTheme="minorHAnsi" w:hAnsiTheme="minorHAnsi" w:cstheme="minorHAnsi"/>
+                <w:sz w:val="20"/>
+                <w:szCs w:val="20"/>
+                <w:lang w:val="en-GB"/>
+              </w:rPr>
+              <w:t>I am writing to report an exceptional situation! Code: INTRA 401</w:t>
+            </w:r>
+          </w:p>
+          <w:p>
+            <w:pPr>
+              <w:cnfStyle w:val="000000100000" w:firstRow="0" w:lastRow="0" w:firstColumn="0" w:lastColumn="0" w:oddVBand="0" w:evenVBand="0" w:oddHBand="1" w:evenHBand="0" w:firstRowFirstColumn="0" w:firstRowLastColumn="0" w:lastRowFirstColumn="0" w:lastRowLastColumn="0"/>
+              <w:rPr>
+                <w:rFonts w:asciiTheme="minorHAnsi" w:hAnsiTheme="minorHAnsi" w:cstheme="minorHAnsi"/>
+                <w:sz w:val="20"/>
+                <w:szCs w:val="20"/>
+                <w:lang w:val="en-GB"/>
+              </w:rPr>
+            </w:pPr>
+          </w:p>
+          <w:p>
+            <w:pPr>
+              <w:cnfStyle w:val="000000100000" w:firstRow="0" w:lastRow="0" w:firstColumn="0" w:lastColumn="0" w:oddVBand="0" w:evenVBand="0" w:oddHBand="1" w:evenHBand="0" w:firstRowFirstColumn="0" w:firstRowLastColumn="0" w:lastRowFirstColumn="0" w:lastRowLastColumn="0"/>
+              <w:rPr>
+                <w:rFonts w:asciiTheme="minorHAnsi" w:hAnsiTheme="minorHAnsi" w:cstheme="minorHAnsi"/>
+                <w:sz w:val="20"/>
+                <w:szCs w:val="20"/>
+                <w:lang w:val="en-GB"/>
+              </w:rPr>
+            </w:pPr>
+            <w:r>
+              <w:rPr>
+                <w:rFonts w:asciiTheme="minorHAnsi" w:hAnsiTheme="minorHAnsi" w:cstheme="minorHAnsi"/>
+                <w:sz w:val="20"/>
+                <w:szCs w:val="20"/>
+                <w:lang w:val="en-GB"/>
+              </w:rPr>
+              <w:t>After several tries, I was unable to get the access token from the Intra server. From the experience, it has been probably caused by a faulty or expired SECRET token. Another possible reason is that they changed the Intra server response layout and I cannot see the access token, because now it is located somewhere else.</w:t>
+            </w:r>
+          </w:p>
+          <w:p>
+            <w:pPr>
+              <w:cnfStyle w:val="000000100000" w:firstRow="0" w:lastRow="0" w:firstColumn="0" w:lastColumn="0" w:oddVBand="0" w:evenVBand="0" w:oddHBand="1" w:evenHBand="0" w:firstRowFirstColumn="0" w:firstRowLastColumn="0" w:lastRowFirstColumn="0" w:lastRowLastColumn="0"/>
+              <w:rPr>
+                <w:rFonts w:asciiTheme="minorHAnsi" w:hAnsiTheme="minorHAnsi" w:cstheme="minorHAnsi"/>
+                <w:sz w:val="20"/>
+                <w:szCs w:val="20"/>
+                <w:lang w:val="en-GB"/>
+              </w:rPr>
+            </w:pPr>
+          </w:p>
+          <w:p>
+            <w:pPr>
+              <w:cnfStyle w:val="000000100000" w:firstRow="0" w:lastRow="0" w:firstColumn="0" w:lastColumn="0" w:oddVBand="0" w:evenVBand="0" w:oddHBand="1" w:evenHBand="0" w:firstRowFirstColumn="0" w:firstRowLastColumn="0" w:lastRowFirstColumn="0" w:lastRowLastColumn="0"/>
+              <w:rPr>
+                <w:rFonts w:asciiTheme="minorHAnsi" w:hAnsiTheme="minorHAnsi" w:cstheme="minorHAnsi"/>
+                <w:sz w:val="20"/>
+                <w:szCs w:val="20"/>
+                <w:lang w:val="en-GB"/>
+              </w:rPr>
+            </w:pPr>
+            <w:r>
+              <w:rPr>
+                <w:rFonts w:asciiTheme="minorHAnsi" w:hAnsiTheme="minorHAnsi" w:cstheme="minorHAnsi"/>
+                <w:sz w:val="20"/>
+                <w:szCs w:val="20"/>
+                <w:lang w:val="en-GB"/>
+              </w:rPr>
+              <w:t>Anyhow, now I cannot inform students about exams, so if there is one today, you probably should notify them yourself. I will try to get the access token in a few hours. If you do not get this message again, it means that I was successful.</w:t>
+            </w:r>
+          </w:p>
+          <w:p>
+            <w:pPr>
+              <w:cnfStyle w:val="000000100000" w:firstRow="0" w:lastRow="0" w:firstColumn="0" w:lastColumn="0" w:oddVBand="0" w:evenVBand="0" w:oddHBand="1" w:evenHBand="0" w:firstRowFirstColumn="0" w:firstRowLastColumn="0" w:lastRowFirstColumn="0" w:lastRowLastColumn="0"/>
+              <w:rPr>
+                <w:rFonts w:asciiTheme="minorHAnsi" w:hAnsiTheme="minorHAnsi" w:cstheme="minorHAnsi"/>
+                <w:sz w:val="20"/>
+                <w:szCs w:val="20"/>
+                <w:lang w:val="en-GB"/>
+              </w:rPr>
+            </w:pPr>
+          </w:p>
+        </w:tc>
+        <w:tc>
+          <w:tcPr>
+            <w:tcW w:w="3544" w:type="dxa"/>
+          </w:tcPr>
+          <w:p>
+            <w:pPr>
+              <w:cnfStyle w:val="000000100000" w:firstRow="0" w:lastRow="0" w:firstColumn="0" w:lastColumn="0" w:oddVBand="0" w:evenVBand="0" w:oddHBand="1" w:evenHBand="0" w:firstRowFirstColumn="0" w:firstRowLastColumn="0" w:lastRowFirstColumn="0" w:lastRowLastColumn="0"/>
+              <w:rPr>
+                <w:rFonts w:asciiTheme="minorHAnsi" w:hAnsiTheme="minorHAnsi" w:cstheme="minorHAnsi"/>
+                <w:sz w:val="20"/>
+                <w:szCs w:val="20"/>
+                <w:lang w:val="en-GB"/>
+              </w:rPr>
+            </w:pPr>
+          </w:p>
+        </w:tc>
+      </w:tr>
+      <w:tr>
+        <w:tc>
+          <w:tcPr>
+            <w:cnfStyle w:val="001000000000" w:firstRow="0" w:lastRow="0" w:firstColumn="1" w:lastColumn="0" w:oddVBand="0" w:evenVBand="0" w:oddHBand="0" w:evenHBand="0" w:firstRowFirstColumn="0" w:firstRowLastColumn="0" w:lastRowFirstColumn="0" w:lastRowLastColumn="0"/>
+            <w:tcW w:w="3403" w:type="dxa"/>
+            <w:vAlign w:val="center"/>
+          </w:tcPr>
+          <w:p>
+            <w:pPr>
+              <w:jc w:val="center"/>
+              <w:rPr>
+                <w:rFonts w:asciiTheme="minorHAnsi" w:hAnsiTheme="minorHAnsi" w:cstheme="minorHAnsi"/>
+                <w:sz w:val="20"/>
+                <w:szCs w:val="20"/>
+                <w:lang w:val="en-GB"/>
+              </w:rPr>
+            </w:pPr>
+          </w:p>
+          <w:p>
+            <w:pPr>
+              <w:jc w:val="center"/>
+              <w:rPr>
+                <w:rFonts w:asciiTheme="minorHAnsi" w:hAnsiTheme="minorHAnsi" w:cstheme="minorHAnsi"/>
+                <w:sz w:val="20"/>
+                <w:szCs w:val="20"/>
+                <w:lang w:val="en-GB"/>
+              </w:rPr>
+            </w:pPr>
+            <w:r>
+              <w:rPr>
+                <w:rFonts w:asciiTheme="minorHAnsi" w:hAnsiTheme="minorHAnsi" w:cstheme="minorHAnsi"/>
+                <w:noProof/>
+                <w:sz w:val="20"/>
+                <w:szCs w:val="20"/>
+                <w:lang w:val="en-GB"/>
+              </w:rPr>
+              <w:drawing>
+                <wp:inline distT="0" distB="0" distL="0" distR="0" wp14:anchorId="0D972714" wp14:editId="194FE3F0">
+                  <wp:extent cx="1800000" cy="1080000"/>
+                  <wp:effectExtent l="12700" t="12700" r="16510" b="12700"/>
+                  <wp:docPr id="2081221530" name="Obrázek 6"/>
+                  <wp:cNvGraphicFramePr>
+                    <a:graphicFrameLocks xmlns:a="http://schemas.openxmlformats.org/drawingml/2006/main" noChangeAspect="1"/>
+                  </wp:cNvGraphicFramePr>
+                  <a:graphic xmlns:a="http://schemas.openxmlformats.org/drawingml/2006/main">
+                    <a:graphicData uri="http://schemas.openxmlformats.org/drawingml/2006/picture">
+                      <pic:pic xmlns:pic="http://schemas.openxmlformats.org/drawingml/2006/picture">
+                        <pic:nvPicPr>
+                          <pic:cNvPr id="455906425" name="Obrázek 455906425"/>
+                          <pic:cNvPicPr/>
+                        </pic:nvPicPr>
+                        <pic:blipFill>
+                          <a:blip r:embed="rId20" cstate="print">
+                            <a:extLst>
+                              <a:ext uri="{28A0092B-C50C-407E-A947-70E740481C1C}">
+                                <a14:useLocalDpi xmlns:a14="http://schemas.microsoft.com/office/drawing/2010/main" val="0"/>
+                              </a:ext>
+                            </a:extLst>
+                          </a:blip>
+                          <a:stretch>
+                            <a:fillRect/>
+                          </a:stretch>
+                        </pic:blipFill>
+                        <pic:spPr>
+                          <a:xfrm>
+                            <a:off x="0" y="0"/>
+                            <a:ext cx="1800000" cy="1080000"/>
+                          </a:xfrm>
+                          <a:prstGeom prst="rect">
+                            <a:avLst/>
+                          </a:prstGeom>
+                          <a:ln>
+                            <a:solidFill>
+                              <a:schemeClr val="tx1"/>
+                            </a:solidFill>
+                          </a:ln>
+                        </pic:spPr>
+                      </pic:pic>
+                    </a:graphicData>
+                  </a:graphic>
+                </wp:inline>
+              </w:drawing>
+            </w:r>
+          </w:p>
+          <w:p>
+            <w:pPr>
+              <w:jc w:val="center"/>
+              <w:rPr>
+                <w:rFonts w:asciiTheme="minorHAnsi" w:hAnsiTheme="minorHAnsi" w:cstheme="minorHAnsi"/>
+                <w:b w:val="0"/>
+                <w:bCs w:val="0"/>
+                <w:sz w:val="20"/>
+                <w:szCs w:val="20"/>
+                <w:lang w:val="en-GB"/>
+              </w:rPr>
+            </w:pPr>
+          </w:p>
+        </w:tc>
+        <w:tc>
+          <w:tcPr>
+            <w:tcW w:w="3544" w:type="dxa"/>
+          </w:tcPr>
+          <w:p>
+            <w:pPr>
               <w:cnfStyle w:val="000000000000" w:firstRow="0" w:lastRow="0" w:firstColumn="0" w:lastColumn="0" w:oddVBand="0" w:evenVBand="0" w:oddHBand="0" w:evenHBand="0" w:firstRowFirstColumn="0" w:firstRowLastColumn="0" w:lastRowFirstColumn="0" w:lastRowLastColumn="0"/>
               <w:rPr>
                 <w:rFonts w:asciiTheme="minorHAnsi" w:hAnsiTheme="minorHAnsi" w:cstheme="minorHAnsi"/>
@@ -26820,7 +28245,7 @@
                           <pic:cNvPicPr/>
                         </pic:nvPicPr>
                         <pic:blipFill>
-                          <a:blip r:embed="rId20" cstate="print">
+                          <a:blip r:embed="rId21" cstate="print">
                             <a:extLst>
                               <a:ext uri="{28A0092B-C50C-407E-A947-70E740481C1C}">
                                 <a14:useLocalDpi xmlns:a14="http://schemas.microsoft.com/office/drawing/2010/main" val="0"/>
@@ -27236,169 +28661,6 @@
                           <pic:cNvPicPr/>
                         </pic:nvPicPr>
                         <pic:blipFill>
-                          <a:blip r:embed="rId21" cstate="print">
-                            <a:extLst>
-                              <a:ext uri="{28A0092B-C50C-407E-A947-70E740481C1C}">
-                                <a14:useLocalDpi xmlns:a14="http://schemas.microsoft.com/office/drawing/2010/main" val="0"/>
-                              </a:ext>
-                            </a:extLst>
-                          </a:blip>
-                          <a:stretch>
-                            <a:fillRect/>
-                          </a:stretch>
-                        </pic:blipFill>
-                        <pic:spPr>
-                          <a:xfrm>
-                            <a:off x="0" y="0"/>
-                            <a:ext cx="1800188" cy="1080000"/>
-                          </a:xfrm>
-                          <a:prstGeom prst="rect">
-                            <a:avLst/>
-                          </a:prstGeom>
-                          <a:ln>
-                            <a:solidFill>
-                              <a:schemeClr val="tx1"/>
-                            </a:solidFill>
-                          </a:ln>
-                        </pic:spPr>
-                      </pic:pic>
-                    </a:graphicData>
-                  </a:graphic>
-                </wp:inline>
-              </w:drawing>
-            </w:r>
-          </w:p>
-          <w:p>
-            <w:pPr>
-              <w:jc w:val="center"/>
-              <w:rPr>
-                <w:rFonts w:asciiTheme="minorHAnsi" w:hAnsiTheme="minorHAnsi" w:cstheme="minorHAnsi"/>
-                <w:sz w:val="20"/>
-                <w:szCs w:val="20"/>
-                <w:lang w:val="en-GB"/>
-              </w:rPr>
-            </w:pPr>
-          </w:p>
-        </w:tc>
-        <w:tc>
-          <w:tcPr>
-            <w:tcW w:w="3544" w:type="dxa"/>
-          </w:tcPr>
-          <w:p>
-            <w:pPr>
-              <w:cnfStyle w:val="000000000000" w:firstRow="0" w:lastRow="0" w:firstColumn="0" w:lastColumn="0" w:oddVBand="0" w:evenVBand="0" w:oddHBand="0" w:evenHBand="0" w:firstRowFirstColumn="0" w:firstRowLastColumn="0" w:lastRowFirstColumn="0" w:lastRowLastColumn="0"/>
-              <w:rPr>
-                <w:rFonts w:asciiTheme="minorHAnsi" w:hAnsiTheme="minorHAnsi" w:cstheme="minorHAnsi"/>
-                <w:sz w:val="20"/>
-                <w:szCs w:val="20"/>
-                <w:lang w:val="en-GB"/>
-              </w:rPr>
-            </w:pPr>
-          </w:p>
-          <w:p>
-            <w:pPr>
-              <w:cnfStyle w:val="000000000000" w:firstRow="0" w:lastRow="0" w:firstColumn="0" w:lastColumn="0" w:oddVBand="0" w:evenVBand="0" w:oddHBand="0" w:evenHBand="0" w:firstRowFirstColumn="0" w:firstRowLastColumn="0" w:lastRowFirstColumn="0" w:lastRowLastColumn="0"/>
-              <w:rPr>
-                <w:rFonts w:asciiTheme="minorHAnsi" w:hAnsiTheme="minorHAnsi" w:cstheme="minorHAnsi"/>
-                <w:sz w:val="20"/>
-                <w:szCs w:val="20"/>
-                <w:lang w:val="en-GB"/>
-              </w:rPr>
-            </w:pPr>
-            <w:r>
-              <w:rPr>
-                <w:rFonts w:asciiTheme="minorHAnsi" w:hAnsiTheme="minorHAnsi" w:cstheme="minorHAnsi"/>
-                <w:sz w:val="20"/>
-                <w:szCs w:val="20"/>
-                <w:lang w:val="en-GB"/>
-              </w:rPr>
-              <w:t>OTA Update port closed</w:t>
-            </w:r>
-          </w:p>
-          <w:p>
-            <w:pPr>
-              <w:cnfStyle w:val="000000000000" w:firstRow="0" w:lastRow="0" w:firstColumn="0" w:lastColumn="0" w:oddVBand="0" w:evenVBand="0" w:oddHBand="0" w:evenHBand="0" w:firstRowFirstColumn="0" w:firstRowLastColumn="0" w:lastRowFirstColumn="0" w:lastRowLastColumn="0"/>
-              <w:rPr>
-                <w:rFonts w:asciiTheme="minorHAnsi" w:hAnsiTheme="minorHAnsi" w:cstheme="minorHAnsi"/>
-                <w:sz w:val="20"/>
-                <w:szCs w:val="20"/>
-                <w:lang w:val="en-GB"/>
-              </w:rPr>
-            </w:pPr>
-          </w:p>
-        </w:tc>
-        <w:tc>
-          <w:tcPr>
-            <w:tcW w:w="3544" w:type="dxa"/>
-          </w:tcPr>
-          <w:p>
-            <w:pPr>
-              <w:cnfStyle w:val="000000000000" w:firstRow="0" w:lastRow="0" w:firstColumn="0" w:lastColumn="0" w:oddVBand="0" w:evenVBand="0" w:oddHBand="0" w:evenHBand="0" w:firstRowFirstColumn="0" w:firstRowLastColumn="0" w:lastRowFirstColumn="0" w:lastRowLastColumn="0"/>
-              <w:rPr>
-                <w:rFonts w:asciiTheme="minorHAnsi" w:hAnsiTheme="minorHAnsi" w:cstheme="minorHAnsi"/>
-                <w:sz w:val="20"/>
-                <w:szCs w:val="20"/>
-                <w:lang w:val="en-GB"/>
-              </w:rPr>
-            </w:pPr>
-          </w:p>
-        </w:tc>
-      </w:tr>
-      <w:tr>
-        <w:trPr>
-          <w:cnfStyle w:val="000000100000" w:firstRow="0" w:lastRow="0" w:firstColumn="0" w:lastColumn="0" w:oddVBand="0" w:evenVBand="0" w:oddHBand="1" w:evenHBand="0" w:firstRowFirstColumn="0" w:firstRowLastColumn="0" w:lastRowFirstColumn="0" w:lastRowLastColumn="0"/>
-        </w:trPr>
-        <w:tc>
-          <w:tcPr>
-            <w:cnfStyle w:val="001000000000" w:firstRow="0" w:lastRow="0" w:firstColumn="1" w:lastColumn="0" w:oddVBand="0" w:evenVBand="0" w:oddHBand="0" w:evenHBand="0" w:firstRowFirstColumn="0" w:firstRowLastColumn="0" w:lastRowFirstColumn="0" w:lastRowLastColumn="0"/>
-            <w:tcW w:w="3403" w:type="dxa"/>
-            <w:vAlign w:val="center"/>
-          </w:tcPr>
-          <w:p>
-            <w:pPr>
-              <w:jc w:val="center"/>
-              <w:rPr>
-                <w:rFonts w:asciiTheme="minorHAnsi" w:hAnsiTheme="minorHAnsi" w:cstheme="minorHAnsi"/>
-                <w:sz w:val="20"/>
-                <w:szCs w:val="20"/>
-                <w:lang w:val="en-GB"/>
-              </w:rPr>
-            </w:pPr>
-          </w:p>
-          <w:p>
-            <w:pPr>
-              <w:jc w:val="center"/>
-              <w:rPr>
-                <w:rFonts w:asciiTheme="minorHAnsi" w:hAnsiTheme="minorHAnsi" w:cstheme="minorHAnsi"/>
-                <w:sz w:val="20"/>
-                <w:szCs w:val="20"/>
-                <w:lang w:val="en-GB"/>
-              </w:rPr>
-            </w:pPr>
-            <w:r>
-              <w:rPr>
-                <w:rFonts w:asciiTheme="minorHAnsi" w:hAnsiTheme="minorHAnsi" w:cstheme="minorHAnsi"/>
-                <w:noProof/>
-                <w:sz w:val="20"/>
-                <w:szCs w:val="20"/>
-                <w:lang w:val="en-GB"/>
-              </w:rPr>
-              <w:drawing>
-                <wp:inline distT="0" distB="0" distL="0" distR="0" wp14:anchorId="26300276" wp14:editId="64E8AD77">
-                  <wp:extent cx="1800188" cy="1080000"/>
-                  <wp:effectExtent l="12700" t="12700" r="16510" b="12700"/>
-                  <wp:docPr id="1605536230" name="Obrázek 8"/>
-                  <wp:cNvGraphicFramePr>
-                    <a:graphicFrameLocks xmlns:a="http://schemas.openxmlformats.org/drawingml/2006/main" noChangeAspect="1"/>
-                  </wp:cNvGraphicFramePr>
-                  <a:graphic xmlns:a="http://schemas.openxmlformats.org/drawingml/2006/main">
-                    <a:graphicData uri="http://schemas.openxmlformats.org/drawingml/2006/picture">
-                      <pic:pic xmlns:pic="http://schemas.openxmlformats.org/drawingml/2006/picture">
-                        <pic:nvPicPr>
-                          <pic:cNvPr id="1605536230" name="Obrázek 1605536230"/>
-                          <pic:cNvPicPr/>
-                        </pic:nvPicPr>
-                        <pic:blipFill>
                           <a:blip r:embed="rId22" cstate="print">
                             <a:extLst>
                               <a:ext uri="{28A0092B-C50C-407E-A947-70E740481C1C}">
@@ -27436,6 +28698,169 @@
               <w:jc w:val="center"/>
               <w:rPr>
                 <w:rFonts w:asciiTheme="minorHAnsi" w:hAnsiTheme="minorHAnsi" w:cstheme="minorHAnsi"/>
+                <w:sz w:val="20"/>
+                <w:szCs w:val="20"/>
+                <w:lang w:val="en-GB"/>
+              </w:rPr>
+            </w:pPr>
+          </w:p>
+        </w:tc>
+        <w:tc>
+          <w:tcPr>
+            <w:tcW w:w="3544" w:type="dxa"/>
+          </w:tcPr>
+          <w:p>
+            <w:pPr>
+              <w:cnfStyle w:val="000000000000" w:firstRow="0" w:lastRow="0" w:firstColumn="0" w:lastColumn="0" w:oddVBand="0" w:evenVBand="0" w:oddHBand="0" w:evenHBand="0" w:firstRowFirstColumn="0" w:firstRowLastColumn="0" w:lastRowFirstColumn="0" w:lastRowLastColumn="0"/>
+              <w:rPr>
+                <w:rFonts w:asciiTheme="minorHAnsi" w:hAnsiTheme="minorHAnsi" w:cstheme="minorHAnsi"/>
+                <w:sz w:val="20"/>
+                <w:szCs w:val="20"/>
+                <w:lang w:val="en-GB"/>
+              </w:rPr>
+            </w:pPr>
+          </w:p>
+          <w:p>
+            <w:pPr>
+              <w:cnfStyle w:val="000000000000" w:firstRow="0" w:lastRow="0" w:firstColumn="0" w:lastColumn="0" w:oddVBand="0" w:evenVBand="0" w:oddHBand="0" w:evenHBand="0" w:firstRowFirstColumn="0" w:firstRowLastColumn="0" w:lastRowFirstColumn="0" w:lastRowLastColumn="0"/>
+              <w:rPr>
+                <w:rFonts w:asciiTheme="minorHAnsi" w:hAnsiTheme="minorHAnsi" w:cstheme="minorHAnsi"/>
+                <w:sz w:val="20"/>
+                <w:szCs w:val="20"/>
+                <w:lang w:val="en-GB"/>
+              </w:rPr>
+            </w:pPr>
+            <w:r>
+              <w:rPr>
+                <w:rFonts w:asciiTheme="minorHAnsi" w:hAnsiTheme="minorHAnsi" w:cstheme="minorHAnsi"/>
+                <w:sz w:val="20"/>
+                <w:szCs w:val="20"/>
+                <w:lang w:val="en-GB"/>
+              </w:rPr>
+              <w:t>OTA Update port closed</w:t>
+            </w:r>
+          </w:p>
+          <w:p>
+            <w:pPr>
+              <w:cnfStyle w:val="000000000000" w:firstRow="0" w:lastRow="0" w:firstColumn="0" w:lastColumn="0" w:oddVBand="0" w:evenVBand="0" w:oddHBand="0" w:evenHBand="0" w:firstRowFirstColumn="0" w:firstRowLastColumn="0" w:lastRowFirstColumn="0" w:lastRowLastColumn="0"/>
+              <w:rPr>
+                <w:rFonts w:asciiTheme="minorHAnsi" w:hAnsiTheme="minorHAnsi" w:cstheme="minorHAnsi"/>
+                <w:sz w:val="20"/>
+                <w:szCs w:val="20"/>
+                <w:lang w:val="en-GB"/>
+              </w:rPr>
+            </w:pPr>
+          </w:p>
+        </w:tc>
+        <w:tc>
+          <w:tcPr>
+            <w:tcW w:w="3544" w:type="dxa"/>
+          </w:tcPr>
+          <w:p>
+            <w:pPr>
+              <w:cnfStyle w:val="000000000000" w:firstRow="0" w:lastRow="0" w:firstColumn="0" w:lastColumn="0" w:oddVBand="0" w:evenVBand="0" w:oddHBand="0" w:evenHBand="0" w:firstRowFirstColumn="0" w:firstRowLastColumn="0" w:lastRowFirstColumn="0" w:lastRowLastColumn="0"/>
+              <w:rPr>
+                <w:rFonts w:asciiTheme="minorHAnsi" w:hAnsiTheme="minorHAnsi" w:cstheme="minorHAnsi"/>
+                <w:sz w:val="20"/>
+                <w:szCs w:val="20"/>
+                <w:lang w:val="en-GB"/>
+              </w:rPr>
+            </w:pPr>
+          </w:p>
+        </w:tc>
+      </w:tr>
+      <w:tr>
+        <w:trPr>
+          <w:cnfStyle w:val="000000100000" w:firstRow="0" w:lastRow="0" w:firstColumn="0" w:lastColumn="0" w:oddVBand="0" w:evenVBand="0" w:oddHBand="1" w:evenHBand="0" w:firstRowFirstColumn="0" w:firstRowLastColumn="0" w:lastRowFirstColumn="0" w:lastRowLastColumn="0"/>
+        </w:trPr>
+        <w:tc>
+          <w:tcPr>
+            <w:cnfStyle w:val="001000000000" w:firstRow="0" w:lastRow="0" w:firstColumn="1" w:lastColumn="0" w:oddVBand="0" w:evenVBand="0" w:oddHBand="0" w:evenHBand="0" w:firstRowFirstColumn="0" w:firstRowLastColumn="0" w:lastRowFirstColumn="0" w:lastRowLastColumn="0"/>
+            <w:tcW w:w="3403" w:type="dxa"/>
+            <w:vAlign w:val="center"/>
+          </w:tcPr>
+          <w:p>
+            <w:pPr>
+              <w:jc w:val="center"/>
+              <w:rPr>
+                <w:rFonts w:asciiTheme="minorHAnsi" w:hAnsiTheme="minorHAnsi" w:cstheme="minorHAnsi"/>
+                <w:sz w:val="20"/>
+                <w:szCs w:val="20"/>
+                <w:lang w:val="en-GB"/>
+              </w:rPr>
+            </w:pPr>
+          </w:p>
+          <w:p>
+            <w:pPr>
+              <w:jc w:val="center"/>
+              <w:rPr>
+                <w:rFonts w:asciiTheme="minorHAnsi" w:hAnsiTheme="minorHAnsi" w:cstheme="minorHAnsi"/>
+                <w:sz w:val="20"/>
+                <w:szCs w:val="20"/>
+                <w:lang w:val="en-GB"/>
+              </w:rPr>
+            </w:pPr>
+            <w:r>
+              <w:rPr>
+                <w:rFonts w:asciiTheme="minorHAnsi" w:hAnsiTheme="minorHAnsi" w:cstheme="minorHAnsi"/>
+                <w:noProof/>
+                <w:sz w:val="20"/>
+                <w:szCs w:val="20"/>
+                <w:lang w:val="en-GB"/>
+              </w:rPr>
+              <w:drawing>
+                <wp:inline distT="0" distB="0" distL="0" distR="0" wp14:anchorId="26300276" wp14:editId="64E8AD77">
+                  <wp:extent cx="1800188" cy="1080000"/>
+                  <wp:effectExtent l="12700" t="12700" r="16510" b="12700"/>
+                  <wp:docPr id="1605536230" name="Obrázek 8"/>
+                  <wp:cNvGraphicFramePr>
+                    <a:graphicFrameLocks xmlns:a="http://schemas.openxmlformats.org/drawingml/2006/main" noChangeAspect="1"/>
+                  </wp:cNvGraphicFramePr>
+                  <a:graphic xmlns:a="http://schemas.openxmlformats.org/drawingml/2006/main">
+                    <a:graphicData uri="http://schemas.openxmlformats.org/drawingml/2006/picture">
+                      <pic:pic xmlns:pic="http://schemas.openxmlformats.org/drawingml/2006/picture">
+                        <pic:nvPicPr>
+                          <pic:cNvPr id="1605536230" name="Obrázek 1605536230"/>
+                          <pic:cNvPicPr/>
+                        </pic:nvPicPr>
+                        <pic:blipFill>
+                          <a:blip r:embed="rId23" cstate="print">
+                            <a:extLst>
+                              <a:ext uri="{28A0092B-C50C-407E-A947-70E740481C1C}">
+                                <a14:useLocalDpi xmlns:a14="http://schemas.microsoft.com/office/drawing/2010/main" val="0"/>
+                              </a:ext>
+                            </a:extLst>
+                          </a:blip>
+                          <a:stretch>
+                            <a:fillRect/>
+                          </a:stretch>
+                        </pic:blipFill>
+                        <pic:spPr>
+                          <a:xfrm>
+                            <a:off x="0" y="0"/>
+                            <a:ext cx="1800188" cy="1080000"/>
+                          </a:xfrm>
+                          <a:prstGeom prst="rect">
+                            <a:avLst/>
+                          </a:prstGeom>
+                          <a:ln>
+                            <a:solidFill>
+                              <a:schemeClr val="tx1"/>
+                            </a:solidFill>
+                          </a:ln>
+                        </pic:spPr>
+                      </pic:pic>
+                    </a:graphicData>
+                  </a:graphic>
+                </wp:inline>
+              </w:drawing>
+            </w:r>
+          </w:p>
+          <w:p>
+            <w:pPr>
+              <w:jc w:val="center"/>
+              <w:rPr>
+                <w:rFonts w:asciiTheme="minorHAnsi" w:hAnsiTheme="minorHAnsi" w:cstheme="minorHAnsi"/>
                 <w:b w:val="0"/>
                 <w:bCs w:val="0"/>
                 <w:sz w:val="20"/>
@@ -27550,7 +28975,7 @@
                           <pic:cNvPicPr/>
                         </pic:nvPicPr>
                         <pic:blipFill>
-                          <a:blip r:embed="rId21" cstate="print">
+                          <a:blip r:embed="rId22" cstate="print">
                             <a:extLst>
                               <a:ext uri="{28A0092B-C50C-407E-A947-70E740481C1C}">
                                 <a14:useLocalDpi xmlns:a14="http://schemas.microsoft.com/office/drawing/2010/main" val="0"/>
@@ -27899,7 +29324,7 @@
                           <pic:cNvPicPr/>
                         </pic:nvPicPr>
                         <pic:blipFill>
-                          <a:blip r:embed="rId21" cstate="print">
+                          <a:blip r:embed="rId22" cstate="print">
                             <a:extLst>
                               <a:ext uri="{28A0092B-C50C-407E-A947-70E740481C1C}">
                                 <a14:useLocalDpi xmlns:a14="http://schemas.microsoft.com/office/drawing/2010/main" val="0"/>
@@ -33835,7 +35260,7 @@
           <w:szCs w:val="22"/>
         </w:rPr>
       </w:pPr>
-      <w:hyperlink r:id="rId23" w:history="1">
+      <w:hyperlink r:id="rId24" w:history="1">
         <w:r>
           <w:rPr>
             <w:rStyle w:val="Hypertextovodkaz"/>
@@ -33894,7 +35319,7 @@
           <w:szCs w:val="22"/>
         </w:rPr>
       </w:pPr>
-      <w:hyperlink r:id="rId24" w:history="1">
+      <w:hyperlink r:id="rId25" w:history="1">
         <w:r>
           <w:rPr>
             <w:rStyle w:val="Hypertextovodkaz"/>
@@ -33960,7 +35385,7 @@
           <w:szCs w:val="22"/>
         </w:rPr>
       </w:pPr>
-      <w:hyperlink r:id="rId25" w:history="1">
+      <w:hyperlink r:id="rId26" w:history="1">
         <w:r>
           <w:rPr>
             <w:rFonts w:asciiTheme="minorHAnsi" w:hAnsiTheme="minorHAnsi" w:cstheme="minorHAnsi"/>
@@ -34026,7 +35451,7 @@
           <w:szCs w:val="22"/>
         </w:rPr>
       </w:pPr>
-      <w:hyperlink r:id="rId26" w:history="1">
+      <w:hyperlink r:id="rId27" w:history="1">
         <w:r>
           <w:rPr>
             <w:rFonts w:asciiTheme="minorHAnsi" w:hAnsiTheme="minorHAnsi" w:cstheme="minorHAnsi"/>
@@ -34087,7 +35512,7 @@
         </w:rPr>
         <w:t xml:space="preserve"> </w:t>
       </w:r>
-      <w:hyperlink r:id="rId27" w:history="1">
+      <w:hyperlink r:id="rId28" w:history="1">
         <w:r>
           <w:rPr>
             <w:rFonts w:asciiTheme="minorHAnsi" w:hAnsiTheme="minorHAnsi" w:cstheme="minorHAnsi"/>
@@ -34153,7 +35578,7 @@
           <w:szCs w:val="22"/>
         </w:rPr>
       </w:pPr>
-      <w:hyperlink r:id="rId28" w:history="1">
+      <w:hyperlink r:id="rId29" w:history="1">
         <w:r>
           <w:rPr>
             <w:rFonts w:asciiTheme="minorHAnsi" w:hAnsiTheme="minorHAnsi" w:cstheme="minorHAnsi"/>
@@ -34243,7 +35668,7 @@
           <w:szCs w:val="22"/>
         </w:rPr>
       </w:pPr>
-      <w:hyperlink r:id="rId29" w:history="1">
+      <w:hyperlink r:id="rId30" w:history="1">
         <w:r>
           <w:rPr>
             <w:rFonts w:asciiTheme="minorHAnsi" w:hAnsiTheme="minorHAnsi" w:cstheme="minorHAnsi"/>
@@ -34309,7 +35734,7 @@
           <w:szCs w:val="22"/>
         </w:rPr>
       </w:pPr>
-      <w:hyperlink r:id="rId30" w:history="1">
+      <w:hyperlink r:id="rId31" w:history="1">
         <w:r>
           <w:rPr>
             <w:rFonts w:asciiTheme="minorHAnsi" w:hAnsiTheme="minorHAnsi" w:cstheme="minorHAnsi"/>
@@ -34377,7 +35802,7 @@
           <w:szCs w:val="22"/>
         </w:rPr>
       </w:pPr>
-      <w:hyperlink r:id="rId31" w:history="1">
+      <w:hyperlink r:id="rId32" w:history="1">
         <w:r>
           <w:rPr>
             <w:rFonts w:asciiTheme="minorHAnsi" w:hAnsiTheme="minorHAnsi" w:cstheme="minorHAnsi"/>
@@ -34435,7 +35860,7 @@
           <w:szCs w:val="22"/>
         </w:rPr>
       </w:pPr>
-      <w:hyperlink r:id="rId32" w:history="1">
+      <w:hyperlink r:id="rId33" w:history="1">
         <w:r>
           <w:rPr>
             <w:rStyle w:val="Hypertextovodkaz"/>
@@ -34494,7 +35919,7 @@
           <w:szCs w:val="22"/>
         </w:rPr>
       </w:pPr>
-      <w:hyperlink r:id="rId33" w:history="1">
+      <w:hyperlink r:id="rId34" w:history="1">
         <w:r>
           <w:rPr>
             <w:rStyle w:val="Hypertextovodkaz"/>
@@ -34569,7 +35994,7 @@
           <w:szCs w:val="22"/>
         </w:rPr>
       </w:pPr>
-      <w:hyperlink r:id="rId34" w:history="1">
+      <w:hyperlink r:id="rId35" w:history="1">
         <w:r>
           <w:rPr>
             <w:rStyle w:val="Hypertextovodkaz"/>
@@ -34636,7 +36061,7 @@
           <w:szCs w:val="22"/>
         </w:rPr>
       </w:pPr>
-      <w:hyperlink r:id="rId35" w:history="1">
+      <w:hyperlink r:id="rId36" w:history="1">
         <w:r>
           <w:rPr>
             <w:rFonts w:asciiTheme="minorHAnsi" w:hAnsiTheme="minorHAnsi" w:cstheme="minorHAnsi"/>
@@ -34661,7 +36086,7 @@
       </w:pPr>
     </w:p>
     <w:sectPr>
-      <w:footerReference w:type="default" r:id="rId36"/>
+      <w:footerReference w:type="default" r:id="rId37"/>
       <w:pgSz w:w="12240" w:h="15840"/>
       <w:pgMar w:top="1080" w:right="1080" w:bottom="1080" w:left="1080" w:header="720" w:footer="720" w:gutter="0"/>
       <w:pgNumType w:start="0"/>
@@ -34789,7 +36214,7 @@
               <v:stroke joinstyle="miter"/>
               <v:path gradientshapeok="t" o:connecttype="rect"/>
             </v:shapetype>
-            <v:shape id="Textové pole 5" o:spid="_x0000_s1029" type="#_x0000_t202" style="position:absolute;margin-left:0;margin-top:0;width:7in;height:12.65pt;z-index:251667456;visibility:visible;mso-wrap-style:square;mso-width-percent:1000;mso-height-percent:0;mso-wrap-distance-left:9pt;mso-wrap-distance-top:0;mso-wrap-distance-right:9pt;mso-wrap-distance-bottom:0;mso-position-horizontal:center;mso-position-horizontal-relative:margin;mso-position-vertical:top;mso-position-vertical-relative:bottom-margin-area;mso-width-percent:1000;mso-height-percent:0;mso-width-relative:margin;mso-height-relative:bottom-margin-area;v-text-anchor:middle" o:gfxdata="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" filled="f" stroked="f">
+            <v:shape id="Textové pole 5" o:spid="_x0000_s1031" type="#_x0000_t202" style="position:absolute;margin-left:0;margin-top:0;width:7in;height:12.65pt;z-index:251667456;visibility:visible;mso-wrap-style:square;mso-width-percent:1000;mso-height-percent:0;mso-wrap-distance-left:9pt;mso-wrap-distance-top:0;mso-wrap-distance-right:9pt;mso-wrap-distance-bottom:0;mso-position-horizontal:center;mso-position-horizontal-relative:margin;mso-position-vertical:top;mso-position-vertical-relative:bottom-margin-area;mso-width-percent:1000;mso-height-percent:0;mso-width-relative:margin;mso-height-relative:bottom-margin-area;v-text-anchor:middle" o:gfxdata="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" filled="f" stroked="f">
               <v:textbox style="mso-fit-shape-to-text:t" inset=",0,,0">
                 <w:txbxContent>
                   <w:p>
@@ -34962,7 +36387,7 @@
         </mc:Choice>
         <mc:Fallback>
           <w:pict>
-            <v:shape w14:anchorId="22100ADD" id="Textové pole 6" o:spid="_x0000_s1030" type="#_x0000_t202" style="position:absolute;margin-left:0;margin-top:0;width:36pt;height:54pt;z-index:251668480;visibility:visible;mso-wrap-style:square;mso-width-percent:0;mso-height-percent:0;mso-left-percent:955;mso-top-percent:940;mso-wrap-distance-left:9pt;mso-wrap-distance-top:0;mso-wrap-distance-right:9pt;mso-wrap-distance-bottom:0;mso-position-horizontal-relative:margin;mso-position-vertical-relative:margin;mso-width-percent:0;mso-height-percent:0;mso-left-percent:955;mso-top-percent:940;mso-width-relative:page;mso-height-relative:page;v-text-anchor:top" o:gfxdata="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" filled="f" stroked="f">
+            <v:shape w14:anchorId="22100ADD" id="Textové pole 6" o:spid="_x0000_s1032" type="#_x0000_t202" style="position:absolute;margin-left:0;margin-top:0;width:36pt;height:54pt;z-index:251668480;visibility:visible;mso-wrap-style:square;mso-width-percent:0;mso-height-percent:0;mso-left-percent:955;mso-top-percent:940;mso-wrap-distance-left:9pt;mso-wrap-distance-top:0;mso-wrap-distance-right:9pt;mso-wrap-distance-bottom:0;mso-position-horizontal-relative:margin;mso-position-vertical-relative:margin;mso-width-percent:0;mso-height-percent:0;mso-left-percent:955;mso-top-percent:940;mso-width-relative:page;mso-height-relative:page;v-text-anchor:top" o:gfxdata="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" filled="f" stroked="f">
               <v:textbox style="layout-flow:vertical">
                 <w:txbxContent>
                   <w:p>
@@ -35682,6 +37107,92 @@
     </w:lvl>
   </w:abstractNum>
   <w:abstractNum w:abstractNumId="4" w15:restartNumberingAfterBreak="0">
+    <w:nsid w:val="074510FA"/>
+    <w:multiLevelType w:val="hybridMultilevel"/>
+    <w:tmpl w:val="32E29218"/>
+    <w:lvl w:ilvl="0" w:tplc="FFFFFFFF">
+      <w:start w:val="1"/>
+      <w:numFmt w:val="decimal"/>
+      <w:lvlText w:val="%1."/>
+      <w:lvlJc w:val="left"/>
+      <w:pPr>
+        <w:ind w:left="720" w:hanging="360"/>
+      </w:pPr>
+    </w:lvl>
+    <w:lvl w:ilvl="1" w:tplc="FFFFFFFF" w:tentative="1">
+      <w:start w:val="1"/>
+      <w:numFmt w:val="lowerLetter"/>
+      <w:lvlText w:val="%2."/>
+      <w:lvlJc w:val="left"/>
+      <w:pPr>
+        <w:ind w:left="1440" w:hanging="360"/>
+      </w:pPr>
+    </w:lvl>
+    <w:lvl w:ilvl="2" w:tplc="FFFFFFFF" w:tentative="1">
+      <w:start w:val="1"/>
+      <w:numFmt w:val="lowerRoman"/>
+      <w:lvlText w:val="%3."/>
+      <w:lvlJc w:val="right"/>
+      <w:pPr>
+        <w:ind w:left="2160" w:hanging="180"/>
+      </w:pPr>
+    </w:lvl>
+    <w:lvl w:ilvl="3" w:tplc="FFFFFFFF" w:tentative="1">
+      <w:start w:val="1"/>
+      <w:numFmt w:val="decimal"/>
+      <w:lvlText w:val="%4."/>
+      <w:lvlJc w:val="left"/>
+      <w:pPr>
+        <w:ind w:left="2880" w:hanging="360"/>
+      </w:pPr>
+    </w:lvl>
+    <w:lvl w:ilvl="4" w:tplc="FFFFFFFF" w:tentative="1">
+      <w:start w:val="1"/>
+      <w:numFmt w:val="lowerLetter"/>
+      <w:lvlText w:val="%5."/>
+      <w:lvlJc w:val="left"/>
+      <w:pPr>
+        <w:ind w:left="3600" w:hanging="360"/>
+      </w:pPr>
+    </w:lvl>
+    <w:lvl w:ilvl="5" w:tplc="FFFFFFFF" w:tentative="1">
+      <w:start w:val="1"/>
+      <w:numFmt w:val="lowerRoman"/>
+      <w:lvlText w:val="%6."/>
+      <w:lvlJc w:val="right"/>
+      <w:pPr>
+        <w:ind w:left="4320" w:hanging="180"/>
+      </w:pPr>
+    </w:lvl>
+    <w:lvl w:ilvl="6" w:tplc="FFFFFFFF" w:tentative="1">
+      <w:start w:val="1"/>
+      <w:numFmt w:val="decimal"/>
+      <w:lvlText w:val="%7."/>
+      <w:lvlJc w:val="left"/>
+      <w:pPr>
+        <w:ind w:left="5040" w:hanging="360"/>
+      </w:pPr>
+    </w:lvl>
+    <w:lvl w:ilvl="7" w:tplc="FFFFFFFF" w:tentative="1">
+      <w:start w:val="1"/>
+      <w:numFmt w:val="lowerLetter"/>
+      <w:lvlText w:val="%8."/>
+      <w:lvlJc w:val="left"/>
+      <w:pPr>
+        <w:ind w:left="5760" w:hanging="360"/>
+      </w:pPr>
+    </w:lvl>
+    <w:lvl w:ilvl="8" w:tplc="FFFFFFFF" w:tentative="1">
+      <w:start w:val="1"/>
+      <w:numFmt w:val="lowerRoman"/>
+      <w:lvlText w:val="%9."/>
+      <w:lvlJc w:val="right"/>
+      <w:pPr>
+        <w:ind w:left="6480" w:hanging="180"/>
+      </w:pPr>
+    </w:lvl>
+  </w:abstractNum>
+  <w:abstractNum w:abstractNumId="5" w15:restartNumberingAfterBreak="0">
     <w:nsid w:val="0CD622DB"/>
     <w:multiLevelType w:val="hybridMultilevel"/>
     <w:tmpl w:val="32E29218"/>
@@ -35767,7 +37278,7 @@
       </w:pPr>
     </w:lvl>
   </w:abstractNum>
-  <w:abstractNum w:abstractNumId="5" w15:restartNumberingAfterBreak="0">
+  <w:abstractNum w:abstractNumId="6" w15:restartNumberingAfterBreak="0">
     <w:nsid w:val="0EA16FA2"/>
     <w:multiLevelType w:val="multilevel"/>
     <w:tmpl w:val="B6AEB90E"/>
@@ -35916,7 +37427,7 @@
       </w:rPr>
     </w:lvl>
   </w:abstractNum>
-  <w:abstractNum w:abstractNumId="6" w15:restartNumberingAfterBreak="0">
+  <w:abstractNum w:abstractNumId="7" w15:restartNumberingAfterBreak="0">
     <w:nsid w:val="1A7D7655"/>
     <w:multiLevelType w:val="hybridMultilevel"/>
     <w:tmpl w:val="F28A489A"/>
@@ -36002,7 +37513,7 @@
       </w:pPr>
     </w:lvl>
   </w:abstractNum>
-  <w:abstractNum w:abstractNumId="7" w15:restartNumberingAfterBreak="0">
+  <w:abstractNum w:abstractNumId="8" w15:restartNumberingAfterBreak="0">
     <w:nsid w:val="24121109"/>
     <w:multiLevelType w:val="hybridMultilevel"/>
     <w:tmpl w:val="7750C39C"/>
@@ -36115,7 +37626,7 @@
       </w:rPr>
     </w:lvl>
   </w:abstractNum>
-  <w:abstractNum w:abstractNumId="8" w15:restartNumberingAfterBreak="0">
+  <w:abstractNum w:abstractNumId="9" w15:restartNumberingAfterBreak="0">
     <w:nsid w:val="28590940"/>
     <w:multiLevelType w:val="multilevel"/>
     <w:tmpl w:val="09E2899E"/>
@@ -36264,7 +37775,93 @@
       </w:rPr>
     </w:lvl>
   </w:abstractNum>
-  <w:abstractNum w:abstractNumId="9" w15:restartNumberingAfterBreak="0">
+  <w:abstractNum w:abstractNumId="10" w15:restartNumberingAfterBreak="0">
+    <w:nsid w:val="297537E8"/>
+    <w:multiLevelType w:val="hybridMultilevel"/>
+    <w:tmpl w:val="0A2EC628"/>
+    <w:lvl w:ilvl="0" w:tplc="FFFFFFFF">
+      <w:start w:val="1"/>
+      <w:numFmt w:val="decimal"/>
+      <w:lvlText w:val="%1."/>
+      <w:lvlJc w:val="left"/>
+      <w:pPr>
+        <w:ind w:left="720" w:hanging="360"/>
+      </w:pPr>
+    </w:lvl>
+    <w:lvl w:ilvl="1" w:tplc="FFFFFFFF" w:tentative="1">
+      <w:start w:val="1"/>
+      <w:numFmt w:val="lowerLetter"/>
+      <w:lvlText w:val="%2."/>
+      <w:lvlJc w:val="left"/>
+      <w:pPr>
+        <w:ind w:left="1440" w:hanging="360"/>
+      </w:pPr>
+    </w:lvl>
+    <w:lvl w:ilvl="2" w:tplc="FFFFFFFF" w:tentative="1">
+      <w:start w:val="1"/>
+      <w:numFmt w:val="lowerRoman"/>
+      <w:lvlText w:val="%3."/>
+      <w:lvlJc w:val="right"/>
+      <w:pPr>
+        <w:ind w:left="2160" w:hanging="180"/>
+      </w:pPr>
+    </w:lvl>
+    <w:lvl w:ilvl="3" w:tplc="FFFFFFFF" w:tentative="1">
+      <w:start w:val="1"/>
+      <w:numFmt w:val="decimal"/>
+      <w:lvlText w:val="%4."/>
+      <w:lvlJc w:val="left"/>
+      <w:pPr>
+        <w:ind w:left="2880" w:hanging="360"/>
+      </w:pPr>
+    </w:lvl>
+    <w:lvl w:ilvl="4" w:tplc="FFFFFFFF" w:tentative="1">
+      <w:start w:val="1"/>
+      <w:numFmt w:val="lowerLetter"/>
+      <w:lvlText w:val="%5."/>
+      <w:lvlJc w:val="left"/>
+      <w:pPr>
+        <w:ind w:left="3600" w:hanging="360"/>
+      </w:pPr>
+    </w:lvl>
+    <w:lvl w:ilvl="5" w:tplc="FFFFFFFF" w:tentative="1">
+      <w:start w:val="1"/>
+      <w:numFmt w:val="lowerRoman"/>
+      <w:lvlText w:val="%6."/>
+      <w:lvlJc w:val="right"/>
+      <w:pPr>
+        <w:ind w:left="4320" w:hanging="180"/>
+      </w:pPr>
+    </w:lvl>
+    <w:lvl w:ilvl="6" w:tplc="FFFFFFFF" w:tentative="1">
+      <w:start w:val="1"/>
+      <w:numFmt w:val="decimal"/>
+      <w:lvlText w:val="%7."/>
+      <w:lvlJc w:val="left"/>
+      <w:pPr>
+        <w:ind w:left="5040" w:hanging="360"/>
+      </w:pPr>
+    </w:lvl>
+    <w:lvl w:ilvl="7" w:tplc="FFFFFFFF" w:tentative="1">
+      <w:start w:val="1"/>
+      <w:numFmt w:val="lowerLetter"/>
+      <w:lvlText w:val="%8."/>
+      <w:lvlJc w:val="left"/>
+      <w:pPr>
+        <w:ind w:left="5760" w:hanging="360"/>
+      </w:pPr>
+    </w:lvl>
+    <w:lvl w:ilvl="8" w:tplc="FFFFFFFF" w:tentative="1">
+      <w:start w:val="1"/>
+      <w:numFmt w:val="lowerRoman"/>
+      <w:lvlText w:val="%9."/>
+      <w:lvlJc w:val="right"/>
+      <w:pPr>
+        <w:ind w:left="6480" w:hanging="180"/>
+      </w:pPr>
+    </w:lvl>
+  </w:abstractNum>
+  <w:abstractNum w:abstractNumId="11" w15:restartNumberingAfterBreak="0">
     <w:nsid w:val="2C7E29CD"/>
     <w:multiLevelType w:val="hybridMultilevel"/>
     <w:tmpl w:val="CA28062C"/>
@@ -36377,7 +37974,7 @@
       </w:rPr>
     </w:lvl>
   </w:abstractNum>
-  <w:abstractNum w:abstractNumId="10" w15:restartNumberingAfterBreak="0">
+  <w:abstractNum w:abstractNumId="12" w15:restartNumberingAfterBreak="0">
     <w:nsid w:val="2CFF69D2"/>
     <w:multiLevelType w:val="hybridMultilevel"/>
     <w:tmpl w:val="D37AA3C6"/>
@@ -36490,7 +38087,7 @@
       </w:rPr>
     </w:lvl>
   </w:abstractNum>
-  <w:abstractNum w:abstractNumId="11" w15:restartNumberingAfterBreak="0">
+  <w:abstractNum w:abstractNumId="13" w15:restartNumberingAfterBreak="0">
     <w:nsid w:val="2D06733D"/>
     <w:multiLevelType w:val="hybridMultilevel"/>
     <w:tmpl w:val="8166A1EA"/>
@@ -36603,7 +38200,7 @@
       </w:rPr>
     </w:lvl>
   </w:abstractNum>
-  <w:abstractNum w:abstractNumId="12" w15:restartNumberingAfterBreak="0">
+  <w:abstractNum w:abstractNumId="14" w15:restartNumberingAfterBreak="0">
     <w:nsid w:val="34E87150"/>
     <w:multiLevelType w:val="hybridMultilevel"/>
     <w:tmpl w:val="D74ADAF2"/>
@@ -36716,7 +38313,7 @@
       </w:rPr>
     </w:lvl>
   </w:abstractNum>
-  <w:abstractNum w:abstractNumId="13" w15:restartNumberingAfterBreak="0">
+  <w:abstractNum w:abstractNumId="15" w15:restartNumberingAfterBreak="0">
     <w:nsid w:val="3CE54F21"/>
     <w:multiLevelType w:val="multilevel"/>
     <w:tmpl w:val="BCE8C408"/>
@@ -36865,7 +38462,7 @@
       </w:rPr>
     </w:lvl>
   </w:abstractNum>
-  <w:abstractNum w:abstractNumId="14" w15:restartNumberingAfterBreak="0">
+  <w:abstractNum w:abstractNumId="16" w15:restartNumberingAfterBreak="0">
     <w:nsid w:val="41F34DFB"/>
     <w:multiLevelType w:val="hybridMultilevel"/>
     <w:tmpl w:val="A8069B38"/>
@@ -36978,180 +38575,10 @@
       </w:rPr>
     </w:lvl>
   </w:abstractNum>
-  <w:abstractNum w:abstractNumId="15" w15:restartNumberingAfterBreak="0">
+  <w:abstractNum w:abstractNumId="17" w15:restartNumberingAfterBreak="0">
     <w:nsid w:val="41FD382B"/>
     <w:multiLevelType w:val="hybridMultilevel"/>
     <w:tmpl w:val="F0FEE386"/>
-    <w:lvl w:ilvl="0" w:tplc="04050001">
-      <w:start w:val="1"/>
-      <w:numFmt w:val="bullet"/>
-      <w:lvlText w:val=""/>
-      <w:lvlJc w:val="left"/>
-      <w:pPr>
-        <w:ind w:left="720" w:hanging="360"/>
-      </w:pPr>
-      <w:rPr>
-        <w:rFonts w:ascii="Symbol" w:hAnsi="Symbol" w:hint="default"/>
-      </w:rPr>
-    </w:lvl>
-    <w:lvl w:ilvl="1" w:tplc="FFFFFFFF">
-      <w:numFmt w:val="decimal"/>
-      <w:lvlText w:val=""/>
-      <w:lvlJc w:val="left"/>
-    </w:lvl>
-    <w:lvl w:ilvl="2" w:tplc="FFFFFFFF">
-      <w:numFmt w:val="decimal"/>
-      <w:lvlText w:val=""/>
-      <w:lvlJc w:val="left"/>
-    </w:lvl>
-    <w:lvl w:ilvl="3" w:tplc="FFFFFFFF">
-      <w:numFmt w:val="decimal"/>
-      <w:lvlText w:val=""/>
-      <w:lvlJc w:val="left"/>
-    </w:lvl>
-    <w:lvl w:ilvl="4" w:tplc="FFFFFFFF">
-      <w:numFmt w:val="decimal"/>
-      <w:lvlText w:val=""/>
-      <w:lvlJc w:val="left"/>
-    </w:lvl>
-    <w:lvl w:ilvl="5" w:tplc="FFFFFFFF">
-      <w:numFmt w:val="decimal"/>
-      <w:lvlText w:val=""/>
-      <w:lvlJc w:val="left"/>
-    </w:lvl>
-    <w:lvl w:ilvl="6" w:tplc="FFFFFFFF">
-      <w:numFmt w:val="decimal"/>
-      <w:lvlText w:val=""/>
-      <w:lvlJc w:val="left"/>
-    </w:lvl>
-    <w:lvl w:ilvl="7" w:tplc="FFFFFFFF">
-      <w:numFmt w:val="decimal"/>
-      <w:lvlText w:val=""/>
-      <w:lvlJc w:val="left"/>
-    </w:lvl>
-    <w:lvl w:ilvl="8" w:tplc="FFFFFFFF">
-      <w:numFmt w:val="decimal"/>
-      <w:lvlText w:val=""/>
-      <w:lvlJc w:val="left"/>
-    </w:lvl>
-  </w:abstractNum>
-  <w:abstractNum w:abstractNumId="16" w15:restartNumberingAfterBreak="0">
-    <w:nsid w:val="4A30674C"/>
-    <w:multiLevelType w:val="hybridMultilevel"/>
-    <w:tmpl w:val="137280CC"/>
-    <w:lvl w:ilvl="0" w:tplc="04050001">
-      <w:start w:val="1"/>
-      <w:numFmt w:val="bullet"/>
-      <w:lvlText w:val=""/>
-      <w:lvlJc w:val="left"/>
-      <w:pPr>
-        <w:ind w:left="720" w:hanging="360"/>
-      </w:pPr>
-      <w:rPr>
-        <w:rFonts w:ascii="Symbol" w:hAnsi="Symbol" w:hint="default"/>
-      </w:rPr>
-    </w:lvl>
-    <w:lvl w:ilvl="1" w:tplc="04050003" w:tentative="1">
-      <w:start w:val="1"/>
-      <w:numFmt w:val="bullet"/>
-      <w:lvlText w:val="o"/>
-      <w:lvlJc w:val="left"/>
-      <w:pPr>
-        <w:ind w:left="1440" w:hanging="360"/>
-      </w:pPr>
-      <w:rPr>
-        <w:rFonts w:ascii="Courier New" w:hAnsi="Courier New" w:cs="Courier New" w:hint="default"/>
-      </w:rPr>
-    </w:lvl>
-    <w:lvl w:ilvl="2" w:tplc="04050005" w:tentative="1">
-      <w:start w:val="1"/>
-      <w:numFmt w:val="bullet"/>
-      <w:lvlText w:val=""/>
-      <w:lvlJc w:val="left"/>
-      <w:pPr>
-        <w:ind w:left="2160" w:hanging="360"/>
-      </w:pPr>
-      <w:rPr>
-        <w:rFonts w:ascii="Wingdings" w:hAnsi="Wingdings" w:hint="default"/>
-      </w:rPr>
-    </w:lvl>
-    <w:lvl w:ilvl="3" w:tplc="04050001" w:tentative="1">
-      <w:start w:val="1"/>
-      <w:numFmt w:val="bullet"/>
-      <w:lvlText w:val=""/>
-      <w:lvlJc w:val="left"/>
-      <w:pPr>
-        <w:ind w:left="2880" w:hanging="360"/>
-      </w:pPr>
-      <w:rPr>
-        <w:rFonts w:ascii="Symbol" w:hAnsi="Symbol" w:hint="default"/>
-      </w:rPr>
-    </w:lvl>
-    <w:lvl w:ilvl="4" w:tplc="04050003" w:tentative="1">
-      <w:start w:val="1"/>
-      <w:numFmt w:val="bullet"/>
-      <w:lvlText w:val="o"/>
-      <w:lvlJc w:val="left"/>
-      <w:pPr>
-        <w:ind w:left="3600" w:hanging="360"/>
-      </w:pPr>
-      <w:rPr>
-        <w:rFonts w:ascii="Courier New" w:hAnsi="Courier New" w:cs="Courier New" w:hint="default"/>
-      </w:rPr>
-    </w:lvl>
-    <w:lvl w:ilvl="5" w:tplc="04050005" w:tentative="1">
-      <w:start w:val="1"/>
-      <w:numFmt w:val="bullet"/>
-      <w:lvlText w:val=""/>
-      <w:lvlJc w:val="left"/>
-      <w:pPr>
-        <w:ind w:left="4320" w:hanging="360"/>
-      </w:pPr>
-      <w:rPr>
-        <w:rFonts w:ascii="Wingdings" w:hAnsi="Wingdings" w:hint="default"/>
-      </w:rPr>
-    </w:lvl>
-    <w:lvl w:ilvl="6" w:tplc="04050001" w:tentative="1">
-      <w:start w:val="1"/>
-      <w:numFmt w:val="bullet"/>
-      <w:lvlText w:val=""/>
-      <w:lvlJc w:val="left"/>
-      <w:pPr>
-        <w:ind w:left="5040" w:hanging="360"/>
-      </w:pPr>
-      <w:rPr>
-        <w:rFonts w:ascii="Symbol" w:hAnsi="Symbol" w:hint="default"/>
-      </w:rPr>
-    </w:lvl>
-    <w:lvl w:ilvl="7" w:tplc="04050003" w:tentative="1">
-      <w:start w:val="1"/>
-      <w:numFmt w:val="bullet"/>
-      <w:lvlText w:val="o"/>
-      <w:lvlJc w:val="left"/>
-      <w:pPr>
-        <w:ind w:left="5760" w:hanging="360"/>
-      </w:pPr>
-      <w:rPr>
-        <w:rFonts w:ascii="Courier New" w:hAnsi="Courier New" w:cs="Courier New" w:hint="default"/>
-      </w:rPr>
-    </w:lvl>
-    <w:lvl w:ilvl="8" w:tplc="04050005" w:tentative="1">
-      <w:start w:val="1"/>
-      <w:numFmt w:val="bullet"/>
-      <w:lvlText w:val=""/>
-      <w:lvlJc w:val="left"/>
-      <w:pPr>
-        <w:ind w:left="6480" w:hanging="360"/>
-      </w:pPr>
-      <w:rPr>
-        <w:rFonts w:ascii="Wingdings" w:hAnsi="Wingdings" w:hint="default"/>
-      </w:rPr>
-    </w:lvl>
-  </w:abstractNum>
-  <w:abstractNum w:abstractNumId="17" w15:restartNumberingAfterBreak="0">
-    <w:nsid w:val="4B0E0E91"/>
-    <w:multiLevelType w:val="hybridMultilevel"/>
-    <w:tmpl w:val="24A8A23E"/>
     <w:lvl w:ilvl="0" w:tplc="04050001">
       <w:start w:val="1"/>
       <w:numFmt w:val="bullet"/>
@@ -37206,18 +38633,19 @@
     </w:lvl>
   </w:abstractNum>
   <w:abstractNum w:abstractNumId="18" w15:restartNumberingAfterBreak="0">
-    <w:nsid w:val="4C4A79BB"/>
+    <w:nsid w:val="4A30674C"/>
     <w:multiLevelType w:val="hybridMultilevel"/>
-    <w:tmpl w:val="9B384550"/>
-    <w:lvl w:ilvl="0" w:tplc="2A2A068C">
+    <w:tmpl w:val="137280CC"/>
+    <w:lvl w:ilvl="0" w:tplc="04050001">
+      <w:start w:val="1"/>
       <w:numFmt w:val="bullet"/>
-      <w:lvlText w:val="-"/>
+      <w:lvlText w:val=""/>
       <w:lvlJc w:val="left"/>
       <w:pPr>
         <w:ind w:left="720" w:hanging="360"/>
       </w:pPr>
       <w:rPr>
-        <w:rFonts w:ascii="Arial" w:eastAsia="Times New Roman" w:hAnsi="Arial" w:cs="Arial" w:hint="default"/>
+        <w:rFonts w:ascii="Symbol" w:hAnsi="Symbol" w:hint="default"/>
       </w:rPr>
     </w:lvl>
     <w:lvl w:ilvl="1" w:tplc="04050003" w:tentative="1">
@@ -37318,348 +38746,9 @@
     </w:lvl>
   </w:abstractNum>
   <w:abstractNum w:abstractNumId="19" w15:restartNumberingAfterBreak="0">
-    <w:nsid w:val="4F037789"/>
+    <w:nsid w:val="4B0E0E91"/>
     <w:multiLevelType w:val="hybridMultilevel"/>
-    <w:tmpl w:val="211ECC7C"/>
-    <w:lvl w:ilvl="0" w:tplc="04050001">
-      <w:start w:val="1"/>
-      <w:numFmt w:val="bullet"/>
-      <w:lvlText w:val=""/>
-      <w:lvlJc w:val="left"/>
-      <w:pPr>
-        <w:ind w:left="720" w:hanging="360"/>
-      </w:pPr>
-      <w:rPr>
-        <w:rFonts w:ascii="Symbol" w:hAnsi="Symbol" w:hint="default"/>
-      </w:rPr>
-    </w:lvl>
-    <w:lvl w:ilvl="1" w:tplc="04050003" w:tentative="1">
-      <w:start w:val="1"/>
-      <w:numFmt w:val="bullet"/>
-      <w:lvlText w:val="o"/>
-      <w:lvlJc w:val="left"/>
-      <w:pPr>
-        <w:ind w:left="1440" w:hanging="360"/>
-      </w:pPr>
-      <w:rPr>
-        <w:rFonts w:ascii="Courier New" w:hAnsi="Courier New" w:cs="Courier New" w:hint="default"/>
-      </w:rPr>
-    </w:lvl>
-    <w:lvl w:ilvl="2" w:tplc="04050005" w:tentative="1">
-      <w:start w:val="1"/>
-      <w:numFmt w:val="bullet"/>
-      <w:lvlText w:val=""/>
-      <w:lvlJc w:val="left"/>
-      <w:pPr>
-        <w:ind w:left="2160" w:hanging="360"/>
-      </w:pPr>
-      <w:rPr>
-        <w:rFonts w:ascii="Wingdings" w:hAnsi="Wingdings" w:hint="default"/>
-      </w:rPr>
-    </w:lvl>
-    <w:lvl w:ilvl="3" w:tplc="04050001" w:tentative="1">
-      <w:start w:val="1"/>
-      <w:numFmt w:val="bullet"/>
-      <w:lvlText w:val=""/>
-      <w:lvlJc w:val="left"/>
-      <w:pPr>
-        <w:ind w:left="2880" w:hanging="360"/>
-      </w:pPr>
-      <w:rPr>
-        <w:rFonts w:ascii="Symbol" w:hAnsi="Symbol" w:hint="default"/>
-      </w:rPr>
-    </w:lvl>
-    <w:lvl w:ilvl="4" w:tplc="04050003" w:tentative="1">
-      <w:start w:val="1"/>
-      <w:numFmt w:val="bullet"/>
-      <w:lvlText w:val="o"/>
-      <w:lvlJc w:val="left"/>
-      <w:pPr>
-        <w:ind w:left="3600" w:hanging="360"/>
-      </w:pPr>
-      <w:rPr>
-        <w:rFonts w:ascii="Courier New" w:hAnsi="Courier New" w:cs="Courier New" w:hint="default"/>
-      </w:rPr>
-    </w:lvl>
-    <w:lvl w:ilvl="5" w:tplc="04050005" w:tentative="1">
-      <w:start w:val="1"/>
-      <w:numFmt w:val="bullet"/>
-      <w:lvlText w:val=""/>
-      <w:lvlJc w:val="left"/>
-      <w:pPr>
-        <w:ind w:left="4320" w:hanging="360"/>
-      </w:pPr>
-      <w:rPr>
-        <w:rFonts w:ascii="Wingdings" w:hAnsi="Wingdings" w:hint="default"/>
-      </w:rPr>
-    </w:lvl>
-    <w:lvl w:ilvl="6" w:tplc="04050001" w:tentative="1">
-      <w:start w:val="1"/>
-      <w:numFmt w:val="bullet"/>
-      <w:lvlText w:val=""/>
-      <w:lvlJc w:val="left"/>
-      <w:pPr>
-        <w:ind w:left="5040" w:hanging="360"/>
-      </w:pPr>
-      <w:rPr>
-        <w:rFonts w:ascii="Symbol" w:hAnsi="Symbol" w:hint="default"/>
-      </w:rPr>
-    </w:lvl>
-    <w:lvl w:ilvl="7" w:tplc="04050003" w:tentative="1">
-      <w:start w:val="1"/>
-      <w:numFmt w:val="bullet"/>
-      <w:lvlText w:val="o"/>
-      <w:lvlJc w:val="left"/>
-      <w:pPr>
-        <w:ind w:left="5760" w:hanging="360"/>
-      </w:pPr>
-      <w:rPr>
-        <w:rFonts w:ascii="Courier New" w:hAnsi="Courier New" w:cs="Courier New" w:hint="default"/>
-      </w:rPr>
-    </w:lvl>
-    <w:lvl w:ilvl="8" w:tplc="04050005" w:tentative="1">
-      <w:start w:val="1"/>
-      <w:numFmt w:val="bullet"/>
-      <w:lvlText w:val=""/>
-      <w:lvlJc w:val="left"/>
-      <w:pPr>
-        <w:ind w:left="6480" w:hanging="360"/>
-      </w:pPr>
-      <w:rPr>
-        <w:rFonts w:ascii="Wingdings" w:hAnsi="Wingdings" w:hint="default"/>
-      </w:rPr>
-    </w:lvl>
-  </w:abstractNum>
-  <w:abstractNum w:abstractNumId="20" w15:restartNumberingAfterBreak="0">
-    <w:nsid w:val="51450793"/>
-    <w:multiLevelType w:val="hybridMultilevel"/>
-    <w:tmpl w:val="BF384AD8"/>
-    <w:lvl w:ilvl="0" w:tplc="8D88222E">
-      <w:start w:val="11"/>
-      <w:numFmt w:val="bullet"/>
-      <w:lvlText w:val="-"/>
-      <w:lvlJc w:val="left"/>
-      <w:pPr>
-        <w:ind w:left="720" w:hanging="360"/>
-      </w:pPr>
-      <w:rPr>
-        <w:rFonts w:ascii="AppleSystemUIFont" w:eastAsiaTheme="minorEastAsia" w:hAnsi="AppleSystemUIFont" w:cs="AppleSystemUIFont" w:hint="default"/>
-      </w:rPr>
-    </w:lvl>
-    <w:lvl w:ilvl="1" w:tplc="04050003" w:tentative="1">
-      <w:start w:val="1"/>
-      <w:numFmt w:val="bullet"/>
-      <w:lvlText w:val="o"/>
-      <w:lvlJc w:val="left"/>
-      <w:pPr>
-        <w:ind w:left="1440" w:hanging="360"/>
-      </w:pPr>
-      <w:rPr>
-        <w:rFonts w:ascii="Courier New" w:hAnsi="Courier New" w:cs="Courier New" w:hint="default"/>
-      </w:rPr>
-    </w:lvl>
-    <w:lvl w:ilvl="2" w:tplc="04050005" w:tentative="1">
-      <w:start w:val="1"/>
-      <w:numFmt w:val="bullet"/>
-      <w:lvlText w:val=""/>
-      <w:lvlJc w:val="left"/>
-      <w:pPr>
-        <w:ind w:left="2160" w:hanging="360"/>
-      </w:pPr>
-      <w:rPr>
-        <w:rFonts w:ascii="Wingdings" w:hAnsi="Wingdings" w:hint="default"/>
-      </w:rPr>
-    </w:lvl>
-    <w:lvl w:ilvl="3" w:tplc="04050001" w:tentative="1">
-      <w:start w:val="1"/>
-      <w:numFmt w:val="bullet"/>
-      <w:lvlText w:val=""/>
-      <w:lvlJc w:val="left"/>
-      <w:pPr>
-        <w:ind w:left="2880" w:hanging="360"/>
-      </w:pPr>
-      <w:rPr>
-        <w:rFonts w:ascii="Symbol" w:hAnsi="Symbol" w:hint="default"/>
-      </w:rPr>
-    </w:lvl>
-    <w:lvl w:ilvl="4" w:tplc="04050003" w:tentative="1">
-      <w:start w:val="1"/>
-      <w:numFmt w:val="bullet"/>
-      <w:lvlText w:val="o"/>
-      <w:lvlJc w:val="left"/>
-      <w:pPr>
-        <w:ind w:left="3600" w:hanging="360"/>
-      </w:pPr>
-      <w:rPr>
-        <w:rFonts w:ascii="Courier New" w:hAnsi="Courier New" w:cs="Courier New" w:hint="default"/>
-      </w:rPr>
-    </w:lvl>
-    <w:lvl w:ilvl="5" w:tplc="04050005" w:tentative="1">
-      <w:start w:val="1"/>
-      <w:numFmt w:val="bullet"/>
-      <w:lvlText w:val=""/>
-      <w:lvlJc w:val="left"/>
-      <w:pPr>
-        <w:ind w:left="4320" w:hanging="360"/>
-      </w:pPr>
-      <w:rPr>
-        <w:rFonts w:ascii="Wingdings" w:hAnsi="Wingdings" w:hint="default"/>
-      </w:rPr>
-    </w:lvl>
-    <w:lvl w:ilvl="6" w:tplc="04050001" w:tentative="1">
-      <w:start w:val="1"/>
-      <w:numFmt w:val="bullet"/>
-      <w:lvlText w:val=""/>
-      <w:lvlJc w:val="left"/>
-      <w:pPr>
-        <w:ind w:left="5040" w:hanging="360"/>
-      </w:pPr>
-      <w:rPr>
-        <w:rFonts w:ascii="Symbol" w:hAnsi="Symbol" w:hint="default"/>
-      </w:rPr>
-    </w:lvl>
-    <w:lvl w:ilvl="7" w:tplc="04050003" w:tentative="1">
-      <w:start w:val="1"/>
-      <w:numFmt w:val="bullet"/>
-      <w:lvlText w:val="o"/>
-      <w:lvlJc w:val="left"/>
-      <w:pPr>
-        <w:ind w:left="5760" w:hanging="360"/>
-      </w:pPr>
-      <w:rPr>
-        <w:rFonts w:ascii="Courier New" w:hAnsi="Courier New" w:cs="Courier New" w:hint="default"/>
-      </w:rPr>
-    </w:lvl>
-    <w:lvl w:ilvl="8" w:tplc="04050005" w:tentative="1">
-      <w:start w:val="1"/>
-      <w:numFmt w:val="bullet"/>
-      <w:lvlText w:val=""/>
-      <w:lvlJc w:val="left"/>
-      <w:pPr>
-        <w:ind w:left="6480" w:hanging="360"/>
-      </w:pPr>
-      <w:rPr>
-        <w:rFonts w:ascii="Wingdings" w:hAnsi="Wingdings" w:hint="default"/>
-      </w:rPr>
-    </w:lvl>
-  </w:abstractNum>
-  <w:abstractNum w:abstractNumId="21" w15:restartNumberingAfterBreak="0">
-    <w:nsid w:val="551C5E3D"/>
-    <w:multiLevelType w:val="hybridMultilevel"/>
-    <w:tmpl w:val="EAA0B596"/>
-    <w:lvl w:ilvl="0" w:tplc="04050001">
-      <w:start w:val="1"/>
-      <w:numFmt w:val="bullet"/>
-      <w:lvlText w:val=""/>
-      <w:lvlJc w:val="left"/>
-      <w:pPr>
-        <w:ind w:left="720" w:hanging="360"/>
-      </w:pPr>
-      <w:rPr>
-        <w:rFonts w:ascii="Symbol" w:hAnsi="Symbol" w:hint="default"/>
-      </w:rPr>
-    </w:lvl>
-    <w:lvl w:ilvl="1" w:tplc="04050003" w:tentative="1">
-      <w:start w:val="1"/>
-      <w:numFmt w:val="bullet"/>
-      <w:lvlText w:val="o"/>
-      <w:lvlJc w:val="left"/>
-      <w:pPr>
-        <w:ind w:left="1440" w:hanging="360"/>
-      </w:pPr>
-      <w:rPr>
-        <w:rFonts w:ascii="Courier New" w:hAnsi="Courier New" w:cs="Courier New" w:hint="default"/>
-      </w:rPr>
-    </w:lvl>
-    <w:lvl w:ilvl="2" w:tplc="04050005" w:tentative="1">
-      <w:start w:val="1"/>
-      <w:numFmt w:val="bullet"/>
-      <w:lvlText w:val=""/>
-      <w:lvlJc w:val="left"/>
-      <w:pPr>
-        <w:ind w:left="2160" w:hanging="360"/>
-      </w:pPr>
-      <w:rPr>
-        <w:rFonts w:ascii="Wingdings" w:hAnsi="Wingdings" w:hint="default"/>
-      </w:rPr>
-    </w:lvl>
-    <w:lvl w:ilvl="3" w:tplc="04050001" w:tentative="1">
-      <w:start w:val="1"/>
-      <w:numFmt w:val="bullet"/>
-      <w:lvlText w:val=""/>
-      <w:lvlJc w:val="left"/>
-      <w:pPr>
-        <w:ind w:left="2880" w:hanging="360"/>
-      </w:pPr>
-      <w:rPr>
-        <w:rFonts w:ascii="Symbol" w:hAnsi="Symbol" w:hint="default"/>
-      </w:rPr>
-    </w:lvl>
-    <w:lvl w:ilvl="4" w:tplc="04050003" w:tentative="1">
-      <w:start w:val="1"/>
-      <w:numFmt w:val="bullet"/>
-      <w:lvlText w:val="o"/>
-      <w:lvlJc w:val="left"/>
-      <w:pPr>
-        <w:ind w:left="3600" w:hanging="360"/>
-      </w:pPr>
-      <w:rPr>
-        <w:rFonts w:ascii="Courier New" w:hAnsi="Courier New" w:cs="Courier New" w:hint="default"/>
-      </w:rPr>
-    </w:lvl>
-    <w:lvl w:ilvl="5" w:tplc="04050005" w:tentative="1">
-      <w:start w:val="1"/>
-      <w:numFmt w:val="bullet"/>
-      <w:lvlText w:val=""/>
-      <w:lvlJc w:val="left"/>
-      <w:pPr>
-        <w:ind w:left="4320" w:hanging="360"/>
-      </w:pPr>
-      <w:rPr>
-        <w:rFonts w:ascii="Wingdings" w:hAnsi="Wingdings" w:hint="default"/>
-      </w:rPr>
-    </w:lvl>
-    <w:lvl w:ilvl="6" w:tplc="04050001" w:tentative="1">
-      <w:start w:val="1"/>
-      <w:numFmt w:val="bullet"/>
-      <w:lvlText w:val=""/>
-      <w:lvlJc w:val="left"/>
-      <w:pPr>
-        <w:ind w:left="5040" w:hanging="360"/>
-      </w:pPr>
-      <w:rPr>
-        <w:rFonts w:ascii="Symbol" w:hAnsi="Symbol" w:hint="default"/>
-      </w:rPr>
-    </w:lvl>
-    <w:lvl w:ilvl="7" w:tplc="04050003" w:tentative="1">
-      <w:start w:val="1"/>
-      <w:numFmt w:val="bullet"/>
-      <w:lvlText w:val="o"/>
-      <w:lvlJc w:val="left"/>
-      <w:pPr>
-        <w:ind w:left="5760" w:hanging="360"/>
-      </w:pPr>
-      <w:rPr>
-        <w:rFonts w:ascii="Courier New" w:hAnsi="Courier New" w:cs="Courier New" w:hint="default"/>
-      </w:rPr>
-    </w:lvl>
-    <w:lvl w:ilvl="8" w:tplc="04050005" w:tentative="1">
-      <w:start w:val="1"/>
-      <w:numFmt w:val="bullet"/>
-      <w:lvlText w:val=""/>
-      <w:lvlJc w:val="left"/>
-      <w:pPr>
-        <w:ind w:left="6480" w:hanging="360"/>
-      </w:pPr>
-      <w:rPr>
-        <w:rFonts w:ascii="Wingdings" w:hAnsi="Wingdings" w:hint="default"/>
-      </w:rPr>
-    </w:lvl>
-  </w:abstractNum>
-  <w:abstractNum w:abstractNumId="22" w15:restartNumberingAfterBreak="0">
-    <w:nsid w:val="57C97CC2"/>
-    <w:multiLevelType w:val="hybridMultilevel"/>
-    <w:tmpl w:val="EC44B476"/>
+    <w:tmpl w:val="24A8A23E"/>
     <w:lvl w:ilvl="0" w:tplc="04050001">
       <w:start w:val="1"/>
       <w:numFmt w:val="bullet"/>
@@ -37713,10 +38802,122 @@
       <w:lvlJc w:val="left"/>
     </w:lvl>
   </w:abstractNum>
-  <w:abstractNum w:abstractNumId="23" w15:restartNumberingAfterBreak="0">
-    <w:nsid w:val="59CE7406"/>
+  <w:abstractNum w:abstractNumId="20" w15:restartNumberingAfterBreak="0">
+    <w:nsid w:val="4C4A79BB"/>
     <w:multiLevelType w:val="hybridMultilevel"/>
-    <w:tmpl w:val="93D282B6"/>
+    <w:tmpl w:val="9B384550"/>
+    <w:lvl w:ilvl="0" w:tplc="2A2A068C">
+      <w:numFmt w:val="bullet"/>
+      <w:lvlText w:val="-"/>
+      <w:lvlJc w:val="left"/>
+      <w:pPr>
+        <w:ind w:left="720" w:hanging="360"/>
+      </w:pPr>
+      <w:rPr>
+        <w:rFonts w:ascii="Arial" w:eastAsia="Times New Roman" w:hAnsi="Arial" w:cs="Arial" w:hint="default"/>
+      </w:rPr>
+    </w:lvl>
+    <w:lvl w:ilvl="1" w:tplc="04050003" w:tentative="1">
+      <w:start w:val="1"/>
+      <w:numFmt w:val="bullet"/>
+      <w:lvlText w:val="o"/>
+      <w:lvlJc w:val="left"/>
+      <w:pPr>
+        <w:ind w:left="1440" w:hanging="360"/>
+      </w:pPr>
+      <w:rPr>
+        <w:rFonts w:ascii="Courier New" w:hAnsi="Courier New" w:cs="Courier New" w:hint="default"/>
+      </w:rPr>
+    </w:lvl>
+    <w:lvl w:ilvl="2" w:tplc="04050005" w:tentative="1">
+      <w:start w:val="1"/>
+      <w:numFmt w:val="bullet"/>
+      <w:lvlText w:val=""/>
+      <w:lvlJc w:val="left"/>
+      <w:pPr>
+        <w:ind w:left="2160" w:hanging="360"/>
+      </w:pPr>
+      <w:rPr>
+        <w:rFonts w:ascii="Wingdings" w:hAnsi="Wingdings" w:hint="default"/>
+      </w:rPr>
+    </w:lvl>
+    <w:lvl w:ilvl="3" w:tplc="04050001" w:tentative="1">
+      <w:start w:val="1"/>
+      <w:numFmt w:val="bullet"/>
+      <w:lvlText w:val=""/>
+      <w:lvlJc w:val="left"/>
+      <w:pPr>
+        <w:ind w:left="2880" w:hanging="360"/>
+      </w:pPr>
+      <w:rPr>
+        <w:rFonts w:ascii="Symbol" w:hAnsi="Symbol" w:hint="default"/>
+      </w:rPr>
+    </w:lvl>
+    <w:lvl w:ilvl="4" w:tplc="04050003" w:tentative="1">
+      <w:start w:val="1"/>
+      <w:numFmt w:val="bullet"/>
+      <w:lvlText w:val="o"/>
+      <w:lvlJc w:val="left"/>
+      <w:pPr>
+        <w:ind w:left="3600" w:hanging="360"/>
+      </w:pPr>
+      <w:rPr>
+        <w:rFonts w:ascii="Courier New" w:hAnsi="Courier New" w:cs="Courier New" w:hint="default"/>
+      </w:rPr>
+    </w:lvl>
+    <w:lvl w:ilvl="5" w:tplc="04050005" w:tentative="1">
+      <w:start w:val="1"/>
+      <w:numFmt w:val="bullet"/>
+      <w:lvlText w:val=""/>
+      <w:lvlJc w:val="left"/>
+      <w:pPr>
+        <w:ind w:left="4320" w:hanging="360"/>
+      </w:pPr>
+      <w:rPr>
+        <w:rFonts w:ascii="Wingdings" w:hAnsi="Wingdings" w:hint="default"/>
+      </w:rPr>
+    </w:lvl>
+    <w:lvl w:ilvl="6" w:tplc="04050001" w:tentative="1">
+      <w:start w:val="1"/>
+      <w:numFmt w:val="bullet"/>
+      <w:lvlText w:val=""/>
+      <w:lvlJc w:val="left"/>
+      <w:pPr>
+        <w:ind w:left="5040" w:hanging="360"/>
+      </w:pPr>
+      <w:rPr>
+        <w:rFonts w:ascii="Symbol" w:hAnsi="Symbol" w:hint="default"/>
+      </w:rPr>
+    </w:lvl>
+    <w:lvl w:ilvl="7" w:tplc="04050003" w:tentative="1">
+      <w:start w:val="1"/>
+      <w:numFmt w:val="bullet"/>
+      <w:lvlText w:val="o"/>
+      <w:lvlJc w:val="left"/>
+      <w:pPr>
+        <w:ind w:left="5760" w:hanging="360"/>
+      </w:pPr>
+      <w:rPr>
+        <w:rFonts w:ascii="Courier New" w:hAnsi="Courier New" w:cs="Courier New" w:hint="default"/>
+      </w:rPr>
+    </w:lvl>
+    <w:lvl w:ilvl="8" w:tplc="04050005" w:tentative="1">
+      <w:start w:val="1"/>
+      <w:numFmt w:val="bullet"/>
+      <w:lvlText w:val=""/>
+      <w:lvlJc w:val="left"/>
+      <w:pPr>
+        <w:ind w:left="6480" w:hanging="360"/>
+      </w:pPr>
+      <w:rPr>
+        <w:rFonts w:ascii="Wingdings" w:hAnsi="Wingdings" w:hint="default"/>
+      </w:rPr>
+    </w:lvl>
+  </w:abstractNum>
+  <w:abstractNum w:abstractNumId="21" w15:restartNumberingAfterBreak="0">
+    <w:nsid w:val="4F037789"/>
+    <w:multiLevelType w:val="hybridMultilevel"/>
+    <w:tmpl w:val="211ECC7C"/>
     <w:lvl w:ilvl="0" w:tplc="04050001">
       <w:start w:val="1"/>
       <w:numFmt w:val="bullet"/>
@@ -37826,7 +39027,403 @@
       </w:rPr>
     </w:lvl>
   </w:abstractNum>
+  <w:abstractNum w:abstractNumId="22" w15:restartNumberingAfterBreak="0">
+    <w:nsid w:val="51450793"/>
+    <w:multiLevelType w:val="hybridMultilevel"/>
+    <w:tmpl w:val="BF384AD8"/>
+    <w:lvl w:ilvl="0" w:tplc="8D88222E">
+      <w:start w:val="11"/>
+      <w:numFmt w:val="bullet"/>
+      <w:lvlText w:val="-"/>
+      <w:lvlJc w:val="left"/>
+      <w:pPr>
+        <w:ind w:left="720" w:hanging="360"/>
+      </w:pPr>
+      <w:rPr>
+        <w:rFonts w:ascii="AppleSystemUIFont" w:eastAsiaTheme="minorEastAsia" w:hAnsi="AppleSystemUIFont" w:cs="AppleSystemUIFont" w:hint="default"/>
+      </w:rPr>
+    </w:lvl>
+    <w:lvl w:ilvl="1" w:tplc="04050003" w:tentative="1">
+      <w:start w:val="1"/>
+      <w:numFmt w:val="bullet"/>
+      <w:lvlText w:val="o"/>
+      <w:lvlJc w:val="left"/>
+      <w:pPr>
+        <w:ind w:left="1440" w:hanging="360"/>
+      </w:pPr>
+      <w:rPr>
+        <w:rFonts w:ascii="Courier New" w:hAnsi="Courier New" w:cs="Courier New" w:hint="default"/>
+      </w:rPr>
+    </w:lvl>
+    <w:lvl w:ilvl="2" w:tplc="04050005" w:tentative="1">
+      <w:start w:val="1"/>
+      <w:numFmt w:val="bullet"/>
+      <w:lvlText w:val=""/>
+      <w:lvlJc w:val="left"/>
+      <w:pPr>
+        <w:ind w:left="2160" w:hanging="360"/>
+      </w:pPr>
+      <w:rPr>
+        <w:rFonts w:ascii="Wingdings" w:hAnsi="Wingdings" w:hint="default"/>
+      </w:rPr>
+    </w:lvl>
+    <w:lvl w:ilvl="3" w:tplc="04050001" w:tentative="1">
+      <w:start w:val="1"/>
+      <w:numFmt w:val="bullet"/>
+      <w:lvlText w:val=""/>
+      <w:lvlJc w:val="left"/>
+      <w:pPr>
+        <w:ind w:left="2880" w:hanging="360"/>
+      </w:pPr>
+      <w:rPr>
+        <w:rFonts w:ascii="Symbol" w:hAnsi="Symbol" w:hint="default"/>
+      </w:rPr>
+    </w:lvl>
+    <w:lvl w:ilvl="4" w:tplc="04050003" w:tentative="1">
+      <w:start w:val="1"/>
+      <w:numFmt w:val="bullet"/>
+      <w:lvlText w:val="o"/>
+      <w:lvlJc w:val="left"/>
+      <w:pPr>
+        <w:ind w:left="3600" w:hanging="360"/>
+      </w:pPr>
+      <w:rPr>
+        <w:rFonts w:ascii="Courier New" w:hAnsi="Courier New" w:cs="Courier New" w:hint="default"/>
+      </w:rPr>
+    </w:lvl>
+    <w:lvl w:ilvl="5" w:tplc="04050005" w:tentative="1">
+      <w:start w:val="1"/>
+      <w:numFmt w:val="bullet"/>
+      <w:lvlText w:val=""/>
+      <w:lvlJc w:val="left"/>
+      <w:pPr>
+        <w:ind w:left="4320" w:hanging="360"/>
+      </w:pPr>
+      <w:rPr>
+        <w:rFonts w:ascii="Wingdings" w:hAnsi="Wingdings" w:hint="default"/>
+      </w:rPr>
+    </w:lvl>
+    <w:lvl w:ilvl="6" w:tplc="04050001" w:tentative="1">
+      <w:start w:val="1"/>
+      <w:numFmt w:val="bullet"/>
+      <w:lvlText w:val=""/>
+      <w:lvlJc w:val="left"/>
+      <w:pPr>
+        <w:ind w:left="5040" w:hanging="360"/>
+      </w:pPr>
+      <w:rPr>
+        <w:rFonts w:ascii="Symbol" w:hAnsi="Symbol" w:hint="default"/>
+      </w:rPr>
+    </w:lvl>
+    <w:lvl w:ilvl="7" w:tplc="04050003" w:tentative="1">
+      <w:start w:val="1"/>
+      <w:numFmt w:val="bullet"/>
+      <w:lvlText w:val="o"/>
+      <w:lvlJc w:val="left"/>
+      <w:pPr>
+        <w:ind w:left="5760" w:hanging="360"/>
+      </w:pPr>
+      <w:rPr>
+        <w:rFonts w:ascii="Courier New" w:hAnsi="Courier New" w:cs="Courier New" w:hint="default"/>
+      </w:rPr>
+    </w:lvl>
+    <w:lvl w:ilvl="8" w:tplc="04050005" w:tentative="1">
+      <w:start w:val="1"/>
+      <w:numFmt w:val="bullet"/>
+      <w:lvlText w:val=""/>
+      <w:lvlJc w:val="left"/>
+      <w:pPr>
+        <w:ind w:left="6480" w:hanging="360"/>
+      </w:pPr>
+      <w:rPr>
+        <w:rFonts w:ascii="Wingdings" w:hAnsi="Wingdings" w:hint="default"/>
+      </w:rPr>
+    </w:lvl>
+  </w:abstractNum>
+  <w:abstractNum w:abstractNumId="23" w15:restartNumberingAfterBreak="0">
+    <w:nsid w:val="551C5E3D"/>
+    <w:multiLevelType w:val="hybridMultilevel"/>
+    <w:tmpl w:val="EAA0B596"/>
+    <w:lvl w:ilvl="0" w:tplc="04050001">
+      <w:start w:val="1"/>
+      <w:numFmt w:val="bullet"/>
+      <w:lvlText w:val=""/>
+      <w:lvlJc w:val="left"/>
+      <w:pPr>
+        <w:ind w:left="720" w:hanging="360"/>
+      </w:pPr>
+      <w:rPr>
+        <w:rFonts w:ascii="Symbol" w:hAnsi="Symbol" w:hint="default"/>
+      </w:rPr>
+    </w:lvl>
+    <w:lvl w:ilvl="1" w:tplc="04050003" w:tentative="1">
+      <w:start w:val="1"/>
+      <w:numFmt w:val="bullet"/>
+      <w:lvlText w:val="o"/>
+      <w:lvlJc w:val="left"/>
+      <w:pPr>
+        <w:ind w:left="1440" w:hanging="360"/>
+      </w:pPr>
+      <w:rPr>
+        <w:rFonts w:ascii="Courier New" w:hAnsi="Courier New" w:cs="Courier New" w:hint="default"/>
+      </w:rPr>
+    </w:lvl>
+    <w:lvl w:ilvl="2" w:tplc="04050005" w:tentative="1">
+      <w:start w:val="1"/>
+      <w:numFmt w:val="bullet"/>
+      <w:lvlText w:val=""/>
+      <w:lvlJc w:val="left"/>
+      <w:pPr>
+        <w:ind w:left="2160" w:hanging="360"/>
+      </w:pPr>
+      <w:rPr>
+        <w:rFonts w:ascii="Wingdings" w:hAnsi="Wingdings" w:hint="default"/>
+      </w:rPr>
+    </w:lvl>
+    <w:lvl w:ilvl="3" w:tplc="04050001" w:tentative="1">
+      <w:start w:val="1"/>
+      <w:numFmt w:val="bullet"/>
+      <w:lvlText w:val=""/>
+      <w:lvlJc w:val="left"/>
+      <w:pPr>
+        <w:ind w:left="2880" w:hanging="360"/>
+      </w:pPr>
+      <w:rPr>
+        <w:rFonts w:ascii="Symbol" w:hAnsi="Symbol" w:hint="default"/>
+      </w:rPr>
+    </w:lvl>
+    <w:lvl w:ilvl="4" w:tplc="04050003" w:tentative="1">
+      <w:start w:val="1"/>
+      <w:numFmt w:val="bullet"/>
+      <w:lvlText w:val="o"/>
+      <w:lvlJc w:val="left"/>
+      <w:pPr>
+        <w:ind w:left="3600" w:hanging="360"/>
+      </w:pPr>
+      <w:rPr>
+        <w:rFonts w:ascii="Courier New" w:hAnsi="Courier New" w:cs="Courier New" w:hint="default"/>
+      </w:rPr>
+    </w:lvl>
+    <w:lvl w:ilvl="5" w:tplc="04050005" w:tentative="1">
+      <w:start w:val="1"/>
+      <w:numFmt w:val="bullet"/>
+      <w:lvlText w:val=""/>
+      <w:lvlJc w:val="left"/>
+      <w:pPr>
+        <w:ind w:left="4320" w:hanging="360"/>
+      </w:pPr>
+      <w:rPr>
+        <w:rFonts w:ascii="Wingdings" w:hAnsi="Wingdings" w:hint="default"/>
+      </w:rPr>
+    </w:lvl>
+    <w:lvl w:ilvl="6" w:tplc="04050001" w:tentative="1">
+      <w:start w:val="1"/>
+      <w:numFmt w:val="bullet"/>
+      <w:lvlText w:val=""/>
+      <w:lvlJc w:val="left"/>
+      <w:pPr>
+        <w:ind w:left="5040" w:hanging="360"/>
+      </w:pPr>
+      <w:rPr>
+        <w:rFonts w:ascii="Symbol" w:hAnsi="Symbol" w:hint="default"/>
+      </w:rPr>
+    </w:lvl>
+    <w:lvl w:ilvl="7" w:tplc="04050003" w:tentative="1">
+      <w:start w:val="1"/>
+      <w:numFmt w:val="bullet"/>
+      <w:lvlText w:val="o"/>
+      <w:lvlJc w:val="left"/>
+      <w:pPr>
+        <w:ind w:left="5760" w:hanging="360"/>
+      </w:pPr>
+      <w:rPr>
+        <w:rFonts w:ascii="Courier New" w:hAnsi="Courier New" w:cs="Courier New" w:hint="default"/>
+      </w:rPr>
+    </w:lvl>
+    <w:lvl w:ilvl="8" w:tplc="04050005" w:tentative="1">
+      <w:start w:val="1"/>
+      <w:numFmt w:val="bullet"/>
+      <w:lvlText w:val=""/>
+      <w:lvlJc w:val="left"/>
+      <w:pPr>
+        <w:ind w:left="6480" w:hanging="360"/>
+      </w:pPr>
+      <w:rPr>
+        <w:rFonts w:ascii="Wingdings" w:hAnsi="Wingdings" w:hint="default"/>
+      </w:rPr>
+    </w:lvl>
+  </w:abstractNum>
   <w:abstractNum w:abstractNumId="24" w15:restartNumberingAfterBreak="0">
+    <w:nsid w:val="57C97CC2"/>
+    <w:multiLevelType w:val="hybridMultilevel"/>
+    <w:tmpl w:val="EC44B476"/>
+    <w:lvl w:ilvl="0" w:tplc="04050001">
+      <w:start w:val="1"/>
+      <w:numFmt w:val="bullet"/>
+      <w:lvlText w:val=""/>
+      <w:lvlJc w:val="left"/>
+      <w:pPr>
+        <w:ind w:left="720" w:hanging="360"/>
+      </w:pPr>
+      <w:rPr>
+        <w:rFonts w:ascii="Symbol" w:hAnsi="Symbol" w:hint="default"/>
+      </w:rPr>
+    </w:lvl>
+    <w:lvl w:ilvl="1" w:tplc="FFFFFFFF">
+      <w:numFmt w:val="decimal"/>
+      <w:lvlText w:val=""/>
+      <w:lvlJc w:val="left"/>
+    </w:lvl>
+    <w:lvl w:ilvl="2" w:tplc="FFFFFFFF">
+      <w:numFmt w:val="decimal"/>
+      <w:lvlText w:val=""/>
+      <w:lvlJc w:val="left"/>
+    </w:lvl>
+    <w:lvl w:ilvl="3" w:tplc="FFFFFFFF">
+      <w:numFmt w:val="decimal"/>
+      <w:lvlText w:val=""/>
+      <w:lvlJc w:val="left"/>
+    </w:lvl>
+    <w:lvl w:ilvl="4" w:tplc="FFFFFFFF">
+      <w:numFmt w:val="decimal"/>
+      <w:lvlText w:val=""/>
+      <w:lvlJc w:val="left"/>
+    </w:lvl>
+    <w:lvl w:ilvl="5" w:tplc="FFFFFFFF">
+      <w:numFmt w:val="decimal"/>
+      <w:lvlText w:val=""/>
+      <w:lvlJc w:val="left"/>
+    </w:lvl>
+    <w:lvl w:ilvl="6" w:tplc="FFFFFFFF">
+      <w:numFmt w:val="decimal"/>
+      <w:lvlText w:val=""/>
+      <w:lvlJc w:val="left"/>
+    </w:lvl>
+    <w:lvl w:ilvl="7" w:tplc="FFFFFFFF">
+      <w:numFmt w:val="decimal"/>
+      <w:lvlText w:val=""/>
+      <w:lvlJc w:val="left"/>
+    </w:lvl>
+    <w:lvl w:ilvl="8" w:tplc="FFFFFFFF">
+      <w:numFmt w:val="decimal"/>
+      <w:lvlText w:val=""/>
+      <w:lvlJc w:val="left"/>
+    </w:lvl>
+  </w:abstractNum>
+  <w:abstractNum w:abstractNumId="25" w15:restartNumberingAfterBreak="0">
+    <w:nsid w:val="59CE7406"/>
+    <w:multiLevelType w:val="hybridMultilevel"/>
+    <w:tmpl w:val="93D282B6"/>
+    <w:lvl w:ilvl="0" w:tplc="04050001">
+      <w:start w:val="1"/>
+      <w:numFmt w:val="bullet"/>
+      <w:lvlText w:val=""/>
+      <w:lvlJc w:val="left"/>
+      <w:pPr>
+        <w:ind w:left="720" w:hanging="360"/>
+      </w:pPr>
+      <w:rPr>
+        <w:rFonts w:ascii="Symbol" w:hAnsi="Symbol" w:hint="default"/>
+      </w:rPr>
+    </w:lvl>
+    <w:lvl w:ilvl="1" w:tplc="04050003" w:tentative="1">
+      <w:start w:val="1"/>
+      <w:numFmt w:val="bullet"/>
+      <w:lvlText w:val="o"/>
+      <w:lvlJc w:val="left"/>
+      <w:pPr>
+        <w:ind w:left="1440" w:hanging="360"/>
+      </w:pPr>
+      <w:rPr>
+        <w:rFonts w:ascii="Courier New" w:hAnsi="Courier New" w:cs="Courier New" w:hint="default"/>
+      </w:rPr>
+    </w:lvl>
+    <w:lvl w:ilvl="2" w:tplc="04050005" w:tentative="1">
+      <w:start w:val="1"/>
+      <w:numFmt w:val="bullet"/>
+      <w:lvlText w:val=""/>
+      <w:lvlJc w:val="left"/>
+      <w:pPr>
+        <w:ind w:left="2160" w:hanging="360"/>
+      </w:pPr>
+      <w:rPr>
+        <w:rFonts w:ascii="Wingdings" w:hAnsi="Wingdings" w:hint="default"/>
+      </w:rPr>
+    </w:lvl>
+    <w:lvl w:ilvl="3" w:tplc="04050001" w:tentative="1">
+      <w:start w:val="1"/>
+      <w:numFmt w:val="bullet"/>
+      <w:lvlText w:val=""/>
+      <w:lvlJc w:val="left"/>
+      <w:pPr>
+        <w:ind w:left="2880" w:hanging="360"/>
+      </w:pPr>
+      <w:rPr>
+        <w:rFonts w:ascii="Symbol" w:hAnsi="Symbol" w:hint="default"/>
+      </w:rPr>
+    </w:lvl>
+    <w:lvl w:ilvl="4" w:tplc="04050003" w:tentative="1">
+      <w:start w:val="1"/>
+      <w:numFmt w:val="bullet"/>
+      <w:lvlText w:val="o"/>
+      <w:lvlJc w:val="left"/>
+      <w:pPr>
+        <w:ind w:left="3600" w:hanging="360"/>
+      </w:pPr>
+      <w:rPr>
+        <w:rFonts w:ascii="Courier New" w:hAnsi="Courier New" w:cs="Courier New" w:hint="default"/>
+      </w:rPr>
+    </w:lvl>
+    <w:lvl w:ilvl="5" w:tplc="04050005" w:tentative="1">
+      <w:start w:val="1"/>
+      <w:numFmt w:val="bullet"/>
+      <w:lvlText w:val=""/>
+      <w:lvlJc w:val="left"/>
+      <w:pPr>
+        <w:ind w:left="4320" w:hanging="360"/>
+      </w:pPr>
+      <w:rPr>
+        <w:rFonts w:ascii="Wingdings" w:hAnsi="Wingdings" w:hint="default"/>
+      </w:rPr>
+    </w:lvl>
+    <w:lvl w:ilvl="6" w:tplc="04050001" w:tentative="1">
+      <w:start w:val="1"/>
+      <w:numFmt w:val="bullet"/>
+      <w:lvlText w:val=""/>
+      <w:lvlJc w:val="left"/>
+      <w:pPr>
+        <w:ind w:left="5040" w:hanging="360"/>
+      </w:pPr>
+      <w:rPr>
+        <w:rFonts w:ascii="Symbol" w:hAnsi="Symbol" w:hint="default"/>
+      </w:rPr>
+    </w:lvl>
+    <w:lvl w:ilvl="7" w:tplc="04050003" w:tentative="1">
+      <w:start w:val="1"/>
+      <w:numFmt w:val="bullet"/>
+      <w:lvlText w:val="o"/>
+      <w:lvlJc w:val="left"/>
+      <w:pPr>
+        <w:ind w:left="5760" w:hanging="360"/>
+      </w:pPr>
+      <w:rPr>
+        <w:rFonts w:ascii="Courier New" w:hAnsi="Courier New" w:cs="Courier New" w:hint="default"/>
+      </w:rPr>
+    </w:lvl>
+    <w:lvl w:ilvl="8" w:tplc="04050005" w:tentative="1">
+      <w:start w:val="1"/>
+      <w:numFmt w:val="bullet"/>
+      <w:lvlText w:val=""/>
+      <w:lvlJc w:val="left"/>
+      <w:pPr>
+        <w:ind w:left="6480" w:hanging="360"/>
+      </w:pPr>
+      <w:rPr>
+        <w:rFonts w:ascii="Wingdings" w:hAnsi="Wingdings" w:hint="default"/>
+      </w:rPr>
+    </w:lvl>
+  </w:abstractNum>
+  <w:abstractNum w:abstractNumId="26" w15:restartNumberingAfterBreak="0">
     <w:nsid w:val="5A025382"/>
     <w:multiLevelType w:val="hybridMultilevel"/>
     <w:tmpl w:val="CBB2267A"/>
@@ -37912,7 +39509,7 @@
       </w:pPr>
     </w:lvl>
   </w:abstractNum>
-  <w:abstractNum w:abstractNumId="25" w15:restartNumberingAfterBreak="0">
+  <w:abstractNum w:abstractNumId="27" w15:restartNumberingAfterBreak="0">
     <w:nsid w:val="5C46207E"/>
     <w:multiLevelType w:val="multilevel"/>
     <w:tmpl w:val="C81A4712"/>
@@ -38029,7 +39626,7 @@
       </w:pPr>
     </w:lvl>
   </w:abstractNum>
-  <w:abstractNum w:abstractNumId="26" w15:restartNumberingAfterBreak="0">
+  <w:abstractNum w:abstractNumId="28" w15:restartNumberingAfterBreak="0">
     <w:nsid w:val="5CD10B6B"/>
     <w:multiLevelType w:val="hybridMultilevel"/>
     <w:tmpl w:val="8B9EBA02"/>
@@ -38142,7 +39739,7 @@
       </w:rPr>
     </w:lvl>
   </w:abstractNum>
-  <w:abstractNum w:abstractNumId="27" w15:restartNumberingAfterBreak="0">
+  <w:abstractNum w:abstractNumId="29" w15:restartNumberingAfterBreak="0">
     <w:nsid w:val="5CEC051D"/>
     <w:multiLevelType w:val="hybridMultilevel"/>
     <w:tmpl w:val="488803E6"/>
@@ -38255,7 +39852,7 @@
       </w:rPr>
     </w:lvl>
   </w:abstractNum>
-  <w:abstractNum w:abstractNumId="28" w15:restartNumberingAfterBreak="0">
+  <w:abstractNum w:abstractNumId="30" w15:restartNumberingAfterBreak="0">
     <w:nsid w:val="61233B82"/>
     <w:multiLevelType w:val="multilevel"/>
     <w:tmpl w:val="31DE78F6"/>
@@ -38404,7 +40001,7 @@
       </w:rPr>
     </w:lvl>
   </w:abstractNum>
-  <w:abstractNum w:abstractNumId="29" w15:restartNumberingAfterBreak="0">
+  <w:abstractNum w:abstractNumId="31" w15:restartNumberingAfterBreak="0">
     <w:nsid w:val="62E40816"/>
     <w:multiLevelType w:val="multilevel"/>
     <w:tmpl w:val="E8AA45C0"/>
@@ -38553,7 +40150,7 @@
       </w:rPr>
     </w:lvl>
   </w:abstractNum>
-  <w:abstractNum w:abstractNumId="30" w15:restartNumberingAfterBreak="0">
+  <w:abstractNum w:abstractNumId="32" w15:restartNumberingAfterBreak="0">
     <w:nsid w:val="66BB6FFE"/>
     <w:multiLevelType w:val="hybridMultilevel"/>
     <w:tmpl w:val="80BAD8FE"/>
@@ -38666,7 +40263,7 @@
       </w:rPr>
     </w:lvl>
   </w:abstractNum>
-  <w:abstractNum w:abstractNumId="31" w15:restartNumberingAfterBreak="0">
+  <w:abstractNum w:abstractNumId="33" w15:restartNumberingAfterBreak="0">
     <w:nsid w:val="6DA36584"/>
     <w:multiLevelType w:val="multilevel"/>
     <w:tmpl w:val="AD10EA44"/>
@@ -38815,7 +40412,93 @@
       </w:rPr>
     </w:lvl>
   </w:abstractNum>
-  <w:abstractNum w:abstractNumId="32" w15:restartNumberingAfterBreak="0">
+  <w:abstractNum w:abstractNumId="34" w15:restartNumberingAfterBreak="0">
+    <w:nsid w:val="6E6F5B9A"/>
+    <w:multiLevelType w:val="hybridMultilevel"/>
+    <w:tmpl w:val="8558E2F2"/>
+    <w:lvl w:ilvl="0" w:tplc="FFFFFFFF">
+      <w:start w:val="1"/>
+      <w:numFmt w:val="decimal"/>
+      <w:lvlText w:val="%1."/>
+      <w:lvlJc w:val="left"/>
+      <w:pPr>
+        <w:ind w:left="720" w:hanging="360"/>
+      </w:pPr>
+    </w:lvl>
+    <w:lvl w:ilvl="1" w:tplc="FFFFFFFF" w:tentative="1">
+      <w:start w:val="1"/>
+      <w:numFmt w:val="lowerLetter"/>
+      <w:lvlText w:val="%2."/>
+      <w:lvlJc w:val="left"/>
+      <w:pPr>
+        <w:ind w:left="1440" w:hanging="360"/>
+      </w:pPr>
+    </w:lvl>
+    <w:lvl w:ilvl="2" w:tplc="FFFFFFFF" w:tentative="1">
+      <w:start w:val="1"/>
+      <w:numFmt w:val="lowerRoman"/>
+      <w:lvlText w:val="%3."/>
+      <w:lvlJc w:val="right"/>
+      <w:pPr>
+        <w:ind w:left="2160" w:hanging="180"/>
+      </w:pPr>
+    </w:lvl>
+    <w:lvl w:ilvl="3" w:tplc="FFFFFFFF" w:tentative="1">
+      <w:start w:val="1"/>
+      <w:numFmt w:val="decimal"/>
+      <w:lvlText w:val="%4."/>
+      <w:lvlJc w:val="left"/>
+      <w:pPr>
+        <w:ind w:left="2880" w:hanging="360"/>
+      </w:pPr>
+    </w:lvl>
+    <w:lvl w:ilvl="4" w:tplc="FFFFFFFF" w:tentative="1">
+      <w:start w:val="1"/>
+      <w:numFmt w:val="lowerLetter"/>
+      <w:lvlText w:val="%5."/>
+      <w:lvlJc w:val="left"/>
+      <w:pPr>
+        <w:ind w:left="3600" w:hanging="360"/>
+      </w:pPr>
+    </w:lvl>
+    <w:lvl w:ilvl="5" w:tplc="FFFFFFFF" w:tentative="1">
+      <w:start w:val="1"/>
+      <w:numFmt w:val="lowerRoman"/>
+      <w:lvlText w:val="%6."/>
+      <w:lvlJc w:val="right"/>
+      <w:pPr>
+        <w:ind w:left="4320" w:hanging="180"/>
+      </w:pPr>
+    </w:lvl>
+    <w:lvl w:ilvl="6" w:tplc="FFFFFFFF" w:tentative="1">
+      <w:start w:val="1"/>
+      <w:numFmt w:val="decimal"/>
+      <w:lvlText w:val="%7."/>
+      <w:lvlJc w:val="left"/>
+      <w:pPr>
+        <w:ind w:left="5040" w:hanging="360"/>
+      </w:pPr>
+    </w:lvl>
+    <w:lvl w:ilvl="7" w:tplc="FFFFFFFF" w:tentative="1">
+      <w:start w:val="1"/>
+      <w:numFmt w:val="lowerLetter"/>
+      <w:lvlText w:val="%8."/>
+      <w:lvlJc w:val="left"/>
+      <w:pPr>
+        <w:ind w:left="5760" w:hanging="360"/>
+      </w:pPr>
+    </w:lvl>
+    <w:lvl w:ilvl="8" w:tplc="FFFFFFFF" w:tentative="1">
+      <w:start w:val="1"/>
+      <w:numFmt w:val="lowerRoman"/>
+      <w:lvlText w:val="%9."/>
+      <w:lvlJc w:val="right"/>
+      <w:pPr>
+        <w:ind w:left="6480" w:hanging="180"/>
+      </w:pPr>
+    </w:lvl>
+  </w:abstractNum>
+  <w:abstractNum w:abstractNumId="35" w15:restartNumberingAfterBreak="0">
     <w:nsid w:val="6FBA030F"/>
     <w:multiLevelType w:val="multilevel"/>
     <w:tmpl w:val="F78EC19A"/>
@@ -38964,7 +40647,7 @@
       </w:rPr>
     </w:lvl>
   </w:abstractNum>
-  <w:abstractNum w:abstractNumId="33" w15:restartNumberingAfterBreak="0">
+  <w:abstractNum w:abstractNumId="36" w15:restartNumberingAfterBreak="0">
     <w:nsid w:val="71D00C76"/>
     <w:multiLevelType w:val="hybridMultilevel"/>
     <w:tmpl w:val="6A02403E"/>
@@ -39050,7 +40733,7 @@
       </w:pPr>
     </w:lvl>
   </w:abstractNum>
-  <w:abstractNum w:abstractNumId="34" w15:restartNumberingAfterBreak="0">
+  <w:abstractNum w:abstractNumId="37" w15:restartNumberingAfterBreak="0">
     <w:nsid w:val="744E210B"/>
     <w:multiLevelType w:val="hybridMultilevel"/>
     <w:tmpl w:val="9822F04E"/>
@@ -39163,7 +40846,7 @@
       </w:rPr>
     </w:lvl>
   </w:abstractNum>
-  <w:abstractNum w:abstractNumId="35" w15:restartNumberingAfterBreak="0">
+  <w:abstractNum w:abstractNumId="38" w15:restartNumberingAfterBreak="0">
     <w:nsid w:val="7492688A"/>
     <w:multiLevelType w:val="hybridMultilevel"/>
     <w:tmpl w:val="32E29218"/>
@@ -39249,7 +40932,7 @@
       </w:pPr>
     </w:lvl>
   </w:abstractNum>
-  <w:abstractNum w:abstractNumId="36" w15:restartNumberingAfterBreak="0">
+  <w:abstractNum w:abstractNumId="39" w15:restartNumberingAfterBreak="0">
     <w:nsid w:val="761C686D"/>
     <w:multiLevelType w:val="hybridMultilevel"/>
     <w:tmpl w:val="DEB45C4E"/>
@@ -39362,7 +41045,7 @@
       </w:rPr>
     </w:lvl>
   </w:abstractNum>
-  <w:abstractNum w:abstractNumId="37" w15:restartNumberingAfterBreak="0">
+  <w:abstractNum w:abstractNumId="40" w15:restartNumberingAfterBreak="0">
     <w:nsid w:val="79D7047F"/>
     <w:multiLevelType w:val="hybridMultilevel"/>
     <w:tmpl w:val="3F4242CE"/>
@@ -39475,7 +41158,7 @@
       </w:rPr>
     </w:lvl>
   </w:abstractNum>
-  <w:abstractNum w:abstractNumId="38" w15:restartNumberingAfterBreak="0">
+  <w:abstractNum w:abstractNumId="41" w15:restartNumberingAfterBreak="0">
     <w:nsid w:val="7BC050BD"/>
     <w:multiLevelType w:val="hybridMultilevel"/>
     <w:tmpl w:val="E5847778"/>
@@ -39564,7 +41247,7 @@
       </w:pPr>
     </w:lvl>
   </w:abstractNum>
-  <w:abstractNum w:abstractNumId="39" w15:restartNumberingAfterBreak="0">
+  <w:abstractNum w:abstractNumId="42" w15:restartNumberingAfterBreak="0">
     <w:nsid w:val="7DE873E7"/>
     <w:multiLevelType w:val="multilevel"/>
     <w:tmpl w:val="4DEE3816"/>
@@ -39714,124 +41397,133 @@
     </w:lvl>
   </w:abstractNum>
   <w:num w:numId="1" w16cid:durableId="1447388602">
-    <w:abstractNumId w:val="19"/>
+    <w:abstractNumId w:val="21"/>
   </w:num>
   <w:num w:numId="2" w16cid:durableId="1948003538">
-    <w:abstractNumId w:val="21"/>
+    <w:abstractNumId w:val="23"/>
   </w:num>
   <w:num w:numId="3" w16cid:durableId="428352006">
     <w:abstractNumId w:val="1"/>
   </w:num>
   <w:num w:numId="4" w16cid:durableId="115608642">
+    <w:abstractNumId w:val="19"/>
+  </w:num>
+  <w:num w:numId="5" w16cid:durableId="1677532577">
+    <w:abstractNumId w:val="24"/>
+  </w:num>
+  <w:num w:numId="6" w16cid:durableId="718627731">
     <w:abstractNumId w:val="17"/>
   </w:num>
-  <w:num w:numId="5" w16cid:durableId="1677532577">
-    <w:abstractNumId w:val="22"/>
-  </w:num>
-  <w:num w:numId="6" w16cid:durableId="718627731">
-    <w:abstractNumId w:val="15"/>
-  </w:num>
   <w:num w:numId="7" w16cid:durableId="1887910498">
-    <w:abstractNumId w:val="30"/>
+    <w:abstractNumId w:val="32"/>
   </w:num>
   <w:num w:numId="8" w16cid:durableId="1004012833">
     <w:abstractNumId w:val="2"/>
   </w:num>
   <w:num w:numId="9" w16cid:durableId="1057817824">
-    <w:abstractNumId w:val="36"/>
+    <w:abstractNumId w:val="39"/>
   </w:num>
   <w:num w:numId="10" w16cid:durableId="1256748402">
-    <w:abstractNumId w:val="37"/>
+    <w:abstractNumId w:val="40"/>
   </w:num>
   <w:num w:numId="11" w16cid:durableId="1252663841">
-    <w:abstractNumId w:val="11"/>
+    <w:abstractNumId w:val="13"/>
   </w:num>
   <w:num w:numId="12" w16cid:durableId="2081555796">
-    <w:abstractNumId w:val="12"/>
+    <w:abstractNumId w:val="14"/>
   </w:num>
   <w:num w:numId="13" w16cid:durableId="685401924">
     <w:abstractNumId w:val="3"/>
   </w:num>
   <w:num w:numId="14" w16cid:durableId="831411404">
-    <w:abstractNumId w:val="24"/>
+    <w:abstractNumId w:val="26"/>
   </w:num>
   <w:num w:numId="15" w16cid:durableId="872697447">
+    <w:abstractNumId w:val="38"/>
+  </w:num>
+  <w:num w:numId="16" w16cid:durableId="1126117956">
+    <w:abstractNumId w:val="16"/>
+  </w:num>
+  <w:num w:numId="17" w16cid:durableId="941108632">
+    <w:abstractNumId w:val="15"/>
+  </w:num>
+  <w:num w:numId="18" w16cid:durableId="319626160">
+    <w:abstractNumId w:val="33"/>
+  </w:num>
+  <w:num w:numId="19" w16cid:durableId="2119058599">
     <w:abstractNumId w:val="35"/>
   </w:num>
-  <w:num w:numId="16" w16cid:durableId="1126117956">
-    <w:abstractNumId w:val="14"/>
+  <w:num w:numId="20" w16cid:durableId="690958598">
+    <w:abstractNumId w:val="30"/>
   </w:num>
-  <w:num w:numId="17" w16cid:durableId="941108632">
-    <w:abstractNumId w:val="13"/>
+  <w:num w:numId="21" w16cid:durableId="1869292214">
+    <w:abstractNumId w:val="42"/>
   </w:num>
-  <w:num w:numId="18" w16cid:durableId="319626160">
+  <w:num w:numId="22" w16cid:durableId="1617977992">
+    <w:abstractNumId w:val="6"/>
+  </w:num>
+  <w:num w:numId="23" w16cid:durableId="607271204">
     <w:abstractNumId w:val="31"/>
   </w:num>
-  <w:num w:numId="19" w16cid:durableId="2119058599">
-    <w:abstractNumId w:val="32"/>
+  <w:num w:numId="24" w16cid:durableId="502739204">
+    <w:abstractNumId w:val="9"/>
   </w:num>
-  <w:num w:numId="20" w16cid:durableId="690958598">
+  <w:num w:numId="25" w16cid:durableId="230162898">
+    <w:abstractNumId w:val="29"/>
+  </w:num>
+  <w:num w:numId="26" w16cid:durableId="593592183">
+    <w:abstractNumId w:val="8"/>
+  </w:num>
+  <w:num w:numId="27" w16cid:durableId="817652340">
+    <w:abstractNumId w:val="27"/>
+  </w:num>
+  <w:num w:numId="28" w16cid:durableId="382873453">
+    <w:abstractNumId w:val="5"/>
+  </w:num>
+  <w:num w:numId="29" w16cid:durableId="1691908137">
+    <w:abstractNumId w:val="25"/>
+  </w:num>
+  <w:num w:numId="30" w16cid:durableId="1720283053">
+    <w:abstractNumId w:val="36"/>
+  </w:num>
+  <w:num w:numId="31" w16cid:durableId="1934974298">
+    <w:abstractNumId w:val="41"/>
+  </w:num>
+  <w:num w:numId="32" w16cid:durableId="982848507">
+    <w:abstractNumId w:val="18"/>
+  </w:num>
+  <w:num w:numId="33" w16cid:durableId="1285967301">
+    <w:abstractNumId w:val="22"/>
+  </w:num>
+  <w:num w:numId="34" w16cid:durableId="2054188682">
+    <w:abstractNumId w:val="37"/>
+  </w:num>
+  <w:num w:numId="35" w16cid:durableId="105199470">
+    <w:abstractNumId w:val="7"/>
+  </w:num>
+  <w:num w:numId="36" w16cid:durableId="98720103">
     <w:abstractNumId w:val="28"/>
   </w:num>
-  <w:num w:numId="21" w16cid:durableId="1869292214">
-    <w:abstractNumId w:val="39"/>
-  </w:num>
-  <w:num w:numId="22" w16cid:durableId="1617977992">
-    <w:abstractNumId w:val="5"/>
-  </w:num>
-  <w:num w:numId="23" w16cid:durableId="607271204">
-    <w:abstractNumId w:val="29"/>
-  </w:num>
-  <w:num w:numId="24" w16cid:durableId="502739204">
-    <w:abstractNumId w:val="8"/>
-  </w:num>
-  <w:num w:numId="25" w16cid:durableId="230162898">
-    <w:abstractNumId w:val="27"/>
-  </w:num>
-  <w:num w:numId="26" w16cid:durableId="593592183">
-    <w:abstractNumId w:val="7"/>
-  </w:num>
-  <w:num w:numId="27" w16cid:durableId="817652340">
-    <w:abstractNumId w:val="25"/>
-  </w:num>
-  <w:num w:numId="28" w16cid:durableId="382873453">
-    <w:abstractNumId w:val="4"/>
-  </w:num>
-  <w:num w:numId="29" w16cid:durableId="1691908137">
-    <w:abstractNumId w:val="23"/>
-  </w:num>
-  <w:num w:numId="30" w16cid:durableId="1720283053">
-    <w:abstractNumId w:val="33"/>
-  </w:num>
-  <w:num w:numId="31" w16cid:durableId="1934974298">
-    <w:abstractNumId w:val="38"/>
-  </w:num>
-  <w:num w:numId="32" w16cid:durableId="982848507">
-    <w:abstractNumId w:val="16"/>
-  </w:num>
-  <w:num w:numId="33" w16cid:durableId="1285967301">
-    <w:abstractNumId w:val="20"/>
-  </w:num>
-  <w:num w:numId="34" w16cid:durableId="2054188682">
-    <w:abstractNumId w:val="34"/>
-  </w:num>
-  <w:num w:numId="35" w16cid:durableId="105199470">
-    <w:abstractNumId w:val="6"/>
-  </w:num>
-  <w:num w:numId="36" w16cid:durableId="98720103">
-    <w:abstractNumId w:val="26"/>
-  </w:num>
   <w:num w:numId="37" w16cid:durableId="1554658429">
-    <w:abstractNumId w:val="10"/>
+    <w:abstractNumId w:val="12"/>
   </w:num>
   <w:num w:numId="38" w16cid:durableId="2073500007">
-    <w:abstractNumId w:val="9"/>
+    <w:abstractNumId w:val="11"/>
   </w:num>
   <w:num w:numId="39" w16cid:durableId="1341355599">
-    <w:abstractNumId w:val="18"/>
+    <w:abstractNumId w:val="20"/>
   </w:num>
   <w:num w:numId="40" w16cid:durableId="1198540684">
     <w:abstractNumId w:val="0"/>
+  </w:num>
+  <w:num w:numId="41" w16cid:durableId="177278376">
+    <w:abstractNumId w:val="4"/>
+  </w:num>
+  <w:num w:numId="42" w16cid:durableId="1691177080">
+    <w:abstractNumId w:val="34"/>
+  </w:num>
+  <w:num w:numId="43" w16cid:durableId="142091735">
+    <w:abstractNumId w:val="10"/>
   </w:num>
   <w:numIdMacAtCleanup w:val="26"/>
 </w:numbering>
@@ -41609,15 +43301,6 @@
 </file>
 
 <file path=customXml/item1.xml><?xml version="1.0" encoding="utf-8"?>
-<?mso-contentType ?>
-<FormTemplates xmlns="http://schemas.microsoft.com/sharepoint/v3/contenttype/forms">
-  <Display>DocumentLibraryForm</Display>
-  <Edit>AssetEditForm</Edit>
-  <New>DocumentLibraryForm</New>
-</FormTemplates>
-</file>
-
-<file path=customXml/item2.xml><?xml version="1.0" encoding="utf-8"?>
 <p:properties xmlns:p="http://schemas.microsoft.com/office/2006/metadata/properties" xmlns:xsi="http://www.w3.org/2001/XMLSchema-instance" xmlns:pc="http://schemas.microsoft.com/office/infopath/2007/PartnerControls">
   <documentManagement>
     <TPExecutable xmlns="4eb71313-1cf6-4961-b6ce-0c29fc5284b9" xsi:nil="true"/>
@@ -41744,11 +43427,16 @@
 </p:properties>
 </file>
 
-<file path=customXml/item3.xml><?xml version="1.0" encoding="utf-8"?>
-<b:Sources xmlns:b="http://schemas.openxmlformats.org/officeDocument/2006/bibliography" xmlns="http://schemas.openxmlformats.org/officeDocument/2006/bibliography" SelectedStyle="/APASixthEditionOfficeOnline.xsl" StyleName="APA" Version="6"/>
+<file path=customXml/item2.xml><?xml version="1.0" encoding="utf-8"?>
+<?mso-contentType ?>
+<FormTemplates xmlns="http://schemas.microsoft.com/sharepoint/v3/contenttype/forms">
+  <Display>DocumentLibraryForm</Display>
+  <Edit>AssetEditForm</Edit>
+  <New>DocumentLibraryForm</New>
+</FormTemplates>
 </file>
 
-<file path=customXml/item4.xml><?xml version="1.0" encoding="utf-8"?>
+<file path=customXml/item3.xml><?xml version="1.0" encoding="utf-8"?>
 <ct:contentTypeSchema xmlns:ct="http://schemas.microsoft.com/office/2006/metadata/contentType" xmlns:ma="http://schemas.microsoft.com/office/2006/metadata/properties/metaAttributes" ct:_="" ma:_="" ma:contentTypeName="TemplateFile" ma:contentTypeID="0x010100AC6DD24B17643A43B5911557F59D23340400899CD97D2199F748BA22A48D93649A64" ma:contentTypeVersion="58" ma:contentTypeDescription="Create a new document." ma:contentTypeScope="" ma:versionID="cb85242d804791fa63a999220e43a0bf">
   <xsd:schema xmlns:xsd="http://www.w3.org/2001/XMLSchema" xmlns:xs="http://www.w3.org/2001/XMLSchema" xmlns:p="http://schemas.microsoft.com/office/2006/metadata/properties" xmlns:ns2="4eb71313-1cf6-4961-b6ce-0c29fc5284b9" targetNamespace="http://schemas.microsoft.com/office/2006/metadata/properties" ma:root="true" ma:fieldsID="2e13631c6b34a2889e7ce7c8f1efd12b" ns2:_="">
     <xsd:import namespace="4eb71313-1cf6-4961-b6ce-0c29fc5284b9"/>
@@ -42782,15 +44470,11 @@
 </ct:contentTypeSchema>
 </file>
 
-<file path=customXml/itemProps1.xml><?xml version="1.0" encoding="utf-8"?>
-<ds:datastoreItem xmlns:ds="http://schemas.openxmlformats.org/officeDocument/2006/customXml" ds:itemID="{42AF3EE1-17D6-4994-8D19-1C5A21673D61}">
-  <ds:schemaRefs>
-    <ds:schemaRef ds:uri="http://schemas.microsoft.com/sharepoint/v3/contenttype/forms"/>
-  </ds:schemaRefs>
-</ds:datastoreItem>
+<file path=customXml/item4.xml><?xml version="1.0" encoding="utf-8"?>
+<b:Sources xmlns:b="http://schemas.openxmlformats.org/officeDocument/2006/bibliography" xmlns="http://schemas.openxmlformats.org/officeDocument/2006/bibliography" SelectedStyle="/APASixthEditionOfficeOnline.xsl" StyleName="APA" Version="6"/>
 </file>
 
-<file path=customXml/itemProps2.xml><?xml version="1.0" encoding="utf-8"?>
+<file path=customXml/itemProps1.xml><?xml version="1.0" encoding="utf-8"?>
 <ds:datastoreItem xmlns:ds="http://schemas.openxmlformats.org/officeDocument/2006/customXml" ds:itemID="{63E3A13E-B3BC-4A1C-88E3-0C4AF2AB6AEE}">
   <ds:schemaRefs>
     <ds:schemaRef ds:uri="http://schemas.microsoft.com/office/2006/metadata/properties"/>
@@ -42800,15 +44484,15 @@
 </ds:datastoreItem>
 </file>
 
-<file path=customXml/itemProps3.xml><?xml version="1.0" encoding="utf-8"?>
-<ds:datastoreItem xmlns:ds="http://schemas.openxmlformats.org/officeDocument/2006/customXml" ds:itemID="{A9C8C408-4E5E-524B-A672-45D328F6189D}">
+<file path=customXml/itemProps2.xml><?xml version="1.0" encoding="utf-8"?>
+<ds:datastoreItem xmlns:ds="http://schemas.openxmlformats.org/officeDocument/2006/customXml" ds:itemID="{42AF3EE1-17D6-4994-8D19-1C5A21673D61}">
   <ds:schemaRefs>
-    <ds:schemaRef ds:uri="http://schemas.openxmlformats.org/officeDocument/2006/bibliography"/>
+    <ds:schemaRef ds:uri="http://schemas.microsoft.com/sharepoint/v3/contenttype/forms"/>
   </ds:schemaRefs>
 </ds:datastoreItem>
 </file>
 
-<file path=customXml/itemProps4.xml><?xml version="1.0" encoding="utf-8"?>
+<file path=customXml/itemProps3.xml><?xml version="1.0" encoding="utf-8"?>
 <ds:datastoreItem xmlns:ds="http://schemas.openxmlformats.org/officeDocument/2006/customXml" ds:itemID="{3D5BC34A-A158-4DE6-9D48-EADCE6F2EC60}">
   <ds:schemaRefs>
     <ds:schemaRef ds:uri="http://schemas.microsoft.com/office/2006/metadata/contentType"/>
@@ -42824,4 +44508,12 @@
     <ds:schemaRef ds:uri="http://schemas.microsoft.com/internal/obd"/>
   </ds:schemaRefs>
 </ds:datastoreItem>
+</file>
+
+<file path=customXml/itemProps4.xml><?xml version="1.0" encoding="utf-8"?>
+<ds:datastoreItem xmlns:ds="http://schemas.openxmlformats.org/officeDocument/2006/customXml" ds:itemID="{A9C8C408-4E5E-524B-A672-45D328F6189D}">
+  <ds:schemaRefs>
+    <ds:schemaRef ds:uri="http://schemas.openxmlformats.org/officeDocument/2006/bibliography"/>
+  </ds:schemaRefs>
+</ds:datastoreItem>
 </file>
--- a/docs/Technical Documentation.docx
+++ b/docs/Technical Documentation.docx
@@ -9985,21 +9985,7 @@
           <w:szCs w:val="48"/>
         </w:rPr>
         <w:lastRenderedPageBreak/>
-        <w:t>[</w:t>
-      </w:r>
-      <w:r>
-        <w:rPr>
-          <w:sz w:val="56"/>
-          <w:szCs w:val="48"/>
-        </w:rPr>
-        <w:t>Uploading the Program as Compiled Binary</w:t>
-      </w:r>
-      <w:r>
-        <w:rPr>
-          <w:sz w:val="56"/>
-          <w:szCs w:val="48"/>
-        </w:rPr>
-        <w:t>.]</w:t>
+        <w:t>[Uploading the Program as Compiled Binary.]</w:t>
       </w:r>
     </w:p>
     <w:p>
@@ -10118,13 +10104,7 @@
         <w:pStyle w:val="Nadpis2"/>
       </w:pPr>
       <w:r>
-        <w:t xml:space="preserve">The </w:t>
-      </w:r>
-      <w:r>
-        <w:t xml:space="preserve">Uploading </w:t>
-      </w:r>
-      <w:r>
-        <w:t>Process</w:t>
+        <w:t>The Uploading Process</w:t>
       </w:r>
     </w:p>
     <w:p>
@@ -10280,7 +10260,20 @@
           <w:b/>
           <w:bCs/>
         </w:rPr>
-        <w:t>~/Library/Arduino15/packages/esp32/tools/esptool_py/</w:t>
+        <w:t>~/Library/Arduino15/packages/esp32/tools/esptool_py/  &gt; Version-numbered folder &gt; esptool</w:t>
+      </w:r>
+      <w:r>
+        <w:rPr>
+          <w:rFonts w:cstheme="minorHAnsi"/>
+        </w:rPr>
+        <w:br/>
+        <w:t>In my case the full path looked like this:</w:t>
+      </w:r>
+      <w:r>
+        <w:rPr>
+          <w:rFonts w:cstheme="minorHAnsi"/>
+        </w:rPr>
+        <w:br/>
       </w:r>
       <w:r>
         <w:rPr>
@@ -10288,36 +10281,7 @@
           <w:b/>
           <w:bCs/>
         </w:rPr>
-        <w:t xml:space="preserve">  &gt; Version-numbered folder &gt; esptool</w:t>
-      </w:r>
-      <w:r>
-        <w:rPr>
-          <w:rFonts w:cstheme="minorHAnsi"/>
-        </w:rPr>
-        <w:br/>
-        <w:t>In my case the full path looked like this:</w:t>
-      </w:r>
-      <w:r>
-        <w:rPr>
-          <w:rFonts w:cstheme="minorHAnsi"/>
-        </w:rPr>
-        <w:br/>
-      </w:r>
-      <w:r>
-        <w:rPr>
-          <w:rFonts w:cstheme="minorHAnsi"/>
-          <w:b/>
-          <w:bCs/>
-        </w:rPr>
-        <w:t>MacintoshHD</w:t>
-      </w:r>
-      <w:r>
-        <w:rPr>
-          <w:rFonts w:cstheme="minorHAnsi"/>
-          <w:b/>
-          <w:bCs/>
-        </w:rPr>
-        <w:t>/Users/romanalexandrov/Library/Arduino15/packages/esp32/tools/esptool_py/4.6/esptool</w:t>
+        <w:t>MacintoshHD/Users/romanalexandrov/Library/Arduino15/packages/esp32/tools/esptool_py/4.6/esptool</w:t>
       </w:r>
       <w:r>
         <w:rPr>
@@ -10464,51 +10428,7 @@
             <w:szCs w:val="22"/>
             <w:u w:val="single"/>
           </w:rPr>
-          <w:t>https://randomnerdtutorials</w:t>
-        </w:r>
-        <w:r>
-          <w:rPr>
-            <w:rFonts w:asciiTheme="minorHAnsi" w:hAnsiTheme="minorHAnsi" w:cstheme="minorHAnsi"/>
-            <w:b/>
-            <w:bCs/>
-            <w:sz w:val="22"/>
-            <w:szCs w:val="22"/>
-            <w:u w:val="single"/>
-          </w:rPr>
-          <w:t>.</w:t>
-        </w:r>
-        <w:r>
-          <w:rPr>
-            <w:rFonts w:asciiTheme="minorHAnsi" w:hAnsiTheme="minorHAnsi" w:cstheme="minorHAnsi"/>
-            <w:b/>
-            <w:bCs/>
-            <w:sz w:val="22"/>
-            <w:szCs w:val="22"/>
-            <w:u w:val="single"/>
-          </w:rPr>
-          <w:t>com/getting-</w:t>
-        </w:r>
-        <w:r>
-          <w:rPr>
-            <w:rFonts w:asciiTheme="minorHAnsi" w:hAnsiTheme="minorHAnsi" w:cstheme="minorHAnsi"/>
-            <w:b/>
-            <w:bCs/>
-            <w:sz w:val="22"/>
-            <w:szCs w:val="22"/>
-            <w:u w:val="single"/>
-          </w:rPr>
-          <w:t>s</w:t>
-        </w:r>
-        <w:r>
-          <w:rPr>
-            <w:rFonts w:asciiTheme="minorHAnsi" w:hAnsiTheme="minorHAnsi" w:cstheme="minorHAnsi"/>
-            <w:b/>
-            <w:bCs/>
-            <w:sz w:val="22"/>
-            <w:szCs w:val="22"/>
-            <w:u w:val="single"/>
-          </w:rPr>
-          <w:t>tarted-with-esp32/#esp32-arduino-ide</w:t>
+          <w:t>https://randomnerdtutorials.com/getting-started-with-esp32/#esp32-arduino-ide</w:t>
         </w:r>
       </w:hyperlink>
     </w:p>
@@ -10779,43 +10699,7 @@
         <w:rPr>
           <w:rFonts w:cstheme="minorHAnsi"/>
         </w:rPr>
-        <w:t xml:space="preserve"> to find wich port the Sign is connected to. In the results, look for somethig like </w:t>
-      </w:r>
-      <w:r>
-        <w:rPr>
-          <w:rFonts w:cstheme="minorHAnsi"/>
-        </w:rPr>
-        <w:t>/dev/cu.usbmodem</w:t>
-      </w:r>
-      <w:r>
-        <w:rPr>
-          <w:rFonts w:cstheme="minorHAnsi"/>
-        </w:rPr>
-        <w:t xml:space="preserve">XXXX or </w:t>
-      </w:r>
-      <w:r>
-        <w:rPr>
-          <w:rFonts w:cstheme="minorHAnsi"/>
-        </w:rPr>
-        <w:t>/dev/cu.usbserial-</w:t>
-      </w:r>
-      <w:r>
-        <w:rPr>
-          <w:rFonts w:cstheme="minorHAnsi"/>
-        </w:rPr>
-        <w:t xml:space="preserve">XXXX or </w:t>
-      </w:r>
-      <w:r>
-        <w:rPr>
-          <w:rFonts w:cstheme="minorHAnsi"/>
-        </w:rPr>
-        <w:t>/dev/cu.</w:t>
-      </w:r>
-      <w:r>
-        <w:rPr>
-          <w:rFonts w:cstheme="minorHAnsi"/>
-        </w:rPr>
-        <w:t>esp32c3</w:t>
+        <w:t xml:space="preserve"> to find wich port the Sign is connected to. In the results, look for somethig like /dev/cu.usbmodemXXXX or /dev/cu.usbserial-XXXX or /dev/cu.esp32c3</w:t>
       </w:r>
       <w:r>
         <w:rPr>
@@ -10948,11 +10832,6 @@
           <w:rFonts w:cstheme="minorHAnsi"/>
         </w:rPr>
         <w:br/>
-      </w:r>
-      <w:r>
-        <w:rPr>
-          <w:rFonts w:cstheme="minorHAnsi"/>
-        </w:rPr>
         <w:t xml:space="preserve">  --chip esp32c3 \</w:t>
       </w:r>
       <w:r>
@@ -10960,11 +10839,6 @@
           <w:rFonts w:cstheme="minorHAnsi"/>
         </w:rPr>
         <w:br/>
-      </w:r>
-      <w:r>
-        <w:rPr>
-          <w:rFonts w:cstheme="minorHAnsi"/>
-        </w:rPr>
         <w:t xml:space="preserve">  --port </w:t>
       </w:r>
       <w:r>
@@ -10984,11 +10858,6 @@
           <w:rFonts w:cstheme="minorHAnsi"/>
         </w:rPr>
         <w:br/>
-      </w:r>
-      <w:r>
-        <w:rPr>
-          <w:rFonts w:cstheme="minorHAnsi"/>
-        </w:rPr>
         <w:t xml:space="preserve">  --baud 115200 \</w:t>
       </w:r>
       <w:r>
@@ -10996,12 +10865,20 @@
           <w:rFonts w:cstheme="minorHAnsi"/>
         </w:rPr>
         <w:br/>
-      </w:r>
-      <w:r>
-        <w:rPr>
-          <w:rFonts w:cstheme="minorHAnsi"/>
-        </w:rPr>
-        <w:t xml:space="preserve">  write_flash 0x0000 </w:t>
+        <w:t xml:space="preserve">  write_flash 0x</w:t>
+      </w:r>
+      <w:r>
+        <w:rPr>
+          <w:rFonts w:cstheme="minorHAnsi"/>
+          <w:lang w:val="en-US"/>
+        </w:rPr>
+        <w:t>1</w:t>
+      </w:r>
+      <w:r>
+        <w:rPr>
+          <w:rFonts w:cstheme="minorHAnsi"/>
+        </w:rPr>
+        <w:t xml:space="preserve">0000 </w:t>
       </w:r>
       <w:r>
         <w:rPr>
@@ -11037,19 +10914,7 @@
         <w:rPr>
           <w:rFonts w:cstheme="minorHAnsi"/>
         </w:rPr>
-        <w:t xml:space="preserve"> you should change </w:t>
-      </w:r>
-      <w:r>
-        <w:rPr>
-          <w:rFonts w:cstheme="minorHAnsi"/>
-        </w:rPr>
-        <w:t>YOUR_PORT_NAME</w:t>
-      </w:r>
-      <w:r>
-        <w:rPr>
-          <w:rFonts w:cstheme="minorHAnsi"/>
-        </w:rPr>
-        <w:t xml:space="preserve"> to </w:t>
+        <w:t xml:space="preserve"> you should change YOUR_PORT_NAME to </w:t>
       </w:r>
       <w:r>
         <w:rPr>
@@ -11115,13 +10980,7 @@
         <w:rPr>
           <w:rFonts w:cstheme="minorHAnsi"/>
         </w:rPr>
-        <w:t xml:space="preserve"> to the name of the .bin file. </w:t>
-      </w:r>
-      <w:r>
-        <w:rPr>
-          <w:rFonts w:cstheme="minorHAnsi"/>
-        </w:rPr>
-        <w:t>For example:</w:t>
+        <w:t xml:space="preserve"> to the name of the .bin file. For example:</w:t>
       </w:r>
       <w:r>
         <w:rPr>
@@ -11133,7 +10992,19 @@
         <w:rPr>
           <w:rFonts w:cstheme="minorHAnsi"/>
         </w:rPr>
-        <w:t>write_flash 0x0000 42-Smart-Cluster-Sign.ino.XIAO_ESP32C3.bin</w:t>
+        <w:t>write_flash 0x</w:t>
+      </w:r>
+      <w:r>
+        <w:rPr>
+          <w:rFonts w:cstheme="minorHAnsi"/>
+        </w:rPr>
+        <w:t>1</w:t>
+      </w:r>
+      <w:r>
+        <w:rPr>
+          <w:rFonts w:cstheme="minorHAnsi"/>
+        </w:rPr>
+        <w:t>0000 42-Smart-Cluster-Sign.ino.XIAO_ESP32C3.bin</w:t>
       </w:r>
     </w:p>
     <w:p>
@@ -11243,19 +11114,7 @@
         <w:rPr>
           <w:rFonts w:cstheme="minorHAnsi"/>
         </w:rPr>
-        <w:t>on the back of the Sign</w:t>
-      </w:r>
-      <w:r>
-        <w:rPr>
-          <w:rFonts w:cstheme="minorHAnsi"/>
-        </w:rPr>
-        <w:t xml:space="preserve"> </w:t>
-      </w:r>
-      <w:r>
-        <w:rPr>
-          <w:rFonts w:cstheme="minorHAnsi"/>
-        </w:rPr>
-        <w:t>once</w:t>
+        <w:t>on the back of the Sign once</w:t>
       </w:r>
       <w:r>
         <w:rPr>
@@ -33731,39 +33590,39 @@
         <w:ind w:right="441"/>
         <w:rPr>
           <w:rFonts w:ascii="AppleSystemUIFont" w:hAnsi="AppleSystemUIFont" w:cs="AppleSystemUIFont"/>
-          <w:sz w:val="26"/>
-          <w:szCs w:val="26"/>
+          <w:sz w:val="24"/>
+          <w:szCs w:val="24"/>
         </w:rPr>
       </w:pPr>
       <w:r>
         <w:rPr>
           <w:rFonts w:ascii="AppleSystemUIFont" w:hAnsi="AppleSystemUIFont" w:cs="AppleSystemUIFont"/>
-          <w:sz w:val="26"/>
-          <w:szCs w:val="26"/>
+          <w:sz w:val="24"/>
+          <w:szCs w:val="24"/>
         </w:rPr>
         <w:t>make sure that the Sign and your computer are connected to the same Wi-Fi network</w:t>
       </w:r>
       <w:r>
         <w:rPr>
           <w:rFonts w:ascii="AppleSystemUIFont" w:hAnsi="AppleSystemUIFont" w:cs="AppleSystemUIFont"/>
-          <w:sz w:val="26"/>
-          <w:szCs w:val="26"/>
+          <w:sz w:val="24"/>
+          <w:szCs w:val="24"/>
         </w:rPr>
         <w:t xml:space="preserve"> and to the same Wi-Fi modem within that network</w:t>
       </w:r>
       <w:r>
         <w:rPr>
           <w:rFonts w:ascii="AppleSystemUIFont" w:hAnsi="AppleSystemUIFont" w:cs="AppleSystemUIFont"/>
-          <w:sz w:val="26"/>
-          <w:szCs w:val="26"/>
+          <w:sz w:val="24"/>
+          <w:szCs w:val="24"/>
         </w:rPr>
         <w:t>.</w:t>
       </w:r>
       <w:r>
         <w:rPr>
           <w:rFonts w:ascii="AppleSystemUIFont" w:hAnsi="AppleSystemUIFont" w:cs="AppleSystemUIFont"/>
-          <w:sz w:val="26"/>
-          <w:szCs w:val="26"/>
+          <w:sz w:val="24"/>
+          <w:szCs w:val="24"/>
         </w:rPr>
         <w:t xml:space="preserve"> In the Telegram chat prompt the Sign with the „/status“ command to see the MAC address of the Wi-Fi modem it is currently connected to. </w:t>
       </w:r>
@@ -33782,15 +33641,15 @@
         <w:ind w:right="441"/>
         <w:rPr>
           <w:rFonts w:ascii="AppleSystemUIFont" w:hAnsi="AppleSystemUIFont" w:cs="AppleSystemUIFont"/>
-          <w:sz w:val="26"/>
-          <w:szCs w:val="26"/>
+          <w:sz w:val="24"/>
+          <w:szCs w:val="24"/>
         </w:rPr>
       </w:pPr>
       <w:r>
         <w:rPr>
           <w:rFonts w:ascii="AppleSystemUIFont" w:hAnsi="AppleSystemUIFont" w:cs="AppleSystemUIFont"/>
-          <w:sz w:val="26"/>
-          <w:szCs w:val="26"/>
+          <w:sz w:val="24"/>
+          <w:szCs w:val="24"/>
         </w:rPr>
         <w:t>try closing and reopening Arduino IDE.</w:t>
       </w:r>
@@ -33809,55 +33668,34 @@
         <w:ind w:right="441"/>
         <w:rPr>
           <w:rFonts w:ascii="AppleSystemUIFont" w:hAnsi="AppleSystemUIFont" w:cs="AppleSystemUIFont"/>
-          <w:sz w:val="26"/>
-          <w:szCs w:val="26"/>
+          <w:sz w:val="24"/>
+          <w:szCs w:val="24"/>
         </w:rPr>
       </w:pPr>
       <w:r>
         <w:rPr>
           <w:rFonts w:ascii="AppleSystemUIFont" w:hAnsi="AppleSystemUIFont" w:cs="AppleSystemUIFont"/>
-          <w:sz w:val="26"/>
-          <w:szCs w:val="26"/>
-        </w:rPr>
-        <w:t>t</w:t>
+          <w:sz w:val="24"/>
+          <w:szCs w:val="24"/>
+        </w:rPr>
+        <w:t>the school firewall may be blocking OTA connection. Ask your campus system administrator if it could be overc</w:t>
       </w:r>
       <w:r>
         <w:rPr>
           <w:rFonts w:ascii="AppleSystemUIFont" w:hAnsi="AppleSystemUIFont" w:cs="AppleSystemUIFont"/>
-          <w:sz w:val="26"/>
-          <w:szCs w:val="26"/>
-        </w:rPr>
-        <w:t>he school firewall may be blocking OTA connection. Ask your campus system administrator if it could be overc</w:t>
+          <w:sz w:val="24"/>
+          <w:szCs w:val="24"/>
+        </w:rPr>
+        <w:t>o</w:t>
       </w:r>
       <w:r>
         <w:rPr>
           <w:rFonts w:ascii="AppleSystemUIFont" w:hAnsi="AppleSystemUIFont" w:cs="AppleSystemUIFont"/>
-          <w:sz w:val="26"/>
-          <w:szCs w:val="26"/>
-        </w:rPr>
-        <w:t>o</w:t>
-      </w:r>
-      <w:r>
-        <w:rPr>
-          <w:rFonts w:ascii="AppleSystemUIFont" w:hAnsi="AppleSystemUIFont" w:cs="AppleSystemUIFont"/>
-          <w:sz w:val="26"/>
-          <w:szCs w:val="26"/>
+          <w:sz w:val="24"/>
+          <w:szCs w:val="24"/>
         </w:rPr>
         <w:t>me.</w:t>
       </w:r>
-    </w:p>
-    <w:p>
-      <w:pPr>
-        <w:autoSpaceDE w:val="0"/>
-        <w:autoSpaceDN w:val="0"/>
-        <w:adjustRightInd w:val="0"/>
-        <w:ind w:right="441"/>
-        <w:rPr>
-          <w:rFonts w:ascii="AppleSystemUIFont" w:hAnsi="AppleSystemUIFont" w:cs="AppleSystemUIFont"/>
-          <w:sz w:val="26"/>
-          <w:szCs w:val="26"/>
-        </w:rPr>
-      </w:pPr>
     </w:p>
     <w:p>
       <w:pPr>
@@ -34479,7 +34317,7 @@
           <w:sz w:val="24"/>
           <w:szCs w:val="24"/>
         </w:rPr>
-        <w:t xml:space="preserve">often happens when something is wrong with the Secret token authentication, commonly with the Secret token itself. Most likely, an extra character was added to your Secret token </w:t>
+        <w:t xml:space="preserve">often happens when something is wrong with the Secret token authentication, commonly with the Secret token itself. Most likely, an extra character was added to your Secret token somewhere along the way. The character may even not to be visible in the Serial monitor. </w:t>
       </w:r>
       <w:r>
         <w:rPr>
@@ -34488,7 +34326,7 @@
           <w:szCs w:val="24"/>
         </w:rPr>
         <w:lastRenderedPageBreak/>
-        <w:t>somewhere along the way. The character may even not to be visible in the Serial monitor. It may happen when you write to or read from the filesystem files. Try using trim() on the variable (e.g. your_string_variable.trim();), it will remove spaces and/or new line signs at the beginning and at the end of the string.</w:t>
+        <w:t>It may happen when you write to or read from the filesystem files. Try using trim() on the variable (e.g. your_string_variable.trim();), it will remove spaces and/or new line signs at the beginning and at the end of the string.</w:t>
       </w:r>
     </w:p>
     <w:p>
@@ -43301,6 +43139,15 @@
 </file>
 
 <file path=customXml/item1.xml><?xml version="1.0" encoding="utf-8"?>
+<?mso-contentType ?>
+<FormTemplates xmlns="http://schemas.microsoft.com/sharepoint/v3/contenttype/forms">
+  <Display>DocumentLibraryForm</Display>
+  <Edit>AssetEditForm</Edit>
+  <New>DocumentLibraryForm</New>
+</FormTemplates>
+</file>
+
+<file path=customXml/item2.xml><?xml version="1.0" encoding="utf-8"?>
 <p:properties xmlns:p="http://schemas.microsoft.com/office/2006/metadata/properties" xmlns:xsi="http://www.w3.org/2001/XMLSchema-instance" xmlns:pc="http://schemas.microsoft.com/office/infopath/2007/PartnerControls">
   <documentManagement>
     <TPExecutable xmlns="4eb71313-1cf6-4961-b6ce-0c29fc5284b9" xsi:nil="true"/>
@@ -43427,16 +43274,11 @@
 </p:properties>
 </file>
 
-<file path=customXml/item2.xml><?xml version="1.0" encoding="utf-8"?>
-<?mso-contentType ?>
-<FormTemplates xmlns="http://schemas.microsoft.com/sharepoint/v3/contenttype/forms">
-  <Display>DocumentLibraryForm</Display>
-  <Edit>AssetEditForm</Edit>
-  <New>DocumentLibraryForm</New>
-</FormTemplates>
+<file path=customXml/item3.xml><?xml version="1.0" encoding="utf-8"?>
+<b:Sources xmlns:b="http://schemas.openxmlformats.org/officeDocument/2006/bibliography" xmlns="http://schemas.openxmlformats.org/officeDocument/2006/bibliography" SelectedStyle="/APASixthEditionOfficeOnline.xsl" StyleName="APA" Version="6"/>
 </file>
 
-<file path=customXml/item3.xml><?xml version="1.0" encoding="utf-8"?>
+<file path=customXml/item4.xml><?xml version="1.0" encoding="utf-8"?>
 <ct:contentTypeSchema xmlns:ct="http://schemas.microsoft.com/office/2006/metadata/contentType" xmlns:ma="http://schemas.microsoft.com/office/2006/metadata/properties/metaAttributes" ct:_="" ma:_="" ma:contentTypeName="TemplateFile" ma:contentTypeID="0x010100AC6DD24B17643A43B5911557F59D23340400899CD97D2199F748BA22A48D93649A64" ma:contentTypeVersion="58" ma:contentTypeDescription="Create a new document." ma:contentTypeScope="" ma:versionID="cb85242d804791fa63a999220e43a0bf">
   <xsd:schema xmlns:xsd="http://www.w3.org/2001/XMLSchema" xmlns:xs="http://www.w3.org/2001/XMLSchema" xmlns:p="http://schemas.microsoft.com/office/2006/metadata/properties" xmlns:ns2="4eb71313-1cf6-4961-b6ce-0c29fc5284b9" targetNamespace="http://schemas.microsoft.com/office/2006/metadata/properties" ma:root="true" ma:fieldsID="2e13631c6b34a2889e7ce7c8f1efd12b" ns2:_="">
     <xsd:import namespace="4eb71313-1cf6-4961-b6ce-0c29fc5284b9"/>
@@ -44470,11 +44312,15 @@
 </ct:contentTypeSchema>
 </file>
 
-<file path=customXml/item4.xml><?xml version="1.0" encoding="utf-8"?>
-<b:Sources xmlns:b="http://schemas.openxmlformats.org/officeDocument/2006/bibliography" xmlns="http://schemas.openxmlformats.org/officeDocument/2006/bibliography" SelectedStyle="/APASixthEditionOfficeOnline.xsl" StyleName="APA" Version="6"/>
+<file path=customXml/itemProps1.xml><?xml version="1.0" encoding="utf-8"?>
+<ds:datastoreItem xmlns:ds="http://schemas.openxmlformats.org/officeDocument/2006/customXml" ds:itemID="{42AF3EE1-17D6-4994-8D19-1C5A21673D61}">
+  <ds:schemaRefs>
+    <ds:schemaRef ds:uri="http://schemas.microsoft.com/sharepoint/v3/contenttype/forms"/>
+  </ds:schemaRefs>
+</ds:datastoreItem>
 </file>
 
-<file path=customXml/itemProps1.xml><?xml version="1.0" encoding="utf-8"?>
+<file path=customXml/itemProps2.xml><?xml version="1.0" encoding="utf-8"?>
 <ds:datastoreItem xmlns:ds="http://schemas.openxmlformats.org/officeDocument/2006/customXml" ds:itemID="{63E3A13E-B3BC-4A1C-88E3-0C4AF2AB6AEE}">
   <ds:schemaRefs>
     <ds:schemaRef ds:uri="http://schemas.microsoft.com/office/2006/metadata/properties"/>
@@ -44484,15 +44330,15 @@
 </ds:datastoreItem>
 </file>
 
-<file path=customXml/itemProps2.xml><?xml version="1.0" encoding="utf-8"?>
-<ds:datastoreItem xmlns:ds="http://schemas.openxmlformats.org/officeDocument/2006/customXml" ds:itemID="{42AF3EE1-17D6-4994-8D19-1C5A21673D61}">
+<file path=customXml/itemProps3.xml><?xml version="1.0" encoding="utf-8"?>
+<ds:datastoreItem xmlns:ds="http://schemas.openxmlformats.org/officeDocument/2006/customXml" ds:itemID="{A9C8C408-4E5E-524B-A672-45D328F6189D}">
   <ds:schemaRefs>
-    <ds:schemaRef ds:uri="http://schemas.microsoft.com/sharepoint/v3/contenttype/forms"/>
+    <ds:schemaRef ds:uri="http://schemas.openxmlformats.org/officeDocument/2006/bibliography"/>
   </ds:schemaRefs>
 </ds:datastoreItem>
 </file>
 
-<file path=customXml/itemProps3.xml><?xml version="1.0" encoding="utf-8"?>
+<file path=customXml/itemProps4.xml><?xml version="1.0" encoding="utf-8"?>
 <ds:datastoreItem xmlns:ds="http://schemas.openxmlformats.org/officeDocument/2006/customXml" ds:itemID="{3D5BC34A-A158-4DE6-9D48-EADCE6F2EC60}">
   <ds:schemaRefs>
     <ds:schemaRef ds:uri="http://schemas.microsoft.com/office/2006/metadata/contentType"/>
@@ -44508,12 +44354,4 @@
     <ds:schemaRef ds:uri="http://schemas.microsoft.com/internal/obd"/>
   </ds:schemaRefs>
 </ds:datastoreItem>
-</file>
-
-<file path=customXml/itemProps4.xml><?xml version="1.0" encoding="utf-8"?>
-<ds:datastoreItem xmlns:ds="http://schemas.openxmlformats.org/officeDocument/2006/customXml" ds:itemID="{A9C8C408-4E5E-524B-A672-45D328F6189D}">
-  <ds:schemaRefs>
-    <ds:schemaRef ds:uri="http://schemas.openxmlformats.org/officeDocument/2006/bibliography"/>
-  </ds:schemaRefs>
-</ds:datastoreItem>
 </file>
--- a/docs/Technical Documentation.docx
+++ b/docs/Technical Documentation.docx
@@ -23990,15 +23990,24 @@
           <w:sz w:val="22"/>
           <w:szCs w:val="22"/>
         </w:rPr>
-        <w:t xml:space="preserve"> has two </w:t>
-      </w:r>
-      <w:r>
-        <w:rPr>
-          <w:rFonts w:asciiTheme="minorHAnsi" w:hAnsiTheme="minorHAnsi" w:cstheme="minorHAnsi"/>
-          <w:sz w:val="22"/>
-          <w:szCs w:val="22"/>
-        </w:rPr>
-        <w:t xml:space="preserve">sources </w:t>
+        <w:t xml:space="preserve"> has </w:t>
+      </w:r>
+      <w:r>
+        <w:rPr>
+          <w:rFonts w:asciiTheme="minorHAnsi" w:hAnsiTheme="minorHAnsi" w:cstheme="minorHAnsi"/>
+          <w:sz w:val="22"/>
+          <w:szCs w:val="22"/>
+          <w:lang w:val="en-GB"/>
+        </w:rPr>
+        <w:t xml:space="preserve">one </w:t>
+      </w:r>
+      <w:r>
+        <w:rPr>
+          <w:rFonts w:asciiTheme="minorHAnsi" w:hAnsiTheme="minorHAnsi" w:cstheme="minorHAnsi"/>
+          <w:sz w:val="22"/>
+          <w:szCs w:val="22"/>
+        </w:rPr>
+        <w:t xml:space="preserve">source </w:t>
       </w:r>
       <w:r>
         <w:rPr>
@@ -24022,6 +24031,14 @@
           <w:sz w:val="22"/>
           <w:szCs w:val="22"/>
         </w:rPr>
+        <w:t xml:space="preserve"> – the Intra server</w:t>
+      </w:r>
+      <w:r>
+        <w:rPr>
+          <w:rFonts w:asciiTheme="minorHAnsi" w:hAnsiTheme="minorHAnsi" w:cstheme="minorHAnsi"/>
+          <w:sz w:val="22"/>
+          <w:szCs w:val="22"/>
+        </w:rPr>
         <w:t>.</w:t>
       </w:r>
       <w:r>
@@ -24030,49 +24047,145 @@
           <w:sz w:val="22"/>
           <w:szCs w:val="22"/>
         </w:rPr>
-        <w:t xml:space="preserve"> There is an NTP server for actual time and the Intra server for exam time.</w:t>
-      </w:r>
-    </w:p>
-    <w:p>
-      <w:pPr>
-        <w:rPr>
-          <w:rFonts w:asciiTheme="minorHAnsi" w:hAnsiTheme="minorHAnsi" w:cstheme="minorHAnsi"/>
-          <w:sz w:val="22"/>
-          <w:szCs w:val="22"/>
-        </w:rPr>
-      </w:pPr>
-    </w:p>
-    <w:p>
-      <w:pPr>
-        <w:rPr>
-          <w:rFonts w:asciiTheme="minorHAnsi" w:hAnsiTheme="minorHAnsi" w:cstheme="minorHAnsi"/>
-          <w:sz w:val="22"/>
-          <w:szCs w:val="22"/>
-        </w:rPr>
-      </w:pPr>
-      <w:r>
-        <w:rPr>
-          <w:rFonts w:asciiTheme="minorHAnsi" w:hAnsiTheme="minorHAnsi" w:cstheme="minorHAnsi"/>
-          <w:sz w:val="22"/>
-          <w:szCs w:val="22"/>
-        </w:rPr>
-        <w:t xml:space="preserve">Actual time data from the NTP server can be updated </w:t>
-      </w:r>
-      <w:r>
-        <w:rPr>
-          <w:rFonts w:asciiTheme="minorHAnsi" w:hAnsiTheme="minorHAnsi" w:cstheme="minorHAnsi"/>
-          <w:sz w:val="22"/>
-          <w:szCs w:val="22"/>
-        </w:rPr>
-        <w:t xml:space="preserve">at </w:t>
-      </w:r>
-      <w:r>
-        <w:rPr>
-          <w:rFonts w:asciiTheme="minorHAnsi" w:hAnsiTheme="minorHAnsi" w:cstheme="minorHAnsi"/>
-          <w:sz w:val="22"/>
-          <w:szCs w:val="22"/>
-        </w:rPr>
-        <w:t xml:space="preserve">any time by calling the get_time() function – it gets stored into 5 global variables: </w:t>
+        <w:t xml:space="preserve"> </w:t>
+      </w:r>
+      <w:r>
+        <w:rPr>
+          <w:rFonts w:asciiTheme="minorHAnsi" w:hAnsiTheme="minorHAnsi" w:cstheme="minorHAnsi"/>
+          <w:sz w:val="22"/>
+          <w:szCs w:val="22"/>
+        </w:rPr>
+        <w:t xml:space="preserve">It provides both the </w:t>
+      </w:r>
+      <w:r>
+        <w:rPr>
+          <w:rFonts w:asciiTheme="minorHAnsi" w:hAnsiTheme="minorHAnsi" w:cstheme="minorHAnsi"/>
+          <w:sz w:val="22"/>
+          <w:szCs w:val="22"/>
+        </w:rPr>
+        <w:t xml:space="preserve">actual time </w:t>
+      </w:r>
+      <w:r>
+        <w:rPr>
+          <w:rFonts w:asciiTheme="minorHAnsi" w:hAnsiTheme="minorHAnsi" w:cstheme="minorHAnsi"/>
+          <w:sz w:val="22"/>
+          <w:szCs w:val="22"/>
+        </w:rPr>
+        <w:t>for the system and the</w:t>
+      </w:r>
+      <w:r>
+        <w:rPr>
+          <w:rFonts w:asciiTheme="minorHAnsi" w:hAnsiTheme="minorHAnsi" w:cstheme="minorHAnsi"/>
+          <w:sz w:val="22"/>
+          <w:szCs w:val="22"/>
+        </w:rPr>
+        <w:t xml:space="preserve"> exam time.</w:t>
+      </w:r>
+    </w:p>
+    <w:p>
+      <w:pPr>
+        <w:rPr>
+          <w:rFonts w:asciiTheme="minorHAnsi" w:hAnsiTheme="minorHAnsi" w:cstheme="minorHAnsi"/>
+          <w:sz w:val="22"/>
+          <w:szCs w:val="22"/>
+        </w:rPr>
+      </w:pPr>
+    </w:p>
+    <w:p>
+      <w:pPr>
+        <w:rPr>
+          <w:rFonts w:asciiTheme="minorHAnsi" w:hAnsiTheme="minorHAnsi" w:cstheme="minorHAnsi"/>
+          <w:sz w:val="22"/>
+          <w:szCs w:val="22"/>
+        </w:rPr>
+      </w:pPr>
+      <w:r>
+        <w:rPr>
+          <w:rFonts w:asciiTheme="minorHAnsi" w:hAnsiTheme="minorHAnsi" w:cstheme="minorHAnsi"/>
+          <w:sz w:val="22"/>
+          <w:szCs w:val="22"/>
+        </w:rPr>
+        <w:t xml:space="preserve">Actual time data </w:t>
+      </w:r>
+      <w:r>
+        <w:rPr>
+          <w:rFonts w:asciiTheme="minorHAnsi" w:hAnsiTheme="minorHAnsi" w:cstheme="minorHAnsi"/>
+          <w:sz w:val="22"/>
+          <w:szCs w:val="22"/>
+        </w:rPr>
+        <w:t xml:space="preserve">gets </w:t>
+      </w:r>
+      <w:r>
+        <w:rPr>
+          <w:rFonts w:asciiTheme="minorHAnsi" w:hAnsiTheme="minorHAnsi" w:cstheme="minorHAnsi"/>
+          <w:sz w:val="22"/>
+          <w:szCs w:val="22"/>
+        </w:rPr>
+        <w:t xml:space="preserve">updated </w:t>
+      </w:r>
+      <w:r>
+        <w:rPr>
+          <w:rFonts w:asciiTheme="minorHAnsi" w:hAnsiTheme="minorHAnsi" w:cstheme="minorHAnsi"/>
+          <w:sz w:val="22"/>
+          <w:szCs w:val="22"/>
+        </w:rPr>
+        <w:t>every</w:t>
+      </w:r>
+      <w:r>
+        <w:rPr>
+          <w:rFonts w:asciiTheme="minorHAnsi" w:hAnsiTheme="minorHAnsi" w:cstheme="minorHAnsi"/>
+          <w:sz w:val="22"/>
+          <w:szCs w:val="22"/>
+        </w:rPr>
+        <w:t xml:space="preserve"> time </w:t>
+      </w:r>
+      <w:r>
+        <w:rPr>
+          <w:rFonts w:asciiTheme="minorHAnsi" w:hAnsiTheme="minorHAnsi" w:cstheme="minorHAnsi"/>
+          <w:sz w:val="22"/>
+          <w:szCs w:val="22"/>
+        </w:rPr>
+        <w:t xml:space="preserve">the device checks the exam </w:t>
+      </w:r>
+      <w:r>
+        <w:rPr>
+          <w:rFonts w:asciiTheme="minorHAnsi" w:hAnsiTheme="minorHAnsi" w:cstheme="minorHAnsi"/>
+          <w:sz w:val="22"/>
+          <w:szCs w:val="22"/>
+        </w:rPr>
+        <w:t xml:space="preserve">by calling the </w:t>
+      </w:r>
+      <w:r>
+        <w:rPr>
+          <w:rFonts w:asciiTheme="minorHAnsi" w:hAnsiTheme="minorHAnsi" w:cstheme="minorHAnsi"/>
+          <w:sz w:val="22"/>
+          <w:szCs w:val="22"/>
+        </w:rPr>
+        <w:t>fetch_exams</w:t>
+      </w:r>
+      <w:r>
+        <w:rPr>
+          <w:rFonts w:asciiTheme="minorHAnsi" w:hAnsiTheme="minorHAnsi" w:cstheme="minorHAnsi"/>
+          <w:sz w:val="22"/>
+          <w:szCs w:val="22"/>
+        </w:rPr>
+        <w:t>() function</w:t>
+      </w:r>
+      <w:r>
+        <w:rPr>
+          <w:rFonts w:asciiTheme="minorHAnsi" w:hAnsiTheme="minorHAnsi" w:cstheme="minorHAnsi"/>
+          <w:sz w:val="22"/>
+          <w:szCs w:val="22"/>
+        </w:rPr>
+        <w:t>. The actual time data</w:t>
+      </w:r>
+      <w:r>
+        <w:rPr>
+          <w:rFonts w:asciiTheme="minorHAnsi" w:hAnsiTheme="minorHAnsi" w:cstheme="minorHAnsi"/>
+          <w:sz w:val="22"/>
+          <w:szCs w:val="22"/>
+        </w:rPr>
+        <w:t xml:space="preserve"> gets stored in 5 global variables: </w:t>
       </w:r>
       <w:r>
         <w:rPr>
@@ -24152,7 +24265,39 @@
           <w:sz w:val="22"/>
           <w:szCs w:val="22"/>
         </w:rPr>
-        <w:t>. The time data in those global variables is already adjusted to the time zone</w:t>
+        <w:t xml:space="preserve">. The </w:t>
+      </w:r>
+      <w:r>
+        <w:rPr>
+          <w:rFonts w:asciiTheme="minorHAnsi" w:hAnsiTheme="minorHAnsi" w:cstheme="minorHAnsi"/>
+          <w:sz w:val="22"/>
+          <w:szCs w:val="22"/>
+        </w:rPr>
+        <w:t>values</w:t>
+      </w:r>
+      <w:r>
+        <w:rPr>
+          <w:rFonts w:asciiTheme="minorHAnsi" w:hAnsiTheme="minorHAnsi" w:cstheme="minorHAnsi"/>
+          <w:sz w:val="22"/>
+          <w:szCs w:val="22"/>
+        </w:rPr>
+        <w:t xml:space="preserve"> in those global variables </w:t>
+      </w:r>
+      <w:r>
+        <w:rPr>
+          <w:rFonts w:asciiTheme="minorHAnsi" w:hAnsiTheme="minorHAnsi" w:cstheme="minorHAnsi"/>
+          <w:sz w:val="22"/>
+          <w:szCs w:val="22"/>
+        </w:rPr>
+        <w:t>are</w:t>
+      </w:r>
+      <w:r>
+        <w:rPr>
+          <w:rFonts w:asciiTheme="minorHAnsi" w:hAnsiTheme="minorHAnsi" w:cstheme="minorHAnsi"/>
+          <w:sz w:val="22"/>
+          <w:szCs w:val="22"/>
+        </w:rPr>
+        <w:t xml:space="preserve"> already adjusted to the time zone</w:t>
       </w:r>
       <w:r>
         <w:rPr>
@@ -24194,7 +24339,7 @@
           <w:sz w:val="22"/>
           <w:szCs w:val="22"/>
         </w:rPr>
-        <w:t xml:space="preserve">Exam time data from the Intra server gets updated only when the </w:t>
+        <w:t xml:space="preserve">Exam time from the Intra server gets updated when the </w:t>
       </w:r>
       <w:r>
         <w:rPr>
@@ -24218,7 +24363,7 @@
           <w:sz w:val="22"/>
           <w:szCs w:val="22"/>
         </w:rPr>
-        <w:t xml:space="preserve">The exam time data is then stored in the following 4 global variables: </w:t>
+        <w:t xml:space="preserve">The exam time is then stored in the following 4 global variables: </w:t>
       </w:r>
       <w:r>
         <w:rPr>
@@ -24282,7 +24427,55 @@
           <w:sz w:val="22"/>
           <w:szCs w:val="22"/>
         </w:rPr>
-        <w:t>. There is no exam date variable, because the time data is searched only for the current day. The exam time data in those global variables is already adjusted to the time zone</w:t>
+        <w:t xml:space="preserve">. There is no exam date variable, because the </w:t>
+      </w:r>
+      <w:r>
+        <w:rPr>
+          <w:rFonts w:asciiTheme="minorHAnsi" w:hAnsiTheme="minorHAnsi" w:cstheme="minorHAnsi"/>
+          <w:sz w:val="22"/>
+          <w:szCs w:val="22"/>
+        </w:rPr>
+        <w:t xml:space="preserve">exam </w:t>
+      </w:r>
+      <w:r>
+        <w:rPr>
+          <w:rFonts w:asciiTheme="minorHAnsi" w:hAnsiTheme="minorHAnsi" w:cstheme="minorHAnsi"/>
+          <w:sz w:val="22"/>
+          <w:szCs w:val="22"/>
+        </w:rPr>
+        <w:t xml:space="preserve">time is searched only for the current day. The </w:t>
+      </w:r>
+      <w:r>
+        <w:rPr>
+          <w:rFonts w:asciiTheme="minorHAnsi" w:hAnsiTheme="minorHAnsi" w:cstheme="minorHAnsi"/>
+          <w:sz w:val="22"/>
+          <w:szCs w:val="22"/>
+        </w:rPr>
+        <w:t>values</w:t>
+      </w:r>
+      <w:r>
+        <w:rPr>
+          <w:rFonts w:asciiTheme="minorHAnsi" w:hAnsiTheme="minorHAnsi" w:cstheme="minorHAnsi"/>
+          <w:sz w:val="22"/>
+          <w:szCs w:val="22"/>
+        </w:rPr>
+        <w:t xml:space="preserve"> in those global variables </w:t>
+      </w:r>
+      <w:r>
+        <w:rPr>
+          <w:rFonts w:asciiTheme="minorHAnsi" w:hAnsiTheme="minorHAnsi" w:cstheme="minorHAnsi"/>
+          <w:sz w:val="22"/>
+          <w:szCs w:val="22"/>
+        </w:rPr>
+        <w:t>are</w:t>
+      </w:r>
+      <w:r>
+        <w:rPr>
+          <w:rFonts w:asciiTheme="minorHAnsi" w:hAnsiTheme="minorHAnsi" w:cstheme="minorHAnsi"/>
+          <w:sz w:val="22"/>
+          <w:szCs w:val="22"/>
+        </w:rPr>
+        <w:t xml:space="preserve"> already adjusted to the time zone</w:t>
       </w:r>
       <w:r>
         <w:rPr>
@@ -24358,7 +24551,23 @@
           <w:sz w:val="22"/>
           <w:szCs w:val="22"/>
         </w:rPr>
-        <w:t>The NTP server provides only standart UTC time. It never adjusts for Summer or Winter time. It does not care about time zones. All of that</w:t>
+        <w:t xml:space="preserve">The </w:t>
+      </w:r>
+      <w:r>
+        <w:rPr>
+          <w:rFonts w:asciiTheme="minorHAnsi" w:hAnsiTheme="minorHAnsi" w:cstheme="minorHAnsi"/>
+          <w:sz w:val="22"/>
+          <w:szCs w:val="22"/>
+        </w:rPr>
+        <w:t>Intra</w:t>
+      </w:r>
+      <w:r>
+        <w:rPr>
+          <w:rFonts w:asciiTheme="minorHAnsi" w:hAnsiTheme="minorHAnsi" w:cstheme="minorHAnsi"/>
+          <w:sz w:val="22"/>
+          <w:szCs w:val="22"/>
+        </w:rPr>
+        <w:t xml:space="preserve"> server provides only standart UTC time. It never adjusts for Summer or Winter time. It does not care about time zones. All of that</w:t>
       </w:r>
       <w:r>
         <w:rPr>
@@ -24374,42 +24583,571 @@
           <w:sz w:val="22"/>
           <w:szCs w:val="22"/>
         </w:rPr>
-        <w:t xml:space="preserve"> is handled on the device by the Time library.</w:t>
-      </w:r>
-    </w:p>
-    <w:p>
-      <w:pPr>
-        <w:rPr>
-          <w:rFonts w:asciiTheme="minorHAnsi" w:hAnsiTheme="minorHAnsi" w:cstheme="minorHAnsi"/>
-          <w:sz w:val="22"/>
-          <w:szCs w:val="22"/>
-        </w:rPr>
-      </w:pPr>
-    </w:p>
-    <w:p>
-      <w:pPr>
-        <w:rPr>
-          <w:rFonts w:asciiTheme="minorHAnsi" w:hAnsiTheme="minorHAnsi" w:cstheme="minorHAnsi"/>
-          <w:sz w:val="22"/>
-          <w:szCs w:val="22"/>
-          <w:lang w:val="en-GB"/>
-        </w:rPr>
-      </w:pPr>
-      <w:r>
-        <w:rPr>
-          <w:rFonts w:asciiTheme="minorHAnsi" w:hAnsiTheme="minorHAnsi" w:cstheme="minorHAnsi"/>
-          <w:sz w:val="22"/>
-          <w:szCs w:val="22"/>
-        </w:rPr>
-        <w:t xml:space="preserve">The Intra server behaves differently </w:t>
-      </w:r>
-      <w:r>
-        <w:rPr>
-          <w:rFonts w:asciiTheme="minorHAnsi" w:hAnsiTheme="minorHAnsi" w:cstheme="minorHAnsi"/>
-          <w:sz w:val="22"/>
-          <w:szCs w:val="22"/>
-        </w:rPr>
-        <w:t>–</w:t>
+        <w:t xml:space="preserve"> is handled on the device by the </w:t>
+      </w:r>
+      <w:r>
+        <w:rPr>
+          <w:rFonts w:asciiTheme="minorHAnsi" w:hAnsiTheme="minorHAnsi" w:cstheme="minorHAnsi"/>
+          <w:sz w:val="22"/>
+          <w:szCs w:val="22"/>
+        </w:rPr>
+        <w:t>get_and_ensure_current_time()</w:t>
+      </w:r>
+      <w:r>
+        <w:rPr>
+          <w:rFonts w:asciiTheme="minorHAnsi" w:hAnsiTheme="minorHAnsi" w:cstheme="minorHAnsi"/>
+          <w:sz w:val="22"/>
+          <w:szCs w:val="22"/>
+        </w:rPr>
+        <w:t xml:space="preserve"> function</w:t>
+      </w:r>
+      <w:r>
+        <w:rPr>
+          <w:rFonts w:asciiTheme="minorHAnsi" w:hAnsiTheme="minorHAnsi" w:cstheme="minorHAnsi"/>
+          <w:sz w:val="22"/>
+          <w:szCs w:val="22"/>
+        </w:rPr>
+        <w:t xml:space="preserve"> and its helper functions: </w:t>
+      </w:r>
+      <w:r>
+        <w:rPr>
+          <w:rFonts w:asciiTheme="minorHAnsi" w:hAnsiTheme="minorHAnsi" w:cstheme="minorHAnsi"/>
+          <w:sz w:val="22"/>
+          <w:szCs w:val="22"/>
+        </w:rPr>
+        <w:t>winter_summer_time_offset()</w:t>
+      </w:r>
+      <w:r>
+        <w:rPr>
+          <w:rFonts w:asciiTheme="minorHAnsi" w:hAnsiTheme="minorHAnsi" w:cstheme="minorHAnsi"/>
+          <w:sz w:val="22"/>
+          <w:szCs w:val="22"/>
+        </w:rPr>
+        <w:t xml:space="preserve">, </w:t>
+      </w:r>
+      <w:r>
+        <w:rPr>
+          <w:rFonts w:asciiTheme="minorHAnsi" w:hAnsiTheme="minorHAnsi" w:cstheme="minorHAnsi"/>
+          <w:sz w:val="22"/>
+          <w:szCs w:val="22"/>
+        </w:rPr>
+        <w:t>last_sunday()</w:t>
+      </w:r>
+      <w:r>
+        <w:rPr>
+          <w:rFonts w:asciiTheme="minorHAnsi" w:hAnsiTheme="minorHAnsi" w:cstheme="minorHAnsi"/>
+          <w:sz w:val="22"/>
+          <w:szCs w:val="22"/>
+        </w:rPr>
+        <w:t xml:space="preserve"> and </w:t>
+      </w:r>
+      <w:r>
+        <w:rPr>
+          <w:rFonts w:asciiTheme="minorHAnsi" w:hAnsiTheme="minorHAnsi" w:cstheme="minorHAnsi"/>
+          <w:sz w:val="22"/>
+          <w:szCs w:val="22"/>
+        </w:rPr>
+        <w:t>is_weekday(</w:t>
+      </w:r>
+      <w:r>
+        <w:rPr>
+          <w:rFonts w:asciiTheme="minorHAnsi" w:hAnsiTheme="minorHAnsi" w:cstheme="minorHAnsi"/>
+          <w:sz w:val="22"/>
+          <w:szCs w:val="22"/>
+        </w:rPr>
+        <w:t>)</w:t>
+      </w:r>
+      <w:r>
+        <w:rPr>
+          <w:rFonts w:asciiTheme="minorHAnsi" w:hAnsiTheme="minorHAnsi" w:cstheme="minorHAnsi"/>
+          <w:sz w:val="22"/>
+          <w:szCs w:val="22"/>
+        </w:rPr>
+        <w:t>.</w:t>
+      </w:r>
+    </w:p>
+    <w:p>
+      <w:pPr>
+        <w:rPr>
+          <w:rFonts w:asciiTheme="minorHAnsi" w:hAnsiTheme="minorHAnsi" w:cstheme="minorHAnsi"/>
+          <w:sz w:val="22"/>
+          <w:szCs w:val="22"/>
+        </w:rPr>
+      </w:pPr>
+    </w:p>
+    <w:p>
+      <w:pPr>
+        <w:rPr>
+          <w:rFonts w:asciiTheme="minorHAnsi" w:hAnsiTheme="minorHAnsi" w:cstheme="minorHAnsi"/>
+          <w:sz w:val="22"/>
+          <w:szCs w:val="22"/>
+        </w:rPr>
+      </w:pPr>
+      <w:r>
+        <w:rPr>
+          <w:rFonts w:asciiTheme="minorHAnsi" w:hAnsiTheme="minorHAnsi" w:cstheme="minorHAnsi"/>
+          <w:sz w:val="22"/>
+          <w:szCs w:val="22"/>
+        </w:rPr>
+        <w:t xml:space="preserve">It is important to mention that the </w:t>
+      </w:r>
+      <w:r>
+        <w:rPr>
+          <w:rFonts w:asciiTheme="minorHAnsi" w:hAnsiTheme="minorHAnsi" w:cstheme="minorHAnsi"/>
+          <w:sz w:val="22"/>
+          <w:szCs w:val="22"/>
+        </w:rPr>
+        <w:t>winter_summer_time_offset()</w:t>
+      </w:r>
+      <w:r>
+        <w:rPr>
+          <w:rFonts w:asciiTheme="minorHAnsi" w:hAnsiTheme="minorHAnsi" w:cstheme="minorHAnsi"/>
+          <w:sz w:val="22"/>
+          <w:szCs w:val="22"/>
+        </w:rPr>
+        <w:t xml:space="preserve"> function calculates when to switch between summer and winter time based on the </w:t>
+      </w:r>
+      <w:r>
+        <w:rPr>
+          <w:rFonts w:asciiTheme="minorHAnsi" w:hAnsiTheme="minorHAnsi" w:cstheme="minorHAnsi"/>
+          <w:sz w:val="22"/>
+          <w:szCs w:val="22"/>
+        </w:rPr>
+        <w:t xml:space="preserve">pattern of the </w:t>
+      </w:r>
+      <w:r>
+        <w:rPr>
+          <w:rFonts w:asciiTheme="minorHAnsi" w:hAnsiTheme="minorHAnsi" w:cstheme="minorHAnsi"/>
+          <w:sz w:val="22"/>
+          <w:szCs w:val="22"/>
+        </w:rPr>
+        <w:t>European</w:t>
+      </w:r>
+      <w:r>
+        <w:rPr>
+          <w:rFonts w:asciiTheme="minorHAnsi" w:hAnsiTheme="minorHAnsi" w:cstheme="minorHAnsi"/>
+          <w:sz w:val="22"/>
+          <w:szCs w:val="22"/>
+        </w:rPr>
+        <w:t xml:space="preserve"> Union DST system</w:t>
+      </w:r>
+      <w:r>
+        <w:rPr>
+          <w:rFonts w:asciiTheme="minorHAnsi" w:hAnsiTheme="minorHAnsi" w:cstheme="minorHAnsi"/>
+          <w:sz w:val="22"/>
+          <w:szCs w:val="22"/>
+        </w:rPr>
+        <w:t xml:space="preserve">. </w:t>
+      </w:r>
+      <w:r>
+        <w:rPr>
+          <w:rFonts w:asciiTheme="minorHAnsi" w:hAnsiTheme="minorHAnsi" w:cstheme="minorHAnsi"/>
+          <w:b/>
+          <w:bCs/>
+          <w:i/>
+          <w:iCs/>
+          <w:sz w:val="22"/>
+          <w:szCs w:val="22"/>
+        </w:rPr>
+        <w:t>It may not be suitable for the countries outside of the EU!</w:t>
+      </w:r>
+      <w:r>
+        <w:rPr>
+          <w:rFonts w:asciiTheme="minorHAnsi" w:hAnsiTheme="minorHAnsi" w:cstheme="minorHAnsi"/>
+          <w:sz w:val="22"/>
+          <w:szCs w:val="22"/>
+        </w:rPr>
+        <w:t xml:space="preserve"> The </w:t>
+      </w:r>
+      <w:r>
+        <w:rPr>
+          <w:rFonts w:asciiTheme="minorHAnsi" w:hAnsiTheme="minorHAnsi" w:cstheme="minorHAnsi"/>
+          <w:sz w:val="22"/>
+          <w:szCs w:val="22"/>
+        </w:rPr>
+        <w:t>pattern</w:t>
+      </w:r>
+      <w:r>
+        <w:rPr>
+          <w:rFonts w:asciiTheme="minorHAnsi" w:hAnsiTheme="minorHAnsi" w:cstheme="minorHAnsi"/>
+          <w:sz w:val="22"/>
+          <w:szCs w:val="22"/>
+        </w:rPr>
+        <w:t xml:space="preserve"> that the function obeys </w:t>
+      </w:r>
+      <w:r>
+        <w:rPr>
+          <w:rFonts w:asciiTheme="minorHAnsi" w:hAnsiTheme="minorHAnsi" w:cstheme="minorHAnsi"/>
+          <w:sz w:val="22"/>
+          <w:szCs w:val="22"/>
+        </w:rPr>
+        <w:t>is</w:t>
+      </w:r>
+      <w:r>
+        <w:rPr>
+          <w:rFonts w:asciiTheme="minorHAnsi" w:hAnsiTheme="minorHAnsi" w:cstheme="minorHAnsi"/>
+          <w:sz w:val="22"/>
+          <w:szCs w:val="22"/>
+        </w:rPr>
+        <w:t xml:space="preserve"> the following:</w:t>
+      </w:r>
+    </w:p>
+    <w:p>
+      <w:pPr>
+        <w:pStyle w:val="Odstavecseseznamem"/>
+        <w:numPr>
+          <w:ilvl w:val="0"/>
+          <w:numId w:val="44"/>
+        </w:numPr>
+        <w:rPr>
+          <w:rFonts w:cstheme="minorHAnsi"/>
+        </w:rPr>
+      </w:pPr>
+      <w:r>
+        <w:rPr>
+          <w:rFonts w:cstheme="minorHAnsi"/>
+        </w:rPr>
+        <w:t xml:space="preserve">last Sunday of March </w:t>
+      </w:r>
+      <w:r>
+        <w:rPr>
+          <w:rFonts w:cstheme="minorHAnsi"/>
+        </w:rPr>
+        <w:t>—</w:t>
+      </w:r>
+      <w:r>
+        <w:rPr>
+          <w:rFonts w:cstheme="minorHAnsi"/>
+        </w:rPr>
+        <w:t xml:space="preserve"> switch to summer time</w:t>
+      </w:r>
+      <w:r>
+        <w:rPr>
+          <w:rFonts w:cstheme="minorHAnsi"/>
+        </w:rPr>
+        <w:t>,</w:t>
+      </w:r>
+    </w:p>
+    <w:p>
+      <w:pPr>
+        <w:pStyle w:val="Odstavecseseznamem"/>
+        <w:numPr>
+          <w:ilvl w:val="0"/>
+          <w:numId w:val="44"/>
+        </w:numPr>
+        <w:rPr>
+          <w:rFonts w:cstheme="minorHAnsi"/>
+        </w:rPr>
+      </w:pPr>
+      <w:r>
+        <w:rPr>
+          <w:rFonts w:cstheme="minorHAnsi"/>
+        </w:rPr>
+        <w:t xml:space="preserve">last Sunday of October </w:t>
+      </w:r>
+      <w:r>
+        <w:rPr>
+          <w:rFonts w:cstheme="minorHAnsi"/>
+        </w:rPr>
+        <w:t xml:space="preserve">— </w:t>
+      </w:r>
+      <w:r>
+        <w:rPr>
+          <w:rFonts w:cstheme="minorHAnsi"/>
+        </w:rPr>
+        <w:t>switch back to winter time</w:t>
+      </w:r>
+      <w:r>
+        <w:rPr>
+          <w:rFonts w:cstheme="minorHAnsi"/>
+        </w:rPr>
+        <w:t>.</w:t>
+      </w:r>
+    </w:p>
+    <w:p>
+      <w:pPr>
+        <w:rPr>
+          <w:rFonts w:asciiTheme="minorHAnsi" w:hAnsiTheme="minorHAnsi" w:cstheme="minorHAnsi"/>
+          <w:sz w:val="22"/>
+          <w:szCs w:val="22"/>
+        </w:rPr>
+      </w:pPr>
+    </w:p>
+    <w:p>
+      <w:pPr>
+        <w:rPr>
+          <w:rFonts w:asciiTheme="minorHAnsi" w:hAnsiTheme="minorHAnsi" w:cstheme="minorHAnsi"/>
+          <w:sz w:val="22"/>
+          <w:szCs w:val="22"/>
+        </w:rPr>
+      </w:pPr>
+      <w:r>
+        <w:rPr>
+          <w:rFonts w:asciiTheme="minorHAnsi" w:hAnsiTheme="minorHAnsi" w:cstheme="minorHAnsi"/>
+          <w:sz w:val="22"/>
+          <w:szCs w:val="22"/>
+        </w:rPr>
+        <w:t xml:space="preserve">Located in the config.h file, there is a very important time-related macro </w:t>
+      </w:r>
+      <w:r>
+        <w:rPr>
+          <w:rFonts w:asciiTheme="minorHAnsi" w:hAnsiTheme="minorHAnsi" w:cstheme="minorHAnsi"/>
+          <w:sz w:val="22"/>
+          <w:szCs w:val="22"/>
+        </w:rPr>
+        <w:t>TIME_ZONE</w:t>
+      </w:r>
+      <w:r>
+        <w:rPr>
+          <w:rFonts w:asciiTheme="minorHAnsi" w:hAnsiTheme="minorHAnsi" w:cstheme="minorHAnsi"/>
+          <w:sz w:val="22"/>
+          <w:szCs w:val="22"/>
+        </w:rPr>
+        <w:t xml:space="preserve">. This macro is the place where you have to manually write the time zone of </w:t>
+      </w:r>
+      <w:r>
+        <w:rPr>
+          <w:rFonts w:asciiTheme="minorHAnsi" w:hAnsiTheme="minorHAnsi" w:cstheme="minorHAnsi"/>
+          <w:sz w:val="22"/>
+          <w:szCs w:val="22"/>
+        </w:rPr>
+        <w:t>the</w:t>
+      </w:r>
+      <w:r>
+        <w:rPr>
+          <w:rFonts w:asciiTheme="minorHAnsi" w:hAnsiTheme="minorHAnsi" w:cstheme="minorHAnsi"/>
+          <w:sz w:val="22"/>
+          <w:szCs w:val="22"/>
+        </w:rPr>
+        <w:t xml:space="preserve"> campus</w:t>
+      </w:r>
+      <w:r>
+        <w:rPr>
+          <w:rFonts w:asciiTheme="minorHAnsi" w:hAnsiTheme="minorHAnsi" w:cstheme="minorHAnsi"/>
+          <w:sz w:val="22"/>
+          <w:szCs w:val="22"/>
+        </w:rPr>
+        <w:t xml:space="preserve"> where you use the Sign</w:t>
+      </w:r>
+      <w:r>
+        <w:rPr>
+          <w:rFonts w:asciiTheme="minorHAnsi" w:hAnsiTheme="minorHAnsi" w:cstheme="minorHAnsi"/>
+          <w:sz w:val="22"/>
+          <w:szCs w:val="22"/>
+        </w:rPr>
+        <w:t xml:space="preserve">. </w:t>
+      </w:r>
+    </w:p>
+    <w:p>
+      <w:pPr>
+        <w:rPr>
+          <w:rFonts w:asciiTheme="minorHAnsi" w:hAnsiTheme="minorHAnsi" w:cstheme="minorHAnsi"/>
+          <w:sz w:val="22"/>
+          <w:szCs w:val="22"/>
+        </w:rPr>
+      </w:pPr>
+    </w:p>
+    <w:p>
+      <w:pPr>
+        <w:rPr>
+          <w:rFonts w:asciiTheme="minorHAnsi" w:hAnsiTheme="minorHAnsi" w:cstheme="minorHAnsi"/>
+          <w:sz w:val="22"/>
+          <w:szCs w:val="22"/>
+        </w:rPr>
+      </w:pPr>
+      <w:r>
+        <w:rPr>
+          <w:rFonts w:asciiTheme="minorHAnsi" w:hAnsiTheme="minorHAnsi" w:cstheme="minorHAnsi"/>
+          <w:sz w:val="22"/>
+          <w:szCs w:val="22"/>
+        </w:rPr>
+        <w:t>Be aware, that i</w:t>
+      </w:r>
+      <w:r>
+        <w:rPr>
+          <w:rFonts w:asciiTheme="minorHAnsi" w:hAnsiTheme="minorHAnsi" w:cstheme="minorHAnsi"/>
+          <w:sz w:val="22"/>
+          <w:szCs w:val="22"/>
+        </w:rPr>
+        <w:t xml:space="preserve">f your country switches between </w:t>
+      </w:r>
+      <w:r>
+        <w:rPr>
+          <w:rFonts w:asciiTheme="minorHAnsi" w:hAnsiTheme="minorHAnsi" w:cstheme="minorHAnsi"/>
+          <w:sz w:val="22"/>
+          <w:szCs w:val="22"/>
+        </w:rPr>
+        <w:t xml:space="preserve">winter/summer time (DST system), it means that your country basically has two different time zones – one in winter and a different one in summer. Winter time zone is universally considered as the default one. This is why the </w:t>
+      </w:r>
+      <w:r>
+        <w:rPr>
+          <w:rFonts w:asciiTheme="minorHAnsi" w:hAnsiTheme="minorHAnsi" w:cstheme="minorHAnsi"/>
+          <w:sz w:val="22"/>
+          <w:szCs w:val="22"/>
+          <w:u w:val="single"/>
+        </w:rPr>
+        <w:t>winter</w:t>
+      </w:r>
+      <w:r>
+        <w:rPr>
+          <w:rFonts w:asciiTheme="minorHAnsi" w:hAnsiTheme="minorHAnsi" w:cstheme="minorHAnsi"/>
+          <w:sz w:val="22"/>
+          <w:szCs w:val="22"/>
+        </w:rPr>
+        <w:t xml:space="preserve"> time zone is what you need to write in the </w:t>
+      </w:r>
+      <w:r>
+        <w:rPr>
+          <w:rFonts w:asciiTheme="minorHAnsi" w:hAnsiTheme="minorHAnsi" w:cstheme="minorHAnsi"/>
+          <w:sz w:val="22"/>
+          <w:szCs w:val="22"/>
+        </w:rPr>
+        <w:t>TIME_ZONE</w:t>
+      </w:r>
+      <w:r>
+        <w:rPr>
+          <w:rFonts w:asciiTheme="minorHAnsi" w:hAnsiTheme="minorHAnsi" w:cstheme="minorHAnsi"/>
+          <w:sz w:val="22"/>
+          <w:szCs w:val="22"/>
+        </w:rPr>
+        <w:t xml:space="preserve"> macro.</w:t>
+      </w:r>
+    </w:p>
+    <w:p>
+      <w:pPr>
+        <w:rPr>
+          <w:rFonts w:asciiTheme="minorHAnsi" w:hAnsiTheme="minorHAnsi" w:cstheme="minorHAnsi"/>
+          <w:sz w:val="22"/>
+          <w:szCs w:val="22"/>
+        </w:rPr>
+      </w:pPr>
+      <w:r>
+        <w:rPr>
+          <w:rFonts w:asciiTheme="minorHAnsi" w:hAnsiTheme="minorHAnsi" w:cstheme="minorHAnsi"/>
+          <w:sz w:val="22"/>
+          <w:szCs w:val="22"/>
+        </w:rPr>
+        <w:t>E</w:t>
+      </w:r>
+      <w:r>
+        <w:rPr>
+          <w:rFonts w:asciiTheme="minorHAnsi" w:hAnsiTheme="minorHAnsi" w:cstheme="minorHAnsi"/>
+          <w:sz w:val="22"/>
+          <w:szCs w:val="22"/>
+        </w:rPr>
+        <w:t>.g.</w:t>
+      </w:r>
+      <w:r>
+        <w:rPr>
+          <w:rFonts w:asciiTheme="minorHAnsi" w:hAnsiTheme="minorHAnsi" w:cstheme="minorHAnsi"/>
+          <w:sz w:val="22"/>
+          <w:szCs w:val="22"/>
+        </w:rPr>
+        <w:t>:</w:t>
+      </w:r>
+      <w:r>
+        <w:rPr>
+          <w:rFonts w:asciiTheme="minorHAnsi" w:hAnsiTheme="minorHAnsi" w:cstheme="minorHAnsi"/>
+          <w:sz w:val="22"/>
+          <w:szCs w:val="22"/>
+        </w:rPr>
+        <w:t xml:space="preserve"> in winter</w:t>
+      </w:r>
+      <w:r>
+        <w:rPr>
+          <w:rFonts w:asciiTheme="minorHAnsi" w:hAnsiTheme="minorHAnsi" w:cstheme="minorHAnsi"/>
+          <w:sz w:val="22"/>
+          <w:szCs w:val="22"/>
+        </w:rPr>
+        <w:t>,</w:t>
+      </w:r>
+      <w:r>
+        <w:rPr>
+          <w:rFonts w:asciiTheme="minorHAnsi" w:hAnsiTheme="minorHAnsi" w:cstheme="minorHAnsi"/>
+          <w:sz w:val="22"/>
+          <w:szCs w:val="22"/>
+        </w:rPr>
+        <w:t xml:space="preserve"> France uses </w:t>
+      </w:r>
+      <w:r>
+        <w:rPr>
+          <w:rFonts w:asciiTheme="minorHAnsi" w:hAnsiTheme="minorHAnsi" w:cstheme="minorHAnsi"/>
+          <w:sz w:val="22"/>
+          <w:szCs w:val="22"/>
+        </w:rPr>
+        <w:t>Central European Time</w:t>
+      </w:r>
+      <w:r>
+        <w:rPr>
+          <w:rFonts w:asciiTheme="minorHAnsi" w:hAnsiTheme="minorHAnsi" w:cstheme="minorHAnsi"/>
+          <w:sz w:val="22"/>
+          <w:szCs w:val="22"/>
+        </w:rPr>
+        <w:t xml:space="preserve"> and has the </w:t>
+      </w:r>
+      <w:r>
+        <w:rPr>
+          <w:rFonts w:asciiTheme="minorHAnsi" w:hAnsiTheme="minorHAnsi" w:cstheme="minorHAnsi"/>
+          <w:sz w:val="22"/>
+          <w:szCs w:val="22"/>
+        </w:rPr>
+        <w:t>UTC+1</w:t>
+      </w:r>
+      <w:r>
+        <w:rPr>
+          <w:rFonts w:asciiTheme="minorHAnsi" w:hAnsiTheme="minorHAnsi" w:cstheme="minorHAnsi"/>
+          <w:sz w:val="22"/>
+          <w:szCs w:val="22"/>
+        </w:rPr>
+        <w:t xml:space="preserve"> time zone; but in summer France uses </w:t>
+      </w:r>
+      <w:r>
+        <w:rPr>
+          <w:rFonts w:asciiTheme="minorHAnsi" w:hAnsiTheme="minorHAnsi" w:cstheme="minorHAnsi"/>
+          <w:sz w:val="22"/>
+          <w:szCs w:val="22"/>
+        </w:rPr>
+        <w:t>Central European</w:t>
+      </w:r>
+      <w:r>
+        <w:rPr>
+          <w:rFonts w:asciiTheme="minorHAnsi" w:hAnsiTheme="minorHAnsi" w:cstheme="minorHAnsi"/>
+          <w:sz w:val="22"/>
+          <w:szCs w:val="22"/>
+        </w:rPr>
+        <w:t xml:space="preserve"> Summer</w:t>
+      </w:r>
+      <w:r>
+        <w:rPr>
+          <w:rFonts w:asciiTheme="minorHAnsi" w:hAnsiTheme="minorHAnsi" w:cstheme="minorHAnsi"/>
+          <w:sz w:val="22"/>
+          <w:szCs w:val="22"/>
+        </w:rPr>
+        <w:t xml:space="preserve"> Time</w:t>
+      </w:r>
+      <w:r>
+        <w:rPr>
+          <w:rFonts w:asciiTheme="minorHAnsi" w:hAnsiTheme="minorHAnsi" w:cstheme="minorHAnsi"/>
+          <w:sz w:val="22"/>
+          <w:szCs w:val="22"/>
+        </w:rPr>
+        <w:t xml:space="preserve"> and has the </w:t>
+      </w:r>
+      <w:r>
+        <w:rPr>
+          <w:rFonts w:asciiTheme="minorHAnsi" w:hAnsiTheme="minorHAnsi" w:cstheme="minorHAnsi"/>
+          <w:sz w:val="22"/>
+          <w:szCs w:val="22"/>
+        </w:rPr>
+        <w:t>UTC+</w:t>
+      </w:r>
+      <w:r>
+        <w:rPr>
+          <w:rFonts w:asciiTheme="minorHAnsi" w:hAnsiTheme="minorHAnsi" w:cstheme="minorHAnsi"/>
+          <w:sz w:val="22"/>
+          <w:szCs w:val="22"/>
+        </w:rPr>
+        <w:t>2 time zone.</w:t>
       </w:r>
       <w:r>
         <w:rPr>
@@ -24425,158 +25163,21 @@
           <w:sz w:val="22"/>
           <w:szCs w:val="22"/>
         </w:rPr>
-        <w:t>it always switches between Summer and Winter time automatically and sends already adjusted time, so we do not have to care about this part. However, the Intra server does not care about time zones and additionally uses the time zone of its actual location</w:t>
-      </w:r>
-      <w:r>
-        <w:rPr>
-          <w:rFonts w:asciiTheme="minorHAnsi" w:hAnsiTheme="minorHAnsi" w:cstheme="minorHAnsi"/>
-          <w:sz w:val="22"/>
-          <w:szCs w:val="22"/>
-        </w:rPr>
-        <w:t xml:space="preserve"> (</w:t>
-      </w:r>
-      <w:r>
-        <w:rPr>
-          <w:rFonts w:asciiTheme="minorHAnsi" w:hAnsiTheme="minorHAnsi" w:cstheme="minorHAnsi"/>
-          <w:sz w:val="22"/>
-          <w:szCs w:val="22"/>
-        </w:rPr>
-        <w:t>UTC+1</w:t>
-      </w:r>
-      <w:r>
-        <w:rPr>
-          <w:rFonts w:asciiTheme="minorHAnsi" w:hAnsiTheme="minorHAnsi" w:cstheme="minorHAnsi"/>
-          <w:sz w:val="22"/>
-          <w:szCs w:val="22"/>
-        </w:rPr>
-        <w:t xml:space="preserve"> — </w:t>
-      </w:r>
-      <w:r>
-        <w:rPr>
-          <w:rFonts w:asciiTheme="minorHAnsi" w:hAnsiTheme="minorHAnsi" w:cstheme="minorHAnsi"/>
-          <w:sz w:val="22"/>
-          <w:szCs w:val="22"/>
-        </w:rPr>
-        <w:t>CET</w:t>
-      </w:r>
-      <w:r>
-        <w:rPr>
-          <w:rFonts w:asciiTheme="minorHAnsi" w:hAnsiTheme="minorHAnsi" w:cstheme="minorHAnsi"/>
-          <w:sz w:val="22"/>
-          <w:szCs w:val="22"/>
-        </w:rPr>
-        <w:t xml:space="preserve">, </w:t>
-      </w:r>
-      <w:r>
-        <w:rPr>
-          <w:rFonts w:asciiTheme="minorHAnsi" w:hAnsiTheme="minorHAnsi" w:cstheme="minorHAnsi"/>
-          <w:sz w:val="22"/>
-          <w:szCs w:val="22"/>
-        </w:rPr>
-        <w:t>Central European Time</w:t>
-      </w:r>
-      <w:r>
-        <w:rPr>
-          <w:rFonts w:asciiTheme="minorHAnsi" w:hAnsiTheme="minorHAnsi" w:cstheme="minorHAnsi"/>
-          <w:sz w:val="22"/>
-          <w:szCs w:val="22"/>
-        </w:rPr>
-        <w:t xml:space="preserve"> in winter and </w:t>
-      </w:r>
-      <w:r>
-        <w:rPr>
-          <w:rFonts w:asciiTheme="minorHAnsi" w:hAnsiTheme="minorHAnsi" w:cstheme="minorHAnsi"/>
-          <w:sz w:val="22"/>
-          <w:szCs w:val="22"/>
-        </w:rPr>
-        <w:t>UTC+</w:t>
-      </w:r>
-      <w:r>
-        <w:rPr>
-          <w:rFonts w:asciiTheme="minorHAnsi" w:hAnsiTheme="minorHAnsi" w:cstheme="minorHAnsi"/>
-          <w:sz w:val="22"/>
-          <w:szCs w:val="22"/>
-        </w:rPr>
-        <w:t xml:space="preserve">2 — </w:t>
-      </w:r>
-      <w:r>
-        <w:rPr>
-          <w:rFonts w:asciiTheme="minorHAnsi" w:hAnsiTheme="minorHAnsi" w:cstheme="minorHAnsi"/>
-          <w:sz w:val="22"/>
-          <w:szCs w:val="22"/>
-        </w:rPr>
-        <w:t>CE</w:t>
-      </w:r>
-      <w:r>
-        <w:rPr>
-          <w:rFonts w:asciiTheme="minorHAnsi" w:hAnsiTheme="minorHAnsi" w:cstheme="minorHAnsi"/>
-          <w:sz w:val="22"/>
-          <w:szCs w:val="22"/>
-        </w:rPr>
-        <w:t>S</w:t>
-      </w:r>
-      <w:r>
-        <w:rPr>
-          <w:rFonts w:asciiTheme="minorHAnsi" w:hAnsiTheme="minorHAnsi" w:cstheme="minorHAnsi"/>
-          <w:sz w:val="22"/>
-          <w:szCs w:val="22"/>
-        </w:rPr>
-        <w:t>T</w:t>
-      </w:r>
-      <w:r>
-        <w:rPr>
-          <w:rFonts w:asciiTheme="minorHAnsi" w:hAnsiTheme="minorHAnsi" w:cstheme="minorHAnsi"/>
-          <w:sz w:val="22"/>
-          <w:szCs w:val="22"/>
-        </w:rPr>
-        <w:t xml:space="preserve">, </w:t>
-      </w:r>
-      <w:r>
-        <w:rPr>
-          <w:rFonts w:asciiTheme="minorHAnsi" w:hAnsiTheme="minorHAnsi" w:cstheme="minorHAnsi"/>
-          <w:sz w:val="22"/>
-          <w:szCs w:val="22"/>
-        </w:rPr>
-        <w:t>Central European</w:t>
-      </w:r>
-      <w:r>
-        <w:rPr>
-          <w:rFonts w:asciiTheme="minorHAnsi" w:hAnsiTheme="minorHAnsi" w:cstheme="minorHAnsi"/>
-          <w:sz w:val="22"/>
-          <w:szCs w:val="22"/>
-        </w:rPr>
-        <w:t xml:space="preserve"> Summer</w:t>
-      </w:r>
-      <w:r>
-        <w:rPr>
-          <w:rFonts w:asciiTheme="minorHAnsi" w:hAnsiTheme="minorHAnsi" w:cstheme="minorHAnsi"/>
-          <w:sz w:val="22"/>
-          <w:szCs w:val="22"/>
-        </w:rPr>
-        <w:t xml:space="preserve"> Time</w:t>
-      </w:r>
-      <w:r>
-        <w:rPr>
-          <w:rFonts w:asciiTheme="minorHAnsi" w:hAnsiTheme="minorHAnsi" w:cstheme="minorHAnsi"/>
-          <w:sz w:val="22"/>
-          <w:szCs w:val="22"/>
-        </w:rPr>
-        <w:t xml:space="preserve"> in summer</w:t>
-      </w:r>
-      <w:r>
-        <w:rPr>
-          <w:rFonts w:asciiTheme="minorHAnsi" w:hAnsiTheme="minorHAnsi" w:cstheme="minorHAnsi"/>
-          <w:sz w:val="22"/>
-          <w:szCs w:val="22"/>
-        </w:rPr>
-        <w:t>) forcing the device to adjust to it locally.</w:t>
-      </w:r>
-      <w:r>
-        <w:rPr>
-          <w:rFonts w:asciiTheme="minorHAnsi" w:hAnsiTheme="minorHAnsi" w:cstheme="minorHAnsi"/>
-          <w:sz w:val="22"/>
-          <w:szCs w:val="22"/>
-          <w:lang w:val="en-US"/>
+        <w:t xml:space="preserve">Winter time zone is the default one, this is why for any French campus </w:t>
+      </w:r>
+      <w:r>
+        <w:rPr>
+          <w:rFonts w:asciiTheme="minorHAnsi" w:hAnsiTheme="minorHAnsi" w:cstheme="minorHAnsi"/>
+          <w:sz w:val="22"/>
+          <w:szCs w:val="22"/>
+        </w:rPr>
+        <w:t>TIME_ZONE</w:t>
+      </w:r>
+      <w:r>
+        <w:rPr>
+          <w:rFonts w:asciiTheme="minorHAnsi" w:hAnsiTheme="minorHAnsi" w:cstheme="minorHAnsi"/>
+          <w:sz w:val="22"/>
+          <w:szCs w:val="22"/>
         </w:rPr>
         <w:t xml:space="preserve"> </w:t>
       </w:r>
@@ -24586,373 +25187,57 @@
           <w:sz w:val="22"/>
           <w:szCs w:val="22"/>
         </w:rPr>
-        <w:t xml:space="preserve">Time zone adjustment happens in the </w:t>
-      </w:r>
-      <w:r>
-        <w:rPr>
-          <w:rFonts w:asciiTheme="minorHAnsi" w:hAnsiTheme="minorHAnsi" w:cstheme="minorHAnsi"/>
-          <w:sz w:val="22"/>
-          <w:szCs w:val="22"/>
-        </w:rPr>
-        <w:t>get_exam_time(</w:t>
-      </w:r>
-      <w:r>
-        <w:rPr>
-          <w:rFonts w:asciiTheme="minorHAnsi" w:hAnsiTheme="minorHAnsi" w:cstheme="minorHAnsi"/>
-          <w:sz w:val="22"/>
-          <w:szCs w:val="22"/>
-          <w:lang w:val="en-GB"/>
-        </w:rPr>
-        <w:t>) function.</w:t>
-      </w:r>
-    </w:p>
-    <w:p>
-      <w:pPr>
-        <w:rPr>
-          <w:rFonts w:asciiTheme="minorHAnsi" w:hAnsiTheme="minorHAnsi" w:cstheme="minorHAnsi"/>
-          <w:sz w:val="22"/>
-          <w:szCs w:val="22"/>
-        </w:rPr>
-      </w:pPr>
-    </w:p>
-    <w:p>
-      <w:pPr>
-        <w:rPr>
-          <w:rFonts w:asciiTheme="minorHAnsi" w:hAnsiTheme="minorHAnsi" w:cstheme="minorHAnsi"/>
-          <w:sz w:val="22"/>
-          <w:szCs w:val="22"/>
-        </w:rPr>
-      </w:pPr>
-      <w:r>
-        <w:rPr>
-          <w:rFonts w:asciiTheme="minorHAnsi" w:hAnsiTheme="minorHAnsi" w:cstheme="minorHAnsi"/>
-          <w:sz w:val="22"/>
-          <w:szCs w:val="22"/>
-        </w:rPr>
-        <w:t xml:space="preserve">Since the Intra server provides not only exam time, but also actual time, it is possible to refactor the project to use the Intra server as the sole source for all the time-related data. The need </w:t>
-      </w:r>
-      <w:r>
-        <w:rPr>
-          <w:rFonts w:asciiTheme="minorHAnsi" w:hAnsiTheme="minorHAnsi" w:cstheme="minorHAnsi"/>
-          <w:sz w:val="22"/>
-          <w:szCs w:val="22"/>
-        </w:rPr>
-        <w:t>of adjusting for time zones applies.</w:t>
-      </w:r>
-    </w:p>
-    <w:p>
-      <w:pPr>
-        <w:rPr>
-          <w:rFonts w:asciiTheme="minorHAnsi" w:hAnsiTheme="minorHAnsi" w:cstheme="minorHAnsi"/>
-          <w:sz w:val="22"/>
-          <w:szCs w:val="22"/>
-        </w:rPr>
-      </w:pPr>
-    </w:p>
-    <w:p>
-      <w:pPr>
-        <w:rPr>
-          <w:rFonts w:asciiTheme="minorHAnsi" w:hAnsiTheme="minorHAnsi" w:cstheme="minorHAnsi"/>
-          <w:sz w:val="22"/>
-          <w:szCs w:val="22"/>
-        </w:rPr>
-      </w:pPr>
-      <w:r>
-        <w:rPr>
-          <w:rFonts w:asciiTheme="minorHAnsi" w:hAnsiTheme="minorHAnsi" w:cstheme="minorHAnsi"/>
-          <w:sz w:val="22"/>
-          <w:szCs w:val="22"/>
-        </w:rPr>
-        <w:t xml:space="preserve">Located in the config.h file, there is a very important time-related macro </w:t>
-      </w:r>
-      <w:r>
-        <w:rPr>
-          <w:rFonts w:asciiTheme="minorHAnsi" w:hAnsiTheme="minorHAnsi" w:cstheme="minorHAnsi"/>
-          <w:sz w:val="22"/>
-          <w:szCs w:val="22"/>
-        </w:rPr>
-        <w:t>TIME_ZONE</w:t>
-      </w:r>
-      <w:r>
-        <w:rPr>
-          <w:rFonts w:asciiTheme="minorHAnsi" w:hAnsiTheme="minorHAnsi" w:cstheme="minorHAnsi"/>
-          <w:sz w:val="22"/>
-          <w:szCs w:val="22"/>
-        </w:rPr>
-        <w:t xml:space="preserve">. This macro is the place where you have to manually write the time zone of </w:t>
-      </w:r>
-      <w:r>
-        <w:rPr>
-          <w:rFonts w:asciiTheme="minorHAnsi" w:hAnsiTheme="minorHAnsi" w:cstheme="minorHAnsi"/>
-          <w:sz w:val="22"/>
-          <w:szCs w:val="22"/>
-        </w:rPr>
-        <w:t>the</w:t>
-      </w:r>
-      <w:r>
-        <w:rPr>
-          <w:rFonts w:asciiTheme="minorHAnsi" w:hAnsiTheme="minorHAnsi" w:cstheme="minorHAnsi"/>
-          <w:sz w:val="22"/>
-          <w:szCs w:val="22"/>
-        </w:rPr>
-        <w:t xml:space="preserve"> campus</w:t>
-      </w:r>
-      <w:r>
-        <w:rPr>
-          <w:rFonts w:asciiTheme="minorHAnsi" w:hAnsiTheme="minorHAnsi" w:cstheme="minorHAnsi"/>
-          <w:sz w:val="22"/>
-          <w:szCs w:val="22"/>
-        </w:rPr>
-        <w:t xml:space="preserve"> where you use the Sign</w:t>
-      </w:r>
-      <w:r>
-        <w:rPr>
-          <w:rFonts w:asciiTheme="minorHAnsi" w:hAnsiTheme="minorHAnsi" w:cstheme="minorHAnsi"/>
-          <w:sz w:val="22"/>
-          <w:szCs w:val="22"/>
-        </w:rPr>
-        <w:t>. To do that correctly, you should know that for the same one country time zone shift</w:t>
-      </w:r>
-      <w:r>
-        <w:rPr>
-          <w:rFonts w:asciiTheme="minorHAnsi" w:hAnsiTheme="minorHAnsi" w:cstheme="minorHAnsi"/>
-          <w:sz w:val="22"/>
-          <w:szCs w:val="22"/>
-        </w:rPr>
-        <w:t>s</w:t>
-      </w:r>
-      <w:r>
-        <w:rPr>
-          <w:rFonts w:asciiTheme="minorHAnsi" w:hAnsiTheme="minorHAnsi" w:cstheme="minorHAnsi"/>
-          <w:sz w:val="22"/>
-          <w:szCs w:val="22"/>
-        </w:rPr>
-        <w:t xml:space="preserve"> when time gets switched between winter time and summer time</w:t>
-      </w:r>
-      <w:r>
-        <w:rPr>
-          <w:rFonts w:asciiTheme="minorHAnsi" w:hAnsiTheme="minorHAnsi" w:cstheme="minorHAnsi"/>
-          <w:sz w:val="22"/>
-          <w:szCs w:val="22"/>
-        </w:rPr>
-        <w:t>. E</w:t>
-      </w:r>
-      <w:r>
-        <w:rPr>
-          <w:rFonts w:asciiTheme="minorHAnsi" w:hAnsiTheme="minorHAnsi" w:cstheme="minorHAnsi"/>
-          <w:sz w:val="22"/>
-          <w:szCs w:val="22"/>
-        </w:rPr>
-        <w:t>.g.</w:t>
-      </w:r>
-      <w:r>
-        <w:rPr>
-          <w:rFonts w:asciiTheme="minorHAnsi" w:hAnsiTheme="minorHAnsi" w:cstheme="minorHAnsi"/>
-          <w:sz w:val="22"/>
-          <w:szCs w:val="22"/>
-        </w:rPr>
-        <w:t>:</w:t>
-      </w:r>
-      <w:r>
-        <w:rPr>
-          <w:rFonts w:asciiTheme="minorHAnsi" w:hAnsiTheme="minorHAnsi" w:cstheme="minorHAnsi"/>
-          <w:sz w:val="22"/>
-          <w:szCs w:val="22"/>
-        </w:rPr>
-        <w:t xml:space="preserve"> in winter</w:t>
-      </w:r>
-      <w:r>
-        <w:rPr>
-          <w:rFonts w:asciiTheme="minorHAnsi" w:hAnsiTheme="minorHAnsi" w:cstheme="minorHAnsi"/>
-          <w:sz w:val="22"/>
-          <w:szCs w:val="22"/>
-        </w:rPr>
-        <w:t>,</w:t>
-      </w:r>
-      <w:r>
-        <w:rPr>
-          <w:rFonts w:asciiTheme="minorHAnsi" w:hAnsiTheme="minorHAnsi" w:cstheme="minorHAnsi"/>
-          <w:sz w:val="22"/>
-          <w:szCs w:val="22"/>
-        </w:rPr>
-        <w:t xml:space="preserve"> France uses </w:t>
-      </w:r>
-      <w:r>
-        <w:rPr>
-          <w:rFonts w:asciiTheme="minorHAnsi" w:hAnsiTheme="minorHAnsi" w:cstheme="minorHAnsi"/>
-          <w:sz w:val="22"/>
-          <w:szCs w:val="22"/>
-        </w:rPr>
-        <w:t>Central European Time</w:t>
-      </w:r>
-      <w:r>
-        <w:rPr>
-          <w:rFonts w:asciiTheme="minorHAnsi" w:hAnsiTheme="minorHAnsi" w:cstheme="minorHAnsi"/>
-          <w:sz w:val="22"/>
-          <w:szCs w:val="22"/>
-        </w:rPr>
-        <w:t xml:space="preserve"> and has the </w:t>
-      </w:r>
-      <w:r>
-        <w:rPr>
-          <w:rFonts w:asciiTheme="minorHAnsi" w:hAnsiTheme="minorHAnsi" w:cstheme="minorHAnsi"/>
-          <w:sz w:val="22"/>
-          <w:szCs w:val="22"/>
-        </w:rPr>
-        <w:t>UTC+1</w:t>
-      </w:r>
-      <w:r>
-        <w:rPr>
-          <w:rFonts w:asciiTheme="minorHAnsi" w:hAnsiTheme="minorHAnsi" w:cstheme="minorHAnsi"/>
-          <w:sz w:val="22"/>
-          <w:szCs w:val="22"/>
-        </w:rPr>
-        <w:t xml:space="preserve"> time zone; but in summer France uses </w:t>
-      </w:r>
-      <w:r>
-        <w:rPr>
-          <w:rFonts w:asciiTheme="minorHAnsi" w:hAnsiTheme="minorHAnsi" w:cstheme="minorHAnsi"/>
-          <w:sz w:val="22"/>
-          <w:szCs w:val="22"/>
-        </w:rPr>
-        <w:t>Central European</w:t>
-      </w:r>
-      <w:r>
-        <w:rPr>
-          <w:rFonts w:asciiTheme="minorHAnsi" w:hAnsiTheme="minorHAnsi" w:cstheme="minorHAnsi"/>
-          <w:sz w:val="22"/>
-          <w:szCs w:val="22"/>
-        </w:rPr>
-        <w:t xml:space="preserve"> Summer</w:t>
-      </w:r>
-      <w:r>
-        <w:rPr>
-          <w:rFonts w:asciiTheme="minorHAnsi" w:hAnsiTheme="minorHAnsi" w:cstheme="minorHAnsi"/>
-          <w:sz w:val="22"/>
-          <w:szCs w:val="22"/>
-        </w:rPr>
-        <w:t xml:space="preserve"> Time</w:t>
-      </w:r>
-      <w:r>
-        <w:rPr>
-          <w:rFonts w:asciiTheme="minorHAnsi" w:hAnsiTheme="minorHAnsi" w:cstheme="minorHAnsi"/>
-          <w:sz w:val="22"/>
-          <w:szCs w:val="22"/>
-        </w:rPr>
-        <w:t xml:space="preserve"> and has the </w:t>
-      </w:r>
-      <w:r>
-        <w:rPr>
-          <w:rFonts w:asciiTheme="minorHAnsi" w:hAnsiTheme="minorHAnsi" w:cstheme="minorHAnsi"/>
-          <w:sz w:val="22"/>
-          <w:szCs w:val="22"/>
-        </w:rPr>
-        <w:t>UTC+</w:t>
-      </w:r>
-      <w:r>
-        <w:rPr>
-          <w:rFonts w:asciiTheme="minorHAnsi" w:hAnsiTheme="minorHAnsi" w:cstheme="minorHAnsi"/>
-          <w:sz w:val="22"/>
-          <w:szCs w:val="22"/>
-        </w:rPr>
-        <w:t>2 time zone.</w:t>
-      </w:r>
-    </w:p>
-    <w:p>
-      <w:pPr>
-        <w:rPr>
-          <w:rFonts w:asciiTheme="minorHAnsi" w:hAnsiTheme="minorHAnsi" w:cstheme="minorHAnsi"/>
-          <w:sz w:val="22"/>
-          <w:szCs w:val="22"/>
-        </w:rPr>
-      </w:pPr>
-      <w:r>
-        <w:rPr>
-          <w:rFonts w:asciiTheme="minorHAnsi" w:hAnsiTheme="minorHAnsi" w:cstheme="minorHAnsi"/>
-          <w:sz w:val="22"/>
-          <w:szCs w:val="22"/>
-        </w:rPr>
-        <w:t>So, i</w:t>
-      </w:r>
-      <w:r>
-        <w:rPr>
-          <w:rFonts w:asciiTheme="minorHAnsi" w:hAnsiTheme="minorHAnsi" w:cstheme="minorHAnsi"/>
-          <w:sz w:val="22"/>
-          <w:szCs w:val="22"/>
-        </w:rPr>
-        <w:t>f in the country of</w:t>
-      </w:r>
-      <w:r>
-        <w:rPr>
-          <w:rFonts w:asciiTheme="minorHAnsi" w:hAnsiTheme="minorHAnsi" w:cstheme="minorHAnsi"/>
-          <w:sz w:val="22"/>
-          <w:szCs w:val="22"/>
-        </w:rPr>
-        <w:t xml:space="preserve"> your</w:t>
-      </w:r>
-      <w:r>
-        <w:rPr>
-          <w:rFonts w:asciiTheme="minorHAnsi" w:hAnsiTheme="minorHAnsi" w:cstheme="minorHAnsi"/>
-          <w:sz w:val="22"/>
-          <w:szCs w:val="22"/>
-        </w:rPr>
-        <w:t xml:space="preserve"> campus location it is common to switch between winter time and summer time, </w:t>
-      </w:r>
-      <w:r>
-        <w:rPr>
-          <w:rFonts w:asciiTheme="minorHAnsi" w:hAnsiTheme="minorHAnsi" w:cstheme="minorHAnsi"/>
-          <w:sz w:val="22"/>
-          <w:szCs w:val="22"/>
-        </w:rPr>
-        <w:t xml:space="preserve">make sure to </w:t>
-      </w:r>
-      <w:r>
-        <w:rPr>
-          <w:rFonts w:asciiTheme="minorHAnsi" w:hAnsiTheme="minorHAnsi" w:cstheme="minorHAnsi"/>
-          <w:sz w:val="22"/>
-          <w:szCs w:val="22"/>
-        </w:rPr>
-        <w:t>use the WINTER</w:t>
-      </w:r>
-      <w:r>
-        <w:rPr>
-          <w:rFonts w:asciiTheme="minorHAnsi" w:hAnsiTheme="minorHAnsi" w:cstheme="minorHAnsi"/>
-          <w:sz w:val="22"/>
-          <w:szCs w:val="22"/>
-        </w:rPr>
-        <w:t>-</w:t>
-      </w:r>
-      <w:r>
-        <w:rPr>
-          <w:rFonts w:asciiTheme="minorHAnsi" w:hAnsiTheme="minorHAnsi" w:cstheme="minorHAnsi"/>
-          <w:sz w:val="22"/>
-          <w:szCs w:val="22"/>
-        </w:rPr>
-        <w:t xml:space="preserve">TIME </w:t>
-      </w:r>
-      <w:r>
-        <w:rPr>
-          <w:rFonts w:asciiTheme="minorHAnsi" w:hAnsiTheme="minorHAnsi" w:cstheme="minorHAnsi"/>
-          <w:sz w:val="22"/>
-          <w:szCs w:val="22"/>
-        </w:rPr>
-        <w:t>TIME ZONE</w:t>
-      </w:r>
-      <w:r>
-        <w:rPr>
-          <w:rFonts w:asciiTheme="minorHAnsi" w:hAnsiTheme="minorHAnsi" w:cstheme="minorHAnsi"/>
-          <w:sz w:val="22"/>
-          <w:szCs w:val="22"/>
-        </w:rPr>
-        <w:t xml:space="preserve"> in the macro. I</w:t>
-      </w:r>
-      <w:r>
-        <w:rPr>
-          <w:rFonts w:asciiTheme="minorHAnsi" w:hAnsiTheme="minorHAnsi" w:cstheme="minorHAnsi"/>
-          <w:sz w:val="22"/>
-          <w:szCs w:val="22"/>
-        </w:rPr>
-        <w:t>nclude "-" sign if it applies to the time zone of your cluster. Do not include "+" sign</w:t>
+        <w:t>is 1.</w:t>
+      </w:r>
+    </w:p>
+    <w:p>
+      <w:pPr>
+        <w:rPr>
+          <w:rFonts w:asciiTheme="minorHAnsi" w:hAnsiTheme="minorHAnsi" w:cstheme="minorHAnsi"/>
+          <w:sz w:val="22"/>
+          <w:szCs w:val="22"/>
+        </w:rPr>
+      </w:pPr>
+    </w:p>
+    <w:p>
+      <w:pPr>
+        <w:rPr>
+          <w:rFonts w:asciiTheme="minorHAnsi" w:hAnsiTheme="minorHAnsi" w:cstheme="minorHAnsi"/>
+          <w:sz w:val="22"/>
+          <w:szCs w:val="22"/>
+        </w:rPr>
+      </w:pPr>
+      <w:r>
+        <w:rPr>
+          <w:rFonts w:asciiTheme="minorHAnsi" w:hAnsiTheme="minorHAnsi" w:cstheme="minorHAnsi"/>
+          <w:sz w:val="22"/>
+          <w:szCs w:val="22"/>
+        </w:rPr>
+        <w:t>I</w:t>
+      </w:r>
+      <w:r>
+        <w:rPr>
+          <w:rFonts w:asciiTheme="minorHAnsi" w:hAnsiTheme="minorHAnsi" w:cstheme="minorHAnsi"/>
+          <w:sz w:val="22"/>
+          <w:szCs w:val="22"/>
+        </w:rPr>
+        <w:t xml:space="preserve">nclude "-" sign if it applies to the time zone of your </w:t>
+      </w:r>
+      <w:r>
+        <w:rPr>
+          <w:rFonts w:asciiTheme="minorHAnsi" w:hAnsiTheme="minorHAnsi" w:cstheme="minorHAnsi"/>
+          <w:sz w:val="22"/>
+          <w:szCs w:val="22"/>
+        </w:rPr>
+        <w:t>campus</w:t>
+      </w:r>
+      <w:r>
+        <w:rPr>
+          <w:rFonts w:asciiTheme="minorHAnsi" w:hAnsiTheme="minorHAnsi" w:cstheme="minorHAnsi"/>
+          <w:sz w:val="22"/>
+          <w:szCs w:val="22"/>
+        </w:rPr>
+        <w:t>. Do not include "+" sign</w:t>
       </w:r>
       <w:r>
         <w:rPr>
@@ -37031,6 +37316,119 @@
     </w:lvl>
   </w:abstractNum>
   <w:abstractNum w:abstractNumId="5" w15:restartNumberingAfterBreak="0">
+    <w:nsid w:val="083925E0"/>
+    <w:multiLevelType w:val="hybridMultilevel"/>
+    <w:tmpl w:val="7D5227FC"/>
+    <w:lvl w:ilvl="0" w:tplc="04050001">
+      <w:start w:val="1"/>
+      <w:numFmt w:val="bullet"/>
+      <w:lvlText w:val=""/>
+      <w:lvlJc w:val="left"/>
+      <w:pPr>
+        <w:ind w:left="720" w:hanging="360"/>
+      </w:pPr>
+      <w:rPr>
+        <w:rFonts w:ascii="Symbol" w:hAnsi="Symbol" w:hint="default"/>
+      </w:rPr>
+    </w:lvl>
+    <w:lvl w:ilvl="1" w:tplc="04050003" w:tentative="1">
+      <w:start w:val="1"/>
+      <w:numFmt w:val="bullet"/>
+      <w:lvlText w:val="o"/>
+      <w:lvlJc w:val="left"/>
+      <w:pPr>
+        <w:ind w:left="1440" w:hanging="360"/>
+      </w:pPr>
+      <w:rPr>
+        <w:rFonts w:ascii="Courier New" w:hAnsi="Courier New" w:cs="Courier New" w:hint="default"/>
+      </w:rPr>
+    </w:lvl>
+    <w:lvl w:ilvl="2" w:tplc="04050005" w:tentative="1">
+      <w:start w:val="1"/>
+      <w:numFmt w:val="bullet"/>
+      <w:lvlText w:val=""/>
+      <w:lvlJc w:val="left"/>
+      <w:pPr>
+        <w:ind w:left="2160" w:hanging="360"/>
+      </w:pPr>
+      <w:rPr>
+        <w:rFonts w:ascii="Wingdings" w:hAnsi="Wingdings" w:hint="default"/>
+      </w:rPr>
+    </w:lvl>
+    <w:lvl w:ilvl="3" w:tplc="04050001" w:tentative="1">
+      <w:start w:val="1"/>
+      <w:numFmt w:val="bullet"/>
+      <w:lvlText w:val=""/>
+      <w:lvlJc w:val="left"/>
+      <w:pPr>
+        <w:ind w:left="2880" w:hanging="360"/>
+      </w:pPr>
+      <w:rPr>
+        <w:rFonts w:ascii="Symbol" w:hAnsi="Symbol" w:hint="default"/>
+      </w:rPr>
+    </w:lvl>
+    <w:lvl w:ilvl="4" w:tplc="04050003" w:tentative="1">
+      <w:start w:val="1"/>
+      <w:numFmt w:val="bullet"/>
+      <w:lvlText w:val="o"/>
+      <w:lvlJc w:val="left"/>
+      <w:pPr>
+        <w:ind w:left="3600" w:hanging="360"/>
+      </w:pPr>
+      <w:rPr>
+        <w:rFonts w:ascii="Courier New" w:hAnsi="Courier New" w:cs="Courier New" w:hint="default"/>
+      </w:rPr>
+    </w:lvl>
+    <w:lvl w:ilvl="5" w:tplc="04050005" w:tentative="1">
+      <w:start w:val="1"/>
+      <w:numFmt w:val="bullet"/>
+      <w:lvlText w:val=""/>
+      <w:lvlJc w:val="left"/>
+      <w:pPr>
+        <w:ind w:left="4320" w:hanging="360"/>
+      </w:pPr>
+      <w:rPr>
+        <w:rFonts w:ascii="Wingdings" w:hAnsi="Wingdings" w:hint="default"/>
+      </w:rPr>
+    </w:lvl>
+    <w:lvl w:ilvl="6" w:tplc="04050001" w:tentative="1">
+      <w:start w:val="1"/>
+      <w:numFmt w:val="bullet"/>
+      <w:lvlText w:val=""/>
+      <w:lvlJc w:val="left"/>
+      <w:pPr>
+        <w:ind w:left="5040" w:hanging="360"/>
+      </w:pPr>
+      <w:rPr>
+        <w:rFonts w:ascii="Symbol" w:hAnsi="Symbol" w:hint="default"/>
+      </w:rPr>
+    </w:lvl>
+    <w:lvl w:ilvl="7" w:tplc="04050003" w:tentative="1">
+      <w:start w:val="1"/>
+      <w:numFmt w:val="bullet"/>
+      <w:lvlText w:val="o"/>
+      <w:lvlJc w:val="left"/>
+      <w:pPr>
+        <w:ind w:left="5760" w:hanging="360"/>
+      </w:pPr>
+      <w:rPr>
+        <w:rFonts w:ascii="Courier New" w:hAnsi="Courier New" w:cs="Courier New" w:hint="default"/>
+      </w:rPr>
+    </w:lvl>
+    <w:lvl w:ilvl="8" w:tplc="04050005" w:tentative="1">
+      <w:start w:val="1"/>
+      <w:numFmt w:val="bullet"/>
+      <w:lvlText w:val=""/>
+      <w:lvlJc w:val="left"/>
+      <w:pPr>
+        <w:ind w:left="6480" w:hanging="360"/>
+      </w:pPr>
+      <w:rPr>
+        <w:rFonts w:ascii="Wingdings" w:hAnsi="Wingdings" w:hint="default"/>
+      </w:rPr>
+    </w:lvl>
+  </w:abstractNum>
+  <w:abstractNum w:abstractNumId="6" w15:restartNumberingAfterBreak="0">
     <w:nsid w:val="0CD622DB"/>
     <w:multiLevelType w:val="hybridMultilevel"/>
     <w:tmpl w:val="32E29218"/>
@@ -37116,7 +37514,7 @@
       </w:pPr>
     </w:lvl>
   </w:abstractNum>
-  <w:abstractNum w:abstractNumId="6" w15:restartNumberingAfterBreak="0">
+  <w:abstractNum w:abstractNumId="7" w15:restartNumberingAfterBreak="0">
     <w:nsid w:val="0EA16FA2"/>
     <w:multiLevelType w:val="multilevel"/>
     <w:tmpl w:val="B6AEB90E"/>
@@ -37265,7 +37663,7 @@
       </w:rPr>
     </w:lvl>
   </w:abstractNum>
-  <w:abstractNum w:abstractNumId="7" w15:restartNumberingAfterBreak="0">
+  <w:abstractNum w:abstractNumId="8" w15:restartNumberingAfterBreak="0">
     <w:nsid w:val="1A7D7655"/>
     <w:multiLevelType w:val="hybridMultilevel"/>
     <w:tmpl w:val="F28A489A"/>
@@ -37351,7 +37749,7 @@
       </w:pPr>
     </w:lvl>
   </w:abstractNum>
-  <w:abstractNum w:abstractNumId="8" w15:restartNumberingAfterBreak="0">
+  <w:abstractNum w:abstractNumId="9" w15:restartNumberingAfterBreak="0">
     <w:nsid w:val="24121109"/>
     <w:multiLevelType w:val="hybridMultilevel"/>
     <w:tmpl w:val="7750C39C"/>
@@ -37464,7 +37862,7 @@
       </w:rPr>
     </w:lvl>
   </w:abstractNum>
-  <w:abstractNum w:abstractNumId="9" w15:restartNumberingAfterBreak="0">
+  <w:abstractNum w:abstractNumId="10" w15:restartNumberingAfterBreak="0">
     <w:nsid w:val="28590940"/>
     <w:multiLevelType w:val="multilevel"/>
     <w:tmpl w:val="09E2899E"/>
@@ -37613,7 +38011,7 @@
       </w:rPr>
     </w:lvl>
   </w:abstractNum>
-  <w:abstractNum w:abstractNumId="10" w15:restartNumberingAfterBreak="0">
+  <w:abstractNum w:abstractNumId="11" w15:restartNumberingAfterBreak="0">
     <w:nsid w:val="297537E8"/>
     <w:multiLevelType w:val="hybridMultilevel"/>
     <w:tmpl w:val="0A2EC628"/>
@@ -37699,7 +38097,7 @@
       </w:pPr>
     </w:lvl>
   </w:abstractNum>
-  <w:abstractNum w:abstractNumId="11" w15:restartNumberingAfterBreak="0">
+  <w:abstractNum w:abstractNumId="12" w15:restartNumberingAfterBreak="0">
     <w:nsid w:val="2C7E29CD"/>
     <w:multiLevelType w:val="hybridMultilevel"/>
     <w:tmpl w:val="CA28062C"/>
@@ -37812,7 +38210,7 @@
       </w:rPr>
     </w:lvl>
   </w:abstractNum>
-  <w:abstractNum w:abstractNumId="12" w15:restartNumberingAfterBreak="0">
+  <w:abstractNum w:abstractNumId="13" w15:restartNumberingAfterBreak="0">
     <w:nsid w:val="2CFF69D2"/>
     <w:multiLevelType w:val="hybridMultilevel"/>
     <w:tmpl w:val="D37AA3C6"/>
@@ -37925,7 +38323,7 @@
       </w:rPr>
     </w:lvl>
   </w:abstractNum>
-  <w:abstractNum w:abstractNumId="13" w15:restartNumberingAfterBreak="0">
+  <w:abstractNum w:abstractNumId="14" w15:restartNumberingAfterBreak="0">
     <w:nsid w:val="2D06733D"/>
     <w:multiLevelType w:val="hybridMultilevel"/>
     <w:tmpl w:val="8166A1EA"/>
@@ -38038,7 +38436,7 @@
       </w:rPr>
     </w:lvl>
   </w:abstractNum>
-  <w:abstractNum w:abstractNumId="14" w15:restartNumberingAfterBreak="0">
+  <w:abstractNum w:abstractNumId="15" w15:restartNumberingAfterBreak="0">
     <w:nsid w:val="34E87150"/>
     <w:multiLevelType w:val="hybridMultilevel"/>
     <w:tmpl w:val="D74ADAF2"/>
@@ -38151,7 +38549,7 @@
       </w:rPr>
     </w:lvl>
   </w:abstractNum>
-  <w:abstractNum w:abstractNumId="15" w15:restartNumberingAfterBreak="0">
+  <w:abstractNum w:abstractNumId="16" w15:restartNumberingAfterBreak="0">
     <w:nsid w:val="3CE54F21"/>
     <w:multiLevelType w:val="multilevel"/>
     <w:tmpl w:val="BCE8C408"/>
@@ -38300,7 +38698,7 @@
       </w:rPr>
     </w:lvl>
   </w:abstractNum>
-  <w:abstractNum w:abstractNumId="16" w15:restartNumberingAfterBreak="0">
+  <w:abstractNum w:abstractNumId="17" w15:restartNumberingAfterBreak="0">
     <w:nsid w:val="41F34DFB"/>
     <w:multiLevelType w:val="hybridMultilevel"/>
     <w:tmpl w:val="A8069B38"/>
@@ -38413,7 +38811,7 @@
       </w:rPr>
     </w:lvl>
   </w:abstractNum>
-  <w:abstractNum w:abstractNumId="17" w15:restartNumberingAfterBreak="0">
+  <w:abstractNum w:abstractNumId="18" w15:restartNumberingAfterBreak="0">
     <w:nsid w:val="41FD382B"/>
     <w:multiLevelType w:val="hybridMultilevel"/>
     <w:tmpl w:val="F0FEE386"/>
@@ -38470,7 +38868,7 @@
       <w:lvlJc w:val="left"/>
     </w:lvl>
   </w:abstractNum>
-  <w:abstractNum w:abstractNumId="18" w15:restartNumberingAfterBreak="0">
+  <w:abstractNum w:abstractNumId="19" w15:restartNumberingAfterBreak="0">
     <w:nsid w:val="4A30674C"/>
     <w:multiLevelType w:val="hybridMultilevel"/>
     <w:tmpl w:val="137280CC"/>
@@ -38583,7 +38981,7 @@
       </w:rPr>
     </w:lvl>
   </w:abstractNum>
-  <w:abstractNum w:abstractNumId="19" w15:restartNumberingAfterBreak="0">
+  <w:abstractNum w:abstractNumId="20" w15:restartNumberingAfterBreak="0">
     <w:nsid w:val="4B0E0E91"/>
     <w:multiLevelType w:val="hybridMultilevel"/>
     <w:tmpl w:val="24A8A23E"/>
@@ -38640,7 +39038,7 @@
       <w:lvlJc w:val="left"/>
     </w:lvl>
   </w:abstractNum>
-  <w:abstractNum w:abstractNumId="20" w15:restartNumberingAfterBreak="0">
+  <w:abstractNum w:abstractNumId="21" w15:restartNumberingAfterBreak="0">
     <w:nsid w:val="4C4A79BB"/>
     <w:multiLevelType w:val="hybridMultilevel"/>
     <w:tmpl w:val="9B384550"/>
@@ -38752,7 +39150,7 @@
       </w:rPr>
     </w:lvl>
   </w:abstractNum>
-  <w:abstractNum w:abstractNumId="21" w15:restartNumberingAfterBreak="0">
+  <w:abstractNum w:abstractNumId="22" w15:restartNumberingAfterBreak="0">
     <w:nsid w:val="4F037789"/>
     <w:multiLevelType w:val="hybridMultilevel"/>
     <w:tmpl w:val="211ECC7C"/>
@@ -38865,7 +39263,7 @@
       </w:rPr>
     </w:lvl>
   </w:abstractNum>
-  <w:abstractNum w:abstractNumId="22" w15:restartNumberingAfterBreak="0">
+  <w:abstractNum w:abstractNumId="23" w15:restartNumberingAfterBreak="0">
     <w:nsid w:val="51450793"/>
     <w:multiLevelType w:val="hybridMultilevel"/>
     <w:tmpl w:val="BF384AD8"/>
@@ -38978,7 +39376,7 @@
       </w:rPr>
     </w:lvl>
   </w:abstractNum>
-  <w:abstractNum w:abstractNumId="23" w15:restartNumberingAfterBreak="0">
+  <w:abstractNum w:abstractNumId="24" w15:restartNumberingAfterBreak="0">
     <w:nsid w:val="551C5E3D"/>
     <w:multiLevelType w:val="hybridMultilevel"/>
     <w:tmpl w:val="EAA0B596"/>
@@ -39091,7 +39489,7 @@
       </w:rPr>
     </w:lvl>
   </w:abstractNum>
-  <w:abstractNum w:abstractNumId="24" w15:restartNumberingAfterBreak="0">
+  <w:abstractNum w:abstractNumId="25" w15:restartNumberingAfterBreak="0">
     <w:nsid w:val="57C97CC2"/>
     <w:multiLevelType w:val="hybridMultilevel"/>
     <w:tmpl w:val="EC44B476"/>
@@ -39148,7 +39546,7 @@
       <w:lvlJc w:val="left"/>
     </w:lvl>
   </w:abstractNum>
-  <w:abstractNum w:abstractNumId="25" w15:restartNumberingAfterBreak="0">
+  <w:abstractNum w:abstractNumId="26" w15:restartNumberingAfterBreak="0">
     <w:nsid w:val="59CE7406"/>
     <w:multiLevelType w:val="hybridMultilevel"/>
     <w:tmpl w:val="93D282B6"/>
@@ -39261,7 +39659,7 @@
       </w:rPr>
     </w:lvl>
   </w:abstractNum>
-  <w:abstractNum w:abstractNumId="26" w15:restartNumberingAfterBreak="0">
+  <w:abstractNum w:abstractNumId="27" w15:restartNumberingAfterBreak="0">
     <w:nsid w:val="5A025382"/>
     <w:multiLevelType w:val="hybridMultilevel"/>
     <w:tmpl w:val="CBB2267A"/>
@@ -39347,7 +39745,7 @@
       </w:pPr>
     </w:lvl>
   </w:abstractNum>
-  <w:abstractNum w:abstractNumId="27" w15:restartNumberingAfterBreak="0">
+  <w:abstractNum w:abstractNumId="28" w15:restartNumberingAfterBreak="0">
     <w:nsid w:val="5C46207E"/>
     <w:multiLevelType w:val="multilevel"/>
     <w:tmpl w:val="C81A4712"/>
@@ -39464,7 +39862,7 @@
       </w:pPr>
     </w:lvl>
   </w:abstractNum>
-  <w:abstractNum w:abstractNumId="28" w15:restartNumberingAfterBreak="0">
+  <w:abstractNum w:abstractNumId="29" w15:restartNumberingAfterBreak="0">
     <w:nsid w:val="5CD10B6B"/>
     <w:multiLevelType w:val="hybridMultilevel"/>
     <w:tmpl w:val="8B9EBA02"/>
@@ -39577,7 +39975,7 @@
       </w:rPr>
     </w:lvl>
   </w:abstractNum>
-  <w:abstractNum w:abstractNumId="29" w15:restartNumberingAfterBreak="0">
+  <w:abstractNum w:abstractNumId="30" w15:restartNumberingAfterBreak="0">
     <w:nsid w:val="5CEC051D"/>
     <w:multiLevelType w:val="hybridMultilevel"/>
     <w:tmpl w:val="488803E6"/>
@@ -39690,7 +40088,7 @@
       </w:rPr>
     </w:lvl>
   </w:abstractNum>
-  <w:abstractNum w:abstractNumId="30" w15:restartNumberingAfterBreak="0">
+  <w:abstractNum w:abstractNumId="31" w15:restartNumberingAfterBreak="0">
     <w:nsid w:val="61233B82"/>
     <w:multiLevelType w:val="multilevel"/>
     <w:tmpl w:val="31DE78F6"/>
@@ -39839,7 +40237,7 @@
       </w:rPr>
     </w:lvl>
   </w:abstractNum>
-  <w:abstractNum w:abstractNumId="31" w15:restartNumberingAfterBreak="0">
+  <w:abstractNum w:abstractNumId="32" w15:restartNumberingAfterBreak="0">
     <w:nsid w:val="62E40816"/>
     <w:multiLevelType w:val="multilevel"/>
     <w:tmpl w:val="E8AA45C0"/>
@@ -39988,7 +40386,7 @@
       </w:rPr>
     </w:lvl>
   </w:abstractNum>
-  <w:abstractNum w:abstractNumId="32" w15:restartNumberingAfterBreak="0">
+  <w:abstractNum w:abstractNumId="33" w15:restartNumberingAfterBreak="0">
     <w:nsid w:val="66BB6FFE"/>
     <w:multiLevelType w:val="hybridMultilevel"/>
     <w:tmpl w:val="80BAD8FE"/>
@@ -40101,7 +40499,7 @@
       </w:rPr>
     </w:lvl>
   </w:abstractNum>
-  <w:abstractNum w:abstractNumId="33" w15:restartNumberingAfterBreak="0">
+  <w:abstractNum w:abstractNumId="34" w15:restartNumberingAfterBreak="0">
     <w:nsid w:val="6DA36584"/>
     <w:multiLevelType w:val="multilevel"/>
     <w:tmpl w:val="AD10EA44"/>
@@ -40250,7 +40648,7 @@
       </w:rPr>
     </w:lvl>
   </w:abstractNum>
-  <w:abstractNum w:abstractNumId="34" w15:restartNumberingAfterBreak="0">
+  <w:abstractNum w:abstractNumId="35" w15:restartNumberingAfterBreak="0">
     <w:nsid w:val="6E6F5B9A"/>
     <w:multiLevelType w:val="hybridMultilevel"/>
     <w:tmpl w:val="8558E2F2"/>
@@ -40336,7 +40734,7 @@
       </w:pPr>
     </w:lvl>
   </w:abstractNum>
-  <w:abstractNum w:abstractNumId="35" w15:restartNumberingAfterBreak="0">
+  <w:abstractNum w:abstractNumId="36" w15:restartNumberingAfterBreak="0">
     <w:nsid w:val="6FBA030F"/>
     <w:multiLevelType w:val="multilevel"/>
     <w:tmpl w:val="F78EC19A"/>
@@ -40485,7 +40883,7 @@
       </w:rPr>
     </w:lvl>
   </w:abstractNum>
-  <w:abstractNum w:abstractNumId="36" w15:restartNumberingAfterBreak="0">
+  <w:abstractNum w:abstractNumId="37" w15:restartNumberingAfterBreak="0">
     <w:nsid w:val="71D00C76"/>
     <w:multiLevelType w:val="hybridMultilevel"/>
     <w:tmpl w:val="6A02403E"/>
@@ -40571,7 +40969,7 @@
       </w:pPr>
     </w:lvl>
   </w:abstractNum>
-  <w:abstractNum w:abstractNumId="37" w15:restartNumberingAfterBreak="0">
+  <w:abstractNum w:abstractNumId="38" w15:restartNumberingAfterBreak="0">
     <w:nsid w:val="744E210B"/>
     <w:multiLevelType w:val="hybridMultilevel"/>
     <w:tmpl w:val="9822F04E"/>
@@ -40684,7 +41082,7 @@
       </w:rPr>
     </w:lvl>
   </w:abstractNum>
-  <w:abstractNum w:abstractNumId="38" w15:restartNumberingAfterBreak="0">
+  <w:abstractNum w:abstractNumId="39" w15:restartNumberingAfterBreak="0">
     <w:nsid w:val="7492688A"/>
     <w:multiLevelType w:val="hybridMultilevel"/>
     <w:tmpl w:val="32E29218"/>
@@ -40770,7 +41168,7 @@
       </w:pPr>
     </w:lvl>
   </w:abstractNum>
-  <w:abstractNum w:abstractNumId="39" w15:restartNumberingAfterBreak="0">
+  <w:abstractNum w:abstractNumId="40" w15:restartNumberingAfterBreak="0">
     <w:nsid w:val="761C686D"/>
     <w:multiLevelType w:val="hybridMultilevel"/>
     <w:tmpl w:val="DEB45C4E"/>
@@ -40883,7 +41281,7 @@
       </w:rPr>
     </w:lvl>
   </w:abstractNum>
-  <w:abstractNum w:abstractNumId="40" w15:restartNumberingAfterBreak="0">
+  <w:abstractNum w:abstractNumId="41" w15:restartNumberingAfterBreak="0">
     <w:nsid w:val="79D7047F"/>
     <w:multiLevelType w:val="hybridMultilevel"/>
     <w:tmpl w:val="3F4242CE"/>
@@ -40996,7 +41394,7 @@
       </w:rPr>
     </w:lvl>
   </w:abstractNum>
-  <w:abstractNum w:abstractNumId="41" w15:restartNumberingAfterBreak="0">
+  <w:abstractNum w:abstractNumId="42" w15:restartNumberingAfterBreak="0">
     <w:nsid w:val="7BC050BD"/>
     <w:multiLevelType w:val="hybridMultilevel"/>
     <w:tmpl w:val="E5847778"/>
@@ -41085,7 +41483,7 @@
       </w:pPr>
     </w:lvl>
   </w:abstractNum>
-  <w:abstractNum w:abstractNumId="42" w15:restartNumberingAfterBreak="0">
+  <w:abstractNum w:abstractNumId="43" w15:restartNumberingAfterBreak="0">
     <w:nsid w:val="7DE873E7"/>
     <w:multiLevelType w:val="multilevel"/>
     <w:tmpl w:val="4DEE3816"/>
@@ -41235,121 +41633,121 @@
     </w:lvl>
   </w:abstractNum>
   <w:num w:numId="1" w16cid:durableId="1447388602">
-    <w:abstractNumId w:val="21"/>
+    <w:abstractNumId w:val="22"/>
   </w:num>
   <w:num w:numId="2" w16cid:durableId="1948003538">
-    <w:abstractNumId w:val="23"/>
+    <w:abstractNumId w:val="24"/>
   </w:num>
   <w:num w:numId="3" w16cid:durableId="428352006">
     <w:abstractNumId w:val="1"/>
   </w:num>
   <w:num w:numId="4" w16cid:durableId="115608642">
-    <w:abstractNumId w:val="19"/>
+    <w:abstractNumId w:val="20"/>
   </w:num>
   <w:num w:numId="5" w16cid:durableId="1677532577">
-    <w:abstractNumId w:val="24"/>
+    <w:abstractNumId w:val="25"/>
   </w:num>
   <w:num w:numId="6" w16cid:durableId="718627731">
-    <w:abstractNumId w:val="17"/>
+    <w:abstractNumId w:val="18"/>
   </w:num>
   <w:num w:numId="7" w16cid:durableId="1887910498">
-    <w:abstractNumId w:val="32"/>
+    <w:abstractNumId w:val="33"/>
   </w:num>
   <w:num w:numId="8" w16cid:durableId="1004012833">
     <w:abstractNumId w:val="2"/>
   </w:num>
   <w:num w:numId="9" w16cid:durableId="1057817824">
-    <w:abstractNumId w:val="39"/>
+    <w:abstractNumId w:val="40"/>
   </w:num>
   <w:num w:numId="10" w16cid:durableId="1256748402">
-    <w:abstractNumId w:val="40"/>
+    <w:abstractNumId w:val="41"/>
   </w:num>
   <w:num w:numId="11" w16cid:durableId="1252663841">
-    <w:abstractNumId w:val="13"/>
+    <w:abstractNumId w:val="14"/>
   </w:num>
   <w:num w:numId="12" w16cid:durableId="2081555796">
-    <w:abstractNumId w:val="14"/>
+    <w:abstractNumId w:val="15"/>
   </w:num>
   <w:num w:numId="13" w16cid:durableId="685401924">
     <w:abstractNumId w:val="3"/>
   </w:num>
   <w:num w:numId="14" w16cid:durableId="831411404">
+    <w:abstractNumId w:val="27"/>
+  </w:num>
+  <w:num w:numId="15" w16cid:durableId="872697447">
+    <w:abstractNumId w:val="39"/>
+  </w:num>
+  <w:num w:numId="16" w16cid:durableId="1126117956">
+    <w:abstractNumId w:val="17"/>
+  </w:num>
+  <w:num w:numId="17" w16cid:durableId="941108632">
+    <w:abstractNumId w:val="16"/>
+  </w:num>
+  <w:num w:numId="18" w16cid:durableId="319626160">
+    <w:abstractNumId w:val="34"/>
+  </w:num>
+  <w:num w:numId="19" w16cid:durableId="2119058599">
+    <w:abstractNumId w:val="36"/>
+  </w:num>
+  <w:num w:numId="20" w16cid:durableId="690958598">
+    <w:abstractNumId w:val="31"/>
+  </w:num>
+  <w:num w:numId="21" w16cid:durableId="1869292214">
+    <w:abstractNumId w:val="43"/>
+  </w:num>
+  <w:num w:numId="22" w16cid:durableId="1617977992">
+    <w:abstractNumId w:val="7"/>
+  </w:num>
+  <w:num w:numId="23" w16cid:durableId="607271204">
+    <w:abstractNumId w:val="32"/>
+  </w:num>
+  <w:num w:numId="24" w16cid:durableId="502739204">
+    <w:abstractNumId w:val="10"/>
+  </w:num>
+  <w:num w:numId="25" w16cid:durableId="230162898">
+    <w:abstractNumId w:val="30"/>
+  </w:num>
+  <w:num w:numId="26" w16cid:durableId="593592183">
+    <w:abstractNumId w:val="9"/>
+  </w:num>
+  <w:num w:numId="27" w16cid:durableId="817652340">
+    <w:abstractNumId w:val="28"/>
+  </w:num>
+  <w:num w:numId="28" w16cid:durableId="382873453">
+    <w:abstractNumId w:val="6"/>
+  </w:num>
+  <w:num w:numId="29" w16cid:durableId="1691908137">
     <w:abstractNumId w:val="26"/>
   </w:num>
-  <w:num w:numId="15" w16cid:durableId="872697447">
+  <w:num w:numId="30" w16cid:durableId="1720283053">
+    <w:abstractNumId w:val="37"/>
+  </w:num>
+  <w:num w:numId="31" w16cid:durableId="1934974298">
+    <w:abstractNumId w:val="42"/>
+  </w:num>
+  <w:num w:numId="32" w16cid:durableId="982848507">
+    <w:abstractNumId w:val="19"/>
+  </w:num>
+  <w:num w:numId="33" w16cid:durableId="1285967301">
+    <w:abstractNumId w:val="23"/>
+  </w:num>
+  <w:num w:numId="34" w16cid:durableId="2054188682">
     <w:abstractNumId w:val="38"/>
   </w:num>
-  <w:num w:numId="16" w16cid:durableId="1126117956">
-    <w:abstractNumId w:val="16"/>
+  <w:num w:numId="35" w16cid:durableId="105199470">
+    <w:abstractNumId w:val="8"/>
   </w:num>
-  <w:num w:numId="17" w16cid:durableId="941108632">
-    <w:abstractNumId w:val="15"/>
-  </w:num>
-  <w:num w:numId="18" w16cid:durableId="319626160">
-    <w:abstractNumId w:val="33"/>
-  </w:num>
-  <w:num w:numId="19" w16cid:durableId="2119058599">
-    <w:abstractNumId w:val="35"/>
-  </w:num>
-  <w:num w:numId="20" w16cid:durableId="690958598">
-    <w:abstractNumId w:val="30"/>
-  </w:num>
-  <w:num w:numId="21" w16cid:durableId="1869292214">
-    <w:abstractNumId w:val="42"/>
-  </w:num>
-  <w:num w:numId="22" w16cid:durableId="1617977992">
-    <w:abstractNumId w:val="6"/>
-  </w:num>
-  <w:num w:numId="23" w16cid:durableId="607271204">
-    <w:abstractNumId w:val="31"/>
-  </w:num>
-  <w:num w:numId="24" w16cid:durableId="502739204">
-    <w:abstractNumId w:val="9"/>
-  </w:num>
-  <w:num w:numId="25" w16cid:durableId="230162898">
+  <w:num w:numId="36" w16cid:durableId="98720103">
     <w:abstractNumId w:val="29"/>
   </w:num>
-  <w:num w:numId="26" w16cid:durableId="593592183">
-    <w:abstractNumId w:val="8"/>
+  <w:num w:numId="37" w16cid:durableId="1554658429">
+    <w:abstractNumId w:val="13"/>
   </w:num>
-  <w:num w:numId="27" w16cid:durableId="817652340">
-    <w:abstractNumId w:val="27"/>
-  </w:num>
-  <w:num w:numId="28" w16cid:durableId="382873453">
-    <w:abstractNumId w:val="5"/>
-  </w:num>
-  <w:num w:numId="29" w16cid:durableId="1691908137">
-    <w:abstractNumId w:val="25"/>
-  </w:num>
-  <w:num w:numId="30" w16cid:durableId="1720283053">
-    <w:abstractNumId w:val="36"/>
-  </w:num>
-  <w:num w:numId="31" w16cid:durableId="1934974298">
-    <w:abstractNumId w:val="41"/>
-  </w:num>
-  <w:num w:numId="32" w16cid:durableId="982848507">
-    <w:abstractNumId w:val="18"/>
-  </w:num>
-  <w:num w:numId="33" w16cid:durableId="1285967301">
-    <w:abstractNumId w:val="22"/>
-  </w:num>
-  <w:num w:numId="34" w16cid:durableId="2054188682">
-    <w:abstractNumId w:val="37"/>
-  </w:num>
-  <w:num w:numId="35" w16cid:durableId="105199470">
-    <w:abstractNumId w:val="7"/>
-  </w:num>
-  <w:num w:numId="36" w16cid:durableId="98720103">
-    <w:abstractNumId w:val="28"/>
-  </w:num>
-  <w:num w:numId="37" w16cid:durableId="1554658429">
+  <w:num w:numId="38" w16cid:durableId="2073500007">
     <w:abstractNumId w:val="12"/>
   </w:num>
-  <w:num w:numId="38" w16cid:durableId="2073500007">
-    <w:abstractNumId w:val="11"/>
-  </w:num>
   <w:num w:numId="39" w16cid:durableId="1341355599">
-    <w:abstractNumId w:val="20"/>
+    <w:abstractNumId w:val="21"/>
   </w:num>
   <w:num w:numId="40" w16cid:durableId="1198540684">
     <w:abstractNumId w:val="0"/>
@@ -41358,10 +41756,13 @@
     <w:abstractNumId w:val="4"/>
   </w:num>
   <w:num w:numId="42" w16cid:durableId="1691177080">
-    <w:abstractNumId w:val="34"/>
+    <w:abstractNumId w:val="35"/>
   </w:num>
   <w:num w:numId="43" w16cid:durableId="142091735">
-    <w:abstractNumId w:val="10"/>
+    <w:abstractNumId w:val="11"/>
+  </w:num>
+  <w:num w:numId="44" w16cid:durableId="1258635845">
+    <w:abstractNumId w:val="5"/>
   </w:num>
   <w:numIdMacAtCleanup w:val="26"/>
 </w:numbering>
@@ -43139,15 +43540,6 @@
 </file>
 
 <file path=customXml/item1.xml><?xml version="1.0" encoding="utf-8"?>
-<?mso-contentType ?>
-<FormTemplates xmlns="http://schemas.microsoft.com/sharepoint/v3/contenttype/forms">
-  <Display>DocumentLibraryForm</Display>
-  <Edit>AssetEditForm</Edit>
-  <New>DocumentLibraryForm</New>
-</FormTemplates>
-</file>
-
-<file path=customXml/item2.xml><?xml version="1.0" encoding="utf-8"?>
 <p:properties xmlns:p="http://schemas.microsoft.com/office/2006/metadata/properties" xmlns:xsi="http://www.w3.org/2001/XMLSchema-instance" xmlns:pc="http://schemas.microsoft.com/office/infopath/2007/PartnerControls">
   <documentManagement>
     <TPExecutable xmlns="4eb71313-1cf6-4961-b6ce-0c29fc5284b9" xsi:nil="true"/>
@@ -43274,11 +43666,16 @@
 </p:properties>
 </file>
 
-<file path=customXml/item3.xml><?xml version="1.0" encoding="utf-8"?>
-<b:Sources xmlns:b="http://schemas.openxmlformats.org/officeDocument/2006/bibliography" xmlns="http://schemas.openxmlformats.org/officeDocument/2006/bibliography" SelectedStyle="/APASixthEditionOfficeOnline.xsl" StyleName="APA" Version="6"/>
+<file path=customXml/item2.xml><?xml version="1.0" encoding="utf-8"?>
+<?mso-contentType ?>
+<FormTemplates xmlns="http://schemas.microsoft.com/sharepoint/v3/contenttype/forms">
+  <Display>DocumentLibraryForm</Display>
+  <Edit>AssetEditForm</Edit>
+  <New>DocumentLibraryForm</New>
+</FormTemplates>
 </file>
 
-<file path=customXml/item4.xml><?xml version="1.0" encoding="utf-8"?>
+<file path=customXml/item3.xml><?xml version="1.0" encoding="utf-8"?>
 <ct:contentTypeSchema xmlns:ct="http://schemas.microsoft.com/office/2006/metadata/contentType" xmlns:ma="http://schemas.microsoft.com/office/2006/metadata/properties/metaAttributes" ct:_="" ma:_="" ma:contentTypeName="TemplateFile" ma:contentTypeID="0x010100AC6DD24B17643A43B5911557F59D23340400899CD97D2199F748BA22A48D93649A64" ma:contentTypeVersion="58" ma:contentTypeDescription="Create a new document." ma:contentTypeScope="" ma:versionID="cb85242d804791fa63a999220e43a0bf">
   <xsd:schema xmlns:xsd="http://www.w3.org/2001/XMLSchema" xmlns:xs="http://www.w3.org/2001/XMLSchema" xmlns:p="http://schemas.microsoft.com/office/2006/metadata/properties" xmlns:ns2="4eb71313-1cf6-4961-b6ce-0c29fc5284b9" targetNamespace="http://schemas.microsoft.com/office/2006/metadata/properties" ma:root="true" ma:fieldsID="2e13631c6b34a2889e7ce7c8f1efd12b" ns2:_="">
     <xsd:import namespace="4eb71313-1cf6-4961-b6ce-0c29fc5284b9"/>
@@ -44312,15 +44709,11 @@
 </ct:contentTypeSchema>
 </file>
 
-<file path=customXml/itemProps1.xml><?xml version="1.0" encoding="utf-8"?>
-<ds:datastoreItem xmlns:ds="http://schemas.openxmlformats.org/officeDocument/2006/customXml" ds:itemID="{42AF3EE1-17D6-4994-8D19-1C5A21673D61}">
-  <ds:schemaRefs>
-    <ds:schemaRef ds:uri="http://schemas.microsoft.com/sharepoint/v3/contenttype/forms"/>
-  </ds:schemaRefs>
-</ds:datastoreItem>
+<file path=customXml/item4.xml><?xml version="1.0" encoding="utf-8"?>
+<b:Sources xmlns:b="http://schemas.openxmlformats.org/officeDocument/2006/bibliography" xmlns="http://schemas.openxmlformats.org/officeDocument/2006/bibliography" SelectedStyle="/APASixthEditionOfficeOnline.xsl" StyleName="APA" Version="6"/>
 </file>
 
-<file path=customXml/itemProps2.xml><?xml version="1.0" encoding="utf-8"?>
+<file path=customXml/itemProps1.xml><?xml version="1.0" encoding="utf-8"?>
 <ds:datastoreItem xmlns:ds="http://schemas.openxmlformats.org/officeDocument/2006/customXml" ds:itemID="{63E3A13E-B3BC-4A1C-88E3-0C4AF2AB6AEE}">
   <ds:schemaRefs>
     <ds:schemaRef ds:uri="http://schemas.microsoft.com/office/2006/metadata/properties"/>
@@ -44330,15 +44723,15 @@
 </ds:datastoreItem>
 </file>
 
-<file path=customXml/itemProps3.xml><?xml version="1.0" encoding="utf-8"?>
-<ds:datastoreItem xmlns:ds="http://schemas.openxmlformats.org/officeDocument/2006/customXml" ds:itemID="{A9C8C408-4E5E-524B-A672-45D328F6189D}">
+<file path=customXml/itemProps2.xml><?xml version="1.0" encoding="utf-8"?>
+<ds:datastoreItem xmlns:ds="http://schemas.openxmlformats.org/officeDocument/2006/customXml" ds:itemID="{42AF3EE1-17D6-4994-8D19-1C5A21673D61}">
   <ds:schemaRefs>
-    <ds:schemaRef ds:uri="http://schemas.openxmlformats.org/officeDocument/2006/bibliography"/>
+    <ds:schemaRef ds:uri="http://schemas.microsoft.com/sharepoint/v3/contenttype/forms"/>
   </ds:schemaRefs>
 </ds:datastoreItem>
 </file>
 
-<file path=customXml/itemProps4.xml><?xml version="1.0" encoding="utf-8"?>
+<file path=customXml/itemProps3.xml><?xml version="1.0" encoding="utf-8"?>
 <ds:datastoreItem xmlns:ds="http://schemas.openxmlformats.org/officeDocument/2006/customXml" ds:itemID="{3D5BC34A-A158-4DE6-9D48-EADCE6F2EC60}">
   <ds:schemaRefs>
     <ds:schemaRef ds:uri="http://schemas.microsoft.com/office/2006/metadata/contentType"/>
@@ -44354,4 +44747,12 @@
     <ds:schemaRef ds:uri="http://schemas.microsoft.com/internal/obd"/>
   </ds:schemaRefs>
 </ds:datastoreItem>
+</file>
+
+<file path=customXml/itemProps4.xml><?xml version="1.0" encoding="utf-8"?>
+<ds:datastoreItem xmlns:ds="http://schemas.openxmlformats.org/officeDocument/2006/customXml" ds:itemID="{A9C8C408-4E5E-524B-A672-45D328F6189D}">
+  <ds:schemaRefs>
+    <ds:schemaRef ds:uri="http://schemas.openxmlformats.org/officeDocument/2006/bibliography"/>
+  </ds:schemaRefs>
+</ds:datastoreItem>
 </file>
--- a/docs/Technical Documentation.docx
+++ b/docs/Technical Documentation.docx
@@ -24807,19 +24807,7 @@
         <w:rPr>
           <w:rFonts w:cstheme="minorHAnsi"/>
         </w:rPr>
-        <w:t xml:space="preserve">last Sunday of March </w:t>
-      </w:r>
-      <w:r>
-        <w:rPr>
-          <w:rFonts w:cstheme="minorHAnsi"/>
-        </w:rPr>
-        <w:t>—</w:t>
-      </w:r>
-      <w:r>
-        <w:rPr>
-          <w:rFonts w:cstheme="minorHAnsi"/>
-        </w:rPr>
-        <w:t xml:space="preserve"> switch to summer time</w:t>
+        <w:t>last Sunday of March — switch to summer time</w:t>
       </w:r>
       <w:r>
         <w:rPr>
@@ -24843,19 +24831,7 @@
         <w:rPr>
           <w:rFonts w:cstheme="minorHAnsi"/>
         </w:rPr>
-        <w:t xml:space="preserve">last Sunday of October </w:t>
-      </w:r>
-      <w:r>
-        <w:rPr>
-          <w:rFonts w:cstheme="minorHAnsi"/>
-        </w:rPr>
-        <w:t xml:space="preserve">— </w:t>
-      </w:r>
-      <w:r>
-        <w:rPr>
-          <w:rFonts w:cstheme="minorHAnsi"/>
-        </w:rPr>
-        <w:t>switch back to winter time</w:t>
+        <w:t>last Sunday of October — switch back to winter time</w:t>
       </w:r>
       <w:r>
         <w:rPr>
@@ -25179,15 +25155,7 @@
           <w:sz w:val="22"/>
           <w:szCs w:val="22"/>
         </w:rPr>
-        <w:t xml:space="preserve"> </w:t>
-      </w:r>
-      <w:r>
-        <w:rPr>
-          <w:rFonts w:asciiTheme="minorHAnsi" w:hAnsiTheme="minorHAnsi" w:cstheme="minorHAnsi"/>
-          <w:sz w:val="22"/>
-          <w:szCs w:val="22"/>
-        </w:rPr>
-        <w:t>is 1.</w:t>
+        <w:t xml:space="preserve"> is 1.</w:t>
       </w:r>
     </w:p>
     <w:p>
@@ -30721,115 +30689,6 @@
                 <w:szCs w:val="22"/>
               </w:rPr>
               <w:t>dependency for the ArduinoOTA library</w:t>
-            </w:r>
-          </w:p>
-        </w:tc>
-      </w:tr>
-      <w:tr>
-        <w:trPr>
-          <w:trHeight w:val="397"/>
-        </w:trPr>
-        <w:tc>
-          <w:tcPr>
-            <w:tcW w:w="3970" w:type="dxa"/>
-            <w:tcMar>
-              <w:top w:w="100" w:type="nil"/>
-              <w:left w:w="20" w:type="nil"/>
-              <w:bottom w:w="20" w:type="nil"/>
-              <w:right w:w="100" w:type="nil"/>
-            </w:tcMar>
-            <w:vAlign w:val="center"/>
-          </w:tcPr>
-          <w:p>
-            <w:pPr>
-              <w:autoSpaceDE w:val="0"/>
-              <w:autoSpaceDN w:val="0"/>
-              <w:adjustRightInd w:val="0"/>
-              <w:rPr>
-                <w:rFonts w:asciiTheme="minorHAnsi" w:hAnsiTheme="minorHAnsi" w:cstheme="minorHAnsi"/>
-                <w:sz w:val="22"/>
-                <w:szCs w:val="22"/>
-              </w:rPr>
-            </w:pPr>
-            <w:r>
-              <w:rPr>
-                <w:rFonts w:asciiTheme="minorHAnsi" w:hAnsiTheme="minorHAnsi" w:cstheme="minorHAnsi"/>
-                <w:b/>
-                <w:bCs/>
-                <w:sz w:val="22"/>
-                <w:szCs w:val="22"/>
-              </w:rPr>
-              <w:t>time.h</w:t>
-            </w:r>
-          </w:p>
-        </w:tc>
-        <w:tc>
-          <w:tcPr>
-            <w:tcW w:w="1275" w:type="dxa"/>
-            <w:tcMar>
-              <w:top w:w="100" w:type="nil"/>
-              <w:left w:w="20" w:type="nil"/>
-              <w:bottom w:w="20" w:type="nil"/>
-              <w:right w:w="100" w:type="nil"/>
-            </w:tcMar>
-            <w:vAlign w:val="center"/>
-          </w:tcPr>
-          <w:p>
-            <w:pPr>
-              <w:tabs>
-                <w:tab w:val="left" w:pos="560"/>
-                <w:tab w:val="left" w:pos="1120"/>
-                <w:tab w:val="left" w:pos="1680"/>
-                <w:tab w:val="left" w:pos="2240"/>
-                <w:tab w:val="left" w:pos="2800"/>
-                <w:tab w:val="left" w:pos="3360"/>
-                <w:tab w:val="left" w:pos="3920"/>
-                <w:tab w:val="left" w:pos="4480"/>
-                <w:tab w:val="left" w:pos="5040"/>
-                <w:tab w:val="left" w:pos="5600"/>
-                <w:tab w:val="left" w:pos="6160"/>
-                <w:tab w:val="left" w:pos="6720"/>
-              </w:tabs>
-              <w:autoSpaceDE w:val="0"/>
-              <w:autoSpaceDN w:val="0"/>
-              <w:adjustRightInd w:val="0"/>
-              <w:rPr>
-                <w:rFonts w:asciiTheme="minorHAnsi" w:hAnsiTheme="minorHAnsi" w:cstheme="minorHAnsi"/>
-                <w:sz w:val="22"/>
-                <w:szCs w:val="22"/>
-              </w:rPr>
-            </w:pPr>
-          </w:p>
-        </w:tc>
-        <w:tc>
-          <w:tcPr>
-            <w:tcW w:w="4962" w:type="dxa"/>
-            <w:tcMar>
-              <w:top w:w="100" w:type="nil"/>
-              <w:left w:w="20" w:type="nil"/>
-              <w:bottom w:w="20" w:type="nil"/>
-              <w:right w:w="100" w:type="nil"/>
-            </w:tcMar>
-            <w:vAlign w:val="center"/>
-          </w:tcPr>
-          <w:p>
-            <w:pPr>
-              <w:autoSpaceDE w:val="0"/>
-              <w:autoSpaceDN w:val="0"/>
-              <w:adjustRightInd w:val="0"/>
-              <w:rPr>
-                <w:rFonts w:asciiTheme="minorHAnsi" w:hAnsiTheme="minorHAnsi" w:cstheme="minorHAnsi"/>
-                <w:sz w:val="22"/>
-                <w:szCs w:val="22"/>
-              </w:rPr>
-            </w:pPr>
-            <w:r>
-              <w:rPr>
-                <w:rFonts w:asciiTheme="minorHAnsi" w:hAnsiTheme="minorHAnsi" w:cstheme="minorHAnsi"/>
-                <w:sz w:val="22"/>
-                <w:szCs w:val="22"/>
-              </w:rPr>
-              <w:t>gets NTP Server date and time; deciphers UNIX timestamp for the SECRET expiration date</w:t>
             </w:r>
           </w:p>
         </w:tc>
@@ -43540,6 +43399,15 @@
 </file>
 
 <file path=customXml/item1.xml><?xml version="1.0" encoding="utf-8"?>
+<?mso-contentType ?>
+<FormTemplates xmlns="http://schemas.microsoft.com/sharepoint/v3/contenttype/forms">
+  <Display>DocumentLibraryForm</Display>
+  <Edit>AssetEditForm</Edit>
+  <New>DocumentLibraryForm</New>
+</FormTemplates>
+</file>
+
+<file path=customXml/item2.xml><?xml version="1.0" encoding="utf-8"?>
 <p:properties xmlns:p="http://schemas.microsoft.com/office/2006/metadata/properties" xmlns:xsi="http://www.w3.org/2001/XMLSchema-instance" xmlns:pc="http://schemas.microsoft.com/office/infopath/2007/PartnerControls">
   <documentManagement>
     <TPExecutable xmlns="4eb71313-1cf6-4961-b6ce-0c29fc5284b9" xsi:nil="true"/>
@@ -43666,16 +43534,11 @@
 </p:properties>
 </file>
 
-<file path=customXml/item2.xml><?xml version="1.0" encoding="utf-8"?>
-<?mso-contentType ?>
-<FormTemplates xmlns="http://schemas.microsoft.com/sharepoint/v3/contenttype/forms">
-  <Display>DocumentLibraryForm</Display>
-  <Edit>AssetEditForm</Edit>
-  <New>DocumentLibraryForm</New>
-</FormTemplates>
+<file path=customXml/item3.xml><?xml version="1.0" encoding="utf-8"?>
+<b:Sources xmlns:b="http://schemas.openxmlformats.org/officeDocument/2006/bibliography" xmlns="http://schemas.openxmlformats.org/officeDocument/2006/bibliography" SelectedStyle="/APASixthEditionOfficeOnline.xsl" StyleName="APA" Version="6"/>
 </file>
 
-<file path=customXml/item3.xml><?xml version="1.0" encoding="utf-8"?>
+<file path=customXml/item4.xml><?xml version="1.0" encoding="utf-8"?>
 <ct:contentTypeSchema xmlns:ct="http://schemas.microsoft.com/office/2006/metadata/contentType" xmlns:ma="http://schemas.microsoft.com/office/2006/metadata/properties/metaAttributes" ct:_="" ma:_="" ma:contentTypeName="TemplateFile" ma:contentTypeID="0x010100AC6DD24B17643A43B5911557F59D23340400899CD97D2199F748BA22A48D93649A64" ma:contentTypeVersion="58" ma:contentTypeDescription="Create a new document." ma:contentTypeScope="" ma:versionID="cb85242d804791fa63a999220e43a0bf">
   <xsd:schema xmlns:xsd="http://www.w3.org/2001/XMLSchema" xmlns:xs="http://www.w3.org/2001/XMLSchema" xmlns:p="http://schemas.microsoft.com/office/2006/metadata/properties" xmlns:ns2="4eb71313-1cf6-4961-b6ce-0c29fc5284b9" targetNamespace="http://schemas.microsoft.com/office/2006/metadata/properties" ma:root="true" ma:fieldsID="2e13631c6b34a2889e7ce7c8f1efd12b" ns2:_="">
     <xsd:import namespace="4eb71313-1cf6-4961-b6ce-0c29fc5284b9"/>
@@ -44709,11 +44572,15 @@
 </ct:contentTypeSchema>
 </file>
 
-<file path=customXml/item4.xml><?xml version="1.0" encoding="utf-8"?>
-<b:Sources xmlns:b="http://schemas.openxmlformats.org/officeDocument/2006/bibliography" xmlns="http://schemas.openxmlformats.org/officeDocument/2006/bibliography" SelectedStyle="/APASixthEditionOfficeOnline.xsl" StyleName="APA" Version="6"/>
+<file path=customXml/itemProps1.xml><?xml version="1.0" encoding="utf-8"?>
+<ds:datastoreItem xmlns:ds="http://schemas.openxmlformats.org/officeDocument/2006/customXml" ds:itemID="{42AF3EE1-17D6-4994-8D19-1C5A21673D61}">
+  <ds:schemaRefs>
+    <ds:schemaRef ds:uri="http://schemas.microsoft.com/sharepoint/v3/contenttype/forms"/>
+  </ds:schemaRefs>
+</ds:datastoreItem>
 </file>
 
-<file path=customXml/itemProps1.xml><?xml version="1.0" encoding="utf-8"?>
+<file path=customXml/itemProps2.xml><?xml version="1.0" encoding="utf-8"?>
 <ds:datastoreItem xmlns:ds="http://schemas.openxmlformats.org/officeDocument/2006/customXml" ds:itemID="{63E3A13E-B3BC-4A1C-88E3-0C4AF2AB6AEE}">
   <ds:schemaRefs>
     <ds:schemaRef ds:uri="http://schemas.microsoft.com/office/2006/metadata/properties"/>
@@ -44723,15 +44590,15 @@
 </ds:datastoreItem>
 </file>
 
-<file path=customXml/itemProps2.xml><?xml version="1.0" encoding="utf-8"?>
-<ds:datastoreItem xmlns:ds="http://schemas.openxmlformats.org/officeDocument/2006/customXml" ds:itemID="{42AF3EE1-17D6-4994-8D19-1C5A21673D61}">
+<file path=customXml/itemProps3.xml><?xml version="1.0" encoding="utf-8"?>
+<ds:datastoreItem xmlns:ds="http://schemas.openxmlformats.org/officeDocument/2006/customXml" ds:itemID="{A9C8C408-4E5E-524B-A672-45D328F6189D}">
   <ds:schemaRefs>
-    <ds:schemaRef ds:uri="http://schemas.microsoft.com/sharepoint/v3/contenttype/forms"/>
+    <ds:schemaRef ds:uri="http://schemas.openxmlformats.org/officeDocument/2006/bibliography"/>
   </ds:schemaRefs>
 </ds:datastoreItem>
 </file>
 
-<file path=customXml/itemProps3.xml><?xml version="1.0" encoding="utf-8"?>
+<file path=customXml/itemProps4.xml><?xml version="1.0" encoding="utf-8"?>
 <ds:datastoreItem xmlns:ds="http://schemas.openxmlformats.org/officeDocument/2006/customXml" ds:itemID="{3D5BC34A-A158-4DE6-9D48-EADCE6F2EC60}">
   <ds:schemaRefs>
     <ds:schemaRef ds:uri="http://schemas.microsoft.com/office/2006/metadata/contentType"/>
@@ -44747,12 +44614,4 @@
     <ds:schemaRef ds:uri="http://schemas.microsoft.com/internal/obd"/>
   </ds:schemaRefs>
 </ds:datastoreItem>
-</file>
-
-<file path=customXml/itemProps4.xml><?xml version="1.0" encoding="utf-8"?>
-<ds:datastoreItem xmlns:ds="http://schemas.openxmlformats.org/officeDocument/2006/customXml" ds:itemID="{A9C8C408-4E5E-524B-A672-45D328F6189D}">
-  <ds:schemaRefs>
-    <ds:schemaRef ds:uri="http://schemas.openxmlformats.org/officeDocument/2006/bibliography"/>
-  </ds:schemaRefs>
-</ds:datastoreItem>
 </file>
--- a/docs/Technical Documentation.docx
+++ b/docs/Technical Documentation.docx
@@ -1664,6 +1664,25 @@
                 <w:rFonts w:asciiTheme="minorHAnsi" w:hAnsiTheme="minorHAnsi" w:cstheme="minorHAnsi"/>
                 <w:lang w:val="en-GB"/>
               </w:rPr>
+              <w:t>Updating the Program Using Cloud-Pull OTA</w:t>
+            </w:r>
+          </w:p>
+          <w:p>
+            <w:pPr>
+              <w:autoSpaceDE w:val="0"/>
+              <w:autoSpaceDN w:val="0"/>
+              <w:adjustRightInd w:val="0"/>
+              <w:spacing w:line="360" w:lineRule="auto"/>
+              <w:rPr>
+                <w:rFonts w:asciiTheme="minorHAnsi" w:hAnsiTheme="minorHAnsi" w:cstheme="minorHAnsi"/>
+                <w:lang w:val="en-GB"/>
+              </w:rPr>
+            </w:pPr>
+            <w:r>
+              <w:rPr>
+                <w:rFonts w:asciiTheme="minorHAnsi" w:hAnsiTheme="minorHAnsi" w:cstheme="minorHAnsi"/>
+                <w:lang w:val="en-GB"/>
+              </w:rPr>
               <w:t>Uploading the Program as Compiled Binary</w:t>
             </w:r>
           </w:p>
@@ -2163,6 +2182,7 @@
                 <w:rFonts w:asciiTheme="minorHAnsi" w:hAnsiTheme="minorHAnsi" w:cstheme="minorHAnsi"/>
                 <w:lang w:val="en-GB"/>
               </w:rPr>
+              <w:lastRenderedPageBreak/>
               <w:t>The Don’ts of changing the program</w:t>
             </w:r>
           </w:p>
@@ -9985,7 +10005,21 @@
           <w:szCs w:val="48"/>
         </w:rPr>
         <w:lastRenderedPageBreak/>
-        <w:t>[Uploading the Program as Compiled Binary.]</w:t>
+        <w:t>[</w:t>
+      </w:r>
+      <w:r>
+        <w:rPr>
+          <w:sz w:val="56"/>
+          <w:szCs w:val="48"/>
+        </w:rPr>
+        <w:t>Updating the Program Using Cloud-Pull OTA</w:t>
+      </w:r>
+      <w:r>
+        <w:rPr>
+          <w:sz w:val="56"/>
+          <w:szCs w:val="48"/>
+        </w:rPr>
+        <w:t>.]</w:t>
       </w:r>
     </w:p>
     <w:p>
@@ -10000,6 +10034,5614 @@
     </w:p>
     <w:p>
       <w:pPr>
+        <w:spacing w:line="276" w:lineRule="auto"/>
+        <w:rPr>
+          <w:rFonts w:asciiTheme="minorHAnsi" w:hAnsiTheme="minorHAnsi" w:cstheme="minorHAnsi"/>
+          <w:sz w:val="22"/>
+          <w:szCs w:val="22"/>
+        </w:rPr>
+      </w:pPr>
+      <w:r>
+        <w:rPr>
+          <w:rFonts w:asciiTheme="minorHAnsi" w:hAnsiTheme="minorHAnsi" w:cstheme="minorHAnsi"/>
+          <w:sz w:val="22"/>
+          <w:szCs w:val="22"/>
+        </w:rPr>
+        <w:t>This instruction explains how to update the program running on the device using the cloud-pull OTA update system.</w:t>
+      </w:r>
+    </w:p>
+    <w:p>
+      <w:pPr>
+        <w:spacing w:line="276" w:lineRule="auto"/>
+        <w:rPr>
+          <w:rFonts w:asciiTheme="minorHAnsi" w:hAnsiTheme="minorHAnsi" w:cstheme="minorHAnsi"/>
+          <w:sz w:val="22"/>
+          <w:szCs w:val="22"/>
+        </w:rPr>
+      </w:pPr>
+    </w:p>
+    <w:p>
+      <w:pPr>
+        <w:spacing w:line="276" w:lineRule="auto"/>
+        <w:rPr>
+          <w:rFonts w:asciiTheme="minorHAnsi" w:hAnsiTheme="minorHAnsi" w:cstheme="minorHAnsi"/>
+          <w:sz w:val="22"/>
+          <w:szCs w:val="22"/>
+        </w:rPr>
+      </w:pPr>
+      <w:r>
+        <w:rPr>
+          <w:rFonts w:asciiTheme="minorHAnsi" w:hAnsiTheme="minorHAnsi" w:cstheme="minorHAnsi"/>
+          <w:sz w:val="22"/>
+          <w:szCs w:val="22"/>
+        </w:rPr>
+        <w:t>OTA means “Over-The-Air”, in other words, that the device can update its own firmware without being connected to the computer with a USB cable. In this project we are using cloud-pull OTA system that works like that: with your computer you upload the new firmware file to the cloud (in our case the cloud is GitHub Releases), and the device downloads it by itself from the cloud. It is pretty much just like your phone or computer does it when it gets a software update.</w:t>
+      </w:r>
+    </w:p>
+    <w:p>
+      <w:pPr>
+        <w:spacing w:line="276" w:lineRule="auto"/>
+        <w:rPr>
+          <w:rFonts w:asciiTheme="minorHAnsi" w:hAnsiTheme="minorHAnsi" w:cstheme="minorHAnsi"/>
+          <w:sz w:val="22"/>
+          <w:szCs w:val="22"/>
+        </w:rPr>
+      </w:pPr>
+    </w:p>
+    <w:p>
+      <w:pPr>
+        <w:spacing w:line="276" w:lineRule="auto"/>
+        <w:rPr>
+          <w:rFonts w:asciiTheme="minorHAnsi" w:hAnsiTheme="minorHAnsi" w:cstheme="minorHAnsi"/>
+          <w:sz w:val="22"/>
+          <w:szCs w:val="22"/>
+        </w:rPr>
+      </w:pPr>
+      <w:r>
+        <w:rPr>
+          <w:rFonts w:asciiTheme="minorHAnsi" w:hAnsiTheme="minorHAnsi" w:cstheme="minorHAnsi"/>
+          <w:sz w:val="22"/>
+          <w:szCs w:val="22"/>
+        </w:rPr>
+        <w:t>Before it downloads anything, t</w:t>
+      </w:r>
+      <w:r>
+        <w:rPr>
+          <w:rFonts w:asciiTheme="minorHAnsi" w:hAnsiTheme="minorHAnsi" w:cstheme="minorHAnsi"/>
+          <w:sz w:val="22"/>
+          <w:szCs w:val="22"/>
+        </w:rPr>
+        <w:t>he device receives update information from the manifest file stored in the GitHub repository. The manifest</w:t>
+      </w:r>
+      <w:r>
+        <w:rPr>
+          <w:rFonts w:asciiTheme="minorHAnsi" w:hAnsiTheme="minorHAnsi" w:cstheme="minorHAnsi"/>
+          <w:sz w:val="22"/>
+          <w:szCs w:val="22"/>
+        </w:rPr>
+        <w:t xml:space="preserve"> is a simple JSON file that</w:t>
+      </w:r>
+      <w:r>
+        <w:rPr>
+          <w:rFonts w:asciiTheme="minorHAnsi" w:hAnsiTheme="minorHAnsi" w:cstheme="minorHAnsi"/>
+          <w:sz w:val="22"/>
+          <w:szCs w:val="22"/>
+        </w:rPr>
+        <w:t xml:space="preserve"> tells the device which firmware version is available, where the firmware file is located, how large the file is and what SHA-256 hash the file must have. The firmware binary itself is stored in GitHub Releases.</w:t>
+      </w:r>
+    </w:p>
+    <w:p>
+      <w:pPr>
+        <w:spacing w:line="276" w:lineRule="auto"/>
+        <w:rPr>
+          <w:rFonts w:asciiTheme="minorHAnsi" w:hAnsiTheme="minorHAnsi" w:cstheme="minorHAnsi"/>
+          <w:sz w:val="22"/>
+          <w:szCs w:val="22"/>
+        </w:rPr>
+      </w:pPr>
+      <w:r>
+        <w:rPr>
+          <w:rFonts w:asciiTheme="minorHAnsi" w:hAnsiTheme="minorHAnsi" w:cstheme="minorHAnsi"/>
+          <w:sz w:val="22"/>
+          <w:szCs w:val="22"/>
+        </w:rPr>
+        <w:t>The device can start the OTA update check in three different ways:</w:t>
+      </w:r>
+    </w:p>
+    <w:p>
+      <w:pPr>
+        <w:numPr>
+          <w:ilvl w:val="0"/>
+          <w:numId w:val="45"/>
+        </w:numPr>
+        <w:spacing w:line="276" w:lineRule="auto"/>
+        <w:rPr>
+          <w:rFonts w:asciiTheme="minorHAnsi" w:hAnsiTheme="minorHAnsi" w:cstheme="minorHAnsi"/>
+          <w:sz w:val="22"/>
+          <w:szCs w:val="22"/>
+        </w:rPr>
+      </w:pPr>
+      <w:r>
+        <w:rPr>
+          <w:rFonts w:asciiTheme="minorHAnsi" w:hAnsiTheme="minorHAnsi" w:cstheme="minorHAnsi"/>
+          <w:sz w:val="22"/>
+          <w:szCs w:val="22"/>
+        </w:rPr>
+        <w:t>by sending the OTA command through Telegram.</w:t>
+      </w:r>
+    </w:p>
+    <w:p>
+      <w:pPr>
+        <w:numPr>
+          <w:ilvl w:val="0"/>
+          <w:numId w:val="45"/>
+        </w:numPr>
+        <w:spacing w:line="276" w:lineRule="auto"/>
+        <w:rPr>
+          <w:rFonts w:asciiTheme="minorHAnsi" w:hAnsiTheme="minorHAnsi" w:cstheme="minorHAnsi"/>
+          <w:sz w:val="22"/>
+          <w:szCs w:val="22"/>
+        </w:rPr>
+      </w:pPr>
+      <w:r>
+        <w:rPr>
+          <w:rFonts w:asciiTheme="minorHAnsi" w:hAnsiTheme="minorHAnsi" w:cstheme="minorHAnsi"/>
+          <w:sz w:val="22"/>
+          <w:szCs w:val="22"/>
+        </w:rPr>
+        <w:t>by pressing the physical OTA button on the device.</w:t>
+      </w:r>
+    </w:p>
+    <w:p>
+      <w:pPr>
+        <w:numPr>
+          <w:ilvl w:val="0"/>
+          <w:numId w:val="45"/>
+        </w:numPr>
+        <w:spacing w:line="276" w:lineRule="auto"/>
+        <w:rPr>
+          <w:rFonts w:asciiTheme="minorHAnsi" w:hAnsiTheme="minorHAnsi" w:cstheme="minorHAnsi"/>
+          <w:sz w:val="22"/>
+          <w:szCs w:val="22"/>
+        </w:rPr>
+      </w:pPr>
+      <w:r>
+        <w:rPr>
+          <w:rFonts w:asciiTheme="minorHAnsi" w:hAnsiTheme="minorHAnsi" w:cstheme="minorHAnsi"/>
+          <w:sz w:val="22"/>
+          <w:szCs w:val="22"/>
+        </w:rPr>
+        <w:t>automatically, once a week, on predefined days of the month.</w:t>
+      </w:r>
+    </w:p>
+    <w:p>
+      <w:pPr>
+        <w:spacing w:line="276" w:lineRule="auto"/>
+        <w:rPr>
+          <w:rFonts w:asciiTheme="minorHAnsi" w:hAnsiTheme="minorHAnsi" w:cstheme="minorHAnsi"/>
+          <w:sz w:val="22"/>
+          <w:szCs w:val="22"/>
+        </w:rPr>
+      </w:pPr>
+    </w:p>
+    <w:p>
+      <w:pPr>
+        <w:spacing w:line="276" w:lineRule="auto"/>
+        <w:rPr>
+          <w:rFonts w:asciiTheme="majorHAnsi" w:eastAsiaTheme="majorEastAsia" w:hAnsiTheme="majorHAnsi" w:cstheme="majorBidi"/>
+          <w:b/>
+          <w:bCs/>
+          <w:color w:val="7A7A7A" w:themeColor="accent1"/>
+          <w:sz w:val="26"/>
+          <w:szCs w:val="26"/>
+        </w:rPr>
+      </w:pPr>
+      <w:r>
+        <w:rPr>
+          <w:rFonts w:asciiTheme="majorHAnsi" w:eastAsiaTheme="majorEastAsia" w:hAnsiTheme="majorHAnsi" w:cstheme="majorBidi"/>
+          <w:b/>
+          <w:bCs/>
+          <w:color w:val="7A7A7A" w:themeColor="accent1"/>
+          <w:sz w:val="26"/>
+          <w:szCs w:val="26"/>
+        </w:rPr>
+        <w:t xml:space="preserve">Step-by-step update workflow - </w:t>
+      </w:r>
+      <w:r>
+        <w:rPr>
+          <w:rFonts w:asciiTheme="majorHAnsi" w:eastAsiaTheme="majorEastAsia" w:hAnsiTheme="majorHAnsi" w:cstheme="majorBidi"/>
+          <w:b/>
+          <w:bCs/>
+          <w:color w:val="7A7A7A" w:themeColor="accent1"/>
+          <w:sz w:val="26"/>
+          <w:szCs w:val="26"/>
+        </w:rPr>
+        <w:t>Ultra-short</w:t>
+      </w:r>
+      <w:r>
+        <w:rPr>
+          <w:rFonts w:asciiTheme="majorHAnsi" w:eastAsiaTheme="majorEastAsia" w:hAnsiTheme="majorHAnsi" w:cstheme="majorBidi"/>
+          <w:b/>
+          <w:bCs/>
+          <w:color w:val="7A7A7A" w:themeColor="accent1"/>
+          <w:sz w:val="26"/>
+          <w:szCs w:val="26"/>
+        </w:rPr>
+        <w:t xml:space="preserve"> instructions version</w:t>
+      </w:r>
+    </w:p>
+    <w:p>
+      <w:pPr>
+        <w:spacing w:line="276" w:lineRule="auto"/>
+        <w:rPr>
+          <w:rFonts w:asciiTheme="minorHAnsi" w:hAnsiTheme="minorHAnsi" w:cstheme="minorHAnsi"/>
+          <w:sz w:val="22"/>
+          <w:szCs w:val="22"/>
+        </w:rPr>
+      </w:pPr>
+    </w:p>
+    <w:p>
+      <w:pPr>
+        <w:numPr>
+          <w:ilvl w:val="0"/>
+          <w:numId w:val="46"/>
+        </w:numPr>
+        <w:spacing w:line="276" w:lineRule="auto"/>
+        <w:rPr>
+          <w:rFonts w:asciiTheme="minorHAnsi" w:hAnsiTheme="minorHAnsi" w:cstheme="minorHAnsi"/>
+          <w:sz w:val="22"/>
+          <w:szCs w:val="22"/>
+        </w:rPr>
+      </w:pPr>
+      <w:r>
+        <w:rPr>
+          <w:rFonts w:asciiTheme="minorHAnsi" w:hAnsiTheme="minorHAnsi" w:cstheme="minorHAnsi"/>
+          <w:sz w:val="22"/>
+          <w:szCs w:val="22"/>
+        </w:rPr>
+        <w:t>Finish developing the new feature or bug fix.</w:t>
+      </w:r>
+    </w:p>
+    <w:p>
+      <w:pPr>
+        <w:numPr>
+          <w:ilvl w:val="0"/>
+          <w:numId w:val="46"/>
+        </w:numPr>
+        <w:spacing w:line="276" w:lineRule="auto"/>
+        <w:rPr>
+          <w:rFonts w:asciiTheme="minorHAnsi" w:hAnsiTheme="minorHAnsi" w:cstheme="minorHAnsi"/>
+          <w:sz w:val="22"/>
+          <w:szCs w:val="22"/>
+        </w:rPr>
+      </w:pPr>
+      <w:r>
+        <w:rPr>
+          <w:rFonts w:asciiTheme="minorHAnsi" w:hAnsiTheme="minorHAnsi" w:cstheme="minorHAnsi"/>
+          <w:sz w:val="22"/>
+          <w:szCs w:val="22"/>
+        </w:rPr>
+        <w:t xml:space="preserve">Increase the </w:t>
+      </w:r>
+      <w:r>
+        <w:rPr>
+          <w:rFonts w:asciiTheme="minorHAnsi" w:hAnsiTheme="minorHAnsi" w:cstheme="minorHAnsi"/>
+          <w:b/>
+          <w:bCs/>
+          <w:sz w:val="22"/>
+          <w:szCs w:val="22"/>
+        </w:rPr>
+        <w:t>SOFTWARE_VERSION</w:t>
+      </w:r>
+      <w:r>
+        <w:rPr>
+          <w:rFonts w:asciiTheme="minorHAnsi" w:hAnsiTheme="minorHAnsi" w:cstheme="minorHAnsi"/>
+          <w:sz w:val="22"/>
+          <w:szCs w:val="22"/>
+        </w:rPr>
+        <w:t xml:space="preserve"> number in the </w:t>
+      </w:r>
+      <w:r>
+        <w:rPr>
+          <w:rFonts w:asciiTheme="minorHAnsi" w:hAnsiTheme="minorHAnsi" w:cstheme="minorHAnsi"/>
+          <w:b/>
+          <w:bCs/>
+          <w:sz w:val="22"/>
+          <w:szCs w:val="22"/>
+        </w:rPr>
+        <w:t>config.h</w:t>
+      </w:r>
+      <w:r>
+        <w:rPr>
+          <w:rFonts w:asciiTheme="minorHAnsi" w:hAnsiTheme="minorHAnsi" w:cstheme="minorHAnsi"/>
+          <w:sz w:val="22"/>
+          <w:szCs w:val="22"/>
+        </w:rPr>
+        <w:t xml:space="preserve"> file</w:t>
+      </w:r>
+      <w:r>
+        <w:rPr>
+          <w:rFonts w:asciiTheme="minorHAnsi" w:hAnsiTheme="minorHAnsi" w:cstheme="minorHAnsi"/>
+          <w:sz w:val="22"/>
+          <w:szCs w:val="22"/>
+        </w:rPr>
+        <w:t>.</w:t>
+      </w:r>
+    </w:p>
+    <w:p>
+      <w:pPr>
+        <w:numPr>
+          <w:ilvl w:val="0"/>
+          <w:numId w:val="46"/>
+        </w:numPr>
+        <w:spacing w:line="276" w:lineRule="auto"/>
+        <w:rPr>
+          <w:rFonts w:asciiTheme="minorHAnsi" w:hAnsiTheme="minorHAnsi" w:cstheme="minorHAnsi"/>
+          <w:sz w:val="22"/>
+          <w:szCs w:val="22"/>
+        </w:rPr>
+      </w:pPr>
+      <w:r>
+        <w:rPr>
+          <w:rFonts w:asciiTheme="minorHAnsi" w:hAnsiTheme="minorHAnsi" w:cstheme="minorHAnsi"/>
+          <w:sz w:val="22"/>
+          <w:szCs w:val="22"/>
+        </w:rPr>
+        <w:t>Compile the project in Arduino IDE</w:t>
+      </w:r>
+      <w:r>
+        <w:rPr>
+          <w:rFonts w:asciiTheme="minorHAnsi" w:hAnsiTheme="minorHAnsi" w:cstheme="minorHAnsi"/>
+          <w:sz w:val="22"/>
+          <w:szCs w:val="22"/>
+        </w:rPr>
+        <w:t xml:space="preserve"> into a firmware binary file</w:t>
+      </w:r>
+      <w:r>
+        <w:rPr>
+          <w:rFonts w:asciiTheme="minorHAnsi" w:hAnsiTheme="minorHAnsi" w:cstheme="minorHAnsi"/>
+          <w:sz w:val="22"/>
+          <w:szCs w:val="22"/>
+        </w:rPr>
+        <w:t>.</w:t>
+      </w:r>
+    </w:p>
+    <w:p>
+      <w:pPr>
+        <w:numPr>
+          <w:ilvl w:val="0"/>
+          <w:numId w:val="46"/>
+        </w:numPr>
+        <w:spacing w:line="276" w:lineRule="auto"/>
+        <w:rPr>
+          <w:rFonts w:asciiTheme="minorHAnsi" w:hAnsiTheme="minorHAnsi" w:cstheme="minorHAnsi"/>
+          <w:sz w:val="22"/>
+          <w:szCs w:val="22"/>
+        </w:rPr>
+      </w:pPr>
+      <w:r>
+        <w:rPr>
+          <w:rFonts w:asciiTheme="minorHAnsi" w:hAnsiTheme="minorHAnsi" w:cstheme="minorHAnsi"/>
+          <w:sz w:val="22"/>
+          <w:szCs w:val="22"/>
+        </w:rPr>
+        <w:t>Open the OTA manifest file</w:t>
+      </w:r>
+      <w:r>
+        <w:rPr>
+          <w:rFonts w:asciiTheme="minorHAnsi" w:hAnsiTheme="minorHAnsi" w:cstheme="minorHAnsi"/>
+          <w:sz w:val="22"/>
+          <w:szCs w:val="22"/>
+        </w:rPr>
+        <w:t xml:space="preserve"> and find </w:t>
+      </w:r>
+      <w:r>
+        <w:rPr>
+          <w:rFonts w:asciiTheme="minorHAnsi" w:hAnsiTheme="minorHAnsi" w:cstheme="minorHAnsi"/>
+          <w:sz w:val="22"/>
+          <w:szCs w:val="22"/>
+        </w:rPr>
+        <w:t>the correct device entry</w:t>
+      </w:r>
+      <w:r>
+        <w:rPr>
+          <w:rFonts w:asciiTheme="minorHAnsi" w:hAnsiTheme="minorHAnsi" w:cstheme="minorHAnsi"/>
+          <w:sz w:val="22"/>
+          <w:szCs w:val="22"/>
+        </w:rPr>
+        <w:t>.</w:t>
+      </w:r>
+    </w:p>
+    <w:p>
+      <w:pPr>
+        <w:numPr>
+          <w:ilvl w:val="0"/>
+          <w:numId w:val="46"/>
+        </w:numPr>
+        <w:spacing w:line="276" w:lineRule="auto"/>
+        <w:rPr>
+          <w:rFonts w:asciiTheme="minorHAnsi" w:hAnsiTheme="minorHAnsi" w:cstheme="minorHAnsi"/>
+          <w:sz w:val="22"/>
+          <w:szCs w:val="22"/>
+        </w:rPr>
+      </w:pPr>
+      <w:r>
+        <w:rPr>
+          <w:rFonts w:asciiTheme="minorHAnsi" w:hAnsiTheme="minorHAnsi" w:cstheme="minorHAnsi"/>
+          <w:sz w:val="22"/>
+          <w:szCs w:val="22"/>
+        </w:rPr>
+        <w:t>Update the firmware version in the manifest.</w:t>
+      </w:r>
+    </w:p>
+    <w:p>
+      <w:pPr>
+        <w:numPr>
+          <w:ilvl w:val="0"/>
+          <w:numId w:val="46"/>
+        </w:numPr>
+        <w:spacing w:line="276" w:lineRule="auto"/>
+        <w:rPr>
+          <w:rFonts w:asciiTheme="minorHAnsi" w:hAnsiTheme="minorHAnsi" w:cstheme="minorHAnsi"/>
+          <w:sz w:val="22"/>
+          <w:szCs w:val="22"/>
+        </w:rPr>
+      </w:pPr>
+      <w:r>
+        <w:rPr>
+          <w:rFonts w:asciiTheme="minorHAnsi" w:hAnsiTheme="minorHAnsi" w:cstheme="minorHAnsi"/>
+          <w:sz w:val="22"/>
+          <w:szCs w:val="22"/>
+        </w:rPr>
+        <w:t xml:space="preserve">Find the </w:t>
+      </w:r>
+      <w:r>
+        <w:rPr>
+          <w:rFonts w:asciiTheme="minorHAnsi" w:hAnsiTheme="minorHAnsi" w:cstheme="minorHAnsi"/>
+          <w:sz w:val="22"/>
+          <w:szCs w:val="22"/>
+        </w:rPr>
+        <w:t>firmware binary file</w:t>
+      </w:r>
+      <w:r>
+        <w:rPr>
+          <w:rFonts w:asciiTheme="minorHAnsi" w:hAnsiTheme="minorHAnsi" w:cstheme="minorHAnsi"/>
+          <w:sz w:val="22"/>
+          <w:szCs w:val="22"/>
+        </w:rPr>
+        <w:t xml:space="preserve"> </w:t>
+      </w:r>
+      <w:r>
+        <w:rPr>
+          <w:rFonts w:asciiTheme="minorHAnsi" w:hAnsiTheme="minorHAnsi" w:cstheme="minorHAnsi"/>
+          <w:sz w:val="22"/>
+          <w:szCs w:val="22"/>
+        </w:rPr>
+        <w:t xml:space="preserve">in the </w:t>
+      </w:r>
+      <w:r>
+        <w:rPr>
+          <w:rFonts w:asciiTheme="minorHAnsi" w:hAnsiTheme="minorHAnsi" w:cstheme="minorHAnsi"/>
+          <w:b/>
+          <w:bCs/>
+          <w:sz w:val="22"/>
+          <w:szCs w:val="22"/>
+        </w:rPr>
+        <w:t>src</w:t>
+      </w:r>
+      <w:r>
+        <w:rPr>
+          <w:rFonts w:asciiTheme="minorHAnsi" w:hAnsiTheme="minorHAnsi" w:cstheme="minorHAnsi"/>
+          <w:sz w:val="22"/>
+          <w:szCs w:val="22"/>
+        </w:rPr>
+        <w:t xml:space="preserve"> folder. Give it a clear name</w:t>
+      </w:r>
+      <w:r>
+        <w:rPr>
+          <w:rFonts w:asciiTheme="minorHAnsi" w:hAnsiTheme="minorHAnsi" w:cstheme="minorHAnsi"/>
+          <w:sz w:val="22"/>
+          <w:szCs w:val="22"/>
+        </w:rPr>
+        <w:t>, including board name and version.</w:t>
+      </w:r>
+      <w:r>
+        <w:rPr>
+          <w:rFonts w:asciiTheme="minorHAnsi" w:hAnsiTheme="minorHAnsi" w:cstheme="minorHAnsi"/>
+          <w:sz w:val="22"/>
+          <w:szCs w:val="22"/>
+        </w:rPr>
+        <w:t xml:space="preserve"> </w:t>
+      </w:r>
+      <w:r>
+        <w:rPr>
+          <w:rFonts w:asciiTheme="minorHAnsi" w:hAnsiTheme="minorHAnsi" w:cstheme="minorHAnsi"/>
+          <w:sz w:val="22"/>
+          <w:szCs w:val="22"/>
+        </w:rPr>
+        <w:t>Get</w:t>
+      </w:r>
+      <w:r>
+        <w:rPr>
+          <w:rFonts w:asciiTheme="minorHAnsi" w:hAnsiTheme="minorHAnsi" w:cstheme="minorHAnsi"/>
+          <w:sz w:val="22"/>
+          <w:szCs w:val="22"/>
+        </w:rPr>
+        <w:t xml:space="preserve"> </w:t>
+      </w:r>
+      <w:r>
+        <w:rPr>
+          <w:rFonts w:asciiTheme="minorHAnsi" w:hAnsiTheme="minorHAnsi" w:cstheme="minorHAnsi"/>
+          <w:sz w:val="22"/>
+          <w:szCs w:val="22"/>
+        </w:rPr>
+        <w:t xml:space="preserve">the </w:t>
+      </w:r>
+      <w:r>
+        <w:rPr>
+          <w:rFonts w:asciiTheme="minorHAnsi" w:hAnsiTheme="minorHAnsi" w:cstheme="minorHAnsi"/>
+          <w:sz w:val="22"/>
+          <w:szCs w:val="22"/>
+        </w:rPr>
+        <w:t>its</w:t>
+      </w:r>
+      <w:r>
+        <w:rPr>
+          <w:rFonts w:asciiTheme="minorHAnsi" w:hAnsiTheme="minorHAnsi" w:cstheme="minorHAnsi"/>
+          <w:sz w:val="22"/>
+          <w:szCs w:val="22"/>
+        </w:rPr>
+        <w:t xml:space="preserve"> exact </w:t>
+      </w:r>
+      <w:r>
+        <w:rPr>
+          <w:rFonts w:asciiTheme="minorHAnsi" w:hAnsiTheme="minorHAnsi" w:cstheme="minorHAnsi"/>
+          <w:sz w:val="22"/>
+          <w:szCs w:val="22"/>
+        </w:rPr>
+        <w:t>size</w:t>
+      </w:r>
+      <w:r>
+        <w:rPr>
+          <w:rFonts w:asciiTheme="minorHAnsi" w:hAnsiTheme="minorHAnsi" w:cstheme="minorHAnsi"/>
+          <w:sz w:val="22"/>
+          <w:szCs w:val="22"/>
+        </w:rPr>
+        <w:t xml:space="preserve"> in bytes</w:t>
+      </w:r>
+      <w:r>
+        <w:rPr>
+          <w:rFonts w:asciiTheme="minorHAnsi" w:hAnsiTheme="minorHAnsi" w:cstheme="minorHAnsi"/>
+          <w:sz w:val="22"/>
+          <w:szCs w:val="22"/>
+        </w:rPr>
+        <w:t xml:space="preserve"> from </w:t>
+      </w:r>
+      <w:r>
+        <w:rPr>
+          <w:rFonts w:asciiTheme="minorHAnsi" w:hAnsiTheme="minorHAnsi" w:cstheme="minorHAnsi"/>
+          <w:sz w:val="22"/>
+          <w:szCs w:val="22"/>
+        </w:rPr>
+        <w:t xml:space="preserve">the </w:t>
+      </w:r>
+      <w:r>
+        <w:rPr>
+          <w:rFonts w:asciiTheme="minorHAnsi" w:hAnsiTheme="minorHAnsi" w:cstheme="minorHAnsi"/>
+          <w:sz w:val="22"/>
+          <w:szCs w:val="22"/>
+        </w:rPr>
+        <w:t>f</w:t>
+      </w:r>
+      <w:r>
+        <w:rPr>
+          <w:rFonts w:asciiTheme="minorHAnsi" w:hAnsiTheme="minorHAnsi" w:cstheme="minorHAnsi"/>
+          <w:sz w:val="22"/>
+          <w:szCs w:val="22"/>
+        </w:rPr>
+        <w:t>ile</w:t>
+      </w:r>
+      <w:r>
+        <w:rPr>
+          <w:rFonts w:asciiTheme="minorHAnsi" w:hAnsiTheme="minorHAnsi" w:cstheme="minorHAnsi"/>
+          <w:sz w:val="22"/>
+          <w:szCs w:val="22"/>
+        </w:rPr>
+        <w:t xml:space="preserve"> </w:t>
+      </w:r>
+      <w:r>
+        <w:rPr>
+          <w:rFonts w:asciiTheme="minorHAnsi" w:hAnsiTheme="minorHAnsi" w:cstheme="minorHAnsi"/>
+          <w:sz w:val="22"/>
+          <w:szCs w:val="22"/>
+        </w:rPr>
+        <w:t>Properties</w:t>
+      </w:r>
+      <w:r>
+        <w:rPr>
+          <w:rFonts w:asciiTheme="minorHAnsi" w:hAnsiTheme="minorHAnsi" w:cstheme="minorHAnsi"/>
+          <w:sz w:val="22"/>
+          <w:szCs w:val="22"/>
+        </w:rPr>
+        <w:t xml:space="preserve"> or </w:t>
+      </w:r>
+      <w:r>
+        <w:rPr>
+          <w:rFonts w:asciiTheme="minorHAnsi" w:hAnsiTheme="minorHAnsi" w:cstheme="minorHAnsi"/>
+          <w:b/>
+          <w:bCs/>
+          <w:sz w:val="22"/>
+          <w:szCs w:val="22"/>
+        </w:rPr>
+        <w:t>ls -la</w:t>
+      </w:r>
+      <w:r>
+        <w:rPr>
+          <w:rFonts w:asciiTheme="minorHAnsi" w:hAnsiTheme="minorHAnsi" w:cstheme="minorHAnsi"/>
+          <w:sz w:val="22"/>
+          <w:szCs w:val="22"/>
+        </w:rPr>
+        <w:t xml:space="preserve"> command</w:t>
+      </w:r>
+      <w:r>
+        <w:rPr>
+          <w:rFonts w:asciiTheme="minorHAnsi" w:hAnsiTheme="minorHAnsi" w:cstheme="minorHAnsi"/>
+          <w:sz w:val="22"/>
+          <w:szCs w:val="22"/>
+        </w:rPr>
+        <w:t>.</w:t>
+      </w:r>
+    </w:p>
+    <w:p>
+      <w:pPr>
+        <w:numPr>
+          <w:ilvl w:val="0"/>
+          <w:numId w:val="46"/>
+        </w:numPr>
+        <w:spacing w:line="276" w:lineRule="auto"/>
+        <w:rPr>
+          <w:rFonts w:asciiTheme="minorHAnsi" w:hAnsiTheme="minorHAnsi" w:cstheme="minorHAnsi"/>
+          <w:sz w:val="22"/>
+          <w:szCs w:val="22"/>
+        </w:rPr>
+      </w:pPr>
+      <w:r>
+        <w:rPr>
+          <w:rFonts w:asciiTheme="minorHAnsi" w:hAnsiTheme="minorHAnsi" w:cstheme="minorHAnsi"/>
+          <w:sz w:val="22"/>
+          <w:szCs w:val="22"/>
+        </w:rPr>
+        <w:t>Update the firmware file size in the manifest.</w:t>
+      </w:r>
+    </w:p>
+    <w:p>
+      <w:pPr>
+        <w:numPr>
+          <w:ilvl w:val="0"/>
+          <w:numId w:val="46"/>
+        </w:numPr>
+        <w:spacing w:line="276" w:lineRule="auto"/>
+        <w:rPr>
+          <w:rFonts w:asciiTheme="minorHAnsi" w:hAnsiTheme="minorHAnsi" w:cstheme="minorHAnsi"/>
+          <w:sz w:val="22"/>
+          <w:szCs w:val="22"/>
+        </w:rPr>
+      </w:pPr>
+      <w:r>
+        <w:rPr>
+          <w:rFonts w:asciiTheme="minorHAnsi" w:hAnsiTheme="minorHAnsi" w:cstheme="minorHAnsi"/>
+          <w:sz w:val="22"/>
+          <w:szCs w:val="22"/>
+        </w:rPr>
+        <w:t>Create a new GitHub Release with the matching version tag.</w:t>
+      </w:r>
+    </w:p>
+    <w:p>
+      <w:pPr>
+        <w:numPr>
+          <w:ilvl w:val="0"/>
+          <w:numId w:val="46"/>
+        </w:numPr>
+        <w:spacing w:line="276" w:lineRule="auto"/>
+        <w:rPr>
+          <w:rFonts w:asciiTheme="minorHAnsi" w:hAnsiTheme="minorHAnsi" w:cstheme="minorHAnsi"/>
+          <w:sz w:val="22"/>
+          <w:szCs w:val="22"/>
+        </w:rPr>
+      </w:pPr>
+      <w:r>
+        <w:rPr>
+          <w:rFonts w:asciiTheme="minorHAnsi" w:hAnsiTheme="minorHAnsi" w:cstheme="minorHAnsi"/>
+          <w:sz w:val="22"/>
+          <w:szCs w:val="22"/>
+        </w:rPr>
+        <w:t xml:space="preserve">Copy </w:t>
+      </w:r>
+      <w:r>
+        <w:rPr>
+          <w:rFonts w:asciiTheme="minorHAnsi" w:hAnsiTheme="minorHAnsi" w:cstheme="minorHAnsi"/>
+          <w:sz w:val="22"/>
+          <w:szCs w:val="22"/>
+        </w:rPr>
+        <w:t>the firmware binary SHA-256 hash</w:t>
+      </w:r>
+      <w:r>
+        <w:rPr>
+          <w:rFonts w:asciiTheme="minorHAnsi" w:hAnsiTheme="minorHAnsi" w:cstheme="minorHAnsi"/>
+          <w:sz w:val="22"/>
+          <w:szCs w:val="22"/>
+        </w:rPr>
+        <w:t xml:space="preserve"> and</w:t>
+      </w:r>
+      <w:r>
+        <w:rPr>
+          <w:rFonts w:asciiTheme="minorHAnsi" w:hAnsiTheme="minorHAnsi" w:cstheme="minorHAnsi"/>
+          <w:sz w:val="22"/>
+          <w:szCs w:val="22"/>
+        </w:rPr>
+        <w:t xml:space="preserve"> </w:t>
+      </w:r>
+      <w:r>
+        <w:rPr>
+          <w:rFonts w:asciiTheme="minorHAnsi" w:hAnsiTheme="minorHAnsi" w:cstheme="minorHAnsi"/>
+          <w:sz w:val="22"/>
+          <w:szCs w:val="22"/>
+        </w:rPr>
+        <w:t>update it in</w:t>
+      </w:r>
+      <w:r>
+        <w:rPr>
+          <w:rFonts w:asciiTheme="minorHAnsi" w:hAnsiTheme="minorHAnsi" w:cstheme="minorHAnsi"/>
+          <w:sz w:val="22"/>
+          <w:szCs w:val="22"/>
+        </w:rPr>
+        <w:t xml:space="preserve"> the manifest</w:t>
+      </w:r>
+    </w:p>
+    <w:p>
+      <w:pPr>
+        <w:numPr>
+          <w:ilvl w:val="0"/>
+          <w:numId w:val="46"/>
+        </w:numPr>
+        <w:spacing w:line="276" w:lineRule="auto"/>
+        <w:rPr>
+          <w:rFonts w:asciiTheme="minorHAnsi" w:hAnsiTheme="minorHAnsi" w:cstheme="minorHAnsi"/>
+          <w:sz w:val="22"/>
+          <w:szCs w:val="22"/>
+        </w:rPr>
+      </w:pPr>
+      <w:r>
+        <w:rPr>
+          <w:rFonts w:asciiTheme="minorHAnsi" w:hAnsiTheme="minorHAnsi" w:cstheme="minorHAnsi"/>
+          <w:sz w:val="22"/>
+          <w:szCs w:val="22"/>
+        </w:rPr>
+        <w:t>Copy the firmware binary download URL</w:t>
+      </w:r>
+      <w:r>
+        <w:rPr>
+          <w:rFonts w:asciiTheme="minorHAnsi" w:hAnsiTheme="minorHAnsi" w:cstheme="minorHAnsi"/>
+          <w:sz w:val="22"/>
+          <w:szCs w:val="22"/>
+        </w:rPr>
+        <w:t xml:space="preserve"> and update the manifest</w:t>
+      </w:r>
+      <w:r>
+        <w:rPr>
+          <w:rFonts w:asciiTheme="minorHAnsi" w:hAnsiTheme="minorHAnsi" w:cstheme="minorHAnsi"/>
+          <w:sz w:val="22"/>
+          <w:szCs w:val="22"/>
+        </w:rPr>
+        <w:t>.</w:t>
+      </w:r>
+    </w:p>
+    <w:p>
+      <w:pPr>
+        <w:numPr>
+          <w:ilvl w:val="0"/>
+          <w:numId w:val="46"/>
+        </w:numPr>
+        <w:spacing w:line="276" w:lineRule="auto"/>
+        <w:rPr>
+          <w:rFonts w:asciiTheme="minorHAnsi" w:hAnsiTheme="minorHAnsi" w:cstheme="minorHAnsi"/>
+          <w:sz w:val="22"/>
+          <w:szCs w:val="22"/>
+        </w:rPr>
+      </w:pPr>
+      <w:r>
+        <w:rPr>
+          <w:rFonts w:asciiTheme="minorHAnsi" w:hAnsiTheme="minorHAnsi" w:cstheme="minorHAnsi"/>
+          <w:sz w:val="22"/>
+          <w:szCs w:val="22"/>
+        </w:rPr>
+        <w:t xml:space="preserve">Make sure </w:t>
+      </w:r>
+      <w:r>
+        <w:rPr>
+          <w:rFonts w:asciiTheme="minorHAnsi" w:hAnsiTheme="minorHAnsi" w:cstheme="minorHAnsi"/>
+          <w:sz w:val="22"/>
+          <w:szCs w:val="22"/>
+        </w:rPr>
+        <w:t>„</w:t>
+      </w:r>
+      <w:r>
+        <w:rPr>
+          <w:rFonts w:asciiTheme="minorHAnsi" w:hAnsiTheme="minorHAnsi" w:cstheme="minorHAnsi"/>
+          <w:sz w:val="22"/>
+          <w:szCs w:val="22"/>
+        </w:rPr>
+        <w:t>enabled</w:t>
+      </w:r>
+      <w:r>
+        <w:rPr>
+          <w:rFonts w:asciiTheme="minorHAnsi" w:hAnsiTheme="minorHAnsi" w:cstheme="minorHAnsi"/>
+          <w:sz w:val="22"/>
+          <w:szCs w:val="22"/>
+        </w:rPr>
+        <w:t>“</w:t>
+      </w:r>
+      <w:r>
+        <w:rPr>
+          <w:rFonts w:asciiTheme="minorHAnsi" w:hAnsiTheme="minorHAnsi" w:cstheme="minorHAnsi"/>
+          <w:sz w:val="22"/>
+          <w:szCs w:val="22"/>
+        </w:rPr>
+        <w:t xml:space="preserve"> is set to </w:t>
+      </w:r>
+      <w:r>
+        <w:rPr>
+          <w:rFonts w:asciiTheme="minorHAnsi" w:hAnsiTheme="minorHAnsi" w:cstheme="minorHAnsi"/>
+          <w:sz w:val="22"/>
+          <w:szCs w:val="22"/>
+        </w:rPr>
+        <w:t>„</w:t>
+      </w:r>
+      <w:r>
+        <w:rPr>
+          <w:rFonts w:asciiTheme="minorHAnsi" w:hAnsiTheme="minorHAnsi" w:cstheme="minorHAnsi"/>
+          <w:sz w:val="22"/>
+          <w:szCs w:val="22"/>
+        </w:rPr>
+        <w:t>true</w:t>
+      </w:r>
+      <w:r>
+        <w:rPr>
+          <w:rFonts w:asciiTheme="minorHAnsi" w:hAnsiTheme="minorHAnsi" w:cstheme="minorHAnsi"/>
+          <w:sz w:val="22"/>
+          <w:szCs w:val="22"/>
+        </w:rPr>
+        <w:t>“</w:t>
+      </w:r>
+      <w:r>
+        <w:rPr>
+          <w:rFonts w:asciiTheme="minorHAnsi" w:hAnsiTheme="minorHAnsi" w:cstheme="minorHAnsi"/>
+          <w:sz w:val="22"/>
+          <w:szCs w:val="22"/>
+        </w:rPr>
+        <w:t>.</w:t>
+      </w:r>
+    </w:p>
+    <w:p>
+      <w:pPr>
+        <w:numPr>
+          <w:ilvl w:val="0"/>
+          <w:numId w:val="46"/>
+        </w:numPr>
+        <w:spacing w:line="276" w:lineRule="auto"/>
+        <w:rPr>
+          <w:rFonts w:asciiTheme="minorHAnsi" w:hAnsiTheme="minorHAnsi" w:cstheme="minorHAnsi"/>
+          <w:sz w:val="22"/>
+          <w:szCs w:val="22"/>
+        </w:rPr>
+      </w:pPr>
+      <w:r>
+        <w:rPr>
+          <w:rFonts w:asciiTheme="minorHAnsi" w:hAnsiTheme="minorHAnsi" w:cstheme="minorHAnsi"/>
+          <w:sz w:val="22"/>
+          <w:szCs w:val="22"/>
+        </w:rPr>
+        <w:t>Commit and push the manifest changes.</w:t>
+      </w:r>
+    </w:p>
+    <w:p>
+      <w:pPr>
+        <w:numPr>
+          <w:ilvl w:val="0"/>
+          <w:numId w:val="46"/>
+        </w:numPr>
+        <w:spacing w:line="276" w:lineRule="auto"/>
+        <w:rPr>
+          <w:rFonts w:asciiTheme="minorHAnsi" w:hAnsiTheme="minorHAnsi" w:cstheme="minorHAnsi"/>
+          <w:sz w:val="22"/>
+          <w:szCs w:val="22"/>
+        </w:rPr>
+      </w:pPr>
+      <w:r>
+        <w:rPr>
+          <w:rFonts w:asciiTheme="minorHAnsi" w:hAnsiTheme="minorHAnsi" w:cstheme="minorHAnsi"/>
+          <w:sz w:val="22"/>
+          <w:szCs w:val="22"/>
+        </w:rPr>
+        <w:t>Trigger the OTA check through Telegram, the physical OTA button, or</w:t>
+      </w:r>
+      <w:r>
+        <w:rPr>
+          <w:rFonts w:asciiTheme="minorHAnsi" w:hAnsiTheme="minorHAnsi" w:cstheme="minorHAnsi"/>
+          <w:sz w:val="22"/>
+          <w:szCs w:val="22"/>
+        </w:rPr>
+        <w:t xml:space="preserve"> wait for</w:t>
+      </w:r>
+      <w:r>
+        <w:rPr>
+          <w:rFonts w:asciiTheme="minorHAnsi" w:hAnsiTheme="minorHAnsi" w:cstheme="minorHAnsi"/>
+          <w:sz w:val="22"/>
+          <w:szCs w:val="22"/>
+        </w:rPr>
+        <w:t xml:space="preserve"> the automatic scheduled check.</w:t>
+      </w:r>
+    </w:p>
+    <w:p>
+      <w:pPr>
+        <w:numPr>
+          <w:ilvl w:val="0"/>
+          <w:numId w:val="46"/>
+        </w:numPr>
+        <w:spacing w:line="276" w:lineRule="auto"/>
+        <w:rPr>
+          <w:rFonts w:asciiTheme="minorHAnsi" w:hAnsiTheme="minorHAnsi" w:cstheme="minorHAnsi"/>
+          <w:sz w:val="22"/>
+          <w:szCs w:val="22"/>
+        </w:rPr>
+      </w:pPr>
+      <w:r>
+        <w:rPr>
+          <w:rFonts w:asciiTheme="minorHAnsi" w:hAnsiTheme="minorHAnsi" w:cstheme="minorHAnsi"/>
+          <w:sz w:val="22"/>
+          <w:szCs w:val="22"/>
+        </w:rPr>
+        <w:t>Wait for the device to download the manifest</w:t>
+      </w:r>
+      <w:r>
+        <w:rPr>
+          <w:rFonts w:asciiTheme="minorHAnsi" w:hAnsiTheme="minorHAnsi" w:cstheme="minorHAnsi"/>
+          <w:sz w:val="22"/>
+          <w:szCs w:val="22"/>
+        </w:rPr>
+        <w:t xml:space="preserve"> and verify the data</w:t>
+      </w:r>
+      <w:r>
+        <w:rPr>
+          <w:rFonts w:asciiTheme="minorHAnsi" w:hAnsiTheme="minorHAnsi" w:cstheme="minorHAnsi"/>
+          <w:sz w:val="22"/>
+          <w:szCs w:val="22"/>
+        </w:rPr>
+        <w:t>.</w:t>
+      </w:r>
+    </w:p>
+    <w:p>
+      <w:pPr>
+        <w:numPr>
+          <w:ilvl w:val="0"/>
+          <w:numId w:val="46"/>
+        </w:numPr>
+        <w:spacing w:line="276" w:lineRule="auto"/>
+        <w:rPr>
+          <w:rFonts w:asciiTheme="minorHAnsi" w:hAnsiTheme="minorHAnsi" w:cstheme="minorHAnsi"/>
+          <w:sz w:val="22"/>
+          <w:szCs w:val="22"/>
+        </w:rPr>
+      </w:pPr>
+      <w:r>
+        <w:rPr>
+          <w:rFonts w:asciiTheme="minorHAnsi" w:hAnsiTheme="minorHAnsi" w:cstheme="minorHAnsi"/>
+          <w:sz w:val="22"/>
+          <w:szCs w:val="22"/>
+        </w:rPr>
+        <w:t>Wait for the device to download the firmware from GitHub Releases.</w:t>
+      </w:r>
+    </w:p>
+    <w:p>
+      <w:pPr>
+        <w:numPr>
+          <w:ilvl w:val="0"/>
+          <w:numId w:val="46"/>
+        </w:numPr>
+        <w:spacing w:line="276" w:lineRule="auto"/>
+        <w:rPr>
+          <w:rFonts w:asciiTheme="minorHAnsi" w:hAnsiTheme="minorHAnsi" w:cstheme="minorHAnsi"/>
+          <w:sz w:val="22"/>
+          <w:szCs w:val="22"/>
+        </w:rPr>
+      </w:pPr>
+      <w:r>
+        <w:rPr>
+          <w:rFonts w:asciiTheme="minorHAnsi" w:hAnsiTheme="minorHAnsi" w:cstheme="minorHAnsi"/>
+          <w:sz w:val="22"/>
+          <w:szCs w:val="22"/>
+        </w:rPr>
+        <w:t>Wait for the device to install the firmware and reboot.</w:t>
+      </w:r>
+    </w:p>
+    <w:p>
+      <w:pPr>
+        <w:numPr>
+          <w:ilvl w:val="0"/>
+          <w:numId w:val="46"/>
+        </w:numPr>
+        <w:spacing w:line="276" w:lineRule="auto"/>
+        <w:rPr>
+          <w:rFonts w:asciiTheme="minorHAnsi" w:hAnsiTheme="minorHAnsi" w:cstheme="minorHAnsi"/>
+          <w:sz w:val="22"/>
+          <w:szCs w:val="22"/>
+        </w:rPr>
+      </w:pPr>
+      <w:r>
+        <w:rPr>
+          <w:rFonts w:asciiTheme="minorHAnsi" w:hAnsiTheme="minorHAnsi" w:cstheme="minorHAnsi"/>
+          <w:sz w:val="22"/>
+          <w:szCs w:val="22"/>
+        </w:rPr>
+        <w:t>Confirm that the device is running the new firmware version.</w:t>
+      </w:r>
+    </w:p>
+    <w:p>
+      <w:pPr>
+        <w:spacing w:line="276" w:lineRule="auto"/>
+        <w:rPr>
+          <w:rFonts w:asciiTheme="minorHAnsi" w:hAnsiTheme="minorHAnsi" w:cstheme="minorHAnsi"/>
+          <w:sz w:val="22"/>
+          <w:szCs w:val="22"/>
+        </w:rPr>
+      </w:pPr>
+    </w:p>
+    <w:p>
+      <w:pPr>
+        <w:spacing w:line="276" w:lineRule="auto"/>
+        <w:rPr>
+          <w:rFonts w:asciiTheme="minorHAnsi" w:hAnsiTheme="minorHAnsi" w:cstheme="minorHAnsi"/>
+          <w:sz w:val="22"/>
+          <w:szCs w:val="22"/>
+        </w:rPr>
+      </w:pPr>
+    </w:p>
+    <w:p>
+      <w:pPr>
+        <w:spacing w:line="276" w:lineRule="auto"/>
+        <w:rPr>
+          <w:rFonts w:asciiTheme="majorHAnsi" w:eastAsiaTheme="majorEastAsia" w:hAnsiTheme="majorHAnsi" w:cstheme="majorBidi"/>
+          <w:b/>
+          <w:bCs/>
+          <w:color w:val="7A7A7A" w:themeColor="accent1"/>
+          <w:sz w:val="26"/>
+          <w:szCs w:val="26"/>
+        </w:rPr>
+      </w:pPr>
+      <w:r>
+        <w:rPr>
+          <w:rFonts w:asciiTheme="majorHAnsi" w:eastAsiaTheme="majorEastAsia" w:hAnsiTheme="majorHAnsi" w:cstheme="majorBidi"/>
+          <w:b/>
+          <w:bCs/>
+          <w:color w:val="7A7A7A" w:themeColor="accent1"/>
+          <w:sz w:val="26"/>
+          <w:szCs w:val="26"/>
+        </w:rPr>
+        <w:t>Detailed</w:t>
+      </w:r>
+      <w:r>
+        <w:rPr>
+          <w:rFonts w:asciiTheme="majorHAnsi" w:eastAsiaTheme="majorEastAsia" w:hAnsiTheme="majorHAnsi" w:cstheme="majorBidi"/>
+          <w:b/>
+          <w:bCs/>
+          <w:color w:val="7A7A7A" w:themeColor="accent1"/>
+          <w:sz w:val="26"/>
+          <w:szCs w:val="26"/>
+        </w:rPr>
+        <w:t xml:space="preserve"> update workflow</w:t>
+      </w:r>
+      <w:r>
+        <w:rPr>
+          <w:rFonts w:asciiTheme="majorHAnsi" w:eastAsiaTheme="majorEastAsia" w:hAnsiTheme="majorHAnsi" w:cstheme="majorBidi"/>
+          <w:b/>
+          <w:bCs/>
+          <w:color w:val="7A7A7A" w:themeColor="accent1"/>
+          <w:sz w:val="26"/>
+          <w:szCs w:val="26"/>
+        </w:rPr>
+        <w:t xml:space="preserve"> – Full instructions version</w:t>
+      </w:r>
+    </w:p>
+    <w:p>
+      <w:pPr>
+        <w:spacing w:line="276" w:lineRule="auto"/>
+        <w:rPr>
+          <w:rFonts w:asciiTheme="minorHAnsi" w:hAnsiTheme="minorHAnsi" w:cstheme="minorHAnsi"/>
+          <w:sz w:val="22"/>
+          <w:szCs w:val="22"/>
+        </w:rPr>
+      </w:pPr>
+    </w:p>
+    <w:p>
+      <w:pPr>
+        <w:spacing w:line="276" w:lineRule="auto"/>
+        <w:rPr>
+          <w:rFonts w:asciiTheme="minorHAnsi" w:hAnsiTheme="minorHAnsi" w:cstheme="minorHAnsi"/>
+          <w:sz w:val="22"/>
+          <w:szCs w:val="22"/>
+        </w:rPr>
+      </w:pPr>
+      <w:r>
+        <w:rPr>
+          <w:rFonts w:asciiTheme="minorHAnsi" w:hAnsiTheme="minorHAnsi" w:cstheme="minorHAnsi"/>
+          <w:sz w:val="22"/>
+          <w:szCs w:val="22"/>
+        </w:rPr>
+        <w:t>The update process starts when you have just finished developing a new feature or fixing a bug</w:t>
+      </w:r>
+      <w:r>
+        <w:rPr>
+          <w:rFonts w:asciiTheme="minorHAnsi" w:hAnsiTheme="minorHAnsi" w:cstheme="minorHAnsi"/>
+          <w:sz w:val="22"/>
+          <w:szCs w:val="22"/>
+        </w:rPr>
+        <w:t xml:space="preserve"> and now want to upload those changes to the device</w:t>
+      </w:r>
+      <w:r>
+        <w:rPr>
+          <w:rFonts w:asciiTheme="minorHAnsi" w:hAnsiTheme="minorHAnsi" w:cstheme="minorHAnsi"/>
+          <w:sz w:val="22"/>
+          <w:szCs w:val="22"/>
+        </w:rPr>
+        <w:t>.</w:t>
+      </w:r>
+    </w:p>
+    <w:p>
+      <w:pPr>
+        <w:spacing w:line="276" w:lineRule="auto"/>
+        <w:rPr>
+          <w:rFonts w:asciiTheme="minorHAnsi" w:hAnsiTheme="minorHAnsi" w:cstheme="minorHAnsi"/>
+          <w:sz w:val="22"/>
+          <w:szCs w:val="22"/>
+        </w:rPr>
+      </w:pPr>
+    </w:p>
+    <w:p>
+      <w:pPr>
+        <w:spacing w:line="276" w:lineRule="auto"/>
+        <w:rPr>
+          <w:rFonts w:asciiTheme="minorHAnsi" w:hAnsiTheme="minorHAnsi" w:cstheme="minorHAnsi"/>
+          <w:sz w:val="22"/>
+          <w:szCs w:val="22"/>
+        </w:rPr>
+      </w:pPr>
+      <w:r>
+        <w:rPr>
+          <w:rFonts w:asciiTheme="minorHAnsi" w:hAnsiTheme="minorHAnsi" w:cstheme="minorHAnsi"/>
+          <w:sz w:val="22"/>
+          <w:szCs w:val="22"/>
+        </w:rPr>
+        <w:t xml:space="preserve">First thing first. </w:t>
+      </w:r>
+      <w:r>
+        <w:rPr>
+          <w:rFonts w:asciiTheme="minorHAnsi" w:hAnsiTheme="minorHAnsi" w:cstheme="minorHAnsi"/>
+          <w:sz w:val="22"/>
+          <w:szCs w:val="22"/>
+        </w:rPr>
+        <w:t>Before c</w:t>
+      </w:r>
+      <w:r>
+        <w:rPr>
+          <w:rFonts w:asciiTheme="minorHAnsi" w:hAnsiTheme="minorHAnsi" w:cstheme="minorHAnsi"/>
+          <w:sz w:val="22"/>
+          <w:szCs w:val="22"/>
+        </w:rPr>
+        <w:t>ompiling</w:t>
+      </w:r>
+      <w:r>
+        <w:rPr>
+          <w:rFonts w:asciiTheme="minorHAnsi" w:hAnsiTheme="minorHAnsi" w:cstheme="minorHAnsi"/>
+          <w:sz w:val="22"/>
+          <w:szCs w:val="22"/>
+        </w:rPr>
+        <w:t xml:space="preserve"> the </w:t>
+      </w:r>
+      <w:r>
+        <w:rPr>
+          <w:rFonts w:asciiTheme="minorHAnsi" w:hAnsiTheme="minorHAnsi" w:cstheme="minorHAnsi"/>
+          <w:sz w:val="22"/>
+          <w:szCs w:val="22"/>
+        </w:rPr>
+        <w:t>project</w:t>
+      </w:r>
+      <w:r>
+        <w:rPr>
+          <w:rFonts w:asciiTheme="minorHAnsi" w:hAnsiTheme="minorHAnsi" w:cstheme="minorHAnsi"/>
+          <w:sz w:val="22"/>
+          <w:szCs w:val="22"/>
+        </w:rPr>
+        <w:t xml:space="preserve">, </w:t>
+      </w:r>
+      <w:r>
+        <w:rPr>
+          <w:rFonts w:asciiTheme="minorHAnsi" w:hAnsiTheme="minorHAnsi" w:cstheme="minorHAnsi"/>
+          <w:sz w:val="22"/>
+          <w:szCs w:val="22"/>
+        </w:rPr>
+        <w:t xml:space="preserve">go to the </w:t>
+      </w:r>
+      <w:r>
+        <w:rPr>
+          <w:rFonts w:asciiTheme="minorHAnsi" w:hAnsiTheme="minorHAnsi" w:cstheme="minorHAnsi"/>
+          <w:b/>
+          <w:bCs/>
+          <w:sz w:val="22"/>
+          <w:szCs w:val="22"/>
+        </w:rPr>
+        <w:t>config.h</w:t>
+      </w:r>
+      <w:r>
+        <w:rPr>
+          <w:rFonts w:asciiTheme="minorHAnsi" w:hAnsiTheme="minorHAnsi" w:cstheme="minorHAnsi"/>
+          <w:sz w:val="22"/>
+          <w:szCs w:val="22"/>
+        </w:rPr>
+        <w:t xml:space="preserve"> file and </w:t>
+      </w:r>
+      <w:r>
+        <w:rPr>
+          <w:rFonts w:asciiTheme="minorHAnsi" w:hAnsiTheme="minorHAnsi" w:cstheme="minorHAnsi"/>
+          <w:sz w:val="22"/>
+          <w:szCs w:val="22"/>
+        </w:rPr>
+        <w:t>make sure the program version</w:t>
+      </w:r>
+      <w:r>
+        <w:rPr>
+          <w:rFonts w:asciiTheme="minorHAnsi" w:hAnsiTheme="minorHAnsi" w:cstheme="minorHAnsi"/>
+          <w:sz w:val="22"/>
+          <w:szCs w:val="22"/>
+        </w:rPr>
+        <w:t xml:space="preserve"> number</w:t>
+      </w:r>
+      <w:r>
+        <w:rPr>
+          <w:rFonts w:asciiTheme="minorHAnsi" w:hAnsiTheme="minorHAnsi" w:cstheme="minorHAnsi"/>
+          <w:sz w:val="22"/>
+          <w:szCs w:val="22"/>
+        </w:rPr>
+        <w:t xml:space="preserve"> </w:t>
+      </w:r>
+      <w:r>
+        <w:rPr>
+          <w:rFonts w:asciiTheme="minorHAnsi" w:hAnsiTheme="minorHAnsi" w:cstheme="minorHAnsi"/>
+          <w:sz w:val="22"/>
+          <w:szCs w:val="22"/>
+        </w:rPr>
+        <w:t xml:space="preserve">in the </w:t>
+      </w:r>
+      <w:r>
+        <w:rPr>
+          <w:rFonts w:asciiTheme="minorHAnsi" w:hAnsiTheme="minorHAnsi" w:cstheme="minorHAnsi"/>
+          <w:b/>
+          <w:bCs/>
+          <w:sz w:val="22"/>
+          <w:szCs w:val="22"/>
+        </w:rPr>
+        <w:t>SOFTWARE_VERSION</w:t>
+      </w:r>
+      <w:r>
+        <w:rPr>
+          <w:rFonts w:asciiTheme="minorHAnsi" w:hAnsiTheme="minorHAnsi" w:cstheme="minorHAnsi"/>
+          <w:sz w:val="22"/>
+          <w:szCs w:val="22"/>
+        </w:rPr>
+        <w:t xml:space="preserve"> </w:t>
+      </w:r>
+      <w:r>
+        <w:rPr>
+          <w:rFonts w:asciiTheme="minorHAnsi" w:hAnsiTheme="minorHAnsi" w:cstheme="minorHAnsi"/>
+          <w:sz w:val="22"/>
+          <w:szCs w:val="22"/>
+        </w:rPr>
+        <w:t xml:space="preserve">macro </w:t>
+      </w:r>
+      <w:r>
+        <w:rPr>
+          <w:rFonts w:asciiTheme="minorHAnsi" w:hAnsiTheme="minorHAnsi" w:cstheme="minorHAnsi"/>
+          <w:sz w:val="22"/>
+          <w:szCs w:val="22"/>
+        </w:rPr>
+        <w:t>has been increased.</w:t>
+      </w:r>
+      <w:r>
+        <w:rPr>
+          <w:rFonts w:asciiTheme="minorHAnsi" w:hAnsiTheme="minorHAnsi" w:cstheme="minorHAnsi"/>
+          <w:sz w:val="22"/>
+          <w:szCs w:val="22"/>
+        </w:rPr>
+        <w:t xml:space="preserve"> Do not change the X.XX format of the version number</w:t>
+      </w:r>
+      <w:r>
+        <w:rPr>
+          <w:rFonts w:asciiTheme="minorHAnsi" w:hAnsiTheme="minorHAnsi" w:cstheme="minorHAnsi"/>
+          <w:sz w:val="22"/>
+          <w:szCs w:val="22"/>
+        </w:rPr>
+        <w:t>!</w:t>
+      </w:r>
+    </w:p>
+    <w:p>
+      <w:pPr>
+        <w:spacing w:line="276" w:lineRule="auto"/>
+        <w:rPr>
+          <w:rFonts w:asciiTheme="minorHAnsi" w:hAnsiTheme="minorHAnsi" w:cstheme="minorHAnsi"/>
+          <w:sz w:val="22"/>
+          <w:szCs w:val="22"/>
+        </w:rPr>
+      </w:pPr>
+    </w:p>
+    <w:p>
+      <w:pPr>
+        <w:spacing w:line="276" w:lineRule="auto"/>
+        <w:ind w:left="709"/>
+        <w:rPr>
+          <w:rFonts w:asciiTheme="minorHAnsi" w:hAnsiTheme="minorHAnsi" w:cstheme="minorHAnsi"/>
+          <w:sz w:val="22"/>
+          <w:szCs w:val="22"/>
+        </w:rPr>
+      </w:pPr>
+      <w:r>
+        <w:rPr>
+          <w:rFonts w:asciiTheme="minorHAnsi" w:hAnsiTheme="minorHAnsi" w:cstheme="minorHAnsi"/>
+          <w:sz w:val="22"/>
+          <w:szCs w:val="22"/>
+        </w:rPr>
+        <w:t>For example, if the device is currently running version 4.34, the new firmware should be version 4.35.</w:t>
+      </w:r>
+      <w:r>
+        <w:rPr>
+          <w:rFonts w:asciiTheme="minorHAnsi" w:hAnsiTheme="minorHAnsi" w:cstheme="minorHAnsi"/>
+          <w:sz w:val="22"/>
+          <w:szCs w:val="22"/>
+        </w:rPr>
+        <w:t xml:space="preserve"> </w:t>
+      </w:r>
+      <w:r>
+        <w:rPr>
+          <w:rFonts w:asciiTheme="minorHAnsi" w:hAnsiTheme="minorHAnsi" w:cstheme="minorHAnsi"/>
+          <w:sz w:val="22"/>
+          <w:szCs w:val="22"/>
+        </w:rPr>
+        <w:t xml:space="preserve">The version number is important because the device uses it to decide whether it should update or not. If the version in the </w:t>
+      </w:r>
+      <w:r>
+        <w:rPr>
+          <w:rFonts w:asciiTheme="minorHAnsi" w:hAnsiTheme="minorHAnsi" w:cstheme="minorHAnsi"/>
+          <w:sz w:val="22"/>
+          <w:szCs w:val="22"/>
+        </w:rPr>
+        <w:t xml:space="preserve">OTA </w:t>
+      </w:r>
+      <w:r>
+        <w:rPr>
+          <w:rFonts w:asciiTheme="minorHAnsi" w:hAnsiTheme="minorHAnsi" w:cstheme="minorHAnsi"/>
+          <w:sz w:val="22"/>
+          <w:szCs w:val="22"/>
+        </w:rPr>
+        <w:t>manifest is the same as the version already running on the device, the device will not download the firmware again. If the version in the manifest is older than the version already running on the device, the device will also refuse to update. This protects the device from reinstalling the same firmware or accidentally downgrading itself.</w:t>
+      </w:r>
+    </w:p>
+    <w:p>
+      <w:pPr>
+        <w:spacing w:line="276" w:lineRule="auto"/>
+        <w:rPr>
+          <w:rFonts w:asciiTheme="minorHAnsi" w:hAnsiTheme="minorHAnsi" w:cstheme="minorHAnsi"/>
+          <w:sz w:val="22"/>
+          <w:szCs w:val="22"/>
+        </w:rPr>
+      </w:pPr>
+    </w:p>
+    <w:p>
+      <w:pPr>
+        <w:spacing w:line="276" w:lineRule="auto"/>
+        <w:rPr>
+          <w:rFonts w:asciiTheme="minorHAnsi" w:hAnsiTheme="minorHAnsi" w:cstheme="minorHAnsi"/>
+          <w:sz w:val="22"/>
+          <w:szCs w:val="22"/>
+        </w:rPr>
+      </w:pPr>
+      <w:r>
+        <w:rPr>
+          <w:rFonts w:asciiTheme="minorHAnsi" w:hAnsiTheme="minorHAnsi" w:cstheme="minorHAnsi"/>
+          <w:sz w:val="22"/>
+          <w:szCs w:val="22"/>
+        </w:rPr>
+        <w:t>After increasing the version number, compile the project in Arduino IDE</w:t>
+      </w:r>
+      <w:r>
+        <w:rPr>
+          <w:rFonts w:asciiTheme="minorHAnsi" w:hAnsiTheme="minorHAnsi" w:cstheme="minorHAnsi"/>
+          <w:sz w:val="22"/>
+          <w:szCs w:val="22"/>
+        </w:rPr>
+        <w:t xml:space="preserve"> -- g</w:t>
+      </w:r>
+      <w:r>
+        <w:rPr>
+          <w:rFonts w:asciiTheme="minorHAnsi" w:hAnsiTheme="minorHAnsi" w:cstheme="minorHAnsi"/>
+          <w:sz w:val="22"/>
+          <w:szCs w:val="22"/>
+        </w:rPr>
+        <w:t xml:space="preserve">o to „Project“ and click on „Export compiled binary“. </w:t>
+      </w:r>
+    </w:p>
+    <w:p>
+      <w:pPr>
+        <w:spacing w:line="276" w:lineRule="auto"/>
+        <w:rPr>
+          <w:rFonts w:asciiTheme="minorHAnsi" w:hAnsiTheme="minorHAnsi" w:cstheme="minorHAnsi"/>
+          <w:sz w:val="22"/>
+          <w:szCs w:val="22"/>
+        </w:rPr>
+      </w:pPr>
+    </w:p>
+    <w:p>
+      <w:pPr>
+        <w:spacing w:line="276" w:lineRule="auto"/>
+        <w:rPr>
+          <w:rFonts w:asciiTheme="minorHAnsi" w:hAnsiTheme="minorHAnsi" w:cstheme="minorHAnsi"/>
+          <w:sz w:val="22"/>
+          <w:szCs w:val="22"/>
+        </w:rPr>
+      </w:pPr>
+      <w:r>
+        <w:rPr>
+          <w:rFonts w:asciiTheme="minorHAnsi" w:hAnsiTheme="minorHAnsi" w:cstheme="minorHAnsi"/>
+          <w:sz w:val="22"/>
+          <w:szCs w:val="22"/>
+        </w:rPr>
+        <w:t xml:space="preserve">When the project compiles successfully, export the compiled binary file. This binary file is the actual firmware image that the </w:t>
+      </w:r>
+      <w:r>
+        <w:rPr>
+          <w:rFonts w:asciiTheme="minorHAnsi" w:hAnsiTheme="minorHAnsi" w:cstheme="minorHAnsi"/>
+          <w:sz w:val="22"/>
+          <w:szCs w:val="22"/>
+        </w:rPr>
+        <w:t xml:space="preserve">device </w:t>
+      </w:r>
+      <w:r>
+        <w:rPr>
+          <w:rFonts w:asciiTheme="minorHAnsi" w:hAnsiTheme="minorHAnsi" w:cstheme="minorHAnsi"/>
+          <w:sz w:val="22"/>
+          <w:szCs w:val="22"/>
+        </w:rPr>
+        <w:t>will download and install.</w:t>
+      </w:r>
+    </w:p>
+    <w:p>
+      <w:pPr>
+        <w:spacing w:line="276" w:lineRule="auto"/>
+        <w:rPr>
+          <w:rFonts w:asciiTheme="minorHAnsi" w:hAnsiTheme="minorHAnsi" w:cstheme="minorHAnsi"/>
+          <w:sz w:val="22"/>
+          <w:szCs w:val="22"/>
+        </w:rPr>
+      </w:pPr>
+    </w:p>
+    <w:p>
+      <w:pPr>
+        <w:spacing w:line="276" w:lineRule="auto"/>
+        <w:ind w:left="709"/>
+        <w:rPr>
+          <w:rFonts w:asciiTheme="minorHAnsi" w:hAnsiTheme="minorHAnsi" w:cstheme="minorHAnsi"/>
+          <w:sz w:val="22"/>
+          <w:szCs w:val="22"/>
+        </w:rPr>
+      </w:pPr>
+      <w:r>
+        <w:rPr>
+          <w:rFonts w:asciiTheme="minorHAnsi" w:hAnsiTheme="minorHAnsi" w:cstheme="minorHAnsi"/>
+          <w:sz w:val="22"/>
+          <w:szCs w:val="22"/>
+        </w:rPr>
+        <w:t xml:space="preserve">Most likely you will find it in the </w:t>
+      </w:r>
+      <w:r>
+        <w:rPr>
+          <w:rFonts w:asciiTheme="minorHAnsi" w:hAnsiTheme="minorHAnsi" w:cstheme="minorHAnsi"/>
+          <w:b/>
+          <w:bCs/>
+          <w:sz w:val="22"/>
+          <w:szCs w:val="22"/>
+        </w:rPr>
+        <w:t>src</w:t>
+      </w:r>
+      <w:r>
+        <w:rPr>
+          <w:rFonts w:asciiTheme="minorHAnsi" w:hAnsiTheme="minorHAnsi" w:cstheme="minorHAnsi"/>
+          <w:sz w:val="22"/>
+          <w:szCs w:val="22"/>
+        </w:rPr>
+        <w:t xml:space="preserve"> folder of the project on your computer. It will have a name something like </w:t>
+      </w:r>
+      <w:r>
+        <w:rPr>
+          <w:rFonts w:asciiTheme="minorHAnsi" w:hAnsiTheme="minorHAnsi" w:cstheme="minorHAnsi"/>
+          <w:b/>
+          <w:bCs/>
+          <w:i/>
+          <w:iCs/>
+          <w:sz w:val="22"/>
+          <w:szCs w:val="22"/>
+        </w:rPr>
+        <w:t>src.ino.XIAO_ESP32C3.bin</w:t>
+      </w:r>
+      <w:r>
+        <w:rPr>
+          <w:rFonts w:asciiTheme="minorHAnsi" w:hAnsiTheme="minorHAnsi" w:cstheme="minorHAnsi"/>
+          <w:sz w:val="22"/>
+          <w:szCs w:val="22"/>
+        </w:rPr>
+        <w:t>.</w:t>
+      </w:r>
+    </w:p>
+    <w:p>
+      <w:pPr>
+        <w:spacing w:line="276" w:lineRule="auto"/>
+        <w:ind w:left="709"/>
+        <w:rPr>
+          <w:rFonts w:asciiTheme="minorHAnsi" w:hAnsiTheme="minorHAnsi" w:cstheme="minorHAnsi"/>
+          <w:sz w:val="22"/>
+          <w:szCs w:val="22"/>
+        </w:rPr>
+      </w:pPr>
+      <w:r>
+        <w:rPr>
+          <w:rFonts w:asciiTheme="minorHAnsi" w:hAnsiTheme="minorHAnsi" w:cstheme="minorHAnsi"/>
+          <w:sz w:val="22"/>
+          <w:szCs w:val="22"/>
+        </w:rPr>
+        <w:t>The firmware file should have a clear name that includes the board and the version number.</w:t>
+      </w:r>
+      <w:r>
+        <w:rPr>
+          <w:rFonts w:asciiTheme="minorHAnsi" w:hAnsiTheme="minorHAnsi" w:cstheme="minorHAnsi"/>
+          <w:sz w:val="22"/>
+          <w:szCs w:val="22"/>
+        </w:rPr>
+        <w:t xml:space="preserve"> So, rename the firmware file into something</w:t>
+      </w:r>
+      <w:r>
+        <w:rPr>
+          <w:rFonts w:asciiTheme="minorHAnsi" w:hAnsiTheme="minorHAnsi" w:cstheme="minorHAnsi"/>
+          <w:sz w:val="22"/>
+          <w:szCs w:val="22"/>
+        </w:rPr>
+        <w:t xml:space="preserve"> nicer</w:t>
+      </w:r>
+      <w:r>
+        <w:rPr>
+          <w:rFonts w:asciiTheme="minorHAnsi" w:hAnsiTheme="minorHAnsi" w:cstheme="minorHAnsi"/>
+          <w:sz w:val="22"/>
+          <w:szCs w:val="22"/>
+        </w:rPr>
+        <w:t xml:space="preserve"> like</w:t>
+      </w:r>
+      <w:r>
+        <w:rPr>
+          <w:rFonts w:asciiTheme="minorHAnsi" w:hAnsiTheme="minorHAnsi" w:cstheme="minorHAnsi"/>
+          <w:sz w:val="22"/>
+          <w:szCs w:val="22"/>
+        </w:rPr>
+        <w:t xml:space="preserve"> </w:t>
+      </w:r>
+      <w:r>
+        <w:rPr>
+          <w:rFonts w:asciiTheme="minorHAnsi" w:hAnsiTheme="minorHAnsi" w:cstheme="minorHAnsi"/>
+          <w:sz w:val="22"/>
+          <w:szCs w:val="22"/>
+        </w:rPr>
+        <w:t>firmware-xiao-esp32c3-v4.35.bin</w:t>
+      </w:r>
+      <w:r>
+        <w:rPr>
+          <w:rFonts w:asciiTheme="minorHAnsi" w:hAnsiTheme="minorHAnsi" w:cstheme="minorHAnsi"/>
+          <w:sz w:val="22"/>
+          <w:szCs w:val="22"/>
+        </w:rPr>
+        <w:t xml:space="preserve">. </w:t>
+      </w:r>
+      <w:r>
+        <w:rPr>
+          <w:rFonts w:asciiTheme="minorHAnsi" w:hAnsiTheme="minorHAnsi" w:cstheme="minorHAnsi"/>
+          <w:sz w:val="22"/>
+          <w:szCs w:val="22"/>
+        </w:rPr>
+        <w:t>This makes it easier to understand later which file belongs to which release.</w:t>
+      </w:r>
+    </w:p>
+    <w:p>
+      <w:pPr>
+        <w:spacing w:line="276" w:lineRule="auto"/>
+        <w:rPr>
+          <w:rFonts w:asciiTheme="minorHAnsi" w:hAnsiTheme="minorHAnsi" w:cstheme="minorHAnsi"/>
+          <w:sz w:val="22"/>
+          <w:szCs w:val="22"/>
+        </w:rPr>
+      </w:pPr>
+    </w:p>
+    <w:p>
+      <w:pPr>
+        <w:spacing w:line="276" w:lineRule="auto"/>
+        <w:rPr>
+          <w:rFonts w:asciiTheme="minorHAnsi" w:hAnsiTheme="minorHAnsi" w:cstheme="minorHAnsi"/>
+          <w:sz w:val="22"/>
+          <w:szCs w:val="22"/>
+        </w:rPr>
+      </w:pPr>
+      <w:r>
+        <w:rPr>
+          <w:rFonts w:asciiTheme="minorHAnsi" w:hAnsiTheme="minorHAnsi" w:cstheme="minorHAnsi"/>
+          <w:sz w:val="22"/>
+          <w:szCs w:val="22"/>
+        </w:rPr>
+        <w:t xml:space="preserve">After exporting the binary file, check </w:t>
+      </w:r>
+      <w:r>
+        <w:rPr>
+          <w:rFonts w:asciiTheme="minorHAnsi" w:hAnsiTheme="minorHAnsi" w:cstheme="minorHAnsi"/>
+          <w:sz w:val="22"/>
+          <w:szCs w:val="22"/>
+        </w:rPr>
+        <w:t xml:space="preserve">and write down </w:t>
+      </w:r>
+      <w:r>
+        <w:rPr>
+          <w:rFonts w:asciiTheme="minorHAnsi" w:hAnsiTheme="minorHAnsi" w:cstheme="minorHAnsi"/>
+          <w:sz w:val="22"/>
+          <w:szCs w:val="22"/>
+        </w:rPr>
+        <w:t>its file size.</w:t>
+      </w:r>
+      <w:r>
+        <w:rPr>
+          <w:rFonts w:asciiTheme="minorHAnsi" w:hAnsiTheme="minorHAnsi" w:cstheme="minorHAnsi"/>
+          <w:sz w:val="22"/>
+          <w:szCs w:val="22"/>
+        </w:rPr>
+        <w:t xml:space="preserve"> It</w:t>
+      </w:r>
+      <w:r>
+        <w:rPr>
+          <w:rFonts w:asciiTheme="minorHAnsi" w:hAnsiTheme="minorHAnsi" w:cstheme="minorHAnsi"/>
+          <w:sz w:val="22"/>
+          <w:szCs w:val="22"/>
+        </w:rPr>
+        <w:t xml:space="preserve"> will be used in the</w:t>
+      </w:r>
+      <w:r>
+        <w:rPr>
+          <w:rFonts w:asciiTheme="minorHAnsi" w:hAnsiTheme="minorHAnsi" w:cstheme="minorHAnsi"/>
+          <w:sz w:val="22"/>
+          <w:szCs w:val="22"/>
+        </w:rPr>
+        <w:t xml:space="preserve"> </w:t>
+      </w:r>
+      <w:r>
+        <w:rPr>
+          <w:rFonts w:asciiTheme="minorHAnsi" w:hAnsiTheme="minorHAnsi" w:cstheme="minorHAnsi"/>
+          <w:sz w:val="22"/>
+          <w:szCs w:val="22"/>
+        </w:rPr>
+        <w:t>manifest.</w:t>
+      </w:r>
+    </w:p>
+    <w:p>
+      <w:pPr>
+        <w:spacing w:line="276" w:lineRule="auto"/>
+        <w:rPr>
+          <w:rFonts w:asciiTheme="minorHAnsi" w:hAnsiTheme="minorHAnsi" w:cstheme="minorHAnsi"/>
+          <w:sz w:val="22"/>
+          <w:szCs w:val="22"/>
+        </w:rPr>
+      </w:pPr>
+    </w:p>
+    <w:p>
+      <w:pPr>
+        <w:spacing w:line="276" w:lineRule="auto"/>
+        <w:ind w:left="709"/>
+        <w:rPr>
+          <w:rFonts w:asciiTheme="minorHAnsi" w:hAnsiTheme="minorHAnsi" w:cstheme="minorHAnsi"/>
+          <w:sz w:val="22"/>
+          <w:szCs w:val="22"/>
+        </w:rPr>
+      </w:pPr>
+      <w:r>
+        <w:rPr>
+          <w:rFonts w:asciiTheme="minorHAnsi" w:hAnsiTheme="minorHAnsi" w:cstheme="minorHAnsi"/>
+          <w:sz w:val="22"/>
+          <w:szCs w:val="22"/>
+        </w:rPr>
+        <w:t>Do not use the project size that Arduino IDE says after the compilation is finished!!! Arduino IDE rounds up that number!</w:t>
+      </w:r>
+    </w:p>
+    <w:p>
+      <w:pPr>
+        <w:spacing w:line="276" w:lineRule="auto"/>
+        <w:ind w:left="709"/>
+        <w:rPr>
+          <w:rFonts w:asciiTheme="minorHAnsi" w:hAnsiTheme="minorHAnsi" w:cstheme="minorHAnsi"/>
+          <w:sz w:val="22"/>
+          <w:szCs w:val="22"/>
+        </w:rPr>
+      </w:pPr>
+      <w:r>
+        <w:rPr>
+          <w:rFonts w:asciiTheme="minorHAnsi" w:hAnsiTheme="minorHAnsi" w:cstheme="minorHAnsi"/>
+          <w:sz w:val="22"/>
+          <w:szCs w:val="22"/>
+        </w:rPr>
+        <w:t xml:space="preserve">Instead, go the the file properties of the compiled firmware binary file and get the exact size in bytes from there. OR use classic </w:t>
+      </w:r>
+      <w:r>
+        <w:rPr>
+          <w:rFonts w:asciiTheme="minorHAnsi" w:hAnsiTheme="minorHAnsi" w:cstheme="minorHAnsi"/>
+          <w:b/>
+          <w:bCs/>
+          <w:sz w:val="22"/>
+          <w:szCs w:val="22"/>
+        </w:rPr>
+        <w:t>ls -la</w:t>
+      </w:r>
+      <w:r>
+        <w:rPr>
+          <w:rFonts w:asciiTheme="minorHAnsi" w:hAnsiTheme="minorHAnsi" w:cstheme="minorHAnsi"/>
+          <w:sz w:val="22"/>
+          <w:szCs w:val="22"/>
+        </w:rPr>
+        <w:t xml:space="preserve"> in the Terminal</w:t>
+      </w:r>
+      <w:r>
+        <w:rPr>
+          <w:rFonts w:asciiTheme="minorHAnsi" w:hAnsiTheme="minorHAnsi" w:cstheme="minorHAnsi"/>
+          <w:sz w:val="22"/>
+          <w:szCs w:val="22"/>
+        </w:rPr>
+        <w:t xml:space="preserve"> and you will see the file size will be in the middle column.</w:t>
+      </w:r>
+    </w:p>
+    <w:p>
+      <w:pPr>
+        <w:spacing w:line="276" w:lineRule="auto"/>
+        <w:ind w:left="709"/>
+        <w:rPr>
+          <w:rFonts w:asciiTheme="minorHAnsi" w:hAnsiTheme="minorHAnsi" w:cstheme="minorHAnsi"/>
+          <w:sz w:val="22"/>
+          <w:szCs w:val="22"/>
+        </w:rPr>
+      </w:pPr>
+      <w:r>
+        <w:rPr>
+          <w:rFonts w:asciiTheme="minorHAnsi" w:hAnsiTheme="minorHAnsi" w:cstheme="minorHAnsi"/>
+          <w:sz w:val="22"/>
+          <w:szCs w:val="22"/>
+        </w:rPr>
+        <w:t>The file size is needed because the device checks the size before downloading and flashing the firmware. If the firmware file is larger than the available OTA partition, the device refuses to update. This is done before downloading the whole file, so the device does not waste time, battery power, or network traffic on an update that cannot fit into flash memory.</w:t>
+      </w:r>
+    </w:p>
+    <w:p>
+      <w:pPr>
+        <w:spacing w:line="276" w:lineRule="auto"/>
+        <w:rPr>
+          <w:rFonts w:asciiTheme="minorHAnsi" w:hAnsiTheme="minorHAnsi" w:cstheme="minorHAnsi"/>
+          <w:sz w:val="22"/>
+          <w:szCs w:val="22"/>
+        </w:rPr>
+      </w:pPr>
+    </w:p>
+    <w:p>
+      <w:pPr>
+        <w:spacing w:line="276" w:lineRule="auto"/>
+        <w:rPr>
+          <w:rFonts w:asciiTheme="minorHAnsi" w:hAnsiTheme="minorHAnsi" w:cstheme="minorHAnsi"/>
+          <w:sz w:val="22"/>
+          <w:szCs w:val="22"/>
+        </w:rPr>
+      </w:pPr>
+      <w:r>
+        <w:rPr>
+          <w:rFonts w:asciiTheme="minorHAnsi" w:hAnsiTheme="minorHAnsi" w:cstheme="minorHAnsi"/>
+          <w:sz w:val="22"/>
+          <w:szCs w:val="22"/>
+        </w:rPr>
+        <w:t>C</w:t>
+      </w:r>
+      <w:r>
+        <w:rPr>
+          <w:rFonts w:asciiTheme="minorHAnsi" w:hAnsiTheme="minorHAnsi" w:cstheme="minorHAnsi"/>
+          <w:sz w:val="22"/>
+          <w:szCs w:val="22"/>
+        </w:rPr>
+        <w:t>reate a new GitHub Release.</w:t>
+      </w:r>
+      <w:r>
+        <w:rPr>
+          <w:rFonts w:asciiTheme="minorHAnsi" w:hAnsiTheme="minorHAnsi" w:cstheme="minorHAnsi"/>
+          <w:sz w:val="22"/>
+          <w:szCs w:val="22"/>
+        </w:rPr>
+        <w:t xml:space="preserve"> </w:t>
+      </w:r>
+      <w:r>
+        <w:rPr>
+          <w:rFonts w:asciiTheme="minorHAnsi" w:hAnsiTheme="minorHAnsi" w:cstheme="minorHAnsi"/>
+          <w:sz w:val="22"/>
+          <w:szCs w:val="22"/>
+        </w:rPr>
+        <w:t xml:space="preserve">Go to </w:t>
+      </w:r>
+      <w:r>
+        <w:rPr>
+          <w:rFonts w:asciiTheme="minorHAnsi" w:hAnsiTheme="minorHAnsi" w:cstheme="minorHAnsi"/>
+          <w:b/>
+          <w:bCs/>
+          <w:sz w:val="22"/>
+          <w:szCs w:val="22"/>
+        </w:rPr>
+        <w:t>https://github.com/RomanAlexandroff/42-Smart-Cluster-Sign/releases</w:t>
+      </w:r>
+      <w:r>
+        <w:rPr>
+          <w:rFonts w:asciiTheme="minorHAnsi" w:hAnsiTheme="minorHAnsi" w:cstheme="minorHAnsi"/>
+          <w:sz w:val="22"/>
+          <w:szCs w:val="22"/>
+        </w:rPr>
+        <w:t xml:space="preserve"> and click on „Draft a new release“.</w:t>
+      </w:r>
+    </w:p>
+    <w:p>
+      <w:pPr>
+        <w:spacing w:line="276" w:lineRule="auto"/>
+        <w:rPr>
+          <w:rFonts w:asciiTheme="minorHAnsi" w:hAnsiTheme="minorHAnsi" w:cstheme="minorHAnsi"/>
+          <w:sz w:val="22"/>
+          <w:szCs w:val="22"/>
+        </w:rPr>
+      </w:pPr>
+    </w:p>
+    <w:p>
+      <w:pPr>
+        <w:spacing w:line="276" w:lineRule="auto"/>
+        <w:ind w:left="709"/>
+        <w:rPr>
+          <w:rFonts w:asciiTheme="minorHAnsi" w:hAnsiTheme="minorHAnsi" w:cstheme="minorHAnsi"/>
+          <w:sz w:val="22"/>
+          <w:szCs w:val="22"/>
+        </w:rPr>
+      </w:pPr>
+      <w:r>
+        <w:rPr>
+          <w:rFonts w:asciiTheme="minorHAnsi" w:hAnsiTheme="minorHAnsi" w:cstheme="minorHAnsi"/>
+          <w:sz w:val="22"/>
+          <w:szCs w:val="22"/>
+        </w:rPr>
+        <w:t>The release tag should match the firmware version.</w:t>
+      </w:r>
+      <w:r>
+        <w:rPr>
+          <w:rFonts w:asciiTheme="minorHAnsi" w:hAnsiTheme="minorHAnsi" w:cstheme="minorHAnsi"/>
+          <w:sz w:val="22"/>
+          <w:szCs w:val="22"/>
+        </w:rPr>
+        <w:t xml:space="preserve"> </w:t>
+      </w:r>
+      <w:r>
+        <w:rPr>
+          <w:rFonts w:asciiTheme="minorHAnsi" w:hAnsiTheme="minorHAnsi" w:cstheme="minorHAnsi"/>
+          <w:sz w:val="22"/>
+          <w:szCs w:val="22"/>
+        </w:rPr>
+        <w:t>For example:</w:t>
+      </w:r>
+      <w:r>
+        <w:rPr>
+          <w:rFonts w:asciiTheme="minorHAnsi" w:hAnsiTheme="minorHAnsi" w:cstheme="minorHAnsi"/>
+          <w:sz w:val="22"/>
+          <w:szCs w:val="22"/>
+        </w:rPr>
+        <w:t xml:space="preserve"> </w:t>
+      </w:r>
+      <w:r>
+        <w:rPr>
+          <w:rFonts w:asciiTheme="minorHAnsi" w:hAnsiTheme="minorHAnsi" w:cstheme="minorHAnsi"/>
+          <w:sz w:val="22"/>
+          <w:szCs w:val="22"/>
+        </w:rPr>
+        <w:t>v4.35</w:t>
+      </w:r>
+      <w:r>
+        <w:rPr>
+          <w:rFonts w:asciiTheme="minorHAnsi" w:hAnsiTheme="minorHAnsi" w:cstheme="minorHAnsi"/>
+          <w:sz w:val="22"/>
+          <w:szCs w:val="22"/>
+        </w:rPr>
+        <w:t>.</w:t>
+      </w:r>
+    </w:p>
+    <w:p>
+      <w:pPr>
+        <w:spacing w:line="276" w:lineRule="auto"/>
+        <w:ind w:left="709"/>
+        <w:rPr>
+          <w:rFonts w:asciiTheme="minorHAnsi" w:hAnsiTheme="minorHAnsi" w:cstheme="minorHAnsi"/>
+          <w:sz w:val="22"/>
+          <w:szCs w:val="22"/>
+        </w:rPr>
+      </w:pPr>
+      <w:r>
+        <w:rPr>
+          <w:rFonts w:asciiTheme="minorHAnsi" w:hAnsiTheme="minorHAnsi" w:cstheme="minorHAnsi"/>
+          <w:sz w:val="22"/>
+          <w:szCs w:val="22"/>
+        </w:rPr>
+        <w:lastRenderedPageBreak/>
+        <w:t>Describe the release by writing what is new in this version.</w:t>
+      </w:r>
+    </w:p>
+    <w:p>
+      <w:pPr>
+        <w:spacing w:line="276" w:lineRule="auto"/>
+        <w:ind w:left="709"/>
+        <w:rPr>
+          <w:rFonts w:asciiTheme="minorHAnsi" w:hAnsiTheme="minorHAnsi" w:cstheme="minorHAnsi"/>
+          <w:sz w:val="22"/>
+          <w:szCs w:val="22"/>
+        </w:rPr>
+      </w:pPr>
+      <w:r>
+        <w:rPr>
+          <w:rFonts w:asciiTheme="minorHAnsi" w:hAnsiTheme="minorHAnsi" w:cstheme="minorHAnsi"/>
+          <w:sz w:val="22"/>
+          <w:szCs w:val="22"/>
+        </w:rPr>
+        <w:t>Drag and drop the firmware file</w:t>
+      </w:r>
+      <w:r>
+        <w:rPr>
+          <w:rFonts w:asciiTheme="minorHAnsi" w:hAnsiTheme="minorHAnsi" w:cstheme="minorHAnsi"/>
+          <w:sz w:val="22"/>
+          <w:szCs w:val="22"/>
+        </w:rPr>
+        <w:t xml:space="preserve"> to the „Attach binary“ field.</w:t>
+      </w:r>
+    </w:p>
+    <w:p>
+      <w:pPr>
+        <w:spacing w:line="276" w:lineRule="auto"/>
+        <w:ind w:left="709"/>
+        <w:rPr>
+          <w:rFonts w:asciiTheme="minorHAnsi" w:hAnsiTheme="minorHAnsi" w:cstheme="minorHAnsi"/>
+          <w:sz w:val="22"/>
+          <w:szCs w:val="22"/>
+        </w:rPr>
+      </w:pPr>
+      <w:r>
+        <w:rPr>
+          <w:rFonts w:asciiTheme="minorHAnsi" w:hAnsiTheme="minorHAnsi" w:cstheme="minorHAnsi"/>
+          <w:sz w:val="22"/>
+          <w:szCs w:val="22"/>
+        </w:rPr>
+        <w:t>Click „Publish release“.</w:t>
+      </w:r>
+    </w:p>
+    <w:p>
+      <w:pPr>
+        <w:spacing w:line="276" w:lineRule="auto"/>
+        <w:rPr>
+          <w:rFonts w:asciiTheme="minorHAnsi" w:hAnsiTheme="minorHAnsi" w:cstheme="minorHAnsi"/>
+          <w:sz w:val="22"/>
+          <w:szCs w:val="22"/>
+        </w:rPr>
+      </w:pPr>
+    </w:p>
+    <w:p>
+      <w:pPr>
+        <w:spacing w:line="276" w:lineRule="auto"/>
+        <w:rPr>
+          <w:rFonts w:asciiTheme="minorHAnsi" w:hAnsiTheme="minorHAnsi" w:cstheme="minorHAnsi"/>
+          <w:sz w:val="22"/>
+          <w:szCs w:val="22"/>
+        </w:rPr>
+      </w:pPr>
+      <w:r>
+        <w:rPr>
+          <w:rFonts w:asciiTheme="minorHAnsi" w:hAnsiTheme="minorHAnsi" w:cstheme="minorHAnsi"/>
+          <w:sz w:val="22"/>
+          <w:szCs w:val="22"/>
+        </w:rPr>
+        <w:t xml:space="preserve">Get </w:t>
+      </w:r>
+      <w:r>
+        <w:rPr>
+          <w:rFonts w:asciiTheme="minorHAnsi" w:hAnsiTheme="minorHAnsi" w:cstheme="minorHAnsi"/>
+          <w:sz w:val="22"/>
+          <w:szCs w:val="22"/>
+        </w:rPr>
+        <w:t>the SHA-256 hash of the firmware file</w:t>
+      </w:r>
+      <w:r>
+        <w:rPr>
+          <w:rFonts w:asciiTheme="minorHAnsi" w:hAnsiTheme="minorHAnsi" w:cstheme="minorHAnsi"/>
+          <w:sz w:val="22"/>
+          <w:szCs w:val="22"/>
+        </w:rPr>
+        <w:t xml:space="preserve"> from </w:t>
+      </w:r>
+      <w:r>
+        <w:rPr>
+          <w:rFonts w:asciiTheme="minorHAnsi" w:hAnsiTheme="minorHAnsi" w:cstheme="minorHAnsi"/>
+          <w:sz w:val="22"/>
+          <w:szCs w:val="22"/>
+        </w:rPr>
+        <w:t>GitHub Release</w:t>
+      </w:r>
+      <w:r>
+        <w:rPr>
+          <w:rFonts w:asciiTheme="minorHAnsi" w:hAnsiTheme="minorHAnsi" w:cstheme="minorHAnsi"/>
+          <w:sz w:val="22"/>
+          <w:szCs w:val="22"/>
+        </w:rPr>
+        <w:t xml:space="preserve">. You will see it in </w:t>
+      </w:r>
+      <w:r>
+        <w:rPr>
+          <w:rFonts w:asciiTheme="minorHAnsi" w:hAnsiTheme="minorHAnsi" w:cstheme="minorHAnsi"/>
+          <w:sz w:val="22"/>
+          <w:szCs w:val="22"/>
+        </w:rPr>
+        <w:t>GitHub Release</w:t>
+      </w:r>
+      <w:r>
+        <w:rPr>
+          <w:rFonts w:asciiTheme="minorHAnsi" w:hAnsiTheme="minorHAnsi" w:cstheme="minorHAnsi"/>
+          <w:sz w:val="22"/>
+          <w:szCs w:val="22"/>
+        </w:rPr>
+        <w:t xml:space="preserve"> next to the </w:t>
+      </w:r>
+      <w:r>
+        <w:rPr>
+          <w:rFonts w:asciiTheme="minorHAnsi" w:hAnsiTheme="minorHAnsi" w:cstheme="minorHAnsi"/>
+          <w:sz w:val="22"/>
+          <w:szCs w:val="22"/>
+        </w:rPr>
+        <w:t>firmware</w:t>
+      </w:r>
+      <w:r>
+        <w:rPr>
+          <w:rFonts w:asciiTheme="minorHAnsi" w:hAnsiTheme="minorHAnsi" w:cstheme="minorHAnsi"/>
+          <w:sz w:val="22"/>
+          <w:szCs w:val="22"/>
+        </w:rPr>
+        <w:t xml:space="preserve"> binary</w:t>
+      </w:r>
+      <w:r>
+        <w:rPr>
+          <w:rFonts w:asciiTheme="minorHAnsi" w:hAnsiTheme="minorHAnsi" w:cstheme="minorHAnsi"/>
+          <w:sz w:val="22"/>
+          <w:szCs w:val="22"/>
+        </w:rPr>
+        <w:t xml:space="preserve"> file</w:t>
+      </w:r>
+      <w:r>
+        <w:rPr>
+          <w:rFonts w:asciiTheme="minorHAnsi" w:hAnsiTheme="minorHAnsi" w:cstheme="minorHAnsi"/>
+          <w:sz w:val="22"/>
+          <w:szCs w:val="22"/>
+        </w:rPr>
+        <w:t xml:space="preserve"> name. Copy it.</w:t>
+      </w:r>
+    </w:p>
+    <w:p>
+      <w:pPr>
+        <w:spacing w:line="276" w:lineRule="auto"/>
+        <w:ind w:left="709"/>
+        <w:rPr>
+          <w:rFonts w:asciiTheme="minorHAnsi" w:hAnsiTheme="minorHAnsi" w:cstheme="minorHAnsi"/>
+          <w:sz w:val="22"/>
+          <w:szCs w:val="22"/>
+        </w:rPr>
+      </w:pPr>
+    </w:p>
+    <w:p>
+      <w:pPr>
+        <w:spacing w:line="276" w:lineRule="auto"/>
+        <w:ind w:left="709"/>
+        <w:rPr>
+          <w:rFonts w:asciiTheme="minorHAnsi" w:hAnsiTheme="minorHAnsi" w:cstheme="minorHAnsi"/>
+          <w:sz w:val="22"/>
+          <w:szCs w:val="22"/>
+        </w:rPr>
+      </w:pPr>
+      <w:r>
+        <w:rPr>
+          <w:rFonts w:asciiTheme="minorHAnsi" w:hAnsiTheme="minorHAnsi" w:cstheme="minorHAnsi"/>
+          <w:sz w:val="22"/>
+          <w:szCs w:val="22"/>
+        </w:rPr>
+        <w:t>The SHA-256 hash is a long hexadecimal value that uniquely identifies the exact content of the file. The device calculates the SHA-256 hash while downloading the firmware. After the download is complete, it compares the calculated hash with the hash</w:t>
+      </w:r>
+      <w:r>
+        <w:rPr>
+          <w:rFonts w:asciiTheme="minorHAnsi" w:hAnsiTheme="minorHAnsi" w:cstheme="minorHAnsi"/>
+          <w:sz w:val="22"/>
+          <w:szCs w:val="22"/>
+        </w:rPr>
+        <w:t xml:space="preserve"> you put</w:t>
+      </w:r>
+      <w:r>
+        <w:rPr>
+          <w:rFonts w:asciiTheme="minorHAnsi" w:hAnsiTheme="minorHAnsi" w:cstheme="minorHAnsi"/>
+          <w:sz w:val="22"/>
+          <w:szCs w:val="22"/>
+        </w:rPr>
+        <w:t xml:space="preserve"> in the manifest. If the hashes do not match, the device refuses to install the update.</w:t>
+      </w:r>
+      <w:r>
+        <w:rPr>
+          <w:rFonts w:asciiTheme="minorHAnsi" w:hAnsiTheme="minorHAnsi" w:cstheme="minorHAnsi"/>
+          <w:sz w:val="22"/>
+          <w:szCs w:val="22"/>
+        </w:rPr>
+        <w:t xml:space="preserve"> </w:t>
+      </w:r>
+      <w:r>
+        <w:rPr>
+          <w:rFonts w:asciiTheme="minorHAnsi" w:hAnsiTheme="minorHAnsi" w:cstheme="minorHAnsi"/>
+          <w:sz w:val="22"/>
+          <w:szCs w:val="22"/>
+        </w:rPr>
+        <w:t>This protects the device from corrupted downloads and from accidentally installing a wrong firmware file.</w:t>
+      </w:r>
+    </w:p>
+    <w:p>
+      <w:pPr>
+        <w:spacing w:line="276" w:lineRule="auto"/>
+        <w:rPr>
+          <w:rFonts w:asciiTheme="minorHAnsi" w:hAnsiTheme="minorHAnsi" w:cstheme="minorHAnsi"/>
+          <w:sz w:val="22"/>
+          <w:szCs w:val="22"/>
+        </w:rPr>
+      </w:pPr>
+    </w:p>
+    <w:p>
+      <w:pPr>
+        <w:spacing w:line="276" w:lineRule="auto"/>
+        <w:rPr>
+          <w:rFonts w:asciiTheme="minorHAnsi" w:hAnsiTheme="minorHAnsi" w:cstheme="minorHAnsi"/>
+          <w:sz w:val="22"/>
+          <w:szCs w:val="22"/>
+        </w:rPr>
+      </w:pPr>
+      <w:r>
+        <w:rPr>
+          <w:rFonts w:asciiTheme="minorHAnsi" w:hAnsiTheme="minorHAnsi" w:cstheme="minorHAnsi"/>
+          <w:sz w:val="22"/>
+          <w:szCs w:val="22"/>
+        </w:rPr>
+        <w:t xml:space="preserve">Get </w:t>
+      </w:r>
+      <w:r>
+        <w:rPr>
+          <w:rFonts w:asciiTheme="minorHAnsi" w:hAnsiTheme="minorHAnsi" w:cstheme="minorHAnsi"/>
+          <w:sz w:val="22"/>
+          <w:szCs w:val="22"/>
+        </w:rPr>
+        <w:t>firmware</w:t>
+      </w:r>
+      <w:r>
+        <w:rPr>
+          <w:rFonts w:asciiTheme="minorHAnsi" w:hAnsiTheme="minorHAnsi" w:cstheme="minorHAnsi"/>
+          <w:sz w:val="22"/>
+          <w:szCs w:val="22"/>
+        </w:rPr>
+        <w:t xml:space="preserve"> binary</w:t>
+      </w:r>
+      <w:r>
+        <w:rPr>
+          <w:rFonts w:asciiTheme="minorHAnsi" w:hAnsiTheme="minorHAnsi" w:cstheme="minorHAnsi"/>
+          <w:sz w:val="22"/>
+          <w:szCs w:val="22"/>
+        </w:rPr>
+        <w:t xml:space="preserve"> file</w:t>
+      </w:r>
+      <w:r>
+        <w:rPr>
+          <w:rFonts w:asciiTheme="minorHAnsi" w:hAnsiTheme="minorHAnsi" w:cstheme="minorHAnsi"/>
+          <w:sz w:val="22"/>
+          <w:szCs w:val="22"/>
+        </w:rPr>
+        <w:t xml:space="preserve"> </w:t>
+      </w:r>
+      <w:r>
+        <w:rPr>
+          <w:rFonts w:asciiTheme="minorHAnsi" w:hAnsiTheme="minorHAnsi" w:cstheme="minorHAnsi"/>
+          <w:sz w:val="22"/>
+          <w:szCs w:val="22"/>
+        </w:rPr>
+        <w:t>download link</w:t>
+      </w:r>
+      <w:r>
+        <w:rPr>
+          <w:rFonts w:asciiTheme="minorHAnsi" w:hAnsiTheme="minorHAnsi" w:cstheme="minorHAnsi"/>
+          <w:sz w:val="22"/>
+          <w:szCs w:val="22"/>
+        </w:rPr>
+        <w:t xml:space="preserve"> </w:t>
+      </w:r>
+      <w:r>
+        <w:rPr>
+          <w:rFonts w:asciiTheme="minorHAnsi" w:hAnsiTheme="minorHAnsi" w:cstheme="minorHAnsi"/>
+          <w:sz w:val="22"/>
+          <w:szCs w:val="22"/>
+        </w:rPr>
+        <w:t xml:space="preserve">from </w:t>
+      </w:r>
+      <w:r>
+        <w:rPr>
+          <w:rFonts w:asciiTheme="minorHAnsi" w:hAnsiTheme="minorHAnsi" w:cstheme="minorHAnsi"/>
+          <w:sz w:val="22"/>
+          <w:szCs w:val="22"/>
+        </w:rPr>
+        <w:t>GitHub Release</w:t>
+      </w:r>
+      <w:r>
+        <w:rPr>
+          <w:rFonts w:asciiTheme="minorHAnsi" w:hAnsiTheme="minorHAnsi" w:cstheme="minorHAnsi"/>
+          <w:sz w:val="22"/>
+          <w:szCs w:val="22"/>
+        </w:rPr>
+        <w:t>.</w:t>
+      </w:r>
+      <w:r>
+        <w:rPr>
+          <w:rFonts w:asciiTheme="minorHAnsi" w:hAnsiTheme="minorHAnsi" w:cstheme="minorHAnsi"/>
+          <w:sz w:val="22"/>
+          <w:szCs w:val="22"/>
+        </w:rPr>
+        <w:t xml:space="preserve"> </w:t>
+      </w:r>
+      <w:r>
+        <w:rPr>
+          <w:rFonts w:asciiTheme="minorHAnsi" w:hAnsiTheme="minorHAnsi" w:cstheme="minorHAnsi"/>
+          <w:sz w:val="22"/>
+          <w:szCs w:val="22"/>
+        </w:rPr>
+        <w:t>This link will be used in the manifest.</w:t>
+      </w:r>
+    </w:p>
+    <w:p>
+      <w:pPr>
+        <w:spacing w:line="276" w:lineRule="auto"/>
+        <w:rPr>
+          <w:rFonts w:asciiTheme="minorHAnsi" w:hAnsiTheme="minorHAnsi" w:cstheme="minorHAnsi"/>
+          <w:sz w:val="22"/>
+          <w:szCs w:val="22"/>
+        </w:rPr>
+      </w:pPr>
+    </w:p>
+    <w:p>
+      <w:pPr>
+        <w:spacing w:line="276" w:lineRule="auto"/>
+        <w:ind w:left="709"/>
+        <w:rPr>
+          <w:rFonts w:asciiTheme="minorHAnsi" w:hAnsiTheme="minorHAnsi" w:cstheme="minorHAnsi"/>
+          <w:sz w:val="22"/>
+          <w:szCs w:val="22"/>
+        </w:rPr>
+      </w:pPr>
+      <w:r>
+        <w:rPr>
+          <w:rFonts w:asciiTheme="minorHAnsi" w:hAnsiTheme="minorHAnsi" w:cstheme="minorHAnsi"/>
+          <w:sz w:val="22"/>
+          <w:szCs w:val="22"/>
+        </w:rPr>
+        <w:t xml:space="preserve">Hover over the </w:t>
+      </w:r>
+      <w:r>
+        <w:rPr>
+          <w:rFonts w:asciiTheme="minorHAnsi" w:hAnsiTheme="minorHAnsi" w:cstheme="minorHAnsi"/>
+          <w:sz w:val="22"/>
+          <w:szCs w:val="22"/>
+        </w:rPr>
+        <w:t>firmware</w:t>
+      </w:r>
+      <w:r>
+        <w:rPr>
+          <w:rFonts w:asciiTheme="minorHAnsi" w:hAnsiTheme="minorHAnsi" w:cstheme="minorHAnsi"/>
+          <w:sz w:val="22"/>
+          <w:szCs w:val="22"/>
+        </w:rPr>
+        <w:t xml:space="preserve"> binary</w:t>
+      </w:r>
+      <w:r>
+        <w:rPr>
+          <w:rFonts w:asciiTheme="minorHAnsi" w:hAnsiTheme="minorHAnsi" w:cstheme="minorHAnsi"/>
+          <w:sz w:val="22"/>
+          <w:szCs w:val="22"/>
+        </w:rPr>
+        <w:t xml:space="preserve"> file</w:t>
+      </w:r>
+      <w:r>
+        <w:rPr>
+          <w:rFonts w:asciiTheme="minorHAnsi" w:hAnsiTheme="minorHAnsi" w:cstheme="minorHAnsi"/>
+          <w:sz w:val="22"/>
+          <w:szCs w:val="22"/>
+        </w:rPr>
+        <w:t xml:space="preserve"> name with your mouse and click the Right mouse button. In the poped-up menu click on „Copy the link“.</w:t>
+      </w:r>
+    </w:p>
+    <w:p>
+      <w:pPr>
+        <w:spacing w:line="276" w:lineRule="auto"/>
+        <w:rPr>
+          <w:rFonts w:asciiTheme="minorHAnsi" w:hAnsiTheme="minorHAnsi" w:cstheme="minorHAnsi"/>
+          <w:sz w:val="22"/>
+          <w:szCs w:val="22"/>
+        </w:rPr>
+      </w:pPr>
+    </w:p>
+    <w:p>
+      <w:pPr>
+        <w:spacing w:line="276" w:lineRule="auto"/>
+        <w:rPr>
+          <w:rFonts w:asciiTheme="minorHAnsi" w:hAnsiTheme="minorHAnsi" w:cstheme="minorHAnsi"/>
+          <w:b/>
+          <w:bCs/>
+          <w:sz w:val="22"/>
+          <w:szCs w:val="22"/>
+        </w:rPr>
+      </w:pPr>
+      <w:r>
+        <w:rPr>
+          <w:rFonts w:asciiTheme="minorHAnsi" w:hAnsiTheme="minorHAnsi" w:cstheme="minorHAnsi"/>
+          <w:b/>
+          <w:bCs/>
+          <w:sz w:val="22"/>
+          <w:szCs w:val="22"/>
+        </w:rPr>
+        <w:t>// TO-DO: FIX THE TEXT FORMATTING</w:t>
+      </w:r>
+    </w:p>
+    <w:p>
+      <w:pPr>
+        <w:spacing w:line="276" w:lineRule="auto"/>
+        <w:rPr>
+          <w:rFonts w:asciiTheme="minorHAnsi" w:hAnsiTheme="minorHAnsi" w:cstheme="minorHAnsi"/>
+          <w:sz w:val="22"/>
+          <w:szCs w:val="22"/>
+        </w:rPr>
+      </w:pPr>
+      <w:r>
+        <w:rPr>
+          <w:rFonts w:asciiTheme="minorHAnsi" w:hAnsiTheme="minorHAnsi" w:cstheme="minorHAnsi"/>
+          <w:sz w:val="22"/>
+          <w:szCs w:val="22"/>
+        </w:rPr>
+        <w:t>Edit the OTA manifest.</w:t>
+      </w:r>
+    </w:p>
+    <w:p>
+      <w:pPr>
+        <w:spacing w:line="276" w:lineRule="auto"/>
+        <w:rPr>
+          <w:rFonts w:asciiTheme="minorHAnsi" w:hAnsiTheme="minorHAnsi" w:cstheme="minorHAnsi"/>
+          <w:sz w:val="22"/>
+          <w:szCs w:val="22"/>
+        </w:rPr>
+      </w:pPr>
+      <w:r>
+        <w:rPr>
+          <w:rFonts w:asciiTheme="minorHAnsi" w:hAnsiTheme="minorHAnsi" w:cstheme="minorHAnsi"/>
+          <w:sz w:val="22"/>
+          <w:szCs w:val="22"/>
+        </w:rPr>
+        <w:t>Then open the OTA manifest file in the repository.</w:t>
+      </w:r>
+    </w:p>
+    <w:p>
+      <w:pPr>
+        <w:spacing w:line="276" w:lineRule="auto"/>
+        <w:rPr>
+          <w:rFonts w:asciiTheme="minorHAnsi" w:hAnsiTheme="minorHAnsi" w:cstheme="minorHAnsi"/>
+          <w:sz w:val="22"/>
+          <w:szCs w:val="22"/>
+        </w:rPr>
+      </w:pPr>
+      <w:r>
+        <w:rPr>
+          <w:rFonts w:asciiTheme="minorHAnsi" w:hAnsiTheme="minorHAnsi" w:cstheme="minorHAnsi"/>
+          <w:sz w:val="22"/>
+          <w:szCs w:val="22"/>
+        </w:rPr>
+        <w:t>The manifest contains the update information used by the device.</w:t>
+      </w:r>
+    </w:p>
+    <w:p>
+      <w:pPr>
+        <w:spacing w:line="276" w:lineRule="auto"/>
+        <w:rPr>
+          <w:rFonts w:asciiTheme="minorHAnsi" w:hAnsiTheme="minorHAnsi" w:cstheme="minorHAnsi"/>
+          <w:sz w:val="22"/>
+          <w:szCs w:val="22"/>
+        </w:rPr>
+      </w:pPr>
+      <w:r>
+        <w:rPr>
+          <w:rFonts w:asciiTheme="minorHAnsi" w:hAnsiTheme="minorHAnsi" w:cstheme="minorHAnsi"/>
+          <w:sz w:val="22"/>
+          <w:szCs w:val="22"/>
+        </w:rPr>
+        <w:t>The manifest has a default section and a devices section.</w:t>
+      </w:r>
+    </w:p>
+    <w:p>
+      <w:pPr>
+        <w:spacing w:line="276" w:lineRule="auto"/>
+        <w:rPr>
+          <w:rFonts w:asciiTheme="minorHAnsi" w:hAnsiTheme="minorHAnsi" w:cstheme="minorHAnsi"/>
+          <w:sz w:val="22"/>
+          <w:szCs w:val="22"/>
+        </w:rPr>
+      </w:pPr>
+      <w:r>
+        <w:rPr>
+          <w:rFonts w:asciiTheme="minorHAnsi" w:hAnsiTheme="minorHAnsi" w:cstheme="minorHAnsi"/>
+          <w:sz w:val="22"/>
+          <w:szCs w:val="22"/>
+        </w:rPr>
+        <w:t>The default section is used when there is no special update entry for a specific device.</w:t>
+      </w:r>
+    </w:p>
+    <w:p>
+      <w:pPr>
+        <w:spacing w:line="276" w:lineRule="auto"/>
+        <w:rPr>
+          <w:rFonts w:asciiTheme="minorHAnsi" w:hAnsiTheme="minorHAnsi" w:cstheme="minorHAnsi"/>
+          <w:sz w:val="22"/>
+          <w:szCs w:val="22"/>
+        </w:rPr>
+      </w:pPr>
+      <w:r>
+        <w:rPr>
+          <w:rFonts w:asciiTheme="minorHAnsi" w:hAnsiTheme="minorHAnsi" w:cstheme="minorHAnsi"/>
+          <w:sz w:val="22"/>
+          <w:szCs w:val="22"/>
+        </w:rPr>
+        <w:t>The devices section is used to target individual devices. Each device can have its own firmware version, URL, size, SHA-256 hash, and enabled flag.</w:t>
+      </w:r>
+    </w:p>
+    <w:p>
+      <w:pPr>
+        <w:spacing w:line="276" w:lineRule="auto"/>
+        <w:rPr>
+          <w:rFonts w:asciiTheme="minorHAnsi" w:hAnsiTheme="minorHAnsi" w:cstheme="minorHAnsi"/>
+          <w:sz w:val="22"/>
+          <w:szCs w:val="22"/>
+        </w:rPr>
+      </w:pPr>
+      <w:r>
+        <w:rPr>
+          <w:rFonts w:asciiTheme="minorHAnsi" w:hAnsiTheme="minorHAnsi" w:cstheme="minorHAnsi"/>
+          <w:sz w:val="22"/>
+          <w:szCs w:val="22"/>
+        </w:rPr>
+        <w:t>The device checks its own device name or device ID and searches for a matching entry in the devices section. If it finds one, it uses that device-specific entry. If it does not find one, it uses the default entry.</w:t>
+      </w:r>
+    </w:p>
+    <w:p>
+      <w:pPr>
+        <w:spacing w:line="276" w:lineRule="auto"/>
+        <w:rPr>
+          <w:rFonts w:asciiTheme="minorHAnsi" w:hAnsiTheme="minorHAnsi" w:cstheme="minorHAnsi"/>
+          <w:sz w:val="22"/>
+          <w:szCs w:val="22"/>
+        </w:rPr>
+      </w:pPr>
+      <w:r>
+        <w:rPr>
+          <w:rFonts w:asciiTheme="minorHAnsi" w:hAnsiTheme="minorHAnsi" w:cstheme="minorHAnsi"/>
+          <w:sz w:val="22"/>
+          <w:szCs w:val="22"/>
+        </w:rPr>
+        <w:t>To update a specific device, change the entry for that device in the devices section.</w:t>
+      </w:r>
+    </w:p>
+    <w:p>
+      <w:pPr>
+        <w:spacing w:line="276" w:lineRule="auto"/>
+        <w:rPr>
+          <w:rFonts w:asciiTheme="minorHAnsi" w:hAnsiTheme="minorHAnsi" w:cstheme="minorHAnsi"/>
+          <w:sz w:val="22"/>
+          <w:szCs w:val="22"/>
+        </w:rPr>
+      </w:pPr>
+      <w:r>
+        <w:rPr>
+          <w:rFonts w:asciiTheme="minorHAnsi" w:hAnsiTheme="minorHAnsi" w:cstheme="minorHAnsi"/>
+          <w:sz w:val="22"/>
+          <w:szCs w:val="22"/>
+        </w:rPr>
+        <w:t>The device entry should contain the new version number, the GitHub Releases download URL, the SHA-256 hash, the firmware file size, and the enabled flag.</w:t>
+      </w:r>
+    </w:p>
+    <w:p>
+      <w:pPr>
+        <w:spacing w:line="276" w:lineRule="auto"/>
+        <w:rPr>
+          <w:rFonts w:asciiTheme="minorHAnsi" w:hAnsiTheme="minorHAnsi" w:cstheme="minorHAnsi"/>
+          <w:sz w:val="22"/>
+          <w:szCs w:val="22"/>
+        </w:rPr>
+      </w:pPr>
+      <w:r>
+        <w:rPr>
+          <w:rFonts w:asciiTheme="minorHAnsi" w:hAnsiTheme="minorHAnsi" w:cstheme="minorHAnsi"/>
+          <w:sz w:val="22"/>
+          <w:szCs w:val="22"/>
+        </w:rPr>
+        <w:t>The enabled flag must be set to true if the device is allowed to install this firmware.</w:t>
+      </w:r>
+    </w:p>
+    <w:p>
+      <w:pPr>
+        <w:spacing w:line="276" w:lineRule="auto"/>
+        <w:rPr>
+          <w:rFonts w:asciiTheme="minorHAnsi" w:hAnsiTheme="minorHAnsi" w:cstheme="minorHAnsi"/>
+          <w:sz w:val="22"/>
+          <w:szCs w:val="22"/>
+        </w:rPr>
+      </w:pPr>
+      <w:r>
+        <w:rPr>
+          <w:rFonts w:asciiTheme="minorHAnsi" w:hAnsiTheme="minorHAnsi" w:cstheme="minorHAnsi"/>
+          <w:sz w:val="22"/>
+          <w:szCs w:val="22"/>
+        </w:rPr>
+        <w:t>If enabled is false, the device will read the manifest but refuse to install that firmware.</w:t>
+      </w:r>
+    </w:p>
+    <w:p>
+      <w:pPr>
+        <w:spacing w:line="276" w:lineRule="auto"/>
+        <w:rPr>
+          <w:rFonts w:asciiTheme="minorHAnsi" w:hAnsiTheme="minorHAnsi" w:cstheme="minorHAnsi"/>
+          <w:sz w:val="22"/>
+          <w:szCs w:val="22"/>
+        </w:rPr>
+      </w:pPr>
+      <w:r>
+        <w:rPr>
+          <w:rFonts w:asciiTheme="minorHAnsi" w:hAnsiTheme="minorHAnsi" w:cstheme="minorHAnsi"/>
+          <w:sz w:val="22"/>
+          <w:szCs w:val="22"/>
+        </w:rPr>
+        <w:t>Before committing the manifest change, carefully check the following things.</w:t>
+      </w:r>
+    </w:p>
+    <w:p>
+      <w:pPr>
+        <w:spacing w:line="276" w:lineRule="auto"/>
+        <w:rPr>
+          <w:rFonts w:asciiTheme="minorHAnsi" w:hAnsiTheme="minorHAnsi" w:cstheme="minorHAnsi"/>
+          <w:sz w:val="22"/>
+          <w:szCs w:val="22"/>
+        </w:rPr>
+      </w:pPr>
+      <w:r>
+        <w:rPr>
+          <w:rFonts w:asciiTheme="minorHAnsi" w:hAnsiTheme="minorHAnsi" w:cstheme="minorHAnsi"/>
+          <w:sz w:val="22"/>
+          <w:szCs w:val="22"/>
+        </w:rPr>
+        <w:t>The version in the manifest must be higher than the version currently running on the device.</w:t>
+      </w:r>
+    </w:p>
+    <w:p>
+      <w:pPr>
+        <w:spacing w:line="276" w:lineRule="auto"/>
+        <w:rPr>
+          <w:rFonts w:asciiTheme="minorHAnsi" w:hAnsiTheme="minorHAnsi" w:cstheme="minorHAnsi"/>
+          <w:sz w:val="22"/>
+          <w:szCs w:val="22"/>
+        </w:rPr>
+      </w:pPr>
+      <w:r>
+        <w:rPr>
+          <w:rFonts w:asciiTheme="minorHAnsi" w:hAnsiTheme="minorHAnsi" w:cstheme="minorHAnsi"/>
+          <w:sz w:val="22"/>
+          <w:szCs w:val="22"/>
+        </w:rPr>
+        <w:t>The URL must point to the correct firmware binary in GitHub Releases.</w:t>
+      </w:r>
+    </w:p>
+    <w:p>
+      <w:pPr>
+        <w:spacing w:line="276" w:lineRule="auto"/>
+        <w:rPr>
+          <w:rFonts w:asciiTheme="minorHAnsi" w:hAnsiTheme="minorHAnsi" w:cstheme="minorHAnsi"/>
+          <w:sz w:val="22"/>
+          <w:szCs w:val="22"/>
+        </w:rPr>
+      </w:pPr>
+      <w:r>
+        <w:rPr>
+          <w:rFonts w:asciiTheme="minorHAnsi" w:hAnsiTheme="minorHAnsi" w:cstheme="minorHAnsi"/>
+          <w:sz w:val="22"/>
+          <w:szCs w:val="22"/>
+        </w:rPr>
+        <w:t>The SHA-256 hash must belong to that exact firmware binary.</w:t>
+      </w:r>
+    </w:p>
+    <w:p>
+      <w:pPr>
+        <w:spacing w:line="276" w:lineRule="auto"/>
+        <w:rPr>
+          <w:rFonts w:asciiTheme="minorHAnsi" w:hAnsiTheme="minorHAnsi" w:cstheme="minorHAnsi"/>
+          <w:sz w:val="22"/>
+          <w:szCs w:val="22"/>
+        </w:rPr>
+      </w:pPr>
+      <w:r>
+        <w:rPr>
+          <w:rFonts w:asciiTheme="minorHAnsi" w:hAnsiTheme="minorHAnsi" w:cstheme="minorHAnsi"/>
+          <w:sz w:val="22"/>
+          <w:szCs w:val="22"/>
+        </w:rPr>
+        <w:t>The size must match the exact size of that firmware binary.</w:t>
+      </w:r>
+    </w:p>
+    <w:p>
+      <w:pPr>
+        <w:spacing w:line="276" w:lineRule="auto"/>
+        <w:rPr>
+          <w:rFonts w:asciiTheme="minorHAnsi" w:hAnsiTheme="minorHAnsi" w:cstheme="minorHAnsi"/>
+          <w:sz w:val="22"/>
+          <w:szCs w:val="22"/>
+        </w:rPr>
+      </w:pPr>
+      <w:r>
+        <w:rPr>
+          <w:rFonts w:asciiTheme="minorHAnsi" w:hAnsiTheme="minorHAnsi" w:cstheme="minorHAnsi"/>
+          <w:sz w:val="22"/>
+          <w:szCs w:val="22"/>
+        </w:rPr>
+        <w:t>The enabled flag must be true for the device that should update.</w:t>
+      </w:r>
+    </w:p>
+    <w:p>
+      <w:pPr>
+        <w:spacing w:line="276" w:lineRule="auto"/>
+        <w:rPr>
+          <w:rFonts w:asciiTheme="minorHAnsi" w:hAnsiTheme="minorHAnsi" w:cstheme="minorHAnsi"/>
+          <w:sz w:val="22"/>
+          <w:szCs w:val="22"/>
+        </w:rPr>
+      </w:pPr>
+      <w:r>
+        <w:rPr>
+          <w:rFonts w:asciiTheme="minorHAnsi" w:hAnsiTheme="minorHAnsi" w:cstheme="minorHAnsi"/>
+          <w:sz w:val="22"/>
+          <w:szCs w:val="22"/>
+        </w:rPr>
+        <w:t>The device name or device ID in the manifest must match the device name or device ID used by the firmware.</w:t>
+      </w:r>
+    </w:p>
+    <w:p>
+      <w:pPr>
+        <w:spacing w:line="276" w:lineRule="auto"/>
+        <w:rPr>
+          <w:rFonts w:asciiTheme="minorHAnsi" w:hAnsiTheme="minorHAnsi" w:cstheme="minorHAnsi"/>
+          <w:sz w:val="22"/>
+          <w:szCs w:val="22"/>
+        </w:rPr>
+      </w:pPr>
+      <w:r>
+        <w:rPr>
+          <w:rFonts w:asciiTheme="minorHAnsi" w:hAnsiTheme="minorHAnsi" w:cstheme="minorHAnsi"/>
+          <w:sz w:val="22"/>
+          <w:szCs w:val="22"/>
+        </w:rPr>
+        <w:t>After checking the manifest, commit and push the manifest change to GitHub.</w:t>
+      </w:r>
+    </w:p>
+    <w:p>
+      <w:pPr>
+        <w:spacing w:line="276" w:lineRule="auto"/>
+        <w:rPr>
+          <w:rFonts w:asciiTheme="minorHAnsi" w:hAnsiTheme="minorHAnsi" w:cstheme="minorHAnsi"/>
+          <w:sz w:val="22"/>
+          <w:szCs w:val="22"/>
+        </w:rPr>
+      </w:pPr>
+      <w:r>
+        <w:rPr>
+          <w:rFonts w:asciiTheme="minorHAnsi" w:hAnsiTheme="minorHAnsi" w:cstheme="minorHAnsi"/>
+          <w:sz w:val="22"/>
+          <w:szCs w:val="22"/>
+        </w:rPr>
+        <w:t>At this point, the update is prepared.</w:t>
+      </w:r>
+    </w:p>
+    <w:p>
+      <w:pPr>
+        <w:spacing w:line="276" w:lineRule="auto"/>
+        <w:rPr>
+          <w:rFonts w:asciiTheme="minorHAnsi" w:hAnsiTheme="minorHAnsi" w:cstheme="minorHAnsi"/>
+          <w:sz w:val="22"/>
+          <w:szCs w:val="22"/>
+        </w:rPr>
+      </w:pPr>
+      <w:r>
+        <w:rPr>
+          <w:rFonts w:asciiTheme="minorHAnsi" w:hAnsiTheme="minorHAnsi" w:cstheme="minorHAnsi"/>
+          <w:sz w:val="22"/>
+          <w:szCs w:val="22"/>
+        </w:rPr>
+        <w:t>The new firmware file is available in GitHub Releases.</w:t>
+      </w:r>
+    </w:p>
+    <w:p>
+      <w:pPr>
+        <w:spacing w:line="276" w:lineRule="auto"/>
+        <w:rPr>
+          <w:rFonts w:asciiTheme="minorHAnsi" w:hAnsiTheme="minorHAnsi" w:cstheme="minorHAnsi"/>
+          <w:sz w:val="22"/>
+          <w:szCs w:val="22"/>
+        </w:rPr>
+      </w:pPr>
+      <w:r>
+        <w:rPr>
+          <w:rFonts w:asciiTheme="minorHAnsi" w:hAnsiTheme="minorHAnsi" w:cstheme="minorHAnsi"/>
+          <w:sz w:val="22"/>
+          <w:szCs w:val="22"/>
+        </w:rPr>
+        <w:t>The manifest points to the new firmware file.</w:t>
+      </w:r>
+    </w:p>
+    <w:p>
+      <w:pPr>
+        <w:spacing w:line="276" w:lineRule="auto"/>
+        <w:rPr>
+          <w:rFonts w:asciiTheme="minorHAnsi" w:hAnsiTheme="minorHAnsi" w:cstheme="minorHAnsi"/>
+          <w:sz w:val="22"/>
+          <w:szCs w:val="22"/>
+        </w:rPr>
+      </w:pPr>
+      <w:r>
+        <w:rPr>
+          <w:rFonts w:asciiTheme="minorHAnsi" w:hAnsiTheme="minorHAnsi" w:cstheme="minorHAnsi"/>
+          <w:sz w:val="22"/>
+          <w:szCs w:val="22"/>
+        </w:rPr>
+        <w:t>The device can now discover and install the update.</w:t>
+      </w:r>
+    </w:p>
+    <w:p>
+      <w:pPr>
+        <w:spacing w:line="276" w:lineRule="auto"/>
+        <w:rPr>
+          <w:rFonts w:asciiTheme="minorHAnsi" w:hAnsiTheme="minorHAnsi" w:cstheme="minorHAnsi"/>
+          <w:sz w:val="22"/>
+          <w:szCs w:val="22"/>
+        </w:rPr>
+      </w:pPr>
+      <w:r>
+        <w:rPr>
+          <w:rFonts w:asciiTheme="minorHAnsi" w:hAnsiTheme="minorHAnsi" w:cstheme="minorHAnsi"/>
+          <w:sz w:val="22"/>
+          <w:szCs w:val="22"/>
+        </w:rPr>
+        <w:t>Triggering the update with Telegram</w:t>
+      </w:r>
+    </w:p>
+    <w:p>
+      <w:pPr>
+        <w:spacing w:line="276" w:lineRule="auto"/>
+        <w:rPr>
+          <w:rFonts w:asciiTheme="minorHAnsi" w:hAnsiTheme="minorHAnsi" w:cstheme="minorHAnsi"/>
+          <w:sz w:val="22"/>
+          <w:szCs w:val="22"/>
+        </w:rPr>
+      </w:pPr>
+      <w:r>
+        <w:rPr>
+          <w:rFonts w:asciiTheme="minorHAnsi" w:hAnsiTheme="minorHAnsi" w:cstheme="minorHAnsi"/>
+          <w:sz w:val="22"/>
+          <w:szCs w:val="22"/>
+        </w:rPr>
+        <w:lastRenderedPageBreak/>
+        <w:t>The first way to trigger the OTA update is through Telegram.</w:t>
+      </w:r>
+    </w:p>
+    <w:p>
+      <w:pPr>
+        <w:spacing w:line="276" w:lineRule="auto"/>
+        <w:rPr>
+          <w:rFonts w:asciiTheme="minorHAnsi" w:hAnsiTheme="minorHAnsi" w:cstheme="minorHAnsi"/>
+          <w:sz w:val="22"/>
+          <w:szCs w:val="22"/>
+        </w:rPr>
+      </w:pPr>
+      <w:r>
+        <w:rPr>
+          <w:rFonts w:asciiTheme="minorHAnsi" w:hAnsiTheme="minorHAnsi" w:cstheme="minorHAnsi"/>
+          <w:sz w:val="22"/>
+          <w:szCs w:val="22"/>
+        </w:rPr>
+        <w:t>This is the manual remote update method.</w:t>
+      </w:r>
+    </w:p>
+    <w:p>
+      <w:pPr>
+        <w:spacing w:line="276" w:lineRule="auto"/>
+        <w:rPr>
+          <w:rFonts w:asciiTheme="minorHAnsi" w:hAnsiTheme="minorHAnsi" w:cstheme="minorHAnsi"/>
+          <w:sz w:val="22"/>
+          <w:szCs w:val="22"/>
+        </w:rPr>
+      </w:pPr>
+      <w:r>
+        <w:rPr>
+          <w:rFonts w:asciiTheme="minorHAnsi" w:hAnsiTheme="minorHAnsi" w:cstheme="minorHAnsi"/>
+          <w:sz w:val="22"/>
+          <w:szCs w:val="22"/>
+        </w:rPr>
+        <w:t>Use this method when you want the device to check for updates immediately and you are not physically near the device.</w:t>
+      </w:r>
+    </w:p>
+    <w:p>
+      <w:pPr>
+        <w:spacing w:line="276" w:lineRule="auto"/>
+        <w:rPr>
+          <w:rFonts w:asciiTheme="minorHAnsi" w:hAnsiTheme="minorHAnsi" w:cstheme="minorHAnsi"/>
+          <w:sz w:val="22"/>
+          <w:szCs w:val="22"/>
+        </w:rPr>
+      </w:pPr>
+      <w:r>
+        <w:rPr>
+          <w:rFonts w:asciiTheme="minorHAnsi" w:hAnsiTheme="minorHAnsi" w:cstheme="minorHAnsi"/>
+          <w:sz w:val="22"/>
+          <w:szCs w:val="22"/>
+        </w:rPr>
+        <w:t>Send the OTA update command to the device in the Telegram chat.</w:t>
+      </w:r>
+    </w:p>
+    <w:p>
+      <w:pPr>
+        <w:spacing w:line="276" w:lineRule="auto"/>
+        <w:rPr>
+          <w:rFonts w:asciiTheme="minorHAnsi" w:hAnsiTheme="minorHAnsi" w:cstheme="minorHAnsi"/>
+          <w:sz w:val="22"/>
+          <w:szCs w:val="22"/>
+        </w:rPr>
+      </w:pPr>
+      <w:r>
+        <w:rPr>
+          <w:rFonts w:asciiTheme="minorHAnsi" w:hAnsiTheme="minorHAnsi" w:cstheme="minorHAnsi"/>
+          <w:sz w:val="22"/>
+          <w:szCs w:val="22"/>
+        </w:rPr>
+        <w:t>After receiving the command, the device sets the com_g.ota flag.</w:t>
+      </w:r>
+    </w:p>
+    <w:p>
+      <w:pPr>
+        <w:spacing w:line="276" w:lineRule="auto"/>
+        <w:rPr>
+          <w:rFonts w:asciiTheme="minorHAnsi" w:hAnsiTheme="minorHAnsi" w:cstheme="minorHAnsi"/>
+          <w:sz w:val="22"/>
+          <w:szCs w:val="22"/>
+        </w:rPr>
+      </w:pPr>
+      <w:r>
+        <w:rPr>
+          <w:rFonts w:asciiTheme="minorHAnsi" w:hAnsiTheme="minorHAnsi" w:cstheme="minorHAnsi"/>
+          <w:sz w:val="22"/>
+          <w:szCs w:val="22"/>
+        </w:rPr>
+        <w:t>The com_g.ota flag tells the main program that an OTA update check has been requested.</w:t>
+      </w:r>
+    </w:p>
+    <w:p>
+      <w:pPr>
+        <w:spacing w:line="276" w:lineRule="auto"/>
+        <w:rPr>
+          <w:rFonts w:asciiTheme="minorHAnsi" w:hAnsiTheme="minorHAnsi" w:cstheme="minorHAnsi"/>
+          <w:sz w:val="22"/>
+          <w:szCs w:val="22"/>
+        </w:rPr>
+      </w:pPr>
+      <w:r>
+        <w:rPr>
+          <w:rFonts w:asciiTheme="minorHAnsi" w:hAnsiTheme="minorHAnsi" w:cstheme="minorHAnsi"/>
+          <w:sz w:val="22"/>
+          <w:szCs w:val="22"/>
+        </w:rPr>
+        <w:t>The device then enters the normal OTA handling logic.</w:t>
+      </w:r>
+    </w:p>
+    <w:p>
+      <w:pPr>
+        <w:spacing w:line="276" w:lineRule="auto"/>
+        <w:rPr>
+          <w:rFonts w:asciiTheme="minorHAnsi" w:hAnsiTheme="minorHAnsi" w:cstheme="minorHAnsi"/>
+          <w:sz w:val="22"/>
+          <w:szCs w:val="22"/>
+        </w:rPr>
+      </w:pPr>
+      <w:r>
+        <w:rPr>
+          <w:rFonts w:asciiTheme="minorHAnsi" w:hAnsiTheme="minorHAnsi" w:cstheme="minorHAnsi"/>
+          <w:sz w:val="22"/>
+          <w:szCs w:val="22"/>
+        </w:rPr>
+        <w:t>The important detail is that Telegram itself does not directly download or install the firmware. Telegram only tells the device to start the update check.</w:t>
+      </w:r>
+    </w:p>
+    <w:p>
+      <w:pPr>
+        <w:spacing w:line="276" w:lineRule="auto"/>
+        <w:rPr>
+          <w:rFonts w:asciiTheme="minorHAnsi" w:hAnsiTheme="minorHAnsi" w:cstheme="minorHAnsi"/>
+          <w:sz w:val="22"/>
+          <w:szCs w:val="22"/>
+        </w:rPr>
+      </w:pPr>
+      <w:r>
+        <w:rPr>
+          <w:rFonts w:asciiTheme="minorHAnsi" w:hAnsiTheme="minorHAnsi" w:cstheme="minorHAnsi"/>
+          <w:sz w:val="22"/>
+          <w:szCs w:val="22"/>
+        </w:rPr>
+        <w:t>Once the update check starts, the device connects to Wi-Fi if needed.</w:t>
+      </w:r>
+    </w:p>
+    <w:p>
+      <w:pPr>
+        <w:spacing w:line="276" w:lineRule="auto"/>
+        <w:rPr>
+          <w:rFonts w:asciiTheme="minorHAnsi" w:hAnsiTheme="minorHAnsi" w:cstheme="minorHAnsi"/>
+          <w:sz w:val="22"/>
+          <w:szCs w:val="22"/>
+        </w:rPr>
+      </w:pPr>
+      <w:r>
+        <w:rPr>
+          <w:rFonts w:asciiTheme="minorHAnsi" w:hAnsiTheme="minorHAnsi" w:cstheme="minorHAnsi"/>
+          <w:sz w:val="22"/>
+          <w:szCs w:val="22"/>
+        </w:rPr>
+        <w:t>Then it downloads the manifest from GitHub.</w:t>
+      </w:r>
+    </w:p>
+    <w:p>
+      <w:pPr>
+        <w:spacing w:line="276" w:lineRule="auto"/>
+        <w:rPr>
+          <w:rFonts w:asciiTheme="minorHAnsi" w:hAnsiTheme="minorHAnsi" w:cstheme="minorHAnsi"/>
+          <w:sz w:val="22"/>
+          <w:szCs w:val="22"/>
+        </w:rPr>
+      </w:pPr>
+      <w:r>
+        <w:rPr>
+          <w:rFonts w:asciiTheme="minorHAnsi" w:hAnsiTheme="minorHAnsi" w:cstheme="minorHAnsi"/>
+          <w:sz w:val="22"/>
+          <w:szCs w:val="22"/>
+        </w:rPr>
+        <w:t>After downloading the manifest, the device searches for its own device entry.</w:t>
+      </w:r>
+    </w:p>
+    <w:p>
+      <w:pPr>
+        <w:spacing w:line="276" w:lineRule="auto"/>
+        <w:rPr>
+          <w:rFonts w:asciiTheme="minorHAnsi" w:hAnsiTheme="minorHAnsi" w:cstheme="minorHAnsi"/>
+          <w:sz w:val="22"/>
+          <w:szCs w:val="22"/>
+        </w:rPr>
+      </w:pPr>
+      <w:r>
+        <w:rPr>
+          <w:rFonts w:asciiTheme="minorHAnsi" w:hAnsiTheme="minorHAnsi" w:cstheme="minorHAnsi"/>
+          <w:sz w:val="22"/>
+          <w:szCs w:val="22"/>
+        </w:rPr>
+        <w:t>If a device-specific entry exists, the device uses that entry.</w:t>
+      </w:r>
+    </w:p>
+    <w:p>
+      <w:pPr>
+        <w:spacing w:line="276" w:lineRule="auto"/>
+        <w:rPr>
+          <w:rFonts w:asciiTheme="minorHAnsi" w:hAnsiTheme="minorHAnsi" w:cstheme="minorHAnsi"/>
+          <w:sz w:val="22"/>
+          <w:szCs w:val="22"/>
+        </w:rPr>
+      </w:pPr>
+      <w:r>
+        <w:rPr>
+          <w:rFonts w:asciiTheme="minorHAnsi" w:hAnsiTheme="minorHAnsi" w:cstheme="minorHAnsi"/>
+          <w:sz w:val="22"/>
+          <w:szCs w:val="22"/>
+        </w:rPr>
+        <w:t>If no device-specific entry exists, the device uses the default entry.</w:t>
+      </w:r>
+    </w:p>
+    <w:p>
+      <w:pPr>
+        <w:spacing w:line="276" w:lineRule="auto"/>
+        <w:rPr>
+          <w:rFonts w:asciiTheme="minorHAnsi" w:hAnsiTheme="minorHAnsi" w:cstheme="minorHAnsi"/>
+          <w:sz w:val="22"/>
+          <w:szCs w:val="22"/>
+        </w:rPr>
+      </w:pPr>
+      <w:r>
+        <w:rPr>
+          <w:rFonts w:asciiTheme="minorHAnsi" w:hAnsiTheme="minorHAnsi" w:cstheme="minorHAnsi"/>
+          <w:sz w:val="22"/>
+          <w:szCs w:val="22"/>
+        </w:rPr>
+        <w:t>Then the device checks whether the selected entry is enabled.</w:t>
+      </w:r>
+    </w:p>
+    <w:p>
+      <w:pPr>
+        <w:spacing w:line="276" w:lineRule="auto"/>
+        <w:rPr>
+          <w:rFonts w:asciiTheme="minorHAnsi" w:hAnsiTheme="minorHAnsi" w:cstheme="minorHAnsi"/>
+          <w:sz w:val="22"/>
+          <w:szCs w:val="22"/>
+        </w:rPr>
+      </w:pPr>
+      <w:r>
+        <w:rPr>
+          <w:rFonts w:asciiTheme="minorHAnsi" w:hAnsiTheme="minorHAnsi" w:cstheme="minorHAnsi"/>
+          <w:sz w:val="22"/>
+          <w:szCs w:val="22"/>
+        </w:rPr>
+        <w:t>If enabled is false, the device stops the update process.</w:t>
+      </w:r>
+    </w:p>
+    <w:p>
+      <w:pPr>
+        <w:spacing w:line="276" w:lineRule="auto"/>
+        <w:rPr>
+          <w:rFonts w:asciiTheme="minorHAnsi" w:hAnsiTheme="minorHAnsi" w:cstheme="minorHAnsi"/>
+          <w:sz w:val="22"/>
+          <w:szCs w:val="22"/>
+        </w:rPr>
+      </w:pPr>
+      <w:r>
+        <w:rPr>
+          <w:rFonts w:asciiTheme="minorHAnsi" w:hAnsiTheme="minorHAnsi" w:cstheme="minorHAnsi"/>
+          <w:sz w:val="22"/>
+          <w:szCs w:val="22"/>
+        </w:rPr>
+        <w:t>If enabled is true, the device compares the version from the manifest with the version currently running on the device.</w:t>
+      </w:r>
+    </w:p>
+    <w:p>
+      <w:pPr>
+        <w:spacing w:line="276" w:lineRule="auto"/>
+        <w:rPr>
+          <w:rFonts w:asciiTheme="minorHAnsi" w:hAnsiTheme="minorHAnsi" w:cstheme="minorHAnsi"/>
+          <w:sz w:val="22"/>
+          <w:szCs w:val="22"/>
+        </w:rPr>
+      </w:pPr>
+      <w:r>
+        <w:rPr>
+          <w:rFonts w:asciiTheme="minorHAnsi" w:hAnsiTheme="minorHAnsi" w:cstheme="minorHAnsi"/>
+          <w:sz w:val="22"/>
+          <w:szCs w:val="22"/>
+        </w:rPr>
+        <w:t>If the manifest version is the same as the current version, the device does not download the firmware.</w:t>
+      </w:r>
+    </w:p>
+    <w:p>
+      <w:pPr>
+        <w:spacing w:line="276" w:lineRule="auto"/>
+        <w:rPr>
+          <w:rFonts w:asciiTheme="minorHAnsi" w:hAnsiTheme="minorHAnsi" w:cstheme="minorHAnsi"/>
+          <w:sz w:val="22"/>
+          <w:szCs w:val="22"/>
+        </w:rPr>
+      </w:pPr>
+      <w:r>
+        <w:rPr>
+          <w:rFonts w:asciiTheme="minorHAnsi" w:hAnsiTheme="minorHAnsi" w:cstheme="minorHAnsi"/>
+          <w:sz w:val="22"/>
+          <w:szCs w:val="22"/>
+        </w:rPr>
+        <w:t>If the manifest version is older than the current version, the device also does not download the firmware.</w:t>
+      </w:r>
+    </w:p>
+    <w:p>
+      <w:pPr>
+        <w:spacing w:line="276" w:lineRule="auto"/>
+        <w:rPr>
+          <w:rFonts w:asciiTheme="minorHAnsi" w:hAnsiTheme="minorHAnsi" w:cstheme="minorHAnsi"/>
+          <w:sz w:val="22"/>
+          <w:szCs w:val="22"/>
+        </w:rPr>
+      </w:pPr>
+      <w:r>
+        <w:rPr>
+          <w:rFonts w:asciiTheme="minorHAnsi" w:hAnsiTheme="minorHAnsi" w:cstheme="minorHAnsi"/>
+          <w:sz w:val="22"/>
+          <w:szCs w:val="22"/>
+        </w:rPr>
+        <w:t>If the manifest version is newer than the current version, the device continues.</w:t>
+      </w:r>
+    </w:p>
+    <w:p>
+      <w:pPr>
+        <w:spacing w:line="276" w:lineRule="auto"/>
+        <w:rPr>
+          <w:rFonts w:asciiTheme="minorHAnsi" w:hAnsiTheme="minorHAnsi" w:cstheme="minorHAnsi"/>
+          <w:sz w:val="22"/>
+          <w:szCs w:val="22"/>
+        </w:rPr>
+      </w:pPr>
+      <w:r>
+        <w:rPr>
+          <w:rFonts w:asciiTheme="minorHAnsi" w:hAnsiTheme="minorHAnsi" w:cstheme="minorHAnsi"/>
+          <w:sz w:val="22"/>
+          <w:szCs w:val="22"/>
+        </w:rPr>
+        <w:t>Next, the device checks the firmware size from the manifest.</w:t>
+      </w:r>
+    </w:p>
+    <w:p>
+      <w:pPr>
+        <w:spacing w:line="276" w:lineRule="auto"/>
+        <w:rPr>
+          <w:rFonts w:asciiTheme="minorHAnsi" w:hAnsiTheme="minorHAnsi" w:cstheme="minorHAnsi"/>
+          <w:sz w:val="22"/>
+          <w:szCs w:val="22"/>
+        </w:rPr>
+      </w:pPr>
+      <w:r>
+        <w:rPr>
+          <w:rFonts w:asciiTheme="minorHAnsi" w:hAnsiTheme="minorHAnsi" w:cstheme="minorHAnsi"/>
+          <w:sz w:val="22"/>
+          <w:szCs w:val="22"/>
+        </w:rPr>
+        <w:t>If the firmware is too large for the OTA partition, the device stops the update.</w:t>
+      </w:r>
+    </w:p>
+    <w:p>
+      <w:pPr>
+        <w:spacing w:line="276" w:lineRule="auto"/>
+        <w:rPr>
+          <w:rFonts w:asciiTheme="minorHAnsi" w:hAnsiTheme="minorHAnsi" w:cstheme="minorHAnsi"/>
+          <w:sz w:val="22"/>
+          <w:szCs w:val="22"/>
+        </w:rPr>
+      </w:pPr>
+      <w:r>
+        <w:rPr>
+          <w:rFonts w:asciiTheme="minorHAnsi" w:hAnsiTheme="minorHAnsi" w:cstheme="minorHAnsi"/>
+          <w:sz w:val="22"/>
+          <w:szCs w:val="22"/>
+        </w:rPr>
+        <w:t>If the firmware fits, the device starts downloading the binary file from GitHub Releases.</w:t>
+      </w:r>
+    </w:p>
+    <w:p>
+      <w:pPr>
+        <w:spacing w:line="276" w:lineRule="auto"/>
+        <w:rPr>
+          <w:rFonts w:asciiTheme="minorHAnsi" w:hAnsiTheme="minorHAnsi" w:cstheme="minorHAnsi"/>
+          <w:sz w:val="22"/>
+          <w:szCs w:val="22"/>
+        </w:rPr>
+      </w:pPr>
+      <w:r>
+        <w:rPr>
+          <w:rFonts w:asciiTheme="minorHAnsi" w:hAnsiTheme="minorHAnsi" w:cstheme="minorHAnsi"/>
+          <w:sz w:val="22"/>
+          <w:szCs w:val="22"/>
+        </w:rPr>
+        <w:t>While downloading the firmware, the device also calculates the SHA-256 hash.</w:t>
+      </w:r>
+    </w:p>
+    <w:p>
+      <w:pPr>
+        <w:spacing w:line="276" w:lineRule="auto"/>
+        <w:rPr>
+          <w:rFonts w:asciiTheme="minorHAnsi" w:hAnsiTheme="minorHAnsi" w:cstheme="minorHAnsi"/>
+          <w:sz w:val="22"/>
+          <w:szCs w:val="22"/>
+        </w:rPr>
+      </w:pPr>
+      <w:r>
+        <w:rPr>
+          <w:rFonts w:asciiTheme="minorHAnsi" w:hAnsiTheme="minorHAnsi" w:cstheme="minorHAnsi"/>
+          <w:sz w:val="22"/>
+          <w:szCs w:val="22"/>
+        </w:rPr>
+        <w:t>After the download is finished, the device compares the calculated SHA-256 hash with the SHA-256 hash from the manifest.</w:t>
+      </w:r>
+    </w:p>
+    <w:p>
+      <w:pPr>
+        <w:spacing w:line="276" w:lineRule="auto"/>
+        <w:rPr>
+          <w:rFonts w:asciiTheme="minorHAnsi" w:hAnsiTheme="minorHAnsi" w:cstheme="minorHAnsi"/>
+          <w:sz w:val="22"/>
+          <w:szCs w:val="22"/>
+        </w:rPr>
+      </w:pPr>
+      <w:r>
+        <w:rPr>
+          <w:rFonts w:asciiTheme="minorHAnsi" w:hAnsiTheme="minorHAnsi" w:cstheme="minorHAnsi"/>
+          <w:sz w:val="22"/>
+          <w:szCs w:val="22"/>
+        </w:rPr>
+        <w:t>If the hashes do not match, the device refuses to install the update.</w:t>
+      </w:r>
+    </w:p>
+    <w:p>
+      <w:pPr>
+        <w:spacing w:line="276" w:lineRule="auto"/>
+        <w:rPr>
+          <w:rFonts w:asciiTheme="minorHAnsi" w:hAnsiTheme="minorHAnsi" w:cstheme="minorHAnsi"/>
+          <w:sz w:val="22"/>
+          <w:szCs w:val="22"/>
+        </w:rPr>
+      </w:pPr>
+      <w:r>
+        <w:rPr>
+          <w:rFonts w:asciiTheme="minorHAnsi" w:hAnsiTheme="minorHAnsi" w:cstheme="minorHAnsi"/>
+          <w:sz w:val="22"/>
+          <w:szCs w:val="22"/>
+        </w:rPr>
+        <w:t>If the hashes match, the device finalizes the OTA update and prepares the new firmware for boot.</w:t>
+      </w:r>
+    </w:p>
+    <w:p>
+      <w:pPr>
+        <w:spacing w:line="276" w:lineRule="auto"/>
+        <w:rPr>
+          <w:rFonts w:asciiTheme="minorHAnsi" w:hAnsiTheme="minorHAnsi" w:cstheme="minorHAnsi"/>
+          <w:sz w:val="22"/>
+          <w:szCs w:val="22"/>
+        </w:rPr>
+      </w:pPr>
+      <w:r>
+        <w:rPr>
+          <w:rFonts w:asciiTheme="minorHAnsi" w:hAnsiTheme="minorHAnsi" w:cstheme="minorHAnsi"/>
+          <w:sz w:val="22"/>
+          <w:szCs w:val="22"/>
+        </w:rPr>
+        <w:t>Then the device reboots.</w:t>
+      </w:r>
+    </w:p>
+    <w:p>
+      <w:pPr>
+        <w:spacing w:line="276" w:lineRule="auto"/>
+        <w:rPr>
+          <w:rFonts w:asciiTheme="minorHAnsi" w:hAnsiTheme="minorHAnsi" w:cstheme="minorHAnsi"/>
+          <w:sz w:val="22"/>
+          <w:szCs w:val="22"/>
+        </w:rPr>
+      </w:pPr>
+      <w:r>
+        <w:rPr>
+          <w:rFonts w:asciiTheme="minorHAnsi" w:hAnsiTheme="minorHAnsi" w:cstheme="minorHAnsi"/>
+          <w:sz w:val="22"/>
+          <w:szCs w:val="22"/>
+        </w:rPr>
+        <w:t>After rebooting, the device should be running the new firmware version.</w:t>
+      </w:r>
+    </w:p>
+    <w:p>
+      <w:pPr>
+        <w:spacing w:line="276" w:lineRule="auto"/>
+        <w:rPr>
+          <w:rFonts w:asciiTheme="minorHAnsi" w:hAnsiTheme="minorHAnsi" w:cstheme="minorHAnsi"/>
+          <w:sz w:val="22"/>
+          <w:szCs w:val="22"/>
+        </w:rPr>
+      </w:pPr>
+      <w:r>
+        <w:rPr>
+          <w:rFonts w:asciiTheme="minorHAnsi" w:hAnsiTheme="minorHAnsi" w:cstheme="minorHAnsi"/>
+          <w:sz w:val="22"/>
+          <w:szCs w:val="22"/>
+        </w:rPr>
+        <w:t>To confirm the update, use the device’s version reporting function, status command, display output, serial output, or Telegram response, depending on what is available in the current firmware.</w:t>
+      </w:r>
+    </w:p>
+    <w:p>
+      <w:pPr>
+        <w:spacing w:line="276" w:lineRule="auto"/>
+        <w:rPr>
+          <w:rFonts w:asciiTheme="minorHAnsi" w:hAnsiTheme="minorHAnsi" w:cstheme="minorHAnsi"/>
+          <w:sz w:val="22"/>
+          <w:szCs w:val="22"/>
+        </w:rPr>
+      </w:pPr>
+      <w:r>
+        <w:rPr>
+          <w:rFonts w:asciiTheme="minorHAnsi" w:hAnsiTheme="minorHAnsi" w:cstheme="minorHAnsi"/>
+          <w:sz w:val="22"/>
+          <w:szCs w:val="22"/>
+        </w:rPr>
+        <w:t>If the device reports the new version number, the OTA update was successful.</w:t>
+      </w:r>
+    </w:p>
+    <w:p>
+      <w:pPr>
+        <w:spacing w:line="276" w:lineRule="auto"/>
+        <w:rPr>
+          <w:rFonts w:asciiTheme="minorHAnsi" w:hAnsiTheme="minorHAnsi" w:cstheme="minorHAnsi"/>
+          <w:sz w:val="22"/>
+          <w:szCs w:val="22"/>
+        </w:rPr>
+      </w:pPr>
+      <w:r>
+        <w:rPr>
+          <w:rFonts w:asciiTheme="minorHAnsi" w:hAnsiTheme="minorHAnsi" w:cstheme="minorHAnsi"/>
+          <w:sz w:val="22"/>
+          <w:szCs w:val="22"/>
+        </w:rPr>
+        <w:t>Triggering the update with the physical OTA button</w:t>
+      </w:r>
+    </w:p>
+    <w:p>
+      <w:pPr>
+        <w:spacing w:line="276" w:lineRule="auto"/>
+        <w:rPr>
+          <w:rFonts w:asciiTheme="minorHAnsi" w:hAnsiTheme="minorHAnsi" w:cstheme="minorHAnsi"/>
+          <w:sz w:val="22"/>
+          <w:szCs w:val="22"/>
+        </w:rPr>
+      </w:pPr>
+      <w:r>
+        <w:rPr>
+          <w:rFonts w:asciiTheme="minorHAnsi" w:hAnsiTheme="minorHAnsi" w:cstheme="minorHAnsi"/>
+          <w:sz w:val="22"/>
+          <w:szCs w:val="22"/>
+        </w:rPr>
+        <w:t>The second way to trigger the OTA update is by pressing the physical OTA button on the device.</w:t>
+      </w:r>
+    </w:p>
+    <w:p>
+      <w:pPr>
+        <w:spacing w:line="276" w:lineRule="auto"/>
+        <w:rPr>
+          <w:rFonts w:asciiTheme="minorHAnsi" w:hAnsiTheme="minorHAnsi" w:cstheme="minorHAnsi"/>
+          <w:sz w:val="22"/>
+          <w:szCs w:val="22"/>
+        </w:rPr>
+      </w:pPr>
+      <w:r>
+        <w:rPr>
+          <w:rFonts w:asciiTheme="minorHAnsi" w:hAnsiTheme="minorHAnsi" w:cstheme="minorHAnsi"/>
+          <w:sz w:val="22"/>
+          <w:szCs w:val="22"/>
+        </w:rPr>
+        <w:t>Use this method when you are physically near the device and want to force an update check without using Telegram.</w:t>
+      </w:r>
+    </w:p>
+    <w:p>
+      <w:pPr>
+        <w:spacing w:line="276" w:lineRule="auto"/>
+        <w:rPr>
+          <w:rFonts w:asciiTheme="minorHAnsi" w:hAnsiTheme="minorHAnsi" w:cstheme="minorHAnsi"/>
+          <w:sz w:val="22"/>
+          <w:szCs w:val="22"/>
+        </w:rPr>
+      </w:pPr>
+      <w:r>
+        <w:rPr>
+          <w:rFonts w:asciiTheme="minorHAnsi" w:hAnsiTheme="minorHAnsi" w:cstheme="minorHAnsi"/>
+          <w:sz w:val="22"/>
+          <w:szCs w:val="22"/>
+        </w:rPr>
+        <w:t>The physical OTA button does not contain a separate update system.</w:t>
+      </w:r>
+    </w:p>
+    <w:p>
+      <w:pPr>
+        <w:spacing w:line="276" w:lineRule="auto"/>
+        <w:rPr>
+          <w:rFonts w:asciiTheme="minorHAnsi" w:hAnsiTheme="minorHAnsi" w:cstheme="minorHAnsi"/>
+          <w:sz w:val="22"/>
+          <w:szCs w:val="22"/>
+        </w:rPr>
+      </w:pPr>
+      <w:r>
+        <w:rPr>
+          <w:rFonts w:asciiTheme="minorHAnsi" w:hAnsiTheme="minorHAnsi" w:cstheme="minorHAnsi"/>
+          <w:sz w:val="22"/>
+          <w:szCs w:val="22"/>
+        </w:rPr>
+        <w:t>Pressing the button simply changes the state of the com_g.ota flag.</w:t>
+      </w:r>
+    </w:p>
+    <w:p>
+      <w:pPr>
+        <w:spacing w:line="276" w:lineRule="auto"/>
+        <w:rPr>
+          <w:rFonts w:asciiTheme="minorHAnsi" w:hAnsiTheme="minorHAnsi" w:cstheme="minorHAnsi"/>
+          <w:sz w:val="22"/>
+          <w:szCs w:val="22"/>
+        </w:rPr>
+      </w:pPr>
+      <w:r>
+        <w:rPr>
+          <w:rFonts w:asciiTheme="minorHAnsi" w:hAnsiTheme="minorHAnsi" w:cstheme="minorHAnsi"/>
+          <w:sz w:val="22"/>
+          <w:szCs w:val="22"/>
+        </w:rPr>
+        <w:t>This is the same flag that is used when the OTA update is requested through Telegram.</w:t>
+      </w:r>
+    </w:p>
+    <w:p>
+      <w:pPr>
+        <w:spacing w:line="276" w:lineRule="auto"/>
+        <w:rPr>
+          <w:rFonts w:asciiTheme="minorHAnsi" w:hAnsiTheme="minorHAnsi" w:cstheme="minorHAnsi"/>
+          <w:sz w:val="22"/>
+          <w:szCs w:val="22"/>
+        </w:rPr>
+      </w:pPr>
+      <w:r>
+        <w:rPr>
+          <w:rFonts w:asciiTheme="minorHAnsi" w:hAnsiTheme="minorHAnsi" w:cstheme="minorHAnsi"/>
+          <w:sz w:val="22"/>
+          <w:szCs w:val="22"/>
+        </w:rPr>
+        <w:t>When the program later reaches the OTA handling logic, it sees that com_g.ota is active.</w:t>
+      </w:r>
+    </w:p>
+    <w:p>
+      <w:pPr>
+        <w:spacing w:line="276" w:lineRule="auto"/>
+        <w:rPr>
+          <w:rFonts w:asciiTheme="minorHAnsi" w:hAnsiTheme="minorHAnsi" w:cstheme="minorHAnsi"/>
+          <w:sz w:val="22"/>
+          <w:szCs w:val="22"/>
+        </w:rPr>
+      </w:pPr>
+      <w:r>
+        <w:rPr>
+          <w:rFonts w:asciiTheme="minorHAnsi" w:hAnsiTheme="minorHAnsi" w:cstheme="minorHAnsi"/>
+          <w:sz w:val="22"/>
+          <w:szCs w:val="22"/>
+        </w:rPr>
+        <w:t>Then it starts the same cloud-pull OTA update check.</w:t>
+      </w:r>
+    </w:p>
+    <w:p>
+      <w:pPr>
+        <w:spacing w:line="276" w:lineRule="auto"/>
+        <w:rPr>
+          <w:rFonts w:asciiTheme="minorHAnsi" w:hAnsiTheme="minorHAnsi" w:cstheme="minorHAnsi"/>
+          <w:sz w:val="22"/>
+          <w:szCs w:val="22"/>
+        </w:rPr>
+      </w:pPr>
+      <w:r>
+        <w:rPr>
+          <w:rFonts w:asciiTheme="minorHAnsi" w:hAnsiTheme="minorHAnsi" w:cstheme="minorHAnsi"/>
+          <w:sz w:val="22"/>
+          <w:szCs w:val="22"/>
+        </w:rPr>
+        <w:t>From this point onward, the process is identical to the Telegram-triggered update.</w:t>
+      </w:r>
+    </w:p>
+    <w:p>
+      <w:pPr>
+        <w:spacing w:line="276" w:lineRule="auto"/>
+        <w:rPr>
+          <w:rFonts w:asciiTheme="minorHAnsi" w:hAnsiTheme="minorHAnsi" w:cstheme="minorHAnsi"/>
+          <w:sz w:val="22"/>
+          <w:szCs w:val="22"/>
+        </w:rPr>
+      </w:pPr>
+      <w:r>
+        <w:rPr>
+          <w:rFonts w:asciiTheme="minorHAnsi" w:hAnsiTheme="minorHAnsi" w:cstheme="minorHAnsi"/>
+          <w:sz w:val="22"/>
+          <w:szCs w:val="22"/>
+        </w:rPr>
+        <w:t>The device connects to Wi-Fi if needed.</w:t>
+      </w:r>
+    </w:p>
+    <w:p>
+      <w:pPr>
+        <w:spacing w:line="276" w:lineRule="auto"/>
+        <w:rPr>
+          <w:rFonts w:asciiTheme="minorHAnsi" w:hAnsiTheme="minorHAnsi" w:cstheme="minorHAnsi"/>
+          <w:sz w:val="22"/>
+          <w:szCs w:val="22"/>
+        </w:rPr>
+      </w:pPr>
+      <w:r>
+        <w:rPr>
+          <w:rFonts w:asciiTheme="minorHAnsi" w:hAnsiTheme="minorHAnsi" w:cstheme="minorHAnsi"/>
+          <w:sz w:val="22"/>
+          <w:szCs w:val="22"/>
+        </w:rPr>
+        <w:lastRenderedPageBreak/>
+        <w:t>The device downloads the manifest from GitHub.</w:t>
+      </w:r>
+    </w:p>
+    <w:p>
+      <w:pPr>
+        <w:spacing w:line="276" w:lineRule="auto"/>
+        <w:rPr>
+          <w:rFonts w:asciiTheme="minorHAnsi" w:hAnsiTheme="minorHAnsi" w:cstheme="minorHAnsi"/>
+          <w:sz w:val="22"/>
+          <w:szCs w:val="22"/>
+        </w:rPr>
+      </w:pPr>
+      <w:r>
+        <w:rPr>
+          <w:rFonts w:asciiTheme="minorHAnsi" w:hAnsiTheme="minorHAnsi" w:cstheme="minorHAnsi"/>
+          <w:sz w:val="22"/>
+          <w:szCs w:val="22"/>
+        </w:rPr>
+        <w:t>The device selects the correct manifest entry.</w:t>
+      </w:r>
+    </w:p>
+    <w:p>
+      <w:pPr>
+        <w:spacing w:line="276" w:lineRule="auto"/>
+        <w:rPr>
+          <w:rFonts w:asciiTheme="minorHAnsi" w:hAnsiTheme="minorHAnsi" w:cstheme="minorHAnsi"/>
+          <w:sz w:val="22"/>
+          <w:szCs w:val="22"/>
+        </w:rPr>
+      </w:pPr>
+      <w:r>
+        <w:rPr>
+          <w:rFonts w:asciiTheme="minorHAnsi" w:hAnsiTheme="minorHAnsi" w:cstheme="minorHAnsi"/>
+          <w:sz w:val="22"/>
+          <w:szCs w:val="22"/>
+        </w:rPr>
+        <w:t>The device checks whether the update is enabled.</w:t>
+      </w:r>
+    </w:p>
+    <w:p>
+      <w:pPr>
+        <w:spacing w:line="276" w:lineRule="auto"/>
+        <w:rPr>
+          <w:rFonts w:asciiTheme="minorHAnsi" w:hAnsiTheme="minorHAnsi" w:cstheme="minorHAnsi"/>
+          <w:sz w:val="22"/>
+          <w:szCs w:val="22"/>
+        </w:rPr>
+      </w:pPr>
+      <w:r>
+        <w:rPr>
+          <w:rFonts w:asciiTheme="minorHAnsi" w:hAnsiTheme="minorHAnsi" w:cstheme="minorHAnsi"/>
+          <w:sz w:val="22"/>
+          <w:szCs w:val="22"/>
+        </w:rPr>
+        <w:t>The device compares the manifest version with the current firmware version.</w:t>
+      </w:r>
+    </w:p>
+    <w:p>
+      <w:pPr>
+        <w:spacing w:line="276" w:lineRule="auto"/>
+        <w:rPr>
+          <w:rFonts w:asciiTheme="minorHAnsi" w:hAnsiTheme="minorHAnsi" w:cstheme="minorHAnsi"/>
+          <w:sz w:val="22"/>
+          <w:szCs w:val="22"/>
+        </w:rPr>
+      </w:pPr>
+      <w:r>
+        <w:rPr>
+          <w:rFonts w:asciiTheme="minorHAnsi" w:hAnsiTheme="minorHAnsi" w:cstheme="minorHAnsi"/>
+          <w:sz w:val="22"/>
+          <w:szCs w:val="22"/>
+        </w:rPr>
+        <w:t>The device checks whether the new firmware file fits into the OTA partition.</w:t>
+      </w:r>
+    </w:p>
+    <w:p>
+      <w:pPr>
+        <w:spacing w:line="276" w:lineRule="auto"/>
+        <w:rPr>
+          <w:rFonts w:asciiTheme="minorHAnsi" w:hAnsiTheme="minorHAnsi" w:cstheme="minorHAnsi"/>
+          <w:sz w:val="22"/>
+          <w:szCs w:val="22"/>
+        </w:rPr>
+      </w:pPr>
+      <w:r>
+        <w:rPr>
+          <w:rFonts w:asciiTheme="minorHAnsi" w:hAnsiTheme="minorHAnsi" w:cstheme="minorHAnsi"/>
+          <w:sz w:val="22"/>
+          <w:szCs w:val="22"/>
+        </w:rPr>
+        <w:t>The device downloads the firmware file from GitHub Releases.</w:t>
+      </w:r>
+    </w:p>
+    <w:p>
+      <w:pPr>
+        <w:spacing w:line="276" w:lineRule="auto"/>
+        <w:rPr>
+          <w:rFonts w:asciiTheme="minorHAnsi" w:hAnsiTheme="minorHAnsi" w:cstheme="minorHAnsi"/>
+          <w:sz w:val="22"/>
+          <w:szCs w:val="22"/>
+        </w:rPr>
+      </w:pPr>
+      <w:r>
+        <w:rPr>
+          <w:rFonts w:asciiTheme="minorHAnsi" w:hAnsiTheme="minorHAnsi" w:cstheme="minorHAnsi"/>
+          <w:sz w:val="22"/>
+          <w:szCs w:val="22"/>
+        </w:rPr>
+        <w:t>The device calculates and verifies the SHA-256 hash.</w:t>
+      </w:r>
+    </w:p>
+    <w:p>
+      <w:pPr>
+        <w:spacing w:line="276" w:lineRule="auto"/>
+        <w:rPr>
+          <w:rFonts w:asciiTheme="minorHAnsi" w:hAnsiTheme="minorHAnsi" w:cstheme="minorHAnsi"/>
+          <w:sz w:val="22"/>
+          <w:szCs w:val="22"/>
+        </w:rPr>
+      </w:pPr>
+      <w:r>
+        <w:rPr>
+          <w:rFonts w:asciiTheme="minorHAnsi" w:hAnsiTheme="minorHAnsi" w:cstheme="minorHAnsi"/>
+          <w:sz w:val="22"/>
+          <w:szCs w:val="22"/>
+        </w:rPr>
+        <w:t>The device installs the firmware.</w:t>
+      </w:r>
+    </w:p>
+    <w:p>
+      <w:pPr>
+        <w:spacing w:line="276" w:lineRule="auto"/>
+        <w:rPr>
+          <w:rFonts w:asciiTheme="minorHAnsi" w:hAnsiTheme="minorHAnsi" w:cstheme="minorHAnsi"/>
+          <w:sz w:val="22"/>
+          <w:szCs w:val="22"/>
+        </w:rPr>
+      </w:pPr>
+      <w:r>
+        <w:rPr>
+          <w:rFonts w:asciiTheme="minorHAnsi" w:hAnsiTheme="minorHAnsi" w:cstheme="minorHAnsi"/>
+          <w:sz w:val="22"/>
+          <w:szCs w:val="22"/>
+        </w:rPr>
+        <w:t>The device reboots.</w:t>
+      </w:r>
+    </w:p>
+    <w:p>
+      <w:pPr>
+        <w:spacing w:line="276" w:lineRule="auto"/>
+        <w:rPr>
+          <w:rFonts w:asciiTheme="minorHAnsi" w:hAnsiTheme="minorHAnsi" w:cstheme="minorHAnsi"/>
+          <w:sz w:val="22"/>
+          <w:szCs w:val="22"/>
+        </w:rPr>
+      </w:pPr>
+      <w:r>
+        <w:rPr>
+          <w:rFonts w:asciiTheme="minorHAnsi" w:hAnsiTheme="minorHAnsi" w:cstheme="minorHAnsi"/>
+          <w:sz w:val="22"/>
+          <w:szCs w:val="22"/>
+        </w:rPr>
+        <w:t>After the reboot, the device should be running the new firmware version.</w:t>
+      </w:r>
+    </w:p>
+    <w:p>
+      <w:pPr>
+        <w:spacing w:line="276" w:lineRule="auto"/>
+        <w:rPr>
+          <w:rFonts w:asciiTheme="minorHAnsi" w:hAnsiTheme="minorHAnsi" w:cstheme="minorHAnsi"/>
+          <w:sz w:val="22"/>
+          <w:szCs w:val="22"/>
+        </w:rPr>
+      </w:pPr>
+      <w:r>
+        <w:rPr>
+          <w:rFonts w:asciiTheme="minorHAnsi" w:hAnsiTheme="minorHAnsi" w:cstheme="minorHAnsi"/>
+          <w:sz w:val="22"/>
+          <w:szCs w:val="22"/>
+        </w:rPr>
+        <w:t>The physical OTA button is useful as a local manual fallback. If Telegram is unavailable, blocked, unstable, or temporarily not working, the update can still be triggered directly on the device.</w:t>
+      </w:r>
+    </w:p>
+    <w:p>
+      <w:pPr>
+        <w:spacing w:line="276" w:lineRule="auto"/>
+        <w:rPr>
+          <w:rFonts w:asciiTheme="minorHAnsi" w:hAnsiTheme="minorHAnsi" w:cstheme="minorHAnsi"/>
+          <w:sz w:val="22"/>
+          <w:szCs w:val="22"/>
+        </w:rPr>
+      </w:pPr>
+      <w:r>
+        <w:rPr>
+          <w:rFonts w:asciiTheme="minorHAnsi" w:hAnsiTheme="minorHAnsi" w:cstheme="minorHAnsi"/>
+          <w:sz w:val="22"/>
+          <w:szCs w:val="22"/>
+        </w:rPr>
+        <w:t>Triggering the update automatically once a week</w:t>
+      </w:r>
+    </w:p>
+    <w:p>
+      <w:pPr>
+        <w:spacing w:line="276" w:lineRule="auto"/>
+        <w:rPr>
+          <w:rFonts w:asciiTheme="minorHAnsi" w:hAnsiTheme="minorHAnsi" w:cstheme="minorHAnsi"/>
+          <w:sz w:val="22"/>
+          <w:szCs w:val="22"/>
+        </w:rPr>
+      </w:pPr>
+      <w:r>
+        <w:rPr>
+          <w:rFonts w:asciiTheme="minorHAnsi" w:hAnsiTheme="minorHAnsi" w:cstheme="minorHAnsi"/>
+          <w:sz w:val="22"/>
+          <w:szCs w:val="22"/>
+        </w:rPr>
+        <w:t>The third way to trigger the OTA update is automatic.</w:t>
+      </w:r>
+    </w:p>
+    <w:p>
+      <w:pPr>
+        <w:spacing w:line="276" w:lineRule="auto"/>
+        <w:rPr>
+          <w:rFonts w:asciiTheme="minorHAnsi" w:hAnsiTheme="minorHAnsi" w:cstheme="minorHAnsi"/>
+          <w:sz w:val="22"/>
+          <w:szCs w:val="22"/>
+        </w:rPr>
+      </w:pPr>
+      <w:r>
+        <w:rPr>
+          <w:rFonts w:asciiTheme="minorHAnsi" w:hAnsiTheme="minorHAnsi" w:cstheme="minorHAnsi"/>
+          <w:sz w:val="22"/>
+          <w:szCs w:val="22"/>
+        </w:rPr>
+        <w:t>The device checks for updates on specific predefined days of the month.</w:t>
+      </w:r>
+    </w:p>
+    <w:p>
+      <w:pPr>
+        <w:spacing w:line="276" w:lineRule="auto"/>
+        <w:rPr>
+          <w:rFonts w:asciiTheme="minorHAnsi" w:hAnsiTheme="minorHAnsi" w:cstheme="minorHAnsi"/>
+          <w:sz w:val="22"/>
+          <w:szCs w:val="22"/>
+        </w:rPr>
+      </w:pPr>
+      <w:r>
+        <w:rPr>
+          <w:rFonts w:asciiTheme="minorHAnsi" w:hAnsiTheme="minorHAnsi" w:cstheme="minorHAnsi"/>
+          <w:sz w:val="22"/>
+          <w:szCs w:val="22"/>
+        </w:rPr>
+        <w:t>The current logic is based on fixed days rather than storing the date of the last update check.</w:t>
+      </w:r>
+    </w:p>
+    <w:p>
+      <w:pPr>
+        <w:spacing w:line="276" w:lineRule="auto"/>
+        <w:rPr>
+          <w:rFonts w:asciiTheme="minorHAnsi" w:hAnsiTheme="minorHAnsi" w:cstheme="minorHAnsi"/>
+          <w:sz w:val="22"/>
+          <w:szCs w:val="22"/>
+        </w:rPr>
+      </w:pPr>
+      <w:r>
+        <w:rPr>
+          <w:rFonts w:asciiTheme="minorHAnsi" w:hAnsiTheme="minorHAnsi" w:cstheme="minorHAnsi"/>
+          <w:sz w:val="22"/>
+          <w:szCs w:val="22"/>
+        </w:rPr>
+        <w:t>For example, the device can check for updates on days such as the 3rd, 11th, 19th, and 27th day of the month.</w:t>
+      </w:r>
+    </w:p>
+    <w:p>
+      <w:pPr>
+        <w:spacing w:line="276" w:lineRule="auto"/>
+        <w:rPr>
+          <w:rFonts w:asciiTheme="minorHAnsi" w:hAnsiTheme="minorHAnsi" w:cstheme="minorHAnsi"/>
+          <w:sz w:val="22"/>
+          <w:szCs w:val="22"/>
+        </w:rPr>
+      </w:pPr>
+      <w:r>
+        <w:rPr>
+          <w:rFonts w:asciiTheme="minorHAnsi" w:hAnsiTheme="minorHAnsi" w:cstheme="minorHAnsi"/>
+          <w:sz w:val="22"/>
+          <w:szCs w:val="22"/>
+        </w:rPr>
+        <w:t>The exact days depend on the values used in the program.</w:t>
+      </w:r>
+    </w:p>
+    <w:p>
+      <w:pPr>
+        <w:spacing w:line="276" w:lineRule="auto"/>
+        <w:rPr>
+          <w:rFonts w:asciiTheme="minorHAnsi" w:hAnsiTheme="minorHAnsi" w:cstheme="minorHAnsi"/>
+          <w:sz w:val="22"/>
+          <w:szCs w:val="22"/>
+        </w:rPr>
+      </w:pPr>
+      <w:r>
+        <w:rPr>
+          <w:rFonts w:asciiTheme="minorHAnsi" w:hAnsiTheme="minorHAnsi" w:cstheme="minorHAnsi"/>
+          <w:sz w:val="22"/>
+          <w:szCs w:val="22"/>
+        </w:rPr>
+        <w:t>The purpose of the automatic update check is to make sure the device can still update even if Telegram is not working and nobody presses the physical OTA button.</w:t>
+      </w:r>
+    </w:p>
+    <w:p>
+      <w:pPr>
+        <w:spacing w:line="276" w:lineRule="auto"/>
+        <w:rPr>
+          <w:rFonts w:asciiTheme="minorHAnsi" w:hAnsiTheme="minorHAnsi" w:cstheme="minorHAnsi"/>
+          <w:sz w:val="22"/>
+          <w:szCs w:val="22"/>
+        </w:rPr>
+      </w:pPr>
+      <w:r>
+        <w:rPr>
+          <w:rFonts w:asciiTheme="minorHAnsi" w:hAnsiTheme="minorHAnsi" w:cstheme="minorHAnsi"/>
+          <w:sz w:val="22"/>
+          <w:szCs w:val="22"/>
+        </w:rPr>
+        <w:t>This makes the update system more reliable.</w:t>
+      </w:r>
+    </w:p>
+    <w:p>
+      <w:pPr>
+        <w:spacing w:line="276" w:lineRule="auto"/>
+        <w:rPr>
+          <w:rFonts w:asciiTheme="minorHAnsi" w:hAnsiTheme="minorHAnsi" w:cstheme="minorHAnsi"/>
+          <w:sz w:val="22"/>
+          <w:szCs w:val="22"/>
+        </w:rPr>
+      </w:pPr>
+      <w:r>
+        <w:rPr>
+          <w:rFonts w:asciiTheme="minorHAnsi" w:hAnsiTheme="minorHAnsi" w:cstheme="minorHAnsi"/>
+          <w:sz w:val="22"/>
+          <w:szCs w:val="22"/>
+        </w:rPr>
+        <w:t>The automatic update check does not mean that the device will always download firmware on those days.</w:t>
+      </w:r>
+    </w:p>
+    <w:p>
+      <w:pPr>
+        <w:spacing w:line="276" w:lineRule="auto"/>
+        <w:rPr>
+          <w:rFonts w:asciiTheme="minorHAnsi" w:hAnsiTheme="minorHAnsi" w:cstheme="minorHAnsi"/>
+          <w:sz w:val="22"/>
+          <w:szCs w:val="22"/>
+        </w:rPr>
+      </w:pPr>
+      <w:r>
+        <w:rPr>
+          <w:rFonts w:asciiTheme="minorHAnsi" w:hAnsiTheme="minorHAnsi" w:cstheme="minorHAnsi"/>
+          <w:sz w:val="22"/>
+          <w:szCs w:val="22"/>
+        </w:rPr>
+        <w:t>It only means that the device will check the manifest.</w:t>
+      </w:r>
+    </w:p>
+    <w:p>
+      <w:pPr>
+        <w:spacing w:line="276" w:lineRule="auto"/>
+        <w:rPr>
+          <w:rFonts w:asciiTheme="minorHAnsi" w:hAnsiTheme="minorHAnsi" w:cstheme="minorHAnsi"/>
+          <w:sz w:val="22"/>
+          <w:szCs w:val="22"/>
+        </w:rPr>
+      </w:pPr>
+      <w:r>
+        <w:rPr>
+          <w:rFonts w:asciiTheme="minorHAnsi" w:hAnsiTheme="minorHAnsi" w:cstheme="minorHAnsi"/>
+          <w:sz w:val="22"/>
+          <w:szCs w:val="22"/>
+        </w:rPr>
+        <w:t>If there is no newer firmware version, the device does nothing.</w:t>
+      </w:r>
+    </w:p>
+    <w:p>
+      <w:pPr>
+        <w:spacing w:line="276" w:lineRule="auto"/>
+        <w:rPr>
+          <w:rFonts w:asciiTheme="minorHAnsi" w:hAnsiTheme="minorHAnsi" w:cstheme="minorHAnsi"/>
+          <w:sz w:val="22"/>
+          <w:szCs w:val="22"/>
+        </w:rPr>
+      </w:pPr>
+      <w:r>
+        <w:rPr>
+          <w:rFonts w:asciiTheme="minorHAnsi" w:hAnsiTheme="minorHAnsi" w:cstheme="minorHAnsi"/>
+          <w:sz w:val="22"/>
+          <w:szCs w:val="22"/>
+        </w:rPr>
+        <w:t>If the manifest points to the same version already running on the device, the device does nothing.</w:t>
+      </w:r>
+    </w:p>
+    <w:p>
+      <w:pPr>
+        <w:spacing w:line="276" w:lineRule="auto"/>
+        <w:rPr>
+          <w:rFonts w:asciiTheme="minorHAnsi" w:hAnsiTheme="minorHAnsi" w:cstheme="minorHAnsi"/>
+          <w:sz w:val="22"/>
+          <w:szCs w:val="22"/>
+        </w:rPr>
+      </w:pPr>
+      <w:r>
+        <w:rPr>
+          <w:rFonts w:asciiTheme="minorHAnsi" w:hAnsiTheme="minorHAnsi" w:cstheme="minorHAnsi"/>
+          <w:sz w:val="22"/>
+          <w:szCs w:val="22"/>
+        </w:rPr>
+        <w:t>If the manifest points to an older version, the device does nothing.</w:t>
+      </w:r>
+    </w:p>
+    <w:p>
+      <w:pPr>
+        <w:spacing w:line="276" w:lineRule="auto"/>
+        <w:rPr>
+          <w:rFonts w:asciiTheme="minorHAnsi" w:hAnsiTheme="minorHAnsi" w:cstheme="minorHAnsi"/>
+          <w:sz w:val="22"/>
+          <w:szCs w:val="22"/>
+        </w:rPr>
+      </w:pPr>
+      <w:r>
+        <w:rPr>
+          <w:rFonts w:asciiTheme="minorHAnsi" w:hAnsiTheme="minorHAnsi" w:cstheme="minorHAnsi"/>
+          <w:sz w:val="22"/>
+          <w:szCs w:val="22"/>
+        </w:rPr>
+        <w:t>Only if the manifest contains a newer enabled firmware entry for that device will the device continue with the update.</w:t>
+      </w:r>
+    </w:p>
+    <w:p>
+      <w:pPr>
+        <w:spacing w:line="276" w:lineRule="auto"/>
+        <w:rPr>
+          <w:rFonts w:asciiTheme="minorHAnsi" w:hAnsiTheme="minorHAnsi" w:cstheme="minorHAnsi"/>
+          <w:sz w:val="22"/>
+          <w:szCs w:val="22"/>
+        </w:rPr>
+      </w:pPr>
+      <w:r>
+        <w:rPr>
+          <w:rFonts w:asciiTheme="minorHAnsi" w:hAnsiTheme="minorHAnsi" w:cstheme="minorHAnsi"/>
+          <w:sz w:val="22"/>
+          <w:szCs w:val="22"/>
+        </w:rPr>
+        <w:t>When the automatic update condition is true, the device starts the same OTA handling logic used by Telegram and by the physical OTA button.</w:t>
+      </w:r>
+    </w:p>
+    <w:p>
+      <w:pPr>
+        <w:spacing w:line="276" w:lineRule="auto"/>
+        <w:rPr>
+          <w:rFonts w:asciiTheme="minorHAnsi" w:hAnsiTheme="minorHAnsi" w:cstheme="minorHAnsi"/>
+          <w:sz w:val="22"/>
+          <w:szCs w:val="22"/>
+        </w:rPr>
+      </w:pPr>
+      <w:r>
+        <w:rPr>
+          <w:rFonts w:asciiTheme="minorHAnsi" w:hAnsiTheme="minorHAnsi" w:cstheme="minorHAnsi"/>
+          <w:sz w:val="22"/>
+          <w:szCs w:val="22"/>
+        </w:rPr>
+        <w:t>The device connects to Wi-Fi if needed.</w:t>
+      </w:r>
+    </w:p>
+    <w:p>
+      <w:pPr>
+        <w:spacing w:line="276" w:lineRule="auto"/>
+        <w:rPr>
+          <w:rFonts w:asciiTheme="minorHAnsi" w:hAnsiTheme="minorHAnsi" w:cstheme="minorHAnsi"/>
+          <w:sz w:val="22"/>
+          <w:szCs w:val="22"/>
+        </w:rPr>
+      </w:pPr>
+      <w:r>
+        <w:rPr>
+          <w:rFonts w:asciiTheme="minorHAnsi" w:hAnsiTheme="minorHAnsi" w:cstheme="minorHAnsi"/>
+          <w:sz w:val="22"/>
+          <w:szCs w:val="22"/>
+        </w:rPr>
+        <w:t>The device downloads the manifest.</w:t>
+      </w:r>
+    </w:p>
+    <w:p>
+      <w:pPr>
+        <w:spacing w:line="276" w:lineRule="auto"/>
+        <w:rPr>
+          <w:rFonts w:asciiTheme="minorHAnsi" w:hAnsiTheme="minorHAnsi" w:cstheme="minorHAnsi"/>
+          <w:sz w:val="22"/>
+          <w:szCs w:val="22"/>
+        </w:rPr>
+      </w:pPr>
+      <w:r>
+        <w:rPr>
+          <w:rFonts w:asciiTheme="minorHAnsi" w:hAnsiTheme="minorHAnsi" w:cstheme="minorHAnsi"/>
+          <w:sz w:val="22"/>
+          <w:szCs w:val="22"/>
+        </w:rPr>
+        <w:t>The device selects the correct update entry.</w:t>
+      </w:r>
+    </w:p>
+    <w:p>
+      <w:pPr>
+        <w:spacing w:line="276" w:lineRule="auto"/>
+        <w:rPr>
+          <w:rFonts w:asciiTheme="minorHAnsi" w:hAnsiTheme="minorHAnsi" w:cstheme="minorHAnsi"/>
+          <w:sz w:val="22"/>
+          <w:szCs w:val="22"/>
+        </w:rPr>
+      </w:pPr>
+      <w:r>
+        <w:rPr>
+          <w:rFonts w:asciiTheme="minorHAnsi" w:hAnsiTheme="minorHAnsi" w:cstheme="minorHAnsi"/>
+          <w:sz w:val="22"/>
+          <w:szCs w:val="22"/>
+        </w:rPr>
+        <w:t>The device checks whether the entry is enabled.</w:t>
+      </w:r>
+    </w:p>
+    <w:p>
+      <w:pPr>
+        <w:spacing w:line="276" w:lineRule="auto"/>
+        <w:rPr>
+          <w:rFonts w:asciiTheme="minorHAnsi" w:hAnsiTheme="minorHAnsi" w:cstheme="minorHAnsi"/>
+          <w:sz w:val="22"/>
+          <w:szCs w:val="22"/>
+        </w:rPr>
+      </w:pPr>
+      <w:r>
+        <w:rPr>
+          <w:rFonts w:asciiTheme="minorHAnsi" w:hAnsiTheme="minorHAnsi" w:cstheme="minorHAnsi"/>
+          <w:sz w:val="22"/>
+          <w:szCs w:val="22"/>
+        </w:rPr>
+        <w:t>The device compares firmware versions.</w:t>
+      </w:r>
+    </w:p>
+    <w:p>
+      <w:pPr>
+        <w:spacing w:line="276" w:lineRule="auto"/>
+        <w:rPr>
+          <w:rFonts w:asciiTheme="minorHAnsi" w:hAnsiTheme="minorHAnsi" w:cstheme="minorHAnsi"/>
+          <w:sz w:val="22"/>
+          <w:szCs w:val="22"/>
+        </w:rPr>
+      </w:pPr>
+      <w:r>
+        <w:rPr>
+          <w:rFonts w:asciiTheme="minorHAnsi" w:hAnsiTheme="minorHAnsi" w:cstheme="minorHAnsi"/>
+          <w:sz w:val="22"/>
+          <w:szCs w:val="22"/>
+        </w:rPr>
+        <w:t>The device checks the firmware size.</w:t>
+      </w:r>
+    </w:p>
+    <w:p>
+      <w:pPr>
+        <w:spacing w:line="276" w:lineRule="auto"/>
+        <w:rPr>
+          <w:rFonts w:asciiTheme="minorHAnsi" w:hAnsiTheme="minorHAnsi" w:cstheme="minorHAnsi"/>
+          <w:sz w:val="22"/>
+          <w:szCs w:val="22"/>
+        </w:rPr>
+      </w:pPr>
+      <w:r>
+        <w:rPr>
+          <w:rFonts w:asciiTheme="minorHAnsi" w:hAnsiTheme="minorHAnsi" w:cstheme="minorHAnsi"/>
+          <w:sz w:val="22"/>
+          <w:szCs w:val="22"/>
+        </w:rPr>
+        <w:t>The device downloads the firmware from GitHub Releases if needed.</w:t>
+      </w:r>
+    </w:p>
+    <w:p>
+      <w:pPr>
+        <w:spacing w:line="276" w:lineRule="auto"/>
+        <w:rPr>
+          <w:rFonts w:asciiTheme="minorHAnsi" w:hAnsiTheme="minorHAnsi" w:cstheme="minorHAnsi"/>
+          <w:sz w:val="22"/>
+          <w:szCs w:val="22"/>
+        </w:rPr>
+      </w:pPr>
+      <w:r>
+        <w:rPr>
+          <w:rFonts w:asciiTheme="minorHAnsi" w:hAnsiTheme="minorHAnsi" w:cstheme="minorHAnsi"/>
+          <w:sz w:val="22"/>
+          <w:szCs w:val="22"/>
+        </w:rPr>
+        <w:t>The device verifies the SHA-256 hash.</w:t>
+      </w:r>
+    </w:p>
+    <w:p>
+      <w:pPr>
+        <w:spacing w:line="276" w:lineRule="auto"/>
+        <w:rPr>
+          <w:rFonts w:asciiTheme="minorHAnsi" w:hAnsiTheme="minorHAnsi" w:cstheme="minorHAnsi"/>
+          <w:sz w:val="22"/>
+          <w:szCs w:val="22"/>
+        </w:rPr>
+      </w:pPr>
+      <w:r>
+        <w:rPr>
+          <w:rFonts w:asciiTheme="minorHAnsi" w:hAnsiTheme="minorHAnsi" w:cstheme="minorHAnsi"/>
+          <w:sz w:val="22"/>
+          <w:szCs w:val="22"/>
+        </w:rPr>
+        <w:t>The device installs the update.</w:t>
+      </w:r>
+    </w:p>
+    <w:p>
+      <w:pPr>
+        <w:spacing w:line="276" w:lineRule="auto"/>
+        <w:rPr>
+          <w:rFonts w:asciiTheme="minorHAnsi" w:hAnsiTheme="minorHAnsi" w:cstheme="minorHAnsi"/>
+          <w:sz w:val="22"/>
+          <w:szCs w:val="22"/>
+        </w:rPr>
+      </w:pPr>
+      <w:r>
+        <w:rPr>
+          <w:rFonts w:asciiTheme="minorHAnsi" w:hAnsiTheme="minorHAnsi" w:cstheme="minorHAnsi"/>
+          <w:sz w:val="22"/>
+          <w:szCs w:val="22"/>
+        </w:rPr>
+        <w:t>The device reboots.</w:t>
+      </w:r>
+    </w:p>
+    <w:p>
+      <w:pPr>
+        <w:spacing w:line="276" w:lineRule="auto"/>
+        <w:rPr>
+          <w:rFonts w:asciiTheme="minorHAnsi" w:hAnsiTheme="minorHAnsi" w:cstheme="minorHAnsi"/>
+          <w:sz w:val="22"/>
+          <w:szCs w:val="22"/>
+        </w:rPr>
+      </w:pPr>
+      <w:r>
+        <w:rPr>
+          <w:rFonts w:asciiTheme="minorHAnsi" w:hAnsiTheme="minorHAnsi" w:cstheme="minorHAnsi"/>
+          <w:sz w:val="22"/>
+          <w:szCs w:val="22"/>
+        </w:rPr>
+        <w:t>After rebooting, the device should be running the new firmware version.</w:t>
+      </w:r>
+    </w:p>
+    <w:p>
+      <w:pPr>
+        <w:spacing w:line="276" w:lineRule="auto"/>
+        <w:rPr>
+          <w:rFonts w:asciiTheme="minorHAnsi" w:hAnsiTheme="minorHAnsi" w:cstheme="minorHAnsi"/>
+          <w:sz w:val="22"/>
+          <w:szCs w:val="22"/>
+        </w:rPr>
+      </w:pPr>
+      <w:r>
+        <w:rPr>
+          <w:rFonts w:asciiTheme="minorHAnsi" w:hAnsiTheme="minorHAnsi" w:cstheme="minorHAnsi"/>
+          <w:sz w:val="22"/>
+          <w:szCs w:val="22"/>
+        </w:rPr>
+        <w:t>The automatic update check may include a short random delay before connecting to GitHub. This prevents multiple devices from all checking the server at exactly the same moment. The delay should be short, for example less than one minute, because the device is battery-powered and should not waste energy.</w:t>
+      </w:r>
+    </w:p>
+    <w:p>
+      <w:pPr>
+        <w:spacing w:line="276" w:lineRule="auto"/>
+        <w:rPr>
+          <w:rFonts w:asciiTheme="minorHAnsi" w:hAnsiTheme="minorHAnsi" w:cstheme="minorHAnsi"/>
+          <w:sz w:val="22"/>
+          <w:szCs w:val="22"/>
+        </w:rPr>
+      </w:pPr>
+      <w:r>
+        <w:rPr>
+          <w:rFonts w:asciiTheme="minorHAnsi" w:hAnsiTheme="minorHAnsi" w:cstheme="minorHAnsi"/>
+          <w:sz w:val="22"/>
+          <w:szCs w:val="22"/>
+        </w:rPr>
+        <w:lastRenderedPageBreak/>
+        <w:t>What happens inside the device during the update</w:t>
+      </w:r>
+    </w:p>
+    <w:p>
+      <w:pPr>
+        <w:spacing w:line="276" w:lineRule="auto"/>
+        <w:rPr>
+          <w:rFonts w:asciiTheme="minorHAnsi" w:hAnsiTheme="minorHAnsi" w:cstheme="minorHAnsi"/>
+          <w:sz w:val="22"/>
+          <w:szCs w:val="22"/>
+        </w:rPr>
+      </w:pPr>
+      <w:r>
+        <w:rPr>
+          <w:rFonts w:asciiTheme="minorHAnsi" w:hAnsiTheme="minorHAnsi" w:cstheme="minorHAnsi"/>
+          <w:sz w:val="22"/>
+          <w:szCs w:val="22"/>
+        </w:rPr>
+        <w:t>When the update process starts, the first important file is the manifest.</w:t>
+      </w:r>
+    </w:p>
+    <w:p>
+      <w:pPr>
+        <w:spacing w:line="276" w:lineRule="auto"/>
+        <w:rPr>
+          <w:rFonts w:asciiTheme="minorHAnsi" w:hAnsiTheme="minorHAnsi" w:cstheme="minorHAnsi"/>
+          <w:sz w:val="22"/>
+          <w:szCs w:val="22"/>
+        </w:rPr>
+      </w:pPr>
+      <w:r>
+        <w:rPr>
+          <w:rFonts w:asciiTheme="minorHAnsi" w:hAnsiTheme="minorHAnsi" w:cstheme="minorHAnsi"/>
+          <w:sz w:val="22"/>
+          <w:szCs w:val="22"/>
+        </w:rPr>
+        <w:t>The manifest is a small text file in JSON format.</w:t>
+      </w:r>
+    </w:p>
+    <w:p>
+      <w:pPr>
+        <w:spacing w:line="276" w:lineRule="auto"/>
+        <w:rPr>
+          <w:rFonts w:asciiTheme="minorHAnsi" w:hAnsiTheme="minorHAnsi" w:cstheme="minorHAnsi"/>
+          <w:sz w:val="22"/>
+          <w:szCs w:val="22"/>
+        </w:rPr>
+      </w:pPr>
+      <w:r>
+        <w:rPr>
+          <w:rFonts w:asciiTheme="minorHAnsi" w:hAnsiTheme="minorHAnsi" w:cstheme="minorHAnsi"/>
+          <w:sz w:val="22"/>
+          <w:szCs w:val="22"/>
+        </w:rPr>
+        <w:t>The device downloads it from GitHub and reads it.</w:t>
+      </w:r>
+    </w:p>
+    <w:p>
+      <w:pPr>
+        <w:spacing w:line="276" w:lineRule="auto"/>
+        <w:rPr>
+          <w:rFonts w:asciiTheme="minorHAnsi" w:hAnsiTheme="minorHAnsi" w:cstheme="minorHAnsi"/>
+          <w:sz w:val="22"/>
+          <w:szCs w:val="22"/>
+        </w:rPr>
+      </w:pPr>
+      <w:r>
+        <w:rPr>
+          <w:rFonts w:asciiTheme="minorHAnsi" w:hAnsiTheme="minorHAnsi" w:cstheme="minorHAnsi"/>
+          <w:sz w:val="22"/>
+          <w:szCs w:val="22"/>
+        </w:rPr>
+        <w:t>The manifest does not contain the firmware itself.</w:t>
+      </w:r>
+    </w:p>
+    <w:p>
+      <w:pPr>
+        <w:spacing w:line="276" w:lineRule="auto"/>
+        <w:rPr>
+          <w:rFonts w:asciiTheme="minorHAnsi" w:hAnsiTheme="minorHAnsi" w:cstheme="minorHAnsi"/>
+          <w:sz w:val="22"/>
+          <w:szCs w:val="22"/>
+        </w:rPr>
+      </w:pPr>
+      <w:r>
+        <w:rPr>
+          <w:rFonts w:asciiTheme="minorHAnsi" w:hAnsiTheme="minorHAnsi" w:cstheme="minorHAnsi"/>
+          <w:sz w:val="22"/>
+          <w:szCs w:val="22"/>
+        </w:rPr>
+        <w:t>It only contains information about the firmware.</w:t>
+      </w:r>
+    </w:p>
+    <w:p>
+      <w:pPr>
+        <w:spacing w:line="276" w:lineRule="auto"/>
+        <w:rPr>
+          <w:rFonts w:asciiTheme="minorHAnsi" w:hAnsiTheme="minorHAnsi" w:cstheme="minorHAnsi"/>
+          <w:sz w:val="22"/>
+          <w:szCs w:val="22"/>
+        </w:rPr>
+      </w:pPr>
+      <w:r>
+        <w:rPr>
+          <w:rFonts w:asciiTheme="minorHAnsi" w:hAnsiTheme="minorHAnsi" w:cstheme="minorHAnsi"/>
+          <w:sz w:val="22"/>
+          <w:szCs w:val="22"/>
+        </w:rPr>
+        <w:t>The most important fields are the firmware version, the firmware download URL, the file size, the SHA-256 hash, and the enabled flag.</w:t>
+      </w:r>
+    </w:p>
+    <w:p>
+      <w:pPr>
+        <w:spacing w:line="276" w:lineRule="auto"/>
+        <w:rPr>
+          <w:rFonts w:asciiTheme="minorHAnsi" w:hAnsiTheme="minorHAnsi" w:cstheme="minorHAnsi"/>
+          <w:sz w:val="22"/>
+          <w:szCs w:val="22"/>
+        </w:rPr>
+      </w:pPr>
+      <w:r>
+        <w:rPr>
+          <w:rFonts w:asciiTheme="minorHAnsi" w:hAnsiTheme="minorHAnsi" w:cstheme="minorHAnsi"/>
+          <w:sz w:val="22"/>
+          <w:szCs w:val="22"/>
+        </w:rPr>
+        <w:t>The device uses the manifest to decide whether it should update.</w:t>
+      </w:r>
+    </w:p>
+    <w:p>
+      <w:pPr>
+        <w:spacing w:line="276" w:lineRule="auto"/>
+        <w:rPr>
+          <w:rFonts w:asciiTheme="minorHAnsi" w:hAnsiTheme="minorHAnsi" w:cstheme="minorHAnsi"/>
+          <w:sz w:val="22"/>
+          <w:szCs w:val="22"/>
+        </w:rPr>
+      </w:pPr>
+      <w:r>
+        <w:rPr>
+          <w:rFonts w:asciiTheme="minorHAnsi" w:hAnsiTheme="minorHAnsi" w:cstheme="minorHAnsi"/>
+          <w:sz w:val="22"/>
+          <w:szCs w:val="22"/>
+        </w:rPr>
+        <w:t>This is safer and more flexible than hardcoding the firmware URL directly into the device.</w:t>
+      </w:r>
+    </w:p>
+    <w:p>
+      <w:pPr>
+        <w:spacing w:line="276" w:lineRule="auto"/>
+        <w:rPr>
+          <w:rFonts w:asciiTheme="minorHAnsi" w:hAnsiTheme="minorHAnsi" w:cstheme="minorHAnsi"/>
+          <w:sz w:val="22"/>
+          <w:szCs w:val="22"/>
+        </w:rPr>
+      </w:pPr>
+      <w:r>
+        <w:rPr>
+          <w:rFonts w:asciiTheme="minorHAnsi" w:hAnsiTheme="minorHAnsi" w:cstheme="minorHAnsi"/>
+          <w:sz w:val="22"/>
+          <w:szCs w:val="22"/>
+        </w:rPr>
+        <w:t>If the firmware URL was hardcoded, the already-installed firmware would need to know the future firmware URL in advance. That would be inconvenient and fragile.</w:t>
+      </w:r>
+    </w:p>
+    <w:p>
+      <w:pPr>
+        <w:spacing w:line="276" w:lineRule="auto"/>
+        <w:rPr>
+          <w:rFonts w:asciiTheme="minorHAnsi" w:hAnsiTheme="minorHAnsi" w:cstheme="minorHAnsi"/>
+          <w:sz w:val="22"/>
+          <w:szCs w:val="22"/>
+        </w:rPr>
+      </w:pPr>
+      <w:r>
+        <w:rPr>
+          <w:rFonts w:asciiTheme="minorHAnsi" w:hAnsiTheme="minorHAnsi" w:cstheme="minorHAnsi"/>
+          <w:sz w:val="22"/>
+          <w:szCs w:val="22"/>
+        </w:rPr>
+        <w:t>With the manifest, the device only needs to know the manifest URL. The manifest can then be changed whenever a new release is created.</w:t>
+      </w:r>
+    </w:p>
+    <w:p>
+      <w:pPr>
+        <w:spacing w:line="276" w:lineRule="auto"/>
+        <w:rPr>
+          <w:rFonts w:asciiTheme="minorHAnsi" w:hAnsiTheme="minorHAnsi" w:cstheme="minorHAnsi"/>
+          <w:sz w:val="22"/>
+          <w:szCs w:val="22"/>
+        </w:rPr>
+      </w:pPr>
+      <w:r>
+        <w:rPr>
+          <w:rFonts w:asciiTheme="minorHAnsi" w:hAnsiTheme="minorHAnsi" w:cstheme="minorHAnsi"/>
+          <w:sz w:val="22"/>
+          <w:szCs w:val="22"/>
+        </w:rPr>
+        <w:t>After selecting the correct manifest entry, the device compares versions.</w:t>
+      </w:r>
+    </w:p>
+    <w:p>
+      <w:pPr>
+        <w:spacing w:line="276" w:lineRule="auto"/>
+        <w:rPr>
+          <w:rFonts w:asciiTheme="minorHAnsi" w:hAnsiTheme="minorHAnsi" w:cstheme="minorHAnsi"/>
+          <w:sz w:val="22"/>
+          <w:szCs w:val="22"/>
+        </w:rPr>
+      </w:pPr>
+      <w:r>
+        <w:rPr>
+          <w:rFonts w:asciiTheme="minorHAnsi" w:hAnsiTheme="minorHAnsi" w:cstheme="minorHAnsi"/>
+          <w:sz w:val="22"/>
+          <w:szCs w:val="22"/>
+        </w:rPr>
+        <w:t>The current firmware version is stored in the program itself.</w:t>
+      </w:r>
+    </w:p>
+    <w:p>
+      <w:pPr>
+        <w:spacing w:line="276" w:lineRule="auto"/>
+        <w:rPr>
+          <w:rFonts w:asciiTheme="minorHAnsi" w:hAnsiTheme="minorHAnsi" w:cstheme="minorHAnsi"/>
+          <w:sz w:val="22"/>
+          <w:szCs w:val="22"/>
+        </w:rPr>
+      </w:pPr>
+      <w:r>
+        <w:rPr>
+          <w:rFonts w:asciiTheme="minorHAnsi" w:hAnsiTheme="minorHAnsi" w:cstheme="minorHAnsi"/>
+          <w:sz w:val="22"/>
+          <w:szCs w:val="22"/>
+        </w:rPr>
+        <w:t>The target firmware version comes from the manifest.</w:t>
+      </w:r>
+    </w:p>
+    <w:p>
+      <w:pPr>
+        <w:spacing w:line="276" w:lineRule="auto"/>
+        <w:rPr>
+          <w:rFonts w:asciiTheme="minorHAnsi" w:hAnsiTheme="minorHAnsi" w:cstheme="minorHAnsi"/>
+          <w:sz w:val="22"/>
+          <w:szCs w:val="22"/>
+        </w:rPr>
+      </w:pPr>
+      <w:r>
+        <w:rPr>
+          <w:rFonts w:asciiTheme="minorHAnsi" w:hAnsiTheme="minorHAnsi" w:cstheme="minorHAnsi"/>
+          <w:sz w:val="22"/>
+          <w:szCs w:val="22"/>
+        </w:rPr>
+        <w:t>If the target version is not newer, the update stops.</w:t>
+      </w:r>
+    </w:p>
+    <w:p>
+      <w:pPr>
+        <w:spacing w:line="276" w:lineRule="auto"/>
+        <w:rPr>
+          <w:rFonts w:asciiTheme="minorHAnsi" w:hAnsiTheme="minorHAnsi" w:cstheme="minorHAnsi"/>
+          <w:sz w:val="22"/>
+          <w:szCs w:val="22"/>
+        </w:rPr>
+      </w:pPr>
+      <w:r>
+        <w:rPr>
+          <w:rFonts w:asciiTheme="minorHAnsi" w:hAnsiTheme="minorHAnsi" w:cstheme="minorHAnsi"/>
+          <w:sz w:val="22"/>
+          <w:szCs w:val="22"/>
+        </w:rPr>
+        <w:t>If the target version is newer, the device checks the firmware size.</w:t>
+      </w:r>
+    </w:p>
+    <w:p>
+      <w:pPr>
+        <w:spacing w:line="276" w:lineRule="auto"/>
+        <w:rPr>
+          <w:rFonts w:asciiTheme="minorHAnsi" w:hAnsiTheme="minorHAnsi" w:cstheme="minorHAnsi"/>
+          <w:sz w:val="22"/>
+          <w:szCs w:val="22"/>
+        </w:rPr>
+      </w:pPr>
+      <w:r>
+        <w:rPr>
+          <w:rFonts w:asciiTheme="minorHAnsi" w:hAnsiTheme="minorHAnsi" w:cstheme="minorHAnsi"/>
+          <w:sz w:val="22"/>
+          <w:szCs w:val="22"/>
+        </w:rPr>
+        <w:t>The ESP32-C3 uses two OTA application partitions. The currently running firmware is in one partition. The new firmware is written into the other partition. After the update is completed, the device reboots into the new firmware.</w:t>
+      </w:r>
+    </w:p>
+    <w:p>
+      <w:pPr>
+        <w:spacing w:line="276" w:lineRule="auto"/>
+        <w:rPr>
+          <w:rFonts w:asciiTheme="minorHAnsi" w:hAnsiTheme="minorHAnsi" w:cstheme="minorHAnsi"/>
+          <w:sz w:val="22"/>
+          <w:szCs w:val="22"/>
+        </w:rPr>
+      </w:pPr>
+      <w:r>
+        <w:rPr>
+          <w:rFonts w:asciiTheme="minorHAnsi" w:hAnsiTheme="minorHAnsi" w:cstheme="minorHAnsi"/>
+          <w:sz w:val="22"/>
+          <w:szCs w:val="22"/>
+        </w:rPr>
+        <w:t>This is why the firmware file must fit into the available OTA partition.</w:t>
+      </w:r>
+    </w:p>
+    <w:p>
+      <w:pPr>
+        <w:spacing w:line="276" w:lineRule="auto"/>
+        <w:rPr>
+          <w:rFonts w:asciiTheme="minorHAnsi" w:hAnsiTheme="minorHAnsi" w:cstheme="minorHAnsi"/>
+          <w:sz w:val="22"/>
+          <w:szCs w:val="22"/>
+        </w:rPr>
+      </w:pPr>
+      <w:r>
+        <w:rPr>
+          <w:rFonts w:asciiTheme="minorHAnsi" w:hAnsiTheme="minorHAnsi" w:cstheme="minorHAnsi"/>
+          <w:sz w:val="22"/>
+          <w:szCs w:val="22"/>
+        </w:rPr>
+        <w:t>If the size check passes, the device downloads the firmware binary from GitHub Releases.</w:t>
+      </w:r>
+    </w:p>
+    <w:p>
+      <w:pPr>
+        <w:spacing w:line="276" w:lineRule="auto"/>
+        <w:rPr>
+          <w:rFonts w:asciiTheme="minorHAnsi" w:hAnsiTheme="minorHAnsi" w:cstheme="minorHAnsi"/>
+          <w:sz w:val="22"/>
+          <w:szCs w:val="22"/>
+        </w:rPr>
+      </w:pPr>
+      <w:r>
+        <w:rPr>
+          <w:rFonts w:asciiTheme="minorHAnsi" w:hAnsiTheme="minorHAnsi" w:cstheme="minorHAnsi"/>
+          <w:sz w:val="22"/>
+          <w:szCs w:val="22"/>
+        </w:rPr>
+        <w:t>During the download, the device writes the firmware into the inactive OTA partition.</w:t>
+      </w:r>
+    </w:p>
+    <w:p>
+      <w:pPr>
+        <w:spacing w:line="276" w:lineRule="auto"/>
+        <w:rPr>
+          <w:rFonts w:asciiTheme="minorHAnsi" w:hAnsiTheme="minorHAnsi" w:cstheme="minorHAnsi"/>
+          <w:sz w:val="22"/>
+          <w:szCs w:val="22"/>
+        </w:rPr>
+      </w:pPr>
+      <w:r>
+        <w:rPr>
+          <w:rFonts w:asciiTheme="minorHAnsi" w:hAnsiTheme="minorHAnsi" w:cstheme="minorHAnsi"/>
+          <w:sz w:val="22"/>
+          <w:szCs w:val="22"/>
+        </w:rPr>
+        <w:t>At the same time, the device calculates the SHA-256 hash of the downloaded data.</w:t>
+      </w:r>
+    </w:p>
+    <w:p>
+      <w:pPr>
+        <w:spacing w:line="276" w:lineRule="auto"/>
+        <w:rPr>
+          <w:rFonts w:asciiTheme="minorHAnsi" w:hAnsiTheme="minorHAnsi" w:cstheme="minorHAnsi"/>
+          <w:sz w:val="22"/>
+          <w:szCs w:val="22"/>
+        </w:rPr>
+      </w:pPr>
+      <w:r>
+        <w:rPr>
+          <w:rFonts w:asciiTheme="minorHAnsi" w:hAnsiTheme="minorHAnsi" w:cstheme="minorHAnsi"/>
+          <w:sz w:val="22"/>
+          <w:szCs w:val="22"/>
+        </w:rPr>
+        <w:t>After the download is complete, the device compares the calculated hash with the hash from the manifest.</w:t>
+      </w:r>
+    </w:p>
+    <w:p>
+      <w:pPr>
+        <w:spacing w:line="276" w:lineRule="auto"/>
+        <w:rPr>
+          <w:rFonts w:asciiTheme="minorHAnsi" w:hAnsiTheme="minorHAnsi" w:cstheme="minorHAnsi"/>
+          <w:sz w:val="22"/>
+          <w:szCs w:val="22"/>
+        </w:rPr>
+      </w:pPr>
+      <w:r>
+        <w:rPr>
+          <w:rFonts w:asciiTheme="minorHAnsi" w:hAnsiTheme="minorHAnsi" w:cstheme="minorHAnsi"/>
+          <w:sz w:val="22"/>
+          <w:szCs w:val="22"/>
+        </w:rPr>
+        <w:t>If the hash is wrong, the update is aborted.</w:t>
+      </w:r>
+    </w:p>
+    <w:p>
+      <w:pPr>
+        <w:spacing w:line="276" w:lineRule="auto"/>
+        <w:rPr>
+          <w:rFonts w:asciiTheme="minorHAnsi" w:hAnsiTheme="minorHAnsi" w:cstheme="minorHAnsi"/>
+          <w:sz w:val="22"/>
+          <w:szCs w:val="22"/>
+        </w:rPr>
+      </w:pPr>
+      <w:r>
+        <w:rPr>
+          <w:rFonts w:asciiTheme="minorHAnsi" w:hAnsiTheme="minorHAnsi" w:cstheme="minorHAnsi"/>
+          <w:sz w:val="22"/>
+          <w:szCs w:val="22"/>
+        </w:rPr>
+        <w:t>If the hash is correct, the update is finalized.</w:t>
+      </w:r>
+    </w:p>
+    <w:p>
+      <w:pPr>
+        <w:spacing w:line="276" w:lineRule="auto"/>
+        <w:rPr>
+          <w:rFonts w:asciiTheme="minorHAnsi" w:hAnsiTheme="minorHAnsi" w:cstheme="minorHAnsi"/>
+          <w:sz w:val="22"/>
+          <w:szCs w:val="22"/>
+        </w:rPr>
+      </w:pPr>
+      <w:r>
+        <w:rPr>
+          <w:rFonts w:asciiTheme="minorHAnsi" w:hAnsiTheme="minorHAnsi" w:cstheme="minorHAnsi"/>
+          <w:sz w:val="22"/>
+          <w:szCs w:val="22"/>
+        </w:rPr>
+        <w:t>Then the device reboots.</w:t>
+      </w:r>
+    </w:p>
+    <w:p>
+      <w:pPr>
+        <w:spacing w:line="276" w:lineRule="auto"/>
+        <w:rPr>
+          <w:rFonts w:asciiTheme="minorHAnsi" w:hAnsiTheme="minorHAnsi" w:cstheme="minorHAnsi"/>
+          <w:sz w:val="22"/>
+          <w:szCs w:val="22"/>
+        </w:rPr>
+      </w:pPr>
+      <w:r>
+        <w:rPr>
+          <w:rFonts w:asciiTheme="minorHAnsi" w:hAnsiTheme="minorHAnsi" w:cstheme="minorHAnsi"/>
+          <w:sz w:val="22"/>
+          <w:szCs w:val="22"/>
+        </w:rPr>
+        <w:t>After rebooting, the ESP32 bootloader starts the newly installed firmware.</w:t>
+      </w:r>
+    </w:p>
+    <w:p>
+      <w:pPr>
+        <w:spacing w:line="276" w:lineRule="auto"/>
+        <w:rPr>
+          <w:rFonts w:asciiTheme="minorHAnsi" w:hAnsiTheme="minorHAnsi" w:cstheme="minorHAnsi"/>
+          <w:sz w:val="22"/>
+          <w:szCs w:val="22"/>
+        </w:rPr>
+      </w:pPr>
+      <w:r>
+        <w:rPr>
+          <w:rFonts w:asciiTheme="minorHAnsi" w:hAnsiTheme="minorHAnsi" w:cstheme="minorHAnsi"/>
+          <w:sz w:val="22"/>
+          <w:szCs w:val="22"/>
+        </w:rPr>
+        <w:t>How to confirm that the update worked</w:t>
+      </w:r>
+    </w:p>
+    <w:p>
+      <w:pPr>
+        <w:spacing w:line="276" w:lineRule="auto"/>
+        <w:rPr>
+          <w:rFonts w:asciiTheme="minorHAnsi" w:hAnsiTheme="minorHAnsi" w:cstheme="minorHAnsi"/>
+          <w:sz w:val="22"/>
+          <w:szCs w:val="22"/>
+        </w:rPr>
+      </w:pPr>
+      <w:r>
+        <w:rPr>
+          <w:rFonts w:asciiTheme="minorHAnsi" w:hAnsiTheme="minorHAnsi" w:cstheme="minorHAnsi"/>
+          <w:sz w:val="22"/>
+          <w:szCs w:val="22"/>
+        </w:rPr>
+        <w:t>After the device reboots, check the firmware version.</w:t>
+      </w:r>
+    </w:p>
+    <w:p>
+      <w:pPr>
+        <w:spacing w:line="276" w:lineRule="auto"/>
+        <w:rPr>
+          <w:rFonts w:asciiTheme="minorHAnsi" w:hAnsiTheme="minorHAnsi" w:cstheme="minorHAnsi"/>
+          <w:sz w:val="22"/>
+          <w:szCs w:val="22"/>
+        </w:rPr>
+      </w:pPr>
+      <w:r>
+        <w:rPr>
+          <w:rFonts w:asciiTheme="minorHAnsi" w:hAnsiTheme="minorHAnsi" w:cstheme="minorHAnsi"/>
+          <w:sz w:val="22"/>
+          <w:szCs w:val="22"/>
+        </w:rPr>
+        <w:t>The exact confirmation method depends on the current program features.</w:t>
+      </w:r>
+    </w:p>
+    <w:p>
+      <w:pPr>
+        <w:spacing w:line="276" w:lineRule="auto"/>
+        <w:rPr>
+          <w:rFonts w:asciiTheme="minorHAnsi" w:hAnsiTheme="minorHAnsi" w:cstheme="minorHAnsi"/>
+          <w:sz w:val="22"/>
+          <w:szCs w:val="22"/>
+        </w:rPr>
+      </w:pPr>
+      <w:r>
+        <w:rPr>
+          <w:rFonts w:asciiTheme="minorHAnsi" w:hAnsiTheme="minorHAnsi" w:cstheme="minorHAnsi"/>
+          <w:sz w:val="22"/>
+          <w:szCs w:val="22"/>
+        </w:rPr>
+        <w:t>If the device reports its version through Telegram, send the appropriate status or version command.</w:t>
+      </w:r>
+    </w:p>
+    <w:p>
+      <w:pPr>
+        <w:spacing w:line="276" w:lineRule="auto"/>
+        <w:rPr>
+          <w:rFonts w:asciiTheme="minorHAnsi" w:hAnsiTheme="minorHAnsi" w:cstheme="minorHAnsi"/>
+          <w:sz w:val="22"/>
+          <w:szCs w:val="22"/>
+        </w:rPr>
+      </w:pPr>
+      <w:r>
+        <w:rPr>
+          <w:rFonts w:asciiTheme="minorHAnsi" w:hAnsiTheme="minorHAnsi" w:cstheme="minorHAnsi"/>
+          <w:sz w:val="22"/>
+          <w:szCs w:val="22"/>
+        </w:rPr>
+        <w:t>If the device prints the version to the serial monitor during boot, open the serial monitor and check the boot message.</w:t>
+      </w:r>
+    </w:p>
+    <w:p>
+      <w:pPr>
+        <w:spacing w:line="276" w:lineRule="auto"/>
+        <w:rPr>
+          <w:rFonts w:asciiTheme="minorHAnsi" w:hAnsiTheme="minorHAnsi" w:cstheme="minorHAnsi"/>
+          <w:sz w:val="22"/>
+          <w:szCs w:val="22"/>
+        </w:rPr>
+      </w:pPr>
+      <w:r>
+        <w:rPr>
+          <w:rFonts w:asciiTheme="minorHAnsi" w:hAnsiTheme="minorHAnsi" w:cstheme="minorHAnsi"/>
+          <w:sz w:val="22"/>
+          <w:szCs w:val="22"/>
+        </w:rPr>
+        <w:t>If the device shows the version on the display, check the display.</w:t>
+      </w:r>
+    </w:p>
+    <w:p>
+      <w:pPr>
+        <w:spacing w:line="276" w:lineRule="auto"/>
+        <w:rPr>
+          <w:rFonts w:asciiTheme="minorHAnsi" w:hAnsiTheme="minorHAnsi" w:cstheme="minorHAnsi"/>
+          <w:sz w:val="22"/>
+          <w:szCs w:val="22"/>
+        </w:rPr>
+      </w:pPr>
+      <w:r>
+        <w:rPr>
+          <w:rFonts w:asciiTheme="minorHAnsi" w:hAnsiTheme="minorHAnsi" w:cstheme="minorHAnsi"/>
+          <w:sz w:val="22"/>
+          <w:szCs w:val="22"/>
+        </w:rPr>
+        <w:t>If the new firmware has a visible behavior change, confirm that the new behavior is present.</w:t>
+      </w:r>
+    </w:p>
+    <w:p>
+      <w:pPr>
+        <w:spacing w:line="276" w:lineRule="auto"/>
+        <w:rPr>
+          <w:rFonts w:asciiTheme="minorHAnsi" w:hAnsiTheme="minorHAnsi" w:cstheme="minorHAnsi"/>
+          <w:sz w:val="22"/>
+          <w:szCs w:val="22"/>
+        </w:rPr>
+      </w:pPr>
+      <w:r>
+        <w:rPr>
+          <w:rFonts w:asciiTheme="minorHAnsi" w:hAnsiTheme="minorHAnsi" w:cstheme="minorHAnsi"/>
+          <w:sz w:val="22"/>
+          <w:szCs w:val="22"/>
+        </w:rPr>
+        <w:t>A successful update means that the version reported by the device matches the version uploaded to GitHub Releases and written in the manifest.</w:t>
+      </w:r>
+    </w:p>
+    <w:p>
+      <w:pPr>
+        <w:spacing w:line="276" w:lineRule="auto"/>
+        <w:rPr>
+          <w:rFonts w:asciiTheme="minorHAnsi" w:hAnsiTheme="minorHAnsi" w:cstheme="minorHAnsi"/>
+          <w:sz w:val="22"/>
+          <w:szCs w:val="22"/>
+        </w:rPr>
+      </w:pPr>
+      <w:r>
+        <w:rPr>
+          <w:rFonts w:asciiTheme="minorHAnsi" w:hAnsiTheme="minorHAnsi" w:cstheme="minorHAnsi"/>
+          <w:sz w:val="22"/>
+          <w:szCs w:val="22"/>
+        </w:rPr>
+        <w:t>For example, if the device was running version 4.34, and the manifest pointed it to version 4.35, then after reboot the device should report version 4.35.</w:t>
+      </w:r>
+    </w:p>
+    <w:p>
+      <w:pPr>
+        <w:spacing w:line="276" w:lineRule="auto"/>
+        <w:rPr>
+          <w:rFonts w:asciiTheme="minorHAnsi" w:hAnsiTheme="minorHAnsi" w:cstheme="minorHAnsi"/>
+          <w:sz w:val="22"/>
+          <w:szCs w:val="22"/>
+        </w:rPr>
+      </w:pPr>
+      <w:r>
+        <w:rPr>
+          <w:rFonts w:asciiTheme="minorHAnsi" w:hAnsiTheme="minorHAnsi" w:cstheme="minorHAnsi"/>
+          <w:sz w:val="22"/>
+          <w:szCs w:val="22"/>
+        </w:rPr>
+        <w:t>If the device still reports version 4.34, the update did not complete or the manifest did not actually point to a newer firmware.</w:t>
+      </w:r>
+    </w:p>
+    <w:p>
+      <w:pPr>
+        <w:spacing w:line="276" w:lineRule="auto"/>
+        <w:rPr>
+          <w:rFonts w:asciiTheme="minorHAnsi" w:hAnsiTheme="minorHAnsi" w:cstheme="minorHAnsi"/>
+          <w:sz w:val="22"/>
+          <w:szCs w:val="22"/>
+        </w:rPr>
+      </w:pPr>
+      <w:r>
+        <w:rPr>
+          <w:rFonts w:asciiTheme="minorHAnsi" w:hAnsiTheme="minorHAnsi" w:cstheme="minorHAnsi"/>
+          <w:sz w:val="22"/>
+          <w:szCs w:val="22"/>
+        </w:rPr>
+        <w:t>Recommended release procedure</w:t>
+      </w:r>
+    </w:p>
+    <w:p>
+      <w:pPr>
+        <w:spacing w:line="276" w:lineRule="auto"/>
+        <w:rPr>
+          <w:rFonts w:asciiTheme="minorHAnsi" w:hAnsiTheme="minorHAnsi" w:cstheme="minorHAnsi"/>
+          <w:sz w:val="22"/>
+          <w:szCs w:val="22"/>
+        </w:rPr>
+      </w:pPr>
+      <w:r>
+        <w:rPr>
+          <w:rFonts w:asciiTheme="minorHAnsi" w:hAnsiTheme="minorHAnsi" w:cstheme="minorHAnsi"/>
+          <w:sz w:val="22"/>
+          <w:szCs w:val="22"/>
+        </w:rPr>
+        <w:lastRenderedPageBreak/>
+        <w:t>First, finish the new feature or bug fix.</w:t>
+      </w:r>
+    </w:p>
+    <w:p>
+      <w:pPr>
+        <w:spacing w:line="276" w:lineRule="auto"/>
+        <w:rPr>
+          <w:rFonts w:asciiTheme="minorHAnsi" w:hAnsiTheme="minorHAnsi" w:cstheme="minorHAnsi"/>
+          <w:sz w:val="22"/>
+          <w:szCs w:val="22"/>
+        </w:rPr>
+      </w:pPr>
+      <w:r>
+        <w:rPr>
+          <w:rFonts w:asciiTheme="minorHAnsi" w:hAnsiTheme="minorHAnsi" w:cstheme="minorHAnsi"/>
+          <w:sz w:val="22"/>
+          <w:szCs w:val="22"/>
+        </w:rPr>
+        <w:t>Second, increase the firmware version number in the source code.</w:t>
+      </w:r>
+    </w:p>
+    <w:p>
+      <w:pPr>
+        <w:spacing w:line="276" w:lineRule="auto"/>
+        <w:rPr>
+          <w:rFonts w:asciiTheme="minorHAnsi" w:hAnsiTheme="minorHAnsi" w:cstheme="minorHAnsi"/>
+          <w:sz w:val="22"/>
+          <w:szCs w:val="22"/>
+        </w:rPr>
+      </w:pPr>
+      <w:r>
+        <w:rPr>
+          <w:rFonts w:asciiTheme="minorHAnsi" w:hAnsiTheme="minorHAnsi" w:cstheme="minorHAnsi"/>
+          <w:sz w:val="22"/>
+          <w:szCs w:val="22"/>
+        </w:rPr>
+        <w:t>Third, compile the project.</w:t>
+      </w:r>
+    </w:p>
+    <w:p>
+      <w:pPr>
+        <w:spacing w:line="276" w:lineRule="auto"/>
+        <w:rPr>
+          <w:rFonts w:asciiTheme="minorHAnsi" w:hAnsiTheme="minorHAnsi" w:cstheme="minorHAnsi"/>
+          <w:sz w:val="22"/>
+          <w:szCs w:val="22"/>
+        </w:rPr>
+      </w:pPr>
+      <w:r>
+        <w:rPr>
+          <w:rFonts w:asciiTheme="minorHAnsi" w:hAnsiTheme="minorHAnsi" w:cstheme="minorHAnsi"/>
+          <w:sz w:val="22"/>
+          <w:szCs w:val="22"/>
+        </w:rPr>
+        <w:t>Fourth, export the compiled binary.</w:t>
+      </w:r>
+    </w:p>
+    <w:p>
+      <w:pPr>
+        <w:spacing w:line="276" w:lineRule="auto"/>
+        <w:rPr>
+          <w:rFonts w:asciiTheme="minorHAnsi" w:hAnsiTheme="minorHAnsi" w:cstheme="minorHAnsi"/>
+          <w:sz w:val="22"/>
+          <w:szCs w:val="22"/>
+        </w:rPr>
+      </w:pPr>
+      <w:r>
+        <w:rPr>
+          <w:rFonts w:asciiTheme="minorHAnsi" w:hAnsiTheme="minorHAnsi" w:cstheme="minorHAnsi"/>
+          <w:sz w:val="22"/>
+          <w:szCs w:val="22"/>
+        </w:rPr>
+        <w:t>Fifth, check the binary file size.</w:t>
+      </w:r>
+    </w:p>
+    <w:p>
+      <w:pPr>
+        <w:spacing w:line="276" w:lineRule="auto"/>
+        <w:rPr>
+          <w:rFonts w:asciiTheme="minorHAnsi" w:hAnsiTheme="minorHAnsi" w:cstheme="minorHAnsi"/>
+          <w:sz w:val="22"/>
+          <w:szCs w:val="22"/>
+        </w:rPr>
+      </w:pPr>
+      <w:r>
+        <w:rPr>
+          <w:rFonts w:asciiTheme="minorHAnsi" w:hAnsiTheme="minorHAnsi" w:cstheme="minorHAnsi"/>
+          <w:sz w:val="22"/>
+          <w:szCs w:val="22"/>
+        </w:rPr>
+        <w:t>Sixth, calculate the SHA-256 hash of the binary.</w:t>
+      </w:r>
+    </w:p>
+    <w:p>
+      <w:pPr>
+        <w:spacing w:line="276" w:lineRule="auto"/>
+        <w:rPr>
+          <w:rFonts w:asciiTheme="minorHAnsi" w:hAnsiTheme="minorHAnsi" w:cstheme="minorHAnsi"/>
+          <w:sz w:val="22"/>
+          <w:szCs w:val="22"/>
+        </w:rPr>
+      </w:pPr>
+      <w:r>
+        <w:rPr>
+          <w:rFonts w:asciiTheme="minorHAnsi" w:hAnsiTheme="minorHAnsi" w:cstheme="minorHAnsi"/>
+          <w:sz w:val="22"/>
+          <w:szCs w:val="22"/>
+        </w:rPr>
+        <w:t>Seventh, create a new GitHub Release with the matching version tag.</w:t>
+      </w:r>
+    </w:p>
+    <w:p>
+      <w:pPr>
+        <w:spacing w:line="276" w:lineRule="auto"/>
+        <w:rPr>
+          <w:rFonts w:asciiTheme="minorHAnsi" w:hAnsiTheme="minorHAnsi" w:cstheme="minorHAnsi"/>
+          <w:sz w:val="22"/>
+          <w:szCs w:val="22"/>
+        </w:rPr>
+      </w:pPr>
+      <w:r>
+        <w:rPr>
+          <w:rFonts w:asciiTheme="minorHAnsi" w:hAnsiTheme="minorHAnsi" w:cstheme="minorHAnsi"/>
+          <w:sz w:val="22"/>
+          <w:szCs w:val="22"/>
+        </w:rPr>
+        <w:t>Eighth, upload the binary file to the GitHub Release.</w:t>
+      </w:r>
+    </w:p>
+    <w:p>
+      <w:pPr>
+        <w:spacing w:line="276" w:lineRule="auto"/>
+        <w:rPr>
+          <w:rFonts w:asciiTheme="minorHAnsi" w:hAnsiTheme="minorHAnsi" w:cstheme="minorHAnsi"/>
+          <w:sz w:val="22"/>
+          <w:szCs w:val="22"/>
+        </w:rPr>
+      </w:pPr>
+      <w:r>
+        <w:rPr>
+          <w:rFonts w:asciiTheme="minorHAnsi" w:hAnsiTheme="minorHAnsi" w:cstheme="minorHAnsi"/>
+          <w:sz w:val="22"/>
+          <w:szCs w:val="22"/>
+        </w:rPr>
+        <w:t>Ninth, copy the firmware download URL.</w:t>
+      </w:r>
+    </w:p>
+    <w:p>
+      <w:pPr>
+        <w:spacing w:line="276" w:lineRule="auto"/>
+        <w:rPr>
+          <w:rFonts w:asciiTheme="minorHAnsi" w:hAnsiTheme="minorHAnsi" w:cstheme="minorHAnsi"/>
+          <w:sz w:val="22"/>
+          <w:szCs w:val="22"/>
+        </w:rPr>
+      </w:pPr>
+      <w:r>
+        <w:rPr>
+          <w:rFonts w:asciiTheme="minorHAnsi" w:hAnsiTheme="minorHAnsi" w:cstheme="minorHAnsi"/>
+          <w:sz w:val="22"/>
+          <w:szCs w:val="22"/>
+        </w:rPr>
+        <w:t>Tenth, update the manifest with the new version, URL, file size, SHA-256 hash, and enabled flag.</w:t>
+      </w:r>
+    </w:p>
+    <w:p>
+      <w:pPr>
+        <w:spacing w:line="276" w:lineRule="auto"/>
+        <w:rPr>
+          <w:rFonts w:asciiTheme="minorHAnsi" w:hAnsiTheme="minorHAnsi" w:cstheme="minorHAnsi"/>
+          <w:sz w:val="22"/>
+          <w:szCs w:val="22"/>
+        </w:rPr>
+      </w:pPr>
+      <w:r>
+        <w:rPr>
+          <w:rFonts w:asciiTheme="minorHAnsi" w:hAnsiTheme="minorHAnsi" w:cstheme="minorHAnsi"/>
+          <w:sz w:val="22"/>
+          <w:szCs w:val="22"/>
+        </w:rPr>
+        <w:t>Eleventh, commit and push the manifest change.</w:t>
+      </w:r>
+    </w:p>
+    <w:p>
+      <w:pPr>
+        <w:spacing w:line="276" w:lineRule="auto"/>
+        <w:rPr>
+          <w:rFonts w:asciiTheme="minorHAnsi" w:hAnsiTheme="minorHAnsi" w:cstheme="minorHAnsi"/>
+          <w:sz w:val="22"/>
+          <w:szCs w:val="22"/>
+        </w:rPr>
+      </w:pPr>
+      <w:r>
+        <w:rPr>
+          <w:rFonts w:asciiTheme="minorHAnsi" w:hAnsiTheme="minorHAnsi" w:cstheme="minorHAnsi"/>
+          <w:sz w:val="22"/>
+          <w:szCs w:val="22"/>
+        </w:rPr>
+        <w:t>Twelfth, trigger the update using Telegram, the physical OTA button, or wait for the automatic weekly check.</w:t>
+      </w:r>
+    </w:p>
+    <w:p>
+      <w:pPr>
+        <w:spacing w:line="276" w:lineRule="auto"/>
+        <w:rPr>
+          <w:rFonts w:asciiTheme="minorHAnsi" w:hAnsiTheme="minorHAnsi" w:cstheme="minorHAnsi"/>
+          <w:sz w:val="22"/>
+          <w:szCs w:val="22"/>
+        </w:rPr>
+      </w:pPr>
+      <w:r>
+        <w:rPr>
+          <w:rFonts w:asciiTheme="minorHAnsi" w:hAnsiTheme="minorHAnsi" w:cstheme="minorHAnsi"/>
+          <w:sz w:val="22"/>
+          <w:szCs w:val="22"/>
+        </w:rPr>
+        <w:t>Thirteenth, wait for the device to download, verify, install, and reboot.</w:t>
+      </w:r>
+    </w:p>
+    <w:p>
+      <w:pPr>
+        <w:spacing w:line="276" w:lineRule="auto"/>
+        <w:rPr>
+          <w:rFonts w:asciiTheme="minorHAnsi" w:hAnsiTheme="minorHAnsi" w:cstheme="minorHAnsi"/>
+          <w:sz w:val="22"/>
+          <w:szCs w:val="22"/>
+        </w:rPr>
+      </w:pPr>
+      <w:r>
+        <w:rPr>
+          <w:rFonts w:asciiTheme="minorHAnsi" w:hAnsiTheme="minorHAnsi" w:cstheme="minorHAnsi"/>
+          <w:sz w:val="22"/>
+          <w:szCs w:val="22"/>
+        </w:rPr>
+        <w:t>Fourteenth, confirm that the device reports the new firmware version.</w:t>
+      </w:r>
+    </w:p>
+    <w:p>
+      <w:pPr>
+        <w:spacing w:line="276" w:lineRule="auto"/>
+        <w:rPr>
+          <w:rFonts w:asciiTheme="minorHAnsi" w:hAnsiTheme="minorHAnsi" w:cstheme="minorHAnsi"/>
+          <w:sz w:val="22"/>
+          <w:szCs w:val="22"/>
+        </w:rPr>
+      </w:pPr>
+      <w:r>
+        <w:rPr>
+          <w:rFonts w:asciiTheme="minorHAnsi" w:hAnsiTheme="minorHAnsi" w:cstheme="minorHAnsi"/>
+          <w:sz w:val="22"/>
+          <w:szCs w:val="22"/>
+        </w:rPr>
+        <w:t>Common reasons why the device may refuse to update</w:t>
+      </w:r>
+    </w:p>
+    <w:p>
+      <w:pPr>
+        <w:spacing w:line="276" w:lineRule="auto"/>
+        <w:rPr>
+          <w:rFonts w:asciiTheme="minorHAnsi" w:hAnsiTheme="minorHAnsi" w:cstheme="minorHAnsi"/>
+          <w:sz w:val="22"/>
+          <w:szCs w:val="22"/>
+        </w:rPr>
+      </w:pPr>
+      <w:r>
+        <w:rPr>
+          <w:rFonts w:asciiTheme="minorHAnsi" w:hAnsiTheme="minorHAnsi" w:cstheme="minorHAnsi"/>
+          <w:sz w:val="22"/>
+          <w:szCs w:val="22"/>
+        </w:rPr>
+        <w:t>The manifest version is the same as the current firmware version.</w:t>
+      </w:r>
+    </w:p>
+    <w:p>
+      <w:pPr>
+        <w:spacing w:line="276" w:lineRule="auto"/>
+        <w:rPr>
+          <w:rFonts w:asciiTheme="minorHAnsi" w:hAnsiTheme="minorHAnsi" w:cstheme="minorHAnsi"/>
+          <w:sz w:val="22"/>
+          <w:szCs w:val="22"/>
+        </w:rPr>
+      </w:pPr>
+      <w:r>
+        <w:rPr>
+          <w:rFonts w:asciiTheme="minorHAnsi" w:hAnsiTheme="minorHAnsi" w:cstheme="minorHAnsi"/>
+          <w:sz w:val="22"/>
+          <w:szCs w:val="22"/>
+        </w:rPr>
+        <w:t>The manifest version is older than the current firmware version.</w:t>
+      </w:r>
+    </w:p>
+    <w:p>
+      <w:pPr>
+        <w:spacing w:line="276" w:lineRule="auto"/>
+        <w:rPr>
+          <w:rFonts w:asciiTheme="minorHAnsi" w:hAnsiTheme="minorHAnsi" w:cstheme="minorHAnsi"/>
+          <w:sz w:val="22"/>
+          <w:szCs w:val="22"/>
+        </w:rPr>
+      </w:pPr>
+      <w:r>
+        <w:rPr>
+          <w:rFonts w:asciiTheme="minorHAnsi" w:hAnsiTheme="minorHAnsi" w:cstheme="minorHAnsi"/>
+          <w:sz w:val="22"/>
+          <w:szCs w:val="22"/>
+        </w:rPr>
+        <w:t>The enabled flag is false.</w:t>
+      </w:r>
+    </w:p>
+    <w:p>
+      <w:pPr>
+        <w:spacing w:line="276" w:lineRule="auto"/>
+        <w:rPr>
+          <w:rFonts w:asciiTheme="minorHAnsi" w:hAnsiTheme="minorHAnsi" w:cstheme="minorHAnsi"/>
+          <w:sz w:val="22"/>
+          <w:szCs w:val="22"/>
+        </w:rPr>
+      </w:pPr>
+      <w:r>
+        <w:rPr>
+          <w:rFonts w:asciiTheme="minorHAnsi" w:hAnsiTheme="minorHAnsi" w:cstheme="minorHAnsi"/>
+          <w:sz w:val="22"/>
+          <w:szCs w:val="22"/>
+        </w:rPr>
+        <w:t>The device name or device ID does not match the entry in the manifest.</w:t>
+      </w:r>
+    </w:p>
+    <w:p>
+      <w:pPr>
+        <w:spacing w:line="276" w:lineRule="auto"/>
+        <w:rPr>
+          <w:rFonts w:asciiTheme="minorHAnsi" w:hAnsiTheme="minorHAnsi" w:cstheme="minorHAnsi"/>
+          <w:sz w:val="22"/>
+          <w:szCs w:val="22"/>
+        </w:rPr>
+      </w:pPr>
+      <w:r>
+        <w:rPr>
+          <w:rFonts w:asciiTheme="minorHAnsi" w:hAnsiTheme="minorHAnsi" w:cstheme="minorHAnsi"/>
+          <w:sz w:val="22"/>
+          <w:szCs w:val="22"/>
+        </w:rPr>
+        <w:t>The firmware URL is wrong.</w:t>
+      </w:r>
+    </w:p>
+    <w:p>
+      <w:pPr>
+        <w:spacing w:line="276" w:lineRule="auto"/>
+        <w:rPr>
+          <w:rFonts w:asciiTheme="minorHAnsi" w:hAnsiTheme="minorHAnsi" w:cstheme="minorHAnsi"/>
+          <w:sz w:val="22"/>
+          <w:szCs w:val="22"/>
+        </w:rPr>
+      </w:pPr>
+      <w:r>
+        <w:rPr>
+          <w:rFonts w:asciiTheme="minorHAnsi" w:hAnsiTheme="minorHAnsi" w:cstheme="minorHAnsi"/>
+          <w:sz w:val="22"/>
+          <w:szCs w:val="22"/>
+        </w:rPr>
+        <w:t>The firmware file was not uploaded to GitHub Releases.</w:t>
+      </w:r>
+    </w:p>
+    <w:p>
+      <w:pPr>
+        <w:spacing w:line="276" w:lineRule="auto"/>
+        <w:rPr>
+          <w:rFonts w:asciiTheme="minorHAnsi" w:hAnsiTheme="minorHAnsi" w:cstheme="minorHAnsi"/>
+          <w:sz w:val="22"/>
+          <w:szCs w:val="22"/>
+        </w:rPr>
+      </w:pPr>
+      <w:r>
+        <w:rPr>
+          <w:rFonts w:asciiTheme="minorHAnsi" w:hAnsiTheme="minorHAnsi" w:cstheme="minorHAnsi"/>
+          <w:sz w:val="22"/>
+          <w:szCs w:val="22"/>
+        </w:rPr>
+        <w:t>The firmware size in the manifest is wrong.</w:t>
+      </w:r>
+    </w:p>
+    <w:p>
+      <w:pPr>
+        <w:spacing w:line="276" w:lineRule="auto"/>
+        <w:rPr>
+          <w:rFonts w:asciiTheme="minorHAnsi" w:hAnsiTheme="minorHAnsi" w:cstheme="minorHAnsi"/>
+          <w:sz w:val="22"/>
+          <w:szCs w:val="22"/>
+        </w:rPr>
+      </w:pPr>
+      <w:r>
+        <w:rPr>
+          <w:rFonts w:asciiTheme="minorHAnsi" w:hAnsiTheme="minorHAnsi" w:cstheme="minorHAnsi"/>
+          <w:sz w:val="22"/>
+          <w:szCs w:val="22"/>
+        </w:rPr>
+        <w:t>The firmware is too large for the OTA partition.</w:t>
+      </w:r>
+    </w:p>
+    <w:p>
+      <w:pPr>
+        <w:spacing w:line="276" w:lineRule="auto"/>
+        <w:rPr>
+          <w:rFonts w:asciiTheme="minorHAnsi" w:hAnsiTheme="minorHAnsi" w:cstheme="minorHAnsi"/>
+          <w:sz w:val="22"/>
+          <w:szCs w:val="22"/>
+        </w:rPr>
+      </w:pPr>
+      <w:r>
+        <w:rPr>
+          <w:rFonts w:asciiTheme="minorHAnsi" w:hAnsiTheme="minorHAnsi" w:cstheme="minorHAnsi"/>
+          <w:sz w:val="22"/>
+          <w:szCs w:val="22"/>
+        </w:rPr>
+        <w:t>The SHA-256 hash in the manifest does not match the downloaded file.</w:t>
+      </w:r>
+    </w:p>
+    <w:p>
+      <w:pPr>
+        <w:spacing w:line="276" w:lineRule="auto"/>
+        <w:rPr>
+          <w:rFonts w:asciiTheme="minorHAnsi" w:hAnsiTheme="minorHAnsi" w:cstheme="minorHAnsi"/>
+          <w:sz w:val="22"/>
+          <w:szCs w:val="22"/>
+        </w:rPr>
+      </w:pPr>
+      <w:r>
+        <w:rPr>
+          <w:rFonts w:asciiTheme="minorHAnsi" w:hAnsiTheme="minorHAnsi" w:cstheme="minorHAnsi"/>
+          <w:sz w:val="22"/>
+          <w:szCs w:val="22"/>
+        </w:rPr>
+        <w:t>The device has no Wi-Fi connection.</w:t>
+      </w:r>
+    </w:p>
+    <w:p>
+      <w:pPr>
+        <w:spacing w:line="276" w:lineRule="auto"/>
+        <w:rPr>
+          <w:rFonts w:asciiTheme="minorHAnsi" w:hAnsiTheme="minorHAnsi" w:cstheme="minorHAnsi"/>
+          <w:sz w:val="22"/>
+          <w:szCs w:val="22"/>
+        </w:rPr>
+      </w:pPr>
+      <w:r>
+        <w:rPr>
+          <w:rFonts w:asciiTheme="minorHAnsi" w:hAnsiTheme="minorHAnsi" w:cstheme="minorHAnsi"/>
+          <w:sz w:val="22"/>
+          <w:szCs w:val="22"/>
+        </w:rPr>
+        <w:t>The device has unstable power or low battery.</w:t>
+      </w:r>
+    </w:p>
+    <w:p>
+      <w:pPr>
+        <w:spacing w:line="276" w:lineRule="auto"/>
+        <w:rPr>
+          <w:rFonts w:asciiTheme="minorHAnsi" w:hAnsiTheme="minorHAnsi" w:cstheme="minorHAnsi"/>
+          <w:sz w:val="22"/>
+          <w:szCs w:val="22"/>
+        </w:rPr>
+      </w:pPr>
+      <w:r>
+        <w:rPr>
+          <w:rFonts w:asciiTheme="minorHAnsi" w:hAnsiTheme="minorHAnsi" w:cstheme="minorHAnsi"/>
+          <w:sz w:val="22"/>
+          <w:szCs w:val="22"/>
+        </w:rPr>
+        <w:t>GitHub is temporarily unreachable.</w:t>
+      </w:r>
+    </w:p>
+    <w:p>
+      <w:pPr>
+        <w:spacing w:line="276" w:lineRule="auto"/>
+        <w:rPr>
+          <w:rFonts w:asciiTheme="minorHAnsi" w:hAnsiTheme="minorHAnsi" w:cstheme="minorHAnsi"/>
+          <w:sz w:val="22"/>
+          <w:szCs w:val="22"/>
+        </w:rPr>
+      </w:pPr>
+      <w:r>
+        <w:rPr>
+          <w:rFonts w:asciiTheme="minorHAnsi" w:hAnsiTheme="minorHAnsi" w:cstheme="minorHAnsi"/>
+          <w:sz w:val="22"/>
+          <w:szCs w:val="22"/>
+        </w:rPr>
+        <w:t>The Telegram command was received, but the OTA check found no newer firmware.</w:t>
+      </w:r>
+    </w:p>
+    <w:p>
+      <w:pPr>
+        <w:spacing w:line="276" w:lineRule="auto"/>
+        <w:rPr>
+          <w:rFonts w:asciiTheme="minorHAnsi" w:hAnsiTheme="minorHAnsi" w:cstheme="minorHAnsi"/>
+          <w:sz w:val="22"/>
+          <w:szCs w:val="22"/>
+        </w:rPr>
+      </w:pPr>
+      <w:r>
+        <w:rPr>
+          <w:rFonts w:asciiTheme="minorHAnsi" w:hAnsiTheme="minorHAnsi" w:cstheme="minorHAnsi"/>
+          <w:sz w:val="22"/>
+          <w:szCs w:val="22"/>
+        </w:rPr>
+        <w:t>Important notes</w:t>
+      </w:r>
+    </w:p>
+    <w:p>
+      <w:pPr>
+        <w:spacing w:line="276" w:lineRule="auto"/>
+        <w:rPr>
+          <w:rFonts w:asciiTheme="minorHAnsi" w:hAnsiTheme="minorHAnsi" w:cstheme="minorHAnsi"/>
+          <w:sz w:val="22"/>
+          <w:szCs w:val="22"/>
+        </w:rPr>
+      </w:pPr>
+      <w:r>
+        <w:rPr>
+          <w:rFonts w:asciiTheme="minorHAnsi" w:hAnsiTheme="minorHAnsi" w:cstheme="minorHAnsi"/>
+          <w:sz w:val="22"/>
+          <w:szCs w:val="22"/>
+        </w:rPr>
+        <w:t>The device does not update just because a file exists in GitHub Releases.</w:t>
+      </w:r>
+    </w:p>
+    <w:p>
+      <w:pPr>
+        <w:spacing w:line="276" w:lineRule="auto"/>
+        <w:rPr>
+          <w:rFonts w:asciiTheme="minorHAnsi" w:hAnsiTheme="minorHAnsi" w:cstheme="minorHAnsi"/>
+          <w:sz w:val="22"/>
+          <w:szCs w:val="22"/>
+        </w:rPr>
+      </w:pPr>
+      <w:r>
+        <w:rPr>
+          <w:rFonts w:asciiTheme="minorHAnsi" w:hAnsiTheme="minorHAnsi" w:cstheme="minorHAnsi"/>
+          <w:sz w:val="22"/>
+          <w:szCs w:val="22"/>
+        </w:rPr>
+        <w:t>The device updates only when the manifest tells it to update.</w:t>
+      </w:r>
+    </w:p>
+    <w:p>
+      <w:pPr>
+        <w:spacing w:line="276" w:lineRule="auto"/>
+        <w:rPr>
+          <w:rFonts w:asciiTheme="minorHAnsi" w:hAnsiTheme="minorHAnsi" w:cstheme="minorHAnsi"/>
+          <w:sz w:val="22"/>
+          <w:szCs w:val="22"/>
+        </w:rPr>
+      </w:pPr>
+      <w:r>
+        <w:rPr>
+          <w:rFonts w:asciiTheme="minorHAnsi" w:hAnsiTheme="minorHAnsi" w:cstheme="minorHAnsi"/>
+          <w:sz w:val="22"/>
+          <w:szCs w:val="22"/>
+        </w:rPr>
+        <w:t>The manifest is the control point of the OTA system.</w:t>
+      </w:r>
+    </w:p>
+    <w:p>
+      <w:pPr>
+        <w:spacing w:line="276" w:lineRule="auto"/>
+        <w:rPr>
+          <w:rFonts w:asciiTheme="minorHAnsi" w:hAnsiTheme="minorHAnsi" w:cstheme="minorHAnsi"/>
+          <w:sz w:val="22"/>
+          <w:szCs w:val="22"/>
+        </w:rPr>
+      </w:pPr>
+      <w:r>
+        <w:rPr>
+          <w:rFonts w:asciiTheme="minorHAnsi" w:hAnsiTheme="minorHAnsi" w:cstheme="minorHAnsi"/>
+          <w:sz w:val="22"/>
+          <w:szCs w:val="22"/>
+        </w:rPr>
+        <w:t>GitHub Releases is only the storage location for firmware binaries.</w:t>
+      </w:r>
+    </w:p>
+    <w:p>
+      <w:pPr>
+        <w:spacing w:line="276" w:lineRule="auto"/>
+        <w:rPr>
+          <w:rFonts w:asciiTheme="minorHAnsi" w:hAnsiTheme="minorHAnsi" w:cstheme="minorHAnsi"/>
+          <w:sz w:val="22"/>
+          <w:szCs w:val="22"/>
+        </w:rPr>
+      </w:pPr>
+      <w:r>
+        <w:rPr>
+          <w:rFonts w:asciiTheme="minorHAnsi" w:hAnsiTheme="minorHAnsi" w:cstheme="minorHAnsi"/>
+          <w:sz w:val="22"/>
+          <w:szCs w:val="22"/>
+        </w:rPr>
+        <w:t>Telegram is only one of the ways to request an update check.</w:t>
+      </w:r>
+    </w:p>
+    <w:p>
+      <w:pPr>
+        <w:spacing w:line="276" w:lineRule="auto"/>
+        <w:rPr>
+          <w:rFonts w:asciiTheme="minorHAnsi" w:hAnsiTheme="minorHAnsi" w:cstheme="minorHAnsi"/>
+          <w:sz w:val="22"/>
+          <w:szCs w:val="22"/>
+        </w:rPr>
+      </w:pPr>
+      <w:r>
+        <w:rPr>
+          <w:rFonts w:asciiTheme="minorHAnsi" w:hAnsiTheme="minorHAnsi" w:cstheme="minorHAnsi"/>
+          <w:sz w:val="22"/>
+          <w:szCs w:val="22"/>
+        </w:rPr>
+        <w:t>The physical OTA button is another way to request the same update check.</w:t>
+      </w:r>
+    </w:p>
+    <w:p>
+      <w:pPr>
+        <w:spacing w:line="276" w:lineRule="auto"/>
+        <w:rPr>
+          <w:rFonts w:asciiTheme="minorHAnsi" w:hAnsiTheme="minorHAnsi" w:cstheme="minorHAnsi"/>
+          <w:sz w:val="22"/>
+          <w:szCs w:val="22"/>
+        </w:rPr>
+      </w:pPr>
+      <w:r>
+        <w:rPr>
+          <w:rFonts w:asciiTheme="minorHAnsi" w:hAnsiTheme="minorHAnsi" w:cstheme="minorHAnsi"/>
+          <w:sz w:val="22"/>
+          <w:szCs w:val="22"/>
+        </w:rPr>
+        <w:t>The automatic weekly update is a fallback way to request the same update check.</w:t>
+      </w:r>
+    </w:p>
+    <w:p>
+      <w:pPr>
+        <w:spacing w:line="276" w:lineRule="auto"/>
+        <w:rPr>
+          <w:rFonts w:asciiTheme="minorHAnsi" w:hAnsiTheme="minorHAnsi" w:cstheme="minorHAnsi"/>
+          <w:sz w:val="22"/>
+          <w:szCs w:val="22"/>
+        </w:rPr>
+      </w:pPr>
+      <w:r>
+        <w:rPr>
+          <w:rFonts w:asciiTheme="minorHAnsi" w:hAnsiTheme="minorHAnsi" w:cstheme="minorHAnsi"/>
+          <w:sz w:val="22"/>
+          <w:szCs w:val="22"/>
+        </w:rPr>
+        <w:t>All three methods use the same cloud-pull OTA logic.</w:t>
+      </w:r>
+    </w:p>
+    <w:p>
+      <w:pPr>
+        <w:spacing w:line="276" w:lineRule="auto"/>
+        <w:rPr>
+          <w:rFonts w:asciiTheme="minorHAnsi" w:hAnsiTheme="minorHAnsi" w:cstheme="minorHAnsi"/>
+          <w:sz w:val="22"/>
+          <w:szCs w:val="22"/>
+        </w:rPr>
+      </w:pPr>
+      <w:r>
+        <w:rPr>
+          <w:rFonts w:asciiTheme="minorHAnsi" w:hAnsiTheme="minorHAnsi" w:cstheme="minorHAnsi"/>
+          <w:sz w:val="22"/>
+          <w:szCs w:val="22"/>
+        </w:rPr>
+        <w:t>A successful OTA update is confirmed only after the device reboots and reports that it is running the new firmware version.</w:t>
+      </w:r>
+      <w:r>
+        <w:rPr>
+          <w:sz w:val="56"/>
+          <w:szCs w:val="48"/>
+        </w:rPr>
+        <w:br w:type="page"/>
+      </w:r>
+    </w:p>
+    <w:p>
+      <w:pPr>
+        <w:pStyle w:val="Titul"/>
+        <w:rPr>
+          <w:sz w:val="56"/>
+          <w:szCs w:val="48"/>
+        </w:rPr>
+      </w:pPr>
+      <w:r>
+        <w:rPr>
+          <w:sz w:val="56"/>
+          <w:szCs w:val="48"/>
+        </w:rPr>
+        <w:lastRenderedPageBreak/>
+        <w:t>[Uploading the Program as Compiled Binary.]</w:t>
+      </w:r>
+    </w:p>
+    <w:p>
+      <w:pPr>
+        <w:autoSpaceDE w:val="0"/>
+        <w:autoSpaceDN w:val="0"/>
+        <w:adjustRightInd w:val="0"/>
+        <w:rPr>
+          <w:rFonts w:cstheme="minorHAnsi"/>
+        </w:rPr>
+      </w:pPr>
+    </w:p>
+    <w:p>
+      <w:pPr>
         <w:spacing w:after="200" w:line="276" w:lineRule="auto"/>
         <w:rPr>
           <w:rFonts w:asciiTheme="minorHAnsi" w:hAnsiTheme="minorHAnsi" w:cstheme="minorHAnsi"/>
@@ -10013,7 +15655,23 @@
           <w:sz w:val="22"/>
           <w:szCs w:val="22"/>
         </w:rPr>
-        <w:t>There is a second way of how you can upload your program into the memory of the device — compile the program into a .bin file and then upload it</w:t>
+        <w:t xml:space="preserve">There is a </w:t>
+      </w:r>
+      <w:r>
+        <w:rPr>
+          <w:rFonts w:asciiTheme="minorHAnsi" w:hAnsiTheme="minorHAnsi" w:cstheme="minorHAnsi"/>
+          <w:sz w:val="22"/>
+          <w:szCs w:val="22"/>
+        </w:rPr>
+        <w:t>third</w:t>
+      </w:r>
+      <w:r>
+        <w:rPr>
+          <w:rFonts w:asciiTheme="minorHAnsi" w:hAnsiTheme="minorHAnsi" w:cstheme="minorHAnsi"/>
+          <w:sz w:val="22"/>
+          <w:szCs w:val="22"/>
+        </w:rPr>
+        <w:t xml:space="preserve"> way of how you can upload your program into the memory of the device — compile the program into a .bin file and then upload it</w:t>
       </w:r>
       <w:r>
         <w:rPr>
@@ -10088,7 +15746,23 @@
           <w:sz w:val="22"/>
           <w:szCs w:val="22"/>
         </w:rPr>
-        <w:t xml:space="preserve"> This second method is good in two cases: for some reason you </w:t>
+        <w:t xml:space="preserve"> This </w:t>
+      </w:r>
+      <w:r>
+        <w:rPr>
+          <w:rFonts w:asciiTheme="minorHAnsi" w:hAnsiTheme="minorHAnsi" w:cstheme="minorHAnsi"/>
+          <w:sz w:val="22"/>
+          <w:szCs w:val="22"/>
+        </w:rPr>
+        <w:t>third</w:t>
+      </w:r>
+      <w:r>
+        <w:rPr>
+          <w:rFonts w:asciiTheme="minorHAnsi" w:hAnsiTheme="minorHAnsi" w:cstheme="minorHAnsi"/>
+          <w:sz w:val="22"/>
+          <w:szCs w:val="22"/>
+        </w:rPr>
+        <w:t xml:space="preserve"> method is good in two cases: for some reason you </w:t>
       </w:r>
       <w:r>
         <w:rPr>
@@ -12702,7 +18376,6 @@
                 <w:sz w:val="22"/>
                 <w:szCs w:val="22"/>
               </w:rPr>
-              <w:lastRenderedPageBreak/>
               <w:t>exam_mode.cpp</w:t>
             </w:r>
           </w:p>
@@ -36748,6 +42421,60 @@
 <file path=word/numbering.xml><?xml version="1.0" encoding="utf-8"?>
 <w:numbering xmlns:wpc="http://schemas.microsoft.com/office/word/2010/wordprocessingCanvas" xmlns:cx="http://schemas.microsoft.com/office/drawing/2014/chartex" xmlns:cx1="http://schemas.microsoft.com/office/drawing/2015/9/8/chartex" xmlns:cx2="http://schemas.microsoft.com/office/drawing/2015/10/21/chartex" xmlns:cx3="http://schemas.microsoft.com/office/drawing/2016/5/9/chartex" xmlns:cx4="http://schemas.microsoft.com/office/drawing/2016/5/10/chartex" xmlns:cx5="http://schemas.microsoft.com/office/drawing/2016/5/11/chartex" xmlns:cx6="http://schemas.microsoft.com/office/drawing/2016/5/12/chartex" xmlns:cx7="http://schemas.microsoft.com/office/drawing/2016/5/13/chartex" xmlns:cx8="http://schemas.microsoft.com/office/drawing/2016/5/14/chartex" xmlns:mc="http://schemas.openxmlformats.org/markup-compatibility/2006" xmlns:aink="http://schemas.microsoft.com/office/drawing/2016/ink" xmlns:am3d="http://schemas.microsoft.com/office/drawing/2017/model3d" xmlns:o="urn:schemas-microsoft-com:office:office" xmlns:oel="http://schemas.microsoft.com/office/2019/extlst" xmlns:r="http://schemas.openxmlformats.org/officeDocument/2006/relationships" xmlns:m="http://schemas.openxmlformats.org/officeDocument/2006/math" xmlns:v="urn:schemas-microsoft-com:vml" xmlns:wp14="http://schemas.microsoft.com/office/word/2010/wordprocessingDrawing" xmlns:wp="http://schemas.openxmlformats.org/drawingml/2006/wordprocessingDrawing" xmlns:w10="urn:schemas-microsoft-com:office:word" xmlns:w="http://schemas.openxmlformats.org/wordprocessingml/2006/main" xmlns:w14="http://schemas.microsoft.com/office/word/2010/wordml" xmlns:w15="http://schemas.microsoft.com/office/word/2012/wordml" xmlns:w16cex="http://schemas.microsoft.com/office/word/2018/wordml/cex" xmlns:w16cid="http://schemas.microsoft.com/office/word/2016/wordml/cid" xmlns:w16="http://schemas.microsoft.com/office/word/2018/wordml" xmlns:w16sdtdh="http://schemas.microsoft.com/office/word/2020/wordml/sdtdatahash" xmlns:w16se="http://schemas.microsoft.com/office/word/2015/wordml/symex" xmlns:wpg="http://schemas.microsoft.com/office/word/2010/wordprocessingGroup" xmlns:wpi="http://schemas.microsoft.com/office/word/2010/wordprocessingInk" xmlns:wne="http://schemas.microsoft.com/office/word/2006/wordml" xmlns:wps="http://schemas.microsoft.com/office/word/2010/wordprocessingShape" mc:Ignorable="w14 w15 w16se w16cid w16 w16cex w16sdtdh wp14">
   <w:abstractNum w:abstractNumId="0" w15:restartNumberingAfterBreak="0">
+    <w:nsid w:val="00000001"/>
+    <w:multiLevelType w:val="hybridMultilevel"/>
+    <w:tmpl w:val="FFFFFFFF"/>
+    <w:lvl w:ilvl="0" w:tplc="00000001">
+      <w:start w:val="1"/>
+      <w:numFmt w:val="bullet"/>
+      <w:lvlText w:val="⁃"/>
+      <w:lvlJc w:val="left"/>
+      <w:pPr>
+        <w:ind w:left="720" w:hanging="360"/>
+      </w:pPr>
+    </w:lvl>
+    <w:lvl w:ilvl="1" w:tplc="FFFFFFFF">
+      <w:numFmt w:val="decimal"/>
+      <w:lvlText w:val=""/>
+      <w:lvlJc w:val="left"/>
+    </w:lvl>
+    <w:lvl w:ilvl="2" w:tplc="FFFFFFFF">
+      <w:numFmt w:val="decimal"/>
+      <w:lvlText w:val=""/>
+      <w:lvlJc w:val="left"/>
+    </w:lvl>
+    <w:lvl w:ilvl="3" w:tplc="FFFFFFFF">
+      <w:numFmt w:val="decimal"/>
+      <w:lvlText w:val=""/>
+      <w:lvlJc w:val="left"/>
+    </w:lvl>
+    <w:lvl w:ilvl="4" w:tplc="FFFFFFFF">
+      <w:numFmt w:val="decimal"/>
+      <w:lvlText w:val=""/>
+      <w:lvlJc w:val="left"/>
+    </w:lvl>
+    <w:lvl w:ilvl="5" w:tplc="FFFFFFFF">
+      <w:numFmt w:val="decimal"/>
+      <w:lvlText w:val=""/>
+      <w:lvlJc w:val="left"/>
+    </w:lvl>
+    <w:lvl w:ilvl="6" w:tplc="FFFFFFFF">
+      <w:numFmt w:val="decimal"/>
+      <w:lvlText w:val=""/>
+      <w:lvlJc w:val="left"/>
+    </w:lvl>
+    <w:lvl w:ilvl="7" w:tplc="FFFFFFFF">
+      <w:numFmt w:val="decimal"/>
+      <w:lvlText w:val=""/>
+      <w:lvlJc w:val="left"/>
+    </w:lvl>
+    <w:lvl w:ilvl="8" w:tplc="FFFFFFFF">
+      <w:numFmt w:val="decimal"/>
+      <w:lvlText w:val=""/>
+      <w:lvlJc w:val="left"/>
+    </w:lvl>
+  </w:abstractNum>
+  <w:abstractNum w:abstractNumId="1" w15:restartNumberingAfterBreak="0">
     <w:nsid w:val="01263627"/>
     <w:multiLevelType w:val="hybridMultilevel"/>
     <w:tmpl w:val="8FA4252C"/>
@@ -36859,7 +42586,7 @@
       </w:rPr>
     </w:lvl>
   </w:abstractNum>
-  <w:abstractNum w:abstractNumId="1" w15:restartNumberingAfterBreak="0">
+  <w:abstractNum w:abstractNumId="2" w15:restartNumberingAfterBreak="0">
     <w:nsid w:val="02B63BD9"/>
     <w:multiLevelType w:val="hybridMultilevel"/>
     <w:tmpl w:val="8A740646"/>
@@ -36916,7 +42643,7 @@
       <w:lvlJc w:val="left"/>
     </w:lvl>
   </w:abstractNum>
-  <w:abstractNum w:abstractNumId="2" w15:restartNumberingAfterBreak="0">
+  <w:abstractNum w:abstractNumId="3" w15:restartNumberingAfterBreak="0">
     <w:nsid w:val="03062EA6"/>
     <w:multiLevelType w:val="hybridMultilevel"/>
     <w:tmpl w:val="BB7AEA60"/>
@@ -37002,7 +42729,7 @@
       </w:pPr>
     </w:lvl>
   </w:abstractNum>
-  <w:abstractNum w:abstractNumId="3" w15:restartNumberingAfterBreak="0">
+  <w:abstractNum w:abstractNumId="4" w15:restartNumberingAfterBreak="0">
     <w:nsid w:val="03F913AD"/>
     <w:multiLevelType w:val="hybridMultilevel"/>
     <w:tmpl w:val="C8E0DCBC"/>
@@ -37088,7 +42815,7 @@
       </w:pPr>
     </w:lvl>
   </w:abstractNum>
-  <w:abstractNum w:abstractNumId="4" w15:restartNumberingAfterBreak="0">
+  <w:abstractNum w:abstractNumId="5" w15:restartNumberingAfterBreak="0">
     <w:nsid w:val="074510FA"/>
     <w:multiLevelType w:val="hybridMultilevel"/>
     <w:tmpl w:val="32E29218"/>
@@ -37174,7 +42901,7 @@
       </w:pPr>
     </w:lvl>
   </w:abstractNum>
-  <w:abstractNum w:abstractNumId="5" w15:restartNumberingAfterBreak="0">
+  <w:abstractNum w:abstractNumId="6" w15:restartNumberingAfterBreak="0">
     <w:nsid w:val="083925E0"/>
     <w:multiLevelType w:val="hybridMultilevel"/>
     <w:tmpl w:val="7D5227FC"/>
@@ -37287,7 +43014,7 @@
       </w:rPr>
     </w:lvl>
   </w:abstractNum>
-  <w:abstractNum w:abstractNumId="6" w15:restartNumberingAfterBreak="0">
+  <w:abstractNum w:abstractNumId="7" w15:restartNumberingAfterBreak="0">
     <w:nsid w:val="0CD622DB"/>
     <w:multiLevelType w:val="hybridMultilevel"/>
     <w:tmpl w:val="32E29218"/>
@@ -37373,7 +43100,7 @@
       </w:pPr>
     </w:lvl>
   </w:abstractNum>
-  <w:abstractNum w:abstractNumId="7" w15:restartNumberingAfterBreak="0">
+  <w:abstractNum w:abstractNumId="8" w15:restartNumberingAfterBreak="0">
     <w:nsid w:val="0EA16FA2"/>
     <w:multiLevelType w:val="multilevel"/>
     <w:tmpl w:val="B6AEB90E"/>
@@ -37522,7 +43249,7 @@
       </w:rPr>
     </w:lvl>
   </w:abstractNum>
-  <w:abstractNum w:abstractNumId="8" w15:restartNumberingAfterBreak="0">
+  <w:abstractNum w:abstractNumId="9" w15:restartNumberingAfterBreak="0">
     <w:nsid w:val="1A7D7655"/>
     <w:multiLevelType w:val="hybridMultilevel"/>
     <w:tmpl w:val="F28A489A"/>
@@ -37608,7 +43335,7 @@
       </w:pPr>
     </w:lvl>
   </w:abstractNum>
-  <w:abstractNum w:abstractNumId="9" w15:restartNumberingAfterBreak="0">
+  <w:abstractNum w:abstractNumId="10" w15:restartNumberingAfterBreak="0">
     <w:nsid w:val="24121109"/>
     <w:multiLevelType w:val="hybridMultilevel"/>
     <w:tmpl w:val="7750C39C"/>
@@ -37721,7 +43448,7 @@
       </w:rPr>
     </w:lvl>
   </w:abstractNum>
-  <w:abstractNum w:abstractNumId="10" w15:restartNumberingAfterBreak="0">
+  <w:abstractNum w:abstractNumId="11" w15:restartNumberingAfterBreak="0">
     <w:nsid w:val="28590940"/>
     <w:multiLevelType w:val="multilevel"/>
     <w:tmpl w:val="09E2899E"/>
@@ -37870,7 +43597,7 @@
       </w:rPr>
     </w:lvl>
   </w:abstractNum>
-  <w:abstractNum w:abstractNumId="11" w15:restartNumberingAfterBreak="0">
+  <w:abstractNum w:abstractNumId="12" w15:restartNumberingAfterBreak="0">
     <w:nsid w:val="297537E8"/>
     <w:multiLevelType w:val="hybridMultilevel"/>
     <w:tmpl w:val="0A2EC628"/>
@@ -37956,7 +43683,7 @@
       </w:pPr>
     </w:lvl>
   </w:abstractNum>
-  <w:abstractNum w:abstractNumId="12" w15:restartNumberingAfterBreak="0">
+  <w:abstractNum w:abstractNumId="13" w15:restartNumberingAfterBreak="0">
     <w:nsid w:val="2C7E29CD"/>
     <w:multiLevelType w:val="hybridMultilevel"/>
     <w:tmpl w:val="CA28062C"/>
@@ -38069,7 +43796,7 @@
       </w:rPr>
     </w:lvl>
   </w:abstractNum>
-  <w:abstractNum w:abstractNumId="13" w15:restartNumberingAfterBreak="0">
+  <w:abstractNum w:abstractNumId="14" w15:restartNumberingAfterBreak="0">
     <w:nsid w:val="2CFF69D2"/>
     <w:multiLevelType w:val="hybridMultilevel"/>
     <w:tmpl w:val="D37AA3C6"/>
@@ -38182,7 +43909,7 @@
       </w:rPr>
     </w:lvl>
   </w:abstractNum>
-  <w:abstractNum w:abstractNumId="14" w15:restartNumberingAfterBreak="0">
+  <w:abstractNum w:abstractNumId="15" w15:restartNumberingAfterBreak="0">
     <w:nsid w:val="2D06733D"/>
     <w:multiLevelType w:val="hybridMultilevel"/>
     <w:tmpl w:val="8166A1EA"/>
@@ -38295,7 +44022,7 @@
       </w:rPr>
     </w:lvl>
   </w:abstractNum>
-  <w:abstractNum w:abstractNumId="15" w15:restartNumberingAfterBreak="0">
+  <w:abstractNum w:abstractNumId="16" w15:restartNumberingAfterBreak="0">
     <w:nsid w:val="34E87150"/>
     <w:multiLevelType w:val="hybridMultilevel"/>
     <w:tmpl w:val="D74ADAF2"/>
@@ -38408,7 +44135,7 @@
       </w:rPr>
     </w:lvl>
   </w:abstractNum>
-  <w:abstractNum w:abstractNumId="16" w15:restartNumberingAfterBreak="0">
+  <w:abstractNum w:abstractNumId="17" w15:restartNumberingAfterBreak="0">
     <w:nsid w:val="3CE54F21"/>
     <w:multiLevelType w:val="multilevel"/>
     <w:tmpl w:val="BCE8C408"/>
@@ -38557,7 +44284,7 @@
       </w:rPr>
     </w:lvl>
   </w:abstractNum>
-  <w:abstractNum w:abstractNumId="17" w15:restartNumberingAfterBreak="0">
+  <w:abstractNum w:abstractNumId="18" w15:restartNumberingAfterBreak="0">
     <w:nsid w:val="41F34DFB"/>
     <w:multiLevelType w:val="hybridMultilevel"/>
     <w:tmpl w:val="A8069B38"/>
@@ -38670,7 +44397,7 @@
       </w:rPr>
     </w:lvl>
   </w:abstractNum>
-  <w:abstractNum w:abstractNumId="18" w15:restartNumberingAfterBreak="0">
+  <w:abstractNum w:abstractNumId="19" w15:restartNumberingAfterBreak="0">
     <w:nsid w:val="41FD382B"/>
     <w:multiLevelType w:val="hybridMultilevel"/>
     <w:tmpl w:val="F0FEE386"/>
@@ -38727,7 +44454,7 @@
       <w:lvlJc w:val="left"/>
     </w:lvl>
   </w:abstractNum>
-  <w:abstractNum w:abstractNumId="19" w15:restartNumberingAfterBreak="0">
+  <w:abstractNum w:abstractNumId="20" w15:restartNumberingAfterBreak="0">
     <w:nsid w:val="4A30674C"/>
     <w:multiLevelType w:val="hybridMultilevel"/>
     <w:tmpl w:val="137280CC"/>
@@ -38840,7 +44567,7 @@
       </w:rPr>
     </w:lvl>
   </w:abstractNum>
-  <w:abstractNum w:abstractNumId="20" w15:restartNumberingAfterBreak="0">
+  <w:abstractNum w:abstractNumId="21" w15:restartNumberingAfterBreak="0">
     <w:nsid w:val="4B0E0E91"/>
     <w:multiLevelType w:val="hybridMultilevel"/>
     <w:tmpl w:val="24A8A23E"/>
@@ -38897,7 +44624,7 @@
       <w:lvlJc w:val="left"/>
     </w:lvl>
   </w:abstractNum>
-  <w:abstractNum w:abstractNumId="21" w15:restartNumberingAfterBreak="0">
+  <w:abstractNum w:abstractNumId="22" w15:restartNumberingAfterBreak="0">
     <w:nsid w:val="4C4A79BB"/>
     <w:multiLevelType w:val="hybridMultilevel"/>
     <w:tmpl w:val="9B384550"/>
@@ -39009,7 +44736,7 @@
       </w:rPr>
     </w:lvl>
   </w:abstractNum>
-  <w:abstractNum w:abstractNumId="22" w15:restartNumberingAfterBreak="0">
+  <w:abstractNum w:abstractNumId="23" w15:restartNumberingAfterBreak="0">
     <w:nsid w:val="4F037789"/>
     <w:multiLevelType w:val="hybridMultilevel"/>
     <w:tmpl w:val="211ECC7C"/>
@@ -39122,7 +44849,7 @@
       </w:rPr>
     </w:lvl>
   </w:abstractNum>
-  <w:abstractNum w:abstractNumId="23" w15:restartNumberingAfterBreak="0">
+  <w:abstractNum w:abstractNumId="24" w15:restartNumberingAfterBreak="0">
     <w:nsid w:val="51450793"/>
     <w:multiLevelType w:val="hybridMultilevel"/>
     <w:tmpl w:val="BF384AD8"/>
@@ -39235,7 +44962,120 @@
       </w:rPr>
     </w:lvl>
   </w:abstractNum>
-  <w:abstractNum w:abstractNumId="24" w15:restartNumberingAfterBreak="0">
+  <w:abstractNum w:abstractNumId="25" w15:restartNumberingAfterBreak="0">
+    <w:nsid w:val="52BD590B"/>
+    <w:multiLevelType w:val="multilevel"/>
+    <w:tmpl w:val="84BEFF38"/>
+    <w:lvl w:ilvl="0">
+      <w:start w:val="1"/>
+      <w:numFmt w:val="decimal"/>
+      <w:lvlText w:val="%1."/>
+      <w:lvlJc w:val="left"/>
+      <w:pPr>
+        <w:tabs>
+          <w:tab w:val="num" w:pos="720"/>
+        </w:tabs>
+        <w:ind w:left="720" w:hanging="360"/>
+      </w:pPr>
+    </w:lvl>
+    <w:lvl w:ilvl="1" w:tentative="1">
+      <w:start w:val="1"/>
+      <w:numFmt w:val="decimal"/>
+      <w:lvlText w:val="%2."/>
+      <w:lvlJc w:val="left"/>
+      <w:pPr>
+        <w:tabs>
+          <w:tab w:val="num" w:pos="1440"/>
+        </w:tabs>
+        <w:ind w:left="1440" w:hanging="360"/>
+      </w:pPr>
+    </w:lvl>
+    <w:lvl w:ilvl="2" w:tentative="1">
+      <w:start w:val="1"/>
+      <w:numFmt w:val="decimal"/>
+      <w:lvlText w:val="%3."/>
+      <w:lvlJc w:val="left"/>
+      <w:pPr>
+        <w:tabs>
+          <w:tab w:val="num" w:pos="2160"/>
+        </w:tabs>
+        <w:ind w:left="2160" w:hanging="360"/>
+      </w:pPr>
+    </w:lvl>
+    <w:lvl w:ilvl="3" w:tentative="1">
+      <w:start w:val="1"/>
+      <w:numFmt w:val="decimal"/>
+      <w:lvlText w:val="%4."/>
+      <w:lvlJc w:val="left"/>
+      <w:pPr>
+        <w:tabs>
+          <w:tab w:val="num" w:pos="2880"/>
+        </w:tabs>
+        <w:ind w:left="2880" w:hanging="360"/>
+      </w:pPr>
+    </w:lvl>
+    <w:lvl w:ilvl="4" w:tentative="1">
+      <w:start w:val="1"/>
+      <w:numFmt w:val="decimal"/>
+      <w:lvlText w:val="%5."/>
+      <w:lvlJc w:val="left"/>
+      <w:pPr>
+        <w:tabs>
+          <w:tab w:val="num" w:pos="3600"/>
+        </w:tabs>
+        <w:ind w:left="3600" w:hanging="360"/>
+      </w:pPr>
+    </w:lvl>
+    <w:lvl w:ilvl="5" w:tentative="1">
+      <w:start w:val="1"/>
+      <w:numFmt w:val="decimal"/>
+      <w:lvlText w:val="%6."/>
+      <w:lvlJc w:val="left"/>
+      <w:pPr>
+        <w:tabs>
+          <w:tab w:val="num" w:pos="4320"/>
+        </w:tabs>
+        <w:ind w:left="4320" w:hanging="360"/>
+      </w:pPr>
+    </w:lvl>
+    <w:lvl w:ilvl="6" w:tentative="1">
+      <w:start w:val="1"/>
+      <w:numFmt w:val="decimal"/>
+      <w:lvlText w:val="%7."/>
+      <w:lvlJc w:val="left"/>
+      <w:pPr>
+        <w:tabs>
+          <w:tab w:val="num" w:pos="5040"/>
+        </w:tabs>
+        <w:ind w:left="5040" w:hanging="360"/>
+      </w:pPr>
+    </w:lvl>
+    <w:lvl w:ilvl="7" w:tentative="1">
+      <w:start w:val="1"/>
+      <w:numFmt w:val="decimal"/>
+      <w:lvlText w:val="%8."/>
+      <w:lvlJc w:val="left"/>
+      <w:pPr>
+        <w:tabs>
+          <w:tab w:val="num" w:pos="5760"/>
+        </w:tabs>
+        <w:ind w:left="5760" w:hanging="360"/>
+      </w:pPr>
+    </w:lvl>
+    <w:lvl w:ilvl="8" w:tentative="1">
+      <w:start w:val="1"/>
+      <w:numFmt w:val="decimal"/>
+      <w:lvlText w:val="%9."/>
+      <w:lvlJc w:val="left"/>
+      <w:pPr>
+        <w:tabs>
+          <w:tab w:val="num" w:pos="6480"/>
+        </w:tabs>
+        <w:ind w:left="6480" w:hanging="360"/>
+      </w:pPr>
+    </w:lvl>
+  </w:abstractNum>
+  <w:abstractNum w:abstractNumId="26" w15:restartNumberingAfterBreak="0">
     <w:nsid w:val="551C5E3D"/>
     <w:multiLevelType w:val="hybridMultilevel"/>
     <w:tmpl w:val="EAA0B596"/>
@@ -39348,7 +45188,7 @@
       </w:rPr>
     </w:lvl>
   </w:abstractNum>
-  <w:abstractNum w:abstractNumId="25" w15:restartNumberingAfterBreak="0">
+  <w:abstractNum w:abstractNumId="27" w15:restartNumberingAfterBreak="0">
     <w:nsid w:val="57C97CC2"/>
     <w:multiLevelType w:val="hybridMultilevel"/>
     <w:tmpl w:val="EC44B476"/>
@@ -39405,7 +45245,7 @@
       <w:lvlJc w:val="left"/>
     </w:lvl>
   </w:abstractNum>
-  <w:abstractNum w:abstractNumId="26" w15:restartNumberingAfterBreak="0">
+  <w:abstractNum w:abstractNumId="28" w15:restartNumberingAfterBreak="0">
     <w:nsid w:val="59CE7406"/>
     <w:multiLevelType w:val="hybridMultilevel"/>
     <w:tmpl w:val="93D282B6"/>
@@ -39518,7 +45358,7 @@
       </w:rPr>
     </w:lvl>
   </w:abstractNum>
-  <w:abstractNum w:abstractNumId="27" w15:restartNumberingAfterBreak="0">
+  <w:abstractNum w:abstractNumId="29" w15:restartNumberingAfterBreak="0">
     <w:nsid w:val="5A025382"/>
     <w:multiLevelType w:val="hybridMultilevel"/>
     <w:tmpl w:val="CBB2267A"/>
@@ -39604,7 +45444,7 @@
       </w:pPr>
     </w:lvl>
   </w:abstractNum>
-  <w:abstractNum w:abstractNumId="28" w15:restartNumberingAfterBreak="0">
+  <w:abstractNum w:abstractNumId="30" w15:restartNumberingAfterBreak="0">
     <w:nsid w:val="5C46207E"/>
     <w:multiLevelType w:val="multilevel"/>
     <w:tmpl w:val="C81A4712"/>
@@ -39721,7 +45561,7 @@
       </w:pPr>
     </w:lvl>
   </w:abstractNum>
-  <w:abstractNum w:abstractNumId="29" w15:restartNumberingAfterBreak="0">
+  <w:abstractNum w:abstractNumId="31" w15:restartNumberingAfterBreak="0">
     <w:nsid w:val="5CD10B6B"/>
     <w:multiLevelType w:val="hybridMultilevel"/>
     <w:tmpl w:val="8B9EBA02"/>
@@ -39834,7 +45674,7 @@
       </w:rPr>
     </w:lvl>
   </w:abstractNum>
-  <w:abstractNum w:abstractNumId="30" w15:restartNumberingAfterBreak="0">
+  <w:abstractNum w:abstractNumId="32" w15:restartNumberingAfterBreak="0">
     <w:nsid w:val="5CEC051D"/>
     <w:multiLevelType w:val="hybridMultilevel"/>
     <w:tmpl w:val="488803E6"/>
@@ -39947,7 +45787,7 @@
       </w:rPr>
     </w:lvl>
   </w:abstractNum>
-  <w:abstractNum w:abstractNumId="31" w15:restartNumberingAfterBreak="0">
+  <w:abstractNum w:abstractNumId="33" w15:restartNumberingAfterBreak="0">
     <w:nsid w:val="61233B82"/>
     <w:multiLevelType w:val="multilevel"/>
     <w:tmpl w:val="31DE78F6"/>
@@ -40096,7 +45936,7 @@
       </w:rPr>
     </w:lvl>
   </w:abstractNum>
-  <w:abstractNum w:abstractNumId="32" w15:restartNumberingAfterBreak="0">
+  <w:abstractNum w:abstractNumId="34" w15:restartNumberingAfterBreak="0">
     <w:nsid w:val="62E40816"/>
     <w:multiLevelType w:val="multilevel"/>
     <w:tmpl w:val="E8AA45C0"/>
@@ -40245,7 +46085,7 @@
       </w:rPr>
     </w:lvl>
   </w:abstractNum>
-  <w:abstractNum w:abstractNumId="33" w15:restartNumberingAfterBreak="0">
+  <w:abstractNum w:abstractNumId="35" w15:restartNumberingAfterBreak="0">
     <w:nsid w:val="66BB6FFE"/>
     <w:multiLevelType w:val="hybridMultilevel"/>
     <w:tmpl w:val="80BAD8FE"/>
@@ -40358,7 +46198,7 @@
       </w:rPr>
     </w:lvl>
   </w:abstractNum>
-  <w:abstractNum w:abstractNumId="34" w15:restartNumberingAfterBreak="0">
+  <w:abstractNum w:abstractNumId="36" w15:restartNumberingAfterBreak="0">
     <w:nsid w:val="6DA36584"/>
     <w:multiLevelType w:val="multilevel"/>
     <w:tmpl w:val="AD10EA44"/>
@@ -40507,7 +46347,7 @@
       </w:rPr>
     </w:lvl>
   </w:abstractNum>
-  <w:abstractNum w:abstractNumId="35" w15:restartNumberingAfterBreak="0">
+  <w:abstractNum w:abstractNumId="37" w15:restartNumberingAfterBreak="0">
     <w:nsid w:val="6E6F5B9A"/>
     <w:multiLevelType w:val="hybridMultilevel"/>
     <w:tmpl w:val="8558E2F2"/>
@@ -40593,7 +46433,7 @@
       </w:pPr>
     </w:lvl>
   </w:abstractNum>
-  <w:abstractNum w:abstractNumId="36" w15:restartNumberingAfterBreak="0">
+  <w:abstractNum w:abstractNumId="38" w15:restartNumberingAfterBreak="0">
     <w:nsid w:val="6FBA030F"/>
     <w:multiLevelType w:val="multilevel"/>
     <w:tmpl w:val="F78EC19A"/>
@@ -40742,7 +46582,7 @@
       </w:rPr>
     </w:lvl>
   </w:abstractNum>
-  <w:abstractNum w:abstractNumId="37" w15:restartNumberingAfterBreak="0">
+  <w:abstractNum w:abstractNumId="39" w15:restartNumberingAfterBreak="0">
     <w:nsid w:val="71D00C76"/>
     <w:multiLevelType w:val="hybridMultilevel"/>
     <w:tmpl w:val="6A02403E"/>
@@ -40828,7 +46668,7 @@
       </w:pPr>
     </w:lvl>
   </w:abstractNum>
-  <w:abstractNum w:abstractNumId="38" w15:restartNumberingAfterBreak="0">
+  <w:abstractNum w:abstractNumId="40" w15:restartNumberingAfterBreak="0">
     <w:nsid w:val="744E210B"/>
     <w:multiLevelType w:val="hybridMultilevel"/>
     <w:tmpl w:val="9822F04E"/>
@@ -40941,7 +46781,7 @@
       </w:rPr>
     </w:lvl>
   </w:abstractNum>
-  <w:abstractNum w:abstractNumId="39" w15:restartNumberingAfterBreak="0">
+  <w:abstractNum w:abstractNumId="41" w15:restartNumberingAfterBreak="0">
     <w:nsid w:val="7492688A"/>
     <w:multiLevelType w:val="hybridMultilevel"/>
     <w:tmpl w:val="32E29218"/>
@@ -41027,7 +46867,7 @@
       </w:pPr>
     </w:lvl>
   </w:abstractNum>
-  <w:abstractNum w:abstractNumId="40" w15:restartNumberingAfterBreak="0">
+  <w:abstractNum w:abstractNumId="42" w15:restartNumberingAfterBreak="0">
     <w:nsid w:val="761C686D"/>
     <w:multiLevelType w:val="hybridMultilevel"/>
     <w:tmpl w:val="DEB45C4E"/>
@@ -41140,7 +46980,7 @@
       </w:rPr>
     </w:lvl>
   </w:abstractNum>
-  <w:abstractNum w:abstractNumId="41" w15:restartNumberingAfterBreak="0">
+  <w:abstractNum w:abstractNumId="43" w15:restartNumberingAfterBreak="0">
     <w:nsid w:val="79D7047F"/>
     <w:multiLevelType w:val="hybridMultilevel"/>
     <w:tmpl w:val="3F4242CE"/>
@@ -41253,7 +47093,7 @@
       </w:rPr>
     </w:lvl>
   </w:abstractNum>
-  <w:abstractNum w:abstractNumId="42" w15:restartNumberingAfterBreak="0">
+  <w:abstractNum w:abstractNumId="44" w15:restartNumberingAfterBreak="0">
     <w:nsid w:val="7BC050BD"/>
     <w:multiLevelType w:val="hybridMultilevel"/>
     <w:tmpl w:val="E5847778"/>
@@ -41342,7 +47182,7 @@
       </w:pPr>
     </w:lvl>
   </w:abstractNum>
-  <w:abstractNum w:abstractNumId="43" w15:restartNumberingAfterBreak="0">
+  <w:abstractNum w:abstractNumId="45" w15:restartNumberingAfterBreak="0">
     <w:nsid w:val="7DE873E7"/>
     <w:multiLevelType w:val="multilevel"/>
     <w:tmpl w:val="4DEE3816"/>
@@ -41492,136 +47332,142 @@
     </w:lvl>
   </w:abstractNum>
   <w:num w:numId="1" w16cid:durableId="1447388602">
+    <w:abstractNumId w:val="23"/>
+  </w:num>
+  <w:num w:numId="2" w16cid:durableId="1948003538">
+    <w:abstractNumId w:val="26"/>
+  </w:num>
+  <w:num w:numId="3" w16cid:durableId="428352006">
+    <w:abstractNumId w:val="2"/>
+  </w:num>
+  <w:num w:numId="4" w16cid:durableId="115608642">
+    <w:abstractNumId w:val="21"/>
+  </w:num>
+  <w:num w:numId="5" w16cid:durableId="1677532577">
+    <w:abstractNumId w:val="27"/>
+  </w:num>
+  <w:num w:numId="6" w16cid:durableId="718627731">
+    <w:abstractNumId w:val="19"/>
+  </w:num>
+  <w:num w:numId="7" w16cid:durableId="1887910498">
+    <w:abstractNumId w:val="35"/>
+  </w:num>
+  <w:num w:numId="8" w16cid:durableId="1004012833">
+    <w:abstractNumId w:val="3"/>
+  </w:num>
+  <w:num w:numId="9" w16cid:durableId="1057817824">
+    <w:abstractNumId w:val="42"/>
+  </w:num>
+  <w:num w:numId="10" w16cid:durableId="1256748402">
+    <w:abstractNumId w:val="43"/>
+  </w:num>
+  <w:num w:numId="11" w16cid:durableId="1252663841">
+    <w:abstractNumId w:val="15"/>
+  </w:num>
+  <w:num w:numId="12" w16cid:durableId="2081555796">
+    <w:abstractNumId w:val="16"/>
+  </w:num>
+  <w:num w:numId="13" w16cid:durableId="685401924">
+    <w:abstractNumId w:val="4"/>
+  </w:num>
+  <w:num w:numId="14" w16cid:durableId="831411404">
+    <w:abstractNumId w:val="29"/>
+  </w:num>
+  <w:num w:numId="15" w16cid:durableId="872697447">
+    <w:abstractNumId w:val="41"/>
+  </w:num>
+  <w:num w:numId="16" w16cid:durableId="1126117956">
+    <w:abstractNumId w:val="18"/>
+  </w:num>
+  <w:num w:numId="17" w16cid:durableId="941108632">
+    <w:abstractNumId w:val="17"/>
+  </w:num>
+  <w:num w:numId="18" w16cid:durableId="319626160">
+    <w:abstractNumId w:val="36"/>
+  </w:num>
+  <w:num w:numId="19" w16cid:durableId="2119058599">
+    <w:abstractNumId w:val="38"/>
+  </w:num>
+  <w:num w:numId="20" w16cid:durableId="690958598">
+    <w:abstractNumId w:val="33"/>
+  </w:num>
+  <w:num w:numId="21" w16cid:durableId="1869292214">
+    <w:abstractNumId w:val="45"/>
+  </w:num>
+  <w:num w:numId="22" w16cid:durableId="1617977992">
+    <w:abstractNumId w:val="8"/>
+  </w:num>
+  <w:num w:numId="23" w16cid:durableId="607271204">
+    <w:abstractNumId w:val="34"/>
+  </w:num>
+  <w:num w:numId="24" w16cid:durableId="502739204">
+    <w:abstractNumId w:val="11"/>
+  </w:num>
+  <w:num w:numId="25" w16cid:durableId="230162898">
+    <w:abstractNumId w:val="32"/>
+  </w:num>
+  <w:num w:numId="26" w16cid:durableId="593592183">
+    <w:abstractNumId w:val="10"/>
+  </w:num>
+  <w:num w:numId="27" w16cid:durableId="817652340">
+    <w:abstractNumId w:val="30"/>
+  </w:num>
+  <w:num w:numId="28" w16cid:durableId="382873453">
+    <w:abstractNumId w:val="7"/>
+  </w:num>
+  <w:num w:numId="29" w16cid:durableId="1691908137">
+    <w:abstractNumId w:val="28"/>
+  </w:num>
+  <w:num w:numId="30" w16cid:durableId="1720283053">
+    <w:abstractNumId w:val="39"/>
+  </w:num>
+  <w:num w:numId="31" w16cid:durableId="1934974298">
+    <w:abstractNumId w:val="44"/>
+  </w:num>
+  <w:num w:numId="32" w16cid:durableId="982848507">
+    <w:abstractNumId w:val="20"/>
+  </w:num>
+  <w:num w:numId="33" w16cid:durableId="1285967301">
+    <w:abstractNumId w:val="24"/>
+  </w:num>
+  <w:num w:numId="34" w16cid:durableId="2054188682">
+    <w:abstractNumId w:val="40"/>
+  </w:num>
+  <w:num w:numId="35" w16cid:durableId="105199470">
+    <w:abstractNumId w:val="9"/>
+  </w:num>
+  <w:num w:numId="36" w16cid:durableId="98720103">
+    <w:abstractNumId w:val="31"/>
+  </w:num>
+  <w:num w:numId="37" w16cid:durableId="1554658429">
+    <w:abstractNumId w:val="14"/>
+  </w:num>
+  <w:num w:numId="38" w16cid:durableId="2073500007">
+    <w:abstractNumId w:val="13"/>
+  </w:num>
+  <w:num w:numId="39" w16cid:durableId="1341355599">
     <w:abstractNumId w:val="22"/>
   </w:num>
-  <w:num w:numId="2" w16cid:durableId="1948003538">
-    <w:abstractNumId w:val="24"/>
-  </w:num>
-  <w:num w:numId="3" w16cid:durableId="428352006">
+  <w:num w:numId="40" w16cid:durableId="1198540684">
     <w:abstractNumId w:val="1"/>
   </w:num>
-  <w:num w:numId="4" w16cid:durableId="115608642">
-    <w:abstractNumId w:val="20"/>
+  <w:num w:numId="41" w16cid:durableId="177278376">
+    <w:abstractNumId w:val="5"/>
   </w:num>
-  <w:num w:numId="5" w16cid:durableId="1677532577">
-    <w:abstractNumId w:val="25"/>
+  <w:num w:numId="42" w16cid:durableId="1691177080">
+    <w:abstractNumId w:val="37"/>
   </w:num>
-  <w:num w:numId="6" w16cid:durableId="718627731">
-    <w:abstractNumId w:val="18"/>
+  <w:num w:numId="43" w16cid:durableId="142091735">
+    <w:abstractNumId w:val="12"/>
   </w:num>
-  <w:num w:numId="7" w16cid:durableId="1887910498">
-    <w:abstractNumId w:val="33"/>
-  </w:num>
-  <w:num w:numId="8" w16cid:durableId="1004012833">
-    <w:abstractNumId w:val="2"/>
-  </w:num>
-  <w:num w:numId="9" w16cid:durableId="1057817824">
-    <w:abstractNumId w:val="40"/>
-  </w:num>
-  <w:num w:numId="10" w16cid:durableId="1256748402">
-    <w:abstractNumId w:val="41"/>
-  </w:num>
-  <w:num w:numId="11" w16cid:durableId="1252663841">
-    <w:abstractNumId w:val="14"/>
-  </w:num>
-  <w:num w:numId="12" w16cid:durableId="2081555796">
-    <w:abstractNumId w:val="15"/>
-  </w:num>
-  <w:num w:numId="13" w16cid:durableId="685401924">
-    <w:abstractNumId w:val="3"/>
-  </w:num>
-  <w:num w:numId="14" w16cid:durableId="831411404">
-    <w:abstractNumId w:val="27"/>
-  </w:num>
-  <w:num w:numId="15" w16cid:durableId="872697447">
-    <w:abstractNumId w:val="39"/>
-  </w:num>
-  <w:num w:numId="16" w16cid:durableId="1126117956">
-    <w:abstractNumId w:val="17"/>
-  </w:num>
-  <w:num w:numId="17" w16cid:durableId="941108632">
-    <w:abstractNumId w:val="16"/>
-  </w:num>
-  <w:num w:numId="18" w16cid:durableId="319626160">
-    <w:abstractNumId w:val="34"/>
-  </w:num>
-  <w:num w:numId="19" w16cid:durableId="2119058599">
-    <w:abstractNumId w:val="36"/>
-  </w:num>
-  <w:num w:numId="20" w16cid:durableId="690958598">
-    <w:abstractNumId w:val="31"/>
-  </w:num>
-  <w:num w:numId="21" w16cid:durableId="1869292214">
-    <w:abstractNumId w:val="43"/>
-  </w:num>
-  <w:num w:numId="22" w16cid:durableId="1617977992">
-    <w:abstractNumId w:val="7"/>
-  </w:num>
-  <w:num w:numId="23" w16cid:durableId="607271204">
-    <w:abstractNumId w:val="32"/>
-  </w:num>
-  <w:num w:numId="24" w16cid:durableId="502739204">
-    <w:abstractNumId w:val="10"/>
-  </w:num>
-  <w:num w:numId="25" w16cid:durableId="230162898">
-    <w:abstractNumId w:val="30"/>
-  </w:num>
-  <w:num w:numId="26" w16cid:durableId="593592183">
-    <w:abstractNumId w:val="9"/>
-  </w:num>
-  <w:num w:numId="27" w16cid:durableId="817652340">
-    <w:abstractNumId w:val="28"/>
-  </w:num>
-  <w:num w:numId="28" w16cid:durableId="382873453">
+  <w:num w:numId="44" w16cid:durableId="1258635845">
     <w:abstractNumId w:val="6"/>
   </w:num>
-  <w:num w:numId="29" w16cid:durableId="1691908137">
-    <w:abstractNumId w:val="26"/>
-  </w:num>
-  <w:num w:numId="30" w16cid:durableId="1720283053">
-    <w:abstractNumId w:val="37"/>
-  </w:num>
-  <w:num w:numId="31" w16cid:durableId="1934974298">
-    <w:abstractNumId w:val="42"/>
-  </w:num>
-  <w:num w:numId="32" w16cid:durableId="982848507">
-    <w:abstractNumId w:val="19"/>
-  </w:num>
-  <w:num w:numId="33" w16cid:durableId="1285967301">
-    <w:abstractNumId w:val="23"/>
-  </w:num>
-  <w:num w:numId="34" w16cid:durableId="2054188682">
-    <w:abstractNumId w:val="38"/>
-  </w:num>
-  <w:num w:numId="35" w16cid:durableId="105199470">
-    <w:abstractNumId w:val="8"/>
-  </w:num>
-  <w:num w:numId="36" w16cid:durableId="98720103">
-    <w:abstractNumId w:val="29"/>
-  </w:num>
-  <w:num w:numId="37" w16cid:durableId="1554658429">
-    <w:abstractNumId w:val="13"/>
-  </w:num>
-  <w:num w:numId="38" w16cid:durableId="2073500007">
-    <w:abstractNumId w:val="12"/>
-  </w:num>
-  <w:num w:numId="39" w16cid:durableId="1341355599">
-    <w:abstractNumId w:val="21"/>
-  </w:num>
-  <w:num w:numId="40" w16cid:durableId="1198540684">
+  <w:num w:numId="45" w16cid:durableId="752775790">
     <w:abstractNumId w:val="0"/>
   </w:num>
-  <w:num w:numId="41" w16cid:durableId="177278376">
-    <w:abstractNumId w:val="4"/>
-  </w:num>
-  <w:num w:numId="42" w16cid:durableId="1691177080">
-    <w:abstractNumId w:val="35"/>
-  </w:num>
-  <w:num w:numId="43" w16cid:durableId="142091735">
-    <w:abstractNumId w:val="11"/>
-  </w:num>
-  <w:num w:numId="44" w16cid:durableId="1258635845">
-    <w:abstractNumId w:val="5"/>
+  <w:num w:numId="46" w16cid:durableId="1671954787">
+    <w:abstractNumId w:val="25"/>
   </w:num>
   <w:numIdMacAtCleanup w:val="26"/>
 </w:numbering>
@@ -42248,7 +48094,6 @@
   <w:style w:type="character" w:default="1" w:styleId="Standardnpsmoodstavce">
     <w:name w:val="Default Paragraph Font"/>
     <w:uiPriority w:val="1"/>
-    <w:semiHidden/>
     <w:unhideWhenUsed/>
   </w:style>
   <w:style w:type="table" w:default="1" w:styleId="Normlntabulka">
@@ -43399,15 +49244,6 @@
 </file>
 
 <file path=customXml/item1.xml><?xml version="1.0" encoding="utf-8"?>
-<?mso-contentType ?>
-<FormTemplates xmlns="http://schemas.microsoft.com/sharepoint/v3/contenttype/forms">
-  <Display>DocumentLibraryForm</Display>
-  <Edit>AssetEditForm</Edit>
-  <New>DocumentLibraryForm</New>
-</FormTemplates>
-</file>
-
-<file path=customXml/item2.xml><?xml version="1.0" encoding="utf-8"?>
 <p:properties xmlns:p="http://schemas.microsoft.com/office/2006/metadata/properties" xmlns:xsi="http://www.w3.org/2001/XMLSchema-instance" xmlns:pc="http://schemas.microsoft.com/office/infopath/2007/PartnerControls">
   <documentManagement>
     <TPExecutable xmlns="4eb71313-1cf6-4961-b6ce-0c29fc5284b9" xsi:nil="true"/>
@@ -43534,11 +49370,16 @@
 </p:properties>
 </file>
 
-<file path=customXml/item3.xml><?xml version="1.0" encoding="utf-8"?>
-<b:Sources xmlns:b="http://schemas.openxmlformats.org/officeDocument/2006/bibliography" xmlns="http://schemas.openxmlformats.org/officeDocument/2006/bibliography" SelectedStyle="/APASixthEditionOfficeOnline.xsl" StyleName="APA" Version="6"/>
+<file path=customXml/item2.xml><?xml version="1.0" encoding="utf-8"?>
+<?mso-contentType ?>
+<FormTemplates xmlns="http://schemas.microsoft.com/sharepoint/v3/contenttype/forms">
+  <Display>DocumentLibraryForm</Display>
+  <Edit>AssetEditForm</Edit>
+  <New>DocumentLibraryForm</New>
+</FormTemplates>
 </file>
 
-<file path=customXml/item4.xml><?xml version="1.0" encoding="utf-8"?>
+<file path=customXml/item3.xml><?xml version="1.0" encoding="utf-8"?>
 <ct:contentTypeSchema xmlns:ct="http://schemas.microsoft.com/office/2006/metadata/contentType" xmlns:ma="http://schemas.microsoft.com/office/2006/metadata/properties/metaAttributes" ct:_="" ma:_="" ma:contentTypeName="TemplateFile" ma:contentTypeID="0x010100AC6DD24B17643A43B5911557F59D23340400899CD97D2199F748BA22A48D93649A64" ma:contentTypeVersion="58" ma:contentTypeDescription="Create a new document." ma:contentTypeScope="" ma:versionID="cb85242d804791fa63a999220e43a0bf">
   <xsd:schema xmlns:xsd="http://www.w3.org/2001/XMLSchema" xmlns:xs="http://www.w3.org/2001/XMLSchema" xmlns:p="http://schemas.microsoft.com/office/2006/metadata/properties" xmlns:ns2="4eb71313-1cf6-4961-b6ce-0c29fc5284b9" targetNamespace="http://schemas.microsoft.com/office/2006/metadata/properties" ma:root="true" ma:fieldsID="2e13631c6b34a2889e7ce7c8f1efd12b" ns2:_="">
     <xsd:import namespace="4eb71313-1cf6-4961-b6ce-0c29fc5284b9"/>
@@ -44572,15 +50413,11 @@
 </ct:contentTypeSchema>
 </file>
 
-<file path=customXml/itemProps1.xml><?xml version="1.0" encoding="utf-8"?>
-<ds:datastoreItem xmlns:ds="http://schemas.openxmlformats.org/officeDocument/2006/customXml" ds:itemID="{42AF3EE1-17D6-4994-8D19-1C5A21673D61}">
-  <ds:schemaRefs>
-    <ds:schemaRef ds:uri="http://schemas.microsoft.com/sharepoint/v3/contenttype/forms"/>
-  </ds:schemaRefs>
-</ds:datastoreItem>
+<file path=customXml/item4.xml><?xml version="1.0" encoding="utf-8"?>
+<b:Sources xmlns:b="http://schemas.openxmlformats.org/officeDocument/2006/bibliography" xmlns="http://schemas.openxmlformats.org/officeDocument/2006/bibliography" SelectedStyle="/APASixthEditionOfficeOnline.xsl" StyleName="APA" Version="6"/>
 </file>
 
-<file path=customXml/itemProps2.xml><?xml version="1.0" encoding="utf-8"?>
+<file path=customXml/itemProps1.xml><?xml version="1.0" encoding="utf-8"?>
 <ds:datastoreItem xmlns:ds="http://schemas.openxmlformats.org/officeDocument/2006/customXml" ds:itemID="{63E3A13E-B3BC-4A1C-88E3-0C4AF2AB6AEE}">
   <ds:schemaRefs>
     <ds:schemaRef ds:uri="http://schemas.microsoft.com/office/2006/metadata/properties"/>
@@ -44590,15 +50427,15 @@
 </ds:datastoreItem>
 </file>
 
-<file path=customXml/itemProps3.xml><?xml version="1.0" encoding="utf-8"?>
-<ds:datastoreItem xmlns:ds="http://schemas.openxmlformats.org/officeDocument/2006/customXml" ds:itemID="{A9C8C408-4E5E-524B-A672-45D328F6189D}">
+<file path=customXml/itemProps2.xml><?xml version="1.0" encoding="utf-8"?>
+<ds:datastoreItem xmlns:ds="http://schemas.openxmlformats.org/officeDocument/2006/customXml" ds:itemID="{42AF3EE1-17D6-4994-8D19-1C5A21673D61}">
   <ds:schemaRefs>
-    <ds:schemaRef ds:uri="http://schemas.openxmlformats.org/officeDocument/2006/bibliography"/>
+    <ds:schemaRef ds:uri="http://schemas.microsoft.com/sharepoint/v3/contenttype/forms"/>
   </ds:schemaRefs>
 </ds:datastoreItem>
 </file>
 
-<file path=customXml/itemProps4.xml><?xml version="1.0" encoding="utf-8"?>
+<file path=customXml/itemProps3.xml><?xml version="1.0" encoding="utf-8"?>
 <ds:datastoreItem xmlns:ds="http://schemas.openxmlformats.org/officeDocument/2006/customXml" ds:itemID="{3D5BC34A-A158-4DE6-9D48-EADCE6F2EC60}">
   <ds:schemaRefs>
     <ds:schemaRef ds:uri="http://schemas.microsoft.com/office/2006/metadata/contentType"/>
@@ -44614,4 +50451,12 @@
     <ds:schemaRef ds:uri="http://schemas.microsoft.com/internal/obd"/>
   </ds:schemaRefs>
 </ds:datastoreItem>
+</file>
+
+<file path=customXml/itemProps4.xml><?xml version="1.0" encoding="utf-8"?>
+<ds:datastoreItem xmlns:ds="http://schemas.openxmlformats.org/officeDocument/2006/customXml" ds:itemID="{A9C8C408-4E5E-524B-A672-45D328F6189D}">
+  <ds:schemaRefs>
+    <ds:schemaRef ds:uri="http://schemas.openxmlformats.org/officeDocument/2006/bibliography"/>
+  </ds:schemaRefs>
+</ds:datastoreItem>
 </file>